--- a/redacao/UCP/saida/Raphael_Eiras-Decomposicao_por_aspecto_do_sentimento_em_avaliacoes_do_airbnb_rj-ucp_2026-UCP.docx
+++ b/redacao/UCP/saida/Raphael_Eiras-Decomposicao_por_aspecto_do_sentimento_em_avaliacoes_do_airbnb_rj-ucp_2026-UCP.docx
@@ -137,7 +137,7 @@
     <w:p>
       <w:pPr>
         <w:pStyle w:val="Ttulononumerado"/>
-        <w:spacing w:after="0"/>
+        <w:spacing w:before="4000" w:after="0"/>
       </w:pPr>
       <w:r>
         <w:t>Petrópolis</w:t>
@@ -504,7 +504,7 @@
       <w:r>
         <w:fldChar w:fldCharType="separate"/>
       </w:r>
-      <w:hyperlink w:anchor="_Toc242739056" w:history="1">
+      <w:hyperlink w:anchor="_Toc242741498" w:history="1">
         <w:r>
           <w:rPr>
             <w:rStyle w:val="Hyperlink"/>
@@ -531,7 +531,7 @@
             <w:noProof/>
             <w:webHidden/>
           </w:rPr>
-          <w:instrText xml:space="preserve"> PAGEREF _Toc242739056 \h </w:instrText>
+          <w:instrText xml:space="preserve"> PAGEREF _Toc242741498 \h </w:instrText>
         </w:r>
         <w:r>
           <w:rPr>
@@ -577,7 +577,7 @@
           <w14:ligatures w14:val="standardContextual"/>
         </w:rPr>
       </w:pPr>
-      <w:hyperlink w:anchor="_Toc242739057" w:history="1">
+      <w:hyperlink w:anchor="_Toc242741499" w:history="1">
         <w:r>
           <w:rPr>
             <w:rStyle w:val="Hyperlink"/>
@@ -604,7 +604,7 @@
             <w:noProof/>
             <w:webHidden/>
           </w:rPr>
-          <w:instrText xml:space="preserve"> PAGEREF _Toc242739057 \h </w:instrText>
+          <w:instrText xml:space="preserve"> PAGEREF _Toc242741499 \h </w:instrText>
         </w:r>
         <w:r>
           <w:rPr>
@@ -650,7 +650,7 @@
           <w14:ligatures w14:val="standardContextual"/>
         </w:rPr>
       </w:pPr>
-      <w:hyperlink w:anchor="_Toc242739058" w:history="1">
+      <w:hyperlink w:anchor="_Toc242741500" w:history="1">
         <w:r>
           <w:rPr>
             <w:rStyle w:val="Hyperlink"/>
@@ -677,7 +677,7 @@
             <w:noProof/>
             <w:webHidden/>
           </w:rPr>
-          <w:instrText xml:space="preserve"> PAGEREF _Toc242739058 \h </w:instrText>
+          <w:instrText xml:space="preserve"> PAGEREF _Toc242741500 \h </w:instrText>
         </w:r>
         <w:r>
           <w:rPr>
@@ -723,7 +723,7 @@
           <w14:ligatures w14:val="standardContextual"/>
         </w:rPr>
       </w:pPr>
-      <w:hyperlink w:anchor="_Toc242739059" w:history="1">
+      <w:hyperlink w:anchor="_Toc242741501" w:history="1">
         <w:r>
           <w:rPr>
             <w:rStyle w:val="Hyperlink"/>
@@ -750,7 +750,7 @@
             <w:noProof/>
             <w:webHidden/>
           </w:rPr>
-          <w:instrText xml:space="preserve"> PAGEREF _Toc242739059 \h </w:instrText>
+          <w:instrText xml:space="preserve"> PAGEREF _Toc242741501 \h </w:instrText>
         </w:r>
         <w:r>
           <w:rPr>
@@ -796,7 +796,7 @@
           <w14:ligatures w14:val="standardContextual"/>
         </w:rPr>
       </w:pPr>
-      <w:hyperlink w:anchor="_Toc242739060" w:history="1">
+      <w:hyperlink w:anchor="_Toc242741502" w:history="1">
         <w:r>
           <w:rPr>
             <w:rStyle w:val="Hyperlink"/>
@@ -846,7 +846,7 @@
             <w:noProof/>
             <w:webHidden/>
           </w:rPr>
-          <w:instrText xml:space="preserve"> PAGEREF _Toc242739060 \h </w:instrText>
+          <w:instrText xml:space="preserve"> PAGEREF _Toc242741502 \h </w:instrText>
         </w:r>
         <w:r>
           <w:rPr>
@@ -866,7 +866,7 @@
             <w:noProof/>
             <w:webHidden/>
           </w:rPr>
-          <w:t>23</w:t>
+          <w:t>24</w:t>
         </w:r>
         <w:r>
           <w:rPr>
@@ -892,7 +892,7 @@
           <w14:ligatures w14:val="standardContextual"/>
         </w:rPr>
       </w:pPr>
-      <w:hyperlink w:anchor="_Toc242739061" w:history="1">
+      <w:hyperlink w:anchor="_Toc242741503" w:history="1">
         <w:r>
           <w:rPr>
             <w:rStyle w:val="Hyperlink"/>
@@ -919,7 +919,7 @@
             <w:noProof/>
             <w:webHidden/>
           </w:rPr>
-          <w:instrText xml:space="preserve"> PAGEREF _Toc242739061 \h </w:instrText>
+          <w:instrText xml:space="preserve"> PAGEREF _Toc242741503 \h </w:instrText>
         </w:r>
         <w:r>
           <w:rPr>
@@ -965,7 +965,7 @@
           <w14:ligatures w14:val="standardContextual"/>
         </w:rPr>
       </w:pPr>
-      <w:hyperlink w:anchor="_Toc242739062" w:history="1">
+      <w:hyperlink w:anchor="_Toc242741504" w:history="1">
         <w:r>
           <w:rPr>
             <w:rStyle w:val="Hyperlink"/>
@@ -1015,7 +1015,7 @@
             <w:noProof/>
             <w:webHidden/>
           </w:rPr>
-          <w:instrText xml:space="preserve"> PAGEREF _Toc242739062 \h </w:instrText>
+          <w:instrText xml:space="preserve"> PAGEREF _Toc242741504 \h </w:instrText>
         </w:r>
         <w:r>
           <w:rPr>
@@ -1061,7 +1061,7 @@
           <w14:ligatures w14:val="standardContextual"/>
         </w:rPr>
       </w:pPr>
-      <w:hyperlink w:anchor="_Toc242739063" w:history="1">
+      <w:hyperlink w:anchor="_Toc242741505" w:history="1">
         <w:r>
           <w:rPr>
             <w:rStyle w:val="Hyperlink"/>
@@ -1088,7 +1088,7 @@
             <w:noProof/>
             <w:webHidden/>
           </w:rPr>
-          <w:instrText xml:space="preserve"> PAGEREF _Toc242739063 \h </w:instrText>
+          <w:instrText xml:space="preserve"> PAGEREF _Toc242741505 \h </w:instrText>
         </w:r>
         <w:r>
           <w:rPr>
@@ -1134,7 +1134,7 @@
           <w14:ligatures w14:val="standardContextual"/>
         </w:rPr>
       </w:pPr>
-      <w:hyperlink w:anchor="_Toc242739064" w:history="1">
+      <w:hyperlink w:anchor="_Toc242741506" w:history="1">
         <w:r>
           <w:rPr>
             <w:rStyle w:val="Hyperlink"/>
@@ -1161,7 +1161,7 @@
             <w:noProof/>
             <w:webHidden/>
           </w:rPr>
-          <w:instrText xml:space="preserve"> PAGEREF _Toc242739064 \h </w:instrText>
+          <w:instrText xml:space="preserve"> PAGEREF _Toc242741506 \h </w:instrText>
         </w:r>
         <w:r>
           <w:rPr>
@@ -1207,7 +1207,7 @@
           <w14:ligatures w14:val="standardContextual"/>
         </w:rPr>
       </w:pPr>
-      <w:hyperlink w:anchor="_Toc242739065" w:history="1">
+      <w:hyperlink w:anchor="_Toc242741507" w:history="1">
         <w:r>
           <w:rPr>
             <w:rStyle w:val="Hyperlink"/>
@@ -1234,7 +1234,7 @@
             <w:noProof/>
             <w:webHidden/>
           </w:rPr>
-          <w:instrText xml:space="preserve"> PAGEREF _Toc242739065 \h </w:instrText>
+          <w:instrText xml:space="preserve"> PAGEREF _Toc242741507 \h </w:instrText>
         </w:r>
         <w:r>
           <w:rPr>
@@ -1280,7 +1280,7 @@
           <w14:ligatures w14:val="standardContextual"/>
         </w:rPr>
       </w:pPr>
-      <w:hyperlink w:anchor="_Toc242739066" w:history="1">
+      <w:hyperlink w:anchor="_Toc242741508" w:history="1">
         <w:r>
           <w:rPr>
             <w:rStyle w:val="Hyperlink"/>
@@ -1307,7 +1307,7 @@
             <w:noProof/>
             <w:webHidden/>
           </w:rPr>
-          <w:instrText xml:space="preserve"> PAGEREF _Toc242739066 \h </w:instrText>
+          <w:instrText xml:space="preserve"> PAGEREF _Toc242741508 \h </w:instrText>
         </w:r>
         <w:r>
           <w:rPr>
@@ -1353,7 +1353,7 @@
           <w14:ligatures w14:val="standardContextual"/>
         </w:rPr>
       </w:pPr>
-      <w:hyperlink w:anchor="_Toc242739067" w:history="1">
+      <w:hyperlink w:anchor="_Toc242741509" w:history="1">
         <w:r>
           <w:rPr>
             <w:rStyle w:val="Hyperlink"/>
@@ -1403,7 +1403,7 @@
             <w:noProof/>
             <w:webHidden/>
           </w:rPr>
-          <w:instrText xml:space="preserve"> PAGEREF _Toc242739067 \h </w:instrText>
+          <w:instrText xml:space="preserve"> PAGEREF _Toc242741509 \h </w:instrText>
         </w:r>
         <w:r>
           <w:rPr>
@@ -1449,7 +1449,7 @@
           <w14:ligatures w14:val="standardContextual"/>
         </w:rPr>
       </w:pPr>
-      <w:hyperlink w:anchor="_Toc242739068" w:history="1">
+      <w:hyperlink w:anchor="_Toc242741510" w:history="1">
         <w:r>
           <w:rPr>
             <w:rStyle w:val="Hyperlink"/>
@@ -1476,7 +1476,7 @@
             <w:noProof/>
             <w:webHidden/>
           </w:rPr>
-          <w:instrText xml:space="preserve"> PAGEREF _Toc242739068 \h </w:instrText>
+          <w:instrText xml:space="preserve"> PAGEREF _Toc242741510 \h </w:instrText>
         </w:r>
         <w:r>
           <w:rPr>
@@ -1554,7 +1554,7 @@
       <w:r>
         <w:fldChar w:fldCharType="separate"/>
       </w:r>
-      <w:hyperlink w:anchor="_Toc242739015" w:history="1">
+      <w:hyperlink w:anchor="_Toc242741457" w:history="1">
         <w:r>
           <w:rPr>
             <w:rStyle w:val="Hyperlink"/>
@@ -1581,7 +1581,7 @@
             <w:noProof/>
             <w:webHidden/>
           </w:rPr>
-          <w:instrText xml:space="preserve"> PAGEREF _Toc242739015 \h </w:instrText>
+          <w:instrText xml:space="preserve"> PAGEREF _Toc242741457 \h </w:instrText>
         </w:r>
         <w:r>
           <w:rPr>
@@ -1627,7 +1627,7 @@
           <w14:ligatures w14:val="standardContextual"/>
         </w:rPr>
       </w:pPr>
-      <w:hyperlink w:anchor="_Toc242739016" w:history="1">
+      <w:hyperlink w:anchor="_Toc242741458" w:history="1">
         <w:r>
           <w:rPr>
             <w:rStyle w:val="Hyperlink"/>
@@ -1654,7 +1654,7 @@
             <w:noProof/>
             <w:webHidden/>
           </w:rPr>
-          <w:instrText xml:space="preserve"> PAGEREF _Toc242739016 \h </w:instrText>
+          <w:instrText xml:space="preserve"> PAGEREF _Toc242741458 \h </w:instrText>
         </w:r>
         <w:r>
           <w:rPr>
@@ -1700,7 +1700,7 @@
           <w14:ligatures w14:val="standardContextual"/>
         </w:rPr>
       </w:pPr>
-      <w:hyperlink w:anchor="_Toc242739017" w:history="1">
+      <w:hyperlink w:anchor="_Toc242741459" w:history="1">
         <w:r>
           <w:rPr>
             <w:rStyle w:val="Hyperlink"/>
@@ -1727,7 +1727,7 @@
             <w:noProof/>
             <w:webHidden/>
           </w:rPr>
-          <w:instrText xml:space="preserve"> PAGEREF _Toc242739017 \h </w:instrText>
+          <w:instrText xml:space="preserve"> PAGEREF _Toc242741459 \h </w:instrText>
         </w:r>
         <w:r>
           <w:rPr>
@@ -1773,7 +1773,7 @@
           <w14:ligatures w14:val="standardContextual"/>
         </w:rPr>
       </w:pPr>
-      <w:hyperlink w:anchor="_Toc242739018" w:history="1">
+      <w:hyperlink w:anchor="_Toc242741460" w:history="1">
         <w:r>
           <w:rPr>
             <w:rStyle w:val="Hyperlink"/>
@@ -1800,7 +1800,7 @@
             <w:noProof/>
             <w:webHidden/>
           </w:rPr>
-          <w:instrText xml:space="preserve"> PAGEREF _Toc242739018 \h </w:instrText>
+          <w:instrText xml:space="preserve"> PAGEREF _Toc242741460 \h </w:instrText>
         </w:r>
         <w:r>
           <w:rPr>
@@ -1846,7 +1846,7 @@
           <w14:ligatures w14:val="standardContextual"/>
         </w:rPr>
       </w:pPr>
-      <w:hyperlink w:anchor="_Toc242739019" w:history="1">
+      <w:hyperlink w:anchor="_Toc242741461" w:history="1">
         <w:r>
           <w:rPr>
             <w:rStyle w:val="Hyperlink"/>
@@ -1873,7 +1873,7 @@
             <w:noProof/>
             <w:webHidden/>
           </w:rPr>
-          <w:instrText xml:space="preserve"> PAGEREF _Toc242739019 \h </w:instrText>
+          <w:instrText xml:space="preserve"> PAGEREF _Toc242741461 \h </w:instrText>
         </w:r>
         <w:r>
           <w:rPr>
@@ -1919,7 +1919,7 @@
           <w14:ligatures w14:val="standardContextual"/>
         </w:rPr>
       </w:pPr>
-      <w:hyperlink w:anchor="_Toc242739020" w:history="1">
+      <w:hyperlink w:anchor="_Toc242741462" w:history="1">
         <w:r>
           <w:rPr>
             <w:rStyle w:val="Hyperlink"/>
@@ -1946,7 +1946,7 @@
             <w:noProof/>
             <w:webHidden/>
           </w:rPr>
-          <w:instrText xml:space="preserve"> PAGEREF _Toc242739020 \h </w:instrText>
+          <w:instrText xml:space="preserve"> PAGEREF _Toc242741462 \h </w:instrText>
         </w:r>
         <w:r>
           <w:rPr>
@@ -1992,7 +1992,7 @@
           <w14:ligatures w14:val="standardContextual"/>
         </w:rPr>
       </w:pPr>
-      <w:hyperlink w:anchor="_Toc242739021" w:history="1">
+      <w:hyperlink w:anchor="_Toc242741463" w:history="1">
         <w:r>
           <w:rPr>
             <w:rStyle w:val="Hyperlink"/>
@@ -2019,7 +2019,7 @@
             <w:noProof/>
             <w:webHidden/>
           </w:rPr>
-          <w:instrText xml:space="preserve"> PAGEREF _Toc242739021 \h </w:instrText>
+          <w:instrText xml:space="preserve"> PAGEREF _Toc242741463 \h </w:instrText>
         </w:r>
         <w:r>
           <w:rPr>
@@ -2065,7 +2065,7 @@
           <w14:ligatures w14:val="standardContextual"/>
         </w:rPr>
       </w:pPr>
-      <w:hyperlink w:anchor="_Toc242739022" w:history="1">
+      <w:hyperlink w:anchor="_Toc242741464" w:history="1">
         <w:r>
           <w:rPr>
             <w:rStyle w:val="Hyperlink"/>
@@ -2092,7 +2092,7 @@
             <w:noProof/>
             <w:webHidden/>
           </w:rPr>
-          <w:instrText xml:space="preserve"> PAGEREF _Toc242739022 \h </w:instrText>
+          <w:instrText xml:space="preserve"> PAGEREF _Toc242741464 \h </w:instrText>
         </w:r>
         <w:r>
           <w:rPr>
@@ -2138,7 +2138,7 @@
           <w14:ligatures w14:val="standardContextual"/>
         </w:rPr>
       </w:pPr>
-      <w:hyperlink w:anchor="_Toc242739023" w:history="1">
+      <w:hyperlink w:anchor="_Toc242741465" w:history="1">
         <w:r>
           <w:rPr>
             <w:rStyle w:val="Hyperlink"/>
@@ -2165,7 +2165,7 @@
             <w:noProof/>
             <w:webHidden/>
           </w:rPr>
-          <w:instrText xml:space="preserve"> PAGEREF _Toc242739023 \h </w:instrText>
+          <w:instrText xml:space="preserve"> PAGEREF _Toc242741465 \h </w:instrText>
         </w:r>
         <w:r>
           <w:rPr>
@@ -2211,7 +2211,7 @@
           <w14:ligatures w14:val="standardContextual"/>
         </w:rPr>
       </w:pPr>
-      <w:hyperlink w:anchor="_Toc242739024" w:history="1">
+      <w:hyperlink w:anchor="_Toc242741466" w:history="1">
         <w:r>
           <w:rPr>
             <w:rStyle w:val="Hyperlink"/>
@@ -2238,7 +2238,7 @@
             <w:noProof/>
             <w:webHidden/>
           </w:rPr>
-          <w:instrText xml:space="preserve"> PAGEREF _Toc242739024 \h </w:instrText>
+          <w:instrText xml:space="preserve"> PAGEREF _Toc242741466 \h </w:instrText>
         </w:r>
         <w:r>
           <w:rPr>
@@ -2284,7 +2284,7 @@
           <w14:ligatures w14:val="standardContextual"/>
         </w:rPr>
       </w:pPr>
-      <w:hyperlink w:anchor="_Toc242739025" w:history="1">
+      <w:hyperlink w:anchor="_Toc242741467" w:history="1">
         <w:r>
           <w:rPr>
             <w:rStyle w:val="Hyperlink"/>
@@ -2311,7 +2311,7 @@
             <w:noProof/>
             <w:webHidden/>
           </w:rPr>
-          <w:instrText xml:space="preserve"> PAGEREF _Toc242739025 \h </w:instrText>
+          <w:instrText xml:space="preserve"> PAGEREF _Toc242741467 \h </w:instrText>
         </w:r>
         <w:r>
           <w:rPr>
@@ -2357,7 +2357,7 @@
           <w14:ligatures w14:val="standardContextual"/>
         </w:rPr>
       </w:pPr>
-      <w:hyperlink w:anchor="_Toc242739026" w:history="1">
+      <w:hyperlink w:anchor="_Toc242741468" w:history="1">
         <w:r>
           <w:rPr>
             <w:rStyle w:val="Hyperlink"/>
@@ -2384,7 +2384,7 @@
             <w:noProof/>
             <w:webHidden/>
           </w:rPr>
-          <w:instrText xml:space="preserve"> PAGEREF _Toc242739026 \h </w:instrText>
+          <w:instrText xml:space="preserve"> PAGEREF _Toc242741468 \h </w:instrText>
         </w:r>
         <w:r>
           <w:rPr>
@@ -2430,7 +2430,7 @@
           <w14:ligatures w14:val="standardContextual"/>
         </w:rPr>
       </w:pPr>
-      <w:hyperlink w:anchor="_Toc242739027" w:history="1">
+      <w:hyperlink w:anchor="_Toc242741469" w:history="1">
         <w:r>
           <w:rPr>
             <w:rStyle w:val="Hyperlink"/>
@@ -2457,7 +2457,7 @@
             <w:noProof/>
             <w:webHidden/>
           </w:rPr>
-          <w:instrText xml:space="preserve"> PAGEREF _Toc242739027 \h </w:instrText>
+          <w:instrText xml:space="preserve"> PAGEREF _Toc242741469 \h </w:instrText>
         </w:r>
         <w:r>
           <w:rPr>
@@ -2503,7 +2503,7 @@
           <w14:ligatures w14:val="standardContextual"/>
         </w:rPr>
       </w:pPr>
-      <w:hyperlink w:anchor="_Toc242739028" w:history="1">
+      <w:hyperlink w:anchor="_Toc242741470" w:history="1">
         <w:r>
           <w:rPr>
             <w:rStyle w:val="Hyperlink"/>
@@ -2530,7 +2530,7 @@
             <w:noProof/>
             <w:webHidden/>
           </w:rPr>
-          <w:instrText xml:space="preserve"> PAGEREF _Toc242739028 \h </w:instrText>
+          <w:instrText xml:space="preserve"> PAGEREF _Toc242741470 \h </w:instrText>
         </w:r>
         <w:r>
           <w:rPr>
@@ -2576,7 +2576,7 @@
           <w14:ligatures w14:val="standardContextual"/>
         </w:rPr>
       </w:pPr>
-      <w:hyperlink w:anchor="_Toc242739029" w:history="1">
+      <w:hyperlink w:anchor="_Toc242741471" w:history="1">
         <w:r>
           <w:rPr>
             <w:rStyle w:val="Hyperlink"/>
@@ -2603,7 +2603,7 @@
             <w:noProof/>
             <w:webHidden/>
           </w:rPr>
-          <w:instrText xml:space="preserve"> PAGEREF _Toc242739029 \h </w:instrText>
+          <w:instrText xml:space="preserve"> PAGEREF _Toc242741471 \h </w:instrText>
         </w:r>
         <w:r>
           <w:rPr>
@@ -2649,7 +2649,7 @@
           <w14:ligatures w14:val="standardContextual"/>
         </w:rPr>
       </w:pPr>
-      <w:hyperlink w:anchor="_Toc242739030" w:history="1">
+      <w:hyperlink w:anchor="_Toc242741472" w:history="1">
         <w:r>
           <w:rPr>
             <w:rStyle w:val="Hyperlink"/>
@@ -2676,7 +2676,7 @@
             <w:noProof/>
             <w:webHidden/>
           </w:rPr>
-          <w:instrText xml:space="preserve"> PAGEREF _Toc242739030 \h </w:instrText>
+          <w:instrText xml:space="preserve"> PAGEREF _Toc242741472 \h </w:instrText>
         </w:r>
         <w:r>
           <w:rPr>
@@ -2722,7 +2722,7 @@
           <w14:ligatures w14:val="standardContextual"/>
         </w:rPr>
       </w:pPr>
-      <w:hyperlink w:anchor="_Toc242739031" w:history="1">
+      <w:hyperlink w:anchor="_Toc242741473" w:history="1">
         <w:r>
           <w:rPr>
             <w:rStyle w:val="Hyperlink"/>
@@ -2749,7 +2749,7 @@
             <w:noProof/>
             <w:webHidden/>
           </w:rPr>
-          <w:instrText xml:space="preserve"> PAGEREF _Toc242739031 \h </w:instrText>
+          <w:instrText xml:space="preserve"> PAGEREF _Toc242741473 \h </w:instrText>
         </w:r>
         <w:r>
           <w:rPr>
@@ -2795,7 +2795,7 @@
           <w14:ligatures w14:val="standardContextual"/>
         </w:rPr>
       </w:pPr>
-      <w:hyperlink w:anchor="_Toc242739032" w:history="1">
+      <w:hyperlink w:anchor="_Toc242741474" w:history="1">
         <w:r>
           <w:rPr>
             <w:rStyle w:val="Hyperlink"/>
@@ -2822,7 +2822,7 @@
             <w:noProof/>
             <w:webHidden/>
           </w:rPr>
-          <w:instrText xml:space="preserve"> PAGEREF _Toc242739032 \h </w:instrText>
+          <w:instrText xml:space="preserve"> PAGEREF _Toc242741474 \h </w:instrText>
         </w:r>
         <w:r>
           <w:rPr>
@@ -2868,7 +2868,7 @@
           <w14:ligatures w14:val="standardContextual"/>
         </w:rPr>
       </w:pPr>
-      <w:hyperlink w:anchor="_Toc242739033" w:history="1">
+      <w:hyperlink w:anchor="_Toc242741475" w:history="1">
         <w:r>
           <w:rPr>
             <w:rStyle w:val="Hyperlink"/>
@@ -2895,7 +2895,7 @@
             <w:noProof/>
             <w:webHidden/>
           </w:rPr>
-          <w:instrText xml:space="preserve"> PAGEREF _Toc242739033 \h </w:instrText>
+          <w:instrText xml:space="preserve"> PAGEREF _Toc242741475 \h </w:instrText>
         </w:r>
         <w:r>
           <w:rPr>
@@ -2941,7 +2941,7 @@
           <w14:ligatures w14:val="standardContextual"/>
         </w:rPr>
       </w:pPr>
-      <w:hyperlink w:anchor="_Toc242739034" w:history="1">
+      <w:hyperlink w:anchor="_Toc242741476" w:history="1">
         <w:r>
           <w:rPr>
             <w:rStyle w:val="Hyperlink"/>
@@ -2968,7 +2968,7 @@
             <w:noProof/>
             <w:webHidden/>
           </w:rPr>
-          <w:instrText xml:space="preserve"> PAGEREF _Toc242739034 \h </w:instrText>
+          <w:instrText xml:space="preserve"> PAGEREF _Toc242741476 \h </w:instrText>
         </w:r>
         <w:r>
           <w:rPr>
@@ -3014,7 +3014,7 @@
           <w14:ligatures w14:val="standardContextual"/>
         </w:rPr>
       </w:pPr>
-      <w:hyperlink w:anchor="_Toc242739035" w:history="1">
+      <w:hyperlink w:anchor="_Toc242741477" w:history="1">
         <w:r>
           <w:rPr>
             <w:rStyle w:val="Hyperlink"/>
@@ -3041,7 +3041,7 @@
             <w:noProof/>
             <w:webHidden/>
           </w:rPr>
-          <w:instrText xml:space="preserve"> PAGEREF _Toc242739035 \h </w:instrText>
+          <w:instrText xml:space="preserve"> PAGEREF _Toc242741477 \h </w:instrText>
         </w:r>
         <w:r>
           <w:rPr>
@@ -3087,7 +3087,7 @@
           <w14:ligatures w14:val="standardContextual"/>
         </w:rPr>
       </w:pPr>
-      <w:hyperlink w:anchor="_Toc242739036" w:history="1">
+      <w:hyperlink w:anchor="_Toc242741478" w:history="1">
         <w:r>
           <w:rPr>
             <w:rStyle w:val="Hyperlink"/>
@@ -3114,7 +3114,7 @@
             <w:noProof/>
             <w:webHidden/>
           </w:rPr>
-          <w:instrText xml:space="preserve"> PAGEREF _Toc242739036 \h </w:instrText>
+          <w:instrText xml:space="preserve"> PAGEREF _Toc242741478 \h </w:instrText>
         </w:r>
         <w:r>
           <w:rPr>
@@ -3160,7 +3160,7 @@
           <w14:ligatures w14:val="standardContextual"/>
         </w:rPr>
       </w:pPr>
-      <w:hyperlink w:anchor="_Toc242739037" w:history="1">
+      <w:hyperlink w:anchor="_Toc242741479" w:history="1">
         <w:r>
           <w:rPr>
             <w:rStyle w:val="Hyperlink"/>
@@ -3187,7 +3187,7 @@
             <w:noProof/>
             <w:webHidden/>
           </w:rPr>
-          <w:instrText xml:space="preserve"> PAGEREF _Toc242739037 \h </w:instrText>
+          <w:instrText xml:space="preserve"> PAGEREF _Toc242741479 \h </w:instrText>
         </w:r>
         <w:r>
           <w:rPr>
@@ -3233,7 +3233,7 @@
           <w14:ligatures w14:val="standardContextual"/>
         </w:rPr>
       </w:pPr>
-      <w:hyperlink w:anchor="_Toc242739038" w:history="1">
+      <w:hyperlink w:anchor="_Toc242741480" w:history="1">
         <w:r>
           <w:rPr>
             <w:rStyle w:val="Hyperlink"/>
@@ -3260,7 +3260,7 @@
             <w:noProof/>
             <w:webHidden/>
           </w:rPr>
-          <w:instrText xml:space="preserve"> PAGEREF _Toc242739038 \h </w:instrText>
+          <w:instrText xml:space="preserve"> PAGEREF _Toc242741480 \h </w:instrText>
         </w:r>
         <w:r>
           <w:rPr>
@@ -3306,7 +3306,7 @@
           <w14:ligatures w14:val="standardContextual"/>
         </w:rPr>
       </w:pPr>
-      <w:hyperlink w:anchor="_Toc242739039" w:history="1">
+      <w:hyperlink w:anchor="_Toc242741481" w:history="1">
         <w:r>
           <w:rPr>
             <w:rStyle w:val="Hyperlink"/>
@@ -3333,7 +3333,7 @@
             <w:noProof/>
             <w:webHidden/>
           </w:rPr>
-          <w:instrText xml:space="preserve"> PAGEREF _Toc242739039 \h </w:instrText>
+          <w:instrText xml:space="preserve"> PAGEREF _Toc242741481 \h </w:instrText>
         </w:r>
         <w:r>
           <w:rPr>
@@ -3379,7 +3379,7 @@
           <w14:ligatures w14:val="standardContextual"/>
         </w:rPr>
       </w:pPr>
-      <w:hyperlink w:anchor="_Toc242739040" w:history="1">
+      <w:hyperlink w:anchor="_Toc242741482" w:history="1">
         <w:r>
           <w:rPr>
             <w:rStyle w:val="Hyperlink"/>
@@ -3406,7 +3406,7 @@
             <w:noProof/>
             <w:webHidden/>
           </w:rPr>
-          <w:instrText xml:space="preserve"> PAGEREF _Toc242739040 \h </w:instrText>
+          <w:instrText xml:space="preserve"> PAGEREF _Toc242741482 \h </w:instrText>
         </w:r>
         <w:r>
           <w:rPr>
@@ -3452,7 +3452,7 @@
           <w14:ligatures w14:val="standardContextual"/>
         </w:rPr>
       </w:pPr>
-      <w:hyperlink w:anchor="_Toc242739041" w:history="1">
+      <w:hyperlink w:anchor="_Toc242741483" w:history="1">
         <w:r>
           <w:rPr>
             <w:rStyle w:val="Hyperlink"/>
@@ -3479,7 +3479,7 @@
             <w:noProof/>
             <w:webHidden/>
           </w:rPr>
-          <w:instrText xml:space="preserve"> PAGEREF _Toc242739041 \h </w:instrText>
+          <w:instrText xml:space="preserve"> PAGEREF _Toc242741483 \h </w:instrText>
         </w:r>
         <w:r>
           <w:rPr>
@@ -3525,7 +3525,7 @@
           <w14:ligatures w14:val="standardContextual"/>
         </w:rPr>
       </w:pPr>
-      <w:hyperlink w:anchor="_Toc242739042" w:history="1">
+      <w:hyperlink w:anchor="_Toc242741484" w:history="1">
         <w:r>
           <w:rPr>
             <w:rStyle w:val="Hyperlink"/>
@@ -3552,7 +3552,7 @@
             <w:noProof/>
             <w:webHidden/>
           </w:rPr>
-          <w:instrText xml:space="preserve"> PAGEREF _Toc242739042 \h </w:instrText>
+          <w:instrText xml:space="preserve"> PAGEREF _Toc242741484 \h </w:instrText>
         </w:r>
         <w:r>
           <w:rPr>
@@ -3598,7 +3598,7 @@
           <w14:ligatures w14:val="standardContextual"/>
         </w:rPr>
       </w:pPr>
-      <w:hyperlink w:anchor="_Toc242739043" w:history="1">
+      <w:hyperlink w:anchor="_Toc242741485" w:history="1">
         <w:r>
           <w:rPr>
             <w:rStyle w:val="Hyperlink"/>
@@ -3625,7 +3625,7 @@
             <w:noProof/>
             <w:webHidden/>
           </w:rPr>
-          <w:instrText xml:space="preserve"> PAGEREF _Toc242739043 \h </w:instrText>
+          <w:instrText xml:space="preserve"> PAGEREF _Toc242741485 \h </w:instrText>
         </w:r>
         <w:r>
           <w:rPr>
@@ -3671,7 +3671,7 @@
           <w14:ligatures w14:val="standardContextual"/>
         </w:rPr>
       </w:pPr>
-      <w:hyperlink w:anchor="_Toc242739044" w:history="1">
+      <w:hyperlink w:anchor="_Toc242741486" w:history="1">
         <w:r>
           <w:rPr>
             <w:rStyle w:val="Hyperlink"/>
@@ -3698,7 +3698,7 @@
             <w:noProof/>
             <w:webHidden/>
           </w:rPr>
-          <w:instrText xml:space="preserve"> PAGEREF _Toc242739044 \h </w:instrText>
+          <w:instrText xml:space="preserve"> PAGEREF _Toc242741486 \h </w:instrText>
         </w:r>
         <w:r>
           <w:rPr>
@@ -3744,7 +3744,7 @@
           <w14:ligatures w14:val="standardContextual"/>
         </w:rPr>
       </w:pPr>
-      <w:hyperlink w:anchor="_Toc242739045" w:history="1">
+      <w:hyperlink w:anchor="_Toc242741487" w:history="1">
         <w:r>
           <w:rPr>
             <w:rStyle w:val="Hyperlink"/>
@@ -3771,7 +3771,7 @@
             <w:noProof/>
             <w:webHidden/>
           </w:rPr>
-          <w:instrText xml:space="preserve"> PAGEREF _Toc242739045 \h </w:instrText>
+          <w:instrText xml:space="preserve"> PAGEREF _Toc242741487 \h </w:instrText>
         </w:r>
         <w:r>
           <w:rPr>
@@ -3817,7 +3817,7 @@
           <w14:ligatures w14:val="standardContextual"/>
         </w:rPr>
       </w:pPr>
-      <w:hyperlink w:anchor="_Toc242739046" w:history="1">
+      <w:hyperlink w:anchor="_Toc242741488" w:history="1">
         <w:r>
           <w:rPr>
             <w:rStyle w:val="Hyperlink"/>
@@ -3844,7 +3844,7 @@
             <w:noProof/>
             <w:webHidden/>
           </w:rPr>
-          <w:instrText xml:space="preserve"> PAGEREF _Toc242739046 \h </w:instrText>
+          <w:instrText xml:space="preserve"> PAGEREF _Toc242741488 \h </w:instrText>
         </w:r>
         <w:r>
           <w:rPr>
@@ -3890,7 +3890,7 @@
           <w14:ligatures w14:val="standardContextual"/>
         </w:rPr>
       </w:pPr>
-      <w:hyperlink w:anchor="_Toc242739047" w:history="1">
+      <w:hyperlink w:anchor="_Toc242741489" w:history="1">
         <w:r>
           <w:rPr>
             <w:rStyle w:val="Hyperlink"/>
@@ -3917,7 +3917,7 @@
             <w:noProof/>
             <w:webHidden/>
           </w:rPr>
-          <w:instrText xml:space="preserve"> PAGEREF _Toc242739047 \h </w:instrText>
+          <w:instrText xml:space="preserve"> PAGEREF _Toc242741489 \h </w:instrText>
         </w:r>
         <w:r>
           <w:rPr>
@@ -3963,7 +3963,7 @@
           <w14:ligatures w14:val="standardContextual"/>
         </w:rPr>
       </w:pPr>
-      <w:hyperlink w:anchor="_Toc242739048" w:history="1">
+      <w:hyperlink w:anchor="_Toc242741490" w:history="1">
         <w:r>
           <w:rPr>
             <w:rStyle w:val="Hyperlink"/>
@@ -3990,7 +3990,7 @@
             <w:noProof/>
             <w:webHidden/>
           </w:rPr>
-          <w:instrText xml:space="preserve"> PAGEREF _Toc242739048 \h </w:instrText>
+          <w:instrText xml:space="preserve"> PAGEREF _Toc242741490 \h </w:instrText>
         </w:r>
         <w:r>
           <w:rPr>
@@ -4036,7 +4036,7 @@
           <w14:ligatures w14:val="standardContextual"/>
         </w:rPr>
       </w:pPr>
-      <w:hyperlink w:anchor="_Toc242739049" w:history="1">
+      <w:hyperlink w:anchor="_Toc242741491" w:history="1">
         <w:r>
           <w:rPr>
             <w:rStyle w:val="Hyperlink"/>
@@ -4063,7 +4063,7 @@
             <w:noProof/>
             <w:webHidden/>
           </w:rPr>
-          <w:instrText xml:space="preserve"> PAGEREF _Toc242739049 \h </w:instrText>
+          <w:instrText xml:space="preserve"> PAGEREF _Toc242741491 \h </w:instrText>
         </w:r>
         <w:r>
           <w:rPr>
@@ -4109,7 +4109,7 @@
           <w14:ligatures w14:val="standardContextual"/>
         </w:rPr>
       </w:pPr>
-      <w:hyperlink w:anchor="_Toc242739050" w:history="1">
+      <w:hyperlink w:anchor="_Toc242741492" w:history="1">
         <w:r>
           <w:rPr>
             <w:rStyle w:val="Hyperlink"/>
@@ -4136,7 +4136,7 @@
             <w:noProof/>
             <w:webHidden/>
           </w:rPr>
-          <w:instrText xml:space="preserve"> PAGEREF _Toc242739050 \h </w:instrText>
+          <w:instrText xml:space="preserve"> PAGEREF _Toc242741492 \h </w:instrText>
         </w:r>
         <w:r>
           <w:rPr>
@@ -4182,7 +4182,7 @@
           <w14:ligatures w14:val="standardContextual"/>
         </w:rPr>
       </w:pPr>
-      <w:hyperlink w:anchor="_Toc242739051" w:history="1">
+      <w:hyperlink w:anchor="_Toc242741493" w:history="1">
         <w:r>
           <w:rPr>
             <w:rStyle w:val="Hyperlink"/>
@@ -4209,7 +4209,7 @@
             <w:noProof/>
             <w:webHidden/>
           </w:rPr>
-          <w:instrText xml:space="preserve"> PAGEREF _Toc242739051 \h </w:instrText>
+          <w:instrText xml:space="preserve"> PAGEREF _Toc242741493 \h </w:instrText>
         </w:r>
         <w:r>
           <w:rPr>
@@ -4255,7 +4255,7 @@
           <w14:ligatures w14:val="standardContextual"/>
         </w:rPr>
       </w:pPr>
-      <w:hyperlink w:anchor="_Toc242739052" w:history="1">
+      <w:hyperlink w:anchor="_Toc242741494" w:history="1">
         <w:r>
           <w:rPr>
             <w:rStyle w:val="Hyperlink"/>
@@ -4282,7 +4282,7 @@
             <w:noProof/>
             <w:webHidden/>
           </w:rPr>
-          <w:instrText xml:space="preserve"> PAGEREF _Toc242739052 \h </w:instrText>
+          <w:instrText xml:space="preserve"> PAGEREF _Toc242741494 \h </w:instrText>
         </w:r>
         <w:r>
           <w:rPr>
@@ -4328,7 +4328,7 @@
           <w14:ligatures w14:val="standardContextual"/>
         </w:rPr>
       </w:pPr>
-      <w:hyperlink w:anchor="_Toc242739053" w:history="1">
+      <w:hyperlink w:anchor="_Toc242741495" w:history="1">
         <w:r>
           <w:rPr>
             <w:rStyle w:val="Hyperlink"/>
@@ -4355,7 +4355,7 @@
             <w:noProof/>
             <w:webHidden/>
           </w:rPr>
-          <w:instrText xml:space="preserve"> PAGEREF _Toc242739053 \h </w:instrText>
+          <w:instrText xml:space="preserve"> PAGEREF _Toc242741495 \h </w:instrText>
         </w:r>
         <w:r>
           <w:rPr>
@@ -4401,7 +4401,7 @@
           <w14:ligatures w14:val="standardContextual"/>
         </w:rPr>
       </w:pPr>
-      <w:hyperlink w:anchor="_Toc242739054" w:history="1">
+      <w:hyperlink w:anchor="_Toc242741496" w:history="1">
         <w:r>
           <w:rPr>
             <w:rStyle w:val="Hyperlink"/>
@@ -4428,7 +4428,7 @@
             <w:noProof/>
             <w:webHidden/>
           </w:rPr>
-          <w:instrText xml:space="preserve"> PAGEREF _Toc242739054 \h </w:instrText>
+          <w:instrText xml:space="preserve"> PAGEREF _Toc242741496 \h </w:instrText>
         </w:r>
         <w:r>
           <w:rPr>
@@ -4474,7 +4474,7 @@
           <w14:ligatures w14:val="standardContextual"/>
         </w:rPr>
       </w:pPr>
-      <w:hyperlink w:anchor="_Toc242739055" w:history="1">
+      <w:hyperlink w:anchor="_Toc242741497" w:history="1">
         <w:r>
           <w:rPr>
             <w:rStyle w:val="Hyperlink"/>
@@ -4501,7 +4501,7 @@
             <w:noProof/>
             <w:webHidden/>
           </w:rPr>
-          <w:instrText xml:space="preserve"> PAGEREF _Toc242739055 \h </w:instrText>
+          <w:instrText xml:space="preserve"> PAGEREF _Toc242741497 \h </w:instrText>
         </w:r>
         <w:r>
           <w:rPr>
@@ -4553,7 +4553,7 @@
         <w:pStyle w:val="Ttulo1"/>
         <w:jc w:val="center"/>
       </w:pPr>
-      <w:bookmarkStart w:id="0" w:name="_Toc242739015"/>
+      <w:bookmarkStart w:id="0" w:name="_Toc242741457"/>
       <w:r>
         <w:lastRenderedPageBreak/>
         <w:t>INTRODUÇÃO</w:t>
@@ -4628,7 +4628,7 @@
       <w:pPr>
         <w:pStyle w:val="Ttulo1"/>
       </w:pPr>
-      <w:bookmarkStart w:id="1" w:name="_Toc242739016"/>
+      <w:bookmarkStart w:id="1" w:name="_Toc242741458"/>
       <w:r>
         <w:lastRenderedPageBreak/>
         <w:t>1 REFERENCIAL TEÓRICO</w:t>
@@ -4639,7 +4639,7 @@
       <w:pPr>
         <w:pStyle w:val="Ttulo2"/>
       </w:pPr>
-      <w:bookmarkStart w:id="2" w:name="_Toc242739017"/>
+      <w:bookmarkStart w:id="2" w:name="_Toc242741459"/>
       <w:r>
         <w:t>1.1 AVALIAÇÕES ONLINE: COMPRESSÃO DAS NOTAS E VIESES DE RELATO</w:t>
       </w:r>
@@ -4671,7 +4671,7 @@
       <w:pPr>
         <w:pStyle w:val="Ttulo2"/>
       </w:pPr>
-      <w:bookmarkStart w:id="3" w:name="_Toc242739018"/>
+      <w:bookmarkStart w:id="3" w:name="_Toc242741460"/>
       <w:r>
         <w:t>1.2 AS AVALIAÇÕES DO AIRBNB E O SEU CONTEÚDO</w:t>
       </w:r>
@@ -4707,7 +4707,7 @@
       <w:pPr>
         <w:pStyle w:val="Ttulo2"/>
       </w:pPr>
-      <w:bookmarkStart w:id="4" w:name="_Toc242739019"/>
+      <w:bookmarkStart w:id="4" w:name="_Toc242741461"/>
       <w:r>
         <w:t>1.3 DETERMINANTES DE PREÇO E DE REPUTAÇÃO</w:t>
       </w:r>
@@ -4731,7 +4731,7 @@
       <w:pPr>
         <w:pStyle w:val="Ttulo2"/>
       </w:pPr>
-      <w:bookmarkStart w:id="5" w:name="_Toc242739020"/>
+      <w:bookmarkStart w:id="5" w:name="_Toc242741462"/>
       <w:r>
         <w:t>1.4 ANÁLISE DE SENTIMENTO POR ASPECTO E MODELOS DE LINGUAGEM</w:t>
       </w:r>
@@ -4759,7 +4759,7 @@
       <w:pPr>
         <w:pStyle w:val="Ttulo2"/>
       </w:pPr>
-      <w:bookmarkStart w:id="6" w:name="_Toc242739021"/>
+      <w:bookmarkStart w:id="6" w:name="_Toc242741463"/>
       <w:r>
         <w:t>1.5 MODELAGEM DE TÓPICOS</w:t>
       </w:r>
@@ -4795,7 +4795,7 @@
       <w:pPr>
         <w:pStyle w:val="Ttulo2"/>
       </w:pPr>
-      <w:bookmarkStart w:id="7" w:name="_Toc242739022"/>
+      <w:bookmarkStart w:id="7" w:name="_Toc242741464"/>
       <w:r>
         <w:t>1.6 VALIDAÇÃO, CONCORDÂNCIA E IMPORTÂNCIA RELATIVA</w:t>
       </w:r>
@@ -4843,7 +4843,7 @@
       <w:pPr>
         <w:pStyle w:val="Ttulo2"/>
       </w:pPr>
-      <w:bookmarkStart w:id="8" w:name="_Toc242739023"/>
+      <w:bookmarkStart w:id="8" w:name="_Toc242741465"/>
       <w:r>
         <w:t>1.7 LACUNA</w:t>
       </w:r>
@@ -4865,7 +4865,7 @@
       <w:pPr>
         <w:pStyle w:val="Ttulo1"/>
       </w:pPr>
-      <w:bookmarkStart w:id="9" w:name="_Toc242739024"/>
+      <w:bookmarkStart w:id="9" w:name="_Toc242741466"/>
       <w:r>
         <w:lastRenderedPageBreak/>
         <w:t>2 DADOS E MÉTODO</w:t>
@@ -4884,7 +4884,7 @@
       <w:pPr>
         <w:pStyle w:val="Ttulo2"/>
       </w:pPr>
-      <w:bookmarkStart w:id="10" w:name="_Toc242739025"/>
+      <w:bookmarkStart w:id="10" w:name="_Toc242741467"/>
       <w:r>
         <w:t>2.1 BASE E RECORTE</w:t>
       </w:r>
@@ -4930,7 +4930,7 @@
       <w:pPr>
         <w:pStyle w:val="Ttulo2"/>
       </w:pPr>
-      <w:bookmarkStart w:id="11" w:name="_Toc242739026"/>
+      <w:bookmarkStart w:id="11" w:name="_Toc242741468"/>
       <w:r>
         <w:t>2.2 O QUE A BASE PERMITE MEDIR</w:t>
       </w:r>
@@ -5046,7 +5046,7 @@
       <w:pPr>
         <w:pStyle w:val="Ttulo2"/>
       </w:pPr>
-      <w:bookmarkStart w:id="12" w:name="_Toc242739027"/>
+      <w:bookmarkStart w:id="12" w:name="_Toc242741469"/>
       <w:r>
         <w:t>2.3 MEDIÇÃO DO SENTIMENTO</w:t>
       </w:r>
@@ -5217,7 +5217,7 @@
       <w:pPr>
         <w:pStyle w:val="Ttulo2"/>
       </w:pPr>
-      <w:bookmarkStart w:id="13" w:name="_Toc242739028"/>
+      <w:bookmarkStart w:id="13" w:name="_Toc242741470"/>
       <w:r>
         <w:t>2.4 TÓPICOS E ASPECTOS</w:t>
       </w:r>
@@ -5355,7 +5355,7 @@
       <w:pPr>
         <w:pStyle w:val="Ttulo2"/>
       </w:pPr>
-      <w:bookmarkStart w:id="14" w:name="_Toc242739029"/>
+      <w:bookmarkStart w:id="14" w:name="_Toc242741471"/>
       <w:r>
         <w:t>2.5 PERFIL POR ANÚNCIO</w:t>
       </w:r>
@@ -5375,10 +5375,11 @@
         <w:keepNext/>
         <w:spacing w:before="120" w:after="80"/>
       </w:pPr>
-      <w:bookmarkStart w:id="15" w:name="_Toc242739056"/>
+      <w:bookmarkStart w:id="15" w:name="_Toc242741498"/>
       <w:r>
         <w:rPr>
           <w:b w:val="0"/>
+          <w:color w:val="000000"/>
           <w:sz w:val="20"/>
         </w:rPr>
         <w:t xml:space="preserve">Tabela </w:t>
@@ -5386,6 +5387,7 @@
       <w:r>
         <w:rPr>
           <w:b w:val="0"/>
+          <w:color w:val="000000"/>
           <w:sz w:val="20"/>
         </w:rPr>
         <w:fldChar w:fldCharType="begin"/>
@@ -5393,6 +5395,7 @@
       <w:r>
         <w:rPr>
           <w:b w:val="0"/>
+          <w:color w:val="000000"/>
           <w:sz w:val="20"/>
         </w:rPr>
         <w:instrText xml:space="preserve"> SEQ Tabela \* ARABIC </w:instrText>
@@ -5400,6 +5403,7 @@
       <w:r>
         <w:rPr>
           <w:b w:val="0"/>
+          <w:color w:val="000000"/>
           <w:sz w:val="20"/>
         </w:rPr>
         <w:fldChar w:fldCharType="separate"/>
@@ -5408,6 +5412,7 @@
         <w:rPr>
           <w:b w:val="0"/>
           <w:noProof/>
+          <w:color w:val="000000"/>
           <w:sz w:val="20"/>
         </w:rPr>
         <w:t>1</w:t>
@@ -5415,6 +5420,7 @@
       <w:r>
         <w:rPr>
           <w:b w:val="0"/>
+          <w:color w:val="000000"/>
           <w:sz w:val="20"/>
         </w:rPr>
         <w:fldChar w:fldCharType="end"/>
@@ -5422,6 +5428,7 @@
       <w:r>
         <w:rPr>
           <w:b w:val="0"/>
+          <w:color w:val="000000"/>
           <w:sz w:val="20"/>
         </w:rPr>
         <w:t xml:space="preserve"> – Participação dos aspectos nas sentenças e anúncios com perfil disponível.</w:t>
@@ -5442,6 +5449,7 @@
       </w:tblGrid>
       <w:tr>
         <w:trPr>
+          <w:cantSplit/>
           <w:jc w:val="center"/>
         </w:trPr>
         <w:tc>
@@ -5454,6 +5462,7 @@
           </w:tcPr>
           <w:p>
             <w:pPr>
+              <w:keepNext/>
               <w:spacing w:before="20" w:after="20" w:line="240" w:lineRule="auto"/>
             </w:pPr>
             <w:r>
@@ -5475,6 +5484,7 @@
           </w:tcPr>
           <w:p>
             <w:pPr>
+              <w:keepNext/>
               <w:spacing w:before="20" w:after="20" w:line="240" w:lineRule="auto"/>
               <w:jc w:val="right"/>
             </w:pPr>
@@ -5497,6 +5507,7 @@
           </w:tcPr>
           <w:p>
             <w:pPr>
+              <w:keepNext/>
               <w:spacing w:before="20" w:after="20" w:line="240" w:lineRule="auto"/>
               <w:jc w:val="right"/>
             </w:pPr>
@@ -5512,6 +5523,7 @@
       </w:tr>
       <w:tr>
         <w:trPr>
+          <w:cantSplit/>
           <w:jc w:val="center"/>
         </w:trPr>
         <w:tc>
@@ -5520,6 +5532,7 @@
           </w:tcPr>
           <w:p>
             <w:pPr>
+              <w:keepNext/>
               <w:spacing w:before="20" w:after="20" w:line="240" w:lineRule="auto"/>
             </w:pPr>
             <w:r>
@@ -5536,6 +5549,7 @@
           </w:tcPr>
           <w:p>
             <w:pPr>
+              <w:keepNext/>
               <w:spacing w:before="20" w:after="20" w:line="240" w:lineRule="auto"/>
               <w:jc w:val="right"/>
             </w:pPr>
@@ -5553,6 +5567,7 @@
           </w:tcPr>
           <w:p>
             <w:pPr>
+              <w:keepNext/>
               <w:spacing w:before="20" w:after="20" w:line="240" w:lineRule="auto"/>
               <w:jc w:val="right"/>
             </w:pPr>
@@ -5567,6 +5582,7 @@
       </w:tr>
       <w:tr>
         <w:trPr>
+          <w:cantSplit/>
           <w:jc w:val="center"/>
         </w:trPr>
         <w:tc>
@@ -5575,6 +5591,7 @@
           </w:tcPr>
           <w:p>
             <w:pPr>
+              <w:keepNext/>
               <w:spacing w:before="20" w:after="20" w:line="240" w:lineRule="auto"/>
             </w:pPr>
             <w:r>
@@ -5591,6 +5608,7 @@
           </w:tcPr>
           <w:p>
             <w:pPr>
+              <w:keepNext/>
               <w:spacing w:before="20" w:after="20" w:line="240" w:lineRule="auto"/>
               <w:jc w:val="right"/>
             </w:pPr>
@@ -5608,6 +5626,7 @@
           </w:tcPr>
           <w:p>
             <w:pPr>
+              <w:keepNext/>
               <w:spacing w:before="20" w:after="20" w:line="240" w:lineRule="auto"/>
               <w:jc w:val="right"/>
             </w:pPr>
@@ -5622,6 +5641,7 @@
       </w:tr>
       <w:tr>
         <w:trPr>
+          <w:cantSplit/>
           <w:jc w:val="center"/>
         </w:trPr>
         <w:tc>
@@ -5630,6 +5650,7 @@
           </w:tcPr>
           <w:p>
             <w:pPr>
+              <w:keepNext/>
               <w:spacing w:before="20" w:after="20" w:line="240" w:lineRule="auto"/>
             </w:pPr>
             <w:r>
@@ -5646,6 +5667,7 @@
           </w:tcPr>
           <w:p>
             <w:pPr>
+              <w:keepNext/>
               <w:spacing w:before="20" w:after="20" w:line="240" w:lineRule="auto"/>
               <w:jc w:val="right"/>
             </w:pPr>
@@ -5663,6 +5685,7 @@
           </w:tcPr>
           <w:p>
             <w:pPr>
+              <w:keepNext/>
               <w:spacing w:before="20" w:after="20" w:line="240" w:lineRule="auto"/>
               <w:jc w:val="right"/>
             </w:pPr>
@@ -5677,6 +5700,7 @@
       </w:tr>
       <w:tr>
         <w:trPr>
+          <w:cantSplit/>
           <w:jc w:val="center"/>
         </w:trPr>
         <w:tc>
@@ -5685,6 +5709,7 @@
           </w:tcPr>
           <w:p>
             <w:pPr>
+              <w:keepNext/>
               <w:spacing w:before="20" w:after="20" w:line="240" w:lineRule="auto"/>
             </w:pPr>
             <w:r>
@@ -5701,6 +5726,7 @@
           </w:tcPr>
           <w:p>
             <w:pPr>
+              <w:keepNext/>
               <w:spacing w:before="20" w:after="20" w:line="240" w:lineRule="auto"/>
               <w:jc w:val="right"/>
             </w:pPr>
@@ -5718,6 +5744,7 @@
           </w:tcPr>
           <w:p>
             <w:pPr>
+              <w:keepNext/>
               <w:spacing w:before="20" w:after="20" w:line="240" w:lineRule="auto"/>
               <w:jc w:val="right"/>
             </w:pPr>
@@ -5732,6 +5759,7 @@
       </w:tr>
       <w:tr>
         <w:trPr>
+          <w:cantSplit/>
           <w:jc w:val="center"/>
         </w:trPr>
         <w:tc>
@@ -5740,6 +5768,7 @@
           </w:tcPr>
           <w:p>
             <w:pPr>
+              <w:keepNext/>
               <w:spacing w:before="20" w:after="20" w:line="240" w:lineRule="auto"/>
             </w:pPr>
             <w:r>
@@ -5756,6 +5785,7 @@
           </w:tcPr>
           <w:p>
             <w:pPr>
+              <w:keepNext/>
               <w:spacing w:before="20" w:after="20" w:line="240" w:lineRule="auto"/>
               <w:jc w:val="right"/>
             </w:pPr>
@@ -5773,6 +5803,7 @@
           </w:tcPr>
           <w:p>
             <w:pPr>
+              <w:keepNext/>
               <w:spacing w:before="20" w:after="20" w:line="240" w:lineRule="auto"/>
               <w:jc w:val="right"/>
             </w:pPr>
@@ -5787,6 +5818,7 @@
       </w:tr>
       <w:tr>
         <w:trPr>
+          <w:cantSplit/>
           <w:jc w:val="center"/>
         </w:trPr>
         <w:tc>
@@ -5795,6 +5827,7 @@
           </w:tcPr>
           <w:p>
             <w:pPr>
+              <w:keepNext/>
               <w:spacing w:before="20" w:after="20" w:line="240" w:lineRule="auto"/>
             </w:pPr>
             <w:r>
@@ -5811,6 +5844,7 @@
           </w:tcPr>
           <w:p>
             <w:pPr>
+              <w:keepNext/>
               <w:spacing w:before="20" w:after="20" w:line="240" w:lineRule="auto"/>
               <w:jc w:val="right"/>
             </w:pPr>
@@ -5828,6 +5862,7 @@
           </w:tcPr>
           <w:p>
             <w:pPr>
+              <w:keepNext/>
               <w:spacing w:before="20" w:after="20" w:line="240" w:lineRule="auto"/>
               <w:jc w:val="right"/>
             </w:pPr>
@@ -5842,6 +5877,7 @@
       </w:tr>
       <w:tr>
         <w:trPr>
+          <w:cantSplit/>
           <w:jc w:val="center"/>
         </w:trPr>
         <w:tc>
@@ -5850,6 +5886,7 @@
           </w:tcPr>
           <w:p>
             <w:pPr>
+              <w:keepNext/>
               <w:spacing w:before="20" w:after="20" w:line="240" w:lineRule="auto"/>
             </w:pPr>
             <w:r>
@@ -5866,6 +5903,7 @@
           </w:tcPr>
           <w:p>
             <w:pPr>
+              <w:keepNext/>
               <w:spacing w:before="20" w:after="20" w:line="240" w:lineRule="auto"/>
               <w:jc w:val="right"/>
             </w:pPr>
@@ -5883,6 +5921,7 @@
           </w:tcPr>
           <w:p>
             <w:pPr>
+              <w:keepNext/>
               <w:spacing w:before="20" w:after="20" w:line="240" w:lineRule="auto"/>
               <w:jc w:val="right"/>
             </w:pPr>
@@ -5897,6 +5936,7 @@
       </w:tr>
       <w:tr>
         <w:trPr>
+          <w:cantSplit/>
           <w:jc w:val="center"/>
         </w:trPr>
         <w:tc>
@@ -5905,6 +5945,7 @@
           </w:tcPr>
           <w:p>
             <w:pPr>
+              <w:keepNext/>
               <w:spacing w:before="20" w:after="20" w:line="240" w:lineRule="auto"/>
             </w:pPr>
             <w:r>
@@ -5921,6 +5962,7 @@
           </w:tcPr>
           <w:p>
             <w:pPr>
+              <w:keepNext/>
               <w:spacing w:before="20" w:after="20" w:line="240" w:lineRule="auto"/>
               <w:jc w:val="right"/>
             </w:pPr>
@@ -5938,6 +5980,7 @@
           </w:tcPr>
           <w:p>
             <w:pPr>
+              <w:keepNext/>
               <w:spacing w:before="20" w:after="20" w:line="240" w:lineRule="auto"/>
               <w:jc w:val="right"/>
             </w:pPr>
@@ -5952,6 +5995,7 @@
       </w:tr>
       <w:tr>
         <w:trPr>
+          <w:cantSplit/>
           <w:jc w:val="center"/>
         </w:trPr>
         <w:tc>
@@ -5960,6 +6004,7 @@
           </w:tcPr>
           <w:p>
             <w:pPr>
+              <w:keepNext/>
               <w:spacing w:before="20" w:after="20" w:line="240" w:lineRule="auto"/>
             </w:pPr>
             <w:r>
@@ -5976,6 +6021,7 @@
           </w:tcPr>
           <w:p>
             <w:pPr>
+              <w:keepNext/>
               <w:spacing w:before="20" w:after="20" w:line="240" w:lineRule="auto"/>
               <w:jc w:val="right"/>
             </w:pPr>
@@ -5993,6 +6039,7 @@
           </w:tcPr>
           <w:p>
             <w:pPr>
+              <w:keepNext/>
               <w:spacing w:before="20" w:after="20" w:line="240" w:lineRule="auto"/>
               <w:jc w:val="right"/>
             </w:pPr>
@@ -6007,6 +6054,7 @@
       </w:tr>
       <w:tr>
         <w:trPr>
+          <w:cantSplit/>
           <w:jc w:val="center"/>
         </w:trPr>
         <w:tc>
@@ -6015,6 +6063,7 @@
           </w:tcPr>
           <w:p>
             <w:pPr>
+              <w:keepNext/>
               <w:spacing w:before="20" w:after="20" w:line="240" w:lineRule="auto"/>
             </w:pPr>
             <w:r>
@@ -6031,6 +6080,7 @@
           </w:tcPr>
           <w:p>
             <w:pPr>
+              <w:keepNext/>
               <w:spacing w:before="20" w:after="20" w:line="240" w:lineRule="auto"/>
               <w:jc w:val="right"/>
             </w:pPr>
@@ -6048,6 +6098,7 @@
           </w:tcPr>
           <w:p>
             <w:pPr>
+              <w:keepNext/>
               <w:spacing w:before="20" w:after="20" w:line="240" w:lineRule="auto"/>
               <w:jc w:val="right"/>
             </w:pPr>
@@ -6062,6 +6113,7 @@
       </w:tr>
       <w:tr>
         <w:trPr>
+          <w:cantSplit/>
           <w:jc w:val="center"/>
         </w:trPr>
         <w:tc>
@@ -6073,6 +6125,7 @@
           </w:tcPr>
           <w:p>
             <w:pPr>
+              <w:keepNext/>
               <w:spacing w:before="20" w:after="20" w:line="240" w:lineRule="auto"/>
             </w:pPr>
             <w:r>
@@ -6105,6 +6158,7 @@
           </w:tcPr>
           <w:p>
             <w:pPr>
+              <w:keepNext/>
               <w:spacing w:before="20" w:after="20" w:line="240" w:lineRule="auto"/>
               <w:jc w:val="right"/>
             </w:pPr>
@@ -6125,6 +6179,7 @@
           </w:tcPr>
           <w:p>
             <w:pPr>
+              <w:keepNext/>
               <w:spacing w:before="20" w:after="20" w:line="240" w:lineRule="auto"/>
               <w:jc w:val="right"/>
             </w:pPr>
@@ -6153,7 +6208,7 @@
       <w:pPr>
         <w:pStyle w:val="Ttulo2"/>
       </w:pPr>
-      <w:bookmarkStart w:id="16" w:name="_Toc242739030"/>
+      <w:bookmarkStart w:id="16" w:name="_Toc242741472"/>
       <w:r>
         <w:t>2.6 DESENHO ANALÍTICO</w:t>
       </w:r>
@@ -6232,7 +6287,7 @@
       <w:pPr>
         <w:pStyle w:val="Ttulo1"/>
       </w:pPr>
-      <w:bookmarkStart w:id="17" w:name="_Toc242739031"/>
+      <w:bookmarkStart w:id="17" w:name="_Toc242741473"/>
       <w:r>
         <w:lastRenderedPageBreak/>
         <w:t>3 VALIDAÇÃO DA MEDIÇÃO</w:t>
@@ -6254,7 +6309,7 @@
       <w:pPr>
         <w:pStyle w:val="Ttulo2"/>
       </w:pPr>
-      <w:bookmarkStart w:id="18" w:name="_Toc242739032"/>
+      <w:bookmarkStart w:id="18" w:name="_Toc242741474"/>
       <w:r>
         <w:t>3.1 EVIDÊNCIA DIRETA: FRASES ROTULADAS</w:t>
       </w:r>
@@ -6285,10 +6340,11 @@
         <w:keepNext/>
         <w:spacing w:before="120" w:after="80"/>
       </w:pPr>
-      <w:bookmarkStart w:id="19" w:name="_Toc242739057"/>
+      <w:bookmarkStart w:id="19" w:name="_Toc242741499"/>
       <w:r>
         <w:rPr>
           <w:b w:val="0"/>
+          <w:color w:val="000000"/>
           <w:sz w:val="20"/>
         </w:rPr>
         <w:t xml:space="preserve">Tabela </w:t>
@@ -6296,6 +6352,7 @@
       <w:r>
         <w:rPr>
           <w:b w:val="0"/>
+          <w:color w:val="000000"/>
           <w:sz w:val="20"/>
         </w:rPr>
         <w:fldChar w:fldCharType="begin"/>
@@ -6303,6 +6360,7 @@
       <w:r>
         <w:rPr>
           <w:b w:val="0"/>
+          <w:color w:val="000000"/>
           <w:sz w:val="20"/>
         </w:rPr>
         <w:instrText xml:space="preserve"> SEQ Tabela \* ARABIC </w:instrText>
@@ -6310,6 +6368,7 @@
       <w:r>
         <w:rPr>
           <w:b w:val="0"/>
+          <w:color w:val="000000"/>
           <w:sz w:val="20"/>
         </w:rPr>
         <w:fldChar w:fldCharType="separate"/>
@@ -6318,6 +6377,7 @@
         <w:rPr>
           <w:b w:val="0"/>
           <w:noProof/>
+          <w:color w:val="000000"/>
           <w:sz w:val="20"/>
         </w:rPr>
         <w:t>2</w:t>
@@ -6325,6 +6385,7 @@
       <w:r>
         <w:rPr>
           <w:b w:val="0"/>
+          <w:color w:val="000000"/>
           <w:sz w:val="20"/>
         </w:rPr>
         <w:fldChar w:fldCharType="end"/>
@@ -6332,6 +6393,7 @@
       <w:r>
         <w:rPr>
           <w:b w:val="0"/>
+          <w:color w:val="000000"/>
           <w:sz w:val="20"/>
         </w:rPr>
         <w:t xml:space="preserve"> – Sentimento: desempenho dos modelos A e B nas 297 sentenças rotuladas.</w:t>
@@ -6352,6 +6414,7 @@
       </w:tblGrid>
       <w:tr>
         <w:trPr>
+          <w:cantSplit/>
           <w:jc w:val="center"/>
         </w:trPr>
         <w:tc>
@@ -6364,6 +6427,7 @@
           </w:tcPr>
           <w:p>
             <w:pPr>
+              <w:keepNext/>
               <w:spacing w:before="20" w:after="20" w:line="240" w:lineRule="auto"/>
             </w:pPr>
             <w:r>
@@ -6385,6 +6449,7 @@
           </w:tcPr>
           <w:p>
             <w:pPr>
+              <w:keepNext/>
               <w:spacing w:before="20" w:after="20" w:line="240" w:lineRule="auto"/>
               <w:jc w:val="right"/>
             </w:pPr>
@@ -6407,6 +6472,7 @@
           </w:tcPr>
           <w:p>
             <w:pPr>
+              <w:keepNext/>
               <w:spacing w:before="20" w:after="20" w:line="240" w:lineRule="auto"/>
               <w:jc w:val="right"/>
             </w:pPr>
@@ -6422,6 +6488,7 @@
       </w:tr>
       <w:tr>
         <w:trPr>
+          <w:cantSplit/>
           <w:jc w:val="center"/>
         </w:trPr>
         <w:tc>
@@ -6430,6 +6497,7 @@
           </w:tcPr>
           <w:p>
             <w:pPr>
+              <w:keepNext/>
               <w:spacing w:before="20" w:after="20" w:line="240" w:lineRule="auto"/>
             </w:pPr>
             <w:r>
@@ -6446,6 +6514,7 @@
           </w:tcPr>
           <w:p>
             <w:pPr>
+              <w:keepNext/>
               <w:spacing w:before="20" w:after="20" w:line="240" w:lineRule="auto"/>
               <w:jc w:val="right"/>
             </w:pPr>
@@ -6463,6 +6532,7 @@
           </w:tcPr>
           <w:p>
             <w:pPr>
+              <w:keepNext/>
               <w:spacing w:before="20" w:after="20" w:line="240" w:lineRule="auto"/>
               <w:jc w:val="right"/>
             </w:pPr>
@@ -6477,6 +6547,7 @@
       </w:tr>
       <w:tr>
         <w:trPr>
+          <w:cantSplit/>
           <w:jc w:val="center"/>
         </w:trPr>
         <w:tc>
@@ -6485,6 +6556,7 @@
           </w:tcPr>
           <w:p>
             <w:pPr>
+              <w:keepNext/>
               <w:spacing w:before="20" w:after="20" w:line="240" w:lineRule="auto"/>
             </w:pPr>
             <w:r>
@@ -6515,6 +6587,7 @@
           </w:tcPr>
           <w:p>
             <w:pPr>
+              <w:keepNext/>
               <w:spacing w:before="20" w:after="20" w:line="240" w:lineRule="auto"/>
               <w:jc w:val="right"/>
             </w:pPr>
@@ -6532,6 +6605,7 @@
           </w:tcPr>
           <w:p>
             <w:pPr>
+              <w:keepNext/>
               <w:spacing w:before="20" w:after="20" w:line="240" w:lineRule="auto"/>
               <w:jc w:val="right"/>
             </w:pPr>
@@ -6546,6 +6620,7 @@
       </w:tr>
       <w:tr>
         <w:trPr>
+          <w:cantSplit/>
           <w:jc w:val="center"/>
         </w:trPr>
         <w:tc>
@@ -6554,6 +6629,7 @@
           </w:tcPr>
           <w:p>
             <w:pPr>
+              <w:keepNext/>
               <w:spacing w:before="20" w:after="20" w:line="240" w:lineRule="auto"/>
             </w:pPr>
             <w:r>
@@ -6570,6 +6646,7 @@
           </w:tcPr>
           <w:p>
             <w:pPr>
+              <w:keepNext/>
               <w:spacing w:before="20" w:after="20" w:line="240" w:lineRule="auto"/>
               <w:jc w:val="right"/>
             </w:pPr>
@@ -6587,6 +6664,7 @@
           </w:tcPr>
           <w:p>
             <w:pPr>
+              <w:keepNext/>
               <w:spacing w:before="20" w:after="20" w:line="240" w:lineRule="auto"/>
               <w:jc w:val="right"/>
             </w:pPr>
@@ -6601,6 +6679,7 @@
       </w:tr>
       <w:tr>
         <w:trPr>
+          <w:cantSplit/>
           <w:jc w:val="center"/>
         </w:trPr>
         <w:tc>
@@ -6609,6 +6688,7 @@
           </w:tcPr>
           <w:p>
             <w:pPr>
+              <w:keepNext/>
               <w:spacing w:before="20" w:after="20" w:line="240" w:lineRule="auto"/>
             </w:pPr>
             <w:r>
@@ -6625,6 +6705,7 @@
           </w:tcPr>
           <w:p>
             <w:pPr>
+              <w:keepNext/>
               <w:spacing w:before="20" w:after="20" w:line="240" w:lineRule="auto"/>
               <w:jc w:val="right"/>
             </w:pPr>
@@ -6642,6 +6723,7 @@
           </w:tcPr>
           <w:p>
             <w:pPr>
+              <w:keepNext/>
               <w:spacing w:before="20" w:after="20" w:line="240" w:lineRule="auto"/>
               <w:jc w:val="right"/>
             </w:pPr>
@@ -6656,6 +6738,7 @@
       </w:tr>
       <w:tr>
         <w:trPr>
+          <w:cantSplit/>
           <w:jc w:val="center"/>
         </w:trPr>
         <w:tc>
@@ -6664,6 +6747,7 @@
           </w:tcPr>
           <w:p>
             <w:pPr>
+              <w:keepNext/>
               <w:spacing w:before="20" w:after="20" w:line="240" w:lineRule="auto"/>
             </w:pPr>
             <w:r>
@@ -6680,6 +6764,7 @@
           </w:tcPr>
           <w:p>
             <w:pPr>
+              <w:keepNext/>
               <w:spacing w:before="20" w:after="20" w:line="240" w:lineRule="auto"/>
               <w:jc w:val="right"/>
             </w:pPr>
@@ -6697,6 +6782,7 @@
           </w:tcPr>
           <w:p>
             <w:pPr>
+              <w:keepNext/>
               <w:spacing w:before="20" w:after="20" w:line="240" w:lineRule="auto"/>
               <w:jc w:val="right"/>
             </w:pPr>
@@ -6711,6 +6797,7 @@
       </w:tr>
       <w:tr>
         <w:trPr>
+          <w:cantSplit/>
           <w:jc w:val="center"/>
         </w:trPr>
         <w:tc>
@@ -6719,6 +6806,7 @@
           </w:tcPr>
           <w:p>
             <w:pPr>
+              <w:keepNext/>
               <w:spacing w:before="20" w:after="20" w:line="240" w:lineRule="auto"/>
             </w:pPr>
             <w:r>
@@ -6735,6 +6823,7 @@
           </w:tcPr>
           <w:p>
             <w:pPr>
+              <w:keepNext/>
               <w:spacing w:before="20" w:after="20" w:line="240" w:lineRule="auto"/>
               <w:jc w:val="right"/>
             </w:pPr>
@@ -6752,6 +6841,7 @@
           </w:tcPr>
           <w:p>
             <w:pPr>
+              <w:keepNext/>
               <w:spacing w:before="20" w:after="20" w:line="240" w:lineRule="auto"/>
               <w:jc w:val="right"/>
             </w:pPr>
@@ -6766,6 +6856,7 @@
       </w:tr>
       <w:tr>
         <w:trPr>
+          <w:cantSplit/>
           <w:jc w:val="center"/>
         </w:trPr>
         <w:tc>
@@ -6774,6 +6865,7 @@
           </w:tcPr>
           <w:p>
             <w:pPr>
+              <w:keepNext/>
               <w:spacing w:before="20" w:after="20" w:line="240" w:lineRule="auto"/>
             </w:pPr>
             <w:r>
@@ -6790,6 +6882,7 @@
           </w:tcPr>
           <w:p>
             <w:pPr>
+              <w:keepNext/>
               <w:spacing w:before="20" w:after="20" w:line="240" w:lineRule="auto"/>
               <w:jc w:val="right"/>
             </w:pPr>
@@ -6807,6 +6900,7 @@
           </w:tcPr>
           <w:p>
             <w:pPr>
+              <w:keepNext/>
               <w:spacing w:before="20" w:after="20" w:line="240" w:lineRule="auto"/>
               <w:jc w:val="right"/>
             </w:pPr>
@@ -6821,6 +6915,7 @@
       </w:tr>
       <w:tr>
         <w:trPr>
+          <w:cantSplit/>
           <w:jc w:val="center"/>
         </w:trPr>
         <w:tc>
@@ -6832,6 +6927,7 @@
           </w:tcPr>
           <w:p>
             <w:pPr>
+              <w:keepNext/>
               <w:spacing w:before="20" w:after="20" w:line="240" w:lineRule="auto"/>
             </w:pPr>
             <w:r>
@@ -6851,6 +6947,7 @@
           </w:tcPr>
           <w:p>
             <w:pPr>
+              <w:keepNext/>
               <w:spacing w:before="20" w:after="20" w:line="240" w:lineRule="auto"/>
               <w:jc w:val="right"/>
             </w:pPr>
@@ -6871,6 +6968,7 @@
           </w:tcPr>
           <w:p>
             <w:pPr>
+              <w:keepNext/>
               <w:spacing w:before="20" w:after="20" w:line="240" w:lineRule="auto"/>
               <w:jc w:val="right"/>
             </w:pPr>
@@ -6936,10 +7034,11 @@
         <w:keepNext/>
         <w:spacing w:before="120" w:after="80"/>
       </w:pPr>
-      <w:bookmarkStart w:id="20" w:name="_Toc242739058"/>
+      <w:bookmarkStart w:id="20" w:name="_Toc242741500"/>
       <w:r>
         <w:rPr>
           <w:b w:val="0"/>
+          <w:color w:val="000000"/>
           <w:sz w:val="20"/>
         </w:rPr>
         <w:t xml:space="preserve">Tabela </w:t>
@@ -6947,6 +7046,7 @@
       <w:r>
         <w:rPr>
           <w:b w:val="0"/>
+          <w:color w:val="000000"/>
           <w:sz w:val="20"/>
         </w:rPr>
         <w:fldChar w:fldCharType="begin"/>
@@ -6954,6 +7054,7 @@
       <w:r>
         <w:rPr>
           <w:b w:val="0"/>
+          <w:color w:val="000000"/>
           <w:sz w:val="20"/>
         </w:rPr>
         <w:instrText xml:space="preserve"> SEQ Tabela \* ARABIC </w:instrText>
@@ -6961,6 +7062,7 @@
       <w:r>
         <w:rPr>
           <w:b w:val="0"/>
+          <w:color w:val="000000"/>
           <w:sz w:val="20"/>
         </w:rPr>
         <w:fldChar w:fldCharType="separate"/>
@@ -6969,6 +7071,7 @@
         <w:rPr>
           <w:b w:val="0"/>
           <w:noProof/>
+          <w:color w:val="000000"/>
           <w:sz w:val="20"/>
         </w:rPr>
         <w:t>3</w:t>
@@ -6976,6 +7079,7 @@
       <w:r>
         <w:rPr>
           <w:b w:val="0"/>
+          <w:color w:val="000000"/>
           <w:sz w:val="20"/>
         </w:rPr>
         <w:fldChar w:fldCharType="end"/>
@@ -6983,6 +7087,7 @@
       <w:r>
         <w:rPr>
           <w:b w:val="0"/>
+          <w:color w:val="000000"/>
           <w:sz w:val="20"/>
         </w:rPr>
         <w:t xml:space="preserve"> – Precisão da atribuição de aspecto, por aspecto previsto (27 sentenças rotuladas em cada).</w:t>
@@ -7002,6 +7107,7 @@
       </w:tblGrid>
       <w:tr>
         <w:trPr>
+          <w:cantSplit/>
           <w:jc w:val="center"/>
         </w:trPr>
         <w:tc>
@@ -7014,6 +7120,7 @@
           </w:tcPr>
           <w:p>
             <w:pPr>
+              <w:keepNext/>
               <w:spacing w:before="20" w:after="20" w:line="240" w:lineRule="auto"/>
             </w:pPr>
             <w:r>
@@ -7035,6 +7142,7 @@
           </w:tcPr>
           <w:p>
             <w:pPr>
+              <w:keepNext/>
               <w:spacing w:before="20" w:after="20" w:line="240" w:lineRule="auto"/>
               <w:jc w:val="right"/>
             </w:pPr>
@@ -7050,6 +7158,7 @@
       </w:tr>
       <w:tr>
         <w:trPr>
+          <w:cantSplit/>
           <w:jc w:val="center"/>
         </w:trPr>
         <w:tc>
@@ -7058,6 +7167,7 @@
           </w:tcPr>
           <w:p>
             <w:pPr>
+              <w:keepNext/>
               <w:spacing w:before="20" w:after="20" w:line="240" w:lineRule="auto"/>
             </w:pPr>
             <w:r>
@@ -7074,6 +7184,7 @@
           </w:tcPr>
           <w:p>
             <w:pPr>
+              <w:keepNext/>
               <w:spacing w:before="20" w:after="20" w:line="240" w:lineRule="auto"/>
               <w:jc w:val="right"/>
             </w:pPr>
@@ -7088,6 +7199,7 @@
       </w:tr>
       <w:tr>
         <w:trPr>
+          <w:cantSplit/>
           <w:jc w:val="center"/>
         </w:trPr>
         <w:tc>
@@ -7096,6 +7208,7 @@
           </w:tcPr>
           <w:p>
             <w:pPr>
+              <w:keepNext/>
               <w:spacing w:before="20" w:after="20" w:line="240" w:lineRule="auto"/>
             </w:pPr>
             <w:r>
@@ -7112,6 +7225,7 @@
           </w:tcPr>
           <w:p>
             <w:pPr>
+              <w:keepNext/>
               <w:spacing w:before="20" w:after="20" w:line="240" w:lineRule="auto"/>
               <w:jc w:val="right"/>
             </w:pPr>
@@ -7126,6 +7240,7 @@
       </w:tr>
       <w:tr>
         <w:trPr>
+          <w:cantSplit/>
           <w:jc w:val="center"/>
         </w:trPr>
         <w:tc>
@@ -7134,6 +7249,7 @@
           </w:tcPr>
           <w:p>
             <w:pPr>
+              <w:keepNext/>
               <w:spacing w:before="20" w:after="20" w:line="240" w:lineRule="auto"/>
             </w:pPr>
             <w:r>
@@ -7150,6 +7266,7 @@
           </w:tcPr>
           <w:p>
             <w:pPr>
+              <w:keepNext/>
               <w:spacing w:before="20" w:after="20" w:line="240" w:lineRule="auto"/>
               <w:jc w:val="right"/>
             </w:pPr>
@@ -7164,6 +7281,7 @@
       </w:tr>
       <w:tr>
         <w:trPr>
+          <w:cantSplit/>
           <w:jc w:val="center"/>
         </w:trPr>
         <w:tc>
@@ -7172,6 +7290,7 @@
           </w:tcPr>
           <w:p>
             <w:pPr>
+              <w:keepNext/>
               <w:spacing w:before="20" w:after="20" w:line="240" w:lineRule="auto"/>
             </w:pPr>
             <w:r>
@@ -7188,6 +7307,7 @@
           </w:tcPr>
           <w:p>
             <w:pPr>
+              <w:keepNext/>
               <w:spacing w:before="20" w:after="20" w:line="240" w:lineRule="auto"/>
               <w:jc w:val="right"/>
             </w:pPr>
@@ -7202,6 +7322,7 @@
       </w:tr>
       <w:tr>
         <w:trPr>
+          <w:cantSplit/>
           <w:jc w:val="center"/>
         </w:trPr>
         <w:tc>
@@ -7210,6 +7331,7 @@
           </w:tcPr>
           <w:p>
             <w:pPr>
+              <w:keepNext/>
               <w:spacing w:before="20" w:after="20" w:line="240" w:lineRule="auto"/>
             </w:pPr>
             <w:r>
@@ -7226,6 +7348,7 @@
           </w:tcPr>
           <w:p>
             <w:pPr>
+              <w:keepNext/>
               <w:spacing w:before="20" w:after="20" w:line="240" w:lineRule="auto"/>
               <w:jc w:val="right"/>
             </w:pPr>
@@ -7240,6 +7363,7 @@
       </w:tr>
       <w:tr>
         <w:trPr>
+          <w:cantSplit/>
           <w:jc w:val="center"/>
         </w:trPr>
         <w:tc>
@@ -7248,6 +7372,7 @@
           </w:tcPr>
           <w:p>
             <w:pPr>
+              <w:keepNext/>
               <w:spacing w:before="20" w:after="20" w:line="240" w:lineRule="auto"/>
             </w:pPr>
             <w:r>
@@ -7264,6 +7389,7 @@
           </w:tcPr>
           <w:p>
             <w:pPr>
+              <w:keepNext/>
               <w:spacing w:before="20" w:after="20" w:line="240" w:lineRule="auto"/>
               <w:jc w:val="right"/>
             </w:pPr>
@@ -7278,6 +7404,7 @@
       </w:tr>
       <w:tr>
         <w:trPr>
+          <w:cantSplit/>
           <w:jc w:val="center"/>
         </w:trPr>
         <w:tc>
@@ -7286,6 +7413,7 @@
           </w:tcPr>
           <w:p>
             <w:pPr>
+              <w:keepNext/>
               <w:spacing w:before="20" w:after="20" w:line="240" w:lineRule="auto"/>
             </w:pPr>
             <w:r>
@@ -7302,6 +7430,7 @@
           </w:tcPr>
           <w:p>
             <w:pPr>
+              <w:keepNext/>
               <w:spacing w:before="20" w:after="20" w:line="240" w:lineRule="auto"/>
               <w:jc w:val="right"/>
             </w:pPr>
@@ -7316,6 +7445,7 @@
       </w:tr>
       <w:tr>
         <w:trPr>
+          <w:cantSplit/>
           <w:jc w:val="center"/>
         </w:trPr>
         <w:tc>
@@ -7324,6 +7454,7 @@
           </w:tcPr>
           <w:p>
             <w:pPr>
+              <w:keepNext/>
               <w:spacing w:before="20" w:after="20" w:line="240" w:lineRule="auto"/>
             </w:pPr>
             <w:r>
@@ -7340,6 +7471,7 @@
           </w:tcPr>
           <w:p>
             <w:pPr>
+              <w:keepNext/>
               <w:spacing w:before="20" w:after="20" w:line="240" w:lineRule="auto"/>
               <w:jc w:val="right"/>
             </w:pPr>
@@ -7354,6 +7486,7 @@
       </w:tr>
       <w:tr>
         <w:trPr>
+          <w:cantSplit/>
           <w:jc w:val="center"/>
         </w:trPr>
         <w:tc>
@@ -7362,6 +7495,7 @@
           </w:tcPr>
           <w:p>
             <w:pPr>
+              <w:keepNext/>
               <w:spacing w:before="20" w:after="20" w:line="240" w:lineRule="auto"/>
             </w:pPr>
             <w:r>
@@ -7378,6 +7512,7 @@
           </w:tcPr>
           <w:p>
             <w:pPr>
+              <w:keepNext/>
               <w:spacing w:before="20" w:after="20" w:line="240" w:lineRule="auto"/>
               <w:jc w:val="right"/>
             </w:pPr>
@@ -7392,6 +7527,7 @@
       </w:tr>
       <w:tr>
         <w:trPr>
+          <w:cantSplit/>
           <w:jc w:val="center"/>
         </w:trPr>
         <w:tc>
@@ -7400,6 +7536,7 @@
           </w:tcPr>
           <w:p>
             <w:pPr>
+              <w:keepNext/>
               <w:spacing w:before="20" w:after="20" w:line="240" w:lineRule="auto"/>
             </w:pPr>
             <w:r>
@@ -7416,6 +7553,7 @@
           </w:tcPr>
           <w:p>
             <w:pPr>
+              <w:keepNext/>
               <w:spacing w:before="20" w:after="20" w:line="240" w:lineRule="auto"/>
               <w:jc w:val="right"/>
             </w:pPr>
@@ -7430,6 +7568,7 @@
       </w:tr>
       <w:tr>
         <w:trPr>
+          <w:cantSplit/>
           <w:jc w:val="center"/>
         </w:trPr>
         <w:tc>
@@ -7441,6 +7580,7 @@
           </w:tcPr>
           <w:p>
             <w:pPr>
+              <w:keepNext/>
               <w:spacing w:before="20" w:after="20" w:line="240" w:lineRule="auto"/>
             </w:pPr>
             <w:r>
@@ -7473,6 +7613,7 @@
           </w:tcPr>
           <w:p>
             <w:pPr>
+              <w:keepNext/>
               <w:spacing w:before="20" w:after="20" w:line="240" w:lineRule="auto"/>
               <w:jc w:val="right"/>
             </w:pPr>
@@ -7501,7 +7642,7 @@
       <w:pPr>
         <w:pStyle w:val="Ttulo2"/>
       </w:pPr>
-      <w:bookmarkStart w:id="21" w:name="_Toc242739033"/>
+      <w:bookmarkStart w:id="21" w:name="_Toc242741475"/>
       <w:r>
         <w:t>3.2 CONCORDÂNCIA ENTRE OS DOIS MODELOS</w:t>
       </w:r>
@@ -7526,7 +7667,7 @@
       <w:pPr>
         <w:pStyle w:val="Ttulo2"/>
       </w:pPr>
-      <w:bookmarkStart w:id="22" w:name="_Toc242739034"/>
+      <w:bookmarkStart w:id="22" w:name="_Toc242741476"/>
       <w:r>
         <w:t>3.3 REGRA DE ESCOLHA FIXADA DE ANTEMÃO E MODELO PRINCIPAL</w:t>
       </w:r>
@@ -7547,7 +7688,7 @@
       <w:pPr>
         <w:pStyle w:val="Ttulo2"/>
       </w:pPr>
-      <w:bookmarkStart w:id="23" w:name="_Toc242739035"/>
+      <w:bookmarkStart w:id="23" w:name="_Toc242741477"/>
       <w:r>
         <w:t>3.4 VALIDADE DE CONSTRUTO: CONCORDÂNCIA COM AS SUBNOTAS OFICIAIS</w:t>
       </w:r>
@@ -7567,10 +7708,11 @@
         <w:keepNext/>
         <w:spacing w:before="120" w:after="80"/>
       </w:pPr>
-      <w:bookmarkStart w:id="24" w:name="_Toc242739059"/>
+      <w:bookmarkStart w:id="24" w:name="_Toc242741501"/>
       <w:r>
         <w:rPr>
           <w:b w:val="0"/>
+          <w:color w:val="000000"/>
           <w:sz w:val="20"/>
         </w:rPr>
         <w:t xml:space="preserve">Tabela </w:t>
@@ -7578,6 +7720,7 @@
       <w:r>
         <w:rPr>
           <w:b w:val="0"/>
+          <w:color w:val="000000"/>
           <w:sz w:val="20"/>
         </w:rPr>
         <w:fldChar w:fldCharType="begin"/>
@@ -7585,6 +7728,7 @@
       <w:r>
         <w:rPr>
           <w:b w:val="0"/>
+          <w:color w:val="000000"/>
           <w:sz w:val="20"/>
         </w:rPr>
         <w:instrText xml:space="preserve"> SEQ Tabela \* ARABIC </w:instrText>
@@ -7592,6 +7736,7 @@
       <w:r>
         <w:rPr>
           <w:b w:val="0"/>
+          <w:color w:val="000000"/>
           <w:sz w:val="20"/>
         </w:rPr>
         <w:fldChar w:fldCharType="separate"/>
@@ -7600,6 +7745,7 @@
         <w:rPr>
           <w:b w:val="0"/>
           <w:noProof/>
+          <w:color w:val="000000"/>
           <w:sz w:val="20"/>
         </w:rPr>
         <w:t>4</w:t>
@@ -7607,6 +7753,7 @@
       <w:r>
         <w:rPr>
           <w:b w:val="0"/>
+          <w:color w:val="000000"/>
           <w:sz w:val="20"/>
         </w:rPr>
         <w:fldChar w:fldCharType="end"/>
@@ -7614,6 +7761,7 @@
       <w:r>
         <w:rPr>
           <w:b w:val="0"/>
+          <w:color w:val="000000"/>
           <w:sz w:val="20"/>
         </w:rPr>
         <w:t xml:space="preserve"> – Correlação entre o sentimento do aspecto e a subnota oficial correspondente, no nível do anúncio.</w:t>
@@ -7638,6 +7786,7 @@
       </w:tblGrid>
       <w:tr>
         <w:trPr>
+          <w:cantSplit/>
           <w:jc w:val="center"/>
         </w:trPr>
         <w:tc>
@@ -7650,6 +7799,7 @@
           </w:tcPr>
           <w:p>
             <w:pPr>
+              <w:keepNext/>
               <w:spacing w:before="20" w:after="20" w:line="240" w:lineRule="auto"/>
             </w:pPr>
             <w:r>
@@ -7671,6 +7821,7 @@
           </w:tcPr>
           <w:p>
             <w:pPr>
+              <w:keepNext/>
               <w:spacing w:before="20" w:after="20" w:line="240" w:lineRule="auto"/>
             </w:pPr>
             <w:r>
@@ -7692,6 +7843,7 @@
           </w:tcPr>
           <w:p>
             <w:pPr>
+              <w:keepNext/>
               <w:spacing w:before="20" w:after="20" w:line="240" w:lineRule="auto"/>
               <w:jc w:val="right"/>
             </w:pPr>
@@ -7715,6 +7867,7 @@
           </w:tcPr>
           <w:p>
             <w:pPr>
+              <w:keepNext/>
               <w:spacing w:before="20" w:after="20" w:line="240" w:lineRule="auto"/>
               <w:jc w:val="right"/>
             </w:pPr>
@@ -7737,6 +7890,7 @@
           </w:tcPr>
           <w:p>
             <w:pPr>
+              <w:keepNext/>
               <w:spacing w:before="20" w:after="20" w:line="240" w:lineRule="auto"/>
               <w:jc w:val="right"/>
             </w:pPr>
@@ -7759,6 +7913,7 @@
           </w:tcPr>
           <w:p>
             <w:pPr>
+              <w:keepNext/>
               <w:spacing w:before="20" w:after="20" w:line="240" w:lineRule="auto"/>
               <w:jc w:val="right"/>
             </w:pPr>
@@ -7781,6 +7936,7 @@
           </w:tcPr>
           <w:p>
             <w:pPr>
+              <w:keepNext/>
               <w:spacing w:before="20" w:after="20" w:line="240" w:lineRule="auto"/>
               <w:jc w:val="right"/>
             </w:pPr>
@@ -7796,6 +7952,7 @@
       </w:tr>
       <w:tr>
         <w:trPr>
+          <w:cantSplit/>
           <w:jc w:val="center"/>
         </w:trPr>
         <w:tc>
@@ -7804,6 +7961,7 @@
           </w:tcPr>
           <w:p>
             <w:pPr>
+              <w:keepNext/>
               <w:spacing w:before="20" w:after="20" w:line="240" w:lineRule="auto"/>
             </w:pPr>
             <w:r>
@@ -7820,6 +7978,7 @@
           </w:tcPr>
           <w:p>
             <w:pPr>
+              <w:keepNext/>
               <w:spacing w:before="20" w:after="20" w:line="240" w:lineRule="auto"/>
             </w:pPr>
             <w:r>
@@ -7837,6 +7996,7 @@
           </w:tcPr>
           <w:p>
             <w:pPr>
+              <w:keepNext/>
               <w:spacing w:before="20" w:after="20" w:line="240" w:lineRule="auto"/>
               <w:jc w:val="right"/>
             </w:pPr>
@@ -7854,6 +8014,7 @@
           </w:tcPr>
           <w:p>
             <w:pPr>
+              <w:keepNext/>
               <w:spacing w:before="20" w:after="20" w:line="240" w:lineRule="auto"/>
               <w:jc w:val="right"/>
             </w:pPr>
@@ -7871,6 +8032,7 @@
           </w:tcPr>
           <w:p>
             <w:pPr>
+              <w:keepNext/>
               <w:spacing w:before="20" w:after="20" w:line="240" w:lineRule="auto"/>
               <w:jc w:val="right"/>
             </w:pPr>
@@ -7888,6 +8050,7 @@
           </w:tcPr>
           <w:p>
             <w:pPr>
+              <w:keepNext/>
               <w:spacing w:before="20" w:after="20" w:line="240" w:lineRule="auto"/>
               <w:jc w:val="right"/>
             </w:pPr>
@@ -7905,6 +8068,7 @@
           </w:tcPr>
           <w:p>
             <w:pPr>
+              <w:keepNext/>
               <w:spacing w:before="20" w:after="20" w:line="240" w:lineRule="auto"/>
               <w:jc w:val="right"/>
             </w:pPr>
@@ -7919,6 +8083,7 @@
       </w:tr>
       <w:tr>
         <w:trPr>
+          <w:cantSplit/>
           <w:jc w:val="center"/>
         </w:trPr>
         <w:tc>
@@ -7927,6 +8092,7 @@
           </w:tcPr>
           <w:p>
             <w:pPr>
+              <w:keepNext/>
               <w:spacing w:before="20" w:after="20" w:line="240" w:lineRule="auto"/>
             </w:pPr>
             <w:r>
@@ -7943,6 +8109,7 @@
           </w:tcPr>
           <w:p>
             <w:pPr>
+              <w:keepNext/>
               <w:spacing w:before="20" w:after="20" w:line="240" w:lineRule="auto"/>
             </w:pPr>
             <w:r>
@@ -7960,6 +8127,7 @@
           </w:tcPr>
           <w:p>
             <w:pPr>
+              <w:keepNext/>
               <w:spacing w:before="20" w:after="20" w:line="240" w:lineRule="auto"/>
               <w:jc w:val="right"/>
             </w:pPr>
@@ -7977,6 +8145,7 @@
           </w:tcPr>
           <w:p>
             <w:pPr>
+              <w:keepNext/>
               <w:spacing w:before="20" w:after="20" w:line="240" w:lineRule="auto"/>
               <w:jc w:val="right"/>
             </w:pPr>
@@ -7994,6 +8163,7 @@
           </w:tcPr>
           <w:p>
             <w:pPr>
+              <w:keepNext/>
               <w:spacing w:before="20" w:after="20" w:line="240" w:lineRule="auto"/>
               <w:jc w:val="right"/>
             </w:pPr>
@@ -8011,6 +8181,7 @@
           </w:tcPr>
           <w:p>
             <w:pPr>
+              <w:keepNext/>
               <w:spacing w:before="20" w:after="20" w:line="240" w:lineRule="auto"/>
               <w:jc w:val="right"/>
             </w:pPr>
@@ -8028,6 +8199,7 @@
           </w:tcPr>
           <w:p>
             <w:pPr>
+              <w:keepNext/>
               <w:spacing w:before="20" w:after="20" w:line="240" w:lineRule="auto"/>
               <w:jc w:val="right"/>
             </w:pPr>
@@ -8042,6 +8214,7 @@
       </w:tr>
       <w:tr>
         <w:trPr>
+          <w:cantSplit/>
           <w:jc w:val="center"/>
         </w:trPr>
         <w:tc>
@@ -8050,6 +8223,7 @@
           </w:tcPr>
           <w:p>
             <w:pPr>
+              <w:keepNext/>
               <w:spacing w:before="20" w:after="20" w:line="240" w:lineRule="auto"/>
             </w:pPr>
             <w:r>
@@ -8066,6 +8240,7 @@
           </w:tcPr>
           <w:p>
             <w:pPr>
+              <w:keepNext/>
               <w:spacing w:before="20" w:after="20" w:line="240" w:lineRule="auto"/>
             </w:pPr>
             <w:r>
@@ -8083,6 +8258,7 @@
           </w:tcPr>
           <w:p>
             <w:pPr>
+              <w:keepNext/>
               <w:spacing w:before="20" w:after="20" w:line="240" w:lineRule="auto"/>
               <w:jc w:val="right"/>
             </w:pPr>
@@ -8100,6 +8276,7 @@
           </w:tcPr>
           <w:p>
             <w:pPr>
+              <w:keepNext/>
               <w:spacing w:before="20" w:after="20" w:line="240" w:lineRule="auto"/>
               <w:jc w:val="right"/>
             </w:pPr>
@@ -8117,6 +8294,7 @@
           </w:tcPr>
           <w:p>
             <w:pPr>
+              <w:keepNext/>
               <w:spacing w:before="20" w:after="20" w:line="240" w:lineRule="auto"/>
               <w:jc w:val="right"/>
             </w:pPr>
@@ -8134,6 +8312,7 @@
           </w:tcPr>
           <w:p>
             <w:pPr>
+              <w:keepNext/>
               <w:spacing w:before="20" w:after="20" w:line="240" w:lineRule="auto"/>
               <w:jc w:val="right"/>
             </w:pPr>
@@ -8151,6 +8330,7 @@
           </w:tcPr>
           <w:p>
             <w:pPr>
+              <w:keepNext/>
               <w:spacing w:before="20" w:after="20" w:line="240" w:lineRule="auto"/>
               <w:jc w:val="right"/>
             </w:pPr>
@@ -8165,6 +8345,7 @@
       </w:tr>
       <w:tr>
         <w:trPr>
+          <w:cantSplit/>
           <w:jc w:val="center"/>
         </w:trPr>
         <w:tc>
@@ -8173,6 +8354,7 @@
           </w:tcPr>
           <w:p>
             <w:pPr>
+              <w:keepNext/>
               <w:spacing w:before="20" w:after="20" w:line="240" w:lineRule="auto"/>
             </w:pPr>
             <w:r>
@@ -8189,6 +8371,7 @@
           </w:tcPr>
           <w:p>
             <w:pPr>
+              <w:keepNext/>
               <w:spacing w:before="20" w:after="20" w:line="240" w:lineRule="auto"/>
             </w:pPr>
             <w:r>
@@ -8206,6 +8389,7 @@
           </w:tcPr>
           <w:p>
             <w:pPr>
+              <w:keepNext/>
               <w:spacing w:before="20" w:after="20" w:line="240" w:lineRule="auto"/>
               <w:jc w:val="right"/>
             </w:pPr>
@@ -8223,6 +8407,7 @@
           </w:tcPr>
           <w:p>
             <w:pPr>
+              <w:keepNext/>
               <w:spacing w:before="20" w:after="20" w:line="240" w:lineRule="auto"/>
               <w:jc w:val="right"/>
             </w:pPr>
@@ -8240,6 +8425,7 @@
           </w:tcPr>
           <w:p>
             <w:pPr>
+              <w:keepNext/>
               <w:spacing w:before="20" w:after="20" w:line="240" w:lineRule="auto"/>
               <w:jc w:val="right"/>
             </w:pPr>
@@ -8257,6 +8443,7 @@
           </w:tcPr>
           <w:p>
             <w:pPr>
+              <w:keepNext/>
               <w:spacing w:before="20" w:after="20" w:line="240" w:lineRule="auto"/>
               <w:jc w:val="right"/>
             </w:pPr>
@@ -8274,6 +8461,7 @@
           </w:tcPr>
           <w:p>
             <w:pPr>
+              <w:keepNext/>
               <w:spacing w:before="20" w:after="20" w:line="240" w:lineRule="auto"/>
               <w:jc w:val="right"/>
             </w:pPr>
@@ -8288,6 +8476,7 @@
       </w:tr>
       <w:tr>
         <w:trPr>
+          <w:cantSplit/>
           <w:jc w:val="center"/>
         </w:trPr>
         <w:tc>
@@ -8296,6 +8485,7 @@
           </w:tcPr>
           <w:p>
             <w:pPr>
+              <w:keepNext/>
               <w:spacing w:before="20" w:after="20" w:line="240" w:lineRule="auto"/>
             </w:pPr>
             <w:r>
@@ -8312,6 +8502,7 @@
           </w:tcPr>
           <w:p>
             <w:pPr>
+              <w:keepNext/>
               <w:spacing w:before="20" w:after="20" w:line="240" w:lineRule="auto"/>
             </w:pPr>
             <w:r>
@@ -8329,6 +8520,7 @@
           </w:tcPr>
           <w:p>
             <w:pPr>
+              <w:keepNext/>
               <w:spacing w:before="20" w:after="20" w:line="240" w:lineRule="auto"/>
               <w:jc w:val="right"/>
             </w:pPr>
@@ -8346,6 +8538,7 @@
           </w:tcPr>
           <w:p>
             <w:pPr>
+              <w:keepNext/>
               <w:spacing w:before="20" w:after="20" w:line="240" w:lineRule="auto"/>
               <w:jc w:val="right"/>
             </w:pPr>
@@ -8363,6 +8556,7 @@
           </w:tcPr>
           <w:p>
             <w:pPr>
+              <w:keepNext/>
               <w:spacing w:before="20" w:after="20" w:line="240" w:lineRule="auto"/>
               <w:jc w:val="right"/>
             </w:pPr>
@@ -8380,6 +8574,7 @@
           </w:tcPr>
           <w:p>
             <w:pPr>
+              <w:keepNext/>
               <w:spacing w:before="20" w:after="20" w:line="240" w:lineRule="auto"/>
               <w:jc w:val="right"/>
             </w:pPr>
@@ -8397,6 +8592,7 @@
           </w:tcPr>
           <w:p>
             <w:pPr>
+              <w:keepNext/>
               <w:spacing w:before="20" w:after="20" w:line="240" w:lineRule="auto"/>
               <w:jc w:val="right"/>
             </w:pPr>
@@ -8411,6 +8607,7 @@
       </w:tr>
       <w:tr>
         <w:trPr>
+          <w:cantSplit/>
           <w:jc w:val="center"/>
         </w:trPr>
         <w:tc>
@@ -8419,6 +8616,7 @@
           </w:tcPr>
           <w:p>
             <w:pPr>
+              <w:keepNext/>
               <w:spacing w:before="20" w:after="20" w:line="240" w:lineRule="auto"/>
             </w:pPr>
             <w:r>
@@ -8435,6 +8633,7 @@
           </w:tcPr>
           <w:p>
             <w:pPr>
+              <w:keepNext/>
               <w:spacing w:before="20" w:after="20" w:line="240" w:lineRule="auto"/>
             </w:pPr>
             <w:r>
@@ -8452,6 +8651,7 @@
           </w:tcPr>
           <w:p>
             <w:pPr>
+              <w:keepNext/>
               <w:spacing w:before="20" w:after="20" w:line="240" w:lineRule="auto"/>
               <w:jc w:val="right"/>
             </w:pPr>
@@ -8469,6 +8669,7 @@
           </w:tcPr>
           <w:p>
             <w:pPr>
+              <w:keepNext/>
               <w:spacing w:before="20" w:after="20" w:line="240" w:lineRule="auto"/>
               <w:jc w:val="right"/>
             </w:pPr>
@@ -8486,6 +8687,7 @@
           </w:tcPr>
           <w:p>
             <w:pPr>
+              <w:keepNext/>
               <w:spacing w:before="20" w:after="20" w:line="240" w:lineRule="auto"/>
               <w:jc w:val="right"/>
             </w:pPr>
@@ -8503,6 +8705,7 @@
           </w:tcPr>
           <w:p>
             <w:pPr>
+              <w:keepNext/>
               <w:spacing w:before="20" w:after="20" w:line="240" w:lineRule="auto"/>
               <w:jc w:val="right"/>
             </w:pPr>
@@ -8520,6 +8723,7 @@
           </w:tcPr>
           <w:p>
             <w:pPr>
+              <w:keepNext/>
               <w:spacing w:before="20" w:after="20" w:line="240" w:lineRule="auto"/>
               <w:jc w:val="right"/>
             </w:pPr>
@@ -8534,6 +8738,7 @@
       </w:tr>
       <w:tr>
         <w:trPr>
+          <w:cantSplit/>
           <w:jc w:val="center"/>
         </w:trPr>
         <w:tc>
@@ -8545,6 +8750,7 @@
           </w:tcPr>
           <w:p>
             <w:pPr>
+              <w:keepNext/>
               <w:spacing w:before="20" w:after="20" w:line="240" w:lineRule="auto"/>
             </w:pPr>
             <w:r>
@@ -8564,6 +8770,7 @@
           </w:tcPr>
           <w:p>
             <w:pPr>
+              <w:keepNext/>
               <w:spacing w:before="20" w:after="20" w:line="240" w:lineRule="auto"/>
             </w:pPr>
             <w:r>
@@ -8583,6 +8790,7 @@
           </w:tcPr>
           <w:p>
             <w:pPr>
+              <w:keepNext/>
               <w:spacing w:before="20" w:after="20" w:line="240" w:lineRule="auto"/>
               <w:jc w:val="right"/>
             </w:pPr>
@@ -8603,6 +8811,7 @@
           </w:tcPr>
           <w:p>
             <w:pPr>
+              <w:keepNext/>
               <w:spacing w:before="20" w:after="20" w:line="240" w:lineRule="auto"/>
               <w:jc w:val="right"/>
             </w:pPr>
@@ -8623,6 +8832,7 @@
           </w:tcPr>
           <w:p>
             <w:pPr>
+              <w:keepNext/>
               <w:spacing w:before="20" w:after="20" w:line="240" w:lineRule="auto"/>
               <w:jc w:val="right"/>
             </w:pPr>
@@ -8643,6 +8853,7 @@
           </w:tcPr>
           <w:p>
             <w:pPr>
+              <w:keepNext/>
               <w:spacing w:before="20" w:after="20" w:line="240" w:lineRule="auto"/>
               <w:jc w:val="right"/>
             </w:pPr>
@@ -8663,6 +8874,7 @@
           </w:tcPr>
           <w:p>
             <w:pPr>
+              <w:keepNext/>
               <w:spacing w:before="20" w:after="20" w:line="240" w:lineRule="auto"/>
               <w:jc w:val="right"/>
             </w:pPr>
@@ -8717,7 +8929,7 @@
       <w:pPr>
         <w:pStyle w:val="Ttulo2"/>
       </w:pPr>
-      <w:bookmarkStart w:id="25" w:name="_Toc242739036"/>
+      <w:bookmarkStart w:id="25" w:name="_Toc242741478"/>
       <w:r>
         <w:t>3.5 CHECAGEM COM UM SEGUNDO MÉTODO DE TÓPICOS E COM UM SEGUNDO ANOTADOR</w:t>
       </w:r>
@@ -8740,17 +8952,20 @@
         <w:keepNext/>
         <w:spacing w:before="120" w:after="80"/>
       </w:pPr>
-      <w:bookmarkStart w:id="26" w:name="_Toc242739060"/>
+      <w:bookmarkStart w:id="26" w:name="_Toc242741502"/>
       <w:r>
         <w:rPr>
           <w:b w:val="0"/>
+          <w:color w:val="000000"/>
           <w:sz w:val="20"/>
         </w:rPr>
+        <w:lastRenderedPageBreak/>
         <w:t xml:space="preserve">Tabela </w:t>
       </w:r>
       <w:r>
         <w:rPr>
           <w:b w:val="0"/>
+          <w:color w:val="000000"/>
           <w:sz w:val="20"/>
         </w:rPr>
         <w:fldChar w:fldCharType="begin"/>
@@ -8758,6 +8973,7 @@
       <w:r>
         <w:rPr>
           <w:b w:val="0"/>
+          <w:color w:val="000000"/>
           <w:sz w:val="20"/>
         </w:rPr>
         <w:instrText xml:space="preserve"> SEQ Tabela \* ARABIC </w:instrText>
@@ -8765,6 +8981,7 @@
       <w:r>
         <w:rPr>
           <w:b w:val="0"/>
+          <w:color w:val="000000"/>
           <w:sz w:val="20"/>
         </w:rPr>
         <w:fldChar w:fldCharType="separate"/>
@@ -8773,6 +8990,7 @@
         <w:rPr>
           <w:b w:val="0"/>
           <w:noProof/>
+          <w:color w:val="000000"/>
           <w:sz w:val="20"/>
         </w:rPr>
         <w:t>5</w:t>
@@ -8780,6 +8998,7 @@
       <w:r>
         <w:rPr>
           <w:b w:val="0"/>
+          <w:color w:val="000000"/>
           <w:sz w:val="20"/>
         </w:rPr>
         <w:fldChar w:fldCharType="end"/>
@@ -8787,6 +9006,7 @@
       <w:r>
         <w:rPr>
           <w:b w:val="0"/>
+          <w:color w:val="000000"/>
           <w:sz w:val="20"/>
         </w:rPr>
         <w:t xml:space="preserve"> – Checagem com LDA: correlação do perfil, validade de construto e parcela do </w:t>
@@ -8795,6 +9015,7 @@
         <w:rPr>
           <w:b w:val="0"/>
           <w:i/>
+          <w:color w:val="000000"/>
           <w:sz w:val="20"/>
         </w:rPr>
         <w:t>R</w:t>
@@ -8802,6 +9023,7 @@
       <w:r>
         <w:rPr>
           <w:b w:val="0"/>
+          <w:color w:val="000000"/>
           <w:sz w:val="20"/>
           <w:vertAlign w:val="superscript"/>
         </w:rPr>
@@ -8810,6 +9032,7 @@
       <w:r>
         <w:rPr>
           <w:b w:val="0"/>
+          <w:color w:val="000000"/>
           <w:sz w:val="20"/>
         </w:rPr>
         <w:t xml:space="preserve"> da nota global.</w:t>
@@ -8833,6 +9056,7 @@
       </w:tblGrid>
       <w:tr>
         <w:trPr>
+          <w:cantSplit/>
           <w:jc w:val="center"/>
         </w:trPr>
         <w:tc>
@@ -8845,6 +9069,7 @@
           </w:tcPr>
           <w:p>
             <w:pPr>
+              <w:keepNext/>
               <w:spacing w:before="20" w:after="20" w:line="240" w:lineRule="auto"/>
             </w:pPr>
             <w:r>
@@ -8866,6 +9091,7 @@
           </w:tcPr>
           <w:p>
             <w:pPr>
+              <w:keepNext/>
               <w:spacing w:before="20" w:after="20" w:line="240" w:lineRule="auto"/>
               <w:jc w:val="right"/>
             </w:pPr>
@@ -8888,6 +9114,7 @@
           </w:tcPr>
           <w:p>
             <w:pPr>
+              <w:keepNext/>
               <w:spacing w:before="20" w:after="20" w:line="240" w:lineRule="auto"/>
               <w:jc w:val="right"/>
             </w:pPr>
@@ -8910,6 +9137,7 @@
           </w:tcPr>
           <w:p>
             <w:pPr>
+              <w:keepNext/>
               <w:spacing w:before="20" w:after="20" w:line="240" w:lineRule="auto"/>
               <w:jc w:val="right"/>
             </w:pPr>
@@ -8932,6 +9160,7 @@
           </w:tcPr>
           <w:p>
             <w:pPr>
+              <w:keepNext/>
               <w:spacing w:before="20" w:after="20" w:line="240" w:lineRule="auto"/>
               <w:jc w:val="right"/>
             </w:pPr>
@@ -8970,6 +9199,7 @@
           </w:tcPr>
           <w:p>
             <w:pPr>
+              <w:keepNext/>
               <w:spacing w:before="20" w:after="20" w:line="240" w:lineRule="auto"/>
               <w:jc w:val="right"/>
             </w:pPr>
@@ -9001,6 +9231,7 @@
       </w:tr>
       <w:tr>
         <w:trPr>
+          <w:cantSplit/>
           <w:jc w:val="center"/>
         </w:trPr>
         <w:tc>
@@ -9009,13 +9240,13 @@
           </w:tcPr>
           <w:p>
             <w:pPr>
+              <w:keepNext/>
               <w:spacing w:before="20" w:after="20" w:line="240" w:lineRule="auto"/>
             </w:pPr>
             <w:r>
               <w:rPr>
                 <w:sz w:val="17"/>
               </w:rPr>
-              <w:lastRenderedPageBreak/>
               <w:t>Localização</w:t>
             </w:r>
           </w:p>
@@ -9026,6 +9257,7 @@
           </w:tcPr>
           <w:p>
             <w:pPr>
+              <w:keepNext/>
               <w:spacing w:before="20" w:after="20" w:line="240" w:lineRule="auto"/>
               <w:jc w:val="right"/>
             </w:pPr>
@@ -9043,6 +9275,7 @@
           </w:tcPr>
           <w:p>
             <w:pPr>
+              <w:keepNext/>
               <w:spacing w:before="20" w:after="20" w:line="240" w:lineRule="auto"/>
               <w:jc w:val="right"/>
             </w:pPr>
@@ -9060,6 +9293,7 @@
           </w:tcPr>
           <w:p>
             <w:pPr>
+              <w:keepNext/>
               <w:spacing w:before="20" w:after="20" w:line="240" w:lineRule="auto"/>
               <w:jc w:val="right"/>
             </w:pPr>
@@ -9077,6 +9311,7 @@
           </w:tcPr>
           <w:p>
             <w:pPr>
+              <w:keepNext/>
               <w:spacing w:before="20" w:after="20" w:line="240" w:lineRule="auto"/>
               <w:jc w:val="right"/>
             </w:pPr>
@@ -9094,6 +9329,7 @@
           </w:tcPr>
           <w:p>
             <w:pPr>
+              <w:keepNext/>
               <w:spacing w:before="20" w:after="20" w:line="240" w:lineRule="auto"/>
               <w:jc w:val="right"/>
             </w:pPr>
@@ -9108,6 +9344,7 @@
       </w:tr>
       <w:tr>
         <w:trPr>
+          <w:cantSplit/>
           <w:jc w:val="center"/>
         </w:trPr>
         <w:tc>
@@ -9116,6 +9353,7 @@
           </w:tcPr>
           <w:p>
             <w:pPr>
+              <w:keepNext/>
               <w:spacing w:before="20" w:after="20" w:line="240" w:lineRule="auto"/>
             </w:pPr>
             <w:r>
@@ -9132,6 +9370,7 @@
           </w:tcPr>
           <w:p>
             <w:pPr>
+              <w:keepNext/>
               <w:spacing w:before="20" w:after="20" w:line="240" w:lineRule="auto"/>
               <w:jc w:val="right"/>
             </w:pPr>
@@ -9149,6 +9388,7 @@
           </w:tcPr>
           <w:p>
             <w:pPr>
+              <w:keepNext/>
               <w:spacing w:before="20" w:after="20" w:line="240" w:lineRule="auto"/>
               <w:jc w:val="right"/>
             </w:pPr>
@@ -9166,6 +9406,7 @@
           </w:tcPr>
           <w:p>
             <w:pPr>
+              <w:keepNext/>
               <w:spacing w:before="20" w:after="20" w:line="240" w:lineRule="auto"/>
               <w:jc w:val="right"/>
             </w:pPr>
@@ -9183,6 +9424,7 @@
           </w:tcPr>
           <w:p>
             <w:pPr>
+              <w:keepNext/>
               <w:spacing w:before="20" w:after="20" w:line="240" w:lineRule="auto"/>
               <w:jc w:val="right"/>
             </w:pPr>
@@ -9200,6 +9442,7 @@
           </w:tcPr>
           <w:p>
             <w:pPr>
+              <w:keepNext/>
               <w:spacing w:before="20" w:after="20" w:line="240" w:lineRule="auto"/>
               <w:jc w:val="right"/>
             </w:pPr>
@@ -9214,6 +9457,7 @@
       </w:tr>
       <w:tr>
         <w:trPr>
+          <w:cantSplit/>
           <w:jc w:val="center"/>
         </w:trPr>
         <w:tc>
@@ -9222,6 +9466,7 @@
           </w:tcPr>
           <w:p>
             <w:pPr>
+              <w:keepNext/>
               <w:spacing w:before="20" w:after="20" w:line="240" w:lineRule="auto"/>
             </w:pPr>
             <w:r>
@@ -9238,6 +9483,7 @@
           </w:tcPr>
           <w:p>
             <w:pPr>
+              <w:keepNext/>
               <w:spacing w:before="20" w:after="20" w:line="240" w:lineRule="auto"/>
               <w:jc w:val="right"/>
             </w:pPr>
@@ -9255,6 +9501,7 @@
           </w:tcPr>
           <w:p>
             <w:pPr>
+              <w:keepNext/>
               <w:spacing w:before="20" w:after="20" w:line="240" w:lineRule="auto"/>
               <w:jc w:val="right"/>
             </w:pPr>
@@ -9272,6 +9519,7 @@
           </w:tcPr>
           <w:p>
             <w:pPr>
+              <w:keepNext/>
               <w:spacing w:before="20" w:after="20" w:line="240" w:lineRule="auto"/>
               <w:jc w:val="right"/>
             </w:pPr>
@@ -9289,6 +9537,7 @@
           </w:tcPr>
           <w:p>
             <w:pPr>
+              <w:keepNext/>
               <w:spacing w:before="20" w:after="20" w:line="240" w:lineRule="auto"/>
               <w:jc w:val="right"/>
             </w:pPr>
@@ -9306,6 +9555,7 @@
           </w:tcPr>
           <w:p>
             <w:pPr>
+              <w:keepNext/>
               <w:spacing w:before="20" w:after="20" w:line="240" w:lineRule="auto"/>
               <w:jc w:val="right"/>
             </w:pPr>
@@ -9320,6 +9570,7 @@
       </w:tr>
       <w:tr>
         <w:trPr>
+          <w:cantSplit/>
           <w:jc w:val="center"/>
         </w:trPr>
         <w:tc>
@@ -9331,6 +9582,7 @@
           </w:tcPr>
           <w:p>
             <w:pPr>
+              <w:keepNext/>
               <w:spacing w:before="20" w:after="20" w:line="240" w:lineRule="auto"/>
             </w:pPr>
             <w:r>
@@ -9350,6 +9602,7 @@
           </w:tcPr>
           <w:p>
             <w:pPr>
+              <w:keepNext/>
               <w:spacing w:before="20" w:after="20" w:line="240" w:lineRule="auto"/>
               <w:jc w:val="right"/>
             </w:pPr>
@@ -9370,6 +9623,7 @@
           </w:tcPr>
           <w:p>
             <w:pPr>
+              <w:keepNext/>
               <w:spacing w:before="20" w:after="20" w:line="240" w:lineRule="auto"/>
               <w:jc w:val="right"/>
             </w:pPr>
@@ -9390,6 +9644,7 @@
           </w:tcPr>
           <w:p>
             <w:pPr>
+              <w:keepNext/>
               <w:spacing w:before="20" w:after="20" w:line="240" w:lineRule="auto"/>
               <w:jc w:val="right"/>
             </w:pPr>
@@ -9410,6 +9665,7 @@
           </w:tcPr>
           <w:p>
             <w:pPr>
+              <w:keepNext/>
               <w:spacing w:before="20" w:after="20" w:line="240" w:lineRule="auto"/>
               <w:jc w:val="right"/>
             </w:pPr>
@@ -9430,6 +9686,7 @@
           </w:tcPr>
           <w:p>
             <w:pPr>
+              <w:keepNext/>
               <w:spacing w:before="20" w:after="20" w:line="240" w:lineRule="auto"/>
               <w:jc w:val="right"/>
             </w:pPr>
@@ -9520,7 +9777,7 @@
       <w:pPr>
         <w:pStyle w:val="Ttulo2"/>
       </w:pPr>
-      <w:bookmarkStart w:id="27" w:name="_Toc242739037"/>
+      <w:bookmarkStart w:id="27" w:name="_Toc242741479"/>
       <w:r>
         <w:t>3.6 CLASSIFICAÇÃO DOS ASPECTOS</w:t>
       </w:r>
@@ -9540,10 +9797,11 @@
         <w:keepNext/>
         <w:spacing w:before="120" w:after="80"/>
       </w:pPr>
-      <w:bookmarkStart w:id="28" w:name="_Toc242739061"/>
+      <w:bookmarkStart w:id="28" w:name="_Toc242741503"/>
       <w:r>
         <w:rPr>
           <w:b w:val="0"/>
+          <w:color w:val="000000"/>
           <w:sz w:val="20"/>
         </w:rPr>
         <w:t xml:space="preserve">Tabela </w:t>
@@ -9551,6 +9809,7 @@
       <w:r>
         <w:rPr>
           <w:b w:val="0"/>
+          <w:color w:val="000000"/>
           <w:sz w:val="20"/>
         </w:rPr>
         <w:fldChar w:fldCharType="begin"/>
@@ -9558,6 +9817,7 @@
       <w:r>
         <w:rPr>
           <w:b w:val="0"/>
+          <w:color w:val="000000"/>
           <w:sz w:val="20"/>
         </w:rPr>
         <w:instrText xml:space="preserve"> SEQ Tabela \* ARABIC </w:instrText>
@@ -9565,6 +9825,7 @@
       <w:r>
         <w:rPr>
           <w:b w:val="0"/>
+          <w:color w:val="000000"/>
           <w:sz w:val="20"/>
         </w:rPr>
         <w:fldChar w:fldCharType="separate"/>
@@ -9573,6 +9834,7 @@
         <w:rPr>
           <w:b w:val="0"/>
           <w:noProof/>
+          <w:color w:val="000000"/>
           <w:sz w:val="20"/>
         </w:rPr>
         <w:t>6</w:t>
@@ -9580,6 +9842,7 @@
       <w:r>
         <w:rPr>
           <w:b w:val="0"/>
+          <w:color w:val="000000"/>
           <w:sz w:val="20"/>
         </w:rPr>
         <w:fldChar w:fldCharType="end"/>
@@ -9587,6 +9850,7 @@
       <w:r>
         <w:rPr>
           <w:b w:val="0"/>
+          <w:color w:val="000000"/>
           <w:sz w:val="20"/>
         </w:rPr>
         <w:t xml:space="preserve"> – Classificação dos aspectos quanto à confiança da medida.</w:t>
@@ -9609,6 +9873,7 @@
       </w:tblGrid>
       <w:tr>
         <w:trPr>
+          <w:cantSplit/>
           <w:jc w:val="center"/>
         </w:trPr>
         <w:tc>
@@ -9621,6 +9886,7 @@
           </w:tcPr>
           <w:p>
             <w:pPr>
+              <w:keepNext/>
               <w:spacing w:before="20" w:after="20" w:line="240" w:lineRule="auto"/>
             </w:pPr>
             <w:r>
@@ -9642,6 +9908,7 @@
           </w:tcPr>
           <w:p>
             <w:pPr>
+              <w:keepNext/>
               <w:spacing w:before="20" w:after="20" w:line="240" w:lineRule="auto"/>
               <w:jc w:val="right"/>
             </w:pPr>
@@ -9664,6 +9931,7 @@
           </w:tcPr>
           <w:p>
             <w:pPr>
+              <w:keepNext/>
               <w:spacing w:before="20" w:after="20" w:line="240" w:lineRule="auto"/>
               <w:jc w:val="right"/>
             </w:pPr>
@@ -9686,6 +9954,7 @@
           </w:tcPr>
           <w:p>
             <w:pPr>
+              <w:keepNext/>
               <w:spacing w:before="20" w:after="20" w:line="240" w:lineRule="auto"/>
               <w:jc w:val="right"/>
             </w:pPr>
@@ -9708,6 +9977,7 @@
           </w:tcPr>
           <w:p>
             <w:pPr>
+              <w:keepNext/>
               <w:spacing w:before="20" w:after="20" w:line="240" w:lineRule="auto"/>
             </w:pPr>
             <w:r>
@@ -9722,6 +9992,7 @@
       </w:tr>
       <w:tr>
         <w:trPr>
+          <w:cantSplit/>
           <w:jc w:val="center"/>
         </w:trPr>
         <w:tc>
@@ -9730,6 +10001,7 @@
           </w:tcPr>
           <w:p>
             <w:pPr>
+              <w:keepNext/>
               <w:spacing w:before="20" w:after="20" w:line="240" w:lineRule="auto"/>
             </w:pPr>
             <w:r>
@@ -9746,6 +10018,7 @@
           </w:tcPr>
           <w:p>
             <w:pPr>
+              <w:keepNext/>
               <w:spacing w:before="20" w:after="20" w:line="240" w:lineRule="auto"/>
               <w:jc w:val="right"/>
             </w:pPr>
@@ -9763,6 +10036,7 @@
           </w:tcPr>
           <w:p>
             <w:pPr>
+              <w:keepNext/>
               <w:spacing w:before="20" w:after="20" w:line="240" w:lineRule="auto"/>
               <w:jc w:val="right"/>
             </w:pPr>
@@ -9780,6 +10054,7 @@
           </w:tcPr>
           <w:p>
             <w:pPr>
+              <w:keepNext/>
               <w:spacing w:before="20" w:after="20" w:line="240" w:lineRule="auto"/>
               <w:jc w:val="right"/>
             </w:pPr>
@@ -9797,6 +10072,7 @@
           </w:tcPr>
           <w:p>
             <w:pPr>
+              <w:keepNext/>
               <w:spacing w:before="20" w:after="20" w:line="240" w:lineRule="auto"/>
             </w:pPr>
             <w:r>
@@ -9810,6 +10086,7 @@
       </w:tr>
       <w:tr>
         <w:trPr>
+          <w:cantSplit/>
           <w:jc w:val="center"/>
         </w:trPr>
         <w:tc>
@@ -9818,6 +10095,7 @@
           </w:tcPr>
           <w:p>
             <w:pPr>
+              <w:keepNext/>
               <w:spacing w:before="20" w:after="20" w:line="240" w:lineRule="auto"/>
             </w:pPr>
             <w:r>
@@ -9834,6 +10112,7 @@
           </w:tcPr>
           <w:p>
             <w:pPr>
+              <w:keepNext/>
               <w:spacing w:before="20" w:after="20" w:line="240" w:lineRule="auto"/>
               <w:jc w:val="right"/>
             </w:pPr>
@@ -9851,6 +10130,7 @@
           </w:tcPr>
           <w:p>
             <w:pPr>
+              <w:keepNext/>
               <w:spacing w:before="20" w:after="20" w:line="240" w:lineRule="auto"/>
               <w:jc w:val="right"/>
             </w:pPr>
@@ -9868,6 +10148,7 @@
           </w:tcPr>
           <w:p>
             <w:pPr>
+              <w:keepNext/>
               <w:spacing w:before="20" w:after="20" w:line="240" w:lineRule="auto"/>
               <w:jc w:val="right"/>
             </w:pPr>
@@ -9885,6 +10166,7 @@
           </w:tcPr>
           <w:p>
             <w:pPr>
+              <w:keepNext/>
               <w:spacing w:before="20" w:after="20" w:line="240" w:lineRule="auto"/>
             </w:pPr>
             <w:r>
@@ -9898,6 +10180,7 @@
       </w:tr>
       <w:tr>
         <w:trPr>
+          <w:cantSplit/>
           <w:jc w:val="center"/>
         </w:trPr>
         <w:tc>
@@ -9906,6 +10189,7 @@
           </w:tcPr>
           <w:p>
             <w:pPr>
+              <w:keepNext/>
               <w:spacing w:before="20" w:after="20" w:line="240" w:lineRule="auto"/>
             </w:pPr>
             <w:r>
@@ -9922,6 +10206,7 @@
           </w:tcPr>
           <w:p>
             <w:pPr>
+              <w:keepNext/>
               <w:spacing w:before="20" w:after="20" w:line="240" w:lineRule="auto"/>
               <w:jc w:val="right"/>
             </w:pPr>
@@ -9939,6 +10224,7 @@
           </w:tcPr>
           <w:p>
             <w:pPr>
+              <w:keepNext/>
               <w:spacing w:before="20" w:after="20" w:line="240" w:lineRule="auto"/>
               <w:jc w:val="right"/>
             </w:pPr>
@@ -9956,6 +10242,7 @@
           </w:tcPr>
           <w:p>
             <w:pPr>
+              <w:keepNext/>
               <w:spacing w:before="20" w:after="20" w:line="240" w:lineRule="auto"/>
               <w:jc w:val="right"/>
             </w:pPr>
@@ -9973,6 +10260,7 @@
           </w:tcPr>
           <w:p>
             <w:pPr>
+              <w:keepNext/>
               <w:spacing w:before="20" w:after="20" w:line="240" w:lineRule="auto"/>
             </w:pPr>
             <w:r>
@@ -9986,6 +10274,7 @@
       </w:tr>
       <w:tr>
         <w:trPr>
+          <w:cantSplit/>
           <w:jc w:val="center"/>
         </w:trPr>
         <w:tc>
@@ -9994,6 +10283,7 @@
           </w:tcPr>
           <w:p>
             <w:pPr>
+              <w:keepNext/>
               <w:spacing w:before="20" w:after="20" w:line="240" w:lineRule="auto"/>
             </w:pPr>
             <w:r>
@@ -10010,6 +10300,7 @@
           </w:tcPr>
           <w:p>
             <w:pPr>
+              <w:keepNext/>
               <w:spacing w:before="20" w:after="20" w:line="240" w:lineRule="auto"/>
               <w:jc w:val="right"/>
             </w:pPr>
@@ -10027,6 +10318,7 @@
           </w:tcPr>
           <w:p>
             <w:pPr>
+              <w:keepNext/>
               <w:spacing w:before="20" w:after="20" w:line="240" w:lineRule="auto"/>
               <w:jc w:val="right"/>
             </w:pPr>
@@ -10044,6 +10336,7 @@
           </w:tcPr>
           <w:p>
             <w:pPr>
+              <w:keepNext/>
               <w:spacing w:before="20" w:after="20" w:line="240" w:lineRule="auto"/>
               <w:jc w:val="right"/>
             </w:pPr>
@@ -10061,6 +10354,7 @@
           </w:tcPr>
           <w:p>
             <w:pPr>
+              <w:keepNext/>
               <w:spacing w:before="20" w:after="20" w:line="240" w:lineRule="auto"/>
             </w:pPr>
             <w:r>
@@ -10074,6 +10368,7 @@
       </w:tr>
       <w:tr>
         <w:trPr>
+          <w:cantSplit/>
           <w:jc w:val="center"/>
         </w:trPr>
         <w:tc>
@@ -10082,6 +10377,7 @@
           </w:tcPr>
           <w:p>
             <w:pPr>
+              <w:keepNext/>
               <w:spacing w:before="20" w:after="20" w:line="240" w:lineRule="auto"/>
             </w:pPr>
             <w:r>
@@ -10098,6 +10394,7 @@
           </w:tcPr>
           <w:p>
             <w:pPr>
+              <w:keepNext/>
               <w:spacing w:before="20" w:after="20" w:line="240" w:lineRule="auto"/>
               <w:jc w:val="right"/>
             </w:pPr>
@@ -10115,6 +10412,7 @@
           </w:tcPr>
           <w:p>
             <w:pPr>
+              <w:keepNext/>
               <w:spacing w:before="20" w:after="20" w:line="240" w:lineRule="auto"/>
               <w:jc w:val="right"/>
             </w:pPr>
@@ -10132,6 +10430,7 @@
           </w:tcPr>
           <w:p>
             <w:pPr>
+              <w:keepNext/>
               <w:spacing w:before="20" w:after="20" w:line="240" w:lineRule="auto"/>
               <w:jc w:val="right"/>
             </w:pPr>
@@ -10149,6 +10448,7 @@
           </w:tcPr>
           <w:p>
             <w:pPr>
+              <w:keepNext/>
               <w:spacing w:before="20" w:after="20" w:line="240" w:lineRule="auto"/>
             </w:pPr>
             <w:r>
@@ -10162,6 +10462,7 @@
       </w:tr>
       <w:tr>
         <w:trPr>
+          <w:cantSplit/>
           <w:jc w:val="center"/>
         </w:trPr>
         <w:tc>
@@ -10170,6 +10471,7 @@
           </w:tcPr>
           <w:p>
             <w:pPr>
+              <w:keepNext/>
               <w:spacing w:before="20" w:after="20" w:line="240" w:lineRule="auto"/>
             </w:pPr>
             <w:r>
@@ -10186,6 +10488,7 @@
           </w:tcPr>
           <w:p>
             <w:pPr>
+              <w:keepNext/>
               <w:spacing w:before="20" w:after="20" w:line="240" w:lineRule="auto"/>
               <w:jc w:val="right"/>
             </w:pPr>
@@ -10203,6 +10506,7 @@
           </w:tcPr>
           <w:p>
             <w:pPr>
+              <w:keepNext/>
               <w:spacing w:before="20" w:after="20" w:line="240" w:lineRule="auto"/>
               <w:jc w:val="right"/>
             </w:pPr>
@@ -10220,6 +10524,7 @@
           </w:tcPr>
           <w:p>
             <w:pPr>
+              <w:keepNext/>
               <w:spacing w:before="20" w:after="20" w:line="240" w:lineRule="auto"/>
               <w:jc w:val="right"/>
             </w:pPr>
@@ -10237,6 +10542,7 @@
           </w:tcPr>
           <w:p>
             <w:pPr>
+              <w:keepNext/>
               <w:spacing w:before="20" w:after="20" w:line="240" w:lineRule="auto"/>
             </w:pPr>
             <w:r>
@@ -10250,6 +10556,7 @@
       </w:tr>
       <w:tr>
         <w:trPr>
+          <w:cantSplit/>
           <w:jc w:val="center"/>
         </w:trPr>
         <w:tc>
@@ -10258,6 +10565,7 @@
           </w:tcPr>
           <w:p>
             <w:pPr>
+              <w:keepNext/>
               <w:spacing w:before="20" w:after="20" w:line="240" w:lineRule="auto"/>
             </w:pPr>
             <w:r>
@@ -10274,6 +10582,7 @@
           </w:tcPr>
           <w:p>
             <w:pPr>
+              <w:keepNext/>
               <w:spacing w:before="20" w:after="20" w:line="240" w:lineRule="auto"/>
               <w:jc w:val="right"/>
             </w:pPr>
@@ -10291,6 +10600,7 @@
           </w:tcPr>
           <w:p>
             <w:pPr>
+              <w:keepNext/>
               <w:spacing w:before="20" w:after="20" w:line="240" w:lineRule="auto"/>
               <w:jc w:val="right"/>
             </w:pPr>
@@ -10308,6 +10618,7 @@
           </w:tcPr>
           <w:p>
             <w:pPr>
+              <w:keepNext/>
               <w:spacing w:before="20" w:after="20" w:line="240" w:lineRule="auto"/>
               <w:jc w:val="right"/>
             </w:pPr>
@@ -10325,6 +10636,7 @@
           </w:tcPr>
           <w:p>
             <w:pPr>
+              <w:keepNext/>
               <w:spacing w:before="20" w:after="20" w:line="240" w:lineRule="auto"/>
             </w:pPr>
             <w:r>
@@ -10338,6 +10650,7 @@
       </w:tr>
       <w:tr>
         <w:trPr>
+          <w:cantSplit/>
           <w:jc w:val="center"/>
         </w:trPr>
         <w:tc>
@@ -10346,6 +10659,7 @@
           </w:tcPr>
           <w:p>
             <w:pPr>
+              <w:keepNext/>
               <w:spacing w:before="20" w:after="20" w:line="240" w:lineRule="auto"/>
             </w:pPr>
             <w:r>
@@ -10362,6 +10676,7 @@
           </w:tcPr>
           <w:p>
             <w:pPr>
+              <w:keepNext/>
               <w:spacing w:before="20" w:after="20" w:line="240" w:lineRule="auto"/>
               <w:jc w:val="right"/>
             </w:pPr>
@@ -10379,6 +10694,7 @@
           </w:tcPr>
           <w:p>
             <w:pPr>
+              <w:keepNext/>
               <w:spacing w:before="20" w:after="20" w:line="240" w:lineRule="auto"/>
               <w:jc w:val="right"/>
             </w:pPr>
@@ -10396,6 +10712,7 @@
           </w:tcPr>
           <w:p>
             <w:pPr>
+              <w:keepNext/>
               <w:spacing w:before="20" w:after="20" w:line="240" w:lineRule="auto"/>
               <w:jc w:val="right"/>
             </w:pPr>
@@ -10413,6 +10730,7 @@
           </w:tcPr>
           <w:p>
             <w:pPr>
+              <w:keepNext/>
               <w:spacing w:before="20" w:after="20" w:line="240" w:lineRule="auto"/>
             </w:pPr>
             <w:r>
@@ -10426,6 +10744,7 @@
       </w:tr>
       <w:tr>
         <w:trPr>
+          <w:cantSplit/>
           <w:jc w:val="center"/>
         </w:trPr>
         <w:tc>
@@ -10434,6 +10753,7 @@
           </w:tcPr>
           <w:p>
             <w:pPr>
+              <w:keepNext/>
               <w:spacing w:before="20" w:after="20" w:line="240" w:lineRule="auto"/>
             </w:pPr>
             <w:r>
@@ -10450,6 +10770,7 @@
           </w:tcPr>
           <w:p>
             <w:pPr>
+              <w:keepNext/>
               <w:spacing w:before="20" w:after="20" w:line="240" w:lineRule="auto"/>
               <w:jc w:val="right"/>
             </w:pPr>
@@ -10467,6 +10788,7 @@
           </w:tcPr>
           <w:p>
             <w:pPr>
+              <w:keepNext/>
               <w:spacing w:before="20" w:after="20" w:line="240" w:lineRule="auto"/>
               <w:jc w:val="right"/>
             </w:pPr>
@@ -10484,6 +10806,7 @@
           </w:tcPr>
           <w:p>
             <w:pPr>
+              <w:keepNext/>
               <w:spacing w:before="20" w:after="20" w:line="240" w:lineRule="auto"/>
               <w:jc w:val="right"/>
             </w:pPr>
@@ -10501,6 +10824,7 @@
           </w:tcPr>
           <w:p>
             <w:pPr>
+              <w:keepNext/>
               <w:spacing w:before="20" w:after="20" w:line="240" w:lineRule="auto"/>
             </w:pPr>
             <w:r>
@@ -10514,6 +10838,7 @@
       </w:tr>
       <w:tr>
         <w:trPr>
+          <w:cantSplit/>
           <w:jc w:val="center"/>
         </w:trPr>
         <w:tc>
@@ -10525,6 +10850,7 @@
           </w:tcPr>
           <w:p>
             <w:pPr>
+              <w:keepNext/>
               <w:spacing w:before="20" w:after="20" w:line="240" w:lineRule="auto"/>
             </w:pPr>
             <w:r>
@@ -10544,6 +10870,7 @@
           </w:tcPr>
           <w:p>
             <w:pPr>
+              <w:keepNext/>
               <w:spacing w:before="20" w:after="20" w:line="240" w:lineRule="auto"/>
               <w:jc w:val="right"/>
             </w:pPr>
@@ -10564,6 +10891,7 @@
           </w:tcPr>
           <w:p>
             <w:pPr>
+              <w:keepNext/>
               <w:spacing w:before="20" w:after="20" w:line="240" w:lineRule="auto"/>
               <w:jc w:val="right"/>
             </w:pPr>
@@ -10584,6 +10912,7 @@
           </w:tcPr>
           <w:p>
             <w:pPr>
+              <w:keepNext/>
               <w:spacing w:before="20" w:after="20" w:line="240" w:lineRule="auto"/>
               <w:jc w:val="right"/>
             </w:pPr>
@@ -10604,6 +10933,7 @@
           </w:tcPr>
           <w:p>
             <w:pPr>
+              <w:keepNext/>
               <w:spacing w:before="20" w:after="20" w:line="240" w:lineRule="auto"/>
             </w:pPr>
             <w:r>
@@ -10632,18 +10962,18 @@
         <w:pStyle w:val="Corpodotexto"/>
       </w:pPr>
       <w:r>
-        <w:t xml:space="preserve">São confiáveis limpeza, localização e custo-benefício. Os sete restantes pedem cautela. Duas consequências valem para as seções seguintes. O aspecto de maior peso na Seção 4, </w:t>
-      </w:r>
-      <w:r>
         <w:lastRenderedPageBreak/>
-        <w:t>comodidades, está entre os que pedem cautela, por ter atribuição imprecisa e nenhuma subnota que o valide. Por isso a leitura prática se apoia nos tópicos finos de queixa e elogio, cuja atribuição é melhor (65% de acerto de aspecto nos tópicos diretos). Os pesos por aspecto são apresentados como indicativos. Além disso, nenhum resultado por aspecto deve ser lido sem a classificação correspondente.</w:t>
+        <w:t>São confiáveis limpeza, localização e custo-benefício. Os sete restantes pedem cautela. Duas consequências valem para as seções seguintes. O aspecto de maior peso na Seção 4, comodidades, está entre os que pedem cautela, por ter atribuição imprecisa e nenhuma subnota que o valide. Por isso a leitura prática se apoia nos tópicos finos de queixa e elogio, cuja atribuição é melhor (65% de acerto de aspecto nos tópicos diretos). Os pesos por aspecto são apresentados como indicativos. Além disso, nenhum resultad</w:t>
+      </w:r>
+      <w:r>
+        <w:t>o por aspecto deve ser lido sem a classificação correspondente.</w:t>
       </w:r>
     </w:p>
     <w:p>
       <w:pPr>
         <w:pStyle w:val="Ttulo1"/>
       </w:pPr>
-      <w:bookmarkStart w:id="29" w:name="_Toc242739038"/>
+      <w:bookmarkStart w:id="29" w:name="_Toc242741480"/>
       <w:r>
         <w:lastRenderedPageBreak/>
         <w:t>4 O QUE O TEXTO REVELA SOBRE A NOTA</w:t>
@@ -10662,7 +10992,7 @@
       <w:pPr>
         <w:pStyle w:val="Ttulo2"/>
       </w:pPr>
-      <w:bookmarkStart w:id="30" w:name="_Toc242739039"/>
+      <w:bookmarkStart w:id="30" w:name="_Toc242741481"/>
       <w:r>
         <w:t>4.1 IMPORTÂNCIA DOS ASPECTOS</w:t>
       </w:r>
@@ -10712,10 +11042,11 @@
         <w:keepNext/>
         <w:spacing w:before="120" w:after="80"/>
       </w:pPr>
-      <w:bookmarkStart w:id="31" w:name="_Toc242739062"/>
+      <w:bookmarkStart w:id="31" w:name="_Toc242741504"/>
       <w:r>
         <w:rPr>
           <w:b w:val="0"/>
+          <w:color w:val="000000"/>
           <w:sz w:val="20"/>
         </w:rPr>
         <w:t xml:space="preserve">Tabela </w:t>
@@ -10723,6 +11054,7 @@
       <w:r>
         <w:rPr>
           <w:b w:val="0"/>
+          <w:color w:val="000000"/>
           <w:sz w:val="20"/>
         </w:rPr>
         <w:fldChar w:fldCharType="begin"/>
@@ -10730,6 +11062,7 @@
       <w:r>
         <w:rPr>
           <w:b w:val="0"/>
+          <w:color w:val="000000"/>
           <w:sz w:val="20"/>
         </w:rPr>
         <w:instrText xml:space="preserve"> SEQ Tabela \* ARABIC </w:instrText>
@@ -10737,6 +11070,7 @@
       <w:r>
         <w:rPr>
           <w:b w:val="0"/>
+          <w:color w:val="000000"/>
           <w:sz w:val="20"/>
         </w:rPr>
         <w:fldChar w:fldCharType="separate"/>
@@ -10745,6 +11079,7 @@
         <w:rPr>
           <w:b w:val="0"/>
           <w:noProof/>
+          <w:color w:val="000000"/>
           <w:sz w:val="20"/>
         </w:rPr>
         <w:t>7</w:t>
@@ -10752,6 +11087,7 @@
       <w:r>
         <w:rPr>
           <w:b w:val="0"/>
+          <w:color w:val="000000"/>
           <w:sz w:val="20"/>
         </w:rPr>
         <w:fldChar w:fldCharType="end"/>
@@ -10759,6 +11095,7 @@
       <w:r>
         <w:rPr>
           <w:b w:val="0"/>
+          <w:color w:val="000000"/>
           <w:sz w:val="20"/>
         </w:rPr>
         <w:t xml:space="preserve"> – Parcela do </w:t>
@@ -10767,6 +11104,7 @@
         <w:rPr>
           <w:b w:val="0"/>
           <w:i/>
+          <w:color w:val="000000"/>
           <w:sz w:val="20"/>
         </w:rPr>
         <w:t>R</w:t>
@@ -10774,6 +11112,7 @@
       <w:r>
         <w:rPr>
           <w:b w:val="0"/>
+          <w:color w:val="000000"/>
           <w:sz w:val="20"/>
           <w:vertAlign w:val="superscript"/>
         </w:rPr>
@@ -10782,6 +11121,7 @@
       <w:r>
         <w:rPr>
           <w:b w:val="0"/>
+          <w:color w:val="000000"/>
           <w:sz w:val="20"/>
         </w:rPr>
         <w:t xml:space="preserve"> da nota global atribuída a cada aspecto (decomposição LMG).</w:t>
@@ -10803,6 +11143,7 @@
       </w:tblGrid>
       <w:tr>
         <w:trPr>
+          <w:cantSplit/>
           <w:jc w:val="center"/>
         </w:trPr>
         <w:tc>
@@ -10815,6 +11156,7 @@
           </w:tcPr>
           <w:p>
             <w:pPr>
+              <w:keepNext/>
               <w:spacing w:before="20" w:after="20" w:line="240" w:lineRule="auto"/>
             </w:pPr>
             <w:r>
@@ -10836,6 +11178,7 @@
           </w:tcPr>
           <w:p>
             <w:pPr>
+              <w:keepNext/>
               <w:spacing w:before="20" w:after="20" w:line="240" w:lineRule="auto"/>
               <w:jc w:val="right"/>
             </w:pPr>
@@ -10858,6 +11201,7 @@
           </w:tcPr>
           <w:p>
             <w:pPr>
+              <w:keepNext/>
               <w:spacing w:before="20" w:after="20" w:line="240" w:lineRule="auto"/>
               <w:jc w:val="right"/>
             </w:pPr>
@@ -10880,6 +11224,7 @@
           </w:tcPr>
           <w:p>
             <w:pPr>
+              <w:keepNext/>
               <w:spacing w:before="20" w:after="20" w:line="240" w:lineRule="auto"/>
             </w:pPr>
             <w:r>
@@ -10894,6 +11239,7 @@
       </w:tr>
       <w:tr>
         <w:trPr>
+          <w:cantSplit/>
           <w:jc w:val="center"/>
         </w:trPr>
         <w:tc>
@@ -10902,6 +11248,7 @@
           </w:tcPr>
           <w:p>
             <w:pPr>
+              <w:keepNext/>
               <w:spacing w:before="20" w:after="20" w:line="240" w:lineRule="auto"/>
             </w:pPr>
             <w:r>
@@ -10918,6 +11265,7 @@
           </w:tcPr>
           <w:p>
             <w:pPr>
+              <w:keepNext/>
               <w:spacing w:before="20" w:after="20" w:line="240" w:lineRule="auto"/>
               <w:jc w:val="right"/>
             </w:pPr>
@@ -10935,6 +11283,7 @@
           </w:tcPr>
           <w:p>
             <w:pPr>
+              <w:keepNext/>
               <w:spacing w:before="20" w:after="20" w:line="240" w:lineRule="auto"/>
               <w:jc w:val="right"/>
             </w:pPr>
@@ -10952,6 +11301,7 @@
           </w:tcPr>
           <w:p>
             <w:pPr>
+              <w:keepNext/>
               <w:spacing w:before="20" w:after="20" w:line="240" w:lineRule="auto"/>
             </w:pPr>
             <w:r>
@@ -10965,6 +11315,7 @@
       </w:tr>
       <w:tr>
         <w:trPr>
+          <w:cantSplit/>
           <w:jc w:val="center"/>
         </w:trPr>
         <w:tc>
@@ -10973,6 +11324,7 @@
           </w:tcPr>
           <w:p>
             <w:pPr>
+              <w:keepNext/>
               <w:spacing w:before="20" w:after="20" w:line="240" w:lineRule="auto"/>
             </w:pPr>
             <w:r>
@@ -10989,6 +11341,7 @@
           </w:tcPr>
           <w:p>
             <w:pPr>
+              <w:keepNext/>
               <w:spacing w:before="20" w:after="20" w:line="240" w:lineRule="auto"/>
               <w:jc w:val="right"/>
             </w:pPr>
@@ -11006,6 +11359,7 @@
           </w:tcPr>
           <w:p>
             <w:pPr>
+              <w:keepNext/>
               <w:spacing w:before="20" w:after="20" w:line="240" w:lineRule="auto"/>
               <w:jc w:val="right"/>
             </w:pPr>
@@ -11023,6 +11377,7 @@
           </w:tcPr>
           <w:p>
             <w:pPr>
+              <w:keepNext/>
               <w:spacing w:before="20" w:after="20" w:line="240" w:lineRule="auto"/>
             </w:pPr>
             <w:r>
@@ -11036,6 +11391,7 @@
       </w:tr>
       <w:tr>
         <w:trPr>
+          <w:cantSplit/>
           <w:jc w:val="center"/>
         </w:trPr>
         <w:tc>
@@ -11044,6 +11400,7 @@
           </w:tcPr>
           <w:p>
             <w:pPr>
+              <w:keepNext/>
               <w:spacing w:before="20" w:after="20" w:line="240" w:lineRule="auto"/>
             </w:pPr>
             <w:r>
@@ -11060,6 +11417,7 @@
           </w:tcPr>
           <w:p>
             <w:pPr>
+              <w:keepNext/>
               <w:spacing w:before="20" w:after="20" w:line="240" w:lineRule="auto"/>
               <w:jc w:val="right"/>
             </w:pPr>
@@ -11077,6 +11435,7 @@
           </w:tcPr>
           <w:p>
             <w:pPr>
+              <w:keepNext/>
               <w:spacing w:before="20" w:after="20" w:line="240" w:lineRule="auto"/>
               <w:jc w:val="right"/>
             </w:pPr>
@@ -11094,6 +11453,7 @@
           </w:tcPr>
           <w:p>
             <w:pPr>
+              <w:keepNext/>
               <w:spacing w:before="20" w:after="20" w:line="240" w:lineRule="auto"/>
             </w:pPr>
             <w:r>
@@ -11107,6 +11467,7 @@
       </w:tr>
       <w:tr>
         <w:trPr>
+          <w:cantSplit/>
           <w:jc w:val="center"/>
         </w:trPr>
         <w:tc>
@@ -11115,6 +11476,7 @@
           </w:tcPr>
           <w:p>
             <w:pPr>
+              <w:keepNext/>
               <w:spacing w:before="20" w:after="20" w:line="240" w:lineRule="auto"/>
             </w:pPr>
             <w:r>
@@ -11131,6 +11493,7 @@
           </w:tcPr>
           <w:p>
             <w:pPr>
+              <w:keepNext/>
               <w:spacing w:before="20" w:after="20" w:line="240" w:lineRule="auto"/>
               <w:jc w:val="right"/>
             </w:pPr>
@@ -11148,6 +11511,7 @@
           </w:tcPr>
           <w:p>
             <w:pPr>
+              <w:keepNext/>
               <w:spacing w:before="20" w:after="20" w:line="240" w:lineRule="auto"/>
               <w:jc w:val="right"/>
             </w:pPr>
@@ -11165,6 +11529,7 @@
           </w:tcPr>
           <w:p>
             <w:pPr>
+              <w:keepNext/>
               <w:spacing w:before="20" w:after="20" w:line="240" w:lineRule="auto"/>
             </w:pPr>
             <w:r>
@@ -11178,6 +11543,7 @@
       </w:tr>
       <w:tr>
         <w:trPr>
+          <w:cantSplit/>
           <w:jc w:val="center"/>
         </w:trPr>
         <w:tc>
@@ -11186,6 +11552,7 @@
           </w:tcPr>
           <w:p>
             <w:pPr>
+              <w:keepNext/>
               <w:spacing w:before="20" w:after="20" w:line="240" w:lineRule="auto"/>
             </w:pPr>
             <w:r>
@@ -11202,6 +11569,7 @@
           </w:tcPr>
           <w:p>
             <w:pPr>
+              <w:keepNext/>
               <w:spacing w:before="20" w:after="20" w:line="240" w:lineRule="auto"/>
               <w:jc w:val="right"/>
             </w:pPr>
@@ -11219,6 +11587,7 @@
           </w:tcPr>
           <w:p>
             <w:pPr>
+              <w:keepNext/>
               <w:spacing w:before="20" w:after="20" w:line="240" w:lineRule="auto"/>
               <w:jc w:val="right"/>
             </w:pPr>
@@ -11236,6 +11605,7 @@
           </w:tcPr>
           <w:p>
             <w:pPr>
+              <w:keepNext/>
               <w:spacing w:before="20" w:after="20" w:line="240" w:lineRule="auto"/>
             </w:pPr>
             <w:r>
@@ -11249,6 +11619,7 @@
       </w:tr>
       <w:tr>
         <w:trPr>
+          <w:cantSplit/>
           <w:jc w:val="center"/>
         </w:trPr>
         <w:tc>
@@ -11257,6 +11628,7 @@
           </w:tcPr>
           <w:p>
             <w:pPr>
+              <w:keepNext/>
               <w:spacing w:before="20" w:after="20" w:line="240" w:lineRule="auto"/>
             </w:pPr>
             <w:r>
@@ -11273,6 +11645,7 @@
           </w:tcPr>
           <w:p>
             <w:pPr>
+              <w:keepNext/>
               <w:spacing w:before="20" w:after="20" w:line="240" w:lineRule="auto"/>
               <w:jc w:val="right"/>
             </w:pPr>
@@ -11290,6 +11663,7 @@
           </w:tcPr>
           <w:p>
             <w:pPr>
+              <w:keepNext/>
               <w:spacing w:before="20" w:after="20" w:line="240" w:lineRule="auto"/>
               <w:jc w:val="right"/>
             </w:pPr>
@@ -11307,6 +11681,7 @@
           </w:tcPr>
           <w:p>
             <w:pPr>
+              <w:keepNext/>
               <w:spacing w:before="20" w:after="20" w:line="240" w:lineRule="auto"/>
             </w:pPr>
             <w:r>
@@ -11320,6 +11695,7 @@
       </w:tr>
       <w:tr>
         <w:trPr>
+          <w:cantSplit/>
           <w:jc w:val="center"/>
         </w:trPr>
         <w:tc>
@@ -11328,6 +11704,7 @@
           </w:tcPr>
           <w:p>
             <w:pPr>
+              <w:keepNext/>
               <w:spacing w:before="20" w:after="20" w:line="240" w:lineRule="auto"/>
             </w:pPr>
             <w:r>
@@ -11344,6 +11721,7 @@
           </w:tcPr>
           <w:p>
             <w:pPr>
+              <w:keepNext/>
               <w:spacing w:before="20" w:after="20" w:line="240" w:lineRule="auto"/>
               <w:jc w:val="right"/>
             </w:pPr>
@@ -11361,6 +11739,7 @@
           </w:tcPr>
           <w:p>
             <w:pPr>
+              <w:keepNext/>
               <w:spacing w:before="20" w:after="20" w:line="240" w:lineRule="auto"/>
               <w:jc w:val="right"/>
             </w:pPr>
@@ -11378,6 +11757,7 @@
           </w:tcPr>
           <w:p>
             <w:pPr>
+              <w:keepNext/>
               <w:spacing w:before="20" w:after="20" w:line="240" w:lineRule="auto"/>
             </w:pPr>
             <w:r>
@@ -11391,6 +11771,7 @@
       </w:tr>
       <w:tr>
         <w:trPr>
+          <w:cantSplit/>
           <w:jc w:val="center"/>
         </w:trPr>
         <w:tc>
@@ -11399,6 +11780,7 @@
           </w:tcPr>
           <w:p>
             <w:pPr>
+              <w:keepNext/>
               <w:spacing w:before="20" w:after="20" w:line="240" w:lineRule="auto"/>
             </w:pPr>
             <w:r>
@@ -11415,6 +11797,7 @@
           </w:tcPr>
           <w:p>
             <w:pPr>
+              <w:keepNext/>
               <w:spacing w:before="20" w:after="20" w:line="240" w:lineRule="auto"/>
               <w:jc w:val="right"/>
             </w:pPr>
@@ -11432,6 +11815,7 @@
           </w:tcPr>
           <w:p>
             <w:pPr>
+              <w:keepNext/>
               <w:spacing w:before="20" w:after="20" w:line="240" w:lineRule="auto"/>
               <w:jc w:val="right"/>
             </w:pPr>
@@ -11449,6 +11833,7 @@
           </w:tcPr>
           <w:p>
             <w:pPr>
+              <w:keepNext/>
               <w:spacing w:before="20" w:after="20" w:line="240" w:lineRule="auto"/>
             </w:pPr>
             <w:r>
@@ -11462,6 +11847,7 @@
       </w:tr>
       <w:tr>
         <w:trPr>
+          <w:cantSplit/>
           <w:jc w:val="center"/>
         </w:trPr>
         <w:tc>
@@ -11470,6 +11856,7 @@
           </w:tcPr>
           <w:p>
             <w:pPr>
+              <w:keepNext/>
               <w:spacing w:before="20" w:after="20" w:line="240" w:lineRule="auto"/>
             </w:pPr>
             <w:r>
@@ -11486,6 +11873,7 @@
           </w:tcPr>
           <w:p>
             <w:pPr>
+              <w:keepNext/>
               <w:spacing w:before="20" w:after="20" w:line="240" w:lineRule="auto"/>
               <w:jc w:val="right"/>
             </w:pPr>
@@ -11503,6 +11891,7 @@
           </w:tcPr>
           <w:p>
             <w:pPr>
+              <w:keepNext/>
               <w:spacing w:before="20" w:after="20" w:line="240" w:lineRule="auto"/>
               <w:jc w:val="right"/>
             </w:pPr>
@@ -11520,6 +11909,7 @@
           </w:tcPr>
           <w:p>
             <w:pPr>
+              <w:keepNext/>
               <w:spacing w:before="20" w:after="20" w:line="240" w:lineRule="auto"/>
             </w:pPr>
             <w:r>
@@ -11533,6 +11923,7 @@
       </w:tr>
       <w:tr>
         <w:trPr>
+          <w:cantSplit/>
           <w:jc w:val="center"/>
         </w:trPr>
         <w:tc>
@@ -11544,6 +11935,7 @@
           </w:tcPr>
           <w:p>
             <w:pPr>
+              <w:keepNext/>
               <w:spacing w:before="20" w:after="20" w:line="240" w:lineRule="auto"/>
             </w:pPr>
             <w:r>
@@ -11563,6 +11955,7 @@
           </w:tcPr>
           <w:p>
             <w:pPr>
+              <w:keepNext/>
               <w:spacing w:before="20" w:after="20" w:line="240" w:lineRule="auto"/>
               <w:jc w:val="right"/>
             </w:pPr>
@@ -11583,6 +11976,7 @@
           </w:tcPr>
           <w:p>
             <w:pPr>
+              <w:keepNext/>
               <w:spacing w:before="20" w:after="20" w:line="240" w:lineRule="auto"/>
               <w:jc w:val="right"/>
             </w:pPr>
@@ -11603,6 +11997,7 @@
           </w:tcPr>
           <w:p>
             <w:pPr>
+              <w:keepNext/>
               <w:spacing w:before="20" w:after="20" w:line="240" w:lineRule="auto"/>
             </w:pPr>
             <w:r>
@@ -11670,10 +12065,11 @@
         <w:keepNext/>
         <w:spacing w:before="120" w:after="80"/>
       </w:pPr>
-      <w:bookmarkStart w:id="32" w:name="_Toc242739063"/>
+      <w:bookmarkStart w:id="32" w:name="_Toc242741505"/>
       <w:r>
         <w:rPr>
           <w:b w:val="0"/>
+          <w:color w:val="000000"/>
           <w:sz w:val="20"/>
         </w:rPr>
         <w:t xml:space="preserve">Tabela </w:t>
@@ -11681,6 +12077,7 @@
       <w:r>
         <w:rPr>
           <w:b w:val="0"/>
+          <w:color w:val="000000"/>
           <w:sz w:val="20"/>
         </w:rPr>
         <w:fldChar w:fldCharType="begin"/>
@@ -11688,6 +12085,7 @@
       <w:r>
         <w:rPr>
           <w:b w:val="0"/>
+          <w:color w:val="000000"/>
           <w:sz w:val="20"/>
         </w:rPr>
         <w:instrText xml:space="preserve"> SEQ Tabela \* ARABIC </w:instrText>
@@ -11695,6 +12093,7 @@
       <w:r>
         <w:rPr>
           <w:b w:val="0"/>
+          <w:color w:val="000000"/>
           <w:sz w:val="20"/>
         </w:rPr>
         <w:fldChar w:fldCharType="separate"/>
@@ -11703,6 +12102,7 @@
         <w:rPr>
           <w:b w:val="0"/>
           <w:noProof/>
+          <w:color w:val="000000"/>
           <w:sz w:val="20"/>
         </w:rPr>
         <w:t>8</w:t>
@@ -11710,6 +12110,7 @@
       <w:r>
         <w:rPr>
           <w:b w:val="0"/>
+          <w:color w:val="000000"/>
           <w:sz w:val="20"/>
         </w:rPr>
         <w:fldChar w:fldCharType="end"/>
@@ -11717,6 +12118,7 @@
       <w:r>
         <w:rPr>
           <w:b w:val="0"/>
+          <w:color w:val="000000"/>
           <w:sz w:val="20"/>
         </w:rPr>
         <w:t xml:space="preserve"> – Decomposição LMG de cada subnota: parcela do aspecto correspondente.</w:t>
@@ -11740,6 +12142,7 @@
       </w:tblGrid>
       <w:tr>
         <w:trPr>
+          <w:cantSplit/>
           <w:jc w:val="center"/>
         </w:trPr>
         <w:tc>
@@ -11752,6 +12155,7 @@
           </w:tcPr>
           <w:p>
             <w:pPr>
+              <w:keepNext/>
               <w:spacing w:before="20" w:after="20" w:line="240" w:lineRule="auto"/>
             </w:pPr>
             <w:r>
@@ -11773,6 +12177,7 @@
           </w:tcPr>
           <w:p>
             <w:pPr>
+              <w:keepNext/>
               <w:spacing w:before="20" w:after="20" w:line="240" w:lineRule="auto"/>
               <w:jc w:val="right"/>
             </w:pPr>
@@ -11811,6 +12216,7 @@
           </w:tcPr>
           <w:p>
             <w:pPr>
+              <w:keepNext/>
               <w:spacing w:before="20" w:after="20" w:line="240" w:lineRule="auto"/>
             </w:pPr>
             <w:r>
@@ -11832,6 +12238,7 @@
           </w:tcPr>
           <w:p>
             <w:pPr>
+              <w:keepNext/>
               <w:spacing w:before="20" w:after="20" w:line="240" w:lineRule="auto"/>
               <w:jc w:val="right"/>
             </w:pPr>
@@ -11854,6 +12261,7 @@
           </w:tcPr>
           <w:p>
             <w:pPr>
+              <w:keepNext/>
               <w:spacing w:before="20" w:after="20" w:line="240" w:lineRule="auto"/>
               <w:jc w:val="right"/>
             </w:pPr>
@@ -11876,6 +12284,7 @@
           </w:tcPr>
           <w:p>
             <w:pPr>
+              <w:keepNext/>
               <w:spacing w:before="20" w:after="20" w:line="240" w:lineRule="auto"/>
             </w:pPr>
             <w:r>
@@ -11890,6 +12299,7 @@
       </w:tr>
       <w:tr>
         <w:trPr>
+          <w:cantSplit/>
           <w:jc w:val="center"/>
         </w:trPr>
         <w:tc>
@@ -11898,6 +12308,7 @@
           </w:tcPr>
           <w:p>
             <w:pPr>
+              <w:keepNext/>
               <w:spacing w:before="20" w:after="20" w:line="240" w:lineRule="auto"/>
             </w:pPr>
             <w:r>
@@ -11915,6 +12326,7 @@
           </w:tcPr>
           <w:p>
             <w:pPr>
+              <w:keepNext/>
               <w:spacing w:before="20" w:after="20" w:line="240" w:lineRule="auto"/>
               <w:jc w:val="right"/>
             </w:pPr>
@@ -11932,6 +12344,7 @@
           </w:tcPr>
           <w:p>
             <w:pPr>
+              <w:keepNext/>
               <w:spacing w:before="20" w:after="20" w:line="240" w:lineRule="auto"/>
             </w:pPr>
             <w:r>
@@ -11948,6 +12361,7 @@
           </w:tcPr>
           <w:p>
             <w:pPr>
+              <w:keepNext/>
               <w:spacing w:before="20" w:after="20" w:line="240" w:lineRule="auto"/>
               <w:jc w:val="right"/>
             </w:pPr>
@@ -11965,6 +12379,7 @@
           </w:tcPr>
           <w:p>
             <w:pPr>
+              <w:keepNext/>
               <w:spacing w:before="20" w:after="20" w:line="240" w:lineRule="auto"/>
               <w:jc w:val="right"/>
             </w:pPr>
@@ -11982,6 +12397,7 @@
           </w:tcPr>
           <w:p>
             <w:pPr>
+              <w:keepNext/>
               <w:spacing w:before="20" w:after="20" w:line="240" w:lineRule="auto"/>
             </w:pPr>
             <w:r>
@@ -11995,6 +12411,7 @@
       </w:tr>
       <w:tr>
         <w:trPr>
+          <w:cantSplit/>
           <w:jc w:val="center"/>
         </w:trPr>
         <w:tc>
@@ -12003,6 +12420,7 @@
           </w:tcPr>
           <w:p>
             <w:pPr>
+              <w:keepNext/>
               <w:spacing w:before="20" w:after="20" w:line="240" w:lineRule="auto"/>
             </w:pPr>
             <w:r>
@@ -12020,6 +12438,7 @@
           </w:tcPr>
           <w:p>
             <w:pPr>
+              <w:keepNext/>
               <w:spacing w:before="20" w:after="20" w:line="240" w:lineRule="auto"/>
               <w:jc w:val="right"/>
             </w:pPr>
@@ -12037,6 +12456,7 @@
           </w:tcPr>
           <w:p>
             <w:pPr>
+              <w:keepNext/>
               <w:spacing w:before="20" w:after="20" w:line="240" w:lineRule="auto"/>
             </w:pPr>
             <w:r>
@@ -12053,6 +12473,7 @@
           </w:tcPr>
           <w:p>
             <w:pPr>
+              <w:keepNext/>
               <w:spacing w:before="20" w:after="20" w:line="240" w:lineRule="auto"/>
               <w:jc w:val="right"/>
             </w:pPr>
@@ -12070,6 +12491,7 @@
           </w:tcPr>
           <w:p>
             <w:pPr>
+              <w:keepNext/>
               <w:spacing w:before="20" w:after="20" w:line="240" w:lineRule="auto"/>
               <w:jc w:val="right"/>
             </w:pPr>
@@ -12087,6 +12509,7 @@
           </w:tcPr>
           <w:p>
             <w:pPr>
+              <w:keepNext/>
               <w:spacing w:before="20" w:after="20" w:line="240" w:lineRule="auto"/>
             </w:pPr>
             <w:r>
@@ -12100,6 +12523,7 @@
       </w:tr>
       <w:tr>
         <w:trPr>
+          <w:cantSplit/>
           <w:jc w:val="center"/>
         </w:trPr>
         <w:tc>
@@ -12108,6 +12532,7 @@
           </w:tcPr>
           <w:p>
             <w:pPr>
+              <w:keepNext/>
               <w:spacing w:before="20" w:after="20" w:line="240" w:lineRule="auto"/>
             </w:pPr>
             <w:r>
@@ -12125,6 +12550,7 @@
           </w:tcPr>
           <w:p>
             <w:pPr>
+              <w:keepNext/>
               <w:spacing w:before="20" w:after="20" w:line="240" w:lineRule="auto"/>
               <w:jc w:val="right"/>
             </w:pPr>
@@ -12142,6 +12568,7 @@
           </w:tcPr>
           <w:p>
             <w:pPr>
+              <w:keepNext/>
               <w:spacing w:before="20" w:after="20" w:line="240" w:lineRule="auto"/>
             </w:pPr>
             <w:r>
@@ -12158,6 +12585,7 @@
           </w:tcPr>
           <w:p>
             <w:pPr>
+              <w:keepNext/>
               <w:spacing w:before="20" w:after="20" w:line="240" w:lineRule="auto"/>
               <w:jc w:val="right"/>
             </w:pPr>
@@ -12175,6 +12603,7 @@
           </w:tcPr>
           <w:p>
             <w:pPr>
+              <w:keepNext/>
               <w:spacing w:before="20" w:after="20" w:line="240" w:lineRule="auto"/>
               <w:jc w:val="right"/>
             </w:pPr>
@@ -12192,6 +12621,7 @@
           </w:tcPr>
           <w:p>
             <w:pPr>
+              <w:keepNext/>
               <w:spacing w:before="20" w:after="20" w:line="240" w:lineRule="auto"/>
             </w:pPr>
             <w:r>
@@ -12205,6 +12635,7 @@
       </w:tr>
       <w:tr>
         <w:trPr>
+          <w:cantSplit/>
           <w:jc w:val="center"/>
         </w:trPr>
         <w:tc>
@@ -12213,6 +12644,7 @@
           </w:tcPr>
           <w:p>
             <w:pPr>
+              <w:keepNext/>
               <w:spacing w:before="20" w:after="20" w:line="240" w:lineRule="auto"/>
             </w:pPr>
             <w:r>
@@ -12230,6 +12662,7 @@
           </w:tcPr>
           <w:p>
             <w:pPr>
+              <w:keepNext/>
               <w:spacing w:before="20" w:after="20" w:line="240" w:lineRule="auto"/>
               <w:jc w:val="right"/>
             </w:pPr>
@@ -12247,6 +12680,7 @@
           </w:tcPr>
           <w:p>
             <w:pPr>
+              <w:keepNext/>
               <w:spacing w:before="20" w:after="20" w:line="240" w:lineRule="auto"/>
             </w:pPr>
             <w:r>
@@ -12263,6 +12697,7 @@
           </w:tcPr>
           <w:p>
             <w:pPr>
+              <w:keepNext/>
               <w:spacing w:before="20" w:after="20" w:line="240" w:lineRule="auto"/>
               <w:jc w:val="right"/>
             </w:pPr>
@@ -12280,6 +12715,7 @@
           </w:tcPr>
           <w:p>
             <w:pPr>
+              <w:keepNext/>
               <w:spacing w:before="20" w:after="20" w:line="240" w:lineRule="auto"/>
               <w:jc w:val="right"/>
             </w:pPr>
@@ -12297,6 +12733,7 @@
           </w:tcPr>
           <w:p>
             <w:pPr>
+              <w:keepNext/>
               <w:spacing w:before="20" w:after="20" w:line="240" w:lineRule="auto"/>
             </w:pPr>
             <w:r>
@@ -12310,6 +12747,7 @@
       </w:tr>
       <w:tr>
         <w:trPr>
+          <w:cantSplit/>
           <w:jc w:val="center"/>
         </w:trPr>
         <w:tc>
@@ -12318,6 +12756,7 @@
           </w:tcPr>
           <w:p>
             <w:pPr>
+              <w:keepNext/>
               <w:spacing w:before="20" w:after="20" w:line="240" w:lineRule="auto"/>
             </w:pPr>
             <w:r>
@@ -12335,6 +12774,7 @@
           </w:tcPr>
           <w:p>
             <w:pPr>
+              <w:keepNext/>
               <w:spacing w:before="20" w:after="20" w:line="240" w:lineRule="auto"/>
               <w:jc w:val="right"/>
             </w:pPr>
@@ -12352,6 +12792,7 @@
           </w:tcPr>
           <w:p>
             <w:pPr>
+              <w:keepNext/>
               <w:spacing w:before="20" w:after="20" w:line="240" w:lineRule="auto"/>
             </w:pPr>
             <w:r>
@@ -12368,6 +12809,7 @@
           </w:tcPr>
           <w:p>
             <w:pPr>
+              <w:keepNext/>
               <w:spacing w:before="20" w:after="20" w:line="240" w:lineRule="auto"/>
               <w:jc w:val="right"/>
             </w:pPr>
@@ -12385,6 +12827,7 @@
           </w:tcPr>
           <w:p>
             <w:pPr>
+              <w:keepNext/>
               <w:spacing w:before="20" w:after="20" w:line="240" w:lineRule="auto"/>
               <w:jc w:val="right"/>
             </w:pPr>
@@ -12402,6 +12845,7 @@
           </w:tcPr>
           <w:p>
             <w:pPr>
+              <w:keepNext/>
               <w:spacing w:before="20" w:after="20" w:line="240" w:lineRule="auto"/>
             </w:pPr>
             <w:r>
@@ -12415,6 +12859,7 @@
       </w:tr>
       <w:tr>
         <w:trPr>
+          <w:cantSplit/>
           <w:jc w:val="center"/>
         </w:trPr>
         <w:tc>
@@ -12426,6 +12871,7 @@
           </w:tcPr>
           <w:p>
             <w:pPr>
+              <w:keepNext/>
               <w:spacing w:before="20" w:after="20" w:line="240" w:lineRule="auto"/>
             </w:pPr>
             <w:r>
@@ -12446,6 +12892,7 @@
           </w:tcPr>
           <w:p>
             <w:pPr>
+              <w:keepNext/>
               <w:spacing w:before="20" w:after="20" w:line="240" w:lineRule="auto"/>
               <w:jc w:val="right"/>
             </w:pPr>
@@ -12466,6 +12913,7 @@
           </w:tcPr>
           <w:p>
             <w:pPr>
+              <w:keepNext/>
               <w:spacing w:before="20" w:after="20" w:line="240" w:lineRule="auto"/>
             </w:pPr>
             <w:r>
@@ -12485,6 +12933,7 @@
           </w:tcPr>
           <w:p>
             <w:pPr>
+              <w:keepNext/>
               <w:spacing w:before="20" w:after="20" w:line="240" w:lineRule="auto"/>
               <w:jc w:val="right"/>
             </w:pPr>
@@ -12505,6 +12954,7 @@
           </w:tcPr>
           <w:p>
             <w:pPr>
+              <w:keepNext/>
               <w:spacing w:before="20" w:after="20" w:line="240" w:lineRule="auto"/>
               <w:jc w:val="right"/>
             </w:pPr>
@@ -12525,6 +12975,7 @@
           </w:tcPr>
           <w:p>
             <w:pPr>
+              <w:keepNext/>
               <w:spacing w:before="20" w:after="20" w:line="240" w:lineRule="auto"/>
             </w:pPr>
             <w:r>
@@ -12598,7 +13049,7 @@
       <w:pPr>
         <w:pStyle w:val="Ttulo2"/>
       </w:pPr>
-      <w:bookmarkStart w:id="33" w:name="_Toc242739040"/>
+      <w:bookmarkStart w:id="33" w:name="_Toc242741482"/>
       <w:r>
         <w:t>4.2 QUEIXAS E ELOGIOS POR TÓPICO</w:t>
       </w:r>
@@ -12630,10 +13081,11 @@
         <w:keepNext/>
         <w:spacing w:before="120" w:after="80"/>
       </w:pPr>
-      <w:bookmarkStart w:id="34" w:name="_Toc242739064"/>
+      <w:bookmarkStart w:id="34" w:name="_Toc242741506"/>
       <w:r>
         <w:rPr>
           <w:b w:val="0"/>
+          <w:color w:val="000000"/>
           <w:sz w:val="20"/>
         </w:rPr>
         <w:lastRenderedPageBreak/>
@@ -12642,6 +13094,7 @@
       <w:r>
         <w:rPr>
           <w:b w:val="0"/>
+          <w:color w:val="000000"/>
           <w:sz w:val="20"/>
         </w:rPr>
         <w:fldChar w:fldCharType="begin"/>
@@ -12649,6 +13102,7 @@
       <w:r>
         <w:rPr>
           <w:b w:val="0"/>
+          <w:color w:val="000000"/>
           <w:sz w:val="20"/>
         </w:rPr>
         <w:instrText xml:space="preserve"> SEQ Tabela \* ARABIC </w:instrText>
@@ -12656,6 +13110,7 @@
       <w:r>
         <w:rPr>
           <w:b w:val="0"/>
+          <w:color w:val="000000"/>
           <w:sz w:val="20"/>
         </w:rPr>
         <w:fldChar w:fldCharType="separate"/>
@@ -12664,6 +13119,7 @@
         <w:rPr>
           <w:b w:val="0"/>
           <w:noProof/>
+          <w:color w:val="000000"/>
           <w:sz w:val="20"/>
         </w:rPr>
         <w:t>9</w:t>
@@ -12671,6 +13127,7 @@
       <w:r>
         <w:rPr>
           <w:b w:val="0"/>
+          <w:color w:val="000000"/>
           <w:sz w:val="20"/>
         </w:rPr>
         <w:fldChar w:fldCharType="end"/>
@@ -12678,6 +13135,7 @@
       <w:r>
         <w:rPr>
           <w:b w:val="0"/>
+          <w:color w:val="000000"/>
           <w:sz w:val="20"/>
         </w:rPr>
         <w:t xml:space="preserve"> – Queixas de maior peso e associação com o percentil da nota (modelo A).</w:t>
@@ -12699,6 +13157,7 @@
       </w:tblGrid>
       <w:tr>
         <w:trPr>
+          <w:cantSplit/>
           <w:jc w:val="center"/>
         </w:trPr>
         <w:tc>
@@ -12711,6 +13170,7 @@
           </w:tcPr>
           <w:p>
             <w:pPr>
+              <w:keepNext/>
               <w:spacing w:before="20" w:after="20" w:line="240" w:lineRule="auto"/>
             </w:pPr>
             <w:r>
@@ -12732,6 +13192,7 @@
           </w:tcPr>
           <w:p>
             <w:pPr>
+              <w:keepNext/>
               <w:spacing w:before="20" w:after="20" w:line="240" w:lineRule="auto"/>
             </w:pPr>
             <w:r>
@@ -12753,6 +13214,7 @@
           </w:tcPr>
           <w:p>
             <w:pPr>
+              <w:keepNext/>
               <w:spacing w:before="20" w:after="20" w:line="240" w:lineRule="auto"/>
               <w:jc w:val="right"/>
             </w:pPr>
@@ -12775,6 +13237,7 @@
           </w:tcPr>
           <w:p>
             <w:pPr>
+              <w:keepNext/>
               <w:spacing w:before="20" w:after="20" w:line="240" w:lineRule="auto"/>
               <w:jc w:val="right"/>
             </w:pPr>
@@ -12790,6 +13253,7 @@
       </w:tr>
       <w:tr>
         <w:trPr>
+          <w:cantSplit/>
           <w:jc w:val="center"/>
         </w:trPr>
         <w:tc>
@@ -12798,6 +13262,7 @@
           </w:tcPr>
           <w:p>
             <w:pPr>
+              <w:keepNext/>
               <w:spacing w:before="20" w:after="20" w:line="240" w:lineRule="auto"/>
             </w:pPr>
             <w:r>
@@ -12814,6 +13279,7 @@
           </w:tcPr>
           <w:p>
             <w:pPr>
+              <w:keepNext/>
               <w:spacing w:before="20" w:after="20" w:line="240" w:lineRule="auto"/>
             </w:pPr>
             <w:r>
@@ -12830,6 +13296,7 @@
           </w:tcPr>
           <w:p>
             <w:pPr>
+              <w:keepNext/>
               <w:spacing w:before="20" w:after="20" w:line="240" w:lineRule="auto"/>
               <w:jc w:val="right"/>
             </w:pPr>
@@ -12847,6 +13314,7 @@
           </w:tcPr>
           <w:p>
             <w:pPr>
+              <w:keepNext/>
               <w:spacing w:before="20" w:after="20" w:line="240" w:lineRule="auto"/>
               <w:jc w:val="right"/>
             </w:pPr>
@@ -12861,6 +13329,7 @@
       </w:tr>
       <w:tr>
         <w:trPr>
+          <w:cantSplit/>
           <w:jc w:val="center"/>
         </w:trPr>
         <w:tc>
@@ -12869,6 +13338,7 @@
           </w:tcPr>
           <w:p>
             <w:pPr>
+              <w:keepNext/>
               <w:spacing w:before="20" w:after="20" w:line="240" w:lineRule="auto"/>
             </w:pPr>
             <w:r>
@@ -12885,6 +13355,7 @@
           </w:tcPr>
           <w:p>
             <w:pPr>
+              <w:keepNext/>
               <w:spacing w:before="20" w:after="20" w:line="240" w:lineRule="auto"/>
             </w:pPr>
             <w:r>
@@ -12901,6 +13372,7 @@
           </w:tcPr>
           <w:p>
             <w:pPr>
+              <w:keepNext/>
               <w:spacing w:before="20" w:after="20" w:line="240" w:lineRule="auto"/>
               <w:jc w:val="right"/>
             </w:pPr>
@@ -12918,6 +13390,7 @@
           </w:tcPr>
           <w:p>
             <w:pPr>
+              <w:keepNext/>
               <w:spacing w:before="20" w:after="20" w:line="240" w:lineRule="auto"/>
               <w:jc w:val="right"/>
             </w:pPr>
@@ -12932,6 +13405,7 @@
       </w:tr>
       <w:tr>
         <w:trPr>
+          <w:cantSplit/>
           <w:jc w:val="center"/>
         </w:trPr>
         <w:tc>
@@ -12940,6 +13414,7 @@
           </w:tcPr>
           <w:p>
             <w:pPr>
+              <w:keepNext/>
               <w:spacing w:before="20" w:after="20" w:line="240" w:lineRule="auto"/>
             </w:pPr>
             <w:r>
@@ -12963,6 +13438,7 @@
           </w:tcPr>
           <w:p>
             <w:pPr>
+              <w:keepNext/>
               <w:spacing w:before="20" w:after="20" w:line="240" w:lineRule="auto"/>
             </w:pPr>
             <w:r>
@@ -12979,6 +13455,7 @@
           </w:tcPr>
           <w:p>
             <w:pPr>
+              <w:keepNext/>
               <w:spacing w:before="20" w:after="20" w:line="240" w:lineRule="auto"/>
               <w:jc w:val="right"/>
             </w:pPr>
@@ -12996,6 +13473,7 @@
           </w:tcPr>
           <w:p>
             <w:pPr>
+              <w:keepNext/>
               <w:spacing w:before="20" w:after="20" w:line="240" w:lineRule="auto"/>
               <w:jc w:val="right"/>
             </w:pPr>
@@ -13010,6 +13488,7 @@
       </w:tr>
       <w:tr>
         <w:trPr>
+          <w:cantSplit/>
           <w:jc w:val="center"/>
         </w:trPr>
         <w:tc>
@@ -13018,6 +13497,7 @@
           </w:tcPr>
           <w:p>
             <w:pPr>
+              <w:keepNext/>
               <w:spacing w:before="20" w:after="20" w:line="240" w:lineRule="auto"/>
             </w:pPr>
             <w:r>
@@ -13060,6 +13540,7 @@
           </w:tcPr>
           <w:p>
             <w:pPr>
+              <w:keepNext/>
               <w:spacing w:before="20" w:after="20" w:line="240" w:lineRule="auto"/>
             </w:pPr>
             <w:r>
@@ -13076,6 +13557,7 @@
           </w:tcPr>
           <w:p>
             <w:pPr>
+              <w:keepNext/>
               <w:spacing w:before="20" w:after="20" w:line="240" w:lineRule="auto"/>
               <w:jc w:val="right"/>
             </w:pPr>
@@ -13093,6 +13575,7 @@
           </w:tcPr>
           <w:p>
             <w:pPr>
+              <w:keepNext/>
               <w:spacing w:before="20" w:after="20" w:line="240" w:lineRule="auto"/>
               <w:jc w:val="right"/>
             </w:pPr>
@@ -13107,6 +13590,7 @@
       </w:tr>
       <w:tr>
         <w:trPr>
+          <w:cantSplit/>
           <w:jc w:val="center"/>
         </w:trPr>
         <w:tc>
@@ -13115,6 +13599,7 @@
           </w:tcPr>
           <w:p>
             <w:pPr>
+              <w:keepNext/>
               <w:spacing w:before="20" w:after="20" w:line="240" w:lineRule="auto"/>
             </w:pPr>
             <w:r>
@@ -13151,6 +13636,7 @@
           </w:tcPr>
           <w:p>
             <w:pPr>
+              <w:keepNext/>
               <w:spacing w:before="20" w:after="20" w:line="240" w:lineRule="auto"/>
             </w:pPr>
             <w:r>
@@ -13167,6 +13653,7 @@
           </w:tcPr>
           <w:p>
             <w:pPr>
+              <w:keepNext/>
               <w:spacing w:before="20" w:after="20" w:line="240" w:lineRule="auto"/>
               <w:jc w:val="right"/>
             </w:pPr>
@@ -13184,6 +13671,7 @@
           </w:tcPr>
           <w:p>
             <w:pPr>
+              <w:keepNext/>
               <w:spacing w:before="20" w:after="20" w:line="240" w:lineRule="auto"/>
               <w:jc w:val="right"/>
             </w:pPr>
@@ -13198,6 +13686,7 @@
       </w:tr>
       <w:tr>
         <w:trPr>
+          <w:cantSplit/>
           <w:jc w:val="center"/>
         </w:trPr>
         <w:tc>
@@ -13206,6 +13695,7 @@
           </w:tcPr>
           <w:p>
             <w:pPr>
+              <w:keepNext/>
               <w:spacing w:before="20" w:after="20" w:line="240" w:lineRule="auto"/>
             </w:pPr>
             <w:r>
@@ -13229,6 +13719,7 @@
           </w:tcPr>
           <w:p>
             <w:pPr>
+              <w:keepNext/>
               <w:spacing w:before="20" w:after="20" w:line="240" w:lineRule="auto"/>
             </w:pPr>
             <w:r>
@@ -13245,6 +13736,7 @@
           </w:tcPr>
           <w:p>
             <w:pPr>
+              <w:keepNext/>
               <w:spacing w:before="20" w:after="20" w:line="240" w:lineRule="auto"/>
               <w:jc w:val="right"/>
             </w:pPr>
@@ -13262,6 +13754,7 @@
           </w:tcPr>
           <w:p>
             <w:pPr>
+              <w:keepNext/>
               <w:spacing w:before="20" w:after="20" w:line="240" w:lineRule="auto"/>
               <w:jc w:val="right"/>
             </w:pPr>
@@ -13276,6 +13769,7 @@
       </w:tr>
       <w:tr>
         <w:trPr>
+          <w:cantSplit/>
           <w:jc w:val="center"/>
         </w:trPr>
         <w:tc>
@@ -13284,6 +13778,7 @@
           </w:tcPr>
           <w:p>
             <w:pPr>
+              <w:keepNext/>
               <w:spacing w:before="20" w:after="20" w:line="240" w:lineRule="auto"/>
             </w:pPr>
             <w:r>
@@ -13320,6 +13815,7 @@
           </w:tcPr>
           <w:p>
             <w:pPr>
+              <w:keepNext/>
               <w:spacing w:before="20" w:after="20" w:line="240" w:lineRule="auto"/>
             </w:pPr>
             <w:r>
@@ -13336,6 +13832,7 @@
           </w:tcPr>
           <w:p>
             <w:pPr>
+              <w:keepNext/>
               <w:spacing w:before="20" w:after="20" w:line="240" w:lineRule="auto"/>
               <w:jc w:val="right"/>
             </w:pPr>
@@ -13353,6 +13850,7 @@
           </w:tcPr>
           <w:p>
             <w:pPr>
+              <w:keepNext/>
               <w:spacing w:before="20" w:after="20" w:line="240" w:lineRule="auto"/>
               <w:jc w:val="right"/>
             </w:pPr>
@@ -13367,6 +13865,7 @@
       </w:tr>
       <w:tr>
         <w:trPr>
+          <w:cantSplit/>
           <w:jc w:val="center"/>
         </w:trPr>
         <w:tc>
@@ -13375,6 +13874,7 @@
           </w:tcPr>
           <w:p>
             <w:pPr>
+              <w:keepNext/>
               <w:spacing w:before="20" w:after="20" w:line="240" w:lineRule="auto"/>
             </w:pPr>
             <w:r>
@@ -13391,6 +13891,7 @@
           </w:tcPr>
           <w:p>
             <w:pPr>
+              <w:keepNext/>
               <w:spacing w:before="20" w:after="20" w:line="240" w:lineRule="auto"/>
             </w:pPr>
             <w:r>
@@ -13407,6 +13908,7 @@
           </w:tcPr>
           <w:p>
             <w:pPr>
+              <w:keepNext/>
               <w:spacing w:before="20" w:after="20" w:line="240" w:lineRule="auto"/>
               <w:jc w:val="right"/>
             </w:pPr>
@@ -13424,6 +13926,7 @@
           </w:tcPr>
           <w:p>
             <w:pPr>
+              <w:keepNext/>
               <w:spacing w:before="20" w:after="20" w:line="240" w:lineRule="auto"/>
               <w:jc w:val="right"/>
             </w:pPr>
@@ -13438,6 +13941,7 @@
       </w:tr>
       <w:tr>
         <w:trPr>
+          <w:cantSplit/>
           <w:jc w:val="center"/>
         </w:trPr>
         <w:tc>
@@ -13446,6 +13950,7 @@
           </w:tcPr>
           <w:p>
             <w:pPr>
+              <w:keepNext/>
               <w:spacing w:before="20" w:after="20" w:line="240" w:lineRule="auto"/>
             </w:pPr>
             <w:r>
@@ -13475,6 +13980,7 @@
           </w:tcPr>
           <w:p>
             <w:pPr>
+              <w:keepNext/>
               <w:spacing w:before="20" w:after="20" w:line="240" w:lineRule="auto"/>
             </w:pPr>
             <w:r>
@@ -13491,6 +13997,7 @@
           </w:tcPr>
           <w:p>
             <w:pPr>
+              <w:keepNext/>
               <w:spacing w:before="20" w:after="20" w:line="240" w:lineRule="auto"/>
               <w:jc w:val="right"/>
             </w:pPr>
@@ -13508,6 +14015,7 @@
           </w:tcPr>
           <w:p>
             <w:pPr>
+              <w:keepNext/>
               <w:spacing w:before="20" w:after="20" w:line="240" w:lineRule="auto"/>
               <w:jc w:val="right"/>
             </w:pPr>
@@ -13522,6 +14030,7 @@
       </w:tr>
       <w:tr>
         <w:trPr>
+          <w:cantSplit/>
           <w:jc w:val="center"/>
         </w:trPr>
         <w:tc>
@@ -13530,6 +14039,7 @@
           </w:tcPr>
           <w:p>
             <w:pPr>
+              <w:keepNext/>
               <w:spacing w:before="20" w:after="20" w:line="240" w:lineRule="auto"/>
             </w:pPr>
             <w:r>
@@ -13546,6 +14056,7 @@
           </w:tcPr>
           <w:p>
             <w:pPr>
+              <w:keepNext/>
               <w:spacing w:before="20" w:after="20" w:line="240" w:lineRule="auto"/>
             </w:pPr>
             <w:r>
@@ -13562,6 +14073,7 @@
           </w:tcPr>
           <w:p>
             <w:pPr>
+              <w:keepNext/>
               <w:spacing w:before="20" w:after="20" w:line="240" w:lineRule="auto"/>
               <w:jc w:val="right"/>
             </w:pPr>
@@ -13579,6 +14091,7 @@
           </w:tcPr>
           <w:p>
             <w:pPr>
+              <w:keepNext/>
               <w:spacing w:before="20" w:after="20" w:line="240" w:lineRule="auto"/>
               <w:jc w:val="right"/>
             </w:pPr>
@@ -13593,6 +14106,7 @@
       </w:tr>
       <w:tr>
         <w:trPr>
+          <w:cantSplit/>
           <w:jc w:val="center"/>
         </w:trPr>
         <w:tc>
@@ -13601,6 +14115,7 @@
           </w:tcPr>
           <w:p>
             <w:pPr>
+              <w:keepNext/>
               <w:spacing w:before="20" w:after="20" w:line="240" w:lineRule="auto"/>
             </w:pPr>
             <w:r>
@@ -13617,6 +14132,7 @@
           </w:tcPr>
           <w:p>
             <w:pPr>
+              <w:keepNext/>
               <w:spacing w:before="20" w:after="20" w:line="240" w:lineRule="auto"/>
             </w:pPr>
             <w:r>
@@ -13633,6 +14149,7 @@
           </w:tcPr>
           <w:p>
             <w:pPr>
+              <w:keepNext/>
               <w:spacing w:before="20" w:after="20" w:line="240" w:lineRule="auto"/>
               <w:jc w:val="right"/>
             </w:pPr>
@@ -13650,6 +14167,7 @@
           </w:tcPr>
           <w:p>
             <w:pPr>
+              <w:keepNext/>
               <w:spacing w:before="20" w:after="20" w:line="240" w:lineRule="auto"/>
               <w:jc w:val="right"/>
             </w:pPr>
@@ -13664,6 +14182,7 @@
       </w:tr>
       <w:tr>
         <w:trPr>
+          <w:cantSplit/>
           <w:jc w:val="center"/>
         </w:trPr>
         <w:tc>
@@ -13675,6 +14194,7 @@
           </w:tcPr>
           <w:p>
             <w:pPr>
+              <w:keepNext/>
               <w:spacing w:before="20" w:after="20" w:line="240" w:lineRule="auto"/>
             </w:pPr>
             <w:r>
@@ -13694,6 +14214,7 @@
           </w:tcPr>
           <w:p>
             <w:pPr>
+              <w:keepNext/>
               <w:spacing w:before="20" w:after="20" w:line="240" w:lineRule="auto"/>
             </w:pPr>
             <w:r>
@@ -13713,6 +14234,7 @@
           </w:tcPr>
           <w:p>
             <w:pPr>
+              <w:keepNext/>
               <w:spacing w:before="20" w:after="20" w:line="240" w:lineRule="auto"/>
               <w:jc w:val="right"/>
             </w:pPr>
@@ -13733,6 +14255,7 @@
           </w:tcPr>
           <w:p>
             <w:pPr>
+              <w:keepNext/>
               <w:spacing w:before="20" w:after="20" w:line="240" w:lineRule="auto"/>
               <w:jc w:val="right"/>
             </w:pPr>
@@ -13789,10 +14312,11 @@
         <w:keepNext/>
         <w:spacing w:before="120" w:after="80"/>
       </w:pPr>
-      <w:bookmarkStart w:id="35" w:name="_Toc242739065"/>
+      <w:bookmarkStart w:id="35" w:name="_Toc242741507"/>
       <w:r>
         <w:rPr>
           <w:b w:val="0"/>
+          <w:color w:val="000000"/>
           <w:sz w:val="20"/>
         </w:rPr>
         <w:t xml:space="preserve">Tabela </w:t>
@@ -13800,6 +14324,7 @@
       <w:r>
         <w:rPr>
           <w:b w:val="0"/>
+          <w:color w:val="000000"/>
           <w:sz w:val="20"/>
         </w:rPr>
         <w:fldChar w:fldCharType="begin"/>
@@ -13807,6 +14332,7 @@
       <w:r>
         <w:rPr>
           <w:b w:val="0"/>
+          <w:color w:val="000000"/>
           <w:sz w:val="20"/>
         </w:rPr>
         <w:instrText xml:space="preserve"> SEQ Tabela \* ARABIC </w:instrText>
@@ -13814,6 +14340,7 @@
       <w:r>
         <w:rPr>
           <w:b w:val="0"/>
+          <w:color w:val="000000"/>
           <w:sz w:val="20"/>
         </w:rPr>
         <w:fldChar w:fldCharType="separate"/>
@@ -13822,6 +14349,7 @@
         <w:rPr>
           <w:b w:val="0"/>
           <w:noProof/>
+          <w:color w:val="000000"/>
           <w:sz w:val="20"/>
         </w:rPr>
         <w:t>10</w:t>
@@ -13829,6 +14357,7 @@
       <w:r>
         <w:rPr>
           <w:b w:val="0"/>
+          <w:color w:val="000000"/>
           <w:sz w:val="20"/>
         </w:rPr>
         <w:fldChar w:fldCharType="end"/>
@@ -13836,6 +14365,7 @@
       <w:r>
         <w:rPr>
           <w:b w:val="0"/>
+          <w:color w:val="000000"/>
           <w:sz w:val="20"/>
         </w:rPr>
         <w:t xml:space="preserve"> – </w:t>
@@ -13843,6 +14373,7 @@
       <w:r>
         <w:rPr>
           <w:b w:val="0"/>
+          <w:color w:val="000000"/>
           <w:sz w:val="20"/>
         </w:rPr>
         <w:t>Elogios de maior peso e associação com o percentil da nota (modelo A).</w:t>
@@ -13864,6 +14395,7 @@
       </w:tblGrid>
       <w:tr>
         <w:trPr>
+          <w:cantSplit/>
           <w:jc w:val="center"/>
         </w:trPr>
         <w:tc>
@@ -13876,6 +14408,7 @@
           </w:tcPr>
           <w:p>
             <w:pPr>
+              <w:keepNext/>
               <w:spacing w:before="20" w:after="20" w:line="240" w:lineRule="auto"/>
             </w:pPr>
             <w:r>
@@ -13897,6 +14430,7 @@
           </w:tcPr>
           <w:p>
             <w:pPr>
+              <w:keepNext/>
               <w:spacing w:before="20" w:after="20" w:line="240" w:lineRule="auto"/>
             </w:pPr>
             <w:r>
@@ -13918,6 +14452,7 @@
           </w:tcPr>
           <w:p>
             <w:pPr>
+              <w:keepNext/>
               <w:spacing w:before="20" w:after="20" w:line="240" w:lineRule="auto"/>
               <w:jc w:val="right"/>
             </w:pPr>
@@ -13940,6 +14475,7 @@
           </w:tcPr>
           <w:p>
             <w:pPr>
+              <w:keepNext/>
               <w:spacing w:before="20" w:after="20" w:line="240" w:lineRule="auto"/>
               <w:jc w:val="right"/>
             </w:pPr>
@@ -13955,6 +14491,7 @@
       </w:tr>
       <w:tr>
         <w:trPr>
+          <w:cantSplit/>
           <w:jc w:val="center"/>
         </w:trPr>
         <w:tc>
@@ -13963,6 +14500,7 @@
           </w:tcPr>
           <w:p>
             <w:pPr>
+              <w:keepNext/>
               <w:spacing w:before="20" w:after="20" w:line="240" w:lineRule="auto"/>
             </w:pPr>
             <w:r>
@@ -13992,6 +14530,7 @@
           </w:tcPr>
           <w:p>
             <w:pPr>
+              <w:keepNext/>
               <w:spacing w:before="20" w:after="20" w:line="240" w:lineRule="auto"/>
             </w:pPr>
             <w:r>
@@ -14008,6 +14547,7 @@
           </w:tcPr>
           <w:p>
             <w:pPr>
+              <w:keepNext/>
               <w:spacing w:before="20" w:after="20" w:line="240" w:lineRule="auto"/>
               <w:jc w:val="right"/>
             </w:pPr>
@@ -14025,6 +14565,7 @@
           </w:tcPr>
           <w:p>
             <w:pPr>
+              <w:keepNext/>
               <w:spacing w:before="20" w:after="20" w:line="240" w:lineRule="auto"/>
               <w:jc w:val="right"/>
             </w:pPr>
@@ -14039,6 +14580,7 @@
       </w:tr>
       <w:tr>
         <w:trPr>
+          <w:cantSplit/>
           <w:jc w:val="center"/>
         </w:trPr>
         <w:tc>
@@ -14047,6 +14589,7 @@
           </w:tcPr>
           <w:p>
             <w:pPr>
+              <w:keepNext/>
               <w:spacing w:before="20" w:after="20" w:line="240" w:lineRule="auto"/>
             </w:pPr>
             <w:r>
@@ -14070,6 +14613,7 @@
           </w:tcPr>
           <w:p>
             <w:pPr>
+              <w:keepNext/>
               <w:spacing w:before="20" w:after="20" w:line="240" w:lineRule="auto"/>
             </w:pPr>
             <w:r>
@@ -14086,6 +14630,7 @@
           </w:tcPr>
           <w:p>
             <w:pPr>
+              <w:keepNext/>
               <w:spacing w:before="20" w:after="20" w:line="240" w:lineRule="auto"/>
               <w:jc w:val="right"/>
             </w:pPr>
@@ -14103,6 +14648,7 @@
           </w:tcPr>
           <w:p>
             <w:pPr>
+              <w:keepNext/>
               <w:spacing w:before="20" w:after="20" w:line="240" w:lineRule="auto"/>
               <w:jc w:val="right"/>
             </w:pPr>
@@ -14117,6 +14663,7 @@
       </w:tr>
       <w:tr>
         <w:trPr>
+          <w:cantSplit/>
           <w:jc w:val="center"/>
         </w:trPr>
         <w:tc>
@@ -14125,6 +14672,7 @@
           </w:tcPr>
           <w:p>
             <w:pPr>
+              <w:keepNext/>
               <w:spacing w:before="20" w:after="20" w:line="240" w:lineRule="auto"/>
             </w:pPr>
             <w:r>
@@ -14141,6 +14689,7 @@
           </w:tcPr>
           <w:p>
             <w:pPr>
+              <w:keepNext/>
               <w:spacing w:before="20" w:after="20" w:line="240" w:lineRule="auto"/>
             </w:pPr>
             <w:r>
@@ -14157,6 +14706,7 @@
           </w:tcPr>
           <w:p>
             <w:pPr>
+              <w:keepNext/>
               <w:spacing w:before="20" w:after="20" w:line="240" w:lineRule="auto"/>
               <w:jc w:val="right"/>
             </w:pPr>
@@ -14174,6 +14724,7 @@
           </w:tcPr>
           <w:p>
             <w:pPr>
+              <w:keepNext/>
               <w:spacing w:before="20" w:after="20" w:line="240" w:lineRule="auto"/>
               <w:jc w:val="right"/>
             </w:pPr>
@@ -14188,6 +14739,7 @@
       </w:tr>
       <w:tr>
         <w:trPr>
+          <w:cantSplit/>
           <w:jc w:val="center"/>
         </w:trPr>
         <w:tc>
@@ -14196,6 +14748,7 @@
           </w:tcPr>
           <w:p>
             <w:pPr>
+              <w:keepNext/>
               <w:spacing w:before="20" w:after="20" w:line="240" w:lineRule="auto"/>
             </w:pPr>
             <w:r>
@@ -14212,6 +14765,7 @@
           </w:tcPr>
           <w:p>
             <w:pPr>
+              <w:keepNext/>
               <w:spacing w:before="20" w:after="20" w:line="240" w:lineRule="auto"/>
             </w:pPr>
             <w:r>
@@ -14228,6 +14782,7 @@
           </w:tcPr>
           <w:p>
             <w:pPr>
+              <w:keepNext/>
               <w:spacing w:before="20" w:after="20" w:line="240" w:lineRule="auto"/>
               <w:jc w:val="right"/>
             </w:pPr>
@@ -14245,6 +14800,7 @@
           </w:tcPr>
           <w:p>
             <w:pPr>
+              <w:keepNext/>
               <w:spacing w:before="20" w:after="20" w:line="240" w:lineRule="auto"/>
               <w:jc w:val="right"/>
             </w:pPr>
@@ -14259,6 +14815,7 @@
       </w:tr>
       <w:tr>
         <w:trPr>
+          <w:cantSplit/>
           <w:jc w:val="center"/>
         </w:trPr>
         <w:tc>
@@ -14267,6 +14824,7 @@
           </w:tcPr>
           <w:p>
             <w:pPr>
+              <w:keepNext/>
               <w:spacing w:before="20" w:after="20" w:line="240" w:lineRule="auto"/>
             </w:pPr>
             <w:r>
@@ -14296,6 +14854,7 @@
           </w:tcPr>
           <w:p>
             <w:pPr>
+              <w:keepNext/>
               <w:spacing w:before="20" w:after="20" w:line="240" w:lineRule="auto"/>
             </w:pPr>
             <w:r>
@@ -14312,6 +14871,7 @@
           </w:tcPr>
           <w:p>
             <w:pPr>
+              <w:keepNext/>
               <w:spacing w:before="20" w:after="20" w:line="240" w:lineRule="auto"/>
               <w:jc w:val="right"/>
             </w:pPr>
@@ -14329,6 +14889,7 @@
           </w:tcPr>
           <w:p>
             <w:pPr>
+              <w:keepNext/>
               <w:spacing w:before="20" w:after="20" w:line="240" w:lineRule="auto"/>
               <w:jc w:val="right"/>
             </w:pPr>
@@ -14343,6 +14904,7 @@
       </w:tr>
       <w:tr>
         <w:trPr>
+          <w:cantSplit/>
           <w:jc w:val="center"/>
         </w:trPr>
         <w:tc>
@@ -14354,6 +14916,7 @@
           </w:tcPr>
           <w:p>
             <w:pPr>
+              <w:keepNext/>
               <w:spacing w:before="20" w:after="20" w:line="240" w:lineRule="auto"/>
             </w:pPr>
             <w:r>
@@ -14393,6 +14956,7 @@
           </w:tcPr>
           <w:p>
             <w:pPr>
+              <w:keepNext/>
               <w:spacing w:before="20" w:after="20" w:line="240" w:lineRule="auto"/>
             </w:pPr>
             <w:r>
@@ -14412,6 +14976,7 @@
           </w:tcPr>
           <w:p>
             <w:pPr>
+              <w:keepNext/>
               <w:spacing w:before="20" w:after="20" w:line="240" w:lineRule="auto"/>
               <w:jc w:val="right"/>
             </w:pPr>
@@ -14432,6 +14997,7 @@
           </w:tcPr>
           <w:p>
             <w:pPr>
+              <w:keepNext/>
               <w:spacing w:before="20" w:after="20" w:line="240" w:lineRule="auto"/>
               <w:jc w:val="right"/>
             </w:pPr>
@@ -14468,7 +15034,7 @@
       <w:pPr>
         <w:pStyle w:val="Ttulo2"/>
       </w:pPr>
-      <w:bookmarkStart w:id="36" w:name="_Toc242739041"/>
+      <w:bookmarkStart w:id="36" w:name="_Toc242741483"/>
       <w:r>
         <w:lastRenderedPageBreak/>
         <w:t>4.3 CUIDADOS DE INTERPRETAÇÃO</w:t>
@@ -14487,7 +15053,7 @@
       <w:pPr>
         <w:pStyle w:val="Ttulo1"/>
       </w:pPr>
-      <w:bookmarkStart w:id="37" w:name="_Toc242739042"/>
+      <w:bookmarkStart w:id="37" w:name="_Toc242741484"/>
       <w:r>
         <w:lastRenderedPageBreak/>
         <w:t>5 APLICAÇÃO: DIAGNÓSTICO POR ANÚNCIO</w:t>
@@ -14539,7 +15105,7 @@
       <w:pPr>
         <w:pStyle w:val="Ttulo1"/>
       </w:pPr>
-      <w:bookmarkStart w:id="38" w:name="_Toc242739043"/>
+      <w:bookmarkStart w:id="38" w:name="_Toc242741485"/>
       <w:r>
         <w:lastRenderedPageBreak/>
         <w:t>6 UM ÍNDICE ÚNICO ACRESCENTA ALGO?</w:t>
@@ -14558,7 +15124,7 @@
       <w:pPr>
         <w:pStyle w:val="Ttulo2"/>
       </w:pPr>
-      <w:bookmarkStart w:id="39" w:name="_Toc242739044"/>
+      <w:bookmarkStart w:id="39" w:name="_Toc242741486"/>
       <w:r>
         <w:t>6.1 CONSTRUÇÃO DO ÍNDICE</w:t>
       </w:r>
@@ -14614,7 +15180,7 @@
       <w:pPr>
         <w:pStyle w:val="Ttulo2"/>
       </w:pPr>
-      <w:bookmarkStart w:id="40" w:name="_Toc242739045"/>
+      <w:bookmarkStart w:id="40" w:name="_Toc242741487"/>
       <w:r>
         <w:t>6.2 COMPRESSÃO DA NOTA OFICIAL E REORDENAMENTO</w:t>
       </w:r>
@@ -14646,10 +15212,11 @@
         <w:keepNext/>
         <w:spacing w:before="120" w:after="80"/>
       </w:pPr>
-      <w:bookmarkStart w:id="41" w:name="_Toc242739066"/>
+      <w:bookmarkStart w:id="41" w:name="_Toc242741508"/>
       <w:r>
         <w:rPr>
           <w:b w:val="0"/>
+          <w:color w:val="000000"/>
           <w:sz w:val="20"/>
         </w:rPr>
         <w:t xml:space="preserve">Tabela </w:t>
@@ -14657,6 +15224,7 @@
       <w:r>
         <w:rPr>
           <w:b w:val="0"/>
+          <w:color w:val="000000"/>
           <w:sz w:val="20"/>
         </w:rPr>
         <w:fldChar w:fldCharType="begin"/>
@@ -14664,6 +15232,7 @@
       <w:r>
         <w:rPr>
           <w:b w:val="0"/>
+          <w:color w:val="000000"/>
           <w:sz w:val="20"/>
         </w:rPr>
         <w:instrText xml:space="preserve"> SEQ Tabela \* ARABIC </w:instrText>
@@ -14671,6 +15240,7 @@
       <w:r>
         <w:rPr>
           <w:b w:val="0"/>
+          <w:color w:val="000000"/>
           <w:sz w:val="20"/>
         </w:rPr>
         <w:fldChar w:fldCharType="separate"/>
@@ -14679,6 +15249,7 @@
         <w:rPr>
           <w:b w:val="0"/>
           <w:noProof/>
+          <w:color w:val="000000"/>
           <w:sz w:val="20"/>
         </w:rPr>
         <w:t>11</w:t>
@@ -14686,6 +15257,7 @@
       <w:r>
         <w:rPr>
           <w:b w:val="0"/>
+          <w:color w:val="000000"/>
           <w:sz w:val="20"/>
         </w:rPr>
         <w:fldChar w:fldCharType="end"/>
@@ -14693,6 +15265,7 @@
       <w:r>
         <w:rPr>
           <w:b w:val="0"/>
+          <w:color w:val="000000"/>
           <w:sz w:val="20"/>
         </w:rPr>
         <w:t xml:space="preserve"> – Anúncios de nota 5,0 com e sem índice sintético.</w:t>
@@ -14713,6 +15286,7 @@
       </w:tblGrid>
       <w:tr>
         <w:trPr>
+          <w:cantSplit/>
           <w:jc w:val="center"/>
         </w:trPr>
         <w:tc>
@@ -14725,6 +15299,7 @@
           </w:tcPr>
           <w:p>
             <w:pPr>
+              <w:keepNext/>
               <w:spacing w:before="20" w:after="20" w:line="240" w:lineRule="auto"/>
             </w:pPr>
             <w:r>
@@ -14746,6 +15321,7 @@
           </w:tcPr>
           <w:p>
             <w:pPr>
+              <w:keepNext/>
               <w:spacing w:before="20" w:after="20" w:line="240" w:lineRule="auto"/>
               <w:jc w:val="right"/>
             </w:pPr>
@@ -14768,6 +15344,7 @@
           </w:tcPr>
           <w:p>
             <w:pPr>
+              <w:keepNext/>
               <w:spacing w:before="20" w:after="20" w:line="240" w:lineRule="auto"/>
               <w:jc w:val="right"/>
             </w:pPr>
@@ -14783,6 +15360,7 @@
       </w:tr>
       <w:tr>
         <w:trPr>
+          <w:cantSplit/>
           <w:jc w:val="center"/>
         </w:trPr>
         <w:tc>
@@ -14791,6 +15369,7 @@
           </w:tcPr>
           <w:p>
             <w:pPr>
+              <w:keepNext/>
               <w:spacing w:before="20" w:after="20" w:line="240" w:lineRule="auto"/>
             </w:pPr>
             <w:r>
@@ -14807,6 +15386,7 @@
           </w:tcPr>
           <w:p>
             <w:pPr>
+              <w:keepNext/>
               <w:spacing w:before="20" w:after="20" w:line="240" w:lineRule="auto"/>
               <w:jc w:val="right"/>
             </w:pPr>
@@ -14824,6 +15404,7 @@
           </w:tcPr>
           <w:p>
             <w:pPr>
+              <w:keepNext/>
               <w:spacing w:before="20" w:after="20" w:line="240" w:lineRule="auto"/>
               <w:jc w:val="right"/>
             </w:pPr>
@@ -14838,6 +15419,7 @@
       </w:tr>
       <w:tr>
         <w:trPr>
+          <w:cantSplit/>
           <w:jc w:val="center"/>
         </w:trPr>
         <w:tc>
@@ -14846,6 +15428,7 @@
           </w:tcPr>
           <w:p>
             <w:pPr>
+              <w:keepNext/>
               <w:spacing w:before="20" w:after="20" w:line="240" w:lineRule="auto"/>
             </w:pPr>
             <w:r>
@@ -14862,6 +15445,7 @@
           </w:tcPr>
           <w:p>
             <w:pPr>
+              <w:keepNext/>
               <w:spacing w:before="20" w:after="20" w:line="240" w:lineRule="auto"/>
               <w:jc w:val="right"/>
             </w:pPr>
@@ -14879,6 +15463,7 @@
           </w:tcPr>
           <w:p>
             <w:pPr>
+              <w:keepNext/>
               <w:spacing w:before="20" w:after="20" w:line="240" w:lineRule="auto"/>
               <w:jc w:val="right"/>
             </w:pPr>
@@ -14893,6 +15478,7 @@
       </w:tr>
       <w:tr>
         <w:trPr>
+          <w:cantSplit/>
           <w:jc w:val="center"/>
         </w:trPr>
         <w:tc>
@@ -14901,6 +15487,7 @@
           </w:tcPr>
           <w:p>
             <w:pPr>
+              <w:keepNext/>
               <w:spacing w:before="20" w:after="20" w:line="240" w:lineRule="auto"/>
             </w:pPr>
             <w:r>
@@ -14917,6 +15504,7 @@
           </w:tcPr>
           <w:p>
             <w:pPr>
+              <w:keepNext/>
               <w:spacing w:before="20" w:after="20" w:line="240" w:lineRule="auto"/>
               <w:jc w:val="right"/>
             </w:pPr>
@@ -14934,6 +15522,7 @@
           </w:tcPr>
           <w:p>
             <w:pPr>
+              <w:keepNext/>
               <w:spacing w:before="20" w:after="20" w:line="240" w:lineRule="auto"/>
               <w:jc w:val="right"/>
             </w:pPr>
@@ -14948,6 +15537,7 @@
       </w:tr>
       <w:tr>
         <w:trPr>
+          <w:cantSplit/>
           <w:jc w:val="center"/>
         </w:trPr>
         <w:tc>
@@ -14956,6 +15546,7 @@
           </w:tcPr>
           <w:p>
             <w:pPr>
+              <w:keepNext/>
               <w:spacing w:before="20" w:after="20" w:line="240" w:lineRule="auto"/>
             </w:pPr>
             <w:r>
@@ -14972,6 +15563,7 @@
           </w:tcPr>
           <w:p>
             <w:pPr>
+              <w:keepNext/>
               <w:spacing w:before="20" w:after="20" w:line="240" w:lineRule="auto"/>
               <w:jc w:val="right"/>
             </w:pPr>
@@ -14989,6 +15581,7 @@
           </w:tcPr>
           <w:p>
             <w:pPr>
+              <w:keepNext/>
               <w:spacing w:before="20" w:after="20" w:line="240" w:lineRule="auto"/>
               <w:jc w:val="right"/>
             </w:pPr>
@@ -15003,6 +15596,7 @@
       </w:tr>
       <w:tr>
         <w:trPr>
+          <w:cantSplit/>
           <w:jc w:val="center"/>
         </w:trPr>
         <w:tc>
@@ -15011,6 +15605,7 @@
           </w:tcPr>
           <w:p>
             <w:pPr>
+              <w:keepNext/>
               <w:spacing w:before="20" w:after="20" w:line="240" w:lineRule="auto"/>
             </w:pPr>
             <w:r>
@@ -15027,6 +15622,7 @@
           </w:tcPr>
           <w:p>
             <w:pPr>
+              <w:keepNext/>
               <w:spacing w:before="20" w:after="20" w:line="240" w:lineRule="auto"/>
               <w:jc w:val="right"/>
             </w:pPr>
@@ -15044,6 +15640,7 @@
           </w:tcPr>
           <w:p>
             <w:pPr>
+              <w:keepNext/>
               <w:spacing w:before="20" w:after="20" w:line="240" w:lineRule="auto"/>
               <w:jc w:val="right"/>
             </w:pPr>
@@ -15058,6 +15655,7 @@
       </w:tr>
       <w:tr>
         <w:trPr>
+          <w:cantSplit/>
           <w:jc w:val="center"/>
         </w:trPr>
         <w:tc>
@@ -15069,6 +15667,7 @@
           </w:tcPr>
           <w:p>
             <w:pPr>
+              <w:keepNext/>
               <w:spacing w:before="20" w:after="20" w:line="240" w:lineRule="auto"/>
             </w:pPr>
             <w:r>
@@ -15088,6 +15687,7 @@
           </w:tcPr>
           <w:p>
             <w:pPr>
+              <w:keepNext/>
               <w:spacing w:before="20" w:after="20" w:line="240" w:lineRule="auto"/>
               <w:jc w:val="right"/>
             </w:pPr>
@@ -15108,6 +15708,7 @@
           </w:tcPr>
           <w:p>
             <w:pPr>
+              <w:keepNext/>
               <w:spacing w:before="20" w:after="20" w:line="240" w:lineRule="auto"/>
               <w:jc w:val="right"/>
             </w:pPr>
@@ -15136,7 +15737,7 @@
       <w:pPr>
         <w:pStyle w:val="Ttulo2"/>
       </w:pPr>
-      <w:bookmarkStart w:id="42" w:name="_Toc242739046"/>
+      <w:bookmarkStart w:id="42" w:name="_Toc242741488"/>
       <w:r>
         <w:t>6.3 PODER EXPLICATIVO SOBRE OS ÍNDICES DE VOLUME</w:t>
       </w:r>
@@ -15189,10 +15790,11 @@
         <w:keepNext/>
         <w:spacing w:before="120" w:after="80"/>
       </w:pPr>
-      <w:bookmarkStart w:id="43" w:name="_Toc242739067"/>
+      <w:bookmarkStart w:id="43" w:name="_Toc242741509"/>
       <w:r>
         <w:rPr>
           <w:b w:val="0"/>
+          <w:color w:val="000000"/>
           <w:sz w:val="20"/>
         </w:rPr>
         <w:t xml:space="preserve">Tabela </w:t>
@@ -15200,6 +15802,7 @@
       <w:r>
         <w:rPr>
           <w:b w:val="0"/>
+          <w:color w:val="000000"/>
           <w:sz w:val="20"/>
         </w:rPr>
         <w:fldChar w:fldCharType="begin"/>
@@ -15207,6 +15810,7 @@
       <w:r>
         <w:rPr>
           <w:b w:val="0"/>
+          <w:color w:val="000000"/>
           <w:sz w:val="20"/>
         </w:rPr>
         <w:instrText xml:space="preserve"> SEQ Tabela \* ARABIC </w:instrText>
@@ -15214,6 +15818,7 @@
       <w:r>
         <w:rPr>
           <w:b w:val="0"/>
+          <w:color w:val="000000"/>
           <w:sz w:val="20"/>
         </w:rPr>
         <w:fldChar w:fldCharType="separate"/>
@@ -15222,6 +15827,7 @@
         <w:rPr>
           <w:b w:val="0"/>
           <w:noProof/>
+          <w:color w:val="000000"/>
           <w:sz w:val="20"/>
         </w:rPr>
         <w:t>12</w:t>
@@ -15229,6 +15835,7 @@
       <w:r>
         <w:rPr>
           <w:b w:val="0"/>
+          <w:color w:val="000000"/>
           <w:sz w:val="20"/>
         </w:rPr>
         <w:fldChar w:fldCharType="end"/>
@@ -15236,6 +15843,7 @@
       <w:r>
         <w:rPr>
           <w:b w:val="0"/>
+          <w:color w:val="000000"/>
           <w:sz w:val="20"/>
         </w:rPr>
         <w:t xml:space="preserve"> – Ganho de </w:t>
@@ -15244,6 +15852,7 @@
         <w:rPr>
           <w:b w:val="0"/>
           <w:i/>
+          <w:color w:val="000000"/>
           <w:sz w:val="20"/>
         </w:rPr>
         <w:t>R</w:t>
@@ -15251,6 +15860,7 @@
       <w:r>
         <w:rPr>
           <w:b w:val="0"/>
+          <w:color w:val="000000"/>
           <w:sz w:val="20"/>
           <w:vertAlign w:val="superscript"/>
         </w:rPr>
@@ -15259,6 +15869,7 @@
       <w:r>
         <w:rPr>
           <w:b w:val="0"/>
+          <w:color w:val="000000"/>
           <w:sz w:val="20"/>
         </w:rPr>
         <w:t xml:space="preserve"> fora da amostra: média entre dobras e intervalo entre dobras.</w:t>
@@ -15282,6 +15893,7 @@
       </w:tblGrid>
       <w:tr>
         <w:trPr>
+          <w:cantSplit/>
           <w:jc w:val="center"/>
         </w:trPr>
         <w:tc>
@@ -15294,6 +15906,7 @@
           </w:tcPr>
           <w:p>
             <w:pPr>
+              <w:keepNext/>
               <w:spacing w:before="20" w:after="20" w:line="240" w:lineRule="auto"/>
             </w:pPr>
             <w:r>
@@ -15315,6 +15928,7 @@
           </w:tcPr>
           <w:p>
             <w:pPr>
+              <w:keepNext/>
               <w:spacing w:before="20" w:after="20" w:line="240" w:lineRule="auto"/>
             </w:pPr>
             <w:r>
@@ -15336,6 +15950,7 @@
           </w:tcPr>
           <w:p>
             <w:pPr>
+              <w:keepNext/>
               <w:spacing w:before="20" w:after="20" w:line="240" w:lineRule="auto"/>
               <w:jc w:val="center"/>
             </w:pPr>
@@ -15358,6 +15973,7 @@
           </w:tcPr>
           <w:p>
             <w:pPr>
+              <w:keepNext/>
               <w:spacing w:before="20" w:after="20" w:line="240" w:lineRule="auto"/>
               <w:jc w:val="center"/>
             </w:pPr>
@@ -15380,6 +15996,7 @@
           </w:tcPr>
           <w:p>
             <w:pPr>
+              <w:keepNext/>
               <w:spacing w:before="20" w:after="20" w:line="240" w:lineRule="auto"/>
               <w:jc w:val="center"/>
             </w:pPr>
@@ -15402,6 +16019,7 @@
           </w:tcPr>
           <w:p>
             <w:pPr>
+              <w:keepNext/>
               <w:spacing w:before="20" w:after="20" w:line="240" w:lineRule="auto"/>
               <w:jc w:val="center"/>
             </w:pPr>
@@ -15417,6 +16035,7 @@
       </w:tr>
       <w:tr>
         <w:trPr>
+          <w:cantSplit/>
           <w:jc w:val="center"/>
         </w:trPr>
         <w:tc>
@@ -15425,6 +16044,7 @@
           </w:tcPr>
           <w:p>
             <w:pPr>
+              <w:keepNext/>
               <w:spacing w:before="20" w:after="20" w:line="240" w:lineRule="auto"/>
             </w:pPr>
             <w:r>
@@ -15441,6 +16061,7 @@
           </w:tcPr>
           <w:p>
             <w:pPr>
+              <w:keepNext/>
               <w:spacing w:before="20" w:after="20" w:line="240" w:lineRule="auto"/>
             </w:pPr>
             <w:r>
@@ -15457,6 +16078,7 @@
           </w:tcPr>
           <w:p>
             <w:pPr>
+              <w:keepNext/>
               <w:spacing w:before="20" w:after="20" w:line="240" w:lineRule="auto"/>
               <w:jc w:val="center"/>
             </w:pPr>
@@ -15474,6 +16096,7 @@
           </w:tcPr>
           <w:p>
             <w:pPr>
+              <w:keepNext/>
               <w:spacing w:before="20" w:after="20" w:line="240" w:lineRule="auto"/>
               <w:jc w:val="center"/>
             </w:pPr>
@@ -15491,6 +16114,7 @@
           </w:tcPr>
           <w:p>
             <w:pPr>
+              <w:keepNext/>
               <w:spacing w:before="20" w:after="20" w:line="240" w:lineRule="auto"/>
               <w:jc w:val="center"/>
             </w:pPr>
@@ -15508,6 +16132,7 @@
           </w:tcPr>
           <w:p>
             <w:pPr>
+              <w:keepNext/>
               <w:spacing w:before="20" w:after="20" w:line="240" w:lineRule="auto"/>
               <w:jc w:val="center"/>
             </w:pPr>
@@ -15522,6 +16147,7 @@
       </w:tr>
       <w:tr>
         <w:trPr>
+          <w:cantSplit/>
           <w:jc w:val="center"/>
         </w:trPr>
         <w:tc>
@@ -15530,6 +16156,7 @@
           </w:tcPr>
           <w:p>
             <w:pPr>
+              <w:keepNext/>
               <w:spacing w:before="20" w:after="20" w:line="240" w:lineRule="auto"/>
             </w:pPr>
             <w:r>
@@ -15546,6 +16173,7 @@
           </w:tcPr>
           <w:p>
             <w:pPr>
+              <w:keepNext/>
               <w:spacing w:before="20" w:after="20" w:line="240" w:lineRule="auto"/>
             </w:pPr>
             <w:r>
@@ -15562,6 +16190,7 @@
           </w:tcPr>
           <w:p>
             <w:pPr>
+              <w:keepNext/>
               <w:spacing w:before="20" w:after="20" w:line="240" w:lineRule="auto"/>
               <w:jc w:val="center"/>
             </w:pPr>
@@ -15579,6 +16208,7 @@
           </w:tcPr>
           <w:p>
             <w:pPr>
+              <w:keepNext/>
               <w:spacing w:before="20" w:after="20" w:line="240" w:lineRule="auto"/>
               <w:jc w:val="center"/>
             </w:pPr>
@@ -15596,6 +16226,7 @@
           </w:tcPr>
           <w:p>
             <w:pPr>
+              <w:keepNext/>
               <w:spacing w:before="20" w:after="20" w:line="240" w:lineRule="auto"/>
               <w:jc w:val="center"/>
             </w:pPr>
@@ -15613,6 +16244,7 @@
           </w:tcPr>
           <w:p>
             <w:pPr>
+              <w:keepNext/>
               <w:spacing w:before="20" w:after="20" w:line="240" w:lineRule="auto"/>
               <w:jc w:val="center"/>
             </w:pPr>
@@ -15627,6 +16259,7 @@
       </w:tr>
       <w:tr>
         <w:trPr>
+          <w:cantSplit/>
           <w:jc w:val="center"/>
         </w:trPr>
         <w:tc>
@@ -15635,6 +16268,7 @@
           </w:tcPr>
           <w:p>
             <w:pPr>
+              <w:keepNext/>
               <w:spacing w:before="20" w:after="20" w:line="240" w:lineRule="auto"/>
             </w:pPr>
             <w:r>
@@ -15651,6 +16285,7 @@
           </w:tcPr>
           <w:p>
             <w:pPr>
+              <w:keepNext/>
               <w:spacing w:before="20" w:after="20" w:line="240" w:lineRule="auto"/>
             </w:pPr>
             <w:r>
@@ -15667,6 +16302,7 @@
           </w:tcPr>
           <w:p>
             <w:pPr>
+              <w:keepNext/>
               <w:spacing w:before="20" w:after="20" w:line="240" w:lineRule="auto"/>
               <w:jc w:val="center"/>
             </w:pPr>
@@ -15684,6 +16320,7 @@
           </w:tcPr>
           <w:p>
             <w:pPr>
+              <w:keepNext/>
               <w:spacing w:before="20" w:after="20" w:line="240" w:lineRule="auto"/>
               <w:jc w:val="center"/>
             </w:pPr>
@@ -15701,6 +16338,7 @@
           </w:tcPr>
           <w:p>
             <w:pPr>
+              <w:keepNext/>
               <w:spacing w:before="20" w:after="20" w:line="240" w:lineRule="auto"/>
               <w:jc w:val="center"/>
             </w:pPr>
@@ -15718,6 +16356,7 @@
           </w:tcPr>
           <w:p>
             <w:pPr>
+              <w:keepNext/>
               <w:spacing w:before="20" w:after="20" w:line="240" w:lineRule="auto"/>
               <w:jc w:val="center"/>
             </w:pPr>
@@ -15732,6 +16371,7 @@
       </w:tr>
       <w:tr>
         <w:trPr>
+          <w:cantSplit/>
           <w:jc w:val="center"/>
         </w:trPr>
         <w:tc>
@@ -15740,6 +16380,7 @@
           </w:tcPr>
           <w:p>
             <w:pPr>
+              <w:keepNext/>
               <w:spacing w:before="20" w:after="20" w:line="240" w:lineRule="auto"/>
             </w:pPr>
             <w:r>
@@ -15756,6 +16397,7 @@
           </w:tcPr>
           <w:p>
             <w:pPr>
+              <w:keepNext/>
               <w:spacing w:before="20" w:after="20" w:line="240" w:lineRule="auto"/>
             </w:pPr>
             <w:r>
@@ -15772,6 +16414,7 @@
           </w:tcPr>
           <w:p>
             <w:pPr>
+              <w:keepNext/>
               <w:spacing w:before="20" w:after="20" w:line="240" w:lineRule="auto"/>
               <w:jc w:val="center"/>
             </w:pPr>
@@ -15789,6 +16432,7 @@
           </w:tcPr>
           <w:p>
             <w:pPr>
+              <w:keepNext/>
               <w:spacing w:before="20" w:after="20" w:line="240" w:lineRule="auto"/>
               <w:jc w:val="center"/>
             </w:pPr>
@@ -15806,6 +16450,7 @@
           </w:tcPr>
           <w:p>
             <w:pPr>
+              <w:keepNext/>
               <w:spacing w:before="20" w:after="20" w:line="240" w:lineRule="auto"/>
               <w:jc w:val="center"/>
             </w:pPr>
@@ -15823,6 +16468,7 @@
           </w:tcPr>
           <w:p>
             <w:pPr>
+              <w:keepNext/>
               <w:spacing w:before="20" w:after="20" w:line="240" w:lineRule="auto"/>
               <w:jc w:val="center"/>
             </w:pPr>
@@ -15837,6 +16483,7 @@
       </w:tr>
       <w:tr>
         <w:trPr>
+          <w:cantSplit/>
           <w:jc w:val="center"/>
         </w:trPr>
         <w:tc>
@@ -15845,6 +16492,7 @@
           </w:tcPr>
           <w:p>
             <w:pPr>
+              <w:keepNext/>
               <w:spacing w:before="20" w:after="20" w:line="240" w:lineRule="auto"/>
             </w:pPr>
             <w:r>
@@ -15861,6 +16509,7 @@
           </w:tcPr>
           <w:p>
             <w:pPr>
+              <w:keepNext/>
               <w:spacing w:before="20" w:after="20" w:line="240" w:lineRule="auto"/>
             </w:pPr>
             <w:r>
@@ -15877,6 +16526,7 @@
           </w:tcPr>
           <w:p>
             <w:pPr>
+              <w:keepNext/>
               <w:spacing w:before="20" w:after="20" w:line="240" w:lineRule="auto"/>
               <w:jc w:val="center"/>
             </w:pPr>
@@ -15894,6 +16544,7 @@
           </w:tcPr>
           <w:p>
             <w:pPr>
+              <w:keepNext/>
               <w:spacing w:before="20" w:after="20" w:line="240" w:lineRule="auto"/>
               <w:jc w:val="center"/>
             </w:pPr>
@@ -15917,6 +16568,7 @@
           </w:tcPr>
           <w:p>
             <w:pPr>
+              <w:keepNext/>
               <w:spacing w:before="20" w:after="20" w:line="240" w:lineRule="auto"/>
               <w:jc w:val="center"/>
             </w:pPr>
@@ -15934,6 +16586,7 @@
           </w:tcPr>
           <w:p>
             <w:pPr>
+              <w:keepNext/>
               <w:spacing w:before="20" w:after="20" w:line="240" w:lineRule="auto"/>
               <w:jc w:val="center"/>
             </w:pPr>
@@ -15948,6 +16601,7 @@
       </w:tr>
       <w:tr>
         <w:trPr>
+          <w:cantSplit/>
           <w:jc w:val="center"/>
         </w:trPr>
         <w:tc>
@@ -15959,6 +16613,7 @@
           </w:tcPr>
           <w:p>
             <w:pPr>
+              <w:keepNext/>
               <w:spacing w:before="20" w:after="20" w:line="240" w:lineRule="auto"/>
             </w:pPr>
             <w:r>
@@ -15978,6 +16633,7 @@
           </w:tcPr>
           <w:p>
             <w:pPr>
+              <w:keepNext/>
               <w:spacing w:before="20" w:after="20" w:line="240" w:lineRule="auto"/>
             </w:pPr>
             <w:r>
@@ -15997,6 +16653,7 @@
           </w:tcPr>
           <w:p>
             <w:pPr>
+              <w:keepNext/>
               <w:spacing w:before="20" w:after="20" w:line="240" w:lineRule="auto"/>
               <w:jc w:val="center"/>
             </w:pPr>
@@ -16017,6 +16674,7 @@
           </w:tcPr>
           <w:p>
             <w:pPr>
+              <w:keepNext/>
               <w:spacing w:before="20" w:after="20" w:line="240" w:lineRule="auto"/>
               <w:jc w:val="center"/>
             </w:pPr>
@@ -16037,6 +16695,7 @@
           </w:tcPr>
           <w:p>
             <w:pPr>
+              <w:keepNext/>
               <w:spacing w:before="20" w:after="20" w:line="240" w:lineRule="auto"/>
               <w:jc w:val="center"/>
             </w:pPr>
@@ -16057,6 +16716,7 @@
           </w:tcPr>
           <w:p>
             <w:pPr>
+              <w:keepNext/>
               <w:spacing w:before="20" w:after="20" w:line="240" w:lineRule="auto"/>
               <w:jc w:val="center"/>
             </w:pPr>
@@ -16086,18 +16746,15 @@
         <w:pStyle w:val="Corpodotexto"/>
       </w:pPr>
       <w:r>
-        <w:t xml:space="preserve">A nota oficial acrescenta um poder explicativo pequeno, mas detectável nos três desfechos na amostra completa. O índice, no lugar da nota, explica menos. O índice não acrescenta poder explicativo além da nota oficial: nas 12 comparações de M3 com M1 (três desfechos em quatro escopos), o intervalo inclui zero em todas, tanto em A quanto em B. </w:t>
-      </w:r>
+        <w:t>A nota oficial acrescenta um poder explicativo pequeno, mas detectável nos três desfechos na amostra completa. O índice, no lugar da nota, explica menos. O índice não acrescenta poder explicativo além da nota oficial: nas 12 comparações de M3 com M1 (três desfechos em quatro escopos), o intervalo inclui zero em todas, tanto em A quanto em B. Restritas aos 22.564 anúncios com índice nos dois modelos, as diferenças de M3 − M1 entre A e B são de no máximo 0,0010.</w:t>
+      </w:r>
+    </w:p>
+    <w:p>
+      <w:pPr>
+        <w:pStyle w:val="Corpodotexto"/>
+      </w:pPr>
       <w:r>
         <w:lastRenderedPageBreak/>
-        <w:t>Restritas aos 22.564 anúncios com índice nos dois modelos, as diferenças de M3 − M1 entre A e B são de no máximo 0,0010.</w:t>
-      </w:r>
-    </w:p>
-    <w:p>
-      <w:pPr>
-        <w:pStyle w:val="Corpodotexto"/>
-      </w:pPr>
-      <w:r>
         <w:t xml:space="preserve">Os coeficientes dentro da amostra mostram outra coisa. Em M3, o coeficiente padronizado do índice (erro padrão robusto HC3) aparece significativo em vários desfechos e escopos. Reunindo os 12 coeficientes de cada modelo em uma família e aplicando a correção de Benjamini e Hochberg, 6 de 12 têm </w:t>
       </w:r>
       <w:r>
@@ -16135,7 +16792,7 @@
       <w:pPr>
         <w:pStyle w:val="Ttulo2"/>
       </w:pPr>
-      <w:bookmarkStart w:id="44" w:name="_Toc242739047"/>
+      <w:bookmarkStart w:id="44" w:name="_Toc242741489"/>
       <w:r>
         <w:t>6.4 MONOTONICIDADE E REORDENAMENTO</w:t>
       </w:r>
@@ -16155,10 +16812,11 @@
         <w:keepNext/>
         <w:spacing w:before="120" w:after="80"/>
       </w:pPr>
-      <w:bookmarkStart w:id="45" w:name="_Toc242739068"/>
+      <w:bookmarkStart w:id="45" w:name="_Toc242741510"/>
       <w:r>
         <w:rPr>
           <w:b w:val="0"/>
+          <w:color w:val="000000"/>
           <w:sz w:val="20"/>
         </w:rPr>
         <w:t xml:space="preserve">Tabela </w:t>
@@ -16166,6 +16824,7 @@
       <w:r>
         <w:rPr>
           <w:b w:val="0"/>
+          <w:color w:val="000000"/>
           <w:sz w:val="20"/>
         </w:rPr>
         <w:fldChar w:fldCharType="begin"/>
@@ -16173,6 +16832,7 @@
       <w:r>
         <w:rPr>
           <w:b w:val="0"/>
+          <w:color w:val="000000"/>
           <w:sz w:val="20"/>
         </w:rPr>
         <w:instrText xml:space="preserve"> SEQ Tabela \* ARABIC </w:instrText>
@@ -16180,6 +16840,7 @@
       <w:r>
         <w:rPr>
           <w:b w:val="0"/>
+          <w:color w:val="000000"/>
           <w:sz w:val="20"/>
         </w:rPr>
         <w:fldChar w:fldCharType="separate"/>
@@ -16188,6 +16849,7 @@
         <w:rPr>
           <w:b w:val="0"/>
           <w:noProof/>
+          <w:color w:val="000000"/>
           <w:sz w:val="20"/>
         </w:rPr>
         <w:t>13</w:t>
@@ -16195,6 +16857,7 @@
       <w:r>
         <w:rPr>
           <w:b w:val="0"/>
+          <w:color w:val="000000"/>
           <w:sz w:val="20"/>
         </w:rPr>
         <w:fldChar w:fldCharType="end"/>
@@ -16202,6 +16865,7 @@
       <w:r>
         <w:rPr>
           <w:b w:val="0"/>
+          <w:color w:val="000000"/>
           <w:sz w:val="20"/>
         </w:rPr>
         <w:t xml:space="preserve"> – Correlação de postos com o índice de ocupação residualizado, por faixa da nota oficial.</w:t>
@@ -16224,6 +16888,7 @@
       </w:tblGrid>
       <w:tr>
         <w:trPr>
+          <w:cantSplit/>
           <w:jc w:val="center"/>
         </w:trPr>
         <w:tc>
@@ -16236,6 +16901,7 @@
           </w:tcPr>
           <w:p>
             <w:pPr>
+              <w:keepNext/>
               <w:spacing w:before="20" w:after="20" w:line="240" w:lineRule="auto"/>
             </w:pPr>
             <w:r>
@@ -16257,6 +16923,7 @@
           </w:tcPr>
           <w:p>
             <w:pPr>
+              <w:keepNext/>
               <w:spacing w:before="20" w:after="20" w:line="240" w:lineRule="auto"/>
               <w:jc w:val="right"/>
             </w:pPr>
@@ -16280,6 +16947,7 @@
           </w:tcPr>
           <w:p>
             <w:pPr>
+              <w:keepNext/>
               <w:spacing w:before="20" w:after="20" w:line="240" w:lineRule="auto"/>
               <w:jc w:val="right"/>
             </w:pPr>
@@ -16310,6 +16978,7 @@
           </w:tcPr>
           <w:p>
             <w:pPr>
+              <w:keepNext/>
               <w:spacing w:before="20" w:after="20" w:line="240" w:lineRule="auto"/>
               <w:jc w:val="right"/>
             </w:pPr>
@@ -16340,6 +17009,7 @@
           </w:tcPr>
           <w:p>
             <w:pPr>
+              <w:keepNext/>
               <w:spacing w:before="20" w:after="20" w:line="240" w:lineRule="auto"/>
               <w:jc w:val="right"/>
             </w:pPr>
@@ -16363,6 +17033,7 @@
       </w:tr>
       <w:tr>
         <w:trPr>
+          <w:cantSplit/>
           <w:jc w:val="center"/>
         </w:trPr>
         <w:tc>
@@ -16371,6 +17042,7 @@
           </w:tcPr>
           <w:p>
             <w:pPr>
+              <w:keepNext/>
               <w:spacing w:before="20" w:after="20" w:line="240" w:lineRule="auto"/>
             </w:pPr>
             <w:r>
@@ -16387,6 +17059,7 @@
           </w:tcPr>
           <w:p>
             <w:pPr>
+              <w:keepNext/>
               <w:spacing w:before="20" w:after="20" w:line="240" w:lineRule="auto"/>
               <w:jc w:val="right"/>
             </w:pPr>
@@ -16404,6 +17077,7 @@
           </w:tcPr>
           <w:p>
             <w:pPr>
+              <w:keepNext/>
               <w:spacing w:before="20" w:after="20" w:line="240" w:lineRule="auto"/>
               <w:jc w:val="right"/>
             </w:pPr>
@@ -16421,6 +17095,7 @@
           </w:tcPr>
           <w:p>
             <w:pPr>
+              <w:keepNext/>
               <w:spacing w:before="20" w:after="20" w:line="240" w:lineRule="auto"/>
               <w:jc w:val="right"/>
             </w:pPr>
@@ -16438,6 +17113,7 @@
           </w:tcPr>
           <w:p>
             <w:pPr>
+              <w:keepNext/>
               <w:spacing w:before="20" w:after="20" w:line="240" w:lineRule="auto"/>
               <w:jc w:val="right"/>
             </w:pPr>
@@ -16452,6 +17128,7 @@
       </w:tr>
       <w:tr>
         <w:trPr>
+          <w:cantSplit/>
           <w:jc w:val="center"/>
         </w:trPr>
         <w:tc>
@@ -16460,6 +17137,7 @@
           </w:tcPr>
           <w:p>
             <w:pPr>
+              <w:keepNext/>
               <w:spacing w:before="20" w:after="20" w:line="240" w:lineRule="auto"/>
             </w:pPr>
             <w:r>
@@ -16476,6 +17154,7 @@
           </w:tcPr>
           <w:p>
             <w:pPr>
+              <w:keepNext/>
               <w:spacing w:before="20" w:after="20" w:line="240" w:lineRule="auto"/>
               <w:jc w:val="right"/>
             </w:pPr>
@@ -16493,6 +17172,7 @@
           </w:tcPr>
           <w:p>
             <w:pPr>
+              <w:keepNext/>
               <w:spacing w:before="20" w:after="20" w:line="240" w:lineRule="auto"/>
               <w:jc w:val="right"/>
             </w:pPr>
@@ -16510,6 +17190,7 @@
           </w:tcPr>
           <w:p>
             <w:pPr>
+              <w:keepNext/>
               <w:spacing w:before="20" w:after="20" w:line="240" w:lineRule="auto"/>
               <w:jc w:val="right"/>
             </w:pPr>
@@ -16527,6 +17208,7 @@
           </w:tcPr>
           <w:p>
             <w:pPr>
+              <w:keepNext/>
               <w:spacing w:before="20" w:after="20" w:line="240" w:lineRule="auto"/>
               <w:jc w:val="right"/>
             </w:pPr>
@@ -16541,6 +17223,7 @@
       </w:tr>
       <w:tr>
         <w:trPr>
+          <w:cantSplit/>
           <w:jc w:val="center"/>
         </w:trPr>
         <w:tc>
@@ -16549,6 +17232,7 @@
           </w:tcPr>
           <w:p>
             <w:pPr>
+              <w:keepNext/>
               <w:spacing w:before="20" w:after="20" w:line="240" w:lineRule="auto"/>
             </w:pPr>
             <w:r>
@@ -16565,6 +17249,7 @@
           </w:tcPr>
           <w:p>
             <w:pPr>
+              <w:keepNext/>
               <w:spacing w:before="20" w:after="20" w:line="240" w:lineRule="auto"/>
               <w:jc w:val="right"/>
             </w:pPr>
@@ -16582,6 +17267,7 @@
           </w:tcPr>
           <w:p>
             <w:pPr>
+              <w:keepNext/>
               <w:spacing w:before="20" w:after="20" w:line="240" w:lineRule="auto"/>
               <w:jc w:val="right"/>
             </w:pPr>
@@ -16599,6 +17285,7 @@
           </w:tcPr>
           <w:p>
             <w:pPr>
+              <w:keepNext/>
               <w:spacing w:before="20" w:after="20" w:line="240" w:lineRule="auto"/>
               <w:jc w:val="right"/>
             </w:pPr>
@@ -16616,6 +17303,7 @@
           </w:tcPr>
           <w:p>
             <w:pPr>
+              <w:keepNext/>
               <w:spacing w:before="20" w:after="20" w:line="240" w:lineRule="auto"/>
               <w:jc w:val="right"/>
             </w:pPr>
@@ -16630,6 +17318,7 @@
       </w:tr>
       <w:tr>
         <w:trPr>
+          <w:cantSplit/>
           <w:jc w:val="center"/>
         </w:trPr>
         <w:tc>
@@ -16638,6 +17327,7 @@
           </w:tcPr>
           <w:p>
             <w:pPr>
+              <w:keepNext/>
               <w:spacing w:before="20" w:after="20" w:line="240" w:lineRule="auto"/>
             </w:pPr>
             <w:r>
@@ -16654,6 +17344,7 @@
           </w:tcPr>
           <w:p>
             <w:pPr>
+              <w:keepNext/>
               <w:spacing w:before="20" w:after="20" w:line="240" w:lineRule="auto"/>
               <w:jc w:val="right"/>
             </w:pPr>
@@ -16671,6 +17362,7 @@
           </w:tcPr>
           <w:p>
             <w:pPr>
+              <w:keepNext/>
               <w:spacing w:before="20" w:after="20" w:line="240" w:lineRule="auto"/>
               <w:jc w:val="right"/>
             </w:pPr>
@@ -16688,6 +17380,7 @@
           </w:tcPr>
           <w:p>
             <w:pPr>
+              <w:keepNext/>
               <w:spacing w:before="20" w:after="20" w:line="240" w:lineRule="auto"/>
               <w:jc w:val="right"/>
             </w:pPr>
@@ -16705,6 +17398,7 @@
           </w:tcPr>
           <w:p>
             <w:pPr>
+              <w:keepNext/>
               <w:spacing w:before="20" w:after="20" w:line="240" w:lineRule="auto"/>
               <w:jc w:val="right"/>
             </w:pPr>
@@ -16719,6 +17413,7 @@
       </w:tr>
       <w:tr>
         <w:trPr>
+          <w:cantSplit/>
           <w:jc w:val="center"/>
         </w:trPr>
         <w:tc>
@@ -16727,6 +17422,7 @@
           </w:tcPr>
           <w:p>
             <w:pPr>
+              <w:keepNext/>
               <w:spacing w:before="20" w:after="20" w:line="240" w:lineRule="auto"/>
             </w:pPr>
             <w:r>
@@ -16743,6 +17439,7 @@
           </w:tcPr>
           <w:p>
             <w:pPr>
+              <w:keepNext/>
               <w:spacing w:before="20" w:after="20" w:line="240" w:lineRule="auto"/>
               <w:jc w:val="right"/>
             </w:pPr>
@@ -16760,6 +17457,7 @@
           </w:tcPr>
           <w:p>
             <w:pPr>
+              <w:keepNext/>
               <w:spacing w:before="20" w:after="20" w:line="240" w:lineRule="auto"/>
               <w:jc w:val="right"/>
             </w:pPr>
@@ -16777,6 +17475,7 @@
           </w:tcPr>
           <w:p>
             <w:pPr>
+              <w:keepNext/>
               <w:spacing w:before="20" w:after="20" w:line="240" w:lineRule="auto"/>
               <w:jc w:val="right"/>
             </w:pPr>
@@ -16794,6 +17493,7 @@
           </w:tcPr>
           <w:p>
             <w:pPr>
+              <w:keepNext/>
               <w:spacing w:before="20" w:after="20" w:line="240" w:lineRule="auto"/>
               <w:jc w:val="right"/>
             </w:pPr>
@@ -16808,6 +17508,7 @@
       </w:tr>
       <w:tr>
         <w:trPr>
+          <w:cantSplit/>
           <w:jc w:val="center"/>
         </w:trPr>
         <w:tc>
@@ -16819,6 +17520,7 @@
           </w:tcPr>
           <w:p>
             <w:pPr>
+              <w:keepNext/>
               <w:spacing w:before="20" w:after="20" w:line="240" w:lineRule="auto"/>
             </w:pPr>
             <w:r>
@@ -16838,6 +17540,7 @@
           </w:tcPr>
           <w:p>
             <w:pPr>
+              <w:keepNext/>
               <w:spacing w:before="20" w:after="20" w:line="240" w:lineRule="auto"/>
               <w:jc w:val="right"/>
             </w:pPr>
@@ -16858,6 +17561,7 @@
           </w:tcPr>
           <w:p>
             <w:pPr>
+              <w:keepNext/>
               <w:spacing w:before="20" w:after="20" w:line="240" w:lineRule="auto"/>
               <w:jc w:val="right"/>
             </w:pPr>
@@ -16878,6 +17582,7 @@
           </w:tcPr>
           <w:p>
             <w:pPr>
+              <w:keepNext/>
               <w:spacing w:before="20" w:after="20" w:line="240" w:lineRule="auto"/>
               <w:jc w:val="right"/>
             </w:pPr>
@@ -16898,6 +17603,7 @@
           </w:tcPr>
           <w:p>
             <w:pPr>
+              <w:keepNext/>
               <w:spacing w:before="20" w:after="20" w:line="240" w:lineRule="auto"/>
               <w:jc w:val="right"/>
             </w:pPr>
@@ -16964,7 +17670,7 @@
       <w:pPr>
         <w:pStyle w:val="Ttulo2"/>
       </w:pPr>
-      <w:bookmarkStart w:id="46" w:name="_Toc242739048"/>
+      <w:bookmarkStart w:id="46" w:name="_Toc242741490"/>
       <w:r>
         <w:t>6.5 SENSIBILIDADE</w:t>
       </w:r>
@@ -16990,11 +17696,11 @@
         <w:t>2</w:t>
       </w:r>
       <w:r>
-        <w:t xml:space="preserve"> do índice além da nota oficial no teto (nota 5,0) permanece próximo de zero em todas. O </w:t>
+        <w:t xml:space="preserve"> do índice além da nota oficial no teto (nota 5,0) permanece próximo de zero em todas. O intervalo do ganho no número de avaliações em 12 meses inclui zero em todas (por exemplo, +0,0015, com intervalo de −0,0020 a +0,0041, na especificação principal e +0,0016, com </w:t>
       </w:r>
       <w:r>
         <w:lastRenderedPageBreak/>
-        <w:t>intervalo do ganho no número de avaliações em 12 meses inclui zero em todas (por exemplo, +0,0015, com intervalo de −0,0020 a +0,0041, na especificação principal e +0,0016, com intervalo de −0,0026 a +0,0044, com encolhimento). A correlação de postos do índice com o índice de ocupação bruto, dentro da faixa de nota 5,0, é de −0,01 sem encolhimento e de +0,35</w:t>
+        <w:t>intervalo de −0,0026 a +0,0044, com encolhimento). A correlação de postos do índice com o índice de ocupação bruto, dentro da faixa de nota 5,0, é de −0,01 sem encolhimento e de +0,35</w:t>
       </w:r>
       <w:r>
         <w:t xml:space="preserve"> com encolhimento. Esse valor é um artefato do encolhimento (Seção 6.1). Sem ele e com o desfecho residualizado, a correlação é próxima de zero em todas as variantes. Excluir a satisfação geral quase não altera os resultados.</w:t>
@@ -17012,7 +17718,7 @@
       <w:pPr>
         <w:pStyle w:val="Ttulo2"/>
       </w:pPr>
-      <w:bookmarkStart w:id="47" w:name="_Toc242739049"/>
+      <w:bookmarkStart w:id="47" w:name="_Toc242741491"/>
       <w:r>
         <w:t>6.6 COMO LER O RESULTADO</w:t>
       </w:r>
@@ -17033,7 +17739,7 @@
       <w:pPr>
         <w:pStyle w:val="Ttulo1"/>
       </w:pPr>
-      <w:bookmarkStart w:id="48" w:name="_Toc242739050"/>
+      <w:bookmarkStart w:id="48" w:name="_Toc242741492"/>
       <w:r>
         <w:lastRenderedPageBreak/>
         <w:t>7 DISCUSSÃO E LIMITAÇÕES</w:t>
@@ -17044,7 +17750,7 @@
       <w:pPr>
         <w:pStyle w:val="Ttulo2"/>
       </w:pPr>
-      <w:bookmarkStart w:id="49" w:name="_Toc242739051"/>
+      <w:bookmarkStart w:id="49" w:name="_Toc242741493"/>
       <w:r>
         <w:t>7.1 OS RESULTADOS À LUZ DA LITERATURA</w:t>
       </w:r>
@@ -17100,7 +17806,7 @@
       <w:pPr>
         <w:pStyle w:val="Ttulo2"/>
       </w:pPr>
-      <w:bookmarkStart w:id="50" w:name="_Toc242739052"/>
+      <w:bookmarkStart w:id="50" w:name="_Toc242741494"/>
       <w:r>
         <w:t>7.2 IMPLICAÇÕES PARA ANFITRIÕES E EMPRESAS GESTORAS</w:t>
       </w:r>
@@ -17121,7 +17827,7 @@
       <w:pPr>
         <w:pStyle w:val="Ttulo2"/>
       </w:pPr>
-      <w:bookmarkStart w:id="51" w:name="_Toc242739053"/>
+      <w:bookmarkStart w:id="51" w:name="_Toc242741495"/>
       <w:r>
         <w:t>7.3 LIMITAÇÕES</w:t>
       </w:r>
@@ -17193,7 +17899,7 @@
         <w:pStyle w:val="Ttulo1"/>
         <w:jc w:val="center"/>
       </w:pPr>
-      <w:bookmarkStart w:id="52" w:name="_Toc242739054"/>
+      <w:bookmarkStart w:id="52" w:name="_Toc242741496"/>
       <w:r>
         <w:lastRenderedPageBreak/>
         <w:t>CONCLUSÕES</w:t>
@@ -17298,7 +18004,7 @@
         <w:pStyle w:val="Ttulo1"/>
         <w:jc w:val="center"/>
       </w:pPr>
-      <w:bookmarkStart w:id="53" w:name="_Toc242739055"/>
+      <w:bookmarkStart w:id="53" w:name="_Toc242741497"/>
       <w:r>
         <w:lastRenderedPageBreak/>
         <w:t>REFERÊNCIAS</w:t>
@@ -17665,7 +18371,7 @@
         <w:pStyle w:val="Referncia"/>
       </w:pPr>
       <w:r>
-        <w:t xml:space="preserve">FREITAS, Larissa A.; VIEIRA, Renata. Ontology based feature level opinion mining for portuguese reviews. </w:t>
+        <w:t xml:space="preserve">FREITAS, Larissa A.; VIEIRA, Renata. Ontology based feature level opinion mining for Portuguese reviews. </w:t>
       </w:r>
       <w:r>
         <w:rPr>
@@ -18600,31 +19306,31 @@
       </w:rPr>
     </w:lvl>
   </w:abstractNum>
-  <w:num w:numId="1" w16cid:durableId="1680155587">
+  <w:num w:numId="1" w16cid:durableId="1632983109">
     <w:abstractNumId w:val="8"/>
   </w:num>
-  <w:num w:numId="2" w16cid:durableId="308948628">
+  <w:num w:numId="2" w16cid:durableId="637615895">
     <w:abstractNumId w:val="6"/>
   </w:num>
-  <w:num w:numId="3" w16cid:durableId="1008141961">
+  <w:num w:numId="3" w16cid:durableId="849030408">
     <w:abstractNumId w:val="5"/>
   </w:num>
-  <w:num w:numId="4" w16cid:durableId="4015086">
+  <w:num w:numId="4" w16cid:durableId="1862474603">
     <w:abstractNumId w:val="4"/>
   </w:num>
-  <w:num w:numId="5" w16cid:durableId="107622369">
+  <w:num w:numId="5" w16cid:durableId="1464690198">
     <w:abstractNumId w:val="7"/>
   </w:num>
-  <w:num w:numId="6" w16cid:durableId="1502504176">
+  <w:num w:numId="6" w16cid:durableId="1289630804">
     <w:abstractNumId w:val="3"/>
   </w:num>
-  <w:num w:numId="7" w16cid:durableId="1955938291">
+  <w:num w:numId="7" w16cid:durableId="821510955">
     <w:abstractNumId w:val="2"/>
   </w:num>
-  <w:num w:numId="8" w16cid:durableId="131607741">
+  <w:num w:numId="8" w16cid:durableId="1650750198">
     <w:abstractNumId w:val="1"/>
   </w:num>
-  <w:num w:numId="9" w16cid:durableId="1413434294">
+  <w:num w:numId="9" w16cid:durableId="1081223549">
     <w:abstractNumId w:val="0"/>
   </w:num>
 </w:numbering>
@@ -18635,7 +19341,7 @@
   <w:docDefaults>
     <w:rPrDefault>
       <w:rPr>
-        <w:rFonts w:asciiTheme="minorHAnsi" w:eastAsiaTheme="minorEastAsia" w:hAnsiTheme="minorHAnsi" w:cstheme="minorBidi"/>
+        <w:rFonts w:ascii="Times New Roman" w:eastAsia="Times New Roman" w:hAnsi="Times New Roman" w:cs="Times New Roman"/>
         <w:sz w:val="22"/>
         <w:szCs w:val="22"/>
         <w:lang w:val="en-US" w:eastAsia="en-US" w:bidi="ar-SA"/>
@@ -19024,7 +19730,6 @@
       <w:spacing w:after="0" w:line="360" w:lineRule="auto"/>
     </w:pPr>
     <w:rPr>
-      <w:rFonts w:ascii="Times New Roman" w:eastAsia="Times New Roman" w:hAnsi="Times New Roman" w:cs="Times New Roman"/>
       <w:sz w:val="24"/>
     </w:rPr>
   </w:style>
@@ -19044,7 +19749,6 @@
       <w:outlineLvl w:val="0"/>
     </w:pPr>
     <w:rPr>
-      <w:rFonts w:asciiTheme="majorHAnsi" w:eastAsiaTheme="majorEastAsia" w:hAnsiTheme="majorHAnsi" w:cstheme="majorBidi"/>
       <w:b/>
       <w:bCs/>
       <w:caps/>
@@ -19067,7 +19771,6 @@
       <w:outlineLvl w:val="1"/>
     </w:pPr>
     <w:rPr>
-      <w:rFonts w:asciiTheme="majorHAnsi" w:eastAsiaTheme="majorEastAsia" w:hAnsiTheme="majorHAnsi" w:cstheme="majorBidi"/>
       <w:bCs/>
       <w:caps/>
       <w:szCs w:val="26"/>
@@ -19089,7 +19792,6 @@
       <w:outlineLvl w:val="2"/>
     </w:pPr>
     <w:rPr>
-      <w:rFonts w:asciiTheme="majorHAnsi" w:eastAsiaTheme="majorEastAsia" w:hAnsiTheme="majorHAnsi" w:cstheme="majorBidi"/>
       <w:b/>
       <w:bCs/>
     </w:rPr>
@@ -19111,7 +19813,6 @@
       <w:outlineLvl w:val="3"/>
     </w:pPr>
     <w:rPr>
-      <w:rFonts w:asciiTheme="majorHAnsi" w:eastAsiaTheme="majorEastAsia" w:hAnsiTheme="majorHAnsi" w:cstheme="majorBidi"/>
       <w:b/>
       <w:bCs/>
       <w:i/>
@@ -19136,7 +19837,6 @@
       <w:outlineLvl w:val="4"/>
     </w:pPr>
     <w:rPr>
-      <w:rFonts w:asciiTheme="majorHAnsi" w:eastAsiaTheme="majorEastAsia" w:hAnsiTheme="majorHAnsi" w:cstheme="majorBidi"/>
       <w:color w:val="243F60" w:themeColor="accent1" w:themeShade="7F"/>
     </w:rPr>
   </w:style>
@@ -19157,7 +19857,6 @@
       <w:outlineLvl w:val="5"/>
     </w:pPr>
     <w:rPr>
-      <w:rFonts w:asciiTheme="majorHAnsi" w:eastAsiaTheme="majorEastAsia" w:hAnsiTheme="majorHAnsi" w:cstheme="majorBidi"/>
       <w:i/>
       <w:iCs/>
       <w:color w:val="243F60" w:themeColor="accent1" w:themeShade="7F"/>
@@ -19180,7 +19879,6 @@
       <w:outlineLvl w:val="6"/>
     </w:pPr>
     <w:rPr>
-      <w:rFonts w:asciiTheme="majorHAnsi" w:eastAsiaTheme="majorEastAsia" w:hAnsiTheme="majorHAnsi" w:cstheme="majorBidi"/>
       <w:i/>
       <w:iCs/>
       <w:color w:val="404040" w:themeColor="text1" w:themeTint="BF"/>
@@ -19203,7 +19901,6 @@
       <w:outlineLvl w:val="7"/>
     </w:pPr>
     <w:rPr>
-      <w:rFonts w:asciiTheme="majorHAnsi" w:eastAsiaTheme="majorEastAsia" w:hAnsiTheme="majorHAnsi" w:cstheme="majorBidi"/>
       <w:color w:val="4F81BD" w:themeColor="accent1"/>
       <w:sz w:val="20"/>
       <w:szCs w:val="20"/>
@@ -19226,7 +19923,6 @@
       <w:outlineLvl w:val="8"/>
     </w:pPr>
     <w:rPr>
-      <w:rFonts w:asciiTheme="majorHAnsi" w:eastAsiaTheme="majorEastAsia" w:hAnsiTheme="majorHAnsi" w:cstheme="majorBidi"/>
       <w:i/>
       <w:iCs/>
       <w:color w:val="404040" w:themeColor="text1" w:themeTint="BF"/>
@@ -19324,7 +20020,7 @@
     <w:uiPriority w:val="9"/>
     <w:rsid w:val="00FC693F"/>
     <w:rPr>
-      <w:rFonts w:asciiTheme="majorHAnsi" w:eastAsiaTheme="majorEastAsia" w:hAnsiTheme="majorHAnsi" w:cstheme="majorBidi"/>
+      <w:rFonts w:ascii="Times New Roman" w:eastAsia="Times New Roman" w:hAnsi="Times New Roman" w:cs="Times New Roman"/>
       <w:b/>
       <w:bCs/>
       <w:color w:val="365F91" w:themeColor="accent1" w:themeShade="BF"/>
@@ -19339,7 +20035,7 @@
     <w:uiPriority w:val="9"/>
     <w:rsid w:val="00FC693F"/>
     <w:rPr>
-      <w:rFonts w:asciiTheme="majorHAnsi" w:eastAsiaTheme="majorEastAsia" w:hAnsiTheme="majorHAnsi" w:cstheme="majorBidi"/>
+      <w:rFonts w:ascii="Times New Roman" w:eastAsia="Times New Roman" w:hAnsi="Times New Roman" w:cs="Times New Roman"/>
       <w:b/>
       <w:bCs/>
       <w:color w:val="4F81BD" w:themeColor="accent1"/>
@@ -19354,7 +20050,7 @@
     <w:uiPriority w:val="9"/>
     <w:rsid w:val="00FC693F"/>
     <w:rPr>
-      <w:rFonts w:asciiTheme="majorHAnsi" w:eastAsiaTheme="majorEastAsia" w:hAnsiTheme="majorHAnsi" w:cstheme="majorBidi"/>
+      <w:rFonts w:ascii="Times New Roman" w:eastAsia="Times New Roman" w:hAnsi="Times New Roman" w:cs="Times New Roman"/>
       <w:b/>
       <w:bCs/>
       <w:color w:val="4F81BD" w:themeColor="accent1"/>
@@ -19376,7 +20072,6 @@
       <w:contextualSpacing/>
     </w:pPr>
     <w:rPr>
-      <w:rFonts w:asciiTheme="majorHAnsi" w:eastAsiaTheme="majorEastAsia" w:hAnsiTheme="majorHAnsi" w:cstheme="majorBidi"/>
       <w:color w:val="17365D" w:themeColor="text2" w:themeShade="BF"/>
       <w:spacing w:val="5"/>
       <w:kern w:val="28"/>
@@ -19391,7 +20086,7 @@
     <w:uiPriority w:val="10"/>
     <w:rsid w:val="00FC693F"/>
     <w:rPr>
-      <w:rFonts w:asciiTheme="majorHAnsi" w:eastAsiaTheme="majorEastAsia" w:hAnsiTheme="majorHAnsi" w:cstheme="majorBidi"/>
+      <w:rFonts w:ascii="Times New Roman" w:eastAsia="Times New Roman" w:hAnsi="Times New Roman" w:cs="Times New Roman"/>
       <w:color w:val="17365D" w:themeColor="text2" w:themeShade="BF"/>
       <w:spacing w:val="5"/>
       <w:kern w:val="28"/>
@@ -19413,7 +20108,6 @@
       </w:numPr>
     </w:pPr>
     <w:rPr>
-      <w:rFonts w:asciiTheme="majorHAnsi" w:eastAsiaTheme="majorEastAsia" w:hAnsiTheme="majorHAnsi" w:cstheme="majorBidi"/>
       <w:i/>
       <w:iCs/>
       <w:color w:val="4F81BD" w:themeColor="accent1"/>
@@ -19428,7 +20122,7 @@
     <w:uiPriority w:val="11"/>
     <w:rsid w:val="00FC693F"/>
     <w:rPr>
-      <w:rFonts w:asciiTheme="majorHAnsi" w:eastAsiaTheme="majorEastAsia" w:hAnsiTheme="majorHAnsi" w:cstheme="majorBidi"/>
+      <w:rFonts w:ascii="Times New Roman" w:eastAsia="Times New Roman" w:hAnsi="Times New Roman" w:cs="Times New Roman"/>
       <w:i/>
       <w:iCs/>
       <w:color w:val="4F81BD" w:themeColor="accent1"/>
@@ -19675,7 +20369,6 @@
       </w:tabs>
     </w:pPr>
     <w:rPr>
-      <w:rFonts w:ascii="Courier" w:hAnsi="Courier"/>
       <w:sz w:val="20"/>
       <w:szCs w:val="20"/>
     </w:rPr>
@@ -19687,7 +20380,7 @@
     <w:uiPriority w:val="99"/>
     <w:rsid w:val="0029639D"/>
     <w:rPr>
-      <w:rFonts w:ascii="Courier" w:hAnsi="Courier"/>
+      <w:rFonts w:ascii="Times New Roman" w:eastAsia="Times New Roman" w:hAnsi="Times New Roman" w:cs="Times New Roman"/>
       <w:sz w:val="20"/>
       <w:szCs w:val="20"/>
     </w:rPr>
@@ -19726,7 +20419,7 @@
     <w:semiHidden/>
     <w:rsid w:val="00FC693F"/>
     <w:rPr>
-      <w:rFonts w:asciiTheme="majorHAnsi" w:eastAsiaTheme="majorEastAsia" w:hAnsiTheme="majorHAnsi" w:cstheme="majorBidi"/>
+      <w:rFonts w:ascii="Times New Roman" w:eastAsia="Times New Roman" w:hAnsi="Times New Roman" w:cs="Times New Roman"/>
       <w:b/>
       <w:bCs/>
       <w:i/>
@@ -19742,7 +20435,7 @@
     <w:semiHidden/>
     <w:rsid w:val="00FC693F"/>
     <w:rPr>
-      <w:rFonts w:asciiTheme="majorHAnsi" w:eastAsiaTheme="majorEastAsia" w:hAnsiTheme="majorHAnsi" w:cstheme="majorBidi"/>
+      <w:rFonts w:ascii="Times New Roman" w:eastAsia="Times New Roman" w:hAnsi="Times New Roman" w:cs="Times New Roman"/>
       <w:color w:val="243F60" w:themeColor="accent1" w:themeShade="7F"/>
     </w:rPr>
   </w:style>
@@ -19754,7 +20447,7 @@
     <w:semiHidden/>
     <w:rsid w:val="00FC693F"/>
     <w:rPr>
-      <w:rFonts w:asciiTheme="majorHAnsi" w:eastAsiaTheme="majorEastAsia" w:hAnsiTheme="majorHAnsi" w:cstheme="majorBidi"/>
+      <w:rFonts w:ascii="Times New Roman" w:eastAsia="Times New Roman" w:hAnsi="Times New Roman" w:cs="Times New Roman"/>
       <w:i/>
       <w:iCs/>
       <w:color w:val="243F60" w:themeColor="accent1" w:themeShade="7F"/>
@@ -19768,7 +20461,7 @@
     <w:semiHidden/>
     <w:rsid w:val="00FC693F"/>
     <w:rPr>
-      <w:rFonts w:asciiTheme="majorHAnsi" w:eastAsiaTheme="majorEastAsia" w:hAnsiTheme="majorHAnsi" w:cstheme="majorBidi"/>
+      <w:rFonts w:ascii="Times New Roman" w:eastAsia="Times New Roman" w:hAnsi="Times New Roman" w:cs="Times New Roman"/>
       <w:i/>
       <w:iCs/>
       <w:color w:val="404040" w:themeColor="text1" w:themeTint="BF"/>
@@ -19782,7 +20475,7 @@
     <w:semiHidden/>
     <w:rsid w:val="00FC693F"/>
     <w:rPr>
-      <w:rFonts w:asciiTheme="majorHAnsi" w:eastAsiaTheme="majorEastAsia" w:hAnsiTheme="majorHAnsi" w:cstheme="majorBidi"/>
+      <w:rFonts w:ascii="Times New Roman" w:eastAsia="Times New Roman" w:hAnsi="Times New Roman" w:cs="Times New Roman"/>
       <w:color w:val="4F81BD" w:themeColor="accent1"/>
       <w:sz w:val="20"/>
       <w:szCs w:val="20"/>
@@ -19796,7 +20489,7 @@
     <w:semiHidden/>
     <w:rsid w:val="00FC693F"/>
     <w:rPr>
-      <w:rFonts w:asciiTheme="majorHAnsi" w:eastAsiaTheme="majorEastAsia" w:hAnsiTheme="majorHAnsi" w:cstheme="majorBidi"/>
+      <w:rFonts w:ascii="Times New Roman" w:eastAsia="Times New Roman" w:hAnsi="Times New Roman" w:cs="Times New Roman"/>
       <w:i/>
       <w:iCs/>
       <w:color w:val="404040" w:themeColor="text1" w:themeTint="BF"/>
@@ -21273,7 +21966,7 @@
         <w:spacing w:before="0" w:after="0" w:line="240" w:lineRule="auto"/>
       </w:pPr>
       <w:rPr>
-        <w:rFonts w:asciiTheme="majorHAnsi" w:eastAsiaTheme="majorEastAsia" w:hAnsiTheme="majorHAnsi" w:cstheme="majorBidi"/>
+        <w:rFonts w:ascii="Times New Roman" w:eastAsia="Times New Roman" w:hAnsi="Times New Roman" w:cs="Times New Roman"/>
         <w:b/>
         <w:bCs/>
       </w:rPr>
@@ -21294,7 +21987,7 @@
         <w:spacing w:before="0" w:after="0" w:line="240" w:lineRule="auto"/>
       </w:pPr>
       <w:rPr>
-        <w:rFonts w:asciiTheme="majorHAnsi" w:eastAsiaTheme="majorEastAsia" w:hAnsiTheme="majorHAnsi" w:cstheme="majorBidi"/>
+        <w:rFonts w:ascii="Times New Roman" w:eastAsia="Times New Roman" w:hAnsi="Times New Roman" w:cs="Times New Roman"/>
         <w:b/>
         <w:bCs/>
       </w:rPr>
@@ -21312,14 +22005,14 @@
     </w:tblStylePr>
     <w:tblStylePr w:type="firstCol">
       <w:rPr>
-        <w:rFonts w:asciiTheme="majorHAnsi" w:eastAsiaTheme="majorEastAsia" w:hAnsiTheme="majorHAnsi" w:cstheme="majorBidi"/>
+        <w:rFonts w:ascii="Times New Roman" w:eastAsia="Times New Roman" w:hAnsi="Times New Roman" w:cs="Times New Roman"/>
         <w:b/>
         <w:bCs/>
       </w:rPr>
     </w:tblStylePr>
     <w:tblStylePr w:type="lastCol">
       <w:rPr>
-        <w:rFonts w:asciiTheme="majorHAnsi" w:eastAsiaTheme="majorEastAsia" w:hAnsiTheme="majorHAnsi" w:cstheme="majorBidi"/>
+        <w:rFonts w:ascii="Times New Roman" w:eastAsia="Times New Roman" w:hAnsi="Times New Roman" w:cs="Times New Roman"/>
         <w:b/>
         <w:bCs/>
       </w:rPr>
@@ -21396,7 +22089,7 @@
         <w:spacing w:before="0" w:after="0" w:line="240" w:lineRule="auto"/>
       </w:pPr>
       <w:rPr>
-        <w:rFonts w:asciiTheme="majorHAnsi" w:eastAsiaTheme="majorEastAsia" w:hAnsiTheme="majorHAnsi" w:cstheme="majorBidi"/>
+        <w:rFonts w:ascii="Times New Roman" w:eastAsia="Times New Roman" w:hAnsi="Times New Roman" w:cs="Times New Roman"/>
         <w:b/>
         <w:bCs/>
       </w:rPr>
@@ -21417,7 +22110,7 @@
         <w:spacing w:before="0" w:after="0" w:line="240" w:lineRule="auto"/>
       </w:pPr>
       <w:rPr>
-        <w:rFonts w:asciiTheme="majorHAnsi" w:eastAsiaTheme="majorEastAsia" w:hAnsiTheme="majorHAnsi" w:cstheme="majorBidi"/>
+        <w:rFonts w:ascii="Times New Roman" w:eastAsia="Times New Roman" w:hAnsi="Times New Roman" w:cs="Times New Roman"/>
         <w:b/>
         <w:bCs/>
       </w:rPr>
@@ -21435,14 +22128,14 @@
     </w:tblStylePr>
     <w:tblStylePr w:type="firstCol">
       <w:rPr>
-        <w:rFonts w:asciiTheme="majorHAnsi" w:eastAsiaTheme="majorEastAsia" w:hAnsiTheme="majorHAnsi" w:cstheme="majorBidi"/>
+        <w:rFonts w:ascii="Times New Roman" w:eastAsia="Times New Roman" w:hAnsi="Times New Roman" w:cs="Times New Roman"/>
         <w:b/>
         <w:bCs/>
       </w:rPr>
     </w:tblStylePr>
     <w:tblStylePr w:type="lastCol">
       <w:rPr>
-        <w:rFonts w:asciiTheme="majorHAnsi" w:eastAsiaTheme="majorEastAsia" w:hAnsiTheme="majorHAnsi" w:cstheme="majorBidi"/>
+        <w:rFonts w:ascii="Times New Roman" w:eastAsia="Times New Roman" w:hAnsi="Times New Roman" w:cs="Times New Roman"/>
         <w:b/>
         <w:bCs/>
       </w:rPr>
@@ -21519,7 +22212,7 @@
         <w:spacing w:before="0" w:after="0" w:line="240" w:lineRule="auto"/>
       </w:pPr>
       <w:rPr>
-        <w:rFonts w:asciiTheme="majorHAnsi" w:eastAsiaTheme="majorEastAsia" w:hAnsiTheme="majorHAnsi" w:cstheme="majorBidi"/>
+        <w:rFonts w:ascii="Times New Roman" w:eastAsia="Times New Roman" w:hAnsi="Times New Roman" w:cs="Times New Roman"/>
         <w:b/>
         <w:bCs/>
       </w:rPr>
@@ -21540,7 +22233,7 @@
         <w:spacing w:before="0" w:after="0" w:line="240" w:lineRule="auto"/>
       </w:pPr>
       <w:rPr>
-        <w:rFonts w:asciiTheme="majorHAnsi" w:eastAsiaTheme="majorEastAsia" w:hAnsiTheme="majorHAnsi" w:cstheme="majorBidi"/>
+        <w:rFonts w:ascii="Times New Roman" w:eastAsia="Times New Roman" w:hAnsi="Times New Roman" w:cs="Times New Roman"/>
         <w:b/>
         <w:bCs/>
       </w:rPr>
@@ -21558,14 +22251,14 @@
     </w:tblStylePr>
     <w:tblStylePr w:type="firstCol">
       <w:rPr>
-        <w:rFonts w:asciiTheme="majorHAnsi" w:eastAsiaTheme="majorEastAsia" w:hAnsiTheme="majorHAnsi" w:cstheme="majorBidi"/>
+        <w:rFonts w:ascii="Times New Roman" w:eastAsia="Times New Roman" w:hAnsi="Times New Roman" w:cs="Times New Roman"/>
         <w:b/>
         <w:bCs/>
       </w:rPr>
     </w:tblStylePr>
     <w:tblStylePr w:type="lastCol">
       <w:rPr>
-        <w:rFonts w:asciiTheme="majorHAnsi" w:eastAsiaTheme="majorEastAsia" w:hAnsiTheme="majorHAnsi" w:cstheme="majorBidi"/>
+        <w:rFonts w:ascii="Times New Roman" w:eastAsia="Times New Roman" w:hAnsi="Times New Roman" w:cs="Times New Roman"/>
         <w:b/>
         <w:bCs/>
       </w:rPr>
@@ -21642,7 +22335,7 @@
         <w:spacing w:before="0" w:after="0" w:line="240" w:lineRule="auto"/>
       </w:pPr>
       <w:rPr>
-        <w:rFonts w:asciiTheme="majorHAnsi" w:eastAsiaTheme="majorEastAsia" w:hAnsiTheme="majorHAnsi" w:cstheme="majorBidi"/>
+        <w:rFonts w:ascii="Times New Roman" w:eastAsia="Times New Roman" w:hAnsi="Times New Roman" w:cs="Times New Roman"/>
         <w:b/>
         <w:bCs/>
       </w:rPr>
@@ -21663,7 +22356,7 @@
         <w:spacing w:before="0" w:after="0" w:line="240" w:lineRule="auto"/>
       </w:pPr>
       <w:rPr>
-        <w:rFonts w:asciiTheme="majorHAnsi" w:eastAsiaTheme="majorEastAsia" w:hAnsiTheme="majorHAnsi" w:cstheme="majorBidi"/>
+        <w:rFonts w:ascii="Times New Roman" w:eastAsia="Times New Roman" w:hAnsi="Times New Roman" w:cs="Times New Roman"/>
         <w:b/>
         <w:bCs/>
       </w:rPr>
@@ -21681,14 +22374,14 @@
     </w:tblStylePr>
     <w:tblStylePr w:type="firstCol">
       <w:rPr>
-        <w:rFonts w:asciiTheme="majorHAnsi" w:eastAsiaTheme="majorEastAsia" w:hAnsiTheme="majorHAnsi" w:cstheme="majorBidi"/>
+        <w:rFonts w:ascii="Times New Roman" w:eastAsia="Times New Roman" w:hAnsi="Times New Roman" w:cs="Times New Roman"/>
         <w:b/>
         <w:bCs/>
       </w:rPr>
     </w:tblStylePr>
     <w:tblStylePr w:type="lastCol">
       <w:rPr>
-        <w:rFonts w:asciiTheme="majorHAnsi" w:eastAsiaTheme="majorEastAsia" w:hAnsiTheme="majorHAnsi" w:cstheme="majorBidi"/>
+        <w:rFonts w:ascii="Times New Roman" w:eastAsia="Times New Roman" w:hAnsi="Times New Roman" w:cs="Times New Roman"/>
         <w:b/>
         <w:bCs/>
       </w:rPr>
@@ -21765,7 +22458,7 @@
         <w:spacing w:before="0" w:after="0" w:line="240" w:lineRule="auto"/>
       </w:pPr>
       <w:rPr>
-        <w:rFonts w:asciiTheme="majorHAnsi" w:eastAsiaTheme="majorEastAsia" w:hAnsiTheme="majorHAnsi" w:cstheme="majorBidi"/>
+        <w:rFonts w:ascii="Times New Roman" w:eastAsia="Times New Roman" w:hAnsi="Times New Roman" w:cs="Times New Roman"/>
         <w:b/>
         <w:bCs/>
       </w:rPr>
@@ -21786,7 +22479,7 @@
         <w:spacing w:before="0" w:after="0" w:line="240" w:lineRule="auto"/>
       </w:pPr>
       <w:rPr>
-        <w:rFonts w:asciiTheme="majorHAnsi" w:eastAsiaTheme="majorEastAsia" w:hAnsiTheme="majorHAnsi" w:cstheme="majorBidi"/>
+        <w:rFonts w:ascii="Times New Roman" w:eastAsia="Times New Roman" w:hAnsi="Times New Roman" w:cs="Times New Roman"/>
         <w:b/>
         <w:bCs/>
       </w:rPr>
@@ -21804,14 +22497,14 @@
     </w:tblStylePr>
     <w:tblStylePr w:type="firstCol">
       <w:rPr>
-        <w:rFonts w:asciiTheme="majorHAnsi" w:eastAsiaTheme="majorEastAsia" w:hAnsiTheme="majorHAnsi" w:cstheme="majorBidi"/>
+        <w:rFonts w:ascii="Times New Roman" w:eastAsia="Times New Roman" w:hAnsi="Times New Roman" w:cs="Times New Roman"/>
         <w:b/>
         <w:bCs/>
       </w:rPr>
     </w:tblStylePr>
     <w:tblStylePr w:type="lastCol">
       <w:rPr>
-        <w:rFonts w:asciiTheme="majorHAnsi" w:eastAsiaTheme="majorEastAsia" w:hAnsiTheme="majorHAnsi" w:cstheme="majorBidi"/>
+        <w:rFonts w:ascii="Times New Roman" w:eastAsia="Times New Roman" w:hAnsi="Times New Roman" w:cs="Times New Roman"/>
         <w:b/>
         <w:bCs/>
       </w:rPr>
@@ -21888,7 +22581,7 @@
         <w:spacing w:before="0" w:after="0" w:line="240" w:lineRule="auto"/>
       </w:pPr>
       <w:rPr>
-        <w:rFonts w:asciiTheme="majorHAnsi" w:eastAsiaTheme="majorEastAsia" w:hAnsiTheme="majorHAnsi" w:cstheme="majorBidi"/>
+        <w:rFonts w:ascii="Times New Roman" w:eastAsia="Times New Roman" w:hAnsi="Times New Roman" w:cs="Times New Roman"/>
         <w:b/>
         <w:bCs/>
       </w:rPr>
@@ -21909,7 +22602,7 @@
         <w:spacing w:before="0" w:after="0" w:line="240" w:lineRule="auto"/>
       </w:pPr>
       <w:rPr>
-        <w:rFonts w:asciiTheme="majorHAnsi" w:eastAsiaTheme="majorEastAsia" w:hAnsiTheme="majorHAnsi" w:cstheme="majorBidi"/>
+        <w:rFonts w:ascii="Times New Roman" w:eastAsia="Times New Roman" w:hAnsi="Times New Roman" w:cs="Times New Roman"/>
         <w:b/>
         <w:bCs/>
       </w:rPr>
@@ -21927,14 +22620,14 @@
     </w:tblStylePr>
     <w:tblStylePr w:type="firstCol">
       <w:rPr>
-        <w:rFonts w:asciiTheme="majorHAnsi" w:eastAsiaTheme="majorEastAsia" w:hAnsiTheme="majorHAnsi" w:cstheme="majorBidi"/>
+        <w:rFonts w:ascii="Times New Roman" w:eastAsia="Times New Roman" w:hAnsi="Times New Roman" w:cs="Times New Roman"/>
         <w:b/>
         <w:bCs/>
       </w:rPr>
     </w:tblStylePr>
     <w:tblStylePr w:type="lastCol">
       <w:rPr>
-        <w:rFonts w:asciiTheme="majorHAnsi" w:eastAsiaTheme="majorEastAsia" w:hAnsiTheme="majorHAnsi" w:cstheme="majorBidi"/>
+        <w:rFonts w:ascii="Times New Roman" w:eastAsia="Times New Roman" w:hAnsi="Times New Roman" w:cs="Times New Roman"/>
         <w:b/>
         <w:bCs/>
       </w:rPr>
@@ -22011,7 +22704,7 @@
         <w:spacing w:before="0" w:after="0" w:line="240" w:lineRule="auto"/>
       </w:pPr>
       <w:rPr>
-        <w:rFonts w:asciiTheme="majorHAnsi" w:eastAsiaTheme="majorEastAsia" w:hAnsiTheme="majorHAnsi" w:cstheme="majorBidi"/>
+        <w:rFonts w:ascii="Times New Roman" w:eastAsia="Times New Roman" w:hAnsi="Times New Roman" w:cs="Times New Roman"/>
         <w:b/>
         <w:bCs/>
       </w:rPr>
@@ -22032,7 +22725,7 @@
         <w:spacing w:before="0" w:after="0" w:line="240" w:lineRule="auto"/>
       </w:pPr>
       <w:rPr>
-        <w:rFonts w:asciiTheme="majorHAnsi" w:eastAsiaTheme="majorEastAsia" w:hAnsiTheme="majorHAnsi" w:cstheme="majorBidi"/>
+        <w:rFonts w:ascii="Times New Roman" w:eastAsia="Times New Roman" w:hAnsi="Times New Roman" w:cs="Times New Roman"/>
         <w:b/>
         <w:bCs/>
       </w:rPr>
@@ -22050,14 +22743,14 @@
     </w:tblStylePr>
     <w:tblStylePr w:type="firstCol">
       <w:rPr>
-        <w:rFonts w:asciiTheme="majorHAnsi" w:eastAsiaTheme="majorEastAsia" w:hAnsiTheme="majorHAnsi" w:cstheme="majorBidi"/>
+        <w:rFonts w:ascii="Times New Roman" w:eastAsia="Times New Roman" w:hAnsi="Times New Roman" w:cs="Times New Roman"/>
         <w:b/>
         <w:bCs/>
       </w:rPr>
     </w:tblStylePr>
     <w:tblStylePr w:type="lastCol">
       <w:rPr>
-        <w:rFonts w:asciiTheme="majorHAnsi" w:eastAsiaTheme="majorEastAsia" w:hAnsiTheme="majorHAnsi" w:cstheme="majorBidi"/>
+        <w:rFonts w:ascii="Times New Roman" w:eastAsia="Times New Roman" w:hAnsi="Times New Roman" w:cs="Times New Roman"/>
         <w:b/>
         <w:bCs/>
       </w:rPr>
@@ -23817,7 +24510,7 @@
     </w:tblPr>
     <w:tblStylePr w:type="firstRow">
       <w:rPr>
-        <w:rFonts w:asciiTheme="majorHAnsi" w:eastAsiaTheme="majorEastAsia" w:hAnsiTheme="majorHAnsi" w:cstheme="majorBidi"/>
+        <w:rFonts w:ascii="Times New Roman" w:eastAsia="Times New Roman" w:hAnsi="Times New Roman" w:cs="Times New Roman"/>
       </w:rPr>
       <w:tblPr/>
       <w:tcPr>
@@ -23894,7 +24587,7 @@
     </w:tblPr>
     <w:tblStylePr w:type="firstRow">
       <w:rPr>
-        <w:rFonts w:asciiTheme="majorHAnsi" w:eastAsiaTheme="majorEastAsia" w:hAnsiTheme="majorHAnsi" w:cstheme="majorBidi"/>
+        <w:rFonts w:ascii="Times New Roman" w:eastAsia="Times New Roman" w:hAnsi="Times New Roman" w:cs="Times New Roman"/>
       </w:rPr>
       <w:tblPr/>
       <w:tcPr>
@@ -23971,7 +24664,7 @@
     </w:tblPr>
     <w:tblStylePr w:type="firstRow">
       <w:rPr>
-        <w:rFonts w:asciiTheme="majorHAnsi" w:eastAsiaTheme="majorEastAsia" w:hAnsiTheme="majorHAnsi" w:cstheme="majorBidi"/>
+        <w:rFonts w:ascii="Times New Roman" w:eastAsia="Times New Roman" w:hAnsi="Times New Roman" w:cs="Times New Roman"/>
       </w:rPr>
       <w:tblPr/>
       <w:tcPr>
@@ -24048,7 +24741,7 @@
     </w:tblPr>
     <w:tblStylePr w:type="firstRow">
       <w:rPr>
-        <w:rFonts w:asciiTheme="majorHAnsi" w:eastAsiaTheme="majorEastAsia" w:hAnsiTheme="majorHAnsi" w:cstheme="majorBidi"/>
+        <w:rFonts w:ascii="Times New Roman" w:eastAsia="Times New Roman" w:hAnsi="Times New Roman" w:cs="Times New Roman"/>
       </w:rPr>
       <w:tblPr/>
       <w:tcPr>
@@ -24125,7 +24818,7 @@
     </w:tblPr>
     <w:tblStylePr w:type="firstRow">
       <w:rPr>
-        <w:rFonts w:asciiTheme="majorHAnsi" w:eastAsiaTheme="majorEastAsia" w:hAnsiTheme="majorHAnsi" w:cstheme="majorBidi"/>
+        <w:rFonts w:ascii="Times New Roman" w:eastAsia="Times New Roman" w:hAnsi="Times New Roman" w:cs="Times New Roman"/>
       </w:rPr>
       <w:tblPr/>
       <w:tcPr>
@@ -24202,7 +24895,7 @@
     </w:tblPr>
     <w:tblStylePr w:type="firstRow">
       <w:rPr>
-        <w:rFonts w:asciiTheme="majorHAnsi" w:eastAsiaTheme="majorEastAsia" w:hAnsiTheme="majorHAnsi" w:cstheme="majorBidi"/>
+        <w:rFonts w:ascii="Times New Roman" w:eastAsia="Times New Roman" w:hAnsi="Times New Roman" w:cs="Times New Roman"/>
       </w:rPr>
       <w:tblPr/>
       <w:tcPr>
@@ -24279,7 +24972,7 @@
     </w:tblPr>
     <w:tblStylePr w:type="firstRow">
       <w:rPr>
-        <w:rFonts w:asciiTheme="majorHAnsi" w:eastAsiaTheme="majorEastAsia" w:hAnsiTheme="majorHAnsi" w:cstheme="majorBidi"/>
+        <w:rFonts w:ascii="Times New Roman" w:eastAsia="Times New Roman" w:hAnsi="Times New Roman" w:cs="Times New Roman"/>
       </w:rPr>
       <w:tblPr/>
       <w:tcPr>
@@ -24344,7 +25037,6 @@
       <w:spacing w:after="0" w:line="240" w:lineRule="auto"/>
     </w:pPr>
     <w:rPr>
-      <w:rFonts w:asciiTheme="majorHAnsi" w:eastAsiaTheme="majorEastAsia" w:hAnsiTheme="majorHAnsi" w:cstheme="majorBidi"/>
       <w:color w:val="000000" w:themeColor="text1"/>
     </w:rPr>
     <w:tblPr>
@@ -24465,7 +25157,6 @@
       <w:spacing w:after="0" w:line="240" w:lineRule="auto"/>
     </w:pPr>
     <w:rPr>
-      <w:rFonts w:asciiTheme="majorHAnsi" w:eastAsiaTheme="majorEastAsia" w:hAnsiTheme="majorHAnsi" w:cstheme="majorBidi"/>
       <w:color w:val="000000" w:themeColor="text1"/>
     </w:rPr>
     <w:tblPr>
@@ -24586,7 +25277,6 @@
       <w:spacing w:after="0" w:line="240" w:lineRule="auto"/>
     </w:pPr>
     <w:rPr>
-      <w:rFonts w:asciiTheme="majorHAnsi" w:eastAsiaTheme="majorEastAsia" w:hAnsiTheme="majorHAnsi" w:cstheme="majorBidi"/>
       <w:color w:val="000000" w:themeColor="text1"/>
     </w:rPr>
     <w:tblPr>
@@ -24707,7 +25397,6 @@
       <w:spacing w:after="0" w:line="240" w:lineRule="auto"/>
     </w:pPr>
     <w:rPr>
-      <w:rFonts w:asciiTheme="majorHAnsi" w:eastAsiaTheme="majorEastAsia" w:hAnsiTheme="majorHAnsi" w:cstheme="majorBidi"/>
       <w:color w:val="000000" w:themeColor="text1"/>
     </w:rPr>
     <w:tblPr>
@@ -24828,7 +25517,6 @@
       <w:spacing w:after="0" w:line="240" w:lineRule="auto"/>
     </w:pPr>
     <w:rPr>
-      <w:rFonts w:asciiTheme="majorHAnsi" w:eastAsiaTheme="majorEastAsia" w:hAnsiTheme="majorHAnsi" w:cstheme="majorBidi"/>
       <w:color w:val="000000" w:themeColor="text1"/>
     </w:rPr>
     <w:tblPr>
@@ -24949,7 +25637,6 @@
       <w:spacing w:after="0" w:line="240" w:lineRule="auto"/>
     </w:pPr>
     <w:rPr>
-      <w:rFonts w:asciiTheme="majorHAnsi" w:eastAsiaTheme="majorEastAsia" w:hAnsiTheme="majorHAnsi" w:cstheme="majorBidi"/>
       <w:color w:val="000000" w:themeColor="text1"/>
     </w:rPr>
     <w:tblPr>
@@ -25070,7 +25757,6 @@
       <w:spacing w:after="0" w:line="240" w:lineRule="auto"/>
     </w:pPr>
     <w:rPr>
-      <w:rFonts w:asciiTheme="majorHAnsi" w:eastAsiaTheme="majorEastAsia" w:hAnsiTheme="majorHAnsi" w:cstheme="majorBidi"/>
       <w:color w:val="000000" w:themeColor="text1"/>
     </w:rPr>
     <w:tblPr>
@@ -25653,7 +26339,6 @@
       <w:spacing w:after="0" w:line="240" w:lineRule="auto"/>
     </w:pPr>
     <w:rPr>
-      <w:rFonts w:asciiTheme="majorHAnsi" w:eastAsiaTheme="majorEastAsia" w:hAnsiTheme="majorHAnsi" w:cstheme="majorBidi"/>
       <w:color w:val="000000" w:themeColor="text1"/>
     </w:rPr>
     <w:tblPr>
@@ -25771,7 +26456,6 @@
       <w:spacing w:after="0" w:line="240" w:lineRule="auto"/>
     </w:pPr>
     <w:rPr>
-      <w:rFonts w:asciiTheme="majorHAnsi" w:eastAsiaTheme="majorEastAsia" w:hAnsiTheme="majorHAnsi" w:cstheme="majorBidi"/>
       <w:color w:val="000000" w:themeColor="text1"/>
     </w:rPr>
     <w:tblPr>
@@ -25889,7 +26573,6 @@
       <w:spacing w:after="0" w:line="240" w:lineRule="auto"/>
     </w:pPr>
     <w:rPr>
-      <w:rFonts w:asciiTheme="majorHAnsi" w:eastAsiaTheme="majorEastAsia" w:hAnsiTheme="majorHAnsi" w:cstheme="majorBidi"/>
       <w:color w:val="000000" w:themeColor="text1"/>
     </w:rPr>
     <w:tblPr>
@@ -26007,7 +26690,6 @@
       <w:spacing w:after="0" w:line="240" w:lineRule="auto"/>
     </w:pPr>
     <w:rPr>
-      <w:rFonts w:asciiTheme="majorHAnsi" w:eastAsiaTheme="majorEastAsia" w:hAnsiTheme="majorHAnsi" w:cstheme="majorBidi"/>
       <w:color w:val="000000" w:themeColor="text1"/>
     </w:rPr>
     <w:tblPr>
@@ -26125,7 +26807,6 @@
       <w:spacing w:after="0" w:line="240" w:lineRule="auto"/>
     </w:pPr>
     <w:rPr>
-      <w:rFonts w:asciiTheme="majorHAnsi" w:eastAsiaTheme="majorEastAsia" w:hAnsiTheme="majorHAnsi" w:cstheme="majorBidi"/>
       <w:color w:val="000000" w:themeColor="text1"/>
     </w:rPr>
     <w:tblPr>
@@ -26243,7 +26924,6 @@
       <w:spacing w:after="0" w:line="240" w:lineRule="auto"/>
     </w:pPr>
     <w:rPr>
-      <w:rFonts w:asciiTheme="majorHAnsi" w:eastAsiaTheme="majorEastAsia" w:hAnsiTheme="majorHAnsi" w:cstheme="majorBidi"/>
       <w:color w:val="000000" w:themeColor="text1"/>
     </w:rPr>
     <w:tblPr>
@@ -26361,7 +27041,6 @@
       <w:spacing w:after="0" w:line="240" w:lineRule="auto"/>
     </w:pPr>
     <w:rPr>
-      <w:rFonts w:asciiTheme="majorHAnsi" w:eastAsiaTheme="majorEastAsia" w:hAnsiTheme="majorHAnsi" w:cstheme="majorBidi"/>
       <w:color w:val="000000" w:themeColor="text1"/>
     </w:rPr>
     <w:tblPr>
@@ -30075,14 +30754,14 @@
     <w:next w:val="Normal"/>
     <w:uiPriority w:val="99"/>
     <w:unhideWhenUsed/>
-    <w:rsid w:val="00D852EF"/>
+    <w:rsid w:val="009F1255"/>
   </w:style>
   <w:style w:type="character" w:styleId="Hyperlink">
     <w:name w:val="Hyperlink"/>
     <w:basedOn w:val="Fontepargpadro"/>
     <w:uiPriority w:val="99"/>
     <w:unhideWhenUsed/>
-    <w:rsid w:val="00D852EF"/>
+    <w:rsid w:val="009F1255"/>
     <w:rPr>
       <w:color w:val="0000FF" w:themeColor="hyperlink"/>
       <w:u w:val="single"/>
@@ -30095,7 +30774,7 @@
     <w:autoRedefine/>
     <w:uiPriority w:val="39"/>
     <w:unhideWhenUsed/>
-    <w:rsid w:val="00D852EF"/>
+    <w:rsid w:val="009F1255"/>
     <w:pPr>
       <w:spacing w:after="100"/>
     </w:pPr>
@@ -30107,7 +30786,7 @@
     <w:autoRedefine/>
     <w:uiPriority w:val="39"/>
     <w:unhideWhenUsed/>
-    <w:rsid w:val="00D852EF"/>
+    <w:rsid w:val="009F1255"/>
     <w:pPr>
       <w:spacing w:after="100"/>
       <w:ind w:left="240"/>

--- a/redacao/UCP/saida/Raphael_Eiras-Decomposicao_por_aspecto_do_sentimento_em_avaliacoes_do_airbnb_rj-ucp_2026-UCP.docx
+++ b/redacao/UCP/saida/Raphael_Eiras-Decomposicao_por_aspecto_do_sentimento_em_avaliacoes_do_airbnb_rj-ucp_2026-UCP.docx
@@ -504,7 +504,7 @@
       <w:r>
         <w:fldChar w:fldCharType="separate"/>
       </w:r>
-      <w:hyperlink w:anchor="_Toc242915994" w:history="1">
+      <w:hyperlink w:anchor="_Toc243082397" w:history="1">
         <w:r>
           <w:rPr>
             <w:rStyle w:val="Hyperlink"/>
@@ -531,7 +531,7 @@
             <w:noProof/>
             <w:webHidden/>
           </w:rPr>
-          <w:instrText xml:space="preserve"> PAGEREF _Toc242915994 \h </w:instrText>
+          <w:instrText xml:space="preserve"> PAGEREF _Toc243082397 \h </w:instrText>
         </w:r>
         <w:r>
           <w:rPr>
@@ -577,7 +577,7 @@
           <w14:ligatures w14:val="standardContextual"/>
         </w:rPr>
       </w:pPr>
-      <w:hyperlink w:anchor="_Toc242915995" w:history="1">
+      <w:hyperlink w:anchor="_Toc243082398" w:history="1">
         <w:r>
           <w:rPr>
             <w:rStyle w:val="Hyperlink"/>
@@ -627,7 +627,7 @@
             <w:noProof/>
             <w:webHidden/>
           </w:rPr>
-          <w:instrText xml:space="preserve"> PAGEREF _Toc242915995 \h </w:instrText>
+          <w:instrText xml:space="preserve"> PAGEREF _Toc243082398 \h </w:instrText>
         </w:r>
         <w:r>
           <w:rPr>
@@ -673,7 +673,7 @@
           <w14:ligatures w14:val="standardContextual"/>
         </w:rPr>
       </w:pPr>
-      <w:hyperlink w:anchor="_Toc242915996" w:history="1">
+      <w:hyperlink w:anchor="_Toc243082399" w:history="1">
         <w:r>
           <w:rPr>
             <w:rStyle w:val="Hyperlink"/>
@@ -700,7 +700,7 @@
             <w:noProof/>
             <w:webHidden/>
           </w:rPr>
-          <w:instrText xml:space="preserve"> PAGEREF _Toc242915996 \h </w:instrText>
+          <w:instrText xml:space="preserve"> PAGEREF _Toc243082399 \h </w:instrText>
         </w:r>
         <w:r>
           <w:rPr>
@@ -746,7 +746,7 @@
           <w14:ligatures w14:val="standardContextual"/>
         </w:rPr>
       </w:pPr>
-      <w:hyperlink w:anchor="_Toc242915997" w:history="1">
+      <w:hyperlink w:anchor="_Toc243082400" w:history="1">
         <w:r>
           <w:rPr>
             <w:rStyle w:val="Hyperlink"/>
@@ -773,7 +773,7 @@
             <w:noProof/>
             <w:webHidden/>
           </w:rPr>
-          <w:instrText xml:space="preserve"> PAGEREF _Toc242915997 \h </w:instrText>
+          <w:instrText xml:space="preserve"> PAGEREF _Toc243082400 \h </w:instrText>
         </w:r>
         <w:r>
           <w:rPr>
@@ -819,7 +819,7 @@
           <w14:ligatures w14:val="standardContextual"/>
         </w:rPr>
       </w:pPr>
-      <w:hyperlink w:anchor="_Toc242915998" w:history="1">
+      <w:hyperlink w:anchor="_Toc243082401" w:history="1">
         <w:r>
           <w:rPr>
             <w:rStyle w:val="Hyperlink"/>
@@ -846,7 +846,7 @@
             <w:noProof/>
             <w:webHidden/>
           </w:rPr>
-          <w:instrText xml:space="preserve"> PAGEREF _Toc242915998 \h </w:instrText>
+          <w:instrText xml:space="preserve"> PAGEREF _Toc243082401 \h </w:instrText>
         </w:r>
         <w:r>
           <w:rPr>
@@ -866,7 +866,7 @@
             <w:noProof/>
             <w:webHidden/>
           </w:rPr>
-          <w:t>43</w:t>
+          <w:t>44</w:t>
         </w:r>
         <w:r>
           <w:rPr>
@@ -892,7 +892,7 @@
           <w14:ligatures w14:val="standardContextual"/>
         </w:rPr>
       </w:pPr>
-      <w:hyperlink w:anchor="_Toc242915999" w:history="1">
+      <w:hyperlink w:anchor="_Toc243082402" w:history="1">
         <w:r>
           <w:rPr>
             <w:rStyle w:val="Hyperlink"/>
@@ -919,7 +919,7 @@
             <w:noProof/>
             <w:webHidden/>
           </w:rPr>
-          <w:instrText xml:space="preserve"> PAGEREF _Toc242915999 \h </w:instrText>
+          <w:instrText xml:space="preserve"> PAGEREF _Toc243082402 \h </w:instrText>
         </w:r>
         <w:r>
           <w:rPr>
@@ -939,7 +939,7 @@
             <w:noProof/>
             <w:webHidden/>
           </w:rPr>
-          <w:t>59</w:t>
+          <w:t>61</w:t>
         </w:r>
         <w:r>
           <w:rPr>
@@ -965,7 +965,7 @@
           <w14:ligatures w14:val="standardContextual"/>
         </w:rPr>
       </w:pPr>
-      <w:hyperlink w:anchor="_Toc242916000" w:history="1">
+      <w:hyperlink w:anchor="_Toc243082403" w:history="1">
         <w:r>
           <w:rPr>
             <w:rStyle w:val="Hyperlink"/>
@@ -992,7 +992,7 @@
             <w:noProof/>
             <w:webHidden/>
           </w:rPr>
-          <w:instrText xml:space="preserve"> PAGEREF _Toc242916000 \h </w:instrText>
+          <w:instrText xml:space="preserve"> PAGEREF _Toc243082403 \h </w:instrText>
         </w:r>
         <w:r>
           <w:rPr>
@@ -1012,7 +1012,7 @@
             <w:noProof/>
             <w:webHidden/>
           </w:rPr>
-          <w:t>60</w:t>
+          <w:t>62</w:t>
         </w:r>
         <w:r>
           <w:rPr>
@@ -1038,7 +1038,7 @@
           <w14:ligatures w14:val="standardContextual"/>
         </w:rPr>
       </w:pPr>
-      <w:hyperlink w:anchor="_Toc242916001" w:history="1">
+      <w:hyperlink w:anchor="_Toc243082404" w:history="1">
         <w:r>
           <w:rPr>
             <w:rStyle w:val="Hyperlink"/>
@@ -1065,7 +1065,7 @@
             <w:noProof/>
             <w:webHidden/>
           </w:rPr>
-          <w:instrText xml:space="preserve"> PAGEREF _Toc242916001 \h </w:instrText>
+          <w:instrText xml:space="preserve"> PAGEREF _Toc243082404 \h </w:instrText>
         </w:r>
         <w:r>
           <w:rPr>
@@ -1085,7 +1085,7 @@
             <w:noProof/>
             <w:webHidden/>
           </w:rPr>
-          <w:t>61</w:t>
+          <w:t>63</w:t>
         </w:r>
         <w:r>
           <w:rPr>
@@ -1111,7 +1111,7 @@
           <w14:ligatures w14:val="standardContextual"/>
         </w:rPr>
       </w:pPr>
-      <w:hyperlink w:anchor="_Toc242916002" w:history="1">
+      <w:hyperlink w:anchor="_Toc243082405" w:history="1">
         <w:r>
           <w:rPr>
             <w:rStyle w:val="Hyperlink"/>
@@ -1138,7 +1138,7 @@
             <w:noProof/>
             <w:webHidden/>
           </w:rPr>
-          <w:instrText xml:space="preserve"> PAGEREF _Toc242916002 \h </w:instrText>
+          <w:instrText xml:space="preserve"> PAGEREF _Toc243082405 \h </w:instrText>
         </w:r>
         <w:r>
           <w:rPr>
@@ -1158,7 +1158,7 @@
             <w:noProof/>
             <w:webHidden/>
           </w:rPr>
-          <w:t>62</w:t>
+          <w:t>64</w:t>
         </w:r>
         <w:r>
           <w:rPr>
@@ -1184,7 +1184,7 @@
           <w14:ligatures w14:val="standardContextual"/>
         </w:rPr>
       </w:pPr>
-      <w:hyperlink w:anchor="_Toc242916003" w:history="1">
+      <w:hyperlink w:anchor="_Toc243082406" w:history="1">
         <w:r>
           <w:rPr>
             <w:rStyle w:val="Hyperlink"/>
@@ -1211,7 +1211,7 @@
             <w:noProof/>
             <w:webHidden/>
           </w:rPr>
-          <w:instrText xml:space="preserve"> PAGEREF _Toc242916003 \h </w:instrText>
+          <w:instrText xml:space="preserve"> PAGEREF _Toc243082406 \h </w:instrText>
         </w:r>
         <w:r>
           <w:rPr>
@@ -1231,7 +1231,7 @@
             <w:noProof/>
             <w:webHidden/>
           </w:rPr>
-          <w:t>63</w:t>
+          <w:t>65</w:t>
         </w:r>
         <w:r>
           <w:rPr>
@@ -1257,7 +1257,7 @@
           <w14:ligatures w14:val="standardContextual"/>
         </w:rPr>
       </w:pPr>
-      <w:hyperlink w:anchor="_Toc242916004" w:history="1">
+      <w:hyperlink w:anchor="_Toc243082407" w:history="1">
         <w:r>
           <w:rPr>
             <w:rStyle w:val="Hyperlink"/>
@@ -1284,7 +1284,7 @@
             <w:noProof/>
             <w:webHidden/>
           </w:rPr>
-          <w:instrText xml:space="preserve"> PAGEREF _Toc242916004 \h </w:instrText>
+          <w:instrText xml:space="preserve"> PAGEREF _Toc243082407 \h </w:instrText>
         </w:r>
         <w:r>
           <w:rPr>
@@ -1304,7 +1304,7 @@
             <w:noProof/>
             <w:webHidden/>
           </w:rPr>
-          <w:t>64</w:t>
+          <w:t>66</w:t>
         </w:r>
         <w:r>
           <w:rPr>
@@ -1361,7 +1361,7 @@
       <w:r>
         <w:fldChar w:fldCharType="separate"/>
       </w:r>
-      <w:hyperlink w:anchor="_Toc242916005" w:history="1">
+      <w:hyperlink w:anchor="_Toc243082408" w:history="1">
         <w:r>
           <w:rPr>
             <w:rStyle w:val="Hyperlink"/>
@@ -1388,7 +1388,7 @@
             <w:noProof/>
             <w:webHidden/>
           </w:rPr>
-          <w:instrText xml:space="preserve"> PAGEREF _Toc242916005 \h </w:instrText>
+          <w:instrText xml:space="preserve"> PAGEREF _Toc243082408 \h </w:instrText>
         </w:r>
         <w:r>
           <w:rPr>
@@ -1434,7 +1434,7 @@
           <w14:ligatures w14:val="standardContextual"/>
         </w:rPr>
       </w:pPr>
-      <w:hyperlink w:anchor="_Toc242916006" w:history="1">
+      <w:hyperlink w:anchor="_Toc243082409" w:history="1">
         <w:r>
           <w:rPr>
             <w:rStyle w:val="Hyperlink"/>
@@ -1461,7 +1461,7 @@
             <w:noProof/>
             <w:webHidden/>
           </w:rPr>
-          <w:instrText xml:space="preserve"> PAGEREF _Toc242916006 \h </w:instrText>
+          <w:instrText xml:space="preserve"> PAGEREF _Toc243082409 \h </w:instrText>
         </w:r>
         <w:r>
           <w:rPr>
@@ -1507,7 +1507,7 @@
           <w14:ligatures w14:val="standardContextual"/>
         </w:rPr>
       </w:pPr>
-      <w:hyperlink w:anchor="_Toc242916007" w:history="1">
+      <w:hyperlink w:anchor="_Toc243082410" w:history="1">
         <w:r>
           <w:rPr>
             <w:rStyle w:val="Hyperlink"/>
@@ -1534,7 +1534,7 @@
             <w:noProof/>
             <w:webHidden/>
           </w:rPr>
-          <w:instrText xml:space="preserve"> PAGEREF _Toc242916007 \h </w:instrText>
+          <w:instrText xml:space="preserve"> PAGEREF _Toc243082410 \h </w:instrText>
         </w:r>
         <w:r>
           <w:rPr>
@@ -1580,7 +1580,7 @@
           <w14:ligatures w14:val="standardContextual"/>
         </w:rPr>
       </w:pPr>
-      <w:hyperlink w:anchor="_Toc242916008" w:history="1">
+      <w:hyperlink w:anchor="_Toc243082411" w:history="1">
         <w:r>
           <w:rPr>
             <w:rStyle w:val="Hyperlink"/>
@@ -1607,7 +1607,7 @@
             <w:noProof/>
             <w:webHidden/>
           </w:rPr>
-          <w:instrText xml:space="preserve"> PAGEREF _Toc242916008 \h </w:instrText>
+          <w:instrText xml:space="preserve"> PAGEREF _Toc243082411 \h </w:instrText>
         </w:r>
         <w:r>
           <w:rPr>
@@ -1653,7 +1653,7 @@
           <w14:ligatures w14:val="standardContextual"/>
         </w:rPr>
       </w:pPr>
-      <w:hyperlink w:anchor="_Toc242916009" w:history="1">
+      <w:hyperlink w:anchor="_Toc243082412" w:history="1">
         <w:r>
           <w:rPr>
             <w:rStyle w:val="Hyperlink"/>
@@ -1703,7 +1703,7 @@
             <w:noProof/>
             <w:webHidden/>
           </w:rPr>
-          <w:instrText xml:space="preserve"> PAGEREF _Toc242916009 \h </w:instrText>
+          <w:instrText xml:space="preserve"> PAGEREF _Toc243082412 \h </w:instrText>
         </w:r>
         <w:r>
           <w:rPr>
@@ -1749,7 +1749,7 @@
           <w14:ligatures w14:val="standardContextual"/>
         </w:rPr>
       </w:pPr>
-      <w:hyperlink w:anchor="_Toc242916010" w:history="1">
+      <w:hyperlink w:anchor="_Toc243082413" w:history="1">
         <w:r>
           <w:rPr>
             <w:rStyle w:val="Hyperlink"/>
@@ -1776,7 +1776,7 @@
             <w:noProof/>
             <w:webHidden/>
           </w:rPr>
-          <w:instrText xml:space="preserve"> PAGEREF _Toc242916010 \h </w:instrText>
+          <w:instrText xml:space="preserve"> PAGEREF _Toc243082413 \h </w:instrText>
         </w:r>
         <w:r>
           <w:rPr>
@@ -1822,7 +1822,7 @@
           <w14:ligatures w14:val="standardContextual"/>
         </w:rPr>
       </w:pPr>
-      <w:hyperlink w:anchor="_Toc242916011" w:history="1">
+      <w:hyperlink w:anchor="_Toc243082414" w:history="1">
         <w:r>
           <w:rPr>
             <w:rStyle w:val="Hyperlink"/>
@@ -1872,7 +1872,7 @@
             <w:noProof/>
             <w:webHidden/>
           </w:rPr>
-          <w:instrText xml:space="preserve"> PAGEREF _Toc242916011 \h </w:instrText>
+          <w:instrText xml:space="preserve"> PAGEREF _Toc243082414 \h </w:instrText>
         </w:r>
         <w:r>
           <w:rPr>
@@ -1918,7 +1918,7 @@
           <w14:ligatures w14:val="standardContextual"/>
         </w:rPr>
       </w:pPr>
-      <w:hyperlink w:anchor="_Toc242916012" w:history="1">
+      <w:hyperlink w:anchor="_Toc243082415" w:history="1">
         <w:r>
           <w:rPr>
             <w:rStyle w:val="Hyperlink"/>
@@ -1945,7 +1945,7 @@
             <w:noProof/>
             <w:webHidden/>
           </w:rPr>
-          <w:instrText xml:space="preserve"> PAGEREF _Toc242916012 \h </w:instrText>
+          <w:instrText xml:space="preserve"> PAGEREF _Toc243082415 \h </w:instrText>
         </w:r>
         <w:r>
           <w:rPr>
@@ -1991,7 +1991,7 @@
           <w14:ligatures w14:val="standardContextual"/>
         </w:rPr>
       </w:pPr>
-      <w:hyperlink w:anchor="_Toc242916013" w:history="1">
+      <w:hyperlink w:anchor="_Toc243082416" w:history="1">
         <w:r>
           <w:rPr>
             <w:rStyle w:val="Hyperlink"/>
@@ -2041,7 +2041,7 @@
             <w:noProof/>
             <w:webHidden/>
           </w:rPr>
-          <w:instrText xml:space="preserve"> PAGEREF _Toc242916013 \h </w:instrText>
+          <w:instrText xml:space="preserve"> PAGEREF _Toc243082416 \h </w:instrText>
         </w:r>
         <w:r>
           <w:rPr>
@@ -2087,7 +2087,7 @@
           <w14:ligatures w14:val="standardContextual"/>
         </w:rPr>
       </w:pPr>
-      <w:hyperlink w:anchor="_Toc242916014" w:history="1">
+      <w:hyperlink w:anchor="_Toc243082417" w:history="1">
         <w:r>
           <w:rPr>
             <w:rStyle w:val="Hyperlink"/>
@@ -2114,7 +2114,7 @@
             <w:noProof/>
             <w:webHidden/>
           </w:rPr>
-          <w:instrText xml:space="preserve"> PAGEREF _Toc242916014 \h </w:instrText>
+          <w:instrText xml:space="preserve"> PAGEREF _Toc243082417 \h </w:instrText>
         </w:r>
         <w:r>
           <w:rPr>
@@ -2160,7 +2160,7 @@
           <w14:ligatures w14:val="standardContextual"/>
         </w:rPr>
       </w:pPr>
-      <w:hyperlink w:anchor="_Toc242916015" w:history="1">
+      <w:hyperlink w:anchor="_Toc243082418" w:history="1">
         <w:r>
           <w:rPr>
             <w:rStyle w:val="Hyperlink"/>
@@ -2187,7 +2187,7 @@
             <w:noProof/>
             <w:webHidden/>
           </w:rPr>
-          <w:instrText xml:space="preserve"> PAGEREF _Toc242916015 \h </w:instrText>
+          <w:instrText xml:space="preserve"> PAGEREF _Toc243082418 \h </w:instrText>
         </w:r>
         <w:r>
           <w:rPr>
@@ -2233,7 +2233,7 @@
           <w14:ligatures w14:val="standardContextual"/>
         </w:rPr>
       </w:pPr>
-      <w:hyperlink w:anchor="_Toc242916016" w:history="1">
+      <w:hyperlink w:anchor="_Toc243082419" w:history="1">
         <w:r>
           <w:rPr>
             <w:rStyle w:val="Hyperlink"/>
@@ -2260,7 +2260,7 @@
             <w:noProof/>
             <w:webHidden/>
           </w:rPr>
-          <w:instrText xml:space="preserve"> PAGEREF _Toc242916016 \h </w:instrText>
+          <w:instrText xml:space="preserve"> PAGEREF _Toc243082419 \h </w:instrText>
         </w:r>
         <w:r>
           <w:rPr>
@@ -2280,7 +2280,7 @@
             <w:noProof/>
             <w:webHidden/>
           </w:rPr>
-          <w:t>43</w:t>
+          <w:t>44</w:t>
         </w:r>
         <w:r>
           <w:rPr>
@@ -2306,7 +2306,7 @@
           <w14:ligatures w14:val="standardContextual"/>
         </w:rPr>
       </w:pPr>
-      <w:hyperlink w:anchor="_Toc242916017" w:history="1">
+      <w:hyperlink w:anchor="_Toc243082420" w:history="1">
         <w:r>
           <w:rPr>
             <w:rStyle w:val="Hyperlink"/>
@@ -2335,7 +2335,7 @@
             <w:rStyle w:val="Hyperlink"/>
             <w:noProof/>
           </w:rPr>
-          <w:t xml:space="preserve"> fora da amostra: média entre dobras e intervalo entre dobras (versão resumida; as 12 comparações estão no Apêndice C).</w:t>
+          <w:t xml:space="preserve"> fora da amostra: média entre dobras e intervalo entre dobras (versão resumida; as 12 comparações estão no Apêndice D).</w:t>
         </w:r>
         <w:r>
           <w:rPr>
@@ -2356,7 +2356,7 @@
             <w:noProof/>
             <w:webHidden/>
           </w:rPr>
-          <w:instrText xml:space="preserve"> PAGEREF _Toc242916017 \h </w:instrText>
+          <w:instrText xml:space="preserve"> PAGEREF _Toc243082420 \h </w:instrText>
         </w:r>
         <w:r>
           <w:rPr>
@@ -2376,7 +2376,7 @@
             <w:noProof/>
             <w:webHidden/>
           </w:rPr>
-          <w:t>44</w:t>
+          <w:t>45</w:t>
         </w:r>
         <w:r>
           <w:rPr>
@@ -2402,7 +2402,7 @@
           <w14:ligatures w14:val="standardContextual"/>
         </w:rPr>
       </w:pPr>
-      <w:hyperlink w:anchor="_Toc242916018" w:history="1">
+      <w:hyperlink w:anchor="_Toc243082421" w:history="1">
         <w:r>
           <w:rPr>
             <w:rStyle w:val="Hyperlink"/>
@@ -2429,7 +2429,7 @@
             <w:noProof/>
             <w:webHidden/>
           </w:rPr>
-          <w:instrText xml:space="preserve"> PAGEREF _Toc242916018 \h </w:instrText>
+          <w:instrText xml:space="preserve"> PAGEREF _Toc243082421 \h </w:instrText>
         </w:r>
         <w:r>
           <w:rPr>
@@ -2449,7 +2449,7 @@
             <w:noProof/>
             <w:webHidden/>
           </w:rPr>
-          <w:t>45</w:t>
+          <w:t>46</w:t>
         </w:r>
         <w:r>
           <w:rPr>
@@ -2475,7 +2475,7 @@
           <w14:ligatures w14:val="standardContextual"/>
         </w:rPr>
       </w:pPr>
-      <w:hyperlink w:anchor="_Toc242916019" w:history="1">
+      <w:hyperlink w:anchor="_Toc243082422" w:history="1">
         <w:r>
           <w:rPr>
             <w:rStyle w:val="Hyperlink"/>
@@ -2502,7 +2502,7 @@
             <w:noProof/>
             <w:webHidden/>
           </w:rPr>
-          <w:instrText xml:space="preserve"> PAGEREF _Toc242916019 \h </w:instrText>
+          <w:instrText xml:space="preserve"> PAGEREF _Toc243082422 \h </w:instrText>
         </w:r>
         <w:r>
           <w:rPr>
@@ -2522,7 +2522,7 @@
             <w:noProof/>
             <w:webHidden/>
           </w:rPr>
-          <w:t>58</w:t>
+          <w:t>60</w:t>
         </w:r>
         <w:r>
           <w:rPr>
@@ -2548,36 +2548,13 @@
           <w14:ligatures w14:val="standardContextual"/>
         </w:rPr>
       </w:pPr>
-      <w:hyperlink w:anchor="_Toc242916020" w:history="1">
+      <w:hyperlink w:anchor="_Toc243082423" w:history="1">
         <w:r>
           <w:rPr>
             <w:rStyle w:val="Hyperlink"/>
             <w:noProof/>
           </w:rPr>
-          <w:t xml:space="preserve">Tabela 16 – Ganho de </w:t>
-        </w:r>
-        <w:r>
-          <w:rPr>
-            <w:rStyle w:val="Hyperlink"/>
-            <w:i/>
-            <w:noProof/>
-          </w:rPr>
-          <w:t>R</w:t>
-        </w:r>
-        <w:r>
-          <w:rPr>
-            <w:rStyle w:val="Hyperlink"/>
-            <w:noProof/>
-            <w:vertAlign w:val="superscript"/>
-          </w:rPr>
-          <w:t>2</w:t>
-        </w:r>
-        <w:r>
-          <w:rPr>
-            <w:rStyle w:val="Hyperlink"/>
-            <w:noProof/>
-          </w:rPr>
-          <w:t xml:space="preserve"> fora da amostra nos 12 escopos: média entre dobras e intervalo entre dobras.</w:t>
+          <w:t>Tabela 16 – Principais consultas da busca bibliográfica.</w:t>
         </w:r>
         <w:r>
           <w:rPr>
@@ -2598,7 +2575,7 @@
             <w:noProof/>
             <w:webHidden/>
           </w:rPr>
-          <w:instrText xml:space="preserve"> PAGEREF _Toc242916020 \h </w:instrText>
+          <w:instrText xml:space="preserve"> PAGEREF _Toc243082423 \h </w:instrText>
         </w:r>
         <w:r>
           <w:rPr>
@@ -2618,7 +2595,7 @@
             <w:noProof/>
             <w:webHidden/>
           </w:rPr>
-          <w:t>65</w:t>
+          <w:t>67</w:t>
         </w:r>
         <w:r>
           <w:rPr>
@@ -2631,506 +2608,7 @@
     </w:p>
     <w:p>
       <w:pPr>
-        <w:spacing w:line="240" w:lineRule="auto"/>
-      </w:pPr>
-      <w:r>
-        <w:fldChar w:fldCharType="end"/>
-      </w:r>
-    </w:p>
-    <w:p>
-      <w:r>
-        <w:br w:type="page"/>
-      </w:r>
-    </w:p>
-    <w:p>
-      <w:pPr>
-        <w:pStyle w:val="Ttulononumerado"/>
-      </w:pPr>
-      <w:r>
-        <w:lastRenderedPageBreak/>
-        <w:t>LISTA DE ABREVIATURAS E SIGLAS</w:t>
-      </w:r>
-    </w:p>
-    <w:p>
-      <w:pPr>
-        <w:tabs>
-          <w:tab w:val="left" w:pos="1701"/>
-        </w:tabs>
-        <w:spacing w:after="80" w:line="240" w:lineRule="auto"/>
-        <w:ind w:left="1701" w:hanging="1701"/>
-      </w:pPr>
-      <w:r>
-        <w:rPr>
-          <w:b/>
-        </w:rPr>
-        <w:t>ABSA</w:t>
-      </w:r>
-      <w:r>
-        <w:tab/>
-        <w:t>Aspect-Based Sentiment Analysis (análise de sentimento por aspecto)</w:t>
-      </w:r>
-    </w:p>
-    <w:p>
-      <w:pPr>
-        <w:tabs>
-          <w:tab w:val="left" w:pos="1701"/>
-        </w:tabs>
-        <w:spacing w:after="80" w:line="240" w:lineRule="auto"/>
-        <w:ind w:left="1701" w:hanging="1701"/>
-      </w:pPr>
-      <w:r>
-        <w:rPr>
-          <w:b/>
-        </w:rPr>
-        <w:t>AUC</w:t>
-      </w:r>
-      <w:r>
-        <w:tab/>
-        <w:t>Area Under the Curve (área sob a curva ROC)</w:t>
-      </w:r>
-    </w:p>
-    <w:p>
-      <w:pPr>
-        <w:tabs>
-          <w:tab w:val="left" w:pos="1701"/>
-        </w:tabs>
-        <w:spacing w:after="80" w:line="240" w:lineRule="auto"/>
-        <w:ind w:left="1701" w:hanging="1701"/>
-      </w:pPr>
-      <w:r>
-        <w:rPr>
-          <w:b/>
-        </w:rPr>
-        <w:t>BERT</w:t>
-      </w:r>
-      <w:r>
-        <w:tab/>
-        <w:t>Bidirectional Encoder Representations from Transformers</w:t>
-      </w:r>
-    </w:p>
-    <w:p>
-      <w:pPr>
-        <w:tabs>
-          <w:tab w:val="left" w:pos="1701"/>
-        </w:tabs>
-        <w:spacing w:after="80" w:line="240" w:lineRule="auto"/>
-        <w:ind w:left="1701" w:hanging="1701"/>
-      </w:pPr>
-      <w:r>
-        <w:rPr>
-          <w:b/>
-        </w:rPr>
-        <w:t>BERTopic</w:t>
-      </w:r>
-      <w:r>
-        <w:tab/>
-        <w:t>modelagem de tópicos baseada em representações do BERT</w:t>
-      </w:r>
-    </w:p>
-    <w:p>
-      <w:pPr>
-        <w:tabs>
-          <w:tab w:val="left" w:pos="1701"/>
-        </w:tabs>
-        <w:spacing w:after="80" w:line="240" w:lineRule="auto"/>
-        <w:ind w:left="1701" w:hanging="1701"/>
-      </w:pPr>
-      <w:r>
-        <w:rPr>
-          <w:b/>
-        </w:rPr>
-        <w:t>BH</w:t>
-      </w:r>
-      <w:r>
-        <w:tab/>
-      </w:r>
-      <w:r>
-        <w:t>correção de Benjamini e Hochberg para comparações múltiplas</w:t>
-      </w:r>
-    </w:p>
-    <w:p>
-      <w:pPr>
-        <w:tabs>
-          <w:tab w:val="left" w:pos="1701"/>
-        </w:tabs>
-        <w:spacing w:after="80" w:line="240" w:lineRule="auto"/>
-        <w:ind w:left="1701" w:hanging="1701"/>
-      </w:pPr>
-      <w:r>
-        <w:rPr>
-          <w:b/>
-        </w:rPr>
-        <w:t>CAPES</w:t>
-      </w:r>
-      <w:r>
-        <w:tab/>
-        <w:t>Coordenação de Aperfeiçoamento de Pessoal de Nível Superior</w:t>
-      </w:r>
-    </w:p>
-    <w:p>
-      <w:pPr>
-        <w:tabs>
-          <w:tab w:val="left" w:pos="1701"/>
-        </w:tabs>
-        <w:spacing w:after="80" w:line="240" w:lineRule="auto"/>
-        <w:ind w:left="1701" w:hanging="1701"/>
-      </w:pPr>
-      <w:r>
-        <w:rPr>
-          <w:b/>
-        </w:rPr>
-        <w:t>CC BY</w:t>
-      </w:r>
-      <w:r>
-        <w:tab/>
-        <w:t>licença Creative Commons Atribuição</w:t>
-      </w:r>
-    </w:p>
-    <w:p>
-      <w:pPr>
-        <w:tabs>
-          <w:tab w:val="left" w:pos="1701"/>
-        </w:tabs>
-        <w:spacing w:after="80" w:line="240" w:lineRule="auto"/>
-        <w:ind w:left="1701" w:hanging="1701"/>
-      </w:pPr>
-      <w:r>
-        <w:rPr>
-          <w:b/>
-        </w:rPr>
-        <w:t>CPU</w:t>
-      </w:r>
-      <w:r>
-        <w:tab/>
-        <w:t>Central Processing Unit (unidade central de processamento)</w:t>
-      </w:r>
-    </w:p>
-    <w:p>
-      <w:pPr>
-        <w:tabs>
-          <w:tab w:val="left" w:pos="1701"/>
-        </w:tabs>
-        <w:spacing w:after="80" w:line="240" w:lineRule="auto"/>
-        <w:ind w:left="1701" w:hanging="1701"/>
-      </w:pPr>
-      <w:r>
-        <w:rPr>
-          <w:b/>
-        </w:rPr>
-        <w:t>GBM</w:t>
-      </w:r>
-      <w:r>
-        <w:tab/>
-        <w:t>Gradient Boosting Machine (modelo de árvores com gradiente)</w:t>
-      </w:r>
-    </w:p>
-    <w:p>
-      <w:pPr>
-        <w:tabs>
-          <w:tab w:val="left" w:pos="1701"/>
-        </w:tabs>
-        <w:spacing w:after="80" w:line="240" w:lineRule="auto"/>
-        <w:ind w:left="1701" w:hanging="1701"/>
-      </w:pPr>
-      <w:r>
-        <w:rPr>
-          <w:b/>
-        </w:rPr>
-        <w:t>GPU</w:t>
-      </w:r>
-      <w:r>
-        <w:tab/>
-        <w:t>Graphics Processing Unit (unidade de processamento gráfico)</w:t>
-      </w:r>
-    </w:p>
-    <w:p>
-      <w:pPr>
-        <w:tabs>
-          <w:tab w:val="left" w:pos="1701"/>
-        </w:tabs>
-        <w:spacing w:after="80" w:line="240" w:lineRule="auto"/>
-        <w:ind w:left="1701" w:hanging="1701"/>
-      </w:pPr>
-      <w:r>
-        <w:rPr>
-          <w:b/>
-        </w:rPr>
-        <w:t>HC3</w:t>
-      </w:r>
-      <w:r>
-        <w:tab/>
-        <w:t>estimador de variância robusta à heterocedasticidade, tipo 3</w:t>
-      </w:r>
-    </w:p>
-    <w:p>
-      <w:pPr>
-        <w:tabs>
-          <w:tab w:val="left" w:pos="1701"/>
-        </w:tabs>
-        <w:spacing w:after="80" w:line="240" w:lineRule="auto"/>
-        <w:ind w:left="1701" w:hanging="1701"/>
-      </w:pPr>
-      <w:r>
-        <w:rPr>
-          <w:b/>
-        </w:rPr>
-        <w:t>HDBSCAN</w:t>
-      </w:r>
-      <w:r>
-        <w:tab/>
-        <w:t>Hierarchical Density-Based Spatial Clustering of Applications with Noise</w:t>
-      </w:r>
-    </w:p>
-    <w:p>
-      <w:pPr>
-        <w:tabs>
-          <w:tab w:val="left" w:pos="1701"/>
-        </w:tabs>
-        <w:spacing w:after="80" w:line="240" w:lineRule="auto"/>
-        <w:ind w:left="1701" w:hanging="1701"/>
-      </w:pPr>
-      <w:r>
-        <w:rPr>
-          <w:b/>
-        </w:rPr>
-        <w:t>HTML</w:t>
-      </w:r>
-      <w:r>
-        <w:tab/>
-      </w:r>
-      <w:r>
-        <w:t>HyperText Markup Language</w:t>
-      </w:r>
-    </w:p>
-    <w:p>
-      <w:pPr>
-        <w:tabs>
-          <w:tab w:val="left" w:pos="1701"/>
-        </w:tabs>
-        <w:spacing w:after="80" w:line="240" w:lineRule="auto"/>
-        <w:ind w:left="1701" w:hanging="1701"/>
-      </w:pPr>
-      <w:r>
-        <w:rPr>
-          <w:b/>
-        </w:rPr>
-        <w:t>IC</w:t>
-      </w:r>
-      <w:r>
-        <w:tab/>
-        <w:t>intervalo de confiança</w:t>
-      </w:r>
-    </w:p>
-    <w:p>
-      <w:pPr>
-        <w:tabs>
-          <w:tab w:val="left" w:pos="1701"/>
-        </w:tabs>
-        <w:spacing w:after="80" w:line="240" w:lineRule="auto"/>
-        <w:ind w:left="1701" w:hanging="1701"/>
-      </w:pPr>
-      <w:r>
-        <w:rPr>
-          <w:b/>
-        </w:rPr>
-        <w:t>LDA</w:t>
-      </w:r>
-      <w:r>
-        <w:tab/>
-        <w:t>Latent Dirichlet Allocation (alocação latente de Dirichlet)</w:t>
-      </w:r>
-    </w:p>
-    <w:p>
-      <w:pPr>
-        <w:tabs>
-          <w:tab w:val="left" w:pos="1701"/>
-        </w:tabs>
-        <w:spacing w:after="80" w:line="240" w:lineRule="auto"/>
-        <w:ind w:left="1701" w:hanging="1701"/>
-      </w:pPr>
-      <w:r>
-        <w:rPr>
-          <w:b/>
-        </w:rPr>
-        <w:t>LGPD</w:t>
-      </w:r>
-      <w:r>
-        <w:tab/>
-        <w:t>Lei Geral de Proteção de Dados Pessoais</w:t>
-      </w:r>
-    </w:p>
-    <w:p>
-      <w:pPr>
-        <w:tabs>
-          <w:tab w:val="left" w:pos="1701"/>
-        </w:tabs>
-        <w:spacing w:after="80" w:line="240" w:lineRule="auto"/>
-        <w:ind w:left="1701" w:hanging="1701"/>
-      </w:pPr>
-      <w:r>
-        <w:rPr>
-          <w:b/>
-        </w:rPr>
-        <w:t>LLM</w:t>
-      </w:r>
-      <w:r>
-        <w:tab/>
-        <w:t>Large Language Model (grande modelo de linguagem)</w:t>
-      </w:r>
-    </w:p>
-    <w:p>
-      <w:pPr>
-        <w:tabs>
-          <w:tab w:val="left" w:pos="1701"/>
-        </w:tabs>
-        <w:spacing w:after="80" w:line="240" w:lineRule="auto"/>
-        <w:ind w:left="1701" w:hanging="1701"/>
-      </w:pPr>
-      <w:r>
-        <w:rPr>
-          <w:b/>
-        </w:rPr>
-        <w:t>LMG</w:t>
-      </w:r>
-      <w:r>
-        <w:tab/>
-        <w:t>decomposição de Lindeman, Merenda e Gold (média de Shapley do R²)</w:t>
-      </w:r>
-    </w:p>
-    <w:p>
-      <w:pPr>
-        <w:tabs>
-          <w:tab w:val="left" w:pos="1701"/>
-        </w:tabs>
-        <w:spacing w:after="80" w:line="240" w:lineRule="auto"/>
-        <w:ind w:left="1701" w:hanging="1701"/>
-      </w:pPr>
-      <w:r>
-        <w:rPr>
-          <w:b/>
-        </w:rPr>
-        <w:t>PLN</w:t>
-      </w:r>
-      <w:r>
-        <w:tab/>
-        <w:t>processamento de linguagem natural</w:t>
-      </w:r>
-    </w:p>
-    <w:p>
-      <w:pPr>
-        <w:tabs>
-          <w:tab w:val="left" w:pos="1701"/>
-        </w:tabs>
-        <w:spacing w:after="80" w:line="240" w:lineRule="auto"/>
-        <w:ind w:left="1701" w:hanging="1701"/>
-      </w:pPr>
-      <w:r>
-        <w:rPr>
-          <w:b/>
-        </w:rPr>
-        <w:t>PPG</w:t>
-      </w:r>
-      <w:r>
-        <w:tab/>
-        <w:t>programa de pós-graduação</w:t>
-      </w:r>
-    </w:p>
-    <w:p>
-      <w:pPr>
-        <w:tabs>
-          <w:tab w:val="left" w:pos="1701"/>
-        </w:tabs>
-        <w:spacing w:after="80" w:line="240" w:lineRule="auto"/>
-        <w:ind w:left="1701" w:hanging="1701"/>
-      </w:pPr>
-      <w:r>
-        <w:rPr>
-          <w:b/>
-        </w:rPr>
-        <w:t>UCP</w:t>
-      </w:r>
-      <w:r>
-        <w:tab/>
-        <w:t>Universidade Católica de Petrópolis</w:t>
-      </w:r>
-    </w:p>
-    <w:p>
-      <w:pPr>
-        <w:tabs>
-          <w:tab w:val="left" w:pos="1701"/>
-        </w:tabs>
-        <w:spacing w:after="80" w:line="240" w:lineRule="auto"/>
-        <w:ind w:left="1701" w:hanging="1701"/>
-      </w:pPr>
-      <w:r>
-        <w:rPr>
-          <w:b/>
-        </w:rPr>
-        <w:t>UMAP</w:t>
-      </w:r>
-      <w:r>
-        <w:tab/>
-        <w:t>Uniform Manifold Approximation and Projection</w:t>
-      </w:r>
-    </w:p>
-    <w:p>
-      <w:pPr>
-        <w:tabs>
-          <w:tab w:val="left" w:pos="1701"/>
-        </w:tabs>
-        <w:spacing w:after="80" w:line="240" w:lineRule="auto"/>
-        <w:ind w:left="1701" w:hanging="1701"/>
-      </w:pPr>
-      <w:r>
-        <w:rPr>
-          <w:b/>
-        </w:rPr>
-        <w:t>URL</w:t>
-      </w:r>
-      <w:r>
-        <w:tab/>
-        <w:t>Uniform Resource Locator (endereço eletrônico)</w:t>
-      </w:r>
-    </w:p>
-    <w:p>
-      <w:pPr>
-        <w:tabs>
-          <w:tab w:val="left" w:pos="1701"/>
-        </w:tabs>
-        <w:spacing w:after="80" w:line="240" w:lineRule="auto"/>
-        <w:ind w:left="1701" w:hanging="1701"/>
-      </w:pPr>
-      <w:r>
-        <w:rPr>
-          <w:b/>
-        </w:rPr>
-        <w:t>UTC</w:t>
-      </w:r>
-      <w:r>
-        <w:tab/>
-      </w:r>
-      <w:r>
-        <w:t>Tempo Universal Coordenado</w:t>
-      </w:r>
-    </w:p>
-    <w:p>
-      <w:r>
-        <w:br w:type="page"/>
-      </w:r>
-    </w:p>
-    <w:p>
-      <w:pPr>
-        <w:pStyle w:val="Ttulononumerado"/>
-        <w:spacing w:after="0"/>
-      </w:pPr>
-      <w:r>
-        <w:lastRenderedPageBreak/>
-        <w:t>SUMÁRIO</w:t>
-      </w:r>
-    </w:p>
-    <w:p>
-      <w:pPr>
-        <w:pStyle w:val="Sumrio1"/>
+        <w:pStyle w:val="ndicedeilustraes"/>
         <w:tabs>
           <w:tab w:val="right" w:leader="dot" w:pos="9061"/>
         </w:tabs>
@@ -3143,22 +2621,36 @@
           <w14:ligatures w14:val="standardContextual"/>
         </w:rPr>
       </w:pPr>
-      <w:r>
-        <w:fldChar w:fldCharType="begin"/>
-      </w:r>
-      <w:r>
-        <w:instrText xml:space="preserve"> TOC \o "1-3" \h \z \u </w:instrText>
-      </w:r>
-      <w:r>
-        <w:fldChar w:fldCharType="separate"/>
-      </w:r>
-      <w:hyperlink w:anchor="_Toc242915947" w:history="1">
+      <w:hyperlink w:anchor="_Toc243082424" w:history="1">
         <w:r>
           <w:rPr>
             <w:rStyle w:val="Hyperlink"/>
             <w:noProof/>
           </w:rPr>
-          <w:t>INTRODUÇÃO</w:t>
+          <w:t xml:space="preserve">Tabela 17 – Ganho de </w:t>
+        </w:r>
+        <w:r>
+          <w:rPr>
+            <w:rStyle w:val="Hyperlink"/>
+            <w:i/>
+            <w:noProof/>
+          </w:rPr>
+          <w:t>R</w:t>
+        </w:r>
+        <w:r>
+          <w:rPr>
+            <w:rStyle w:val="Hyperlink"/>
+            <w:noProof/>
+            <w:vertAlign w:val="superscript"/>
+          </w:rPr>
+          <w:t>2</w:t>
+        </w:r>
+        <w:r>
+          <w:rPr>
+            <w:rStyle w:val="Hyperlink"/>
+            <w:noProof/>
+          </w:rPr>
+          <w:t xml:space="preserve"> fora da amostra nos 12 escopos: média entre dobras e intervalo entre dobras.</w:t>
         </w:r>
         <w:r>
           <w:rPr>
@@ -3179,7 +2671,7 @@
             <w:noProof/>
             <w:webHidden/>
           </w:rPr>
-          <w:instrText xml:space="preserve"> PAGEREF _Toc242915947 \h </w:instrText>
+          <w:instrText xml:space="preserve"> PAGEREF _Toc243082424 \h </w:instrText>
         </w:r>
         <w:r>
           <w:rPr>
@@ -3199,7 +2691,7 @@
             <w:noProof/>
             <w:webHidden/>
           </w:rPr>
-          <w:t>11</w:t>
+          <w:t>68</w:t>
         </w:r>
         <w:r>
           <w:rPr>
@@ -3209,6 +2701,505 @@
           <w:fldChar w:fldCharType="end"/>
         </w:r>
       </w:hyperlink>
+    </w:p>
+    <w:p>
+      <w:pPr>
+        <w:spacing w:line="240" w:lineRule="auto"/>
+      </w:pPr>
+      <w:r>
+        <w:fldChar w:fldCharType="end"/>
+      </w:r>
+    </w:p>
+    <w:p>
+      <w:r>
+        <w:br w:type="page"/>
+      </w:r>
+    </w:p>
+    <w:p>
+      <w:pPr>
+        <w:pStyle w:val="Ttulononumerado"/>
+      </w:pPr>
+      <w:r>
+        <w:lastRenderedPageBreak/>
+        <w:t>LISTA DE ABREVIATURAS E SIGLAS</w:t>
+      </w:r>
+    </w:p>
+    <w:p>
+      <w:pPr>
+        <w:tabs>
+          <w:tab w:val="left" w:pos="1701"/>
+        </w:tabs>
+        <w:spacing w:after="80" w:line="240" w:lineRule="auto"/>
+        <w:ind w:left="1701" w:hanging="1701"/>
+      </w:pPr>
+      <w:r>
+        <w:rPr>
+          <w:b/>
+        </w:rPr>
+        <w:t>ABSA</w:t>
+      </w:r>
+      <w:r>
+        <w:tab/>
+        <w:t>Aspect-Based Sentiment Analysis (análise de sentimento por aspecto)</w:t>
+      </w:r>
+    </w:p>
+    <w:p>
+      <w:pPr>
+        <w:tabs>
+          <w:tab w:val="left" w:pos="1701"/>
+        </w:tabs>
+        <w:spacing w:after="80" w:line="240" w:lineRule="auto"/>
+        <w:ind w:left="1701" w:hanging="1701"/>
+      </w:pPr>
+      <w:r>
+        <w:rPr>
+          <w:b/>
+        </w:rPr>
+        <w:t>AUC</w:t>
+      </w:r>
+      <w:r>
+        <w:tab/>
+        <w:t>Area Under the Curve (área sob a curva ROC)</w:t>
+      </w:r>
+    </w:p>
+    <w:p>
+      <w:pPr>
+        <w:tabs>
+          <w:tab w:val="left" w:pos="1701"/>
+        </w:tabs>
+        <w:spacing w:after="80" w:line="240" w:lineRule="auto"/>
+        <w:ind w:left="1701" w:hanging="1701"/>
+      </w:pPr>
+      <w:r>
+        <w:rPr>
+          <w:b/>
+        </w:rPr>
+        <w:t>BERT</w:t>
+      </w:r>
+      <w:r>
+        <w:tab/>
+        <w:t>Bidirectional Encoder Representations from Transformers</w:t>
+      </w:r>
+    </w:p>
+    <w:p>
+      <w:pPr>
+        <w:tabs>
+          <w:tab w:val="left" w:pos="1701"/>
+        </w:tabs>
+        <w:spacing w:after="80" w:line="240" w:lineRule="auto"/>
+        <w:ind w:left="1701" w:hanging="1701"/>
+      </w:pPr>
+      <w:r>
+        <w:rPr>
+          <w:b/>
+        </w:rPr>
+        <w:t>BERTopic</w:t>
+      </w:r>
+      <w:r>
+        <w:tab/>
+      </w:r>
+      <w:r>
+        <w:t>modelagem de tópicos baseada em representações do BERT</w:t>
+      </w:r>
+    </w:p>
+    <w:p>
+      <w:pPr>
+        <w:tabs>
+          <w:tab w:val="left" w:pos="1701"/>
+        </w:tabs>
+        <w:spacing w:after="80" w:line="240" w:lineRule="auto"/>
+        <w:ind w:left="1701" w:hanging="1701"/>
+      </w:pPr>
+      <w:r>
+        <w:rPr>
+          <w:b/>
+        </w:rPr>
+        <w:t>BH</w:t>
+      </w:r>
+      <w:r>
+        <w:tab/>
+        <w:t>correção de Benjamini e Hochberg para comparações múltiplas</w:t>
+      </w:r>
+    </w:p>
+    <w:p>
+      <w:pPr>
+        <w:tabs>
+          <w:tab w:val="left" w:pos="1701"/>
+        </w:tabs>
+        <w:spacing w:after="80" w:line="240" w:lineRule="auto"/>
+        <w:ind w:left="1701" w:hanging="1701"/>
+      </w:pPr>
+      <w:r>
+        <w:rPr>
+          <w:b/>
+        </w:rPr>
+        <w:t>CAPES</w:t>
+      </w:r>
+      <w:r>
+        <w:tab/>
+        <w:t>Coordenação de Aperfeiçoamento de Pessoal de Nível Superior</w:t>
+      </w:r>
+    </w:p>
+    <w:p>
+      <w:pPr>
+        <w:tabs>
+          <w:tab w:val="left" w:pos="1701"/>
+        </w:tabs>
+        <w:spacing w:after="80" w:line="240" w:lineRule="auto"/>
+        <w:ind w:left="1701" w:hanging="1701"/>
+      </w:pPr>
+      <w:r>
+        <w:rPr>
+          <w:b/>
+        </w:rPr>
+        <w:t>CC BY</w:t>
+      </w:r>
+      <w:r>
+        <w:tab/>
+        <w:t>licença Creative Commons Atribuição</w:t>
+      </w:r>
+    </w:p>
+    <w:p>
+      <w:pPr>
+        <w:tabs>
+          <w:tab w:val="left" w:pos="1701"/>
+        </w:tabs>
+        <w:spacing w:after="80" w:line="240" w:lineRule="auto"/>
+        <w:ind w:left="1701" w:hanging="1701"/>
+      </w:pPr>
+      <w:r>
+        <w:rPr>
+          <w:b/>
+        </w:rPr>
+        <w:t>CPU</w:t>
+      </w:r>
+      <w:r>
+        <w:tab/>
+        <w:t>Central Processing Unit (unidade central de processamento)</w:t>
+      </w:r>
+    </w:p>
+    <w:p>
+      <w:pPr>
+        <w:tabs>
+          <w:tab w:val="left" w:pos="1701"/>
+        </w:tabs>
+        <w:spacing w:after="80" w:line="240" w:lineRule="auto"/>
+        <w:ind w:left="1701" w:hanging="1701"/>
+      </w:pPr>
+      <w:r>
+        <w:rPr>
+          <w:b/>
+        </w:rPr>
+        <w:t>GBM</w:t>
+      </w:r>
+      <w:r>
+        <w:tab/>
+        <w:t>Gradient Boosting Machine (modelo de árvores com gradiente)</w:t>
+      </w:r>
+    </w:p>
+    <w:p>
+      <w:pPr>
+        <w:tabs>
+          <w:tab w:val="left" w:pos="1701"/>
+        </w:tabs>
+        <w:spacing w:after="80" w:line="240" w:lineRule="auto"/>
+        <w:ind w:left="1701" w:hanging="1701"/>
+      </w:pPr>
+      <w:r>
+        <w:rPr>
+          <w:b/>
+        </w:rPr>
+        <w:t>GPU</w:t>
+      </w:r>
+      <w:r>
+        <w:tab/>
+        <w:t>Graphics Processing Unit (unidade de processamento gráfico)</w:t>
+      </w:r>
+    </w:p>
+    <w:p>
+      <w:pPr>
+        <w:tabs>
+          <w:tab w:val="left" w:pos="1701"/>
+        </w:tabs>
+        <w:spacing w:after="80" w:line="240" w:lineRule="auto"/>
+        <w:ind w:left="1701" w:hanging="1701"/>
+      </w:pPr>
+      <w:r>
+        <w:rPr>
+          <w:b/>
+        </w:rPr>
+        <w:t>HC3</w:t>
+      </w:r>
+      <w:r>
+        <w:tab/>
+        <w:t>estimador de variância robusta à heterocedasticidade, tipo 3</w:t>
+      </w:r>
+    </w:p>
+    <w:p>
+      <w:pPr>
+        <w:tabs>
+          <w:tab w:val="left" w:pos="1701"/>
+        </w:tabs>
+        <w:spacing w:after="80" w:line="240" w:lineRule="auto"/>
+        <w:ind w:left="1701" w:hanging="1701"/>
+      </w:pPr>
+      <w:r>
+        <w:rPr>
+          <w:b/>
+        </w:rPr>
+        <w:t>HDBSCAN</w:t>
+      </w:r>
+      <w:r>
+        <w:tab/>
+      </w:r>
+      <w:r>
+        <w:t>Hierarchical Density-Based Spatial Clustering of Applications with Noise</w:t>
+      </w:r>
+    </w:p>
+    <w:p>
+      <w:pPr>
+        <w:tabs>
+          <w:tab w:val="left" w:pos="1701"/>
+        </w:tabs>
+        <w:spacing w:after="80" w:line="240" w:lineRule="auto"/>
+        <w:ind w:left="1701" w:hanging="1701"/>
+      </w:pPr>
+      <w:r>
+        <w:rPr>
+          <w:b/>
+        </w:rPr>
+        <w:t>HTML</w:t>
+      </w:r>
+      <w:r>
+        <w:tab/>
+        <w:t>HyperText Markup Language</w:t>
+      </w:r>
+    </w:p>
+    <w:p>
+      <w:pPr>
+        <w:tabs>
+          <w:tab w:val="left" w:pos="1701"/>
+        </w:tabs>
+        <w:spacing w:after="80" w:line="240" w:lineRule="auto"/>
+        <w:ind w:left="1701" w:hanging="1701"/>
+      </w:pPr>
+      <w:r>
+        <w:rPr>
+          <w:b/>
+        </w:rPr>
+        <w:t>IC</w:t>
+      </w:r>
+      <w:r>
+        <w:tab/>
+        <w:t>intervalo de confiança</w:t>
+      </w:r>
+    </w:p>
+    <w:p>
+      <w:pPr>
+        <w:tabs>
+          <w:tab w:val="left" w:pos="1701"/>
+        </w:tabs>
+        <w:spacing w:after="80" w:line="240" w:lineRule="auto"/>
+        <w:ind w:left="1701" w:hanging="1701"/>
+      </w:pPr>
+      <w:r>
+        <w:rPr>
+          <w:b/>
+        </w:rPr>
+        <w:t>LDA</w:t>
+      </w:r>
+      <w:r>
+        <w:tab/>
+        <w:t>Latent Dirichlet Allocation (alocação latente de Dirichlet)</w:t>
+      </w:r>
+    </w:p>
+    <w:p>
+      <w:pPr>
+        <w:tabs>
+          <w:tab w:val="left" w:pos="1701"/>
+        </w:tabs>
+        <w:spacing w:after="80" w:line="240" w:lineRule="auto"/>
+        <w:ind w:left="1701" w:hanging="1701"/>
+      </w:pPr>
+      <w:r>
+        <w:rPr>
+          <w:b/>
+        </w:rPr>
+        <w:t>LGPD</w:t>
+      </w:r>
+      <w:r>
+        <w:tab/>
+        <w:t>Lei Geral de Proteção de Dados Pessoais</w:t>
+      </w:r>
+    </w:p>
+    <w:p>
+      <w:pPr>
+        <w:tabs>
+          <w:tab w:val="left" w:pos="1701"/>
+        </w:tabs>
+        <w:spacing w:after="80" w:line="240" w:lineRule="auto"/>
+        <w:ind w:left="1701" w:hanging="1701"/>
+      </w:pPr>
+      <w:r>
+        <w:rPr>
+          <w:b/>
+        </w:rPr>
+        <w:t>LLM</w:t>
+      </w:r>
+      <w:r>
+        <w:tab/>
+        <w:t>Large Language Model (grande modelo de linguagem)</w:t>
+      </w:r>
+    </w:p>
+    <w:p>
+      <w:pPr>
+        <w:tabs>
+          <w:tab w:val="left" w:pos="1701"/>
+        </w:tabs>
+        <w:spacing w:after="80" w:line="240" w:lineRule="auto"/>
+        <w:ind w:left="1701" w:hanging="1701"/>
+      </w:pPr>
+      <w:r>
+        <w:rPr>
+          <w:b/>
+        </w:rPr>
+        <w:t>LMG</w:t>
+      </w:r>
+      <w:r>
+        <w:tab/>
+        <w:t>decomposição de Lindeman, Merenda e Gold (média de Shapley do R²)</w:t>
+      </w:r>
+    </w:p>
+    <w:p>
+      <w:pPr>
+        <w:tabs>
+          <w:tab w:val="left" w:pos="1701"/>
+        </w:tabs>
+        <w:spacing w:after="80" w:line="240" w:lineRule="auto"/>
+        <w:ind w:left="1701" w:hanging="1701"/>
+      </w:pPr>
+      <w:r>
+        <w:rPr>
+          <w:b/>
+        </w:rPr>
+        <w:t>PLN</w:t>
+      </w:r>
+      <w:r>
+        <w:tab/>
+        <w:t>processamento de linguagem natural</w:t>
+      </w:r>
+    </w:p>
+    <w:p>
+      <w:pPr>
+        <w:tabs>
+          <w:tab w:val="left" w:pos="1701"/>
+        </w:tabs>
+        <w:spacing w:after="80" w:line="240" w:lineRule="auto"/>
+        <w:ind w:left="1701" w:hanging="1701"/>
+      </w:pPr>
+      <w:r>
+        <w:rPr>
+          <w:b/>
+        </w:rPr>
+        <w:t>PPG</w:t>
+      </w:r>
+      <w:r>
+        <w:tab/>
+        <w:t>programa de pós-graduação</w:t>
+      </w:r>
+    </w:p>
+    <w:p>
+      <w:pPr>
+        <w:tabs>
+          <w:tab w:val="left" w:pos="1701"/>
+        </w:tabs>
+        <w:spacing w:after="80" w:line="240" w:lineRule="auto"/>
+        <w:ind w:left="1701" w:hanging="1701"/>
+      </w:pPr>
+      <w:r>
+        <w:rPr>
+          <w:b/>
+        </w:rPr>
+        <w:t>UCP</w:t>
+      </w:r>
+      <w:r>
+        <w:tab/>
+        <w:t>Universidade Católica de Petrópolis</w:t>
+      </w:r>
+    </w:p>
+    <w:p>
+      <w:pPr>
+        <w:tabs>
+          <w:tab w:val="left" w:pos="1701"/>
+        </w:tabs>
+        <w:spacing w:after="80" w:line="240" w:lineRule="auto"/>
+        <w:ind w:left="1701" w:hanging="1701"/>
+      </w:pPr>
+      <w:r>
+        <w:rPr>
+          <w:b/>
+        </w:rPr>
+        <w:t>UMAP</w:t>
+      </w:r>
+      <w:r>
+        <w:tab/>
+      </w:r>
+      <w:r>
+        <w:t>Uniform Manifold Approximation and Projection</w:t>
+      </w:r>
+    </w:p>
+    <w:p>
+      <w:pPr>
+        <w:tabs>
+          <w:tab w:val="left" w:pos="1701"/>
+        </w:tabs>
+        <w:spacing w:after="80" w:line="240" w:lineRule="auto"/>
+        <w:ind w:left="1701" w:hanging="1701"/>
+      </w:pPr>
+      <w:r>
+        <w:rPr>
+          <w:b/>
+        </w:rPr>
+        <w:t>URL</w:t>
+      </w:r>
+      <w:r>
+        <w:tab/>
+        <w:t>Uniform Resource Locator (endereço eletrônico)</w:t>
+      </w:r>
+    </w:p>
+    <w:p>
+      <w:pPr>
+        <w:tabs>
+          <w:tab w:val="left" w:pos="1701"/>
+        </w:tabs>
+        <w:spacing w:after="80" w:line="240" w:lineRule="auto"/>
+        <w:ind w:left="1701" w:hanging="1701"/>
+      </w:pPr>
+      <w:r>
+        <w:rPr>
+          <w:b/>
+        </w:rPr>
+        <w:t>UTC</w:t>
+      </w:r>
+      <w:r>
+        <w:tab/>
+        <w:t>Tempo Universal Coordenado</w:t>
+      </w:r>
+    </w:p>
+    <w:p>
+      <w:r>
+        <w:br w:type="page"/>
+      </w:r>
+    </w:p>
+    <w:p>
+      <w:pPr>
+        <w:pStyle w:val="Ttulononumerado"/>
+        <w:spacing w:after="0"/>
+      </w:pPr>
+      <w:r>
+        <w:lastRenderedPageBreak/>
+        <w:t>SUMÁRIO</w:t>
+      </w:r>
     </w:p>
     <w:p>
       <w:pPr>
@@ -3225,13 +3216,22 @@
           <w14:ligatures w14:val="standardContextual"/>
         </w:rPr>
       </w:pPr>
-      <w:hyperlink w:anchor="_Toc242915948" w:history="1">
+      <w:r>
+        <w:fldChar w:fldCharType="begin"/>
+      </w:r>
+      <w:r>
+        <w:instrText xml:space="preserve"> TOC \o "1-3" \h \z \u </w:instrText>
+      </w:r>
+      <w:r>
+        <w:fldChar w:fldCharType="separate"/>
+      </w:r>
+      <w:hyperlink w:anchor="_Toc243082348" w:history="1">
         <w:r>
           <w:rPr>
             <w:rStyle w:val="Hyperlink"/>
             <w:noProof/>
           </w:rPr>
-          <w:t>1 REFERENCIAL TEÓRICO</w:t>
+          <w:t>INTRODUÇÃO</w:t>
         </w:r>
         <w:r>
           <w:rPr>
@@ -3252,7 +3252,7 @@
             <w:noProof/>
             <w:webHidden/>
           </w:rPr>
-          <w:instrText xml:space="preserve"> PAGEREF _Toc242915948 \h </w:instrText>
+          <w:instrText xml:space="preserve"> PAGEREF _Toc243082348 \h </w:instrText>
         </w:r>
         <w:r>
           <w:rPr>
@@ -3272,7 +3272,7 @@
             <w:noProof/>
             <w:webHidden/>
           </w:rPr>
-          <w:t>14</w:t>
+          <w:t>11</w:t>
         </w:r>
         <w:r>
           <w:rPr>
@@ -3285,7 +3285,7 @@
     </w:p>
     <w:p>
       <w:pPr>
-        <w:pStyle w:val="Sumrio2"/>
+        <w:pStyle w:val="Sumrio1"/>
         <w:tabs>
           <w:tab w:val="right" w:leader="dot" w:pos="9061"/>
         </w:tabs>
@@ -3298,13 +3298,13 @@
           <w14:ligatures w14:val="standardContextual"/>
         </w:rPr>
       </w:pPr>
-      <w:hyperlink w:anchor="_Toc242915949" w:history="1">
+      <w:hyperlink w:anchor="_Toc243082349" w:history="1">
         <w:r>
           <w:rPr>
             <w:rStyle w:val="Hyperlink"/>
             <w:noProof/>
           </w:rPr>
-          <w:t>1.1 FORMAÇÃO DA SATISFAÇÃO E TEORIA DOS TRÊS FATORES</w:t>
+          <w:t>1 REFERENCIAL TEÓRICO</w:t>
         </w:r>
         <w:r>
           <w:rPr>
@@ -3325,7 +3325,7 @@
             <w:noProof/>
             <w:webHidden/>
           </w:rPr>
-          <w:instrText xml:space="preserve"> PAGEREF _Toc242915949 \h </w:instrText>
+          <w:instrText xml:space="preserve"> PAGEREF _Toc243082349 \h </w:instrText>
         </w:r>
         <w:r>
           <w:rPr>
@@ -3371,13 +3371,13 @@
           <w14:ligatures w14:val="standardContextual"/>
         </w:rPr>
       </w:pPr>
-      <w:hyperlink w:anchor="_Toc242915950" w:history="1">
+      <w:hyperlink w:anchor="_Toc243082350" w:history="1">
         <w:r>
           <w:rPr>
             <w:rStyle w:val="Hyperlink"/>
             <w:noProof/>
           </w:rPr>
-          <w:t>1.2 AVALIAÇÕES ONLINE: COMPRESSÃO DAS NOTAS E VIESES DE RELATO</w:t>
+          <w:t>1.1 FORMAÇÃO DA SATISFAÇÃO E TEORIA DOS TRÊS FATORES</w:t>
         </w:r>
         <w:r>
           <w:rPr>
@@ -3398,7 +3398,7 @@
             <w:noProof/>
             <w:webHidden/>
           </w:rPr>
-          <w:instrText xml:space="preserve"> PAGEREF _Toc242915950 \h </w:instrText>
+          <w:instrText xml:space="preserve"> PAGEREF _Toc243082350 \h </w:instrText>
         </w:r>
         <w:r>
           <w:rPr>
@@ -3444,13 +3444,13 @@
           <w14:ligatures w14:val="standardContextual"/>
         </w:rPr>
       </w:pPr>
-      <w:hyperlink w:anchor="_Toc242915951" w:history="1">
+      <w:hyperlink w:anchor="_Toc243082351" w:history="1">
         <w:r>
           <w:rPr>
             <w:rStyle w:val="Hyperlink"/>
             <w:noProof/>
           </w:rPr>
-          <w:t>1.3 AS AVALIAÇÕES DO AIRBNB E O SEU CONTEÚDO</w:t>
+          <w:t>1.2 AVALIAÇÕES ONLINE: COMPRESSÃO DAS NOTAS E VIESES DE RELATO</w:t>
         </w:r>
         <w:r>
           <w:rPr>
@@ -3471,7 +3471,7 @@
             <w:noProof/>
             <w:webHidden/>
           </w:rPr>
-          <w:instrText xml:space="preserve"> PAGEREF _Toc242915951 \h </w:instrText>
+          <w:instrText xml:space="preserve"> PAGEREF _Toc243082351 \h </w:instrText>
         </w:r>
         <w:r>
           <w:rPr>
@@ -3491,7 +3491,7 @@
             <w:noProof/>
             <w:webHidden/>
           </w:rPr>
-          <w:t>15</w:t>
+          <w:t>14</w:t>
         </w:r>
         <w:r>
           <w:rPr>
@@ -3517,13 +3517,13 @@
           <w14:ligatures w14:val="standardContextual"/>
         </w:rPr>
       </w:pPr>
-      <w:hyperlink w:anchor="_Toc242915952" w:history="1">
+      <w:hyperlink w:anchor="_Toc243082352" w:history="1">
         <w:r>
           <w:rPr>
             <w:rStyle w:val="Hyperlink"/>
             <w:noProof/>
           </w:rPr>
-          <w:t>1.4 DETERMINANTES DE PREÇO E DE REPUTAÇÃO</w:t>
+          <w:t>1.3 AS AVALIAÇÕES DO AIRBNB E O SEU CONTEÚDO</w:t>
         </w:r>
         <w:r>
           <w:rPr>
@@ -3544,7 +3544,7 @@
             <w:noProof/>
             <w:webHidden/>
           </w:rPr>
-          <w:instrText xml:space="preserve"> PAGEREF _Toc242915952 \h </w:instrText>
+          <w:instrText xml:space="preserve"> PAGEREF _Toc243082352 \h </w:instrText>
         </w:r>
         <w:r>
           <w:rPr>
@@ -3564,7 +3564,7 @@
             <w:noProof/>
             <w:webHidden/>
           </w:rPr>
-          <w:t>16</w:t>
+          <w:t>15</w:t>
         </w:r>
         <w:r>
           <w:rPr>
@@ -3590,13 +3590,13 @@
           <w14:ligatures w14:val="standardContextual"/>
         </w:rPr>
       </w:pPr>
-      <w:hyperlink w:anchor="_Toc242915953" w:history="1">
+      <w:hyperlink w:anchor="_Toc243082353" w:history="1">
         <w:r>
           <w:rPr>
             <w:rStyle w:val="Hyperlink"/>
             <w:noProof/>
           </w:rPr>
-          <w:t>1.5 ANÁLISE DE SENTIMENTO POR ASPECTO E MODELOS DE LINGUAGEM</w:t>
+          <w:t>1.4 DETERMINANTES DE PREÇO E DE REPUTAÇÃO</w:t>
         </w:r>
         <w:r>
           <w:rPr>
@@ -3617,7 +3617,7 @@
             <w:noProof/>
             <w:webHidden/>
           </w:rPr>
-          <w:instrText xml:space="preserve"> PAGEREF _Toc242915953 \h </w:instrText>
+          <w:instrText xml:space="preserve"> PAGEREF _Toc243082353 \h </w:instrText>
         </w:r>
         <w:r>
           <w:rPr>
@@ -3663,13 +3663,13 @@
           <w14:ligatures w14:val="standardContextual"/>
         </w:rPr>
       </w:pPr>
-      <w:hyperlink w:anchor="_Toc242915954" w:history="1">
+      <w:hyperlink w:anchor="_Toc243082354" w:history="1">
         <w:r>
           <w:rPr>
             <w:rStyle w:val="Hyperlink"/>
             <w:noProof/>
           </w:rPr>
-          <w:t>1.6 MODELAGEM DE TÓPICOS</w:t>
+          <w:t>1.5 ANÁLISE DE SENTIMENTO POR ASPECTO E MODELOS DE LINGUAGEM</w:t>
         </w:r>
         <w:r>
           <w:rPr>
@@ -3690,7 +3690,7 @@
             <w:noProof/>
             <w:webHidden/>
           </w:rPr>
-          <w:instrText xml:space="preserve"> PAGEREF _Toc242915954 \h </w:instrText>
+          <w:instrText xml:space="preserve"> PAGEREF _Toc243082354 \h </w:instrText>
         </w:r>
         <w:r>
           <w:rPr>
@@ -3710,7 +3710,7 @@
             <w:noProof/>
             <w:webHidden/>
           </w:rPr>
-          <w:t>17</w:t>
+          <w:t>16</w:t>
         </w:r>
         <w:r>
           <w:rPr>
@@ -3736,13 +3736,13 @@
           <w14:ligatures w14:val="standardContextual"/>
         </w:rPr>
       </w:pPr>
-      <w:hyperlink w:anchor="_Toc242915955" w:history="1">
+      <w:hyperlink w:anchor="_Toc243082355" w:history="1">
         <w:r>
           <w:rPr>
             <w:rStyle w:val="Hyperlink"/>
             <w:noProof/>
           </w:rPr>
-          <w:t>1.7 VALIDAÇÃO, CONCORDÂNCIA E IMPORTÂNCIA RELATIVA</w:t>
+          <w:t>1.6 MODELAGEM DE TÓPICOS</w:t>
         </w:r>
         <w:r>
           <w:rPr>
@@ -3763,7 +3763,7 @@
             <w:noProof/>
             <w:webHidden/>
           </w:rPr>
-          <w:instrText xml:space="preserve"> PAGEREF _Toc242915955 \h </w:instrText>
+          <w:instrText xml:space="preserve"> PAGEREF _Toc243082355 \h </w:instrText>
         </w:r>
         <w:r>
           <w:rPr>
@@ -3809,13 +3809,13 @@
           <w14:ligatures w14:val="standardContextual"/>
         </w:rPr>
       </w:pPr>
-      <w:hyperlink w:anchor="_Toc242915956" w:history="1">
+      <w:hyperlink w:anchor="_Toc243082356" w:history="1">
         <w:r>
           <w:rPr>
             <w:rStyle w:val="Hyperlink"/>
             <w:noProof/>
           </w:rPr>
-          <w:t>1.8 LACUNA</w:t>
+          <w:t>1.7 VALIDAÇÃO, CONCORDÂNCIA E IMPORTÂNCIA RELATIVA</w:t>
         </w:r>
         <w:r>
           <w:rPr>
@@ -3836,7 +3836,7 @@
             <w:noProof/>
             <w:webHidden/>
           </w:rPr>
-          <w:instrText xml:space="preserve"> PAGEREF _Toc242915956 \h </w:instrText>
+          <w:instrText xml:space="preserve"> PAGEREF _Toc243082356 \h </w:instrText>
         </w:r>
         <w:r>
           <w:rPr>
@@ -3856,7 +3856,7 @@
             <w:noProof/>
             <w:webHidden/>
           </w:rPr>
-          <w:t>18</w:t>
+          <w:t>17</w:t>
         </w:r>
         <w:r>
           <w:rPr>
@@ -3869,7 +3869,7 @@
     </w:p>
     <w:p>
       <w:pPr>
-        <w:pStyle w:val="Sumrio1"/>
+        <w:pStyle w:val="Sumrio2"/>
         <w:tabs>
           <w:tab w:val="right" w:leader="dot" w:pos="9061"/>
         </w:tabs>
@@ -3882,13 +3882,13 @@
           <w14:ligatures w14:val="standardContextual"/>
         </w:rPr>
       </w:pPr>
-      <w:hyperlink w:anchor="_Toc242915957" w:history="1">
+      <w:hyperlink w:anchor="_Toc243082357" w:history="1">
         <w:r>
           <w:rPr>
             <w:rStyle w:val="Hyperlink"/>
             <w:noProof/>
           </w:rPr>
-          <w:t>2 DADOS E MÉTODO</w:t>
+          <w:t>1.8 BUSCA BIBLIOGRÁFICA</w:t>
         </w:r>
         <w:r>
           <w:rPr>
@@ -3909,7 +3909,7 @@
             <w:noProof/>
             <w:webHidden/>
           </w:rPr>
-          <w:instrText xml:space="preserve"> PAGEREF _Toc242915957 \h </w:instrText>
+          <w:instrText xml:space="preserve"> PAGEREF _Toc243082357 \h </w:instrText>
         </w:r>
         <w:r>
           <w:rPr>
@@ -3929,7 +3929,7 @@
             <w:noProof/>
             <w:webHidden/>
           </w:rPr>
-          <w:t>19</w:t>
+          <w:t>18</w:t>
         </w:r>
         <w:r>
           <w:rPr>
@@ -3955,13 +3955,13 @@
           <w14:ligatures w14:val="standardContextual"/>
         </w:rPr>
       </w:pPr>
-      <w:hyperlink w:anchor="_Toc242915958" w:history="1">
+      <w:hyperlink w:anchor="_Toc243082358" w:history="1">
         <w:r>
           <w:rPr>
             <w:rStyle w:val="Hyperlink"/>
             <w:noProof/>
           </w:rPr>
-          <w:t>2.1 BASE E RECORTE</w:t>
+          <w:t>1.9 LACUNA</w:t>
         </w:r>
         <w:r>
           <w:rPr>
@@ -3982,7 +3982,7 @@
             <w:noProof/>
             <w:webHidden/>
           </w:rPr>
-          <w:instrText xml:space="preserve"> PAGEREF _Toc242915958 \h </w:instrText>
+          <w:instrText xml:space="preserve"> PAGEREF _Toc243082358 \h </w:instrText>
         </w:r>
         <w:r>
           <w:rPr>
@@ -4002,7 +4002,7 @@
             <w:noProof/>
             <w:webHidden/>
           </w:rPr>
-          <w:t>19</w:t>
+          <w:t>18</w:t>
         </w:r>
         <w:r>
           <w:rPr>
@@ -4015,7 +4015,7 @@
     </w:p>
     <w:p>
       <w:pPr>
-        <w:pStyle w:val="Sumrio2"/>
+        <w:pStyle w:val="Sumrio1"/>
         <w:tabs>
           <w:tab w:val="right" w:leader="dot" w:pos="9061"/>
         </w:tabs>
@@ -4028,13 +4028,13 @@
           <w14:ligatures w14:val="standardContextual"/>
         </w:rPr>
       </w:pPr>
-      <w:hyperlink w:anchor="_Toc242915959" w:history="1">
+      <w:hyperlink w:anchor="_Toc243082359" w:history="1">
         <w:r>
           <w:rPr>
             <w:rStyle w:val="Hyperlink"/>
             <w:noProof/>
           </w:rPr>
-          <w:t>2.2 ASPECTOS ÉTICOS, AMBIENTE DE EXECUÇÃO E DISPONIBILIDADE</w:t>
+          <w:t>2 DADOS E MÉTODO</w:t>
         </w:r>
         <w:r>
           <w:rPr>
@@ -4055,7 +4055,7 @@
             <w:noProof/>
             <w:webHidden/>
           </w:rPr>
-          <w:instrText xml:space="preserve"> PAGEREF _Toc242915959 \h </w:instrText>
+          <w:instrText xml:space="preserve"> PAGEREF _Toc243082359 \h </w:instrText>
         </w:r>
         <w:r>
           <w:rPr>
@@ -4075,7 +4075,7 @@
             <w:noProof/>
             <w:webHidden/>
           </w:rPr>
-          <w:t>20</w:t>
+          <w:t>19</w:t>
         </w:r>
         <w:r>
           <w:rPr>
@@ -4101,13 +4101,13 @@
           <w14:ligatures w14:val="standardContextual"/>
         </w:rPr>
       </w:pPr>
-      <w:hyperlink w:anchor="_Toc242915960" w:history="1">
+      <w:hyperlink w:anchor="_Toc243082360" w:history="1">
         <w:r>
           <w:rPr>
             <w:rStyle w:val="Hyperlink"/>
             <w:noProof/>
           </w:rPr>
-          <w:t>2.3 O QUE A BASE PERMITE MEDIR</w:t>
+          <w:t>2.1 BASE E RECORTE</w:t>
         </w:r>
         <w:r>
           <w:rPr>
@@ -4128,7 +4128,7 @@
             <w:noProof/>
             <w:webHidden/>
           </w:rPr>
-          <w:instrText xml:space="preserve"> PAGEREF _Toc242915960 \h </w:instrText>
+          <w:instrText xml:space="preserve"> PAGEREF _Toc243082360 \h </w:instrText>
         </w:r>
         <w:r>
           <w:rPr>
@@ -4148,7 +4148,7 @@
             <w:noProof/>
             <w:webHidden/>
           </w:rPr>
-          <w:t>21</w:t>
+          <w:t>19</w:t>
         </w:r>
         <w:r>
           <w:rPr>
@@ -4174,13 +4174,13 @@
           <w14:ligatures w14:val="standardContextual"/>
         </w:rPr>
       </w:pPr>
-      <w:hyperlink w:anchor="_Toc242915961" w:history="1">
+      <w:hyperlink w:anchor="_Toc243082361" w:history="1">
         <w:r>
           <w:rPr>
             <w:rStyle w:val="Hyperlink"/>
             <w:noProof/>
           </w:rPr>
-          <w:t>2.4 MEDIÇÃO DO SENTIMENTO</w:t>
+          <w:t>2.2 ASPECTOS ÉTICOS, AMBIENTE DE EXECUÇÃO E DISPONIBILIDADE</w:t>
         </w:r>
         <w:r>
           <w:rPr>
@@ -4201,7 +4201,7 @@
             <w:noProof/>
             <w:webHidden/>
           </w:rPr>
-          <w:instrText xml:space="preserve"> PAGEREF _Toc242915961 \h </w:instrText>
+          <w:instrText xml:space="preserve"> PAGEREF _Toc243082361 \h </w:instrText>
         </w:r>
         <w:r>
           <w:rPr>
@@ -4221,7 +4221,7 @@
             <w:noProof/>
             <w:webHidden/>
           </w:rPr>
-          <w:t>21</w:t>
+          <w:t>20</w:t>
         </w:r>
         <w:r>
           <w:rPr>
@@ -4247,13 +4247,13 @@
           <w14:ligatures w14:val="standardContextual"/>
         </w:rPr>
       </w:pPr>
-      <w:hyperlink w:anchor="_Toc242915962" w:history="1">
+      <w:hyperlink w:anchor="_Toc243082362" w:history="1">
         <w:r>
           <w:rPr>
             <w:rStyle w:val="Hyperlink"/>
             <w:noProof/>
           </w:rPr>
-          <w:t>2.5 TÓPICOS E ASPECTOS</w:t>
+          <w:t>2.3 O QUE A BASE PERMITE MEDIR</w:t>
         </w:r>
         <w:r>
           <w:rPr>
@@ -4274,7 +4274,7 @@
             <w:noProof/>
             <w:webHidden/>
           </w:rPr>
-          <w:instrText xml:space="preserve"> PAGEREF _Toc242915962 \h </w:instrText>
+          <w:instrText xml:space="preserve"> PAGEREF _Toc243082362 \h </w:instrText>
         </w:r>
         <w:r>
           <w:rPr>
@@ -4294,7 +4294,7 @@
             <w:noProof/>
             <w:webHidden/>
           </w:rPr>
-          <w:t>22</w:t>
+          <w:t>21</w:t>
         </w:r>
         <w:r>
           <w:rPr>
@@ -4320,13 +4320,13 @@
           <w14:ligatures w14:val="standardContextual"/>
         </w:rPr>
       </w:pPr>
-      <w:hyperlink w:anchor="_Toc242915963" w:history="1">
+      <w:hyperlink w:anchor="_Toc243082363" w:history="1">
         <w:r>
           <w:rPr>
             <w:rStyle w:val="Hyperlink"/>
             <w:noProof/>
           </w:rPr>
-          <w:t>2.6 PERFIL POR ANÚNCIO</w:t>
+          <w:t>2.4 MEDIÇÃO DO SENTIMENTO</w:t>
         </w:r>
         <w:r>
           <w:rPr>
@@ -4347,7 +4347,7 @@
             <w:noProof/>
             <w:webHidden/>
           </w:rPr>
-          <w:instrText xml:space="preserve"> PAGEREF _Toc242915963 \h </w:instrText>
+          <w:instrText xml:space="preserve"> PAGEREF _Toc243082363 \h </w:instrText>
         </w:r>
         <w:r>
           <w:rPr>
@@ -4367,7 +4367,7 @@
             <w:noProof/>
             <w:webHidden/>
           </w:rPr>
-          <w:t>23</w:t>
+          <w:t>21</w:t>
         </w:r>
         <w:r>
           <w:rPr>
@@ -4393,13 +4393,13 @@
           <w14:ligatures w14:val="standardContextual"/>
         </w:rPr>
       </w:pPr>
-      <w:hyperlink w:anchor="_Toc242915964" w:history="1">
+      <w:hyperlink w:anchor="_Toc243082364" w:history="1">
         <w:r>
           <w:rPr>
             <w:rStyle w:val="Hyperlink"/>
             <w:noProof/>
           </w:rPr>
-          <w:t>2.7 DESENHO ANALÍTICO</w:t>
+          <w:t>2.5 TÓPICOS E ASPECTOS</w:t>
         </w:r>
         <w:r>
           <w:rPr>
@@ -4420,7 +4420,7 @@
             <w:noProof/>
             <w:webHidden/>
           </w:rPr>
-          <w:instrText xml:space="preserve"> PAGEREF _Toc242915964 \h </w:instrText>
+          <w:instrText xml:space="preserve"> PAGEREF _Toc243082364 \h </w:instrText>
         </w:r>
         <w:r>
           <w:rPr>
@@ -4440,7 +4440,7 @@
             <w:noProof/>
             <w:webHidden/>
           </w:rPr>
-          <w:t>24</w:t>
+          <w:t>22</w:t>
         </w:r>
         <w:r>
           <w:rPr>
@@ -4453,7 +4453,7 @@
     </w:p>
     <w:p>
       <w:pPr>
-        <w:pStyle w:val="Sumrio1"/>
+        <w:pStyle w:val="Sumrio2"/>
         <w:tabs>
           <w:tab w:val="right" w:leader="dot" w:pos="9061"/>
         </w:tabs>
@@ -4466,13 +4466,13 @@
           <w14:ligatures w14:val="standardContextual"/>
         </w:rPr>
       </w:pPr>
-      <w:hyperlink w:anchor="_Toc242915965" w:history="1">
+      <w:hyperlink w:anchor="_Toc243082365" w:history="1">
         <w:r>
           <w:rPr>
             <w:rStyle w:val="Hyperlink"/>
             <w:noProof/>
           </w:rPr>
-          <w:t>3 VALIDAÇÃO DA MEDIÇÃO</w:t>
+          <w:t>2.6 PERFIL POR ANÚNCIO</w:t>
         </w:r>
         <w:r>
           <w:rPr>
@@ -4493,7 +4493,7 @@
             <w:noProof/>
             <w:webHidden/>
           </w:rPr>
-          <w:instrText xml:space="preserve"> PAGEREF _Toc242915965 \h </w:instrText>
+          <w:instrText xml:space="preserve"> PAGEREF _Toc243082365 \h </w:instrText>
         </w:r>
         <w:r>
           <w:rPr>
@@ -4513,7 +4513,7 @@
             <w:noProof/>
             <w:webHidden/>
           </w:rPr>
-          <w:t>26</w:t>
+          <w:t>23</w:t>
         </w:r>
         <w:r>
           <w:rPr>
@@ -4539,13 +4539,13 @@
           <w14:ligatures w14:val="standardContextual"/>
         </w:rPr>
       </w:pPr>
-      <w:hyperlink w:anchor="_Toc242915966" w:history="1">
+      <w:hyperlink w:anchor="_Toc243082366" w:history="1">
         <w:r>
           <w:rPr>
             <w:rStyle w:val="Hyperlink"/>
             <w:noProof/>
           </w:rPr>
-          <w:t>3.1 EVIDÊNCIA DIRETA: FRASES ROTULADAS</w:t>
+          <w:t>2.7 DESENHO ANALÍTICO</w:t>
         </w:r>
         <w:r>
           <w:rPr>
@@ -4566,7 +4566,7 @@
             <w:noProof/>
             <w:webHidden/>
           </w:rPr>
-          <w:instrText xml:space="preserve"> PAGEREF _Toc242915966 \h </w:instrText>
+          <w:instrText xml:space="preserve"> PAGEREF _Toc243082366 \h </w:instrText>
         </w:r>
         <w:r>
           <w:rPr>
@@ -4586,7 +4586,7 @@
             <w:noProof/>
             <w:webHidden/>
           </w:rPr>
-          <w:t>26</w:t>
+          <w:t>24</w:t>
         </w:r>
         <w:r>
           <w:rPr>
@@ -4599,7 +4599,7 @@
     </w:p>
     <w:p>
       <w:pPr>
-        <w:pStyle w:val="Sumrio2"/>
+        <w:pStyle w:val="Sumrio1"/>
         <w:tabs>
           <w:tab w:val="right" w:leader="dot" w:pos="9061"/>
         </w:tabs>
@@ -4612,13 +4612,13 @@
           <w14:ligatures w14:val="standardContextual"/>
         </w:rPr>
       </w:pPr>
-      <w:hyperlink w:anchor="_Toc242915967" w:history="1">
+      <w:hyperlink w:anchor="_Toc243082367" w:history="1">
         <w:r>
           <w:rPr>
             <w:rStyle w:val="Hyperlink"/>
             <w:noProof/>
           </w:rPr>
-          <w:t>3.2 CONCORDÂNCIA ENTRE OS DOIS MODELOS</w:t>
+          <w:t>3 VALIDAÇÃO DA MEDIÇÃO</w:t>
         </w:r>
         <w:r>
           <w:rPr>
@@ -4639,7 +4639,7 @@
             <w:noProof/>
             <w:webHidden/>
           </w:rPr>
-          <w:instrText xml:space="preserve"> PAGEREF _Toc242915967 \h </w:instrText>
+          <w:instrText xml:space="preserve"> PAGEREF _Toc243082367 \h </w:instrText>
         </w:r>
         <w:r>
           <w:rPr>
@@ -4659,7 +4659,7 @@
             <w:noProof/>
             <w:webHidden/>
           </w:rPr>
-          <w:t>27</w:t>
+          <w:t>26</w:t>
         </w:r>
         <w:r>
           <w:rPr>
@@ -4685,13 +4685,13 @@
           <w14:ligatures w14:val="standardContextual"/>
         </w:rPr>
       </w:pPr>
-      <w:hyperlink w:anchor="_Toc242915968" w:history="1">
+      <w:hyperlink w:anchor="_Toc243082368" w:history="1">
         <w:r>
           <w:rPr>
             <w:rStyle w:val="Hyperlink"/>
             <w:noProof/>
           </w:rPr>
-          <w:t>3.3 REGRA DE ESCOLHA FIXADA DE ANTEMÃO E MODELO PRINCIPAL</w:t>
+          <w:t>3.1 EVIDÊNCIA DIRETA: FRASES ROTULADAS</w:t>
         </w:r>
         <w:r>
           <w:rPr>
@@ -4712,7 +4712,7 @@
             <w:noProof/>
             <w:webHidden/>
           </w:rPr>
-          <w:instrText xml:space="preserve"> PAGEREF _Toc242915968 \h </w:instrText>
+          <w:instrText xml:space="preserve"> PAGEREF _Toc243082368 \h </w:instrText>
         </w:r>
         <w:r>
           <w:rPr>
@@ -4732,7 +4732,7 @@
             <w:noProof/>
             <w:webHidden/>
           </w:rPr>
-          <w:t>28</w:t>
+          <w:t>26</w:t>
         </w:r>
         <w:r>
           <w:rPr>
@@ -4758,13 +4758,13 @@
           <w14:ligatures w14:val="standardContextual"/>
         </w:rPr>
       </w:pPr>
-      <w:hyperlink w:anchor="_Toc242915969" w:history="1">
+      <w:hyperlink w:anchor="_Toc243082369" w:history="1">
         <w:r>
           <w:rPr>
             <w:rStyle w:val="Hyperlink"/>
             <w:noProof/>
           </w:rPr>
-          <w:t>3.4 VALIDADE DE CONSTRUTO: CONCORDÂNCIA COM AS SUBNOTAS OFICIAIS</w:t>
+          <w:t>3.2 CONCORDÂNCIA ENTRE OS DOIS MODELOS</w:t>
         </w:r>
         <w:r>
           <w:rPr>
@@ -4785,7 +4785,7 @@
             <w:noProof/>
             <w:webHidden/>
           </w:rPr>
-          <w:instrText xml:space="preserve"> PAGEREF _Toc242915969 \h </w:instrText>
+          <w:instrText xml:space="preserve"> PAGEREF _Toc243082369 \h </w:instrText>
         </w:r>
         <w:r>
           <w:rPr>
@@ -4805,7 +4805,7 @@
             <w:noProof/>
             <w:webHidden/>
           </w:rPr>
-          <w:t>28</w:t>
+          <w:t>27</w:t>
         </w:r>
         <w:r>
           <w:rPr>
@@ -4831,13 +4831,13 @@
           <w14:ligatures w14:val="standardContextual"/>
         </w:rPr>
       </w:pPr>
-      <w:hyperlink w:anchor="_Toc242915970" w:history="1">
+      <w:hyperlink w:anchor="_Toc243082370" w:history="1">
         <w:r>
           <w:rPr>
             <w:rStyle w:val="Hyperlink"/>
             <w:noProof/>
           </w:rPr>
-          <w:t>3.5 CHECAGEM COM UM SEGUNDO MÉTODO DE TÓPICOS E COM UM SEGUNDO ANOTADOR</w:t>
+          <w:t>3.3 REGRA DE ESCOLHA FIXADA DE ANTEMÃO E MODELO PRINCIPAL</w:t>
         </w:r>
         <w:r>
           <w:rPr>
@@ -4858,7 +4858,7 @@
             <w:noProof/>
             <w:webHidden/>
           </w:rPr>
-          <w:instrText xml:space="preserve"> PAGEREF _Toc242915970 \h </w:instrText>
+          <w:instrText xml:space="preserve"> PAGEREF _Toc243082370 \h </w:instrText>
         </w:r>
         <w:r>
           <w:rPr>
@@ -4878,7 +4878,7 @@
             <w:noProof/>
             <w:webHidden/>
           </w:rPr>
-          <w:t>29</w:t>
+          <w:t>28</w:t>
         </w:r>
         <w:r>
           <w:rPr>
@@ -4904,13 +4904,13 @@
           <w14:ligatures w14:val="standardContextual"/>
         </w:rPr>
       </w:pPr>
-      <w:hyperlink w:anchor="_Toc242915971" w:history="1">
+      <w:hyperlink w:anchor="_Toc243082371" w:history="1">
         <w:r>
           <w:rPr>
             <w:rStyle w:val="Hyperlink"/>
             <w:noProof/>
           </w:rPr>
-          <w:t>3.6 CLASSIFICAÇÃO DOS ASPECTOS</w:t>
+          <w:t>3.4 VALIDADE DE CONSTRUTO: CONCORDÂNCIA COM AS SUBNOTAS OFICIAIS</w:t>
         </w:r>
         <w:r>
           <w:rPr>
@@ -4931,7 +4931,7 @@
             <w:noProof/>
             <w:webHidden/>
           </w:rPr>
-          <w:instrText xml:space="preserve"> PAGEREF _Toc242915971 \h </w:instrText>
+          <w:instrText xml:space="preserve"> PAGEREF _Toc243082371 \h </w:instrText>
         </w:r>
         <w:r>
           <w:rPr>
@@ -4951,7 +4951,7 @@
             <w:noProof/>
             <w:webHidden/>
           </w:rPr>
-          <w:t>30</w:t>
+          <w:t>28</w:t>
         </w:r>
         <w:r>
           <w:rPr>
@@ -4964,7 +4964,7 @@
     </w:p>
     <w:p>
       <w:pPr>
-        <w:pStyle w:val="Sumrio1"/>
+        <w:pStyle w:val="Sumrio2"/>
         <w:tabs>
           <w:tab w:val="right" w:leader="dot" w:pos="9061"/>
         </w:tabs>
@@ -4977,13 +4977,13 @@
           <w14:ligatures w14:val="standardContextual"/>
         </w:rPr>
       </w:pPr>
-      <w:hyperlink w:anchor="_Toc242915972" w:history="1">
+      <w:hyperlink w:anchor="_Toc243082372" w:history="1">
         <w:r>
           <w:rPr>
             <w:rStyle w:val="Hyperlink"/>
             <w:noProof/>
           </w:rPr>
-          <w:t>4 O QUE O TEXTO REVELA SOBRE A NOTA</w:t>
+          <w:t>3.5 CHECAGEM COM UM SEGUNDO MÉTODO DE TÓPICOS E COM UM SEGUNDO ANOTADOR</w:t>
         </w:r>
         <w:r>
           <w:rPr>
@@ -5004,7 +5004,7 @@
             <w:noProof/>
             <w:webHidden/>
           </w:rPr>
-          <w:instrText xml:space="preserve"> PAGEREF _Toc242915972 \h </w:instrText>
+          <w:instrText xml:space="preserve"> PAGEREF _Toc243082372 \h </w:instrText>
         </w:r>
         <w:r>
           <w:rPr>
@@ -5024,7 +5024,7 @@
             <w:noProof/>
             <w:webHidden/>
           </w:rPr>
-          <w:t>32</w:t>
+          <w:t>29</w:t>
         </w:r>
         <w:r>
           <w:rPr>
@@ -5050,13 +5050,13 @@
           <w14:ligatures w14:val="standardContextual"/>
         </w:rPr>
       </w:pPr>
-      <w:hyperlink w:anchor="_Toc242915973" w:history="1">
+      <w:hyperlink w:anchor="_Toc243082373" w:history="1">
         <w:r>
           <w:rPr>
             <w:rStyle w:val="Hyperlink"/>
             <w:noProof/>
           </w:rPr>
-          <w:t>4.1 IMPORTÂNCIA DOS ASPECTOS</w:t>
+          <w:t>3.6 CLASSIFICAÇÃO DOS ASPECTOS</w:t>
         </w:r>
         <w:r>
           <w:rPr>
@@ -5077,7 +5077,7 @@
             <w:noProof/>
             <w:webHidden/>
           </w:rPr>
-          <w:instrText xml:space="preserve"> PAGEREF _Toc242915973 \h </w:instrText>
+          <w:instrText xml:space="preserve"> PAGEREF _Toc243082373 \h </w:instrText>
         </w:r>
         <w:r>
           <w:rPr>
@@ -5097,7 +5097,7 @@
             <w:noProof/>
             <w:webHidden/>
           </w:rPr>
-          <w:t>32</w:t>
+          <w:t>30</w:t>
         </w:r>
         <w:r>
           <w:rPr>
@@ -5110,7 +5110,7 @@
     </w:p>
     <w:p>
       <w:pPr>
-        <w:pStyle w:val="Sumrio2"/>
+        <w:pStyle w:val="Sumrio1"/>
         <w:tabs>
           <w:tab w:val="right" w:leader="dot" w:pos="9061"/>
         </w:tabs>
@@ -5123,13 +5123,13 @@
           <w14:ligatures w14:val="standardContextual"/>
         </w:rPr>
       </w:pPr>
-      <w:hyperlink w:anchor="_Toc242915974" w:history="1">
+      <w:hyperlink w:anchor="_Toc243082374" w:history="1">
         <w:r>
           <w:rPr>
             <w:rStyle w:val="Hyperlink"/>
             <w:noProof/>
           </w:rPr>
-          <w:t>4.2 QUEIXAS E ELOGIOS POR TÓPICO</w:t>
+          <w:t>4 O QUE O TEXTO REVELA SOBRE A NOTA</w:t>
         </w:r>
         <w:r>
           <w:rPr>
@@ -5150,7 +5150,7 @@
             <w:noProof/>
             <w:webHidden/>
           </w:rPr>
-          <w:instrText xml:space="preserve"> PAGEREF _Toc242915974 \h </w:instrText>
+          <w:instrText xml:space="preserve"> PAGEREF _Toc243082374 \h </w:instrText>
         </w:r>
         <w:r>
           <w:rPr>
@@ -5170,7 +5170,7 @@
             <w:noProof/>
             <w:webHidden/>
           </w:rPr>
-          <w:t>36</w:t>
+          <w:t>32</w:t>
         </w:r>
         <w:r>
           <w:rPr>
@@ -5196,13 +5196,13 @@
           <w14:ligatures w14:val="standardContextual"/>
         </w:rPr>
       </w:pPr>
-      <w:hyperlink w:anchor="_Toc242915975" w:history="1">
+      <w:hyperlink w:anchor="_Toc243082375" w:history="1">
         <w:r>
           <w:rPr>
             <w:rStyle w:val="Hyperlink"/>
             <w:noProof/>
           </w:rPr>
-          <w:t>4.3 CUIDADOS DE INTERPRETAÇÃO</w:t>
+          <w:t>4.1 IMPORTÂNCIA DOS ASPECTOS</w:t>
         </w:r>
         <w:r>
           <w:rPr>
@@ -5223,7 +5223,7 @@
             <w:noProof/>
             <w:webHidden/>
           </w:rPr>
-          <w:instrText xml:space="preserve"> PAGEREF _Toc242915975 \h </w:instrText>
+          <w:instrText xml:space="preserve"> PAGEREF _Toc243082375 \h </w:instrText>
         </w:r>
         <w:r>
           <w:rPr>
@@ -5243,7 +5243,7 @@
             <w:noProof/>
             <w:webHidden/>
           </w:rPr>
-          <w:t>38</w:t>
+          <w:t>32</w:t>
         </w:r>
         <w:r>
           <w:rPr>
@@ -5256,7 +5256,7 @@
     </w:p>
     <w:p>
       <w:pPr>
-        <w:pStyle w:val="Sumrio1"/>
+        <w:pStyle w:val="Sumrio2"/>
         <w:tabs>
           <w:tab w:val="right" w:leader="dot" w:pos="9061"/>
         </w:tabs>
@@ -5269,13 +5269,13 @@
           <w14:ligatures w14:val="standardContextual"/>
         </w:rPr>
       </w:pPr>
-      <w:hyperlink w:anchor="_Toc242915976" w:history="1">
+      <w:hyperlink w:anchor="_Toc243082376" w:history="1">
         <w:r>
           <w:rPr>
             <w:rStyle w:val="Hyperlink"/>
             <w:noProof/>
           </w:rPr>
-          <w:t>5 APLICAÇÃO: DIAGNÓSTICO POR ANÚNCIO</w:t>
+          <w:t>4.2 QUEIXAS E ELOGIOS POR TÓPICO</w:t>
         </w:r>
         <w:r>
           <w:rPr>
@@ -5296,7 +5296,7 @@
             <w:noProof/>
             <w:webHidden/>
           </w:rPr>
-          <w:instrText xml:space="preserve"> PAGEREF _Toc242915976 \h </w:instrText>
+          <w:instrText xml:space="preserve"> PAGEREF _Toc243082376 \h </w:instrText>
         </w:r>
         <w:r>
           <w:rPr>
@@ -5316,7 +5316,7 @@
             <w:noProof/>
             <w:webHidden/>
           </w:rPr>
-          <w:t>39</w:t>
+          <w:t>36</w:t>
         </w:r>
         <w:r>
           <w:rPr>
@@ -5342,13 +5342,13 @@
           <w14:ligatures w14:val="standardContextual"/>
         </w:rPr>
       </w:pPr>
-      <w:hyperlink w:anchor="_Toc242915977" w:history="1">
+      <w:hyperlink w:anchor="_Toc243082377" w:history="1">
         <w:r>
           <w:rPr>
             <w:rStyle w:val="Hyperlink"/>
             <w:noProof/>
           </w:rPr>
-          <w:t>5.1 PRODUTO TÉCNICO</w:t>
+          <w:t>4.3 CUIDADOS DE INTERPRETAÇÃO</w:t>
         </w:r>
         <w:r>
           <w:rPr>
@@ -5369,7 +5369,7 @@
             <w:noProof/>
             <w:webHidden/>
           </w:rPr>
-          <w:instrText xml:space="preserve"> PAGEREF _Toc242915977 \h </w:instrText>
+          <w:instrText xml:space="preserve"> PAGEREF _Toc243082377 \h </w:instrText>
         </w:r>
         <w:r>
           <w:rPr>
@@ -5389,7 +5389,7 @@
             <w:noProof/>
             <w:webHidden/>
           </w:rPr>
-          <w:t>40</w:t>
+          <w:t>38</w:t>
         </w:r>
         <w:r>
           <w:rPr>
@@ -5415,13 +5415,13 @@
           <w14:ligatures w14:val="standardContextual"/>
         </w:rPr>
       </w:pPr>
-      <w:hyperlink w:anchor="_Toc242915978" w:history="1">
+      <w:hyperlink w:anchor="_Toc243082378" w:history="1">
         <w:r>
           <w:rPr>
             <w:rStyle w:val="Hyperlink"/>
             <w:noProof/>
           </w:rPr>
-          <w:t>6 UM ÍNDICE ÚNICO ACRESCENTA ALGO?</w:t>
+          <w:t>5 APLICAÇÃO: DIAGNÓSTICO POR ANÚNCIO</w:t>
         </w:r>
         <w:r>
           <w:rPr>
@@ -5442,7 +5442,7 @@
             <w:noProof/>
             <w:webHidden/>
           </w:rPr>
-          <w:instrText xml:space="preserve"> PAGEREF _Toc242915978 \h </w:instrText>
+          <w:instrText xml:space="preserve"> PAGEREF _Toc243082378 \h </w:instrText>
         </w:r>
         <w:r>
           <w:rPr>
@@ -5462,7 +5462,7 @@
             <w:noProof/>
             <w:webHidden/>
           </w:rPr>
-          <w:t>42</w:t>
+          <w:t>39</w:t>
         </w:r>
         <w:r>
           <w:rPr>
@@ -5488,13 +5488,13 @@
           <w14:ligatures w14:val="standardContextual"/>
         </w:rPr>
       </w:pPr>
-      <w:hyperlink w:anchor="_Toc242915979" w:history="1">
+      <w:hyperlink w:anchor="_Toc243082379" w:history="1">
         <w:r>
           <w:rPr>
             <w:rStyle w:val="Hyperlink"/>
             <w:noProof/>
           </w:rPr>
-          <w:t>6.1 CONSTRUÇÃO DO ÍNDICE</w:t>
+          <w:t>5.1 PRODUTO TÉCNICO</w:t>
         </w:r>
         <w:r>
           <w:rPr>
@@ -5515,7 +5515,7 @@
             <w:noProof/>
             <w:webHidden/>
           </w:rPr>
-          <w:instrText xml:space="preserve"> PAGEREF _Toc242915979 \h </w:instrText>
+          <w:instrText xml:space="preserve"> PAGEREF _Toc243082379 \h </w:instrText>
         </w:r>
         <w:r>
           <w:rPr>
@@ -5535,7 +5535,7 @@
             <w:noProof/>
             <w:webHidden/>
           </w:rPr>
-          <w:t>42</w:t>
+          <w:t>40</w:t>
         </w:r>
         <w:r>
           <w:rPr>
@@ -5548,7 +5548,7 @@
     </w:p>
     <w:p>
       <w:pPr>
-        <w:pStyle w:val="Sumrio2"/>
+        <w:pStyle w:val="Sumrio1"/>
         <w:tabs>
           <w:tab w:val="right" w:leader="dot" w:pos="9061"/>
         </w:tabs>
@@ -5561,13 +5561,13 @@
           <w14:ligatures w14:val="standardContextual"/>
         </w:rPr>
       </w:pPr>
-      <w:hyperlink w:anchor="_Toc242915980" w:history="1">
+      <w:hyperlink w:anchor="_Toc243082380" w:history="1">
         <w:r>
           <w:rPr>
             <w:rStyle w:val="Hyperlink"/>
             <w:noProof/>
           </w:rPr>
-          <w:t>6.2 COMPRESSÃO DA NOTA OFICIAL E REORDENAMENTO</w:t>
+          <w:t>6 UM ÍNDICE ÚNICO ACRESCENTA ALGO?</w:t>
         </w:r>
         <w:r>
           <w:rPr>
@@ -5588,7 +5588,7 @@
             <w:noProof/>
             <w:webHidden/>
           </w:rPr>
-          <w:instrText xml:space="preserve"> PAGEREF _Toc242915980 \h </w:instrText>
+          <w:instrText xml:space="preserve"> PAGEREF _Toc243082380 \h </w:instrText>
         </w:r>
         <w:r>
           <w:rPr>
@@ -5608,7 +5608,7 @@
             <w:noProof/>
             <w:webHidden/>
           </w:rPr>
-          <w:t>42</w:t>
+          <w:t>43</w:t>
         </w:r>
         <w:r>
           <w:rPr>
@@ -5634,13 +5634,13 @@
           <w14:ligatures w14:val="standardContextual"/>
         </w:rPr>
       </w:pPr>
-      <w:hyperlink w:anchor="_Toc242915981" w:history="1">
+      <w:hyperlink w:anchor="_Toc243082381" w:history="1">
         <w:r>
           <w:rPr>
             <w:rStyle w:val="Hyperlink"/>
             <w:noProof/>
           </w:rPr>
-          <w:t>6.3 PODER EXPLICATIVO SOBRE OS ÍNDICES DE VOLUME</w:t>
+          <w:t>6.1 CONSTRUÇÃO DO ÍNDICE</w:t>
         </w:r>
         <w:r>
           <w:rPr>
@@ -5661,7 +5661,7 @@
             <w:noProof/>
             <w:webHidden/>
           </w:rPr>
-          <w:instrText xml:space="preserve"> PAGEREF _Toc242915981 \h </w:instrText>
+          <w:instrText xml:space="preserve"> PAGEREF _Toc243082381 \h </w:instrText>
         </w:r>
         <w:r>
           <w:rPr>
@@ -5707,13 +5707,13 @@
           <w14:ligatures w14:val="standardContextual"/>
         </w:rPr>
       </w:pPr>
-      <w:hyperlink w:anchor="_Toc242915982" w:history="1">
+      <w:hyperlink w:anchor="_Toc243082382" w:history="1">
         <w:r>
           <w:rPr>
             <w:rStyle w:val="Hyperlink"/>
             <w:noProof/>
           </w:rPr>
-          <w:t>6.4 MONOTONICIDADE E REORDENAMENTO</w:t>
+          <w:t>6.2 COMPRESSÃO DA NOTA OFICIAL E REORDENAMENTO</w:t>
         </w:r>
         <w:r>
           <w:rPr>
@@ -5734,7 +5734,7 @@
             <w:noProof/>
             <w:webHidden/>
           </w:rPr>
-          <w:instrText xml:space="preserve"> PAGEREF _Toc242915982 \h </w:instrText>
+          <w:instrText xml:space="preserve"> PAGEREF _Toc243082382 \h </w:instrText>
         </w:r>
         <w:r>
           <w:rPr>
@@ -5754,7 +5754,7 @@
             <w:noProof/>
             <w:webHidden/>
           </w:rPr>
-          <w:t>45</w:t>
+          <w:t>43</w:t>
         </w:r>
         <w:r>
           <w:rPr>
@@ -5780,13 +5780,13 @@
           <w14:ligatures w14:val="standardContextual"/>
         </w:rPr>
       </w:pPr>
-      <w:hyperlink w:anchor="_Toc242915983" w:history="1">
+      <w:hyperlink w:anchor="_Toc243082383" w:history="1">
         <w:r>
           <w:rPr>
             <w:rStyle w:val="Hyperlink"/>
             <w:noProof/>
           </w:rPr>
-          <w:t>6.5 SENSIBILIDADE</w:t>
+          <w:t>6.3 PODER EXPLICATIVO SOBRE OS ÍNDICES DE VOLUME</w:t>
         </w:r>
         <w:r>
           <w:rPr>
@@ -5807,7 +5807,7 @@
             <w:noProof/>
             <w:webHidden/>
           </w:rPr>
-          <w:instrText xml:space="preserve"> PAGEREF _Toc242915983 \h </w:instrText>
+          <w:instrText xml:space="preserve"> PAGEREF _Toc243082383 \h </w:instrText>
         </w:r>
         <w:r>
           <w:rPr>
@@ -5827,7 +5827,7 @@
             <w:noProof/>
             <w:webHidden/>
           </w:rPr>
-          <w:t>45</w:t>
+          <w:t>44</w:t>
         </w:r>
         <w:r>
           <w:rPr>
@@ -5853,13 +5853,13 @@
           <w14:ligatures w14:val="standardContextual"/>
         </w:rPr>
       </w:pPr>
-      <w:hyperlink w:anchor="_Toc242915984" w:history="1">
+      <w:hyperlink w:anchor="_Toc243082384" w:history="1">
         <w:r>
           <w:rPr>
             <w:rStyle w:val="Hyperlink"/>
             <w:noProof/>
           </w:rPr>
-          <w:t>6.6 COMO LER O RESULTADO</w:t>
+          <w:t>6.4 MONOTONICIDADE E REORDENAMENTO</w:t>
         </w:r>
         <w:r>
           <w:rPr>
@@ -5880,7 +5880,7 @@
             <w:noProof/>
             <w:webHidden/>
           </w:rPr>
-          <w:instrText xml:space="preserve"> PAGEREF _Toc242915984 \h </w:instrText>
+          <w:instrText xml:space="preserve"> PAGEREF _Toc243082384 \h </w:instrText>
         </w:r>
         <w:r>
           <w:rPr>
@@ -5913,7 +5913,7 @@
     </w:p>
     <w:p>
       <w:pPr>
-        <w:pStyle w:val="Sumrio1"/>
+        <w:pStyle w:val="Sumrio2"/>
         <w:tabs>
           <w:tab w:val="right" w:leader="dot" w:pos="9061"/>
         </w:tabs>
@@ -5926,13 +5926,13 @@
           <w14:ligatures w14:val="standardContextual"/>
         </w:rPr>
       </w:pPr>
-      <w:hyperlink w:anchor="_Toc242915985" w:history="1">
+      <w:hyperlink w:anchor="_Toc243082385" w:history="1">
         <w:r>
           <w:rPr>
             <w:rStyle w:val="Hyperlink"/>
             <w:noProof/>
           </w:rPr>
-          <w:t>7 DISCUSSÃO E LIMITAÇÕES</w:t>
+          <w:t>6.5 SENSIBILIDADE</w:t>
         </w:r>
         <w:r>
           <w:rPr>
@@ -5953,7 +5953,7 @@
             <w:noProof/>
             <w:webHidden/>
           </w:rPr>
-          <w:instrText xml:space="preserve"> PAGEREF _Toc242915985 \h </w:instrText>
+          <w:instrText xml:space="preserve"> PAGEREF _Toc243082385 \h </w:instrText>
         </w:r>
         <w:r>
           <w:rPr>
@@ -5973,7 +5973,7 @@
             <w:noProof/>
             <w:webHidden/>
           </w:rPr>
-          <w:t>47</w:t>
+          <w:t>46</w:t>
         </w:r>
         <w:r>
           <w:rPr>
@@ -5999,13 +5999,13 @@
           <w14:ligatures w14:val="standardContextual"/>
         </w:rPr>
       </w:pPr>
-      <w:hyperlink w:anchor="_Toc242915986" w:history="1">
+      <w:hyperlink w:anchor="_Toc243082386" w:history="1">
         <w:r>
           <w:rPr>
             <w:rStyle w:val="Hyperlink"/>
             <w:noProof/>
           </w:rPr>
-          <w:t>7.1 OS RESULTADOS À LUZ DA LITERATURA</w:t>
+          <w:t>6.6 COMO LER O RESULTADO</w:t>
         </w:r>
         <w:r>
           <w:rPr>
@@ -6026,7 +6026,7 @@
             <w:noProof/>
             <w:webHidden/>
           </w:rPr>
-          <w:instrText xml:space="preserve"> PAGEREF _Toc242915986 \h </w:instrText>
+          <w:instrText xml:space="preserve"> PAGEREF _Toc243082386 \h </w:instrText>
         </w:r>
         <w:r>
           <w:rPr>
@@ -6059,7 +6059,7 @@
     </w:p>
     <w:p>
       <w:pPr>
-        <w:pStyle w:val="Sumrio2"/>
+        <w:pStyle w:val="Sumrio1"/>
         <w:tabs>
           <w:tab w:val="right" w:leader="dot" w:pos="9061"/>
         </w:tabs>
@@ -6072,13 +6072,13 @@
           <w14:ligatures w14:val="standardContextual"/>
         </w:rPr>
       </w:pPr>
-      <w:hyperlink w:anchor="_Toc242915987" w:history="1">
+      <w:hyperlink w:anchor="_Toc243082387" w:history="1">
         <w:r>
           <w:rPr>
             <w:rStyle w:val="Hyperlink"/>
             <w:noProof/>
           </w:rPr>
-          <w:t>7.2 IMPLICAÇÕES PARA ANFITRIÕES E EMPRESAS GESTORAS</w:t>
+          <w:t>7 DISCUSSÃO E LIMITAÇÕES</w:t>
         </w:r>
         <w:r>
           <w:rPr>
@@ -6099,7 +6099,7 @@
             <w:noProof/>
             <w:webHidden/>
           </w:rPr>
-          <w:instrText xml:space="preserve"> PAGEREF _Toc242915987 \h </w:instrText>
+          <w:instrText xml:space="preserve"> PAGEREF _Toc243082387 \h </w:instrText>
         </w:r>
         <w:r>
           <w:rPr>
@@ -6145,13 +6145,13 @@
           <w14:ligatures w14:val="standardContextual"/>
         </w:rPr>
       </w:pPr>
-      <w:hyperlink w:anchor="_Toc242915988" w:history="1">
+      <w:hyperlink w:anchor="_Toc243082388" w:history="1">
         <w:r>
           <w:rPr>
             <w:rStyle w:val="Hyperlink"/>
             <w:noProof/>
           </w:rPr>
-          <w:t>7.3 LIMITAÇÕES</w:t>
+          <w:t>7.1 OS RESULTADOS À LUZ DA LITERATURA</w:t>
         </w:r>
         <w:r>
           <w:rPr>
@@ -6172,7 +6172,7 @@
             <w:noProof/>
             <w:webHidden/>
           </w:rPr>
-          <w:instrText xml:space="preserve"> PAGEREF _Toc242915988 \h </w:instrText>
+          <w:instrText xml:space="preserve"> PAGEREF _Toc243082388 \h </w:instrText>
         </w:r>
         <w:r>
           <w:rPr>
@@ -6205,7 +6205,7 @@
     </w:p>
     <w:p>
       <w:pPr>
-        <w:pStyle w:val="Sumrio1"/>
+        <w:pStyle w:val="Sumrio2"/>
         <w:tabs>
           <w:tab w:val="right" w:leader="dot" w:pos="9061"/>
         </w:tabs>
@@ -6218,13 +6218,13 @@
           <w14:ligatures w14:val="standardContextual"/>
         </w:rPr>
       </w:pPr>
-      <w:hyperlink w:anchor="_Toc242915989" w:history="1">
+      <w:hyperlink w:anchor="_Toc243082389" w:history="1">
         <w:r>
           <w:rPr>
             <w:rStyle w:val="Hyperlink"/>
             <w:noProof/>
           </w:rPr>
-          <w:t>CONCLUSÕES</w:t>
+          <w:t>7.2 IMPLICAÇÕES PARA ANFITRIÕES E EMPRESAS GESTORAS</w:t>
         </w:r>
         <w:r>
           <w:rPr>
@@ -6245,7 +6245,7 @@
             <w:noProof/>
             <w:webHidden/>
           </w:rPr>
-          <w:instrText xml:space="preserve"> PAGEREF _Toc242915989 \h </w:instrText>
+          <w:instrText xml:space="preserve"> PAGEREF _Toc243082389 \h </w:instrText>
         </w:r>
         <w:r>
           <w:rPr>
@@ -6265,7 +6265,7 @@
             <w:noProof/>
             <w:webHidden/>
           </w:rPr>
-          <w:t>51</w:t>
+          <w:t>49</w:t>
         </w:r>
         <w:r>
           <w:rPr>
@@ -6278,7 +6278,7 @@
     </w:p>
     <w:p>
       <w:pPr>
-        <w:pStyle w:val="Sumrio1"/>
+        <w:pStyle w:val="Sumrio2"/>
         <w:tabs>
           <w:tab w:val="right" w:leader="dot" w:pos="9061"/>
         </w:tabs>
@@ -6291,13 +6291,13 @@
           <w14:ligatures w14:val="standardContextual"/>
         </w:rPr>
       </w:pPr>
-      <w:hyperlink w:anchor="_Toc242915990" w:history="1">
+      <w:hyperlink w:anchor="_Toc243082390" w:history="1">
         <w:r>
           <w:rPr>
             <w:rStyle w:val="Hyperlink"/>
             <w:noProof/>
           </w:rPr>
-          <w:t>REFERÊNCIAS</w:t>
+          <w:t>7.3 LIMITAÇÕES</w:t>
         </w:r>
         <w:r>
           <w:rPr>
@@ -6318,7 +6318,7 @@
             <w:noProof/>
             <w:webHidden/>
           </w:rPr>
-          <w:instrText xml:space="preserve"> PAGEREF _Toc242915990 \h </w:instrText>
+          <w:instrText xml:space="preserve"> PAGEREF _Toc243082390 \h </w:instrText>
         </w:r>
         <w:r>
           <w:rPr>
@@ -6338,7 +6338,7 @@
             <w:noProof/>
             <w:webHidden/>
           </w:rPr>
-          <w:t>53</w:t>
+          <w:t>49</w:t>
         </w:r>
         <w:r>
           <w:rPr>
@@ -6364,13 +6364,13 @@
           <w14:ligatures w14:val="standardContextual"/>
         </w:rPr>
       </w:pPr>
-      <w:hyperlink w:anchor="_Toc242915991" w:history="1">
+      <w:hyperlink w:anchor="_Toc243082391" w:history="1">
         <w:r>
           <w:rPr>
             <w:rStyle w:val="Hyperlink"/>
             <w:noProof/>
           </w:rPr>
-          <w:t>APÊNDICE A – REGISTRO DATADO DA REGRA DE ESCOLHA DO MODELO PRINCIPAL</w:t>
+          <w:t>CONCLUSÕES</w:t>
         </w:r>
         <w:r>
           <w:rPr>
@@ -6391,7 +6391,7 @@
             <w:noProof/>
             <w:webHidden/>
           </w:rPr>
-          <w:instrText xml:space="preserve"> PAGEREF _Toc242915991 \h </w:instrText>
+          <w:instrText xml:space="preserve"> PAGEREF _Toc243082391 \h </w:instrText>
         </w:r>
         <w:r>
           <w:rPr>
@@ -6411,7 +6411,7 @@
             <w:noProof/>
             <w:webHidden/>
           </w:rPr>
-          <w:t>58</w:t>
+          <w:t>52</w:t>
         </w:r>
         <w:r>
           <w:rPr>
@@ -6437,13 +6437,13 @@
           <w14:ligatures w14:val="standardContextual"/>
         </w:rPr>
       </w:pPr>
-      <w:hyperlink w:anchor="_Toc242915992" w:history="1">
+      <w:hyperlink w:anchor="_Toc243082392" w:history="1">
         <w:r>
           <w:rPr>
             <w:rStyle w:val="Hyperlink"/>
             <w:noProof/>
           </w:rPr>
-          <w:t>APÊNDICE B – RELATÓRIOS DE DIAGNÓSTICO DOS TRÊS EXEMPLOS</w:t>
+          <w:t>REFERÊNCIAS</w:t>
         </w:r>
         <w:r>
           <w:rPr>
@@ -6464,7 +6464,7 @@
             <w:noProof/>
             <w:webHidden/>
           </w:rPr>
-          <w:instrText xml:space="preserve"> PAGEREF _Toc242915992 \h </w:instrText>
+          <w:instrText xml:space="preserve"> PAGEREF _Toc243082392 \h </w:instrText>
         </w:r>
         <w:r>
           <w:rPr>
@@ -6484,7 +6484,7 @@
             <w:noProof/>
             <w:webHidden/>
           </w:rPr>
-          <w:t>59</w:t>
+          <w:t>54</w:t>
         </w:r>
         <w:r>
           <w:rPr>
@@ -6510,13 +6510,232 @@
           <w14:ligatures w14:val="standardContextual"/>
         </w:rPr>
       </w:pPr>
-      <w:hyperlink w:anchor="_Toc242915993" w:history="1">
+      <w:hyperlink w:anchor="_Toc243082393" w:history="1">
         <w:r>
           <w:rPr>
             <w:rStyle w:val="Hyperlink"/>
             <w:noProof/>
           </w:rPr>
-          <w:t xml:space="preserve">APÊNDICE C – GANHO DE </w:t>
+          <w:t>APÊNDICE A – REGISTRO DATADO DA REGRA DE ESCOLHA DO MODELO PRINCIPAL</w:t>
+        </w:r>
+        <w:r>
+          <w:rPr>
+            <w:noProof/>
+            <w:webHidden/>
+          </w:rPr>
+          <w:tab/>
+        </w:r>
+        <w:r>
+          <w:rPr>
+            <w:noProof/>
+            <w:webHidden/>
+          </w:rPr>
+          <w:fldChar w:fldCharType="begin"/>
+        </w:r>
+        <w:r>
+          <w:rPr>
+            <w:noProof/>
+            <w:webHidden/>
+          </w:rPr>
+          <w:instrText xml:space="preserve"> PAGEREF _Toc243082393 \h </w:instrText>
+        </w:r>
+        <w:r>
+          <w:rPr>
+            <w:noProof/>
+            <w:webHidden/>
+          </w:rPr>
+        </w:r>
+        <w:r>
+          <w:rPr>
+            <w:noProof/>
+            <w:webHidden/>
+          </w:rPr>
+          <w:fldChar w:fldCharType="separate"/>
+        </w:r>
+        <w:r>
+          <w:rPr>
+            <w:noProof/>
+            <w:webHidden/>
+          </w:rPr>
+          <w:t>60</w:t>
+        </w:r>
+        <w:r>
+          <w:rPr>
+            <w:noProof/>
+            <w:webHidden/>
+          </w:rPr>
+          <w:fldChar w:fldCharType="end"/>
+        </w:r>
+      </w:hyperlink>
+    </w:p>
+    <w:p>
+      <w:pPr>
+        <w:pStyle w:val="Sumrio1"/>
+        <w:tabs>
+          <w:tab w:val="right" w:leader="dot" w:pos="9061"/>
+        </w:tabs>
+        <w:rPr>
+          <w:rFonts w:asciiTheme="minorHAnsi" w:eastAsiaTheme="minorEastAsia" w:hAnsiTheme="minorHAnsi" w:cstheme="minorBidi"/>
+          <w:noProof/>
+          <w:kern w:val="2"/>
+          <w:szCs w:val="24"/>
+          <w:lang w:val="pt-BR" w:eastAsia="pt-BR"/>
+          <w14:ligatures w14:val="standardContextual"/>
+        </w:rPr>
+      </w:pPr>
+      <w:hyperlink w:anchor="_Toc243082394" w:history="1">
+        <w:r>
+          <w:rPr>
+            <w:rStyle w:val="Hyperlink"/>
+            <w:noProof/>
+          </w:rPr>
+          <w:t>APÊNDICE B – RELATÓRIOS DE DIAGNÓSTICO DOS TRÊS EXEMPLOS</w:t>
+        </w:r>
+        <w:r>
+          <w:rPr>
+            <w:noProof/>
+            <w:webHidden/>
+          </w:rPr>
+          <w:tab/>
+        </w:r>
+        <w:r>
+          <w:rPr>
+            <w:noProof/>
+            <w:webHidden/>
+          </w:rPr>
+          <w:fldChar w:fldCharType="begin"/>
+        </w:r>
+        <w:r>
+          <w:rPr>
+            <w:noProof/>
+            <w:webHidden/>
+          </w:rPr>
+          <w:instrText xml:space="preserve"> PAGEREF _Toc243082394 \h </w:instrText>
+        </w:r>
+        <w:r>
+          <w:rPr>
+            <w:noProof/>
+            <w:webHidden/>
+          </w:rPr>
+        </w:r>
+        <w:r>
+          <w:rPr>
+            <w:noProof/>
+            <w:webHidden/>
+          </w:rPr>
+          <w:fldChar w:fldCharType="separate"/>
+        </w:r>
+        <w:r>
+          <w:rPr>
+            <w:noProof/>
+            <w:webHidden/>
+          </w:rPr>
+          <w:t>61</w:t>
+        </w:r>
+        <w:r>
+          <w:rPr>
+            <w:noProof/>
+            <w:webHidden/>
+          </w:rPr>
+          <w:fldChar w:fldCharType="end"/>
+        </w:r>
+      </w:hyperlink>
+    </w:p>
+    <w:p>
+      <w:pPr>
+        <w:pStyle w:val="Sumrio1"/>
+        <w:tabs>
+          <w:tab w:val="right" w:leader="dot" w:pos="9061"/>
+        </w:tabs>
+        <w:rPr>
+          <w:rFonts w:asciiTheme="minorHAnsi" w:eastAsiaTheme="minorEastAsia" w:hAnsiTheme="minorHAnsi" w:cstheme="minorBidi"/>
+          <w:noProof/>
+          <w:kern w:val="2"/>
+          <w:szCs w:val="24"/>
+          <w:lang w:val="pt-BR" w:eastAsia="pt-BR"/>
+          <w14:ligatures w14:val="standardContextual"/>
+        </w:rPr>
+      </w:pPr>
+      <w:hyperlink w:anchor="_Toc243082395" w:history="1">
+        <w:r>
+          <w:rPr>
+            <w:rStyle w:val="Hyperlink"/>
+            <w:noProof/>
+          </w:rPr>
+          <w:t>APÊNDICE C – ESTRATÉGIAS DE BUSCA BIBLIOGRÁFICA</w:t>
+        </w:r>
+        <w:r>
+          <w:rPr>
+            <w:noProof/>
+            <w:webHidden/>
+          </w:rPr>
+          <w:tab/>
+        </w:r>
+        <w:r>
+          <w:rPr>
+            <w:noProof/>
+            <w:webHidden/>
+          </w:rPr>
+          <w:fldChar w:fldCharType="begin"/>
+        </w:r>
+        <w:r>
+          <w:rPr>
+            <w:noProof/>
+            <w:webHidden/>
+          </w:rPr>
+          <w:instrText xml:space="preserve"> PAGEREF _Toc243082395 \h </w:instrText>
+        </w:r>
+        <w:r>
+          <w:rPr>
+            <w:noProof/>
+            <w:webHidden/>
+          </w:rPr>
+        </w:r>
+        <w:r>
+          <w:rPr>
+            <w:noProof/>
+            <w:webHidden/>
+          </w:rPr>
+          <w:fldChar w:fldCharType="separate"/>
+        </w:r>
+        <w:r>
+          <w:rPr>
+            <w:noProof/>
+            <w:webHidden/>
+          </w:rPr>
+          <w:t>67</w:t>
+        </w:r>
+        <w:r>
+          <w:rPr>
+            <w:noProof/>
+            <w:webHidden/>
+          </w:rPr>
+          <w:fldChar w:fldCharType="end"/>
+        </w:r>
+      </w:hyperlink>
+    </w:p>
+    <w:p>
+      <w:pPr>
+        <w:pStyle w:val="Sumrio1"/>
+        <w:tabs>
+          <w:tab w:val="right" w:leader="dot" w:pos="9061"/>
+        </w:tabs>
+        <w:rPr>
+          <w:rFonts w:asciiTheme="minorHAnsi" w:eastAsiaTheme="minorEastAsia" w:hAnsiTheme="minorHAnsi" w:cstheme="minorBidi"/>
+          <w:noProof/>
+          <w:kern w:val="2"/>
+          <w:szCs w:val="24"/>
+          <w:lang w:val="pt-BR" w:eastAsia="pt-BR"/>
+          <w14:ligatures w14:val="standardContextual"/>
+        </w:rPr>
+      </w:pPr>
+      <w:hyperlink w:anchor="_Toc243082396" w:history="1">
+        <w:r>
+          <w:rPr>
+            <w:rStyle w:val="Hyperlink"/>
+            <w:noProof/>
+          </w:rPr>
+          <w:t xml:space="preserve">APÊNDICE D – GANHO DE </w:t>
         </w:r>
         <w:r>
           <w:rPr>
@@ -6560,7 +6779,7 @@
             <w:noProof/>
             <w:webHidden/>
           </w:rPr>
-          <w:instrText xml:space="preserve"> PAGEREF _Toc242915993 \h </w:instrText>
+          <w:instrText xml:space="preserve"> PAGEREF _Toc243082396 \h </w:instrText>
         </w:r>
         <w:r>
           <w:rPr>
@@ -6580,7 +6799,7 @@
             <w:noProof/>
             <w:webHidden/>
           </w:rPr>
-          <w:t>65</w:t>
+          <w:t>68</w:t>
         </w:r>
         <w:r>
           <w:rPr>
@@ -6612,7 +6831,7 @@
         <w:pStyle w:val="Ttulo1"/>
         <w:jc w:val="center"/>
       </w:pPr>
-      <w:bookmarkStart w:id="0" w:name="_Toc242915947"/>
+      <w:bookmarkStart w:id="0" w:name="_Toc243082348"/>
       <w:r>
         <w:lastRenderedPageBreak/>
         <w:t>INTRODUÇÃO</w:t>
@@ -6624,10 +6843,13 @@
         <w:pStyle w:val="Corpodotexto"/>
       </w:pPr>
       <w:r>
-        <w:t>A nota média de um anúncio no Airbnb resume a opinião de dezenas ou centenas de hóspedes em um único número entre 1 e 5. Esse número é quase sempre alto. Em uma análise de anúncios da plataforma, Zervas, Proserpio e Byers (2021)</w:t>
-      </w:r>
-      <w:r>
-        <w:t xml:space="preserve"> encontraram que cerca de 95% dos anúncios exibem média de 4,5 ou 5 estrelas. A literatura sobre avaliações online descreve distribuições concentradas no topo da escala em outros mercados (Filippas; Horton; Golden, 2022; Hu; Zhang; Pavlou, 2009). Os dados deste estudo repetem o padrão: entre os 28.890 anúncios do Rio de Janeiro analisados, 9.373 (32,4%) têm nota exatamente igual a 5,0. Uma nota tão comprimida distingue mal os anúncios entre si e diz pouco sobre o que levou o hóspede a avaliar bem ou mal.</w:t>
+        <w:t xml:space="preserve">A nota média de um anúncio no Airbnb resume a opinião de dezenas ou centenas de hóspedes em um único número entre 1 e 5. Esse número é quase sempre alto. Em uma análise de anúncios da plataforma, </w:t>
+      </w:r>
+      <w:r>
+        <w:t>Zervas, Proserpio e Byers (2021) encontraram que cerca de 95% dos anúncios exibem média de 4,5 ou 5 estrelas. A literatura sobre avaliações online descreve distribuições concentradas no topo da escala em outros mercados (Filippas; Horton; Golden, 2022; Hu; Zhang; Pavlou, 2009)</w:t>
+      </w:r>
+      <w:r>
+        <w:t>. Os dados deste estudo repetem o padrão: entre os 28.890 anúncios do Rio de Janeiro analisados, 9.373 (32,4%) têm nota exatamente igual a 5,0. Uma nota tão comprimida distingue mal os anúncios entre si e diz pouco sobre o que levou o hóspede a avaliar bem ou mal.</w:t>
       </w:r>
     </w:p>
     <w:p>
@@ -6712,13 +6934,7 @@
         <w:t>Aderência à área.</w:t>
       </w:r>
       <w:r>
-        <w:t xml:space="preserve"> O trabalho se insere no Programa de Mestrado Profissional em Gestão de Sistemas de Engenharia por tratar da gestão da qualidade de serviços e do apoio à decisão. Ele transforma dados não estruturados, as avaliações de hóspedes, em indicadores de qualidade percebida por aspecto, com método de validação e entrega um produto técnico para gestores de hospedagem. </w:t>
-      </w:r>
-      <w:r>
-        <w:rPr>
-          <w:highlight w:val="yellow"/>
-        </w:rPr>
-        <w:t>[PENDENTE: confirmar a linha de pesquisa e a área de concentração do PPG a que a dissertação se vincula.]</w:t>
+        <w:t xml:space="preserve"> O trabalho se insere no Programa de Mestrado Profissional em Gestão de Sistemas de Engenharia por tratar da gestão da qualidade de serviços e do apoio à decisão. Ele transforma dados não estruturados, as avaliações de hóspedes, em indicadores de qualidade percebida por aspecto, com método de validação e entrega um produto técnico para gestores de hospedagem. A dissertação vincula-se à área de concentração em Sistemas de Engenharia e à linha de pesquisa Modelagem Computacional do programa.</w:t>
       </w:r>
     </w:p>
     <w:p>
@@ -6749,7 +6965,7 @@
       </w:r>
       <w:r>
         <w:lastRenderedPageBreak/>
-        <w:t xml:space="preserve">método. A Seção 3 apresenta a validação da medição. A Seção 4 traz os resultados sobre a associação entre texto e nota, a Seção 5 a aplicação e a Seção 6 a análise do índice sintético. A Seção 7 discute os resultados e as limitações e as Conclusões encerram o trabalho. Os apêndices reúnem o registro datado da regra de escolha do modelo, a tabela completa dos ganhos de </w:t>
+        <w:t xml:space="preserve">método. A Seção 3 apresenta a validação da medição. A Seção 4 traz os resultados sobre a associação entre texto e nota, a Seção 5 a aplicação e a Seção 6 a análise do índice sintético. A Seção 7 discute os resultados e as limitações e as Conclusões encerram o trabalho. Os apêndices reúnem o registro datado da regra de escolha do modelo, os três relatórios de diagnóstico, as estratégias de busca bibliográfica e a tabela completa dos ganhos de </w:t>
       </w:r>
       <w:r>
         <w:rPr>
@@ -6764,14 +6980,14 @@
         <w:t>2</w:t>
       </w:r>
       <w:r>
-        <w:t xml:space="preserve"> e os três relatórios de diagnóstico.</w:t>
+        <w:t>.</w:t>
       </w:r>
     </w:p>
     <w:p>
       <w:pPr>
         <w:pStyle w:val="Ttulo1"/>
       </w:pPr>
-      <w:bookmarkStart w:id="1" w:name="_Toc242915948"/>
+      <w:bookmarkStart w:id="1" w:name="_Toc243082349"/>
       <w:r>
         <w:lastRenderedPageBreak/>
         <w:t>1 REFERENCIAL TEÓRICO</w:t>
@@ -6782,7 +6998,7 @@
       <w:pPr>
         <w:pStyle w:val="Ttulo2"/>
       </w:pPr>
-      <w:bookmarkStart w:id="2" w:name="_Toc242915949"/>
+      <w:bookmarkStart w:id="2" w:name="_Toc243082350"/>
       <w:r>
         <w:t>1.1 FORMAÇÃO DA SATISFAÇÃO E TEORIA DOS TRÊS FATORES</w:t>
       </w:r>
@@ -6793,7 +7009,7 @@
         <w:pStyle w:val="Corpodotexto"/>
       </w:pPr>
       <w:r>
-        <w:t>A satisfação de um cliente com um serviço não resulta da soma simétrica do desempenho em cada atributo. O modelo de qualidade atrativa e qualidade obrigatória de Kano (Kano et al., 1984) é a origem da teoria dos três fatores da satisfação do cliente, que distingue os atributos conforme a relação entre o seu desempenho e a satisfação global (Füller; Matzler, 2008; Matzler; Sauerwein, 2002)</w:t>
+        <w:t>A satisfação de um cliente com um serviço não resulta da soma simétrica do desempenho em cada atributo. A teoria dos três fatores da satisfação do cliente, derivada do modelo de qualidade atrativa e qualidade obrigatória de Kano, distingue os atributos conforme a relação entre o seu desempenho e a satisfação global (Füller; Matzler, 2008; Matzler; Sauerwein, 2002)</w:t>
       </w:r>
       <w:r>
         <w:t>. Os fatores básicos são requisitos esperados: o mau desempenho gera insatisfação, mas o bom desempenho não eleva a satisfação além do esperado. Os fatores de desempenho têm relação aproximadamente proporcional, de modo que cada ganho de desempenho eleva a satisfação e cada perda a reduz. Os fatores de entusiasmo elevam a satisfação quando presentes e não geram insatisfação quando ausentes. Matzler e Sauerwein (2002)</w:t>
@@ -6817,7 +7033,7 @@
       <w:pPr>
         <w:pStyle w:val="Ttulo2"/>
       </w:pPr>
-      <w:bookmarkStart w:id="3" w:name="_Toc242915950"/>
+      <w:bookmarkStart w:id="3" w:name="_Toc243082351"/>
       <w:r>
         <w:t>1.2 AVALIAÇÕES ONLINE: COMPRESSÃO DAS NOTAS E VIESES DE RELATO</w:t>
       </w:r>
@@ -6853,7 +7069,7 @@
       <w:pPr>
         <w:pStyle w:val="Ttulo2"/>
       </w:pPr>
-      <w:bookmarkStart w:id="4" w:name="_Toc242915951"/>
+      <w:bookmarkStart w:id="4" w:name="_Toc243082352"/>
       <w:r>
         <w:t>1.3 AS AVALIAÇÕES DO AIRBNB E O SEU CONTEÚDO</w:t>
       </w:r>
@@ -6881,196 +7097,243 @@
         <w:t>Diversos estudos aplicam mineração de texto às avaliações do Airbnb. Cheng e Jin (2019) concluem que localização, comodidades e anfitrião são os atributos que mais moldam a experiência do hóspede e que o preço não figura entre os determinantes principais. Luo e Tang (2019) adaptam a análise latente de aspectos e notas para identificar cinco aspectos (comunicação, experiência, localização, produto ou serviço e valor) e mostrar sua contribuição à nota numérica. Sutherland e Kiatkawsin (2020)</w:t>
       </w:r>
       <w:r>
-        <w:t xml:space="preserve"> extraem 43 tópicos de mais de um milhão de avaliações de Nova York com LDA, agrupados em avaliação geral do hóspede, atributos de localização, características dos imóveis, gestão do anúncio e qualidade do serviço do anfitrião. Este trabalho se soma a essa linha ao decompor a nota por aspecto em um mercado da América Latina, em três idiomas e com validação explícita da medida.</w:t>
+        <w:t xml:space="preserve"> extraem 43 tópicos de mais de um milhão de avaliações de Nova York com LDA, agrupados em avaliação geral do hóspede, atributos de localização, características dos imóveis, gestão do anúncio e qualidade do serviço do anfitrião. Outros estudos aplicam modelagem de tópicos ao tema. Ding et al. (2020) empregam modelagem estrutural de tópicos para explorar atributos de qualidade percebida do </w:t>
+      </w:r>
+      <w:r>
+        <w:lastRenderedPageBreak/>
+        <w:t>serviço e Ding et al. (2021)</w:t>
+      </w:r>
+      <w:r>
+        <w:t xml:space="preserve"> combinam tópicos não supervisionados e supervisionados para identificar fontes de satisfação e de insatisfação. Zhang (2019) examina os tópicos das avaliações e o seu impacto no desempenho do anúncio, Cavique et al. (2022) usam mineração de texto para examinar tendências de satisfação do hóspede e Kiatkawsin, Sutherland e Kim (2020)</w:t>
+      </w:r>
+      <w:r>
+        <w:t xml:space="preserve"> comparam, com LDA, avaliações de Hong Kong e de Singapura. Este trabalho se soma a essa linha ao decompor a nota por aspecto em um mercado da América Latina, em três idiomas e com validação explícita da medida.</w:t>
       </w:r>
     </w:p>
     <w:p>
       <w:pPr>
         <w:pStyle w:val="Ttulo2"/>
       </w:pPr>
-      <w:bookmarkStart w:id="5" w:name="_Toc242915952"/>
+      <w:bookmarkStart w:id="5" w:name="_Toc243082353"/>
+      <w:r>
+        <w:t>1.4 DETERMINANTES DE PREÇO E DE REPUTAÇÃO</w:t>
+      </w:r>
+      <w:bookmarkEnd w:id="5"/>
+    </w:p>
+    <w:p>
+      <w:pPr>
+        <w:pStyle w:val="Corpodotexto"/>
+      </w:pPr>
+      <w:r>
+        <w:t xml:space="preserve">Outra vertente da literatura procura explicar o preço e a demanda dos anúncios. Estudos de preço com regressão hedônica, quantílica e espacial mostram que localização, tamanho, comodidades e reputação online se associam ao preço </w:t>
+      </w:r>
+      <w:r>
+        <w:t>(Chica-Olmo; González-Morales; Zafra-Gómez, 2020; Gyódi; Nawaro, 2021; Wang; Nicolau, 2017). Em Nova York, com dados de agosto de 2014 a setembro de 2016, a localização, sobretudo o acesso a empregos por transporte público, tem grande efeito sobre o preço por noite e sobre a receita mensal e a profissionalização do mercado direciona a receita a um grupo menor de anfitriões (Deboosere et al., 2019)</w:t>
+      </w:r>
+      <w:r>
+        <w:t>. Esses trabalhos tomam preço, ocupação ou receita como variáveis de interesse. Neste estudo o objeto é a nota e o texto que a acompanha. As medidas de volume entram como desfecho auxiliar, com a ressalva, estabelecida na Seção 2, de que os campos de ocupação e receita estimadas da base são funções do número de avaliações.</w:t>
+      </w:r>
+    </w:p>
+    <w:p>
+      <w:pPr>
+        <w:pStyle w:val="Ttulo2"/>
+      </w:pPr>
+      <w:bookmarkStart w:id="6" w:name="_Toc243082354"/>
+      <w:r>
+        <w:t>1.5 ANÁLISE DE SENTIMENTO POR ASPECTO E MODELOS DE LINGUAGEM</w:t>
+      </w:r>
+      <w:bookmarkEnd w:id="6"/>
+    </w:p>
+    <w:p>
+      <w:pPr>
+        <w:pStyle w:val="Corpodotexto"/>
+      </w:pPr>
+      <w:r>
+        <w:t>A análise de sentimento por aspecto (</w:t>
+      </w:r>
+      <w:r>
+        <w:rPr>
+          <w:i/>
+        </w:rPr>
+        <w:t>aspect-based sentiment analysis</w:t>
+      </w:r>
+      <w:r>
+        <w:t>, ABSA) consiste em identificar os aspectos de uma entidade mencionados no texto e o sentimento expresso sobre cada um (Liu, 2012). As tarefas compartilhadas do SemEval consolidaram a formulação e os conjuntos de dados da área (Pontiki et al., 2014; Pontiki et al., 2016) e levantamentos recentes organizam os métodos e os desafios (Schouten; Frasincar, 2016; Zhang et al., 2023). Os modelos atuais de processamento de linguagem natural (PLN) derivam do BERT (Devlin et al., 2019)</w:t>
+      </w:r>
+      <w:r>
+        <w:t xml:space="preserve">. Para corpora multilíngues como o desta pesquisa, empregam-se modelos multilíngues como o XLM-T, treinado em mensagens de uma rede social em vários idiomas (Barbieri; Espinosa Anke; Camacho-Collados, 2022). Para o português, existem modelos específicos, como o BERTimbau (Souza, 2020) e trabalhos de mineração de opinião sobre avaliações em português (Freitas; Vieira, 2013). Estudos de 2020 em diante aplicam a análise </w:t>
+      </w:r>
       <w:r>
         <w:lastRenderedPageBreak/>
-        <w:t>1.4 DETERMINANTES DE PREÇO E DE REPUTAÇÃO</w:t>
-      </w:r>
-      <w:bookmarkEnd w:id="5"/>
+        <w:t>por aspecto à hospedagem e ao turismo. Vassilikopoulou, Kamenidou e Priporas (2022)</w:t>
+      </w:r>
+      <w:r>
+        <w:t xml:space="preserve"> analisam avaliações negativas do Airbnb por aspecto. Suryabrata, Warnars e Muyeba (2026) comparam modelos de transformadores multilíngues em avaliações de hotéis de Jacarta. Trabalhos recentes avaliam grandes modelos de linguagem (LLM) na mesma tarefa, em avaliações de turismo (Xu et al., 2026) e de hotéis de Chipre (Giritli; Erensel; Öztüren, Ali, 2026)</w:t>
+      </w:r>
+      <w:r>
+        <w:t>. Os LLM ampliam o repertório de métodos, mas exigem custo de inferência e controle de versão que um corpus de 1,5 milhão de sentenças torna relevantes. Este estudo usa classificadores de sentimento de porte menor, executáveis em processador comum e dedica a validação a medir o que eles acertam. A busca bibliográfica que sustenta esta revisão é descrita no fim da seção.</w:t>
+      </w:r>
+    </w:p>
+    <w:p>
+      <w:pPr>
+        <w:pStyle w:val="Ttulo2"/>
+      </w:pPr>
+      <w:bookmarkStart w:id="7" w:name="_Toc243082355"/>
+      <w:r>
+        <w:t>1.6 MODELAGEM DE TÓPICOS</w:t>
+      </w:r>
+      <w:bookmarkEnd w:id="7"/>
     </w:p>
     <w:p>
       <w:pPr>
         <w:pStyle w:val="Corpodotexto"/>
       </w:pPr>
       <w:r>
-        <w:t>Outra vertente da literatura procura explicar o preço e a demanda dos anúncios. Estudos de preço com regressão hedônica, quantílica e espacial mostram que localização, tamanho, comodidades e reputação online se associam ao preço (Chica-Olmo; González-Morales; Zafra-Gómez, 2020; Gyódi; Nawaro, 2021; Wang; Nicolau, 2017)</w:t>
-      </w:r>
-      <w:r>
-        <w:t>. Em Nova York, com dados de agosto de 2014 a setembro de 2016, a localização, sobretudo o acesso a empregos por transporte público, tem grande efeito sobre o preço por noite e sobre a receita mensal e a profissionalização do mercado direciona a receita a um grupo menor de anfitriões (Deboosere et al., 2019)</w:t>
-      </w:r>
-      <w:r>
-        <w:t>. Esses trabalhos tomam preço, ocupação ou receita como variáveis de interesse. Neste estudo o objeto é a nota e o texto que a acompanha. As medidas de volume entram como desfecho auxiliar, com a ressalva, estabelecida na Seção 2, de que os campos de ocupação e receita estimadas da base são funções do número de avaliações.</w:t>
+        <w:t xml:space="preserve">O LDA (Blei; Ng; Jordan, 2003) é o método clássico de modelagem de tópicos probabilística. O BERTopic </w:t>
+      </w:r>
+      <w:r>
+        <w:t xml:space="preserve">(Grootendorst, 2022) agrupa representações vetoriais de sentenças (Reimers; Gurevych, 2019; Reimers; Gurevych, 2020), após redução de dimensão por UMAP (McInnes; Healy; Melville, 2018) e agrupamento por densidade (McInnes; Healy; Astels, 2017) e descreve cada grupo por termos de maior peso. O BERTopic já foi aplicado a avaliações do Airbnb e de hotéis em estudo sobre satisfação e confiança nas transações (Rey-Moreno; Sánchez-Franco; Rey-Tienda, 2023). A coerência </w:t>
+      </w:r>
+      <w:r>
+        <w:rPr>
+          <w:i/>
+        </w:rPr>
+        <w:t>C</w:t>
+      </w:r>
+      <w:r>
+        <w:rPr>
+          <w:vertAlign w:val="subscript"/>
+        </w:rPr>
+        <w:t>v</w:t>
+      </w:r>
+      <w:r>
+        <w:t xml:space="preserve"> (Röder; Both; Hinneburg, 2015)</w:t>
+      </w:r>
+      <w:r>
+        <w:t xml:space="preserve"> é a medida usual para comparar a qualidade interpretável dos tópicos e neste estudo é empregada apenas de forma descritiva.</w:t>
       </w:r>
     </w:p>
     <w:p>
       <w:pPr>
         <w:pStyle w:val="Ttulo2"/>
       </w:pPr>
-      <w:bookmarkStart w:id="6" w:name="_Toc242915953"/>
-      <w:r>
-        <w:t>1.5 ANÁLISE DE SENTIMENTO POR ASPECTO E MODELOS DE LINGUAGEM</w:t>
-      </w:r>
-      <w:bookmarkEnd w:id="6"/>
+      <w:bookmarkStart w:id="8" w:name="_Toc243082356"/>
+      <w:r>
+        <w:t>1.7 VALIDAÇÃO, CONCORDÂNCIA E IMPORTÂNCIA RELATIVA</w:t>
+      </w:r>
+      <w:bookmarkEnd w:id="8"/>
     </w:p>
     <w:p>
       <w:pPr>
         <w:pStyle w:val="Corpodotexto"/>
       </w:pPr>
       <w:r>
-        <w:t>A análise de sentimento por aspecto (</w:t>
+        <w:t>A concordância entre avaliadores é medida pelo coeficiente kappa (Cohen, 1960), em sua versão ponderada quando as categorias são ordenadas (Cohen, 1968) e sua interpretação segue faixas convencionais (Landis; Koch, 1977), com as ressalvas discutidas em McHugh (2012)</w:t>
+      </w:r>
+      <w:r>
+        <w:t xml:space="preserve">. Quando a amostra rotulada é estratificada e se deseja estimar a medida na população, cada observação recebe o peso do seu estrato e o tamanho efetivo da amostra ponderada, descrito por Kish (1992), indica a precisão efetiva. A incerteza é estimada por </w:t>
       </w:r>
       <w:r>
         <w:rPr>
           <w:i/>
         </w:rPr>
-        <w:t>aspect-based sentiment analysis</w:t>
-      </w:r>
-      <w:r>
-        <w:t>, ABSA) consiste em identificar os aspectos de uma entidade mencionados no texto e o sentimento expresso sobre cada um (Liu, 2012). As tarefas compartilhadas do SemEval consolidaram a formulação e os conjuntos de dados da área (Pontiki et al., 2014; Pontiki et al., 2016) e levantamentos recentes organizam os métodos e os desafios (Schouten; Frasincar, 2016; Zhang et al., 2023). Os modelos atuais de processamento de linguagem natural (PLN) derivam do BERT (Devlin et al., 2019)</w:t>
-      </w:r>
-      <w:r>
-        <w:t>. Para corpora multilíngues como o desta pesquisa, empregam-se modelos multilíngues como o XLM-T, treinado em mensagens de uma rede social em vários idiomas (Barbieri; Espinosa Anke; Camacho-Collados, 2022). Para o português, existem modelos específicos, como o BERTimbau (Souza, 2020) e trabalhos de mineração de opinião sobre avaliações em português (Freitas; Vieira, 2013). Estudos de 2020 em diante aplicam a análise por aspecto à hospedagem e ao turismo. Vassilikopoulou, Kamenidou e Priporas (2022)</w:t>
-      </w:r>
-      <w:r>
-        <w:t xml:space="preserve"> analisam avaliações negativas do Airbnb por aspecto. Suryabrata, Warnars e Muyeba (2026) comparam modelos de transformadores multilíngues em avaliações de hotéis de Jacarta. Trabalhos recentes avaliam grandes modelos de linguagem (LLM) na mesma tarefa, em avaliações de turismo (Xu et al., 2026) e de hotéis de Chipre (Giritli; Erensel; Öztüren, Ali, 2026)</w:t>
-      </w:r>
-      <w:r>
-        <w:t xml:space="preserve">. Os LLM ampliam o repertório de métodos, mas exigem custo de inferência e controle de versão que um corpus de 1,5 milhão de sentenças torna relevantes. Este estudo usa classificadores de sentimento de porte menor, executáveis em processador comum e dedica a </w:t>
+        <w:t>bootstrap</w:t>
+      </w:r>
+      <w:r>
+        <w:t xml:space="preserve"> (Efron, 1979). A confiabilidade de uma medida obtida de duas metades dos dados é ajustada pela fórmula de Spearman-Brown (Brown, 1910; Spearman, 1910)</w:t>
+      </w:r>
+      <w:r>
+        <w:t xml:space="preserve">. A importância relativa de preditores correlacionados é decomposta pelo método LMG, equivalente à média de Shapley do </w:t>
+      </w:r>
+      <w:r>
+        <w:rPr>
+          <w:i/>
+        </w:rPr>
+        <w:t>R</w:t>
+      </w:r>
+      <w:r>
+        <w:rPr>
+          <w:vertAlign w:val="superscript"/>
+        </w:rPr>
+        <w:t>2</w:t>
+      </w:r>
+      <w:r>
+        <w:t xml:space="preserve"> (Grömping, 2006; Grömping, 2007; Lindeman; Merenda; Gold, 1980). A correção de </w:t>
       </w:r>
       <w:r>
         <w:lastRenderedPageBreak/>
-        <w:t xml:space="preserve">validação a medir o que eles acertam. Não identificamos, na busca realizada, estudo anterior de análise de sentimento por aspecto sobre avaliações de hospedagem do Rio de Janeiro. </w:t>
+        <w:t>Benjamini e Hochberg (BH) (Benjamini; Hochberg, 1995) controla a taxa de falsas descobertas em comparações múltiplas e o encolhimento bayesiano empírico (Efron; Morris, 1975) fundamenta a opção de ponderar a média de anúncios com poucas avaliações em direção à média global.</w:t>
+      </w:r>
+    </w:p>
+    <w:p>
+      <w:pPr>
+        <w:pStyle w:val="Ttulo2"/>
+      </w:pPr>
+      <w:bookmarkStart w:id="9" w:name="_Toc243082357"/>
+      <w:r>
+        <w:t>1.8 BUSCA BIBLIOGRÁFICA</w:t>
+      </w:r>
+      <w:bookmarkEnd w:id="9"/>
+    </w:p>
+    <w:p>
+      <w:pPr>
+        <w:pStyle w:val="Corpodotexto"/>
+      </w:pPr>
+      <w:r>
+        <w:t>A revisão de literatura foi apoiada em busca bibliográfica estruturada nas bases Scopus, Web of Science e Google Acadêmico, realizada entre maio e outubro de 2026. Foram combinados termos em português e inglês relacionados ao Airbnb, às avaliações de hóspedes, à análise de sentimento por aspecto e à modelagem de tópicos. Para investigar a produção sobre o recorte geográfico, realizaram-se consultas específicas com “Airbnb” e “Rio de Janeiro”, posteriormente combinadas com termos de análise textual. Outras c</w:t>
+      </w:r>
+      <w:r>
+        <w:t xml:space="preserve">onsultas trataram da compressão das notas, da validação da análise por aspecto, da modelagem de tópicos e da teoria dos três fatores. Foram considerados artigos, dissertações e teses </w:t>
       </w:r>
       <w:r>
         <w:rPr>
           <w:highlight w:val="yellow"/>
         </w:rPr>
-        <w:t>[PENDENTE: descrição da busca bibliográfica (bases consultadas, termos, período e critérios de seleção), que não tem registro no repositório; esta frase vale apenas para a busca feita.]</w:t>
+        <w:t>[PENDENTE: período de publicação considerado]</w:t>
+      </w:r>
+      <w:r>
+        <w:t>, selecionando-se trabalhos pertinentes às perguntas da pesquisa e aos métodos empregados. Excluíram-se duplicatas e estudos sem relação direta com o escopo. A busca foi complementada pelo exame das referências e das citações dos trabalhos selecionados. O Apêndice C lista as principais consultas.</w:t>
       </w:r>
     </w:p>
     <w:p>
       <w:pPr>
         <w:pStyle w:val="Ttulo2"/>
       </w:pPr>
-      <w:bookmarkStart w:id="7" w:name="_Toc242915954"/>
-      <w:r>
-        <w:t>1.6 MODELAGEM DE TÓPICOS</w:t>
-      </w:r>
-      <w:bookmarkEnd w:id="7"/>
+      <w:bookmarkStart w:id="10" w:name="_Toc243082358"/>
+      <w:r>
+        <w:t>1.9 LACUNA</w:t>
+      </w:r>
+      <w:bookmarkEnd w:id="10"/>
     </w:p>
     <w:p>
       <w:pPr>
         <w:pStyle w:val="Corpodotexto"/>
       </w:pPr>
       <w:r>
-        <w:t>O LDA (Blei; Ng; Jordan, 2003) é o método clássico de modelagem de tópicos probabilística. O BERTopic (Grootendorst, 2022) agrupa representações vetoriais de sentenças (Reimers; Gurevych, 2019; Reimers; Gurevych, 2020), após redução de dimensão por UMAP (McInnes; Healy; Melville, 2018)</w:t>
-      </w:r>
-      <w:r>
-        <w:t xml:space="preserve"> e agrupamento por densidade (McInnes; Healy; Astels, 2017) e descreve cada grupo por termos de maior peso. A coerência </w:t>
-      </w:r>
-      <w:r>
-        <w:rPr>
-          <w:i/>
-        </w:rPr>
-        <w:t>C</w:t>
-      </w:r>
-      <w:r>
-        <w:rPr>
-          <w:vertAlign w:val="subscript"/>
-        </w:rPr>
-        <w:t>v</w:t>
-      </w:r>
-      <w:r>
-        <w:t xml:space="preserve"> (Röder; Both; Hinneburg, 2015) é a medida usual para comparar a qualidade interpretável dos tópicos e neste estudo é empregada apenas de forma descritiva.</w:t>
-      </w:r>
-    </w:p>
-    <w:p>
-      <w:pPr>
-        <w:pStyle w:val="Ttulo2"/>
-      </w:pPr>
-      <w:bookmarkStart w:id="8" w:name="_Toc242915955"/>
-      <w:r>
-        <w:t>1.7 VALIDAÇÃO, CONCORDÂNCIA E IMPORTÂNCIA RELATIVA</w:t>
-      </w:r>
-      <w:bookmarkEnd w:id="8"/>
+        <w:t>A literatura revisada documenta a compressão das notas, descreve os temas das avaliações do Airbnb e aplica modelos de linguagem à análise por aspecto. Nas bases, datas e estratégias de busca descritas, não foram identificados estudos que reunissem os quatro elementos seguintes, que este trabalho reúne. O primeiro é a validação explícita da medida por aspecto, com amostra ponderada pela população e com mais de um anotador. O segundo é a comparação entre dois modelos de sentimento com regra de escolha fixada</w:t>
+      </w:r>
+      <w:r>
+        <w:t xml:space="preserve"> de antemão. O terceiro é a decomposição da nota global por aspecto e por tópico em um corpus multilíngue de um mercado brasileiro. O quarto é uma pergunta: um índice sintético construído a partir do texto acrescenta poder explicativo à nota oficial?</w:t>
+      </w:r>
     </w:p>
     <w:p>
       <w:pPr>
         <w:pStyle w:val="Corpodotexto"/>
       </w:pPr>
       <w:r>
-        <w:t>A concordância entre avaliadores é medida pelo coeficiente kappa (Cohen, 1960), em sua versão ponderada quando as categorias são ordenadas (Cohen, 1968)</w:t>
-      </w:r>
-      <w:r>
-        <w:t xml:space="preserve"> e sua interpretação segue faixas convencionais (Landis; Koch, 1977), com as ressalvas discutidas em McHugh (2012). Quando a amostra rotulada é estratificada e se deseja estimar a medida na população, cada observação recebe o peso do seu estrato e o tamanho efetivo da amostra ponderada, descrito por Kish (1992), indica a precisão efetiva. A incerteza é estimada por </w:t>
-      </w:r>
-      <w:r>
-        <w:rPr>
-          <w:i/>
-        </w:rPr>
-        <w:t>bootstrap</w:t>
-      </w:r>
-      <w:r>
-        <w:t xml:space="preserve"> (Efron, 1979). A confiabilidade de uma medida obtida de duas metades dos dados é ajustada pela fórmula de Spearman-Brown </w:t>
-      </w:r>
-      <w:r>
-        <w:t xml:space="preserve">(Brown, 1910; Spearman, 1910). A importância relativa de preditores correlacionados é decomposta pelo método LMG, equivalente à média de Shapley do </w:t>
-      </w:r>
-      <w:r>
-        <w:rPr>
-          <w:i/>
-        </w:rPr>
-        <w:t>R</w:t>
-      </w:r>
-      <w:r>
-        <w:rPr>
-          <w:vertAlign w:val="superscript"/>
-        </w:rPr>
-        <w:t>2</w:t>
-      </w:r>
-      <w:r>
-        <w:t xml:space="preserve"> (Grömping, 2006; Grömping, 2007; Lindeman; Merenda; Gold, 1980). A correção de Benjamini e Hochberg (BH) (Benjamini; Hochberg, 1995) controla a taxa de falsas descobertas em comparações múltiplas e o encolhimento bayesiano empírico (Efron; Morris, 1975) fundamenta a opção de ponderar a média de anúncios com poucas avaliações em direção à média global.</w:t>
-      </w:r>
-    </w:p>
-    <w:p>
-      <w:pPr>
-        <w:pStyle w:val="Ttulo2"/>
-      </w:pPr>
-      <w:bookmarkStart w:id="9" w:name="_Toc242915956"/>
-      <w:r>
-        <w:lastRenderedPageBreak/>
-        <w:t>1.8 LACUNA</w:t>
-      </w:r>
-      <w:bookmarkEnd w:id="9"/>
-    </w:p>
-    <w:p>
-      <w:pPr>
-        <w:pStyle w:val="Corpodotexto"/>
-      </w:pPr>
-      <w:r>
-        <w:t xml:space="preserve">A literatura revisada documenta a compressão das notas, descreve os temas das avaliações do Airbnb e aplica modelos de linguagem à análise por aspecto. Ficam em aberto, em conjunto, quatro pontos que este trabalho reúne. O primeiro é a validação explícita da medida por aspecto, com amostra ponderada pela população e com mais de um anotador. O segundo é a comparação entre dois modelos de sentimento com regra de escolha fixada de antemão. O terceiro é a decomposição da nota global por aspecto e por tópico em </w:t>
-      </w:r>
-      <w:r>
-        <w:t>um corpus multilíngue de um mercado brasileiro. O quarto é uma pergunta: um índice sintético construído a partir do texto acrescenta poder explicativo à nota oficial?</w:t>
+        <w:t>Nas consultas específicas com “Airbnb” e “Rio de Janeiro”, não foram identificados estudos de análise de sentimento por aspecto sobre avaliações de hospedagem da cidade. A afirmação vale para as bases, datas e estratégias descritas e não exclui a existência de estudos fora delas.</w:t>
       </w:r>
     </w:p>
     <w:p>
       <w:pPr>
         <w:pStyle w:val="Ttulo1"/>
       </w:pPr>
-      <w:bookmarkStart w:id="10" w:name="_Toc242915957"/>
+      <w:bookmarkStart w:id="11" w:name="_Toc243082359"/>
       <w:r>
         <w:lastRenderedPageBreak/>
         <w:t>2 DADOS E MÉTODO</w:t>
       </w:r>
-      <w:bookmarkEnd w:id="10"/>
+      <w:bookmarkEnd w:id="11"/>
     </w:p>
     <w:p>
       <w:pPr>
@@ -7086,7 +7349,7 @@
         <w:keepNext/>
         <w:spacing w:before="120" w:after="80"/>
       </w:pPr>
-      <w:bookmarkStart w:id="11" w:name="_Toc242915994"/>
+      <w:bookmarkStart w:id="12" w:name="_Toc243082397"/>
       <w:r>
         <w:rPr>
           <w:b w:val="0"/>
@@ -7144,7 +7407,7 @@
         </w:rPr>
         <w:t xml:space="preserve"> – Etapas do estudo: da base do Inside Airbnb à validação e às análises.</w:t>
       </w:r>
-      <w:bookmarkEnd w:id="11"/>
+      <w:bookmarkEnd w:id="12"/>
     </w:p>
     <w:p>
       <w:pPr>
@@ -7157,7 +7420,7 @@
           <w:noProof/>
         </w:rPr>
         <w:drawing>
-          <wp:inline distT="0" distB="0" distL="0" distR="0" wp14:anchorId="59CC3964" wp14:editId="0AC2925D">
+          <wp:inline distT="0" distB="0" distL="0" distR="0" wp14:anchorId="06E09104" wp14:editId="7027F08F">
             <wp:extent cx="5299200" cy="3821405"/>
             <wp:effectExtent l="0" t="0" r="0" b="0"/>
             <wp:docPr id="1" name="Picture 1"/>
@@ -7208,21 +7471,21 @@
       <w:pPr>
         <w:pStyle w:val="Ttulo2"/>
       </w:pPr>
-      <w:bookmarkStart w:id="12" w:name="_Toc242915958"/>
+      <w:bookmarkStart w:id="13" w:name="_Toc243082360"/>
       <w:r>
         <w:t>2.1 BASE E RECORTE</w:t>
       </w:r>
-      <w:bookmarkEnd w:id="12"/>
+      <w:bookmarkEnd w:id="13"/>
     </w:p>
     <w:p>
       <w:pPr>
         <w:pStyle w:val="Corpodotexto"/>
       </w:pPr>
       <w:r>
-        <w:t xml:space="preserve">A base provém do projeto Inside Airbnb </w:t>
-      </w:r>
-      <w:r>
-        <w:t>(Inside Airbnb, 2026) e reúne 42.013 anúncios do Rio de Janeiro e 995.072 avaliações textuais. Entre os anúncios, 33.140 possuem nota global e as seis subnotas oficiais (limpeza, localização, check-in, comunicação, custo-benefício e precisão do anúncio). Foram considerados elegíveis os que têm nota maior que zero e ao menos duas avaliações, o que resulta em 28.890 anúncios.</w:t>
+        <w:t>A base provém do projeto Inside Airbnb (Inside Airbnb, 2026)</w:t>
+      </w:r>
+      <w:r>
+        <w:t xml:space="preserve"> e reúne 42.013 anúncios do Rio de Janeiro e 995.072 avaliações textuais. Entre os anúncios, 33.140 possuem nota global e as seis subnotas oficiais (limpeza, localização, check-in, comunicação, custo-benefício e precisão do anúncio). Foram considerados elegíveis os que têm nota maior que zero e ao menos duas avaliações, o que resulta em 28.890 anúncios.</w:t>
       </w:r>
     </w:p>
     <w:p>
@@ -7258,11 +7521,11 @@
       <w:pPr>
         <w:pStyle w:val="Ttulo2"/>
       </w:pPr>
-      <w:bookmarkStart w:id="13" w:name="_Toc242915959"/>
+      <w:bookmarkStart w:id="14" w:name="_Toc243082361"/>
       <w:r>
         <w:t>2.2 ASPECTOS ÉTICOS, AMBIENTE DE EXECUÇÃO E DISPONIBILIDADE</w:t>
       </w:r>
-      <w:bookmarkEnd w:id="13"/>
+      <w:bookmarkEnd w:id="14"/>
     </w:p>
     <w:p>
       <w:pPr>
@@ -7280,13 +7543,10 @@
         <w:t>As avaliações são textos livres escritos por pessoas e podem conter nomes e outras informações pessoais. O tratamento seguiu a Lei Geral de Proteção de Dados Pessoais (LGPD, Lei n. 13.709, de 2018) com as seguintes medidas. Os dados foram usados apenas para a finalidade acadêmica deste estudo. O nome e o identificador do avaliador não entram nas análises (o identificador serve apenas para remover avaliações duplicadas). O primeiro nome do anfitrião é mascarado no texto antes da análise. Os resultados são ap</w:t>
       </w:r>
       <w:r>
-        <w:t xml:space="preserve">resentados de forma agregada, por aspecto, tópico e grupo de anúncios. Os exemplos publicados são anonimizados: o identificador do anúncio é substituído por um código, o bairro é omitido e não há trechos de avaliações. As bases brutas e os dicionários de dados não são publicados no repositório. </w:t>
-      </w:r>
-      <w:r>
-        <w:rPr>
-          <w:highlight w:val="yellow"/>
-        </w:rPr>
-        <w:t>[PENDENTE: confirmar com a instituição se é exigida a submissão ao comitê de ética em pesquisa ou uma declaração de dispensa para pesquisa com dados públicos.]</w:t>
+        <w:t>resentados de forma agregada, por aspecto, tópico e grupo de anúncios. Os exemplos publicados são anonimizados: o identificador do anúncio é substituído por um código, o bairro é omitido e não há trechos de avaliações. As bases brutas e os dicionários de dados não são publicados no repositório. Como a pesquisa usa apenas informações de acesso público e de domínio público, ela não é registrada nem avaliada pelo sistema CEP/CONEP, conforme o art. 1º, parágrafo único, incisos II e III, da Resolução CNS n. 510,</w:t>
+      </w:r>
+      <w:r>
+        <w:t xml:space="preserve"> de 7 de abril de 2016.</w:t>
       </w:r>
     </w:p>
     <w:p>
@@ -7363,245 +7623,179 @@
         <w:pStyle w:val="Corpodotexto"/>
       </w:pPr>
       <w:r>
-        <w:t xml:space="preserve">O código, a configuração e as tabelas de resultados agregados estão no repositório do projeto. </w:t>
-      </w:r>
-      <w:r>
-        <w:rPr>
-          <w:highlight w:val="yellow"/>
-        </w:rPr>
-        <w:t>[PENDENTE: URL pública do repositório (o endereço remoto atual é reirasdev/airbnb-reviews-topic-modelling-code, no GitHub), a confirmação de que ele é público e a licença do código.]</w:t>
-      </w:r>
-    </w:p>
-    <w:p>
-      <w:pPr>
-        <w:pStyle w:val="Ttulo2"/>
-      </w:pPr>
-      <w:bookmarkStart w:id="14" w:name="_Toc242915960"/>
-      <w:r>
-        <w:t>2.3 O QUE A BASE PERMITE MEDIR</w:t>
-      </w:r>
-      <w:bookmarkEnd w:id="14"/>
-    </w:p>
-    <w:p>
-      <w:pPr>
-        <w:pStyle w:val="Corpodotexto"/>
-      </w:pPr>
-      <w:r>
-        <w:t xml:space="preserve">Os dados não trazem ocupação nem receita observadas. Os campos </w:t>
+        <w:t>O código, a configuração e as tabelas de resultados agregados estão no repositório público do projeto (</w:t>
       </w:r>
       <w:r>
         <w:rPr>
           <w:rFonts w:ascii="Courier New" w:eastAsia="Courier New" w:hAnsi="Courier New"/>
           <w:sz w:val="20"/>
         </w:rPr>
-        <w:t>estimated_occupancy_l365d</w:t>
-      </w:r>
-      <w:r>
-        <w:t xml:space="preserve"> e </w:t>
+        <w:t>https://github.com/reirasdev/airbnb-reviews-topic-modelling-code</w:t>
+      </w:r>
+      <w:r>
+        <w:t>), licenciado sob a GNU Affero General Public License v3.0 (AGPLv3).</w:t>
+      </w:r>
+    </w:p>
+    <w:p>
+      <w:pPr>
+        <w:pStyle w:val="Ttulo2"/>
+      </w:pPr>
+      <w:bookmarkStart w:id="15" w:name="_Toc243082362"/>
+      <w:r>
+        <w:t>2.3 O QUE A BASE PERMITE MEDIR</w:t>
+      </w:r>
+      <w:bookmarkEnd w:id="15"/>
+    </w:p>
+    <w:p>
+      <w:pPr>
+        <w:pStyle w:val="Corpodotexto"/>
+      </w:pPr>
+      <w:r>
+        <w:t xml:space="preserve">Os dados não trazem ocupação nem receita observadas. Os campos </w:t>
       </w:r>
       <w:r>
         <w:rPr>
           <w:rFonts w:ascii="Courier New" w:eastAsia="Courier New" w:hAnsi="Courier New"/>
           <w:sz w:val="20"/>
         </w:rPr>
-        <w:t>estimated_revenue_l365d</w:t>
-      </w:r>
-      <w:r>
-        <w:t xml:space="preserve"> são estimativas calculadas pelo Inside Airbnb e, como a verificação deste estudo mostrou, correspondem a funções exatas de variáveis do próprio anúncio. A ocupação estimada é dada por min(255,  </w:t>
-      </w:r>
-      <w:r>
-        <w:rPr>
-          <w:i/>
-        </w:rPr>
-        <w:t>R</w:t>
-      </w:r>
-      <w:r>
-        <w:rPr>
-          <w:vertAlign w:val="subscript"/>
-        </w:rPr>
-        <w:t>12</w:t>
-      </w:r>
-      <w:r>
-        <w:t xml:space="preserve"> × 2 × max(3, </w:t>
-      </w:r>
-      <w:r>
-        <w:rPr>
-          <w:i/>
-        </w:rPr>
-        <w:t>N</w:t>
-      </w:r>
-      <w:r>
-        <w:rPr>
-          <w:vertAlign w:val="subscript"/>
-        </w:rPr>
-        <w:t>min</w:t>
-      </w:r>
-      <w:r>
-        <w:t xml:space="preserve">)), em que </w:t>
-      </w:r>
-      <w:r>
-        <w:rPr>
-          <w:i/>
-        </w:rPr>
-        <w:t>R</w:t>
-      </w:r>
-      <w:r>
-        <w:rPr>
-          <w:vertAlign w:val="subscript"/>
-        </w:rPr>
-        <w:t>12</w:t>
-      </w:r>
-      <w:r>
-        <w:t xml:space="preserve"> é o número de avaliações nos últimos 12 meses e </w:t>
-      </w:r>
-      <w:r>
-        <w:rPr>
-          <w:i/>
-        </w:rPr>
-        <w:t>N</w:t>
-      </w:r>
-      <w:r>
-        <w:rPr>
-          <w:vertAlign w:val="subscript"/>
-        </w:rPr>
-        <w:t>min</w:t>
-      </w:r>
-      <w:r>
-        <w:t xml:space="preserve"> é a estadia mínima. A fórmula reproduz o campo em 100,0% dos 42.013 anúncios. A receita estimada é igual ao preço multiplicado pela ocupação estimada em 100,0% dos 38.356 anúncios com preço informado. A ocupação é zero nos 12.979 anúncios sem avaliação nos últimos 12 meses (100,0% dos casos). A construção segue o modelo descrito pelo Inside Airbnb, que converte avaliações em reservas com taxa de avaliação de 50% e estadia média de três noites (Inside Airbnb, 2026)</w:t>
-      </w:r>
-      <w:r>
-        <w:t>. Na faixa de nota 5,0, a correlação de postos entre a ocupação estimada e o número de avaliações dos últimos 12 meses é 0,97.</w:t>
-      </w:r>
-    </w:p>
-    <w:p>
-      <w:pPr>
-        <w:pStyle w:val="Corpodotexto"/>
-      </w:pPr>
-      <w:r>
-        <w:t>Por esse motivo, os dois campos são tratados como índices de volume recente de avaliações. Os termos ocupação e receita só aparecem acompanhados dessa qualificação. Há uma consequência de desenho. Controlar uma regressão pelo número de avaliações dos últimos 12 meses equivale a controlar o próprio desfecho e por isso esse controle não é utilizado. O objeto central do estudo são a nota global, as subnotas e o texto das avaliações. O volume de avaliações entra como desfecho auxiliar em três formas: o índice d</w:t>
-      </w:r>
-      <w:r>
-        <w:t>e ocupação, o índice de receita (em logaritmo) e o número de avaliações dos últimos 12 meses (em logaritmo), este último sem construção algébrica.</w:t>
-      </w:r>
-    </w:p>
-    <w:p>
-      <w:pPr>
-        <w:pStyle w:val="Ttulo2"/>
-      </w:pPr>
-      <w:bookmarkStart w:id="15" w:name="_Toc242915961"/>
-      <w:r>
-        <w:t>2.4 MEDIÇÃO DO SENTIMENTO</w:t>
-      </w:r>
-      <w:bookmarkEnd w:id="15"/>
-    </w:p>
-    <w:p>
-      <w:pPr>
-        <w:pStyle w:val="Corpodotexto"/>
-      </w:pPr>
-      <w:r>
-        <w:t>O sentimento de cada sentença é medido por dois modelos, porque a escolha de um único modelo poderia alterar as conclusões. O modelo A (</w:t>
+        <w:t>estimated_occupancy_l365d</w:t>
+      </w:r>
+      <w:r>
+        <w:t xml:space="preserve"> e </w:t>
       </w:r>
       <w:r>
         <w:rPr>
           <w:rFonts w:ascii="Courier New" w:eastAsia="Courier New" w:hAnsi="Courier New"/>
           <w:sz w:val="20"/>
         </w:rPr>
-        <w:t>cardiffnlp/twitter-xlm-roberta-base-sentiment</w:t>
-      </w:r>
-      <w:r>
-        <w:t xml:space="preserve">) é um classificador multilíngue treinado em mensagens de uma </w:t>
-      </w:r>
-      <w:r>
-        <w:lastRenderedPageBreak/>
-        <w:t xml:space="preserve">rede social (Barbieri; Espinosa Anke; Camacho-Collados, 2022; Cardiff NLP, 2023), com três classes: negativo, neutro e positivo. Sua saída foi convertida em estrelas esperadas pela expressão 1 · </w:t>
+        <w:t>estimated_revenue_l365d</w:t>
+      </w:r>
+      <w:r>
+        <w:t xml:space="preserve"> são estimativas calculadas pelo Inside Airbnb e, como a verificação deste estudo mostrou, correspondem a funções exatas de variáveis do próprio anúncio. A ocupação estimada é dada por min(255,  </w:t>
       </w:r>
       <w:r>
         <w:rPr>
           <w:i/>
         </w:rPr>
-        <w:t>P</w:t>
-      </w:r>
-      <w:r>
-        <w:t>(ne</w:t>
+        <w:t>R</w:t>
+      </w:r>
+      <w:r>
+        <w:rPr>
+          <w:vertAlign w:val="subscript"/>
+        </w:rPr>
+        <w:t>12</w:t>
+      </w:r>
+      <w:r>
+        <w:t xml:space="preserve"> × 2 × max(3, </w:t>
       </w:r>
       <w:r>
         <w:rPr>
           <w:i/>
         </w:rPr>
-        <w:t>g</w:t>
-      </w:r>
-      <w:r>
-        <w:t xml:space="preserve">) + 3 · </w:t>
+        <w:t>N</w:t>
+      </w:r>
+      <w:r>
+        <w:rPr>
+          <w:vertAlign w:val="subscript"/>
+        </w:rPr>
+        <w:t>min</w:t>
+      </w:r>
+      <w:r>
+        <w:t xml:space="preserve">)), em que </w:t>
       </w:r>
       <w:r>
         <w:rPr>
           <w:i/>
         </w:rPr>
-        <w:t>P</w:t>
-      </w:r>
-      <w:r>
-        <w:t>(ne</w:t>
+        <w:t>R</w:t>
+      </w:r>
+      <w:r>
+        <w:rPr>
+          <w:vertAlign w:val="subscript"/>
+        </w:rPr>
+        <w:t>12</w:t>
+      </w:r>
+      <w:r>
+        <w:t xml:space="preserve"> é o número de avaliações nos últimos 12 meses e </w:t>
       </w:r>
       <w:r>
         <w:rPr>
           <w:i/>
         </w:rPr>
-        <w:t>u</w:t>
-      </w:r>
-      <w:r>
-        <w:t xml:space="preserve">) + 5 · </w:t>
-      </w:r>
-      <w:r>
-        <w:rPr>
-          <w:i/>
-        </w:rPr>
-        <w:t>P</w:t>
-      </w:r>
-      <w:r>
-        <w:t>(po</w:t>
-      </w:r>
-      <w:r>
-        <w:rPr>
-          <w:i/>
-        </w:rPr>
-        <w:t>s</w:t>
-      </w:r>
-      <w:r>
-        <w:t>). O modelo B (</w:t>
+        <w:t>N</w:t>
+      </w:r>
+      <w:r>
+        <w:rPr>
+          <w:vertAlign w:val="subscript"/>
+        </w:rPr>
+        <w:t>min</w:t>
+      </w:r>
+      <w:r>
+        <w:t xml:space="preserve"> é a estadia mínima. A fórmula reproduz o campo em 100,0% dos 42.013 anúncios. A receita estimada é igual ao preço multiplicado pela ocupação estimada em 100,0% dos 38.356 anúncios com preço informado. A ocupação é zero nos 12.979 anúncios sem avaliação nos últimos 12 meses (100,0% dos casos). A construção segue o modelo descrito pelo Inside Airbnb, que converte avaliações em reservas com taxa de avaliação de 50% e estadia média de três noites (Inside Airbnb, 2026)</w:t>
+      </w:r>
+      <w:r>
+        <w:t>. Na faixa de nota 5,0, a correlação de postos entre a ocupação estimada e o número de avaliações dos últimos 12 meses é 0,97.</w:t>
+      </w:r>
+    </w:p>
+    <w:p>
+      <w:pPr>
+        <w:pStyle w:val="Corpodotexto"/>
+      </w:pPr>
+      <w:r>
+        <w:t>Por esse motivo, os dois campos são tratados como índices de volume recente de avaliações. Os termos ocupação e receita só aparecem acompanhados dessa qualificação. Há uma consequência de desenho. Controlar uma regressão pelo número de avaliações dos últimos 12 meses equivale a controlar o próprio desfecho e por isso esse controle não é utilizado. O objeto central do estudo são a nota global, as subnotas e o texto das avaliações. O volume de avaliações entra como desfecho auxiliar em três formas: o índice d</w:t>
+      </w:r>
+      <w:r>
+        <w:t>e ocupação, o índice de receita (em logaritmo) e o número de avaliações dos últimos 12 meses (em logaritmo), este último sem construção algébrica.</w:t>
+      </w:r>
+    </w:p>
+    <w:p>
+      <w:pPr>
+        <w:pStyle w:val="Ttulo2"/>
+      </w:pPr>
+      <w:bookmarkStart w:id="16" w:name="_Toc243082363"/>
+      <w:r>
+        <w:t>2.4 MEDIÇÃO DO SENTIMENTO</w:t>
+      </w:r>
+      <w:bookmarkEnd w:id="16"/>
+    </w:p>
+    <w:p>
+      <w:pPr>
+        <w:pStyle w:val="Corpodotexto"/>
+      </w:pPr>
+      <w:r>
+        <w:t>O sentimento de cada sentença é medido por dois modelos, porque a escolha de um único modelo poderia alterar as conclusões. O modelo A (</w:t>
       </w:r>
       <w:r>
         <w:rPr>
           <w:rFonts w:ascii="Courier New" w:eastAsia="Courier New" w:hAnsi="Courier New"/>
           <w:sz w:val="20"/>
         </w:rPr>
-        <w:t>nlptown/bert-base-multilingual-uncased-sentiment</w:t>
-      </w:r>
-      <w:r>
-        <w:t xml:space="preserve">) é um modelo multilíngue da família BERT (Devlin et al., 2019) ajustado a avaliações de produtos (NLP Town, 2025), com cinco classes que correspondem a 1 a 5 estrelas. As estrelas esperadas são </w:t>
+        <w:t>cardiffnlp/twitter-xlm-roberta-base-sentiment</w:t>
+      </w:r>
+      <w:r>
+        <w:t xml:space="preserve">) é um classificador multilíngue treinado em mensagens de uma rede social (Barbieri; Espinosa Anke; Camacho-Collados, 2022; Cardiff NLP, 2023), com três </w:t>
+      </w:r>
+      <w:r>
+        <w:lastRenderedPageBreak/>
+        <w:t xml:space="preserve">classes: negativo, neutro e positivo. Sua saída foi convertida em estrelas esperadas pela expressão 1 · </w:t>
       </w:r>
       <w:r>
         <w:rPr>
           <w:i/>
         </w:rPr>
-        <w:t>Σ</w:t>
-      </w:r>
-      <w:r>
-        <w:rPr>
-          <w:vertAlign w:val="subscript"/>
-        </w:rPr>
-        <w:t>k</w:t>
-      </w:r>
-      <w:r>
-        <w:t xml:space="preserve"> </w:t>
+        <w:t>P</w:t>
+      </w:r>
+      <w:r>
+        <w:t>(ne</w:t>
       </w:r>
       <w:r>
         <w:rPr>
           <w:i/>
         </w:rPr>
-        <w:t>k</w:t>
-      </w:r>
-      <w:r>
-        <w:t xml:space="preserve"> · </w:t>
+        <w:t>g</w:t>
+      </w:r>
+      <w:r>
+        <w:t xml:space="preserve">) + 3 · </w:t>
       </w:r>
       <w:r>
         <w:rPr>
@@ -7610,105 +7804,175 @@
         <w:t>P</w:t>
       </w:r>
       <w:r>
-        <w:t>(</w:t>
+        <w:t>(ne</w:t>
       </w:r>
       <w:r>
         <w:rPr>
           <w:i/>
         </w:rPr>
-        <w:t>k</w:t>
-      </w:r>
-      <w:r>
-        <w:t>).</w:t>
-      </w:r>
-    </w:p>
-    <w:p>
-      <w:pPr>
-        <w:pStyle w:val="Corpodotexto"/>
-      </w:pPr>
-      <w:r>
-        <w:t>A polaridade discreta de A é a mais provável entre as três classes. Em B, a polaridade é negativa quando a classe mais provável tem 1 ou 2 estrelas, neutra quando tem 3 e positiva quando tem 4 ou 5. Os modelos foram aplicados às mesmas 1.512.063 sentenças (1.366.091 textos únicos), com a biblioteca Transformers (Wolf et al., 2020)</w:t>
-      </w:r>
-      <w:r>
-        <w:t>. As estrelas médias por texto único são 4,19 em A e 4,06 em B. A proporção de sentenças com quatro estrelas ou mais é 75,1% e 70,0%. As polaridades (negativa, neutra e positiva) distribuem-se em 6,8%, 14,3% e 78,9% em A e em 10,4%, 8,1% e 81,5% em B. Nos dois casos a maior parte das sentenças é positiva, o que reproduz no texto o viés de positividade das avaliações online (Bridges; Vásquez, 2018; Zervas; Proserpio; Byers, 2021).</w:t>
-      </w:r>
-    </w:p>
-    <w:p>
-      <w:pPr>
-        <w:pStyle w:val="Corpodotexto"/>
-      </w:pPr>
-      <w:r>
-        <w:t>As análises seguintes usam a ordenação do sentimento e não o seu nível absoluto. Importa, portanto, que as estrelas esperadas ordenem as sentenças como um leitor humano. A correlação de postos entre o rótulo manual (−1, 0, +1) e as estrelas esperadas é 0,64 em A e 0,63 em B.</w:t>
-      </w:r>
-    </w:p>
-    <w:p>
-      <w:pPr>
-        <w:pStyle w:val="Corpodotexto"/>
-      </w:pPr>
-      <w:r>
-        <w:t xml:space="preserve">Antes de executar o modelo B sobre o corpus, fixou-se a regra de escolha do modelo principal. O modelo B seria adotado como principal se o intervalo de 95% da diferença B menos A no kappa ponderado linear populacional, estimado por </w:t>
+        <w:t>u</w:t>
+      </w:r>
+      <w:r>
+        <w:t xml:space="preserve">) + 5 · </w:t>
       </w:r>
       <w:r>
         <w:rPr>
           <w:i/>
         </w:rPr>
-        <w:t>bootstrap</w:t>
-      </w:r>
-      <w:r>
-        <w:t xml:space="preserve"> estratificado (Efron, 1979), excluísse zero a favor de B. Caso contrário, o principal seria A. O registro datado da regra, anterior à execução de B, está no Apêndice A. O outro modelo é reportado em todos os resultados como análise de robustez. O kappa populacional é calculado sobre sentenças rotuladas manualmente e ponderadas pelo tamanho dos estratos de origem, como detalhado na Seção 3.</w:t>
-      </w:r>
-    </w:p>
-    <w:p>
-      <w:pPr>
-        <w:pStyle w:val="Ttulo2"/>
-      </w:pPr>
-      <w:bookmarkStart w:id="16" w:name="_Toc242915962"/>
-      <w:r>
-        <w:t>2.5 TÓPICOS E ASPECTOS</w:t>
-      </w:r>
-      <w:bookmarkEnd w:id="16"/>
-    </w:p>
-    <w:p>
-      <w:pPr>
-        <w:pStyle w:val="Corpodotexto"/>
-      </w:pPr>
-      <w:r>
-        <w:t xml:space="preserve">As sentenças foram agrupadas pelo BERTopic (Grootendorst, 2022), que combina </w:t>
+        <w:t>P</w:t>
+      </w:r>
+      <w:r>
+        <w:t>(po</w:t>
       </w:r>
       <w:r>
         <w:rPr>
           <w:i/>
         </w:rPr>
-        <w:t>embeddings</w:t>
-      </w:r>
-      <w:r>
-        <w:t xml:space="preserve"> de sentenças, redução de dimensão e agrupamento por densidade. Foram usados os </w:t>
-      </w:r>
-      <w:r>
-        <w:rPr>
-          <w:i/>
-        </w:rPr>
-        <w:t>embeddings</w:t>
-      </w:r>
-      <w:r>
-        <w:t xml:space="preserve"> multilíngues </w:t>
+        <w:t>s</w:t>
+      </w:r>
+      <w:r>
+        <w:t>). O modelo B (</w:t>
       </w:r>
       <w:r>
         <w:rPr>
           <w:rFonts w:ascii="Courier New" w:eastAsia="Courier New" w:hAnsi="Courier New"/>
           <w:sz w:val="20"/>
         </w:rPr>
+        <w:t>nlptown/bert-base-multilingual-uncased-sentiment</w:t>
+      </w:r>
+      <w:r>
+        <w:t xml:space="preserve">) é um modelo multilíngue da família BERT (Devlin et al., 2019) ajustado a avaliações de produtos (NLP Town, 2025), com cinco classes que correspondem a 1 a 5 estrelas. As estrelas esperadas são </w:t>
+      </w:r>
+      <w:r>
+        <w:rPr>
+          <w:i/>
+        </w:rPr>
+        <w:t>Σ</w:t>
+      </w:r>
+      <w:r>
+        <w:rPr>
+          <w:vertAlign w:val="subscript"/>
+        </w:rPr>
+        <w:t>k</w:t>
+      </w:r>
+      <w:r>
+        <w:t xml:space="preserve"> </w:t>
+      </w:r>
+      <w:r>
+        <w:rPr>
+          <w:i/>
+        </w:rPr>
+        <w:t>k</w:t>
+      </w:r>
+      <w:r>
+        <w:t xml:space="preserve"> · </w:t>
+      </w:r>
+      <w:r>
+        <w:rPr>
+          <w:i/>
+        </w:rPr>
+        <w:t>P</w:t>
+      </w:r>
+      <w:r>
+        <w:t>(</w:t>
+      </w:r>
+      <w:r>
+        <w:rPr>
+          <w:i/>
+        </w:rPr>
+        <w:t>k</w:t>
+      </w:r>
+      <w:r>
+        <w:t>).</w:t>
+      </w:r>
+    </w:p>
+    <w:p>
+      <w:pPr>
+        <w:pStyle w:val="Corpodotexto"/>
+      </w:pPr>
+      <w:r>
+        <w:t>A polaridade discreta de A é a mais provável entre as três classes. Em B, a polaridade é negativa quando a classe mais provável tem 1 ou 2 estrelas, neutra quando tem 3 e positiva quando tem 4 ou 5. Os modelos foram aplicados às mesmas 1.512.063 sentenças (1.366.091 textos únicos), com a biblioteca Transformers (Wolf et al., 2020)</w:t>
+      </w:r>
+      <w:r>
+        <w:t>. As estrelas médias por texto único são 4,19 em A e 4,06 em B. A proporção de sentenças com quatro estrelas ou mais é 75,1% e 70,0%. As polaridades (negativa, neutra e positiva) distribuem-se em 6,8%, 14,3% e 78,9% em A e em 10,4%, 8,1% e 81,5% em B. Nos dois casos a maior parte das sentenças é positiva, o que reproduz no texto o viés de positividade das avaliações online (Bridges; Vásquez, 2018; Zervas; Proserpio; Byers, 2021).</w:t>
+      </w:r>
+    </w:p>
+    <w:p>
+      <w:pPr>
+        <w:pStyle w:val="Corpodotexto"/>
+      </w:pPr>
+      <w:r>
+        <w:t>As análises seguintes usam a ordenação do sentimento e não o seu nível absoluto. Importa, portanto, que as estrelas esperadas ordenem as sentenças como um leitor humano. A correlação de postos entre o rótulo manual (−1, 0, +1) e as estrelas esperadas é 0,64 em A e 0,63 em B.</w:t>
+      </w:r>
+    </w:p>
+    <w:p>
+      <w:pPr>
+        <w:pStyle w:val="Corpodotexto"/>
+      </w:pPr>
+      <w:r>
+        <w:t xml:space="preserve">Antes de executar o modelo B sobre o corpus, fixou-se a regra de escolha do modelo principal. O modelo B seria adotado como principal se o intervalo de 95% da diferença B menos A no kappa ponderado linear populacional, estimado por </w:t>
+      </w:r>
+      <w:r>
+        <w:rPr>
+          <w:i/>
+        </w:rPr>
+        <w:t>bootstrap</w:t>
+      </w:r>
+      <w:r>
+        <w:t xml:space="preserve"> estratificado (Efron, 1979), excluísse zero a favor de B. Caso contrário, o principal seria A. O registro datado da regra, anterior à execução de B, está no Apêndice A. O outro modelo é reportado em todos os resultados como análise de robustez. O kappa populacional é calculado sobre sentenças rotuladas manualmente e ponderadas pelo tamanho dos estratos de origem, como detalhado na Seção 3.</w:t>
+      </w:r>
+    </w:p>
+    <w:p>
+      <w:pPr>
+        <w:pStyle w:val="Ttulo2"/>
+      </w:pPr>
+      <w:bookmarkStart w:id="17" w:name="_Toc243082364"/>
+      <w:r>
+        <w:t>2.5 TÓPICOS E ASPECTOS</w:t>
+      </w:r>
+      <w:bookmarkEnd w:id="17"/>
+    </w:p>
+    <w:p>
+      <w:pPr>
+        <w:pStyle w:val="Corpodotexto"/>
+      </w:pPr>
+      <w:r>
+        <w:t xml:space="preserve">As sentenças foram agrupadas pelo BERTopic (Grootendorst, 2022), que combina </w:t>
+      </w:r>
+      <w:r>
+        <w:rPr>
+          <w:i/>
+        </w:rPr>
+        <w:t>embeddings</w:t>
+      </w:r>
+      <w:r>
+        <w:t xml:space="preserve"> de sentenças, redução de dimensão e agrupamento por densidade. Foram usados os </w:t>
+      </w:r>
+      <w:r>
+        <w:rPr>
+          <w:i/>
+        </w:rPr>
+        <w:t>embeddings</w:t>
+      </w:r>
+      <w:r>
+        <w:t xml:space="preserve"> multilíngues </w:t>
+      </w:r>
+      <w:r>
+        <w:rPr>
+          <w:rFonts w:ascii="Courier New" w:eastAsia="Courier New" w:hAnsi="Courier New"/>
+          <w:sz w:val="20"/>
+        </w:rPr>
         <w:t>paraphrase-multilingual-MiniLM-L12-v2</w:t>
       </w:r>
       <w:r>
-        <w:t xml:space="preserve"> (Reimers; Gurevych, 2020), a redução por UMAP (McInnes; Healy; Melville, 2018) e o agrupamento </w:t>
+        <w:t xml:space="preserve"> (Reimers; Gurevych, 2020), a redução por UMAP (McInnes; Healy; Melville, 2018) e o agrupamento por HDBSCAN (McInnes; Healy; Astels, 2017)</w:t>
+      </w:r>
+      <w:r>
+        <w:t xml:space="preserve">. O ajuste foi feito em uma amostra de </w:t>
       </w:r>
       <w:r>
         <w:lastRenderedPageBreak/>
-        <w:t>por HDBSCAN (McInnes; Healy; Astels, 2017)</w:t>
-      </w:r>
-      <w:r>
-        <w:t xml:space="preserve">. O ajuste foi feito em uma amostra de 200.000 sentenças. O modelo foi aplicado às demais. Resultaram 185 tópicos. Na amostra de ajuste, 29,8% das sentenças foram classificadas como ruído; depois da reatribuição ao centroide mais próximo, o ruído caiu a 1,0% dos textos. Distinguem-se, assim, as sentenças com tópico direto (atribuídas pelo próprio BERTopic) e as reatribuídas, cuja atribuição é menos precisa (Seção 3). A coerência </w:t>
+        <w:t xml:space="preserve">200.000 sentenças. O modelo foi aplicado às demais. Resultaram 185 tópicos. Na amostra de ajuste, 29,8% das sentenças foram classificadas como ruído; depois da reatribuição ao centroide mais próximo, o ruído caiu a 1,0% dos textos. Distinguem-se, assim, as sentenças com tópico direto (atribuídas pelo próprio BERTopic) e as reatribuídas, cuja atribuição é menos precisa (Seção 3). A coerência </w:t>
       </w:r>
       <w:r>
         <w:rPr>
@@ -7796,30 +8060,21 @@
         <w:t>Cada tópico do BERTopic foi associado a um de dez aspectos: limpeza, localização, check-in, comunicação, custo-benefício, ruído e conforto, segurança, precisão do anúncio, comodidades e satisfação geral (este último reúne elogios e queixas genéricos). O código sugeriu o aspecto pela similaridade do tópico com termos iniciais multilíngues. A decisão final foi tomada por um pesquisador, tópico a tópico. Dos 185 tópicos, 105 mantiveram a sugestão automática e 80 foram alterados na revisão tópico a tópico, porq</w:t>
       </w:r>
       <w:r>
-        <w:t xml:space="preserve">ue a sugestão automática colocava cerca de 46% dos tópicos em localização e tratava elogio genérico como aspecto. Em uma etapa seguinte, o pesquisador havia usado custo-benefício como depósito de elogios e queixas genéricos (51 tópicos, 15,7% das sentenças, dos quais apenas um tratava de preço). A revisão conjunta reclassificou 66 tópicos e criou o aspecto satisfação geral, que concentra 53 tópicos no mapa final e deixou custo-benefício com 1,1% das sentenças mapeadas. O histórico do projeto não registra a </w:t>
-      </w:r>
-      <w:r>
-        <w:t xml:space="preserve">sobreposição entre os 80 tópicos alterados e os 66 reclassificados. </w:t>
-      </w:r>
-      <w:r>
-        <w:rPr>
-          <w:highlight w:val="yellow"/>
-        </w:rPr>
-        <w:t>[PENDENTE: confirmar se os 66 tópicos reclassificados estão contidos nos 80 alterados.]</w:t>
-      </w:r>
-      <w:r>
-        <w:t xml:space="preserve"> Cada sentença herda o aspecto do tópico a que pertence.</w:t>
+        <w:t>ue a sugestão automática colocava cerca de 46% dos tópicos em localização e tratava elogio genérico como aspecto. Em uma etapa seguinte, o pesquisador havia usado custo-benefício como depósito de elogios e queixas genéricos (51 tópicos, 15,7% das sentenças, dos quais apenas um tratava de preço). A revisão conjunta reclassificou 66 tópicos e criou o aspecto satisfação geral, que concentra 53 tópicos no mapa final e deixou custo-benefício com 1,1% das sentenças mapeadas. Os 66 tópicos reclassificados estão en</w:t>
+      </w:r>
+      <w:r>
+        <w:t>tre os 80 alterados. Cada sentença herda o aspecto do tópico a que pertence.</w:t>
       </w:r>
     </w:p>
     <w:p>
       <w:pPr>
         <w:pStyle w:val="Ttulo2"/>
       </w:pPr>
-      <w:bookmarkStart w:id="17" w:name="_Toc242915963"/>
+      <w:bookmarkStart w:id="18" w:name="_Toc243082365"/>
       <w:r>
         <w:t>2.6 PERFIL POR ANÚNCIO</w:t>
       </w:r>
-      <w:bookmarkEnd w:id="17"/>
+      <w:bookmarkEnd w:id="18"/>
     </w:p>
     <w:p>
       <w:pPr>
@@ -7835,7 +8090,7 @@
         <w:keepNext/>
         <w:spacing w:before="120" w:after="80"/>
       </w:pPr>
-      <w:bookmarkStart w:id="18" w:name="_Toc242916005"/>
+      <w:bookmarkStart w:id="19" w:name="_Toc243082408"/>
       <w:r>
         <w:rPr>
           <w:b w:val="0"/>
@@ -7892,17 +8147,9 @@
           <w:color w:val="000000"/>
           <w:sz w:val="20"/>
         </w:rPr>
-        <w:t xml:space="preserve"> – </w:t>
-      </w:r>
-      <w:r>
-        <w:rPr>
-          <w:b w:val="0"/>
-          <w:color w:val="000000"/>
-          <w:sz w:val="20"/>
-        </w:rPr>
-        <w:t>Participação dos aspectos nas sentenças e anúncios com perfil disponível.</w:t>
-      </w:r>
-      <w:bookmarkEnd w:id="18"/>
+        <w:t xml:space="preserve"> – Participação dos aspectos nas sentenças e anúncios com perfil disponível.</w:t>
+      </w:r>
+      <w:bookmarkEnd w:id="19"/>
     </w:p>
     <w:tbl>
       <w:tblPr>
@@ -8677,11 +8924,11 @@
       <w:pPr>
         <w:pStyle w:val="Ttulo2"/>
       </w:pPr>
-      <w:bookmarkStart w:id="19" w:name="_Toc242915964"/>
+      <w:bookmarkStart w:id="20" w:name="_Toc243082366"/>
       <w:r>
         <w:t>2.7 DESENHO ANALÍTICO</w:t>
       </w:r>
-      <w:bookmarkEnd w:id="19"/>
+      <w:bookmarkEnd w:id="20"/>
     </w:p>
     <w:p>
       <w:pPr>
@@ -8779,12 +9026,12 @@
       <w:pPr>
         <w:pStyle w:val="Ttulo1"/>
       </w:pPr>
-      <w:bookmarkStart w:id="20" w:name="_Toc242915965"/>
+      <w:bookmarkStart w:id="21" w:name="_Toc243082367"/>
       <w:r>
         <w:lastRenderedPageBreak/>
         <w:t>3 VALIDAÇÃO DA MEDIÇÃO</w:t>
       </w:r>
-      <w:bookmarkEnd w:id="20"/>
+      <w:bookmarkEnd w:id="21"/>
     </w:p>
     <w:p>
       <w:pPr>
@@ -8801,11 +9048,11 @@
       <w:pPr>
         <w:pStyle w:val="Ttulo2"/>
       </w:pPr>
-      <w:bookmarkStart w:id="21" w:name="_Toc242915966"/>
+      <w:bookmarkStart w:id="22" w:name="_Toc243082368"/>
       <w:r>
         <w:t>3.1 EVIDÊNCIA DIRETA: FRASES ROTULADAS</w:t>
       </w:r>
-      <w:bookmarkEnd w:id="21"/>
+      <w:bookmarkEnd w:id="22"/>
     </w:p>
     <w:p>
       <w:pPr>
@@ -8832,7 +9079,7 @@
         <w:keepNext/>
         <w:spacing w:before="120" w:after="80"/>
       </w:pPr>
-      <w:bookmarkStart w:id="22" w:name="_Toc242916006"/>
+      <w:bookmarkStart w:id="23" w:name="_Toc243082409"/>
       <w:r>
         <w:rPr>
           <w:b w:val="0"/>
@@ -8890,7 +9137,7 @@
         </w:rPr>
         <w:t xml:space="preserve"> – Sentimento: desempenho dos modelos A e B nas 297 sentenças rotuladas.</w:t>
       </w:r>
-      <w:bookmarkEnd w:id="22"/>
+      <w:bookmarkEnd w:id="23"/>
     </w:p>
     <w:tbl>
       <w:tblPr>
@@ -9526,7 +9773,7 @@
         <w:keepNext/>
         <w:spacing w:before="120" w:after="80"/>
       </w:pPr>
-      <w:bookmarkStart w:id="23" w:name="_Toc242916007"/>
+      <w:bookmarkStart w:id="24" w:name="_Toc243082410"/>
       <w:r>
         <w:rPr>
           <w:b w:val="0"/>
@@ -9584,7 +9831,7 @@
         </w:rPr>
         <w:t xml:space="preserve"> – Precisão da atribuição de aspecto, por aspecto previsto (27 sentenças rotuladas em cada).</w:t>
       </w:r>
-      <w:bookmarkEnd w:id="23"/>
+      <w:bookmarkEnd w:id="24"/>
     </w:p>
     <w:tbl>
       <w:tblPr>
@@ -10134,11 +10381,11 @@
       <w:pPr>
         <w:pStyle w:val="Ttulo2"/>
       </w:pPr>
-      <w:bookmarkStart w:id="24" w:name="_Toc242915967"/>
+      <w:bookmarkStart w:id="25" w:name="_Toc243082369"/>
       <w:r>
         <w:t>3.2 CONCORDÂNCIA ENTRE OS DOIS MODELOS</w:t>
       </w:r>
-      <w:bookmarkEnd w:id="24"/>
+      <w:bookmarkEnd w:id="25"/>
     </w:p>
     <w:p>
       <w:pPr>
@@ -10156,11 +10403,11 @@
       <w:pPr>
         <w:pStyle w:val="Ttulo2"/>
       </w:pPr>
-      <w:bookmarkStart w:id="25" w:name="_Toc242915968"/>
+      <w:bookmarkStart w:id="26" w:name="_Toc243082370"/>
       <w:r>
         <w:t>3.3 REGRA DE ESCOLHA FIXADA DE ANTEMÃO E MODELO PRINCIPAL</w:t>
       </w:r>
-      <w:bookmarkEnd w:id="25"/>
+      <w:bookmarkEnd w:id="26"/>
     </w:p>
     <w:p>
       <w:pPr>
@@ -10177,11 +10424,11 @@
       <w:pPr>
         <w:pStyle w:val="Ttulo2"/>
       </w:pPr>
-      <w:bookmarkStart w:id="26" w:name="_Toc242915969"/>
+      <w:bookmarkStart w:id="27" w:name="_Toc243082371"/>
       <w:r>
         <w:t>3.4 VALIDADE DE CONSTRUTO: CONCORDÂNCIA COM AS SUBNOTAS OFICIAIS</w:t>
       </w:r>
-      <w:bookmarkEnd w:id="26"/>
+      <w:bookmarkEnd w:id="27"/>
     </w:p>
     <w:p>
       <w:pPr>
@@ -10197,7 +10444,7 @@
         <w:keepNext/>
         <w:spacing w:before="120" w:after="80"/>
       </w:pPr>
-      <w:bookmarkStart w:id="27" w:name="_Toc242916008"/>
+      <w:bookmarkStart w:id="28" w:name="_Toc243082411"/>
       <w:r>
         <w:rPr>
           <w:b w:val="0"/>
@@ -10255,7 +10502,7 @@
         </w:rPr>
         <w:t xml:space="preserve"> – Correlação entre o sentimento do aspecto e a subnota oficial correspondente, no nível do anúncio.</w:t>
       </w:r>
-      <w:bookmarkEnd w:id="27"/>
+      <w:bookmarkEnd w:id="28"/>
     </w:p>
     <w:tbl>
       <w:tblPr>
@@ -11418,11 +11665,11 @@
       <w:pPr>
         <w:pStyle w:val="Ttulo2"/>
       </w:pPr>
-      <w:bookmarkStart w:id="28" w:name="_Toc242915970"/>
+      <w:bookmarkStart w:id="29" w:name="_Toc243082372"/>
       <w:r>
         <w:t>3.5 CHECAGEM COM UM SEGUNDO MÉTODO DE TÓPICOS E COM UM SEGUNDO ANOTADOR</w:t>
       </w:r>
-      <w:bookmarkEnd w:id="28"/>
+      <w:bookmarkEnd w:id="29"/>
     </w:p>
     <w:p>
       <w:pPr>
@@ -11441,7 +11688,7 @@
         <w:keepNext/>
         <w:spacing w:before="120" w:after="80"/>
       </w:pPr>
-      <w:bookmarkStart w:id="29" w:name="_Toc242916009"/>
+      <w:bookmarkStart w:id="30" w:name="_Toc243082412"/>
       <w:r>
         <w:rPr>
           <w:b w:val="0"/>
@@ -11526,7 +11773,7 @@
         </w:rPr>
         <w:t xml:space="preserve"> da nota global.</w:t>
       </w:r>
-      <w:bookmarkEnd w:id="29"/>
+      <w:bookmarkEnd w:id="30"/>
     </w:p>
     <w:tbl>
       <w:tblPr>
@@ -12266,11 +12513,11 @@
       <w:pPr>
         <w:pStyle w:val="Ttulo2"/>
       </w:pPr>
-      <w:bookmarkStart w:id="30" w:name="_Toc242915971"/>
+      <w:bookmarkStart w:id="31" w:name="_Toc243082373"/>
       <w:r>
         <w:t>3.6 CLASSIFICAÇÃO DOS ASPECTOS</w:t>
       </w:r>
-      <w:bookmarkEnd w:id="30"/>
+      <w:bookmarkEnd w:id="31"/>
     </w:p>
     <w:p>
       <w:pPr>
@@ -12317,7 +12564,7 @@
         <w:keepNext/>
         <w:spacing w:before="120" w:after="80"/>
       </w:pPr>
-      <w:bookmarkStart w:id="31" w:name="_Toc242916010"/>
+      <w:bookmarkStart w:id="32" w:name="_Toc243082413"/>
       <w:r>
         <w:rPr>
           <w:b w:val="0"/>
@@ -12376,7 +12623,7 @@
         </w:rPr>
         <w:t xml:space="preserve"> – Classificação indicativa dos aspectos: precisão de atribuição com intervalo de Wilson, precisão com os dois anotadores e correlação com a subnota.</w:t>
       </w:r>
-      <w:bookmarkEnd w:id="31"/>
+      <w:bookmarkEnd w:id="32"/>
     </w:p>
     <w:tbl>
       <w:tblPr>
@@ -13962,12 +14209,12 @@
       <w:pPr>
         <w:pStyle w:val="Ttulo1"/>
       </w:pPr>
-      <w:bookmarkStart w:id="32" w:name="_Toc242915972"/>
+      <w:bookmarkStart w:id="33" w:name="_Toc243082374"/>
       <w:r>
         <w:lastRenderedPageBreak/>
         <w:t>4 O QUE O TEXTO REVELA SOBRE A NOTA</w:t>
       </w:r>
-      <w:bookmarkEnd w:id="32"/>
+      <w:bookmarkEnd w:id="33"/>
     </w:p>
     <w:p>
       <w:pPr>
@@ -13981,11 +14228,11 @@
       <w:pPr>
         <w:pStyle w:val="Ttulo2"/>
       </w:pPr>
-      <w:bookmarkStart w:id="33" w:name="_Toc242915973"/>
+      <w:bookmarkStart w:id="34" w:name="_Toc243082375"/>
       <w:r>
         <w:t>4.1 IMPORTÂNCIA DOS ASPECTOS</w:t>
       </w:r>
-      <w:bookmarkEnd w:id="33"/>
+      <w:bookmarkEnd w:id="34"/>
     </w:p>
     <w:p>
       <w:pPr>
@@ -14031,7 +14278,7 @@
         <w:keepNext/>
         <w:spacing w:before="120" w:after="80"/>
       </w:pPr>
-      <w:bookmarkStart w:id="34" w:name="_Toc242916011"/>
+      <w:bookmarkStart w:id="35" w:name="_Toc243082414"/>
       <w:r>
         <w:rPr>
           <w:b w:val="0"/>
@@ -14115,7 +14362,7 @@
         </w:rPr>
         <w:t xml:space="preserve"> da nota global atribuída a cada aspecto (decomposição LMG).</w:t>
       </w:r>
-      <w:bookmarkEnd w:id="34"/>
+      <w:bookmarkEnd w:id="35"/>
     </w:p>
     <w:tbl>
       <w:tblPr>
@@ -15024,7 +15271,7 @@
         <w:keepNext/>
         <w:spacing w:before="120" w:after="80"/>
       </w:pPr>
-      <w:bookmarkStart w:id="35" w:name="_Toc242915995"/>
+      <w:bookmarkStart w:id="36" w:name="_Toc243082398"/>
       <w:r>
         <w:rPr>
           <w:b w:val="0"/>
@@ -15109,7 +15356,7 @@
         </w:rPr>
         <w:t xml:space="preserve"> da nota global atribuída a cada aspecto nos modelos A e B (decomposição LMG), com a classificação do aspecto.</w:t>
       </w:r>
-      <w:bookmarkEnd w:id="35"/>
+      <w:bookmarkEnd w:id="36"/>
     </w:p>
     <w:p>
       <w:pPr>
@@ -15122,7 +15369,7 @@
           <w:noProof/>
         </w:rPr>
         <w:drawing>
-          <wp:inline distT="0" distB="0" distL="0" distR="0" wp14:anchorId="6575B5E0" wp14:editId="6FCF4623">
+          <wp:inline distT="0" distB="0" distL="0" distR="0" wp14:anchorId="4744A14C" wp14:editId="2EECCA7C">
             <wp:extent cx="5472000" cy="3323018"/>
             <wp:effectExtent l="0" t="0" r="0" b="0"/>
             <wp:docPr id="2" name="Picture 2"/>
@@ -15209,7 +15456,7 @@
         <w:keepNext/>
         <w:spacing w:before="120" w:after="80"/>
       </w:pPr>
-      <w:bookmarkStart w:id="36" w:name="_Toc242916012"/>
+      <w:bookmarkStart w:id="37" w:name="_Toc243082415"/>
       <w:r>
         <w:rPr>
           <w:b w:val="0"/>
@@ -15268,7 +15515,7 @@
         </w:rPr>
         <w:t xml:space="preserve"> – Decomposição LMG de cada subnota: parcela do aspecto correspondente.</w:t>
       </w:r>
-      <w:bookmarkEnd w:id="36"/>
+      <w:bookmarkEnd w:id="37"/>
     </w:p>
     <w:tbl>
       <w:tblPr>
@@ -16309,7 +16556,7 @@
         <w:keepNext/>
         <w:spacing w:before="120" w:after="80"/>
       </w:pPr>
-      <w:bookmarkStart w:id="37" w:name="_Toc242916013"/>
+      <w:bookmarkStart w:id="38" w:name="_Toc243082416"/>
       <w:r>
         <w:rPr>
           <w:b w:val="0"/>
@@ -16393,7 +16640,7 @@
         </w:rPr>
         <w:t xml:space="preserve"> da nota global por subaspecto de comodidades, com a regra de duas sentenças (regra do estudo) e com uma sentença (sensibilidade).</w:t>
       </w:r>
-      <w:bookmarkEnd w:id="37"/>
+      <w:bookmarkEnd w:id="38"/>
     </w:p>
     <w:tbl>
       <w:tblPr>
@@ -17649,12 +17896,12 @@
       <w:pPr>
         <w:pStyle w:val="Ttulo2"/>
       </w:pPr>
-      <w:bookmarkStart w:id="38" w:name="_Toc242915974"/>
+      <w:bookmarkStart w:id="39" w:name="_Toc243082376"/>
       <w:r>
         <w:lastRenderedPageBreak/>
         <w:t>4.2 QUEIXAS E ELOGIOS POR TÓPICO</w:t>
       </w:r>
-      <w:bookmarkEnd w:id="38"/>
+      <w:bookmarkEnd w:id="39"/>
     </w:p>
     <w:p>
       <w:pPr>
@@ -17682,7 +17929,7 @@
         <w:keepNext/>
         <w:spacing w:before="120" w:after="80"/>
       </w:pPr>
-      <w:bookmarkStart w:id="39" w:name="_Toc242916014"/>
+      <w:bookmarkStart w:id="40" w:name="_Toc243082417"/>
       <w:r>
         <w:rPr>
           <w:b w:val="0"/>
@@ -17740,7 +17987,7 @@
         </w:rPr>
         <w:t xml:space="preserve"> – Queixas de maior peso e associação com o percentil da nota (modelo A).</w:t>
       </w:r>
-      <w:bookmarkEnd w:id="39"/>
+      <w:bookmarkEnd w:id="40"/>
     </w:p>
     <w:tbl>
       <w:tblPr>
@@ -18912,7 +19159,7 @@
         <w:keepNext/>
         <w:spacing w:before="120" w:after="80"/>
       </w:pPr>
-      <w:bookmarkStart w:id="40" w:name="_Toc242916015"/>
+      <w:bookmarkStart w:id="41" w:name="_Toc243082418"/>
       <w:r>
         <w:rPr>
           <w:b w:val="0"/>
@@ -18979,7 +19226,7 @@
         </w:rPr>
         <w:t>Elogios de maior peso e associação com o percentil da nota (modelo A).</w:t>
       </w:r>
-      <w:bookmarkEnd w:id="40"/>
+      <w:bookmarkEnd w:id="41"/>
     </w:p>
     <w:tbl>
       <w:tblPr>
@@ -19637,7 +19884,7 @@
         <w:keepNext/>
         <w:spacing w:before="120" w:after="80"/>
       </w:pPr>
-      <w:bookmarkStart w:id="41" w:name="_Toc242915996"/>
+      <w:bookmarkStart w:id="42" w:name="_Toc243082399"/>
       <w:r>
         <w:rPr>
           <w:b w:val="0"/>
@@ -19695,7 +19942,7 @@
         </w:rPr>
         <w:t xml:space="preserve"> – Diferença associada no percentil da nota, em pontos de percentil, para as queixas e os elogios das Tabelas 10 e 11, com intervalo de 95%.</w:t>
       </w:r>
-      <w:bookmarkEnd w:id="41"/>
+      <w:bookmarkEnd w:id="42"/>
     </w:p>
     <w:p>
       <w:pPr>
@@ -19708,7 +19955,7 @@
           <w:noProof/>
         </w:rPr>
         <w:drawing>
-          <wp:inline distT="0" distB="0" distL="0" distR="0" wp14:anchorId="7DC29EE7" wp14:editId="2E56FD3A">
+          <wp:inline distT="0" distB="0" distL="0" distR="0" wp14:anchorId="4D20C3C6" wp14:editId="7D035CC4">
             <wp:extent cx="5472000" cy="5107200"/>
             <wp:effectExtent l="0" t="0" r="0" b="0"/>
             <wp:docPr id="3" name="Picture 3"/>
@@ -19810,11 +20057,11 @@
       <w:pPr>
         <w:pStyle w:val="Ttulo2"/>
       </w:pPr>
-      <w:bookmarkStart w:id="42" w:name="_Toc242915975"/>
+      <w:bookmarkStart w:id="43" w:name="_Toc243082377"/>
       <w:r>
         <w:t>4.3 CUIDADOS DE INTERPRETAÇÃO</w:t>
       </w:r>
-      <w:bookmarkEnd w:id="42"/>
+      <w:bookmarkEnd w:id="43"/>
     </w:p>
     <w:p>
       <w:pPr>
@@ -19828,12 +20075,12 @@
       <w:pPr>
         <w:pStyle w:val="Ttulo1"/>
       </w:pPr>
-      <w:bookmarkStart w:id="43" w:name="_Toc242915976"/>
+      <w:bookmarkStart w:id="44" w:name="_Toc243082378"/>
       <w:r>
         <w:lastRenderedPageBreak/>
         <w:t>5 APLICAÇÃO: DIAGNÓSTICO POR ANÚNCIO</w:t>
       </w:r>
-      <w:bookmarkEnd w:id="43"/>
+      <w:bookmarkEnd w:id="44"/>
     </w:p>
     <w:p>
       <w:pPr>
@@ -19882,7 +20129,7 @@
         <w:keepNext/>
         <w:spacing w:before="120" w:after="80"/>
       </w:pPr>
-      <w:bookmarkStart w:id="44" w:name="_Toc242915997"/>
+      <w:bookmarkStart w:id="45" w:name="_Toc243082400"/>
       <w:r>
         <w:rPr>
           <w:b w:val="0"/>
@@ -19941,7 +20188,7 @@
         </w:rPr>
         <w:t xml:space="preserve"> – Relatório de diagnóstico de um anúncio de nota baixa (exemplo anonimizado; parte superior do relatório).</w:t>
       </w:r>
-      <w:bookmarkEnd w:id="44"/>
+      <w:bookmarkEnd w:id="45"/>
     </w:p>
     <w:p>
       <w:pPr>
@@ -19954,7 +20201,7 @@
           <w:noProof/>
         </w:rPr>
         <w:drawing>
-          <wp:inline distT="0" distB="0" distL="0" distR="0" wp14:anchorId="5A3D76E8" wp14:editId="03077E26">
+          <wp:inline distT="0" distB="0" distL="0" distR="0" wp14:anchorId="050AC33E" wp14:editId="08F0D4B4">
             <wp:extent cx="5760000" cy="6926400"/>
             <wp:effectExtent l="0" t="0" r="0" b="0"/>
             <wp:docPr id="4" name="Picture 4"/>
@@ -20005,11 +20252,11 @@
       <w:pPr>
         <w:pStyle w:val="Ttulo2"/>
       </w:pPr>
-      <w:bookmarkStart w:id="45" w:name="_Toc242915977"/>
+      <w:bookmarkStart w:id="46" w:name="_Toc243082379"/>
       <w:r>
         <w:t>5.1 PRODUTO TÉCNICO</w:t>
       </w:r>
-      <w:bookmarkEnd w:id="45"/>
+      <w:bookmarkEnd w:id="46"/>
     </w:p>
     <w:p>
       <w:pPr>
@@ -20158,16 +20405,61 @@
         <w:t>Repositório e licença.</w:t>
       </w:r>
       <w:r>
-        <w:t xml:space="preserve"> </w:t>
+        <w:t xml:space="preserve"> O código está no repositório público </w:t>
+      </w:r>
+      <w:r>
+        <w:rPr>
+          <w:rFonts w:ascii="Courier New" w:eastAsia="Courier New" w:hAnsi="Courier New"/>
+          <w:sz w:val="20"/>
+        </w:rPr>
+        <w:t>https://github.com/reirasdev/airbnb-reviews-topic-modelling-code</w:t>
+      </w:r>
+      <w:r>
+        <w:t>, licenciado sob a GNU Affero General Public License v3.0 (AGPLv3). Os dados de origem estão sob a licença CC BY 4.0 do Inside Airbnb.</w:t>
+      </w:r>
+    </w:p>
+    <w:p>
+      <w:pPr>
+        <w:pStyle w:val="Corpodotexto"/>
+      </w:pPr>
+      <w:r>
+        <w:rPr>
+          <w:b/>
+        </w:rPr>
+        <w:t>Limites.</w:t>
+      </w:r>
+      <w:r>
+        <w:t xml:space="preserve"> O relatório é descritivo. Ele não prevê a nota do anúncio nem prescreve causas, porque as associações são médias da cidade. Os aspectos que pedem cautela não devem orientar decisões isoladamente e aspectos com poucas sentenças recebem a marca de evidência baixa. Os resultados valem para o Rio de Janeiro e para a coleta de março de 2025 e as estimativas de anúncios com poucas avaliações são instáveis.</w:t>
+      </w:r>
+    </w:p>
+    <w:p>
+      <w:pPr>
+        <w:pStyle w:val="Corpodotexto"/>
+      </w:pPr>
+      <w:r>
+        <w:rPr>
+          <w:b/>
+        </w:rPr>
+        <w:t>Categoria e critérios da CAPES.</w:t>
+      </w:r>
+      <w:r>
+        <w:t xml:space="preserve"> Na taxonomia geral de produtos técnicos e tecnológicos da CAPES, a ferramenta se enquadra como software ou aplicativo (programa de computador). </w:t>
       </w:r>
       <w:r>
         <w:rPr>
           <w:highlight w:val="yellow"/>
         </w:rPr>
-        <w:t>[PENDENTE: URL pública do repositório e licença do código.]</w:t>
-      </w:r>
-      <w:r>
-        <w:t xml:space="preserve"> Os dados de origem estão sob a licença CC BY 4.0 do Inside Airbnb.</w:t>
+        <w:t>[PENDENTE: confirmar o enquadramento e o subtipo no documento da Área Interdisciplinar (área 45), à qual o programa pertence.]</w:t>
+      </w:r>
+      <w:r>
+        <w:t xml:space="preserve"> A aderência, critério obrigatório, decorre do vínculo com a área de concentração em Sistemas de Engenharia e com a linha de pesquisa Modelagem Computacional. A demanda é espontânea, pois o produto nasceu do problema descrito na Introdução, sem solicitação externa. A replicabilidade é possível, porque o código é aberto e os dados de origem são públicos. A inovação resulta da combinação de </w:t>
+      </w:r>
+      <w:r>
+        <w:lastRenderedPageBreak/>
+        <w:t>métodos já estabelecidos (classificadores de sentimento, modelagem de tópicos e decomposição da importância) em um diagn</w:t>
+      </w:r>
+      <w:r>
+        <w:t>óstico por anúncio. O impacto é potencial.</w:t>
       </w:r>
     </w:p>
     <w:p>
@@ -20178,62 +20470,22 @@
         <w:rPr>
           <w:b/>
         </w:rPr>
-        <w:t>Limites.</w:t>
-      </w:r>
-      <w:r>
-        <w:t xml:space="preserve"> O relatório é descritivo. Ele não prevê a nota do anúncio nem prescreve causas, porque as associações são médias da cidade. Os aspectos que pedem cautela não devem orientar decisões isoladamente e aspectos com poucas sentenças recebem a marca de evidência baixa. Os resultados valem para o Rio de Janeiro e para a coleta de março de 2025 e as estimativas de anúncios com poucas avaliações são instáveis.</w:t>
-      </w:r>
-    </w:p>
-    <w:p>
-      <w:pPr>
-        <w:pStyle w:val="Corpodotexto"/>
-      </w:pPr>
-      <w:r>
-        <w:rPr>
-          <w:b/>
-        </w:rPr>
-        <w:t>Categoria do produto.</w:t>
-      </w:r>
-      <w:r>
-        <w:t xml:space="preserve"> </w:t>
-      </w:r>
-      <w:r>
-        <w:rPr>
-          <w:highlight w:val="yellow"/>
-        </w:rPr>
-        <w:t>[PENDENTE: categoria do produto técnico na classificação da CAPES, a confirmar com o orientador.]</w:t>
-      </w:r>
-    </w:p>
-    <w:p>
-      <w:pPr>
-        <w:pStyle w:val="Corpodotexto"/>
-      </w:pPr>
-      <w:r>
-        <w:rPr>
-          <w:b/>
-        </w:rPr>
         <w:t>Avaliação de utilidade.</w:t>
       </w:r>
       <w:r>
-        <w:t xml:space="preserve"> </w:t>
-      </w:r>
-      <w:r>
-        <w:rPr>
-          <w:highlight w:val="yellow"/>
-        </w:rPr>
-        <w:t>[PENDENTE: avaliação de utilidade por um anfitrião ou uma gestora de imóveis, se houver.]</w:t>
+        <w:t xml:space="preserve"> O produto não foi avaliado por anfitriões ou gestoras de imóveis. A avaliação por usuários fica como trabalho futuro.</w:t>
       </w:r>
     </w:p>
     <w:p>
       <w:pPr>
         <w:pStyle w:val="Ttulo1"/>
       </w:pPr>
-      <w:bookmarkStart w:id="46" w:name="_Toc242915978"/>
+      <w:bookmarkStart w:id="47" w:name="_Toc243082380"/>
       <w:r>
         <w:lastRenderedPageBreak/>
         <w:t>6 UM ÍNDICE ÚNICO ACRESCENTA ALGO?</w:t>
       </w:r>
-      <w:bookmarkEnd w:id="46"/>
+      <w:bookmarkEnd w:id="47"/>
     </w:p>
     <w:p>
       <w:pPr>
@@ -20247,11 +20499,11 @@
       <w:pPr>
         <w:pStyle w:val="Ttulo2"/>
       </w:pPr>
-      <w:bookmarkStart w:id="47" w:name="_Toc242915979"/>
+      <w:bookmarkStart w:id="48" w:name="_Toc243082381"/>
       <w:r>
         <w:t>6.1 CONSTRUÇÃO DO ÍNDICE</w:t>
       </w:r>
-      <w:bookmarkEnd w:id="47"/>
+      <w:bookmarkEnd w:id="48"/>
     </w:p>
     <w:p>
       <w:pPr>
@@ -20303,11 +20555,11 @@
       <w:pPr>
         <w:pStyle w:val="Ttulo2"/>
       </w:pPr>
-      <w:bookmarkStart w:id="48" w:name="_Toc242915980"/>
+      <w:bookmarkStart w:id="49" w:name="_Toc243082382"/>
       <w:r>
         <w:t>6.2 COMPRESSÃO DA NOTA OFICIAL E REORDENAMENTO</w:t>
       </w:r>
-      <w:bookmarkEnd w:id="48"/>
+      <w:bookmarkEnd w:id="49"/>
     </w:p>
     <w:p>
       <w:pPr>
@@ -20323,7 +20575,7 @@
         <w:keepNext/>
         <w:spacing w:before="120" w:after="80"/>
       </w:pPr>
-      <w:bookmarkStart w:id="49" w:name="_Toc242915998"/>
+      <w:bookmarkStart w:id="50" w:name="_Toc243082401"/>
       <w:r>
         <w:rPr>
           <w:b w:val="0"/>
@@ -20390,7 +20642,7 @@
         </w:rPr>
         <w:t>Distribuição da nota oficial e do índice sintético (modelo A) nos 22.564 anúncios com índice.</w:t>
       </w:r>
-      <w:bookmarkEnd w:id="49"/>
+      <w:bookmarkEnd w:id="50"/>
     </w:p>
     <w:p>
       <w:pPr>
@@ -20403,7 +20655,7 @@
           <w:noProof/>
         </w:rPr>
         <w:drawing>
-          <wp:inline distT="0" distB="0" distL="0" distR="0" wp14:anchorId="517F1F71" wp14:editId="14E60F44">
+          <wp:inline distT="0" distB="0" distL="0" distR="0" wp14:anchorId="1A1CB331" wp14:editId="5A13224F">
             <wp:extent cx="5472000" cy="2485408"/>
             <wp:effectExtent l="0" t="0" r="0" b="0"/>
             <wp:docPr id="5" name="Picture 5"/>
@@ -20467,7 +20719,7 @@
         <w:keepNext/>
         <w:spacing w:before="120" w:after="80"/>
       </w:pPr>
-      <w:bookmarkStart w:id="50" w:name="_Toc242916016"/>
+      <w:bookmarkStart w:id="51" w:name="_Toc243082419"/>
       <w:r>
         <w:rPr>
           <w:b w:val="0"/>
@@ -20525,7 +20777,7 @@
         </w:rPr>
         <w:t xml:space="preserve"> – Anúncios de nota 5,0 com e sem índice sintético (preço por diária em reais).</w:t>
       </w:r>
-      <w:bookmarkEnd w:id="50"/>
+      <w:bookmarkEnd w:id="51"/>
     </w:p>
     <w:tbl>
       <w:tblPr>
@@ -20992,11 +21244,11 @@
       <w:pPr>
         <w:pStyle w:val="Ttulo2"/>
       </w:pPr>
-      <w:bookmarkStart w:id="51" w:name="_Toc242915981"/>
+      <w:bookmarkStart w:id="52" w:name="_Toc243082383"/>
       <w:r>
         <w:t>6.3 PODER EXPLICATIVO SOBRE OS ÍNDICES DE VOLUME</w:t>
       </w:r>
-      <w:bookmarkEnd w:id="51"/>
+      <w:bookmarkEnd w:id="52"/>
     </w:p>
     <w:p>
       <w:pPr>
@@ -21037,7 +21289,7 @@
         <w:t>2</w:t>
       </w:r>
       <w:r>
-        <w:t xml:space="preserve"> fora da amostra, com a média entre dobras e o intervalo de 2,5% a 97,5% entre dobras, para a amostra completa e para o teto de nota 5,0. A tabela completa, com os quatro escopos de cada desfecho (12 linhas), está no Apêndice C.</w:t>
+        <w:t xml:space="preserve"> fora da amostra, com a média entre dobras e o intervalo de 2,5% a 97,5% entre dobras, para a amostra completa e para o teto de nota 5,0. A tabela completa, com os quatro escopos de cada desfecho (12 linhas), está no Apêndice D.</w:t>
       </w:r>
     </w:p>
     <w:p>
@@ -21046,7 +21298,7 @@
         <w:keepNext/>
         <w:spacing w:before="120" w:after="80"/>
       </w:pPr>
-      <w:bookmarkStart w:id="52" w:name="_Toc242916017"/>
+      <w:bookmarkStart w:id="53" w:name="_Toc243082420"/>
       <w:r>
         <w:rPr>
           <w:b w:val="0"/>
@@ -21128,9 +21380,9 @@
           <w:color w:val="000000"/>
           <w:sz w:val="20"/>
         </w:rPr>
-        <w:t xml:space="preserve"> fora da amostra: média entre dobras e intervalo entre dobras (versão resumida; as 12 comparações estão no Apêndice C).</w:t>
-      </w:r>
-      <w:bookmarkEnd w:id="52"/>
+        <w:t xml:space="preserve"> fora da amostra: média entre dobras e intervalo entre dobras (versão resumida; as 12 comparações estão no Apêndice D).</w:t>
+      </w:r>
+      <w:bookmarkEnd w:id="53"/>
     </w:p>
     <w:tbl>
       <w:tblPr>
@@ -22048,12 +22300,12 @@
       <w:pPr>
         <w:pStyle w:val="Ttulo2"/>
       </w:pPr>
-      <w:bookmarkStart w:id="53" w:name="_Toc242915982"/>
+      <w:bookmarkStart w:id="54" w:name="_Toc243082384"/>
       <w:r>
         <w:lastRenderedPageBreak/>
         <w:t>6.4 MONOTONICIDADE E REORDENAMENTO</w:t>
       </w:r>
-      <w:bookmarkEnd w:id="53"/>
+      <w:bookmarkEnd w:id="54"/>
     </w:p>
     <w:p>
       <w:pPr>
@@ -22069,7 +22321,7 @@
         <w:keepNext/>
         <w:spacing w:before="120" w:after="80"/>
       </w:pPr>
-      <w:bookmarkStart w:id="54" w:name="_Toc242916018"/>
+      <w:bookmarkStart w:id="55" w:name="_Toc243082421"/>
       <w:r>
         <w:rPr>
           <w:b w:val="0"/>
@@ -22127,7 +22379,7 @@
         </w:rPr>
         <w:t xml:space="preserve"> – Correlação de postos com o índice de ocupação residualizado, por faixa da nota oficial.</w:t>
       </w:r>
-      <w:bookmarkEnd w:id="54"/>
+      <w:bookmarkEnd w:id="55"/>
     </w:p>
     <w:tbl>
       <w:tblPr>
@@ -22927,11 +23179,11 @@
       <w:pPr>
         <w:pStyle w:val="Ttulo2"/>
       </w:pPr>
-      <w:bookmarkStart w:id="55" w:name="_Toc242915983"/>
+      <w:bookmarkStart w:id="56" w:name="_Toc243082385"/>
       <w:r>
         <w:t>6.5 SENSIBILIDADE</w:t>
       </w:r>
-      <w:bookmarkEnd w:id="55"/>
+      <w:bookmarkEnd w:id="56"/>
     </w:p>
     <w:p>
       <w:pPr>
@@ -22971,12 +23223,12 @@
       <w:pPr>
         <w:pStyle w:val="Ttulo2"/>
       </w:pPr>
-      <w:bookmarkStart w:id="56" w:name="_Toc242915984"/>
+      <w:bookmarkStart w:id="57" w:name="_Toc243082386"/>
       <w:r>
         <w:lastRenderedPageBreak/>
         <w:t>6.6 COMO LER O RESULTADO</w:t>
       </w:r>
-      <w:bookmarkEnd w:id="56"/>
+      <w:bookmarkEnd w:id="57"/>
     </w:p>
     <w:p>
       <w:pPr>
@@ -22993,22 +23245,22 @@
       <w:pPr>
         <w:pStyle w:val="Ttulo1"/>
       </w:pPr>
-      <w:bookmarkStart w:id="57" w:name="_Toc242915985"/>
+      <w:bookmarkStart w:id="58" w:name="_Toc243082387"/>
       <w:r>
         <w:lastRenderedPageBreak/>
         <w:t>7 DISCUSSÃO E LIMITAÇÕES</w:t>
       </w:r>
-      <w:bookmarkEnd w:id="57"/>
+      <w:bookmarkEnd w:id="58"/>
     </w:p>
     <w:p>
       <w:pPr>
         <w:pStyle w:val="Ttulo2"/>
       </w:pPr>
-      <w:bookmarkStart w:id="58" w:name="_Toc242915986"/>
+      <w:bookmarkStart w:id="59" w:name="_Toc243082388"/>
       <w:r>
         <w:t>7.1 OS RESULTADOS À LUZ DA LITERATURA</w:t>
       </w:r>
-      <w:bookmarkEnd w:id="58"/>
+      <w:bookmarkEnd w:id="59"/>
     </w:p>
     <w:p>
       <w:pPr>
@@ -23074,11 +23326,11 @@
       <w:pPr>
         <w:pStyle w:val="Ttulo2"/>
       </w:pPr>
-      <w:bookmarkStart w:id="59" w:name="_Toc242915987"/>
+      <w:bookmarkStart w:id="60" w:name="_Toc243082389"/>
       <w:r>
         <w:t>7.2 IMPLICAÇÕES PARA ANFITRIÕES E EMPRESAS GESTORAS</w:t>
       </w:r>
-      <w:bookmarkEnd w:id="59"/>
+      <w:bookmarkEnd w:id="60"/>
     </w:p>
     <w:p>
       <w:pPr>
@@ -23095,11 +23347,11 @@
       <w:pPr>
         <w:pStyle w:val="Ttulo2"/>
       </w:pPr>
-      <w:bookmarkStart w:id="60" w:name="_Toc242915988"/>
+      <w:bookmarkStart w:id="61" w:name="_Toc243082390"/>
       <w:r>
         <w:t>7.3 LIMITAÇÕES</w:t>
       </w:r>
-      <w:bookmarkEnd w:id="60"/>
+      <w:bookmarkEnd w:id="61"/>
     </w:p>
     <w:p>
       <w:pPr>
@@ -23180,12 +23432,12 @@
         <w:pStyle w:val="Ttulo1"/>
         <w:jc w:val="center"/>
       </w:pPr>
-      <w:bookmarkStart w:id="61" w:name="_Toc242915989"/>
+      <w:bookmarkStart w:id="62" w:name="_Toc243082391"/>
       <w:r>
         <w:lastRenderedPageBreak/>
         <w:t>CONCLUSÕES</w:t>
       </w:r>
-      <w:bookmarkEnd w:id="61"/>
+      <w:bookmarkEnd w:id="62"/>
     </w:p>
     <w:p>
       <w:pPr>
@@ -23285,12 +23537,12 @@
         <w:pStyle w:val="Ttulo1"/>
         <w:jc w:val="center"/>
       </w:pPr>
-      <w:bookmarkStart w:id="62" w:name="_Toc242915990"/>
+      <w:bookmarkStart w:id="63" w:name="_Toc243082392"/>
       <w:r>
         <w:lastRenderedPageBreak/>
         <w:t>REFERÊNCIAS</w:t>
       </w:r>
-      <w:bookmarkEnd w:id="62"/>
+      <w:bookmarkEnd w:id="63"/>
     </w:p>
     <w:p>
       <w:pPr>
@@ -23440,12 +23692,41 @@
         <w:pStyle w:val="Referncia"/>
       </w:pPr>
       <w:r>
-        <w:t xml:space="preserve">CHENG, Mingming; JIN, Xin. What do Airbnb users care about? An analysis of online review comments. </w:t>
+        <w:t xml:space="preserve">CAVIQUE, Mariana </w:t>
+      </w:r>
+      <w:r>
+        <w:rPr>
+          <w:i/>
+        </w:rPr>
+        <w:t>et al.</w:t>
+      </w:r>
+      <w:r>
+        <w:t xml:space="preserve"> Examining Airbnb guest satisfaction tendencies: a text mining approach. </w:t>
       </w:r>
       <w:r>
         <w:rPr>
           <w:b/>
         </w:rPr>
+        <w:t>Current Issues in Tourism</w:t>
+      </w:r>
+      <w:r>
+        <w:t>, v. 25, n. 22, p. 3607-3622, 2022. DOI: 10.1080/13683500.2022.2115877.</w:t>
+      </w:r>
+    </w:p>
+    <w:p>
+      <w:pPr>
+        <w:pStyle w:val="Referncia"/>
+      </w:pPr>
+      <w:r>
+        <w:t>CHENG, Mingming; JIN, Xin.</w:t>
+      </w:r>
+      <w:r>
+        <w:t xml:space="preserve"> What do Airbnb users care about? An analysis of online review comments. </w:t>
+      </w:r>
+      <w:r>
+        <w:rPr>
+          <w:b/>
+        </w:rPr>
         <w:t>International Journal of Hospitality Management</w:t>
       </w:r>
       <w:r>
@@ -23457,10 +23738,7 @@
         <w:pStyle w:val="Referncia"/>
       </w:pPr>
       <w:r>
-        <w:t>CHEVALIER, Judith A.; MAYZLIN, Dina.</w:t>
-      </w:r>
-      <w:r>
-        <w:t xml:space="preserve"> The Effect of Word of Mouth on Sales: Online Book Reviews. </w:t>
+        <w:t xml:space="preserve">CHEVALIER, Judith A.; MAYZLIN, Dina. The Effect of Word of Mouth on Sales: Online Book Reviews. </w:t>
       </w:r>
       <w:r>
         <w:rPr>
@@ -23494,6 +23772,7 @@
         <w:pStyle w:val="Referncia"/>
       </w:pPr>
       <w:r>
+        <w:lastRenderedPageBreak/>
         <w:t xml:space="preserve">COHEN, Jacob. A Coefficient of Agreement for Nominal Scales. </w:t>
       </w:r>
       <w:r>
@@ -23511,17 +23790,290 @@
         <w:pStyle w:val="Referncia"/>
       </w:pPr>
       <w:r>
+        <w:t xml:space="preserve">COHEN, Jacob. Weighted kappa: Nominal scale agreement provision for scaled disagreement or partial credit. </w:t>
+      </w:r>
+      <w:r>
+        <w:rPr>
+          <w:b/>
+        </w:rPr>
+        <w:t>Psychological Bulletin</w:t>
+      </w:r>
+      <w:r>
+        <w:t>, v. 70, n. 4, p. 213-220, 1968. DOI: 10.1037/h0026256.</w:t>
+      </w:r>
+    </w:p>
+    <w:p>
+      <w:pPr>
+        <w:pStyle w:val="Referncia"/>
+      </w:pPr>
+      <w:r>
+        <w:t xml:space="preserve">DEBOOSERE, Robbin </w:t>
+      </w:r>
+      <w:r>
+        <w:rPr>
+          <w:i/>
+        </w:rPr>
+        <w:t>et al.</w:t>
+      </w:r>
+      <w:r>
+        <w:t xml:space="preserve"> Location, location and professionalization: a multilevel hedonic analysis of Airbnb listing prices and revenue. </w:t>
+      </w:r>
+      <w:r>
+        <w:rPr>
+          <w:b/>
+        </w:rPr>
+        <w:t>Regional Studies, Regional Science</w:t>
+      </w:r>
+      <w:r>
+        <w:t>, v. 6, n. 1, p. 143-156, 2019. DOI: 10.1080/21681376.2019.1592699.</w:t>
+      </w:r>
+    </w:p>
+    <w:p>
+      <w:pPr>
+        <w:pStyle w:val="Referncia"/>
+      </w:pPr>
+      <w:r>
+        <w:t xml:space="preserve">DELLAROCAS, Chrysanthos; WOOD, Charles A. The Sound of Silence in Online Feedback: Estimating Trading Risks in the Presence of Reporting Bias. </w:t>
+      </w:r>
+      <w:r>
+        <w:rPr>
+          <w:b/>
+        </w:rPr>
+        <w:t>Management Science</w:t>
+      </w:r>
+      <w:r>
+        <w:t>, v. 54, n. 3, p. 460-476, 2008. DOI: 10.1287/mnsc.1070.0747.</w:t>
+      </w:r>
+    </w:p>
+    <w:p>
+      <w:pPr>
+        <w:pStyle w:val="Referncia"/>
+      </w:pPr>
+      <w:r>
+        <w:t xml:space="preserve">DEVLIN, Jacob </w:t>
+      </w:r>
+      <w:r>
+        <w:rPr>
+          <w:i/>
+        </w:rPr>
+        <w:t>et al.</w:t>
+      </w:r>
+      <w:r>
+        <w:t xml:space="preserve"> BERT: Pre-training of Deep Bidirectional Transformers for Language Understanding. </w:t>
+      </w:r>
+      <w:r>
+        <w:rPr>
+          <w:i/>
+        </w:rPr>
+        <w:t>In</w:t>
+      </w:r>
+      <w:r>
+        <w:t xml:space="preserve">: </w:t>
+      </w:r>
+      <w:r>
+        <w:rPr>
+          <w:b/>
+        </w:rPr>
+        <w:t>CONFERENCE OF THE NORTH AMERICAN CHAPTER OF THE ASSOCIATION FOR COMPUTATIONAL LINGUISTICS: HUMAN LANGUAGE TECHNOLOGIES, 2019, Minneapolis</w:t>
+      </w:r>
+      <w:r>
+        <w:t>. Proceedings [...]. [S. l.]: Association for Computational Linguistics, 2019. p. 4171-4186. DOI: 10.18653/v1/n19-1423.</w:t>
+      </w:r>
+    </w:p>
+    <w:p>
+      <w:pPr>
+        <w:pStyle w:val="Referncia"/>
+      </w:pPr>
+      <w:r>
+        <w:t xml:space="preserve">DING, Kai </w:t>
+      </w:r>
+      <w:r>
+        <w:rPr>
+          <w:i/>
+        </w:rPr>
+        <w:t>et al.</w:t>
+      </w:r>
+      <w:r>
+        <w:t xml:space="preserve"> Employing structural topic modelling to explore perceived service quality attributes in Airbnb accommodation. </w:t>
+      </w:r>
+      <w:r>
+        <w:rPr>
+          <w:b/>
+        </w:rPr>
+        <w:t>International Journal of Hospitality Management</w:t>
+      </w:r>
+      <w:r>
+        <w:t>, v. 91, p. 102676, 2020. DOI: 10.1016/j.ijhm.2020.102676.</w:t>
+      </w:r>
+    </w:p>
+    <w:p>
+      <w:pPr>
+        <w:pStyle w:val="Referncia"/>
+      </w:pPr>
+      <w:r>
+        <w:t xml:space="preserve">DING, Kai </w:t>
+      </w:r>
+      <w:r>
+        <w:rPr>
+          <w:i/>
+        </w:rPr>
+        <w:t>et al.</w:t>
+      </w:r>
+      <w:r>
+        <w:t xml:space="preserve"> Exploring sources of satisfaction and dissatisfaction in Airbnb accommodation using unsupervised and supervised topic modeling. </w:t>
+      </w:r>
+      <w:r>
+        <w:rPr>
+          <w:b/>
+        </w:rPr>
+        <w:t>Frontiers in Psychology</w:t>
+      </w:r>
+      <w:r>
+        <w:t>, v. 12, p. 659481, 2021. DOI: 10.3389/fpsyg.2021.659481.</w:t>
+      </w:r>
+    </w:p>
+    <w:p>
+      <w:pPr>
+        <w:pStyle w:val="Referncia"/>
+      </w:pPr>
+      <w:r>
+        <w:t xml:space="preserve">EFRON, Bradley; MORRIS, Carl. Data Analysis Using Stein's Estimator and its Generalizations. </w:t>
+      </w:r>
+      <w:r>
+        <w:rPr>
+          <w:b/>
+        </w:rPr>
+        <w:t>Journal of the American Statistical Association</w:t>
+      </w:r>
+      <w:r>
+        <w:t>, v. 70, n. 350, p. 311-319, 1975. DOI: 10.1080/01621459.1975.10479864.</w:t>
+      </w:r>
+    </w:p>
+    <w:p>
+      <w:pPr>
+        <w:pStyle w:val="Referncia"/>
+      </w:pPr>
+      <w:r>
+        <w:t xml:space="preserve">EFRON, Bradley. Bootstrap Methods: Another Look at the Jackknife. </w:t>
+      </w:r>
+      <w:r>
+        <w:rPr>
+          <w:b/>
+        </w:rPr>
+        <w:t>The Annals of Statistics</w:t>
+      </w:r>
+      <w:r>
+        <w:t>, v. 7, n. 1, p. 1-26, 1979. DOI: 10.1214/aos/1176344552.</w:t>
+      </w:r>
+    </w:p>
+    <w:p>
+      <w:pPr>
+        <w:pStyle w:val="Referncia"/>
+      </w:pPr>
+      <w:r>
+        <w:t xml:space="preserve">FILIPPAS, Apostolos; HORTON, John J.; GOLDEN, Joseph M. Reputation Inflation. </w:t>
+      </w:r>
+      <w:r>
+        <w:rPr>
+          <w:b/>
+        </w:rPr>
+        <w:t>Marketing Science</w:t>
+      </w:r>
+      <w:r>
+        <w:t>, v. 41, n. 4, p. 733-745, 2022. DOI: 10.1287/mksc.2022.1350.</w:t>
+      </w:r>
+    </w:p>
+    <w:p>
+      <w:pPr>
+        <w:pStyle w:val="Referncia"/>
+      </w:pPr>
+      <w:r>
+        <w:t>FRADKIN, Andrey; GREWAL, Elena; HOLTZ, David.</w:t>
+      </w:r>
+      <w:r>
+        <w:t xml:space="preserve"> Reciprocity and Unveiling in Two-Sided Reputation Systems: Evidence from an Experiment on Airbnb. </w:t>
+      </w:r>
+      <w:r>
+        <w:rPr>
+          <w:b/>
+        </w:rPr>
+        <w:t>Marketing Science</w:t>
+      </w:r>
+      <w:r>
+        <w:t>, v. 40, n. 6, p. 1013-1029, 2021. DOI: 10.1287/mksc.2021.1311.</w:t>
+      </w:r>
+    </w:p>
+    <w:p>
+      <w:pPr>
+        <w:pStyle w:val="Referncia"/>
+      </w:pPr>
+      <w:r>
+        <w:t xml:space="preserve">FREITAS, Larissa A.; VIEIRA, Renata. Ontology based feature level opinion mining for Portuguese reviews. </w:t>
+      </w:r>
+      <w:r>
+        <w:rPr>
+          <w:i/>
+        </w:rPr>
+        <w:t>In</w:t>
+      </w:r>
+      <w:r>
+        <w:t xml:space="preserve">: </w:t>
+      </w:r>
+      <w:r>
+        <w:rPr>
+          <w:b/>
+        </w:rPr>
+        <w:t>INTERNATIONAL CONFERENCE ON WORLD WIDE WEB, 22., 2013, [S. l.]</w:t>
+      </w:r>
+      <w:r>
+        <w:t>. Proceedings [...]. [S. l.]: [s. n.], 2013. p. 367-370. DOI: 10.1145/2487788.2487944.</w:t>
+      </w:r>
+    </w:p>
+    <w:p>
+      <w:pPr>
+        <w:pStyle w:val="Referncia"/>
+      </w:pPr>
+      <w:r>
+        <w:t>FÜLLER, Johann; MATZLER, Kurt.</w:t>
+      </w:r>
+      <w:r>
+        <w:t xml:space="preserve"> Customer delight and market segmentation: an application of the three-factor theory of customer satisfaction on life style groups. </w:t>
+      </w:r>
+      <w:r>
+        <w:rPr>
+          <w:b/>
+        </w:rPr>
+        <w:t>Tourism Management</w:t>
+      </w:r>
+      <w:r>
+        <w:t>, v. 29, n. 1, p. 116-126, 2008. DOI: 10.1016/j.tourman.2007.03.021.</w:t>
+      </w:r>
+    </w:p>
+    <w:p>
+      <w:pPr>
+        <w:pStyle w:val="Referncia"/>
+      </w:pPr>
+      <w:r>
         <w:lastRenderedPageBreak/>
-        <w:t xml:space="preserve">COHEN, Jacob. Weighted kappa: Nominal scale agreement provision for scaled disagreement or partial credit. </w:t>
+        <w:t xml:space="preserve">GIRITLI, Ayçin; ERENSEL, Salahi; ÖZTÜREN, ALI. Evaluating the performance of large language models in aspect-based sentiment analysis: Cyprus hotel reviews. </w:t>
+      </w:r>
+      <w:r>
+        <w:rPr>
+          <w:i/>
+        </w:rPr>
+        <w:t>In</w:t>
+      </w:r>
+      <w:r>
+        <w:t xml:space="preserve">: </w:t>
       </w:r>
       <w:r>
         <w:rPr>
           <w:b/>
         </w:rPr>
-        <w:t>Psychological Bulletin</w:t>
-      </w:r>
-      <w:r>
-        <w:t>, v. 70, n. 4, p. 213-220, 1968. DOI: 10.1037/h0026256.</w:t>
+        <w:t>IEEE ANNUAL COMPUTERS, SOFTWARE, AND APPLICATIONS CONFERENCE (COMPSAC), 50., 2026, [S. l.]</w:t>
+      </w:r>
+      <w:r>
+        <w:t>. Proceedings [...]. [S. l.]: IEEE, 2026. p. 2296-2301. DOI: 10.1109/compsac69091.2026.00342.</w:t>
       </w:r>
     </w:p>
     <w:p>
@@ -23529,7 +24081,285 @@
         <w:pStyle w:val="Referncia"/>
       </w:pPr>
       <w:r>
-        <w:t xml:space="preserve">DEBOOSERE, Robbin </w:t>
+        <w:t xml:space="preserve">GRÖMPING, Ulrike. Relative Importance for Linear Regression in R : The Package relaimpo. </w:t>
+      </w:r>
+      <w:r>
+        <w:rPr>
+          <w:b/>
+        </w:rPr>
+        <w:t>Journal of Statistical Software</w:t>
+      </w:r>
+      <w:r>
+        <w:t>, v. 17, n. 1, p. 1-27, 2006. DOI: 10.18637/jss.v017.i01.</w:t>
+      </w:r>
+    </w:p>
+    <w:p>
+      <w:pPr>
+        <w:pStyle w:val="Referncia"/>
+      </w:pPr>
+      <w:r>
+        <w:t xml:space="preserve">GRÖMPING, Ulrike. Estimators of Relative Importance in Linear Regression Based on Variance Decomposition. </w:t>
+      </w:r>
+      <w:r>
+        <w:rPr>
+          <w:b/>
+        </w:rPr>
+        <w:t>The American Statistician</w:t>
+      </w:r>
+      <w:r>
+        <w:t>, v. 61, n. 2, p. 139-147, 2007. DOI: 10.1198/000313007x188252.</w:t>
+      </w:r>
+    </w:p>
+    <w:p>
+      <w:pPr>
+        <w:pStyle w:val="Referncia"/>
+      </w:pPr>
+      <w:r>
+        <w:t>GROOTENDORST, Maarten.</w:t>
+      </w:r>
+      <w:r>
+        <w:t xml:space="preserve"> BERTopic: Neural topic modeling with a class-based TF-IDF procedure. [S. l.]: arXiv, 2022. Disponível em: https://arxiv.org/abs/2203.05794. Acesso em: 10 out. 2026.</w:t>
+      </w:r>
+    </w:p>
+    <w:p>
+      <w:pPr>
+        <w:pStyle w:val="Referncia"/>
+      </w:pPr>
+      <w:r>
+        <w:t xml:space="preserve">GYÓDI, Kristóf; NAWARO, Łukasz. Determinants of Airbnb prices in European cities: A spatial econometrics approach. </w:t>
+      </w:r>
+      <w:r>
+        <w:rPr>
+          <w:b/>
+        </w:rPr>
+        <w:t>Tourism Management</w:t>
+      </w:r>
+      <w:r>
+        <w:t>, v. 86, p. 104319, 2021. DOI: 10.1016/j.tourman.2021.104319.</w:t>
+      </w:r>
+    </w:p>
+    <w:p>
+      <w:pPr>
+        <w:pStyle w:val="Referncia"/>
+      </w:pPr>
+      <w:r>
+        <w:t xml:space="preserve">HU, Nan; ZHANG, Jie; PAVLOU, Paul A. Overcoming the J-shaped distribution of product reviews. </w:t>
+      </w:r>
+      <w:r>
+        <w:rPr>
+          <w:b/>
+        </w:rPr>
+        <w:t>Communications of the ACM</w:t>
+      </w:r>
+      <w:r>
+        <w:t>, v. 52, n. 10, p. 144-147, 2009. DOI: 10.1145/1562764.1562800.</w:t>
+      </w:r>
+    </w:p>
+    <w:p>
+      <w:pPr>
+        <w:pStyle w:val="Referncia"/>
+      </w:pPr>
+      <w:r>
+        <w:t xml:space="preserve">INSIDE AIRBNB. </w:t>
+      </w:r>
+      <w:r>
+        <w:rPr>
+          <w:b/>
+        </w:rPr>
+        <w:t>Inside Airbnb: Adding data to the debate; data assumptions (San Francisco model)</w:t>
+      </w:r>
+      <w:r>
+        <w:t>. [S. l.], 2026. Disponível em: https://insideairbnb.com/data-assumptions/. Acesso em: 10 out. 2026.</w:t>
+      </w:r>
+    </w:p>
+    <w:p>
+      <w:pPr>
+        <w:pStyle w:val="Referncia"/>
+      </w:pPr>
+      <w:r>
+        <w:t xml:space="preserve">KIATKAWSIN, Kiattipoom; SUTHERLAND, Ian; KIM, Jin-Young. A comparative automated text analysis of Airbnb reviews in Hong Kong and Singapore using latent Dirichlet allocation. </w:t>
+      </w:r>
+      <w:r>
+        <w:rPr>
+          <w:b/>
+        </w:rPr>
+        <w:t>Sustainability</w:t>
+      </w:r>
+      <w:r>
+        <w:t>, v. 12, n. 16, p. 6673, 2020. DOI: 10.3390/su12166673.</w:t>
+      </w:r>
+    </w:p>
+    <w:p>
+      <w:pPr>
+        <w:pStyle w:val="Referncia"/>
+      </w:pPr>
+      <w:r>
+        <w:t xml:space="preserve">KISH, Leslie. Weighting for unequal Pi. </w:t>
+      </w:r>
+      <w:r>
+        <w:rPr>
+          <w:b/>
+        </w:rPr>
+        <w:t>Journal of Official Statistics</w:t>
+      </w:r>
+      <w:r>
+        <w:t>, v. 8, n. 2, p. 183-200, 1992.</w:t>
+      </w:r>
+    </w:p>
+    <w:p>
+      <w:pPr>
+        <w:pStyle w:val="Referncia"/>
+      </w:pPr>
+      <w:r>
+        <w:t xml:space="preserve">LANDIS, J. Richard; KOCH, Gary G. The Measurement of Observer Agreement for Categorical Data. </w:t>
+      </w:r>
+      <w:r>
+        <w:rPr>
+          <w:b/>
+        </w:rPr>
+        <w:t>Biometrics</w:t>
+      </w:r>
+      <w:r>
+        <w:t>, v. 33, n. 1, p. 159-174, 1977. DOI: 10.2307/2529310.</w:t>
+      </w:r>
+    </w:p>
+    <w:p>
+      <w:pPr>
+        <w:pStyle w:val="Referncia"/>
+      </w:pPr>
+      <w:r>
+        <w:t xml:space="preserve">LINDEMAN, Richard H.; MERENDA, Peter F.; GOLD, Ruth Z. </w:t>
+      </w:r>
+      <w:r>
+        <w:rPr>
+          <w:b/>
+        </w:rPr>
+        <w:t>Introduction to Bivariate and Multivariate Analysis</w:t>
+      </w:r>
+      <w:r>
+        <w:t>. Glenview, IL: Scott, Foresman, 1980.</w:t>
+      </w:r>
+    </w:p>
+    <w:p>
+      <w:pPr>
+        <w:pStyle w:val="Referncia"/>
+      </w:pPr>
+      <w:r>
+        <w:t xml:space="preserve">LIU, Bing. </w:t>
+      </w:r>
+      <w:r>
+        <w:rPr>
+          <w:b/>
+        </w:rPr>
+        <w:t>Sentiment Analysis and Opinion Mining</w:t>
+      </w:r>
+      <w:r>
+        <w:t>. [S. l.]: Morgan &amp; Claypool, 2012. (Synthesis Lectures on Human Language Technologies) DOI: 10.1007/978-3-031-02145-9.</w:t>
+      </w:r>
+    </w:p>
+    <w:p>
+      <w:pPr>
+        <w:pStyle w:val="Referncia"/>
+      </w:pPr>
+      <w:r>
+        <w:t xml:space="preserve">LUO, Yi; TANG, Rebecca (Liang). Understanding hidden dimensions in textual reviews on Airbnb: An application of modified latent aspect rating analysis (LARA). </w:t>
+      </w:r>
+      <w:r>
+        <w:rPr>
+          <w:b/>
+        </w:rPr>
+        <w:t>International Journal of Hospitality Management</w:t>
+      </w:r>
+      <w:r>
+        <w:t>, v. 80, p. 144-154, 2019. DOI: 10.1016/j.ijhm.2019.02.008.</w:t>
+      </w:r>
+    </w:p>
+    <w:p>
+      <w:pPr>
+        <w:pStyle w:val="Referncia"/>
+      </w:pPr>
+      <w:r>
+        <w:lastRenderedPageBreak/>
+        <w:t>MATZLER, Kurt; SAUERWEIN, Elmar.</w:t>
+      </w:r>
+      <w:r>
+        <w:t xml:space="preserve"> The factor structure of customer satisfaction: an empirical test of the importance grid and the penalty-reward-contrast analysis. </w:t>
+      </w:r>
+      <w:r>
+        <w:rPr>
+          <w:b/>
+        </w:rPr>
+        <w:t>International Journal of Service Industry Management</w:t>
+      </w:r>
+      <w:r>
+        <w:t>, v. 13, n. 4, p. 314-332, 2002. DOI: 10.1108/09564230210445078.</w:t>
+      </w:r>
+    </w:p>
+    <w:p>
+      <w:pPr>
+        <w:pStyle w:val="Referncia"/>
+      </w:pPr>
+      <w:r>
+        <w:t xml:space="preserve">MCHUGH, Mary L. Interrater reliability: the kappa statistic. </w:t>
+      </w:r>
+      <w:r>
+        <w:rPr>
+          <w:b/>
+        </w:rPr>
+        <w:t>Biochemia Medica</w:t>
+      </w:r>
+      <w:r>
+        <w:t>, v. 22, n. 3, p. 276-282, 2012. DOI: 10.11613/bm.2012.031.</w:t>
+      </w:r>
+    </w:p>
+    <w:p>
+      <w:pPr>
+        <w:pStyle w:val="Referncia"/>
+      </w:pPr>
+      <w:r>
+        <w:t xml:space="preserve">MCINNES, Leland; HEALY, John; ASTELS, Steve. hdbscan: Hierarchical density based clustering. </w:t>
+      </w:r>
+      <w:r>
+        <w:rPr>
+          <w:b/>
+        </w:rPr>
+        <w:t>Journal of Open Source Software</w:t>
+      </w:r>
+      <w:r>
+        <w:t>, v. 2, n. 11, p. 205, 2017. DOI: 10.21105/joss.00205.</w:t>
+      </w:r>
+    </w:p>
+    <w:p>
+      <w:pPr>
+        <w:pStyle w:val="Referncia"/>
+      </w:pPr>
+      <w:r>
+        <w:t>MCINNES, Leland; HEALY, John; MELVILLE, James. UMAP: Uniform manifold approximation and projection for dimension reduction. [S. l.]: arXiv, 2018. Disponível em: https://arxiv.org/abs/1802.03426. Acesso em: 10 out. 2026.</w:t>
+      </w:r>
+    </w:p>
+    <w:p>
+      <w:pPr>
+        <w:pStyle w:val="Referncia"/>
+      </w:pPr>
+      <w:r>
+        <w:t xml:space="preserve">NLP TOWN. </w:t>
+      </w:r>
+      <w:r>
+        <w:rPr>
+          <w:b/>
+        </w:rPr>
+        <w:t>bert-base-multilingual-uncased-sentiment (modelo)</w:t>
+      </w:r>
+      <w:r>
+        <w:t>. [S. l.], 2025. Disponível em: https://huggingface.co/nlptown/bert-base-multilingual-uncased-sentiment. Acesso em: 10 out. 2026.</w:t>
+      </w:r>
+    </w:p>
+    <w:p>
+      <w:pPr>
+        <w:pStyle w:val="Referncia"/>
+      </w:pPr>
+      <w:r>
+        <w:t xml:space="preserve">PEDREGOSA, Fabian </w:t>
       </w:r>
       <w:r>
         <w:rPr>
@@ -23538,16 +24368,16 @@
         <w:t>et al.</w:t>
       </w:r>
       <w:r>
-        <w:t xml:space="preserve"> Location, location and professionalization: a multilevel hedonic analysis of Airbnb listing prices and revenue. </w:t>
+        <w:t xml:space="preserve"> Scikit-learn: Machine learning in Python. </w:t>
       </w:r>
       <w:r>
         <w:rPr>
           <w:b/>
         </w:rPr>
-        <w:t>Regional Studies, Regional Science</w:t>
-      </w:r>
-      <w:r>
-        <w:t>, v. 6, n. 1, p. 143-156, 2019. DOI: 10.1080/21681376.2019.1592699.</w:t>
+        <w:t>Journal of Machine Learning Research</w:t>
+      </w:r>
+      <w:r>
+        <w:t>, v. 12, p. 2825-2830, 2011. Disponível em: https://jmlr.org/papers/v12/pedregosa11a.html. Acesso em: 10 out. 2026.</w:t>
       </w:r>
     </w:p>
     <w:p>
@@ -23555,16 +24385,34 @@
         <w:pStyle w:val="Referncia"/>
       </w:pPr>
       <w:r>
-        <w:t xml:space="preserve">DELLAROCAS, Chrysanthos; WOOD, Charles A. The Sound of Silence in Online Feedback: Estimating Trading Risks in the Presence of Reporting Bias. </w:t>
+        <w:t xml:space="preserve">PONTIKI, Maria </w:t>
+      </w:r>
+      <w:r>
+        <w:rPr>
+          <w:i/>
+        </w:rPr>
+        <w:t>et al.</w:t>
+      </w:r>
+      <w:r>
+        <w:t xml:space="preserve"> SemEval-2014 Task 4: Aspect Based Sentiment Analysis. </w:t>
+      </w:r>
+      <w:r>
+        <w:rPr>
+          <w:i/>
+        </w:rPr>
+        <w:t>In</w:t>
+      </w:r>
+      <w:r>
+        <w:t xml:space="preserve">: </w:t>
       </w:r>
       <w:r>
         <w:rPr>
           <w:b/>
         </w:rPr>
-        <w:t>Management Science</w:t>
-      </w:r>
-      <w:r>
-        <w:t>, v. 54, n. 3, p. 460-476, 2008. DOI: 10.1287/mnsc.1070.0747.</w:t>
+        <w:t>INTERNATIONAL WORKSHOP ON SEMANTIC EVALUATION, 8., 2014, Dublin</w:t>
+      </w:r>
+      <w:r>
+        <w:t>. Proceedings [...]. [S. l.]: [s. n.], 2014. p. 27-35. DOI: 10.3115/v1/s14-2004.</w:t>
       </w:r>
     </w:p>
     <w:p>
@@ -23572,7 +24420,7 @@
         <w:pStyle w:val="Referncia"/>
       </w:pPr>
       <w:r>
-        <w:t xml:space="preserve">DEVLIN, Jacob </w:t>
+        <w:t xml:space="preserve">PONTIKI, Maria </w:t>
       </w:r>
       <w:r>
         <w:rPr>
@@ -23581,7 +24429,7 @@
         <w:t>et al.</w:t>
       </w:r>
       <w:r>
-        <w:t xml:space="preserve"> BERT: Pre-training of Deep Bidirectional Transformers for Language Understanding. </w:t>
+        <w:t xml:space="preserve"> SemEval-2016 Task 5: Aspect Based Sentiment Analysis. </w:t>
       </w:r>
       <w:r>
         <w:rPr>
@@ -23596,10 +24444,10 @@
         <w:rPr>
           <w:b/>
         </w:rPr>
-        <w:t>CONFERENCE OF THE NORTH AMERICAN CHAPTER OF THE ASSOCIATION FOR COMPUTATIONAL LINGUISTICS: HUMAN LANGUAGE TECHNOLOGIES, 2019, Minneapolis</w:t>
-      </w:r>
-      <w:r>
-        <w:t>. Proceedings [...]. [S. l.]: Association for Computational Linguistics, 2019. p. 4171-4186. DOI: 10.18653/v1/n19-1423.</w:t>
+        <w:t>INTERNATIONAL WORKSHOP ON SEMANTIC EVALUATION, 10., 2016, San Diego</w:t>
+      </w:r>
+      <w:r>
+        <w:t>. Proceedings [...]. [S. l.]: Association for Computational Linguistics, 2016. p. 19-30. DOI: 10.18653/v1/s16-1002.</w:t>
       </w:r>
     </w:p>
     <w:p>
@@ -23607,16 +24455,16 @@
         <w:pStyle w:val="Referncia"/>
       </w:pPr>
       <w:r>
-        <w:t xml:space="preserve">EFRON, Bradley; MORRIS, Carl. Data Analysis Using Stein's Estimator and its Generalizations. </w:t>
+        <w:t xml:space="preserve">PROSERPIO, Davide; ZERVAS, Georgios. Online Reputation Management: Estimating the Impact of Management Responses on Consumer Reviews. </w:t>
       </w:r>
       <w:r>
         <w:rPr>
           <w:b/>
         </w:rPr>
-        <w:t>Journal of the American Statistical Association</w:t>
-      </w:r>
-      <w:r>
-        <w:t>, v. 70, n. 350, p. 311-319, 1975. DOI: 10.1080/01621459.1975.10479864.</w:t>
+        <w:t>Marketing Science</w:t>
+      </w:r>
+      <w:r>
+        <w:t>, v. 36, n. 5, p. 645-665, 2017. DOI: 10.1287/mksc.2017.1043.</w:t>
       </w:r>
     </w:p>
     <w:p>
@@ -23624,16 +24472,25 @@
         <w:pStyle w:val="Referncia"/>
       </w:pPr>
       <w:r>
-        <w:t xml:space="preserve">EFRON, Bradley. Bootstrap Methods: Another Look at the Jackknife. </w:t>
+        <w:t xml:space="preserve">REIMERS, Nils; GUREVYCH, Iryna. Sentence-BERT: Sentence Embeddings using Siamese BERT-Networks. </w:t>
+      </w:r>
+      <w:r>
+        <w:rPr>
+          <w:i/>
+        </w:rPr>
+        <w:t>In</w:t>
+      </w:r>
+      <w:r>
+        <w:t xml:space="preserve">: </w:t>
       </w:r>
       <w:r>
         <w:rPr>
           <w:b/>
         </w:rPr>
-        <w:t>The Annals of Statistics</w:t>
-      </w:r>
-      <w:r>
-        <w:t>, v. 7, n. 1, p. 1-26, 1979. DOI: 10.1214/aos/1176344552.</w:t>
+        <w:t>CONFERENCE ON EMPIRICAL METHODS IN NATURAL LANGUAGE PROCESSING AND INTERNATIONAL JOINT CONFERENCE ON NATURAL LANGUAGE PROCESSING, 9., 2019, Hong Kong</w:t>
+      </w:r>
+      <w:r>
+        <w:t>. Proceedings [...]. [S. l.]: Association for Computational Linguistics, 2019. p. 3982-3992. DOI: 10.18653/v1/d19-1410.</w:t>
       </w:r>
     </w:p>
     <w:p>
@@ -23641,16 +24498,25 @@
         <w:pStyle w:val="Referncia"/>
       </w:pPr>
       <w:r>
-        <w:t xml:space="preserve">FILIPPAS, Apostolos; HORTON, John J.; GOLDEN, Joseph M. Reputation Inflation. </w:t>
+        <w:t xml:space="preserve">REIMERS, Nils; GUREVYCH, Iryna. Making monolingual sentence embeddings multilingual using knowledge distillation. </w:t>
+      </w:r>
+      <w:r>
+        <w:rPr>
+          <w:i/>
+        </w:rPr>
+        <w:t>In</w:t>
+      </w:r>
+      <w:r>
+        <w:t xml:space="preserve">: </w:t>
       </w:r>
       <w:r>
         <w:rPr>
           <w:b/>
         </w:rPr>
-        <w:t>Marketing Science</w:t>
-      </w:r>
-      <w:r>
-        <w:t>, v. 41, n. 4, p. 733-745, 2022. DOI: 10.1287/mksc.2022.1350.</w:t>
+        <w:t>CONFERENCE ON EMPIRICAL METHODS IN NATURAL LANGUAGE PROCESSING, 2020, [S. l.]</w:t>
+      </w:r>
+      <w:r>
+        <w:t>. Proceedings [...]. [S. l.]: Association for Computational Linguistics, 2020. p. 4512-4525. DOI: 10.18653/v1/2020.emnlp-main.365.</w:t>
       </w:r>
     </w:p>
     <w:p>
@@ -23658,16 +24524,20 @@
         <w:pStyle w:val="Referncia"/>
       </w:pPr>
       <w:r>
-        <w:t xml:space="preserve">FRADKIN, Andrey; GREWAL, Elena; HOLTZ, David. Reciprocity and Unveiling in Two-Sided Reputation Systems: Evidence from an Experiment on Airbnb. </w:t>
+        <w:t xml:space="preserve">REY-MORENO, Manuel; SÁNCHEZ-FRANCO, Manuel J.; REY-TIENDA, María de la Sierra. Examining transaction-specific satisfaction and trust in Airbnb and hotels: an </w:t>
+      </w:r>
+      <w:r>
+        <w:lastRenderedPageBreak/>
+        <w:t xml:space="preserve">application of BERTopic and zero-shot text classification. </w:t>
       </w:r>
       <w:r>
         <w:rPr>
           <w:b/>
         </w:rPr>
-        <w:t>Marketing Science</w:t>
-      </w:r>
-      <w:r>
-        <w:t>, v. 40, n. 6, p. 1013-1029, 2021. DOI: 10.1287/mksc.2021.1311.</w:t>
+        <w:t>Tourism &amp; Management Studies</w:t>
+      </w:r>
+      <w:r>
+        <w:t>, v. 19, n. 2, p. 21-37, 2023. DOI: 10.18089/tms.2023.190202.</w:t>
       </w:r>
     </w:p>
     <w:p>
@@ -23675,7 +24545,10 @@
         <w:pStyle w:val="Referncia"/>
       </w:pPr>
       <w:r>
-        <w:t xml:space="preserve">FREITAS, Larissa A.; VIEIRA, Renata. Ontology based feature level opinion mining for Portuguese reviews. </w:t>
+        <w:t>RÖDER, Michael; BOTH, Andreas; HINNEBURG, Alexander.</w:t>
+      </w:r>
+      <w:r>
+        <w:t xml:space="preserve"> Exploring the Space of Topic Coherence Measures. </w:t>
       </w:r>
       <w:r>
         <w:rPr>
@@ -23690,10 +24563,10 @@
         <w:rPr>
           <w:b/>
         </w:rPr>
-        <w:t>INTERNATIONAL CONFERENCE ON WORLD WIDE WEB, 22., 2013, [S. l.]</w:t>
-      </w:r>
-      <w:r>
-        <w:t>. Proceedings [...]. [S. l.]: [s. n.], 2013. p. 367-370. DOI: 10.1145/2487788.2487944.</w:t>
+        <w:t>ACM INTERNATIONAL CONFERENCE ON WEB SEARCH AND DATA MINING, 8., 2015, Shanghai</w:t>
+      </w:r>
+      <w:r>
+        <w:t>. Proceedings [...]. [S. l.]: [s. n.], 2015. p. 399-408. DOI: 10.1145/2684822.2685324.</w:t>
       </w:r>
     </w:p>
     <w:p>
@@ -23701,16 +24574,36 @@
         <w:pStyle w:val="Referncia"/>
       </w:pPr>
       <w:r>
-        <w:t xml:space="preserve">FÜLLER, Johann; MATZLER, Kurt. Customer delight and market segmentation: an application of the three-factor theory of customer satisfaction on life style groups. </w:t>
+        <w:t xml:space="preserve">SANTOS, Gustavo </w:t>
+      </w:r>
+      <w:r>
+        <w:rPr>
+          <w:i/>
+        </w:rPr>
+        <w:t>et al.</w:t>
+      </w:r>
+      <w:r>
+        <w:t xml:space="preserve"> Neutrality may matter: Sentiment analysis in reviews of Airbnb, Booking, and Couchsurfing in Brazil and USA. [S. l.]: arXiv, 2020. Disponível em: https://arxiv.org/abs/2005.06591. Acesso em: 10 out. 2026.</w:t>
+      </w:r>
+    </w:p>
+    <w:p>
+      <w:pPr>
+        <w:pStyle w:val="Referncia"/>
+      </w:pPr>
+      <w:r>
+        <w:t>SCHOUTEN, Kim; FRASINCAR, Flavius.</w:t>
+      </w:r>
+      <w:r>
+        <w:t xml:space="preserve"> Survey on Aspect-Level Sentiment Analysis. </w:t>
       </w:r>
       <w:r>
         <w:rPr>
           <w:b/>
         </w:rPr>
-        <w:t>Tourism Management</w:t>
-      </w:r>
-      <w:r>
-        <w:t>, v. 29, n. 1, p. 116-126, 2008. DOI: 10.1016/j.tourman.2007.03.021.</w:t>
+        <w:t>IEEE Transactions on Knowledge and Data Engineering</w:t>
+      </w:r>
+      <w:r>
+        <w:t>, v. 28, n. 3, p. 813-830, 2016. DOI: 10.1109/tkde.2015.2485209.</w:t>
       </w:r>
     </w:p>
     <w:p>
@@ -23718,15 +24611,143 @@
         <w:pStyle w:val="Referncia"/>
       </w:pPr>
       <w:r>
-        <w:t>GIRITLI, Ayçin; ERENSEL, Salahi; ÖZTÜREN, ALI.</w:t>
-      </w:r>
-      <w:r>
-        <w:t xml:space="preserve"> Evaluating the performance of large language models in aspect-based sentiment analysis: Cyprus hotel reviews. </w:t>
+        <w:t xml:space="preserve">SOUZA, Fábio Capuano de. </w:t>
+      </w:r>
+      <w:r>
+        <w:rPr>
+          <w:b/>
+        </w:rPr>
+        <w:t>BERTimbau: pretrained BERT models for Brazilian Portuguese</w:t>
+      </w:r>
+      <w:r>
+        <w:t>. 2020. Dissertação (Mestrado) – Faculdade de Engenharia Elétrica e de Computação, Universidade Estadual de Campinas, Campinas, 2020. DOI: 10.47749/t/unicamp.2020.1161906.</w:t>
+      </w:r>
+    </w:p>
+    <w:p>
+      <w:pPr>
+        <w:pStyle w:val="Referncia"/>
+      </w:pPr>
+      <w:r>
+        <w:t xml:space="preserve">SPEARMAN, Charles. Correlation calculated from faulty data. </w:t>
+      </w:r>
+      <w:r>
+        <w:rPr>
+          <w:b/>
+        </w:rPr>
+        <w:t>British Journal of Psychology</w:t>
+      </w:r>
+      <w:r>
+        <w:t>, v. 3, n. 3, p. 271-295, 1910. DOI: 10.1111/j.2044-8295.1910.tb00206.x.</w:t>
+      </w:r>
+    </w:p>
+    <w:p>
+      <w:pPr>
+        <w:pStyle w:val="Referncia"/>
+      </w:pPr>
+      <w:r>
+        <w:t xml:space="preserve">SURYABRATA, Arghanta Wijna; WARNARS, Harco Leslie Hendric Spits; MUYEBA, Maybin K. Aspect-based sentiment analysis of multilingual hotel reviews in Jakarta using multilingual transformer models: a comparative study of multilingual BERT and cross-lingual RoBERTa. </w:t>
+      </w:r>
+      <w:r>
+        <w:rPr>
+          <w:b/>
+        </w:rPr>
+        <w:t>Ingénierie des Systèmes d'Information</w:t>
+      </w:r>
+      <w:r>
+        <w:t>, v. 31, n. 1, 2026. DOI: 10.18280/isi.310112.</w:t>
+      </w:r>
+    </w:p>
+    <w:p>
+      <w:pPr>
+        <w:pStyle w:val="Referncia"/>
+      </w:pPr>
+      <w:r>
+        <w:t>SUTHERLAND, Ian; KIATKAWSIN, Kiattipoom.</w:t>
+      </w:r>
+      <w:r>
+        <w:t xml:space="preserve"> Determinants of Guest Experience in Airbnb: A Topic Modeling Approach Using LDA. </w:t>
+      </w:r>
+      <w:r>
+        <w:rPr>
+          <w:b/>
+        </w:rPr>
+        <w:t>Sustainability</w:t>
+      </w:r>
+      <w:r>
+        <w:t>, v. 12, n. 8, p. 3402, 2020. DOI: 10.3390/su12083402.</w:t>
+      </w:r>
+    </w:p>
+    <w:p>
+      <w:pPr>
+        <w:pStyle w:val="Referncia"/>
+      </w:pPr>
+      <w:r>
+        <w:t xml:space="preserve">THORNDIKE, Edward L. A constant error in psychological ratings. </w:t>
+      </w:r>
+      <w:r>
+        <w:rPr>
+          <w:b/>
+        </w:rPr>
+        <w:t>Journal of Applied Psychology</w:t>
+      </w:r>
+      <w:r>
+        <w:t>, v. 4, n. 1, p. 25-29, 1920. DOI: 10.1037/h0071663.</w:t>
+      </w:r>
+    </w:p>
+    <w:p>
+      <w:pPr>
+        <w:pStyle w:val="Referncia"/>
+      </w:pPr>
+      <w:r>
+        <w:t xml:space="preserve">VASSILIKOPOULOU, Aikaterini; KAMENIDOU, Irene; PRIPORAS, Constantinos-Vasilios. Negative Airbnb reviews: an aspect-based sentiment analysis approach. </w:t>
+      </w:r>
+      <w:r>
+        <w:rPr>
+          <w:b/>
+        </w:rPr>
+        <w:t>EuroMed Journal of Business</w:t>
+      </w:r>
+      <w:r>
+        <w:t>, v. 19, n. 2, p. 191-207, 2022. DOI: 10.1108/emjb-03-2022-0052.</w:t>
+      </w:r>
+    </w:p>
+    <w:p>
+      <w:pPr>
+        <w:pStyle w:val="Referncia"/>
+      </w:pPr>
+      <w:r>
+        <w:t xml:space="preserve">WANG, Dan; NICOLAU, Juan L. Price determinants of sharing economy based accommodation rental: A study of listings from 33 cities on Airbnb.com. </w:t>
+      </w:r>
+      <w:r>
+        <w:rPr>
+          <w:b/>
+        </w:rPr>
+        <w:t>International Journal of Hospitality Management</w:t>
+      </w:r>
+      <w:r>
+        <w:t>, v. 62, p. 120-131, 2017. DOI: 10.1016/j.ijhm.2016.12.007.</w:t>
+      </w:r>
+    </w:p>
+    <w:p>
+      <w:pPr>
+        <w:pStyle w:val="Referncia"/>
+      </w:pPr>
+      <w:r>
+        <w:t xml:space="preserve">WOLF, Thomas </w:t>
       </w:r>
       <w:r>
         <w:rPr>
           <w:i/>
         </w:rPr>
+        <w:t>et al.</w:t>
+      </w:r>
+      <w:r>
+        <w:t xml:space="preserve"> Transformers: State-of-the-Art Natural Language Processing. </w:t>
+      </w:r>
+      <w:r>
+        <w:rPr>
+          <w:i/>
+        </w:rPr>
         <w:t>In</w:t>
       </w:r>
       <w:r>
@@ -23736,10 +24757,10 @@
         <w:rPr>
           <w:b/>
         </w:rPr>
-        <w:t>IEEE ANNUAL COMPUTERS, SOFTWARE, AND APPLICATIONS CONFERENCE (COMPSAC), 50., 2026, [S. l.]</w:t>
-      </w:r>
-      <w:r>
-        <w:t>. Proceedings [...]. [S. l.]: IEEE, 2026. p. 2296-2301. DOI: 10.1109/compsac69091.2026.00342.</w:t>
+        <w:t>CONFERENCE ON EMPIRICAL METHODS IN NATURAL LANGUAGE PROCESSING: SYSTEM DEMONSTRATIONS, 2020, [S. l.]</w:t>
+      </w:r>
+      <w:r>
+        <w:t>. Proceedings [...]. [S. l.]: Association for Computational Linguistics, 2020. p. 38-45. DOI: 10.18653/v1/2020.emnlp-demos.6.</w:t>
       </w:r>
     </w:p>
     <w:p>
@@ -23747,16 +24768,26 @@
         <w:pStyle w:val="Referncia"/>
       </w:pPr>
       <w:r>
-        <w:t xml:space="preserve">GRÖMPING, Ulrike. Relative Importance for Linear Regression in R : The Package relaimpo. </w:t>
+        <w:lastRenderedPageBreak/>
+        <w:t xml:space="preserve">XU, Chun </w:t>
+      </w:r>
+      <w:r>
+        <w:rPr>
+          <w:i/>
+        </w:rPr>
+        <w:t>et al.</w:t>
+      </w:r>
+      <w:r>
+        <w:t xml:space="preserve"> Enhancing aspect-based sentiment analysis in tourism using large language models and positional information. </w:t>
       </w:r>
       <w:r>
         <w:rPr>
           <w:b/>
         </w:rPr>
-        <w:t>Journal of Statistical Software</w:t>
-      </w:r>
-      <w:r>
-        <w:t>, v. 17, n. 1, p. 1-27, 2006. DOI: 10.18637/jss.v017.i01.</w:t>
+        <w:t>Tsinghua Science and Technology</w:t>
+      </w:r>
+      <w:r>
+        <w:t>, v. 31, n. 2, p. 1012-1030, 2026. DOI: 10.26599/tst.2024.9010138.</w:t>
       </w:r>
     </w:p>
     <w:p>
@@ -23764,20 +24795,16 @@
         <w:pStyle w:val="Referncia"/>
       </w:pPr>
       <w:r>
-        <w:lastRenderedPageBreak/>
-        <w:t>GRÖMPING, Ulrike.</w:t>
-      </w:r>
-      <w:r>
-        <w:t xml:space="preserve"> Estimators of Relative Importance in Linear Regression Based on Variance Decomposition. </w:t>
+        <w:t xml:space="preserve">ZERVAS, Georgios; PROSERPIO, Davide; BYERS, John W. A first look at online reputation on Airbnb, where every stay is above average. </w:t>
       </w:r>
       <w:r>
         <w:rPr>
           <w:b/>
         </w:rPr>
-        <w:t>The American Statistician</w:t>
-      </w:r>
-      <w:r>
-        <w:t>, v. 61, n. 2, p. 139-147, 2007. DOI: 10.1198/000313007x188252.</w:t>
+        <w:t>Marketing Letters</w:t>
+      </w:r>
+      <w:r>
+        <w:t>, v. 32, n. 1, p. 1-16, 2021. DOI: 10.1007/s11002-020-09546-4.</w:t>
       </w:r>
     </w:p>
     <w:p>
@@ -23785,690 +24812,16 @@
         <w:pStyle w:val="Referncia"/>
       </w:pPr>
       <w:r>
-        <w:t>GROOTENDORST, Maarten. BERTopic: Neural topic modeling with a class-based TF-IDF procedure. [S. l.]: arXiv, 2022. Disponível em: https://arxiv.org/abs/2203.05794. Acesso em: 10 out. 2026.</w:t>
-      </w:r>
-    </w:p>
-    <w:p>
-      <w:pPr>
-        <w:pStyle w:val="Referncia"/>
-      </w:pPr>
-      <w:r>
-        <w:t xml:space="preserve">GYÓDI, Kristóf; NAWARO, Łukasz. Determinants of Airbnb prices in European cities: A spatial econometrics approach. </w:t>
+        <w:t xml:space="preserve">ZHANG, Jurui. Listening to the consumer: exploring review topics on Airbnb and their impact on listing performance. </w:t>
       </w:r>
       <w:r>
         <w:rPr>
           <w:b/>
         </w:rPr>
-        <w:t>Tourism Management</w:t>
-      </w:r>
-      <w:r>
-        <w:t>, v. 86, p. 104319, 2021. DOI: 10.1016/j.tourman.2021.104319.</w:t>
-      </w:r>
-    </w:p>
-    <w:p>
-      <w:pPr>
-        <w:pStyle w:val="Referncia"/>
-      </w:pPr>
-      <w:r>
-        <w:t xml:space="preserve">HU, Nan; ZHANG, Jie; PAVLOU, Paul A. Overcoming the J-shaped distribution of product reviews. </w:t>
-      </w:r>
-      <w:r>
-        <w:rPr>
-          <w:b/>
-        </w:rPr>
-        <w:t>Communications of the ACM</w:t>
-      </w:r>
-      <w:r>
-        <w:t>, v. 52, n. 10, p. 144-147, 2009. DOI: 10.1145/1562764.1562800.</w:t>
-      </w:r>
-    </w:p>
-    <w:p>
-      <w:pPr>
-        <w:pStyle w:val="Referncia"/>
-      </w:pPr>
-      <w:r>
-        <w:t xml:space="preserve">INSIDE AIRBNB. </w:t>
-      </w:r>
-      <w:r>
-        <w:rPr>
-          <w:b/>
-        </w:rPr>
-        <w:t>Inside Airbnb: Adding data to the debate; data assumptions (San Francisco model)</w:t>
-      </w:r>
-      <w:r>
-        <w:t>. [S. l.], 2026. Disponível em: https://insideairbnb.com/data-assumptions/. Acesso em: 10 out. 2026.</w:t>
-      </w:r>
-    </w:p>
-    <w:p>
-      <w:pPr>
-        <w:pStyle w:val="Referncia"/>
-      </w:pPr>
-      <w:r>
-        <w:t xml:space="preserve">KANO, Noriaki </w:t>
-      </w:r>
-      <w:r>
-        <w:rPr>
-          <w:i/>
-        </w:rPr>
-        <w:t>et al.</w:t>
-      </w:r>
-      <w:r>
-        <w:t xml:space="preserve"> Attractive quality and must-be quality. </w:t>
-      </w:r>
-      <w:r>
-        <w:rPr>
-          <w:b/>
-        </w:rPr>
-        <w:t>Journal of the Japanese Society for Quality Control (Hinshitsu)</w:t>
-      </w:r>
-      <w:r>
-        <w:t xml:space="preserve">, v. 14, n. 2, </w:t>
-      </w:r>
-      <w:r>
-        <w:rPr>
-          <w:highlight w:val="yellow"/>
-        </w:rPr>
-        <w:t>[PENDENTE: páginas a confirmar (fontes divergem: 39-48 ou 147-156)]</w:t>
-      </w:r>
-      <w:r>
-        <w:t>, 1984.</w:t>
-      </w:r>
-    </w:p>
-    <w:p>
-      <w:pPr>
-        <w:pStyle w:val="Referncia"/>
-      </w:pPr>
-      <w:r>
-        <w:t xml:space="preserve">KISH, Leslie. Weighting for unequal Pi. </w:t>
-      </w:r>
-      <w:r>
-        <w:rPr>
-          <w:b/>
-        </w:rPr>
-        <w:t>Journal of Official Statistics</w:t>
-      </w:r>
-      <w:r>
-        <w:t>, v. 8, n. 2, p. 183-200, 1992.</w:t>
-      </w:r>
-    </w:p>
-    <w:p>
-      <w:pPr>
-        <w:pStyle w:val="Referncia"/>
-      </w:pPr>
-      <w:r>
-        <w:t xml:space="preserve">LANDIS, J. Richard; KOCH, Gary G. The Measurement of Observer Agreement for Categorical Data. </w:t>
-      </w:r>
-      <w:r>
-        <w:rPr>
-          <w:b/>
-        </w:rPr>
-        <w:t>Biometrics</w:t>
-      </w:r>
-      <w:r>
-        <w:t>, v. 33, n. 1, p. 159-174, 1977. DOI: 10.2307/2529310.</w:t>
-      </w:r>
-    </w:p>
-    <w:p>
-      <w:pPr>
-        <w:pStyle w:val="Referncia"/>
-      </w:pPr>
-      <w:r>
-        <w:t xml:space="preserve">LINDEMAN, Richard H.; MERENDA, Peter F.; GOLD, Ruth Z. </w:t>
-      </w:r>
-      <w:r>
-        <w:rPr>
-          <w:b/>
-        </w:rPr>
-        <w:t>Introduction to Bivariate and Multivariate Analysis</w:t>
-      </w:r>
-      <w:r>
-        <w:t>. Glenview, IL: Scott, Foresman, 1980.</w:t>
-      </w:r>
-    </w:p>
-    <w:p>
-      <w:pPr>
-        <w:pStyle w:val="Referncia"/>
-      </w:pPr>
-      <w:r>
-        <w:t xml:space="preserve">LIU, Bing. </w:t>
-      </w:r>
-      <w:r>
-        <w:rPr>
-          <w:b/>
-        </w:rPr>
-        <w:t>Sentiment Analysis and Opinion Mining</w:t>
-      </w:r>
-      <w:r>
-        <w:t>. [S. l.]: Morgan &amp; Claypool, 2012. (Synthesis Lectures on Human Language Technologies) DOI: 10.1007/978-3-031-02145-9.</w:t>
-      </w:r>
-    </w:p>
-    <w:p>
-      <w:pPr>
-        <w:pStyle w:val="Referncia"/>
-      </w:pPr>
-      <w:r>
-        <w:t xml:space="preserve">LUO, Yi; TANG, Rebecca (Liang). Understanding hidden dimensions in textual reviews on Airbnb: An application of modified latent aspect rating analysis (LARA). </w:t>
-      </w:r>
-      <w:r>
-        <w:rPr>
-          <w:b/>
-        </w:rPr>
-        <w:t>International Journal of Hospitality Management</w:t>
-      </w:r>
-      <w:r>
-        <w:t>, v. 80, p. 144-154, 2019. DOI: 10.1016/j.ijhm.2019.02.008.</w:t>
-      </w:r>
-    </w:p>
-    <w:p>
-      <w:pPr>
-        <w:pStyle w:val="Referncia"/>
-      </w:pPr>
-      <w:r>
-        <w:t xml:space="preserve">MATZLER, Kurt; SAUERWEIN, Elmar. The factor structure of customer satisfaction: an empirical test of the importance grid and the penalty-reward-contrast analysis. </w:t>
-      </w:r>
-      <w:r>
-        <w:rPr>
-          <w:b/>
-        </w:rPr>
-        <w:t>International Journal of Service Industry Management</w:t>
-      </w:r>
-      <w:r>
-        <w:t>, v. 13, n. 4, p. 314-332, 2002. DOI: 10.1108/09564230210445078.</w:t>
-      </w:r>
-    </w:p>
-    <w:p>
-      <w:pPr>
-        <w:pStyle w:val="Referncia"/>
-      </w:pPr>
-      <w:r>
-        <w:t xml:space="preserve">MCHUGH, Mary L. Interrater reliability: the kappa statistic. </w:t>
-      </w:r>
-      <w:r>
-        <w:rPr>
-          <w:b/>
-        </w:rPr>
-        <w:t>Biochemia Medica</w:t>
-      </w:r>
-      <w:r>
-        <w:t>, v. 22, n. 3, p. 276-282, 2012. DOI: 10.11613/bm.2012.031.</w:t>
-      </w:r>
-    </w:p>
-    <w:p>
-      <w:pPr>
-        <w:pStyle w:val="Referncia"/>
-      </w:pPr>
-      <w:r>
-        <w:t xml:space="preserve">MCINNES, Leland; HEALY, John; ASTELS, Steve. hdbscan: Hierarchical density based clustering. </w:t>
-      </w:r>
-      <w:r>
-        <w:rPr>
-          <w:b/>
-        </w:rPr>
-        <w:t>Journal of Open Source Software</w:t>
-      </w:r>
-      <w:r>
-        <w:t>, v. 2, n. 11, p. 205, 2017. DOI: 10.21105/joss.00205.</w:t>
-      </w:r>
-    </w:p>
-    <w:p>
-      <w:pPr>
-        <w:pStyle w:val="Referncia"/>
-      </w:pPr>
-      <w:r>
-        <w:lastRenderedPageBreak/>
-        <w:t>MCINNES, Leland; HEALY, John; MELVILLE, James. UMAP: Uniform manifold approximation and projection for dimension reduction. [S. l.]: arXiv, 2018. Disponível em: https://arxiv.org/abs/1802.03426. Acesso em: 10 out. 2026.</w:t>
-      </w:r>
-    </w:p>
-    <w:p>
-      <w:pPr>
-        <w:pStyle w:val="Referncia"/>
-      </w:pPr>
-      <w:r>
-        <w:t xml:space="preserve">NLP TOWN. </w:t>
-      </w:r>
-      <w:r>
-        <w:rPr>
-          <w:b/>
-        </w:rPr>
-        <w:t>bert-base-multilingual-uncased-sentiment (modelo)</w:t>
-      </w:r>
-      <w:r>
-        <w:t>. [S. l.], 2025. Disponível em: https://huggingface.co/nlptown/bert-base-multilingual-uncased-sentiment. Acesso em: 10 out. 2026.</w:t>
-      </w:r>
-    </w:p>
-    <w:p>
-      <w:pPr>
-        <w:pStyle w:val="Referncia"/>
-      </w:pPr>
-      <w:r>
-        <w:t xml:space="preserve">PEDREGOSA, Fabian </w:t>
-      </w:r>
-      <w:r>
-        <w:rPr>
-          <w:i/>
-        </w:rPr>
-        <w:t>et al.</w:t>
-      </w:r>
-      <w:r>
-        <w:t xml:space="preserve"> Scikit-learn: Machine learning in Python. </w:t>
-      </w:r>
-      <w:r>
-        <w:rPr>
-          <w:b/>
-        </w:rPr>
-        <w:t>Journal of Machine Learning Research</w:t>
-      </w:r>
-      <w:r>
-        <w:t>, v. 12, p. 2825-2830, 2011. Disponível em: https://jmlr.org/papers/v12/pedregosa11a.html. Acesso em: 10 out. 2026.</w:t>
-      </w:r>
-    </w:p>
-    <w:p>
-      <w:pPr>
-        <w:pStyle w:val="Referncia"/>
-      </w:pPr>
-      <w:r>
-        <w:t xml:space="preserve">PONTIKI, Maria </w:t>
-      </w:r>
-      <w:r>
-        <w:rPr>
-          <w:i/>
-        </w:rPr>
-        <w:t>et al.</w:t>
-      </w:r>
-      <w:r>
-        <w:t xml:space="preserve"> SemEval-2014 Task 4: Aspect Based Sentiment Analysis. </w:t>
-      </w:r>
-      <w:r>
-        <w:rPr>
-          <w:i/>
-        </w:rPr>
-        <w:t>In</w:t>
-      </w:r>
-      <w:r>
-        <w:t xml:space="preserve">: </w:t>
-      </w:r>
-      <w:r>
-        <w:rPr>
-          <w:b/>
-        </w:rPr>
-        <w:t>INTERNATIONAL WORKSHOP ON SEMANTIC EVALUATION, 8., 2014, Dublin</w:t>
-      </w:r>
-      <w:r>
-        <w:t>. Proceedings [...]. [S. l.]: [s. n.], 2014. p. 27-35. DOI: 10.3115/v1/s14-2004.</w:t>
-      </w:r>
-    </w:p>
-    <w:p>
-      <w:pPr>
-        <w:pStyle w:val="Referncia"/>
-      </w:pPr>
-      <w:r>
-        <w:t xml:space="preserve">PONTIKI, Maria </w:t>
-      </w:r>
-      <w:r>
-        <w:rPr>
-          <w:i/>
-        </w:rPr>
-        <w:t>et al.</w:t>
-      </w:r>
-      <w:r>
-        <w:t xml:space="preserve"> SemEval-2016 Task 5: Aspect Based Sentiment Analysis. </w:t>
-      </w:r>
-      <w:r>
-        <w:rPr>
-          <w:i/>
-        </w:rPr>
-        <w:t>In</w:t>
-      </w:r>
-      <w:r>
-        <w:t xml:space="preserve">: </w:t>
-      </w:r>
-      <w:r>
-        <w:rPr>
-          <w:b/>
-        </w:rPr>
-        <w:t>INTERNATIONAL WORKSHOP ON SEMANTIC EVALUATION, 10., 2016, San Diego</w:t>
-      </w:r>
-      <w:r>
-        <w:t>. Proceedings [...]. [S. l.]: Association for Computational Linguistics, 2016. p. 19-30. DOI: 10.18653/v1/s16-1002.</w:t>
-      </w:r>
-    </w:p>
-    <w:p>
-      <w:pPr>
-        <w:pStyle w:val="Referncia"/>
-      </w:pPr>
-      <w:r>
-        <w:t xml:space="preserve">PROSERPIO, Davide; ZERVAS, Georgios. Online Reputation Management: Estimating the Impact of Management Responses on Consumer Reviews. </w:t>
-      </w:r>
-      <w:r>
-        <w:rPr>
-          <w:b/>
-        </w:rPr>
-        <w:t>Marketing Science</w:t>
-      </w:r>
-      <w:r>
-        <w:t>, v. 36, n. 5, p. 645-665, 2017. DOI: 10.1287/mksc.2017.1043.</w:t>
-      </w:r>
-    </w:p>
-    <w:p>
-      <w:pPr>
-        <w:pStyle w:val="Referncia"/>
-      </w:pPr>
-      <w:r>
-        <w:t xml:space="preserve">REIMERS, Nils; GUREVYCH, Iryna. Sentence-BERT: Sentence Embeddings using Siamese BERT-Networks. </w:t>
-      </w:r>
-      <w:r>
-        <w:rPr>
-          <w:i/>
-        </w:rPr>
-        <w:t>In</w:t>
-      </w:r>
-      <w:r>
-        <w:t xml:space="preserve">: </w:t>
-      </w:r>
-      <w:r>
-        <w:rPr>
-          <w:b/>
-        </w:rPr>
-        <w:t>CONFERENCE ON EMPIRICAL METHODS IN NATURAL LANGUAGE PROCESSING AND INTERNATIONAL JOINT CONFERENCE ON NATURAL LANGUAGE PROCESSING, 9., 2019, Hong Kong</w:t>
-      </w:r>
-      <w:r>
-        <w:t>. Proceedings [...]. [S. l.]: Association for Computational Linguistics, 2019. p. 3982-3992. DOI: 10.18653/v1/d19-1410.</w:t>
-      </w:r>
-    </w:p>
-    <w:p>
-      <w:pPr>
-        <w:pStyle w:val="Referncia"/>
-      </w:pPr>
-      <w:r>
-        <w:t>REIMERS, Nils; GUREVYCH, Iryna.</w:t>
-      </w:r>
-      <w:r>
-        <w:t xml:space="preserve"> Making monolingual sentence embeddings multilingual using knowledge distillation. </w:t>
-      </w:r>
-      <w:r>
-        <w:rPr>
-          <w:i/>
-        </w:rPr>
-        <w:t>In</w:t>
-      </w:r>
-      <w:r>
-        <w:t xml:space="preserve">: </w:t>
-      </w:r>
-      <w:r>
-        <w:rPr>
-          <w:b/>
-        </w:rPr>
-        <w:t>CONFERENCE ON EMPIRICAL METHODS IN NATURAL LANGUAGE PROCESSING, 2020, [S. l.]</w:t>
-      </w:r>
-      <w:r>
-        <w:t>. Proceedings [...]. [S. l.]: Association for Computational Linguistics, 2020. p. 4512-4525. DOI: 10.18653/v1/2020.emnlp-main.365.</w:t>
-      </w:r>
-    </w:p>
-    <w:p>
-      <w:pPr>
-        <w:pStyle w:val="Referncia"/>
-      </w:pPr>
-      <w:r>
-        <w:t xml:space="preserve">RÖDER, Michael; BOTH, Andreas; HINNEBURG, Alexander. Exploring the Space of Topic Coherence Measures. </w:t>
-      </w:r>
-      <w:r>
-        <w:rPr>
-          <w:i/>
-        </w:rPr>
-        <w:t>In</w:t>
-      </w:r>
-      <w:r>
-        <w:t xml:space="preserve">: </w:t>
-      </w:r>
-      <w:r>
-        <w:rPr>
-          <w:b/>
-        </w:rPr>
-        <w:t>ACM INTERNATIONAL CONFERENCE ON WEB SEARCH AND DATA MINING, 8., 2015, Shanghai</w:t>
-      </w:r>
-      <w:r>
-        <w:t>. Proceedings [...]. [S. l.]: [s. n.], 2015. p. 399-408. DOI: 10.1145/2684822.2685324.</w:t>
-      </w:r>
-    </w:p>
-    <w:p>
-      <w:pPr>
-        <w:pStyle w:val="Referncia"/>
-      </w:pPr>
-      <w:r>
-        <w:t xml:space="preserve">SANTOS, Gustavo </w:t>
-      </w:r>
-      <w:r>
-        <w:rPr>
-          <w:i/>
-        </w:rPr>
-        <w:t>et al.</w:t>
-      </w:r>
-      <w:r>
-        <w:t xml:space="preserve"> Neutrality may matter: Sentiment analysis in reviews of Airbnb, Booking, and Couchsurfing in Brazil and USA. [S. l.]: arXiv, 2020. Disponível em: https://arxiv.org/abs/2005.06591. Acesso em: 10 out. 2026.</w:t>
-      </w:r>
-    </w:p>
-    <w:p>
-      <w:pPr>
-        <w:pStyle w:val="Referncia"/>
-      </w:pPr>
-      <w:r>
-        <w:t xml:space="preserve">SCHOUTEN, Kim; FRASINCAR, Flavius. Survey on Aspect-Level Sentiment Analysis. </w:t>
-      </w:r>
-      <w:r>
-        <w:rPr>
-          <w:b/>
-        </w:rPr>
-        <w:t>IEEE Transactions on Knowledge and Data Engineering</w:t>
-      </w:r>
-      <w:r>
-        <w:t>, v. 28, n. 3, p. 813-830, 2016. DOI: 10.1109/tkde.2015.2485209.</w:t>
-      </w:r>
-    </w:p>
-    <w:p>
-      <w:pPr>
-        <w:pStyle w:val="Referncia"/>
-      </w:pPr>
-      <w:r>
-        <w:t xml:space="preserve">SOUZA, Fábio Capuano de. </w:t>
-      </w:r>
-      <w:r>
-        <w:rPr>
-          <w:b/>
-        </w:rPr>
-        <w:t>BERTimbau: pretrained BERT models for Brazilian Portuguese</w:t>
-      </w:r>
-      <w:r>
-        <w:t xml:space="preserve">. 2020. Dissertação (Mestrado) – Faculdade de Engenharia Elétrica e de </w:t>
-      </w:r>
-      <w:r>
-        <w:lastRenderedPageBreak/>
-        <w:t>Computação, Universidade Estadual de Campinas, Campinas, 2020. DOI: 10.47749/t/unicamp.2020.1161906.</w:t>
-      </w:r>
-    </w:p>
-    <w:p>
-      <w:pPr>
-        <w:pStyle w:val="Referncia"/>
-      </w:pPr>
-      <w:r>
-        <w:t xml:space="preserve">SPEARMAN, Charles. Correlation calculated from faulty data. </w:t>
-      </w:r>
-      <w:r>
-        <w:rPr>
-          <w:b/>
-        </w:rPr>
-        <w:t>British Journal of Psychology</w:t>
-      </w:r>
-      <w:r>
-        <w:t>, v. 3, n. 3, p. 271-295, 1910. DOI: 10.1111/j.2044-8295.1910.tb00206.x.</w:t>
-      </w:r>
-    </w:p>
-    <w:p>
-      <w:pPr>
-        <w:pStyle w:val="Referncia"/>
-      </w:pPr>
-      <w:r>
-        <w:t>SURYABRATA, Arghanta Wijna; WARNARS, Harco Leslie Hendric Spits; MUYEBA, Maybin K.</w:t>
-      </w:r>
-      <w:r>
-        <w:t xml:space="preserve"> Aspect-based sentiment analysis of multilingual hotel reviews in Jakarta using multilingual transformer models: a comparative study of multilingual BERT and cross-lingual RoBERTa. </w:t>
-      </w:r>
-      <w:r>
-        <w:rPr>
-          <w:b/>
-        </w:rPr>
-        <w:t>Ingénierie des Systèmes d'Information</w:t>
-      </w:r>
-      <w:r>
-        <w:t>, v. 31, n. 1, 2026. DOI: 10.18280/isi.310112.</w:t>
-      </w:r>
-    </w:p>
-    <w:p>
-      <w:pPr>
-        <w:pStyle w:val="Referncia"/>
-      </w:pPr>
-      <w:r>
-        <w:t xml:space="preserve">SUTHERLAND, Ian; KIATKAWSIN, Kiattipoom. Determinants of Guest Experience in Airbnb: A Topic Modeling Approach Using LDA. </w:t>
-      </w:r>
-      <w:r>
-        <w:rPr>
-          <w:b/>
-        </w:rPr>
-        <w:t>Sustainability</w:t>
-      </w:r>
-      <w:r>
-        <w:t>, v. 12, n. 8, p. 3402, 2020. DOI: 10.3390/su12083402.</w:t>
-      </w:r>
-    </w:p>
-    <w:p>
-      <w:pPr>
-        <w:pStyle w:val="Referncia"/>
-      </w:pPr>
-      <w:r>
-        <w:t>THORNDIKE, Edward L.</w:t>
-      </w:r>
-      <w:r>
-        <w:t xml:space="preserve"> A constant error in psychological ratings. </w:t>
-      </w:r>
-      <w:r>
-        <w:rPr>
-          <w:b/>
-        </w:rPr>
-        <w:t>Journal of Applied Psychology</w:t>
-      </w:r>
-      <w:r>
-        <w:t>, v. 4, n. 1, p. 25-29, 1920. DOI: 10.1037/h0071663.</w:t>
-      </w:r>
-    </w:p>
-    <w:p>
-      <w:pPr>
-        <w:pStyle w:val="Referncia"/>
-      </w:pPr>
-      <w:r>
-        <w:t xml:space="preserve">VASSILIKOPOULOU, Aikaterini; KAMENIDOU, Irene; PRIPORAS, Constantinos-Vasilios. Negative Airbnb reviews: an aspect-based sentiment analysis approach. </w:t>
-      </w:r>
-      <w:r>
-        <w:rPr>
-          <w:b/>
-        </w:rPr>
-        <w:t>EuroMed Journal of Business</w:t>
-      </w:r>
-      <w:r>
-        <w:t>, v. 19, n. 2, p. 191-207, 2022. DOI: 10.1108/emjb-03-2022-0052.</w:t>
-      </w:r>
-    </w:p>
-    <w:p>
-      <w:pPr>
-        <w:pStyle w:val="Referncia"/>
-      </w:pPr>
-      <w:r>
-        <w:t xml:space="preserve">WANG, Dan; NICOLAU, Juan L. Price determinants of sharing economy based accommodation rental: A study of listings from 33 cities on Airbnb.com. </w:t>
-      </w:r>
-      <w:r>
-        <w:rPr>
-          <w:b/>
-        </w:rPr>
-        <w:t>International Journal of Hospitality Management</w:t>
-      </w:r>
-      <w:r>
-        <w:t>, v. 62, p. 120-131, 2017. DOI: 10.1016/j.ijhm.2016.12.007.</w:t>
-      </w:r>
-    </w:p>
-    <w:p>
-      <w:pPr>
-        <w:pStyle w:val="Referncia"/>
-      </w:pPr>
-      <w:r>
-        <w:t xml:space="preserve">WOLF, Thomas </w:t>
-      </w:r>
-      <w:r>
-        <w:rPr>
-          <w:i/>
-        </w:rPr>
-        <w:t>et al.</w:t>
-      </w:r>
-      <w:r>
-        <w:t xml:space="preserve"> Transformers: State-of-the-Art Natural Language Processing. </w:t>
-      </w:r>
-      <w:r>
-        <w:rPr>
-          <w:i/>
-        </w:rPr>
-        <w:t>In</w:t>
-      </w:r>
-      <w:r>
-        <w:t xml:space="preserve">: </w:t>
-      </w:r>
-      <w:r>
-        <w:rPr>
-          <w:b/>
-        </w:rPr>
-        <w:t>CONFERENCE ON EMPIRICAL METHODS IN NATURAL LANGUAGE PROCESSING: SYSTEM DEMONSTRATIONS, 2020, [S. l.]</w:t>
-      </w:r>
-      <w:r>
-        <w:t>. Proceedings [...]. [S. l.]: Association for Computational Linguistics, 2020. p. 38-45. DOI: 10.18653/v1/2020.emnlp-demos.6.</w:t>
-      </w:r>
-    </w:p>
-    <w:p>
-      <w:pPr>
-        <w:pStyle w:val="Referncia"/>
-      </w:pPr>
-      <w:r>
-        <w:t xml:space="preserve">XU, Chun </w:t>
-      </w:r>
-      <w:r>
-        <w:rPr>
-          <w:i/>
-        </w:rPr>
-        <w:t>et al.</w:t>
-      </w:r>
-      <w:r>
-        <w:t xml:space="preserve"> Enhancing aspect-based sentiment analysis in tourism using large language models and positional information. </w:t>
-      </w:r>
-      <w:r>
-        <w:rPr>
-          <w:b/>
-        </w:rPr>
-        <w:t>Tsinghua Science and Technology</w:t>
-      </w:r>
-      <w:r>
-        <w:t>, v. 31, n. 2, p. 1012-1030, 2026. DOI: 10.26599/tst.2024.9010138.</w:t>
-      </w:r>
-    </w:p>
-    <w:p>
-      <w:pPr>
-        <w:pStyle w:val="Referncia"/>
-      </w:pPr>
-      <w:r>
-        <w:t xml:space="preserve">ZERVAS, Georgios; PROSERPIO, Davide; BYERS, John W. A first look at online reputation on Airbnb, where every stay is above average. </w:t>
-      </w:r>
-      <w:r>
-        <w:rPr>
-          <w:b/>
-        </w:rPr>
-        <w:t>Marketing Letters</w:t>
-      </w:r>
-      <w:r>
-        <w:t>, v. 32, n. 1, p. 1-16, 2021. DOI: 10.1007/s11002-020-09546-4.</w:t>
+        <w:t>Journal of Marketing Theory and Practice</w:t>
+      </w:r>
+      <w:r>
+        <w:t>, v. 27, n. 4, p. 371-389, 2019. DOI: 10.1080/10696679.2019.1644953.</w:t>
       </w:r>
     </w:p>
     <w:p>
@@ -24502,12 +24855,12 @@
         <w:pStyle w:val="Ttulo1"/>
         <w:jc w:val="center"/>
       </w:pPr>
-      <w:bookmarkStart w:id="63" w:name="_Toc242915991"/>
+      <w:bookmarkStart w:id="64" w:name="_Toc243082393"/>
       <w:r>
         <w:lastRenderedPageBreak/>
         <w:t>APÊNDICE A – REGISTRO DATADO DA REGRA DE ESCOLHA DO MODELO PRINCIPAL</w:t>
       </w:r>
-      <w:bookmarkEnd w:id="63"/>
+      <w:bookmarkEnd w:id="64"/>
     </w:p>
     <w:p>
       <w:pPr>
@@ -24567,7 +24920,7 @@
         <w:keepNext/>
         <w:spacing w:before="120" w:after="80"/>
       </w:pPr>
-      <w:bookmarkStart w:id="64" w:name="_Toc242916019"/>
+      <w:bookmarkStart w:id="65" w:name="_Toc243082422"/>
       <w:r>
         <w:rPr>
           <w:b w:val="0"/>
@@ -24633,7 +24986,7 @@
         </w:rPr>
         <w:t>Sequência datada do registro da regra e da execução do modelo B.</w:t>
       </w:r>
-      <w:bookmarkEnd w:id="64"/>
+      <w:bookmarkEnd w:id="65"/>
     </w:p>
     <w:tbl>
       <w:tblPr>
@@ -25111,12 +25464,12 @@
         <w:pStyle w:val="Ttulo1"/>
         <w:jc w:val="center"/>
       </w:pPr>
-      <w:bookmarkStart w:id="65" w:name="_Toc242915992"/>
+      <w:bookmarkStart w:id="66" w:name="_Toc243082394"/>
       <w:r>
         <w:lastRenderedPageBreak/>
         <w:t>APÊNDICE B – RELATÓRIOS DE DIAGNÓSTICO DOS TRÊS EXEMPLOS</w:t>
       </w:r>
-      <w:bookmarkEnd w:id="65"/>
+      <w:bookmarkEnd w:id="66"/>
     </w:p>
     <w:p>
       <w:pPr>
@@ -25132,7 +25485,7 @@
         <w:keepNext/>
         <w:spacing w:before="120" w:after="80"/>
       </w:pPr>
-      <w:bookmarkStart w:id="66" w:name="_Toc242915999"/>
+      <w:bookmarkStart w:id="67" w:name="_Toc243082402"/>
       <w:r>
         <w:rPr>
           <w:b w:val="0"/>
@@ -25198,7 +25551,7 @@
         </w:rPr>
         <w:t>Relatório de diagnóstico de um anúncio de nota alta (exemplo anonimizado; parte superior).</w:t>
       </w:r>
-      <w:bookmarkEnd w:id="66"/>
+      <w:bookmarkEnd w:id="67"/>
     </w:p>
     <w:p>
       <w:pPr>
@@ -25211,7 +25564,7 @@
           <w:noProof/>
         </w:rPr>
         <w:drawing>
-          <wp:inline distT="0" distB="0" distL="0" distR="0" wp14:anchorId="58E46CAF" wp14:editId="4E2A4C44">
+          <wp:inline distT="0" distB="0" distL="0" distR="0" wp14:anchorId="2B1823CA" wp14:editId="5821D638">
             <wp:extent cx="5760000" cy="5348160"/>
             <wp:effectExtent l="0" t="0" r="0" b="0"/>
             <wp:docPr id="6" name="Picture 6"/>
@@ -25264,7 +25617,7 @@
         <w:keepNext/>
         <w:spacing w:before="120" w:after="80"/>
       </w:pPr>
-      <w:bookmarkStart w:id="67" w:name="_Toc242916000"/>
+      <w:bookmarkStart w:id="68" w:name="_Toc243082403"/>
       <w:r>
         <w:rPr>
           <w:b w:val="0"/>
@@ -25323,7 +25676,7 @@
         </w:rPr>
         <w:t xml:space="preserve"> – Relatório de diagnóstico de um anúncio de nota alta (exemplo anonimizado; parte inferior).</w:t>
       </w:r>
-      <w:bookmarkEnd w:id="67"/>
+      <w:bookmarkEnd w:id="68"/>
     </w:p>
     <w:p>
       <w:pPr>
@@ -25336,7 +25689,7 @@
           <w:noProof/>
         </w:rPr>
         <w:drawing>
-          <wp:inline distT="0" distB="0" distL="0" distR="0" wp14:anchorId="47BCAC9C" wp14:editId="2C36C9B2">
+          <wp:inline distT="0" distB="0" distL="0" distR="0" wp14:anchorId="25241A61" wp14:editId="7514D4A0">
             <wp:extent cx="5760000" cy="4708800"/>
             <wp:effectExtent l="0" t="0" r="0" b="0"/>
             <wp:docPr id="7" name="Picture 7"/>
@@ -25389,7 +25742,7 @@
         <w:keepNext/>
         <w:spacing w:before="120" w:after="80"/>
       </w:pPr>
-      <w:bookmarkStart w:id="68" w:name="_Toc242916001"/>
+      <w:bookmarkStart w:id="69" w:name="_Toc243082404"/>
       <w:r>
         <w:rPr>
           <w:b w:val="0"/>
@@ -25448,7 +25801,7 @@
         </w:rPr>
         <w:t xml:space="preserve"> – Relatório de diagnóstico de um anúncio de nota baixa (exemplo anonimizado; parte superior).</w:t>
       </w:r>
-      <w:bookmarkEnd w:id="68"/>
+      <w:bookmarkEnd w:id="69"/>
     </w:p>
     <w:p>
       <w:pPr>
@@ -25461,7 +25814,7 @@
           <w:noProof/>
         </w:rPr>
         <w:drawing>
-          <wp:inline distT="0" distB="0" distL="0" distR="0" wp14:anchorId="4CE47027" wp14:editId="72AF74BC">
+          <wp:inline distT="0" distB="0" distL="0" distR="0" wp14:anchorId="3B2DF2B7" wp14:editId="6CC5223B">
             <wp:extent cx="5760000" cy="6926400"/>
             <wp:effectExtent l="0" t="0" r="0" b="0"/>
             <wp:docPr id="8" name="Picture 8"/>
@@ -25514,7 +25867,7 @@
         <w:keepNext/>
         <w:spacing w:before="120" w:after="80"/>
       </w:pPr>
-      <w:bookmarkStart w:id="69" w:name="_Toc242916002"/>
+      <w:bookmarkStart w:id="70" w:name="_Toc243082405"/>
       <w:r>
         <w:rPr>
           <w:b w:val="0"/>
@@ -25581,7 +25934,7 @@
         </w:rPr>
         <w:t>Relatório de diagnóstico de um anúncio de nota baixa (exemplo anonimizado; parte inferior).</w:t>
       </w:r>
-      <w:bookmarkEnd w:id="69"/>
+      <w:bookmarkEnd w:id="70"/>
     </w:p>
     <w:p>
       <w:pPr>
@@ -25594,7 +25947,7 @@
           <w:noProof/>
         </w:rPr>
         <w:drawing>
-          <wp:inline distT="0" distB="0" distL="0" distR="0" wp14:anchorId="501E5811" wp14:editId="3725631C">
+          <wp:inline distT="0" distB="0" distL="0" distR="0" wp14:anchorId="61BF23C6" wp14:editId="7CCC43F5">
             <wp:extent cx="5760000" cy="3729600"/>
             <wp:effectExtent l="0" t="0" r="0" b="0"/>
             <wp:docPr id="9" name="Picture 9"/>
@@ -25647,7 +26000,7 @@
         <w:keepNext/>
         <w:spacing w:before="120" w:after="80"/>
       </w:pPr>
-      <w:bookmarkStart w:id="70" w:name="_Toc242916003"/>
+      <w:bookmarkStart w:id="71" w:name="_Toc243082406"/>
       <w:r>
         <w:rPr>
           <w:b w:val="0"/>
@@ -25706,7 +26059,7 @@
         </w:rPr>
         <w:t xml:space="preserve"> – Relatório de diagnóstico de um anúncio com poucas avaliações (exemplo anonimizado; parte superior).</w:t>
       </w:r>
-      <w:bookmarkEnd w:id="70"/>
+      <w:bookmarkEnd w:id="71"/>
     </w:p>
     <w:p>
       <w:pPr>
@@ -25719,7 +26072,7 @@
           <w:noProof/>
         </w:rPr>
         <w:drawing>
-          <wp:inline distT="0" distB="0" distL="0" distR="0" wp14:anchorId="30580855" wp14:editId="3C447295">
+          <wp:inline distT="0" distB="0" distL="0" distR="0" wp14:anchorId="435816D3" wp14:editId="25706A34">
             <wp:extent cx="5760000" cy="5785920"/>
             <wp:effectExtent l="0" t="0" r="0" b="0"/>
             <wp:docPr id="10" name="Picture 10"/>
@@ -25772,7 +26125,7 @@
         <w:keepNext/>
         <w:spacing w:before="120" w:after="80"/>
       </w:pPr>
-      <w:bookmarkStart w:id="71" w:name="_Toc242916004"/>
+      <w:bookmarkStart w:id="72" w:name="_Toc243082407"/>
       <w:r>
         <w:rPr>
           <w:b w:val="0"/>
@@ -25831,7 +26184,7 @@
         </w:rPr>
         <w:t xml:space="preserve"> – Relatório de diagnóstico de um anúncio com poucas avaliações (exemplo anonimizado; parte inferior).</w:t>
       </w:r>
-      <w:bookmarkEnd w:id="71"/>
+      <w:bookmarkEnd w:id="72"/>
     </w:p>
     <w:p>
       <w:pPr>
@@ -25844,7 +26197,7 @@
           <w:noProof/>
         </w:rPr>
         <w:drawing>
-          <wp:inline distT="0" distB="0" distL="0" distR="0" wp14:anchorId="28EC7F78" wp14:editId="13E2E10F">
+          <wp:inline distT="0" distB="0" distL="0" distR="0" wp14:anchorId="64A726A7" wp14:editId="7B82C5BB">
             <wp:extent cx="5760000" cy="3729600"/>
             <wp:effectExtent l="0" t="0" r="0" b="0"/>
             <wp:docPr id="11" name="Picture 11"/>
@@ -25893,6 +26246,952 @@
     </w:p>
     <w:p>
       <w:pPr>
+        <w:pStyle w:val="Ttulo1"/>
+        <w:jc w:val="center"/>
+      </w:pPr>
+      <w:bookmarkStart w:id="73" w:name="_Toc243082395"/>
+      <w:r>
+        <w:lastRenderedPageBreak/>
+        <w:t>APÊNDICE C – ESTRATÉGIAS DE BUSCA BIBLIOGRÁFICA</w:t>
+      </w:r>
+      <w:bookmarkEnd w:id="73"/>
+    </w:p>
+    <w:p>
+      <w:pPr>
+        <w:pStyle w:val="Corpodotexto"/>
+      </w:pPr>
+      <w:r>
+        <w:t>A Tabela 16 lista as principais consultas da busca descrita na Seção 1. Todas foram executadas nas bases Scopus, Web of Science e Google Acadêmico, entre maio e outubro de 2026, com termos em inglês e, quando indicado, em português. Outras consultas exploratórias, redundantes com estas, não são listadas.</w:t>
+      </w:r>
+    </w:p>
+    <w:p>
+      <w:pPr>
+        <w:pStyle w:val="Legenda"/>
+        <w:keepNext/>
+        <w:spacing w:before="120" w:after="80"/>
+      </w:pPr>
+      <w:bookmarkStart w:id="74" w:name="_Toc243082423"/>
+      <w:r>
+        <w:rPr>
+          <w:b w:val="0"/>
+          <w:color w:val="000000"/>
+          <w:sz w:val="20"/>
+        </w:rPr>
+        <w:t xml:space="preserve">Tabela </w:t>
+      </w:r>
+      <w:r>
+        <w:rPr>
+          <w:b w:val="0"/>
+          <w:color w:val="000000"/>
+          <w:sz w:val="20"/>
+        </w:rPr>
+        <w:fldChar w:fldCharType="begin"/>
+      </w:r>
+      <w:r>
+        <w:rPr>
+          <w:b w:val="0"/>
+          <w:color w:val="000000"/>
+          <w:sz w:val="20"/>
+        </w:rPr>
+        <w:instrText xml:space="preserve"> SEQ Tabela \* ARABIC </w:instrText>
+      </w:r>
+      <w:r>
+        <w:rPr>
+          <w:b w:val="0"/>
+          <w:color w:val="000000"/>
+          <w:sz w:val="20"/>
+        </w:rPr>
+        <w:fldChar w:fldCharType="separate"/>
+      </w:r>
+      <w:r>
+        <w:rPr>
+          <w:b w:val="0"/>
+          <w:noProof/>
+          <w:color w:val="000000"/>
+          <w:sz w:val="20"/>
+        </w:rPr>
+        <w:t>16</w:t>
+      </w:r>
+      <w:r>
+        <w:rPr>
+          <w:b w:val="0"/>
+          <w:color w:val="000000"/>
+          <w:sz w:val="20"/>
+        </w:rPr>
+        <w:fldChar w:fldCharType="end"/>
+      </w:r>
+      <w:r>
+        <w:rPr>
+          <w:b w:val="0"/>
+          <w:color w:val="000000"/>
+          <w:sz w:val="20"/>
+        </w:rPr>
+        <w:t xml:space="preserve"> – Principais consultas da busca bibliográfica.</w:t>
+      </w:r>
+      <w:bookmarkEnd w:id="74"/>
+    </w:p>
+    <w:tbl>
+      <w:tblPr>
+        <w:tblW w:w="0" w:type="auto"/>
+        <w:jc w:val="center"/>
+        <w:tblLayout w:type="fixed"/>
+        <w:tblLook w:val="04A0" w:firstRow="1" w:lastRow="0" w:firstColumn="1" w:lastColumn="0" w:noHBand="0" w:noVBand="1"/>
+      </w:tblPr>
+      <w:tblGrid>
+        <w:gridCol w:w="825"/>
+        <w:gridCol w:w="4123"/>
+        <w:gridCol w:w="4123"/>
+      </w:tblGrid>
+      <w:tr>
+        <w:trPr>
+          <w:cantSplit/>
+          <w:jc w:val="center"/>
+        </w:trPr>
+        <w:tc>
+          <w:tcPr>
+            <w:tcW w:w="825" w:type="dxa"/>
+            <w:tcBorders>
+              <w:top w:val="single" w:sz="8" w:space="0" w:color="000000"/>
+              <w:bottom w:val="single" w:sz="4" w:space="0" w:color="000000"/>
+            </w:tcBorders>
+          </w:tcPr>
+          <w:p>
+            <w:pPr>
+              <w:keepNext/>
+              <w:spacing w:before="20" w:after="20" w:line="240" w:lineRule="auto"/>
+              <w:jc w:val="right"/>
+            </w:pPr>
+            <w:r>
+              <w:rPr>
+                <w:b/>
+                <w:sz w:val="20"/>
+              </w:rPr>
+              <w:t>Nº</w:t>
+            </w:r>
+          </w:p>
+        </w:tc>
+        <w:tc>
+          <w:tcPr>
+            <w:tcW w:w="4123" w:type="dxa"/>
+            <w:tcBorders>
+              <w:top w:val="single" w:sz="8" w:space="0" w:color="000000"/>
+              <w:bottom w:val="single" w:sz="4" w:space="0" w:color="000000"/>
+            </w:tcBorders>
+          </w:tcPr>
+          <w:p>
+            <w:pPr>
+              <w:keepNext/>
+              <w:spacing w:before="20" w:after="20" w:line="240" w:lineRule="auto"/>
+            </w:pPr>
+            <w:r>
+              <w:rPr>
+                <w:b/>
+                <w:sz w:val="20"/>
+              </w:rPr>
+              <w:t>Consulta</w:t>
+            </w:r>
+          </w:p>
+        </w:tc>
+        <w:tc>
+          <w:tcPr>
+            <w:tcW w:w="4123" w:type="dxa"/>
+            <w:tcBorders>
+              <w:top w:val="single" w:sz="8" w:space="0" w:color="000000"/>
+              <w:bottom w:val="single" w:sz="4" w:space="0" w:color="000000"/>
+            </w:tcBorders>
+          </w:tcPr>
+          <w:p>
+            <w:pPr>
+              <w:keepNext/>
+              <w:spacing w:before="20" w:after="20" w:line="240" w:lineRule="auto"/>
+            </w:pPr>
+            <w:r>
+              <w:rPr>
+                <w:b/>
+                <w:sz w:val="20"/>
+              </w:rPr>
+              <w:t>Tema</w:t>
+            </w:r>
+          </w:p>
+        </w:tc>
+      </w:tr>
+      <w:tr>
+        <w:trPr>
+          <w:cantSplit/>
+          <w:jc w:val="center"/>
+        </w:trPr>
+        <w:tc>
+          <w:tcPr>
+            <w:tcW w:w="825" w:type="dxa"/>
+          </w:tcPr>
+          <w:p>
+            <w:pPr>
+              <w:keepNext/>
+              <w:spacing w:before="20" w:after="20" w:line="240" w:lineRule="auto"/>
+              <w:jc w:val="right"/>
+            </w:pPr>
+            <w:r>
+              <w:rPr>
+                <w:sz w:val="20"/>
+              </w:rPr>
+              <w:t>1</w:t>
+            </w:r>
+          </w:p>
+        </w:tc>
+        <w:tc>
+          <w:tcPr>
+            <w:tcW w:w="4123" w:type="dxa"/>
+          </w:tcPr>
+          <w:p>
+            <w:pPr>
+              <w:keepNext/>
+              <w:spacing w:before="20" w:after="20" w:line="240" w:lineRule="auto"/>
+            </w:pPr>
+            <w:r>
+              <w:rPr>
+                <w:sz w:val="20"/>
+              </w:rPr>
+              <w:t>Airbnb AND (“aspect-based sentiment analysis” OR “aspect-level sentiment analysis”)</w:t>
+            </w:r>
+          </w:p>
+        </w:tc>
+        <w:tc>
+          <w:tcPr>
+            <w:tcW w:w="4123" w:type="dxa"/>
+          </w:tcPr>
+          <w:p>
+            <w:pPr>
+              <w:keepNext/>
+              <w:spacing w:before="20" w:after="20" w:line="240" w:lineRule="auto"/>
+            </w:pPr>
+            <w:r>
+              <w:rPr>
+                <w:sz w:val="20"/>
+              </w:rPr>
+              <w:t>análise por aspecto no Airbnb</w:t>
+            </w:r>
+          </w:p>
+        </w:tc>
+      </w:tr>
+      <w:tr>
+        <w:trPr>
+          <w:cantSplit/>
+          <w:jc w:val="center"/>
+        </w:trPr>
+        <w:tc>
+          <w:tcPr>
+            <w:tcW w:w="825" w:type="dxa"/>
+          </w:tcPr>
+          <w:p>
+            <w:pPr>
+              <w:keepNext/>
+              <w:spacing w:before="20" w:after="20" w:line="240" w:lineRule="auto"/>
+              <w:jc w:val="right"/>
+            </w:pPr>
+            <w:r>
+              <w:rPr>
+                <w:sz w:val="20"/>
+              </w:rPr>
+              <w:t>2</w:t>
+            </w:r>
+          </w:p>
+        </w:tc>
+        <w:tc>
+          <w:tcPr>
+            <w:tcW w:w="4123" w:type="dxa"/>
+          </w:tcPr>
+          <w:p>
+            <w:pPr>
+              <w:keepNext/>
+              <w:spacing w:before="20" w:after="20" w:line="240" w:lineRule="auto"/>
+            </w:pPr>
+            <w:r>
+              <w:rPr>
+                <w:sz w:val="20"/>
+              </w:rPr>
+              <w:t>Airbnb AND (“guest reviews” OR “online reviews”) AND (“guest satisfaction” OR “customer satisfaction” OR “service quality”)</w:t>
+            </w:r>
+          </w:p>
+        </w:tc>
+        <w:tc>
+          <w:tcPr>
+            <w:tcW w:w="4123" w:type="dxa"/>
+          </w:tcPr>
+          <w:p>
+            <w:pPr>
+              <w:keepNext/>
+              <w:spacing w:before="20" w:after="20" w:line="240" w:lineRule="auto"/>
+            </w:pPr>
+            <w:r>
+              <w:rPr>
+                <w:sz w:val="20"/>
+              </w:rPr>
+              <w:t>satisfação do hóspede</w:t>
+            </w:r>
+          </w:p>
+        </w:tc>
+      </w:tr>
+      <w:tr>
+        <w:trPr>
+          <w:cantSplit/>
+          <w:jc w:val="center"/>
+        </w:trPr>
+        <w:tc>
+          <w:tcPr>
+            <w:tcW w:w="825" w:type="dxa"/>
+          </w:tcPr>
+          <w:p>
+            <w:pPr>
+              <w:keepNext/>
+              <w:spacing w:before="20" w:after="20" w:line="240" w:lineRule="auto"/>
+              <w:jc w:val="right"/>
+            </w:pPr>
+            <w:r>
+              <w:rPr>
+                <w:sz w:val="20"/>
+              </w:rPr>
+              <w:t>3</w:t>
+            </w:r>
+          </w:p>
+        </w:tc>
+        <w:tc>
+          <w:tcPr>
+            <w:tcW w:w="4123" w:type="dxa"/>
+          </w:tcPr>
+          <w:p>
+            <w:pPr>
+              <w:keepNext/>
+              <w:spacing w:before="20" w:after="20" w:line="240" w:lineRule="auto"/>
+            </w:pPr>
+            <w:r>
+              <w:rPr>
+                <w:sz w:val="20"/>
+              </w:rPr>
+              <w:t>Airbnb AND (“textual reviews” OR “review text” OR “review comments”) AND (ratings OR scores) AND (aspects OR attributes OR sentiment)</w:t>
+            </w:r>
+          </w:p>
+        </w:tc>
+        <w:tc>
+          <w:tcPr>
+            <w:tcW w:w="4123" w:type="dxa"/>
+          </w:tcPr>
+          <w:p>
+            <w:pPr>
+              <w:keepNext/>
+              <w:spacing w:before="20" w:after="20" w:line="240" w:lineRule="auto"/>
+            </w:pPr>
+            <w:r>
+              <w:rPr>
+                <w:sz w:val="20"/>
+              </w:rPr>
+              <w:t>relação entre texto e nota</w:t>
+            </w:r>
+          </w:p>
+        </w:tc>
+      </w:tr>
+      <w:tr>
+        <w:trPr>
+          <w:cantSplit/>
+          <w:jc w:val="center"/>
+        </w:trPr>
+        <w:tc>
+          <w:tcPr>
+            <w:tcW w:w="825" w:type="dxa"/>
+          </w:tcPr>
+          <w:p>
+            <w:pPr>
+              <w:keepNext/>
+              <w:spacing w:before="20" w:after="20" w:line="240" w:lineRule="auto"/>
+              <w:jc w:val="right"/>
+            </w:pPr>
+            <w:r>
+              <w:rPr>
+                <w:sz w:val="20"/>
+              </w:rPr>
+              <w:t>4</w:t>
+            </w:r>
+          </w:p>
+        </w:tc>
+        <w:tc>
+          <w:tcPr>
+            <w:tcW w:w="4123" w:type="dxa"/>
+          </w:tcPr>
+          <w:p>
+            <w:pPr>
+              <w:keepNext/>
+              <w:spacing w:before="20" w:after="20" w:line="240" w:lineRule="auto"/>
+            </w:pPr>
+            <w:r>
+              <w:rPr>
+                <w:sz w:val="20"/>
+              </w:rPr>
+              <w:t>Airbnb AND “Rio de Janeiro”</w:t>
+            </w:r>
+          </w:p>
+        </w:tc>
+        <w:tc>
+          <w:tcPr>
+            <w:tcW w:w="4123" w:type="dxa"/>
+          </w:tcPr>
+          <w:p>
+            <w:pPr>
+              <w:keepNext/>
+              <w:spacing w:before="20" w:after="20" w:line="240" w:lineRule="auto"/>
+            </w:pPr>
+            <w:r>
+              <w:rPr>
+                <w:sz w:val="20"/>
+              </w:rPr>
+              <w:t>recorte geográfico</w:t>
+            </w:r>
+          </w:p>
+        </w:tc>
+      </w:tr>
+      <w:tr>
+        <w:trPr>
+          <w:cantSplit/>
+          <w:jc w:val="center"/>
+        </w:trPr>
+        <w:tc>
+          <w:tcPr>
+            <w:tcW w:w="825" w:type="dxa"/>
+          </w:tcPr>
+          <w:p>
+            <w:pPr>
+              <w:keepNext/>
+              <w:spacing w:before="20" w:after="20" w:line="240" w:lineRule="auto"/>
+              <w:jc w:val="right"/>
+            </w:pPr>
+            <w:r>
+              <w:rPr>
+                <w:sz w:val="20"/>
+              </w:rPr>
+              <w:t>5</w:t>
+            </w:r>
+          </w:p>
+        </w:tc>
+        <w:tc>
+          <w:tcPr>
+            <w:tcW w:w="4123" w:type="dxa"/>
+          </w:tcPr>
+          <w:p>
+            <w:pPr>
+              <w:keepNext/>
+              <w:spacing w:before="20" w:after="20" w:line="240" w:lineRule="auto"/>
+            </w:pPr>
+            <w:r>
+              <w:rPr>
+                <w:sz w:val="20"/>
+              </w:rPr>
+              <w:t>Airbnb AND “Rio de Janeiro” AND (“sentiment analysis” OR “text mining” OR “topic modeling” OR reviews)</w:t>
+            </w:r>
+          </w:p>
+        </w:tc>
+        <w:tc>
+          <w:tcPr>
+            <w:tcW w:w="4123" w:type="dxa"/>
+          </w:tcPr>
+          <w:p>
+            <w:pPr>
+              <w:keepNext/>
+              <w:spacing w:before="20" w:after="20" w:line="240" w:lineRule="auto"/>
+            </w:pPr>
+            <w:r>
+              <w:rPr>
+                <w:sz w:val="20"/>
+              </w:rPr>
+              <w:t>recorte geográfico e análise textual</w:t>
+            </w:r>
+          </w:p>
+        </w:tc>
+      </w:tr>
+      <w:tr>
+        <w:trPr>
+          <w:cantSplit/>
+          <w:jc w:val="center"/>
+        </w:trPr>
+        <w:tc>
+          <w:tcPr>
+            <w:tcW w:w="825" w:type="dxa"/>
+          </w:tcPr>
+          <w:p>
+            <w:pPr>
+              <w:keepNext/>
+              <w:spacing w:before="20" w:after="20" w:line="240" w:lineRule="auto"/>
+              <w:jc w:val="right"/>
+            </w:pPr>
+            <w:r>
+              <w:rPr>
+                <w:sz w:val="20"/>
+              </w:rPr>
+              <w:t>6</w:t>
+            </w:r>
+          </w:p>
+        </w:tc>
+        <w:tc>
+          <w:tcPr>
+            <w:tcW w:w="4123" w:type="dxa"/>
+          </w:tcPr>
+          <w:p>
+            <w:pPr>
+              <w:keepNext/>
+              <w:spacing w:before="20" w:after="20" w:line="240" w:lineRule="auto"/>
+            </w:pPr>
+            <w:r>
+              <w:rPr>
+                <w:sz w:val="20"/>
+              </w:rPr>
+              <w:t>Airbnb AND “Rio de Janeiro” AND (“análise de sentimento” OR “mineração de texto” OR avaliações OR comentários)</w:t>
+            </w:r>
+          </w:p>
+        </w:tc>
+        <w:tc>
+          <w:tcPr>
+            <w:tcW w:w="4123" w:type="dxa"/>
+          </w:tcPr>
+          <w:p>
+            <w:pPr>
+              <w:keepNext/>
+              <w:spacing w:before="20" w:after="20" w:line="240" w:lineRule="auto"/>
+            </w:pPr>
+            <w:r>
+              <w:rPr>
+                <w:sz w:val="20"/>
+              </w:rPr>
+              <w:t>recorte geográfico, em português</w:t>
+            </w:r>
+          </w:p>
+        </w:tc>
+      </w:tr>
+      <w:tr>
+        <w:trPr>
+          <w:cantSplit/>
+          <w:jc w:val="center"/>
+        </w:trPr>
+        <w:tc>
+          <w:tcPr>
+            <w:tcW w:w="825" w:type="dxa"/>
+          </w:tcPr>
+          <w:p>
+            <w:pPr>
+              <w:keepNext/>
+              <w:spacing w:before="20" w:after="20" w:line="240" w:lineRule="auto"/>
+              <w:jc w:val="right"/>
+            </w:pPr>
+            <w:r>
+              <w:rPr>
+                <w:sz w:val="20"/>
+              </w:rPr>
+              <w:t>7</w:t>
+            </w:r>
+          </w:p>
+        </w:tc>
+        <w:tc>
+          <w:tcPr>
+            <w:tcW w:w="4123" w:type="dxa"/>
+          </w:tcPr>
+          <w:p>
+            <w:pPr>
+              <w:keepNext/>
+              <w:spacing w:before="20" w:after="20" w:line="240" w:lineRule="auto"/>
+            </w:pPr>
+            <w:r>
+              <w:rPr>
+                <w:sz w:val="20"/>
+              </w:rPr>
+              <w:t>Airbnb AND (“rating inflation” OR “reputation inflation” OR “ceiling effect” OR “positivity bias”)</w:t>
+            </w:r>
+          </w:p>
+        </w:tc>
+        <w:tc>
+          <w:tcPr>
+            <w:tcW w:w="4123" w:type="dxa"/>
+          </w:tcPr>
+          <w:p>
+            <w:pPr>
+              <w:keepNext/>
+              <w:spacing w:before="20" w:after="20" w:line="240" w:lineRule="auto"/>
+            </w:pPr>
+            <w:r>
+              <w:rPr>
+                <w:sz w:val="20"/>
+              </w:rPr>
+              <w:t>compressão das notas no Airbnb</w:t>
+            </w:r>
+          </w:p>
+        </w:tc>
+      </w:tr>
+      <w:tr>
+        <w:trPr>
+          <w:cantSplit/>
+          <w:jc w:val="center"/>
+        </w:trPr>
+        <w:tc>
+          <w:tcPr>
+            <w:tcW w:w="825" w:type="dxa"/>
+          </w:tcPr>
+          <w:p>
+            <w:pPr>
+              <w:keepNext/>
+              <w:spacing w:before="20" w:after="20" w:line="240" w:lineRule="auto"/>
+              <w:jc w:val="right"/>
+            </w:pPr>
+            <w:r>
+              <w:rPr>
+                <w:sz w:val="20"/>
+              </w:rPr>
+              <w:t>8</w:t>
+            </w:r>
+          </w:p>
+        </w:tc>
+        <w:tc>
+          <w:tcPr>
+            <w:tcW w:w="4123" w:type="dxa"/>
+          </w:tcPr>
+          <w:p>
+            <w:pPr>
+              <w:keepNext/>
+              <w:spacing w:before="20" w:after="20" w:line="240" w:lineRule="auto"/>
+            </w:pPr>
+            <w:r>
+              <w:rPr>
+                <w:sz w:val="20"/>
+              </w:rPr>
+              <w:t>“online reviews” AND (“rating compression” OR “J-shaped distribution” OR “reporting bias”)</w:t>
+            </w:r>
+          </w:p>
+        </w:tc>
+        <w:tc>
+          <w:tcPr>
+            <w:tcW w:w="4123" w:type="dxa"/>
+          </w:tcPr>
+          <w:p>
+            <w:pPr>
+              <w:keepNext/>
+              <w:spacing w:before="20" w:after="20" w:line="240" w:lineRule="auto"/>
+            </w:pPr>
+            <w:r>
+              <w:rPr>
+                <w:sz w:val="20"/>
+              </w:rPr>
+              <w:t>compressão das notas e vieses de relato</w:t>
+            </w:r>
+          </w:p>
+        </w:tc>
+      </w:tr>
+      <w:tr>
+        <w:trPr>
+          <w:cantSplit/>
+          <w:jc w:val="center"/>
+        </w:trPr>
+        <w:tc>
+          <w:tcPr>
+            <w:tcW w:w="825" w:type="dxa"/>
+          </w:tcPr>
+          <w:p>
+            <w:pPr>
+              <w:keepNext/>
+              <w:spacing w:before="20" w:after="20" w:line="240" w:lineRule="auto"/>
+              <w:jc w:val="right"/>
+            </w:pPr>
+            <w:r>
+              <w:rPr>
+                <w:sz w:val="20"/>
+              </w:rPr>
+              <w:t>9</w:t>
+            </w:r>
+          </w:p>
+        </w:tc>
+        <w:tc>
+          <w:tcPr>
+            <w:tcW w:w="4123" w:type="dxa"/>
+          </w:tcPr>
+          <w:p>
+            <w:pPr>
+              <w:keepNext/>
+              <w:spacing w:before="20" w:after="20" w:line="240" w:lineRule="auto"/>
+            </w:pPr>
+            <w:r>
+              <w:rPr>
+                <w:sz w:val="20"/>
+              </w:rPr>
+              <w:t>(“aspect-based sentiment analysis” OR “aspect-level sentiment analysis”) AND (hospitality OR tourism OR hotels) AND (validation OR annotation OR multilingual)</w:t>
+            </w:r>
+          </w:p>
+        </w:tc>
+        <w:tc>
+          <w:tcPr>
+            <w:tcW w:w="4123" w:type="dxa"/>
+          </w:tcPr>
+          <w:p>
+            <w:pPr>
+              <w:keepNext/>
+              <w:spacing w:before="20" w:after="20" w:line="240" w:lineRule="auto"/>
+            </w:pPr>
+            <w:r>
+              <w:rPr>
+                <w:sz w:val="20"/>
+              </w:rPr>
+              <w:t>análise por aspecto em hospedagem e turismo</w:t>
+            </w:r>
+          </w:p>
+        </w:tc>
+      </w:tr>
+      <w:tr>
+        <w:trPr>
+          <w:cantSplit/>
+          <w:jc w:val="center"/>
+        </w:trPr>
+        <w:tc>
+          <w:tcPr>
+            <w:tcW w:w="825" w:type="dxa"/>
+          </w:tcPr>
+          <w:p>
+            <w:pPr>
+              <w:keepNext/>
+              <w:spacing w:before="20" w:after="20" w:line="240" w:lineRule="auto"/>
+              <w:jc w:val="right"/>
+            </w:pPr>
+            <w:r>
+              <w:rPr>
+                <w:sz w:val="20"/>
+              </w:rPr>
+              <w:t>10</w:t>
+            </w:r>
+          </w:p>
+        </w:tc>
+        <w:tc>
+          <w:tcPr>
+            <w:tcW w:w="4123" w:type="dxa"/>
+          </w:tcPr>
+          <w:p>
+            <w:pPr>
+              <w:keepNext/>
+              <w:spacing w:before="20" w:after="20" w:line="240" w:lineRule="auto"/>
+            </w:pPr>
+            <w:r>
+              <w:rPr>
+                <w:sz w:val="20"/>
+              </w:rPr>
+              <w:t>“aspect-based sentiment analysis” AND (“inter-annotator agreement” OR “construct validity” OR “domain adaptation”)</w:t>
+            </w:r>
+          </w:p>
+        </w:tc>
+        <w:tc>
+          <w:tcPr>
+            <w:tcW w:w="4123" w:type="dxa"/>
+          </w:tcPr>
+          <w:p>
+            <w:pPr>
+              <w:keepNext/>
+              <w:spacing w:before="20" w:after="20" w:line="240" w:lineRule="auto"/>
+            </w:pPr>
+            <w:r>
+              <w:rPr>
+                <w:sz w:val="20"/>
+              </w:rPr>
+              <w:t>validação da análise por aspecto</w:t>
+            </w:r>
+          </w:p>
+        </w:tc>
+      </w:tr>
+      <w:tr>
+        <w:trPr>
+          <w:cantSplit/>
+          <w:jc w:val="center"/>
+        </w:trPr>
+        <w:tc>
+          <w:tcPr>
+            <w:tcW w:w="825" w:type="dxa"/>
+          </w:tcPr>
+          <w:p>
+            <w:pPr>
+              <w:keepNext/>
+              <w:spacing w:before="20" w:after="20" w:line="240" w:lineRule="auto"/>
+              <w:jc w:val="right"/>
+            </w:pPr>
+            <w:r>
+              <w:rPr>
+                <w:sz w:val="20"/>
+              </w:rPr>
+              <w:t>11</w:t>
+            </w:r>
+          </w:p>
+        </w:tc>
+        <w:tc>
+          <w:tcPr>
+            <w:tcW w:w="4123" w:type="dxa"/>
+          </w:tcPr>
+          <w:p>
+            <w:pPr>
+              <w:keepNext/>
+              <w:spacing w:before="20" w:after="20" w:line="240" w:lineRule="auto"/>
+            </w:pPr>
+            <w:r>
+              <w:rPr>
+                <w:sz w:val="20"/>
+              </w:rPr>
+              <w:t>(BERTopic OR “latent Dirichlet allocation”) AND (Airbnb OR hospitality OR “hotel reviews”)</w:t>
+            </w:r>
+          </w:p>
+        </w:tc>
+        <w:tc>
+          <w:tcPr>
+            <w:tcW w:w="4123" w:type="dxa"/>
+          </w:tcPr>
+          <w:p>
+            <w:pPr>
+              <w:keepNext/>
+              <w:spacing w:before="20" w:after="20" w:line="240" w:lineRule="auto"/>
+            </w:pPr>
+            <w:r>
+              <w:rPr>
+                <w:sz w:val="20"/>
+              </w:rPr>
+              <w:t>modelagem de tópicos em avaliações</w:t>
+            </w:r>
+          </w:p>
+        </w:tc>
+      </w:tr>
+      <w:tr>
+        <w:trPr>
+          <w:cantSplit/>
+          <w:jc w:val="center"/>
+        </w:trPr>
+        <w:tc>
+          <w:tcPr>
+            <w:tcW w:w="825" w:type="dxa"/>
+          </w:tcPr>
+          <w:p>
+            <w:pPr>
+              <w:keepNext/>
+              <w:spacing w:before="20" w:after="20" w:line="240" w:lineRule="auto"/>
+              <w:jc w:val="right"/>
+            </w:pPr>
+            <w:r>
+              <w:rPr>
+                <w:sz w:val="20"/>
+              </w:rPr>
+              <w:t>12</w:t>
+            </w:r>
+          </w:p>
+        </w:tc>
+        <w:tc>
+          <w:tcPr>
+            <w:tcW w:w="4123" w:type="dxa"/>
+          </w:tcPr>
+          <w:p>
+            <w:pPr>
+              <w:keepNext/>
+              <w:spacing w:before="20" w:after="20" w:line="240" w:lineRule="auto"/>
+            </w:pPr>
+            <w:r>
+              <w:rPr>
+                <w:sz w:val="20"/>
+              </w:rPr>
+              <w:t>“multilingual sentiment analysis” AND (Portuguese OR “Brazilian Portuguese” OR hospitality)</w:t>
+            </w:r>
+          </w:p>
+        </w:tc>
+        <w:tc>
+          <w:tcPr>
+            <w:tcW w:w="4123" w:type="dxa"/>
+          </w:tcPr>
+          <w:p>
+            <w:pPr>
+              <w:keepNext/>
+              <w:spacing w:before="20" w:after="20" w:line="240" w:lineRule="auto"/>
+            </w:pPr>
+            <w:r>
+              <w:rPr>
+                <w:sz w:val="20"/>
+              </w:rPr>
+              <w:t>sentimento multilíngue e em português</w:t>
+            </w:r>
+          </w:p>
+        </w:tc>
+      </w:tr>
+      <w:tr>
+        <w:trPr>
+          <w:cantSplit/>
+          <w:jc w:val="center"/>
+        </w:trPr>
+        <w:tc>
+          <w:tcPr>
+            <w:tcW w:w="825" w:type="dxa"/>
+            <w:tcBorders>
+              <w:bottom w:val="single" w:sz="8" w:space="0" w:color="000000"/>
+            </w:tcBorders>
+          </w:tcPr>
+          <w:p>
+            <w:pPr>
+              <w:keepNext/>
+              <w:spacing w:before="20" w:after="20" w:line="240" w:lineRule="auto"/>
+              <w:jc w:val="right"/>
+            </w:pPr>
+            <w:r>
+              <w:rPr>
+                <w:sz w:val="20"/>
+              </w:rPr>
+              <w:t>13</w:t>
+            </w:r>
+          </w:p>
+        </w:tc>
+        <w:tc>
+          <w:tcPr>
+            <w:tcW w:w="4123" w:type="dxa"/>
+            <w:tcBorders>
+              <w:bottom w:val="single" w:sz="8" w:space="0" w:color="000000"/>
+            </w:tcBorders>
+          </w:tcPr>
+          <w:p>
+            <w:pPr>
+              <w:keepNext/>
+              <w:spacing w:before="20" w:after="20" w:line="240" w:lineRule="auto"/>
+            </w:pPr>
+            <w:r>
+              <w:rPr>
+                <w:sz w:val="20"/>
+              </w:rPr>
+              <w:t>(Airbnb OR hospitality OR hotels) AND (“three-factor theory” OR Kano OR “penalty-reward contrast analysis” OR “asymmetric effects”)</w:t>
+            </w:r>
+          </w:p>
+        </w:tc>
+        <w:tc>
+          <w:tcPr>
+            <w:tcW w:w="4123" w:type="dxa"/>
+            <w:tcBorders>
+              <w:bottom w:val="single" w:sz="8" w:space="0" w:color="000000"/>
+            </w:tcBorders>
+          </w:tcPr>
+          <w:p>
+            <w:pPr>
+              <w:keepNext/>
+              <w:spacing w:before="20" w:after="20" w:line="240" w:lineRule="auto"/>
+            </w:pPr>
+            <w:r>
+              <w:rPr>
+                <w:sz w:val="20"/>
+              </w:rPr>
+              <w:t>teoria dos três fatores</w:t>
+            </w:r>
+          </w:p>
+        </w:tc>
+      </w:tr>
+    </w:tbl>
+    <w:p>
+      <w:pPr>
+        <w:spacing w:before="60" w:after="240" w:line="240" w:lineRule="auto"/>
+      </w:pPr>
+      <w:r>
+        <w:rPr>
+          <w:sz w:val="20"/>
+        </w:rPr>
+        <w:t>Fonte: Elaborada pelo autor.</w:t>
+      </w:r>
+    </w:p>
+    <w:p>
+      <w:pPr>
         <w:sectPr>
           <w:headerReference w:type="default" r:id="rId18"/>
           <w:footerReference w:type="default" r:id="rId19"/>
@@ -25908,10 +27207,10 @@
         <w:pStyle w:val="Ttulo1"/>
         <w:jc w:val="center"/>
       </w:pPr>
-      <w:bookmarkStart w:id="72" w:name="_Toc242915993"/>
+      <w:bookmarkStart w:id="75" w:name="_Toc243082396"/>
       <w:r>
         <w:lastRenderedPageBreak/>
-        <w:t xml:space="preserve">APÊNDICE C – GANHO DE </w:t>
+        <w:t xml:space="preserve">APÊNDICE D – GANHO DE </w:t>
       </w:r>
       <w:r>
         <w:rPr>
@@ -25928,17 +27227,14 @@
       <w:r>
         <w:t xml:space="preserve"> FORA DA AMOSTRA: TABELA COMPLETA</w:t>
       </w:r>
-      <w:bookmarkEnd w:id="72"/>
+      <w:bookmarkEnd w:id="75"/>
     </w:p>
     <w:p>
       <w:pPr>
         <w:pStyle w:val="Corpodotexto"/>
       </w:pPr>
       <w:r>
-        <w:t>A Tabela 16 traz as 12 comparações (três desfechos em quatro escopos) cuja versão resumida está na Seção 6. Cada célula mostra a média entre dobras e, entre colchetes, o intervalo de 2,5% a 97,5% entre dobras. As comparações são M1 − M0 (nota oficial além dos controles), M2 − M1 (índice no lugar da nota) e M3 −</w:t>
-      </w:r>
-      <w:r>
-        <w:t xml:space="preserve"> M1 (índice além da nota), esta última nos dois modelos de sentimento. Nos escopos de teto, o escopo é o conjunto de anúncios com nota oficial igual ou superior ao valor indicado.</w:t>
+        <w:t>A Tabela 17 traz as 12 comparações (três desfechos em quatro escopos) cuja versão resumida está na Seção 6. Cada célula mostra a média entre dobras e, entre colchetes, o intervalo de 2,5% a 97,5% entre dobras. As comparações são M1 − M0 (nota oficial além dos controles), M2 − M1 (índice no lugar da nota) e M3 − M1 (índice além da nota), esta última nos dois modelos de sentimento. Nos escopos de teto, o escopo é o conjunto de anúncios com nota oficial igual ou superior ao valor indicado.</w:t>
       </w:r>
     </w:p>
     <w:p>
@@ -25947,7 +27243,7 @@
         <w:keepNext/>
         <w:spacing w:before="120" w:after="80"/>
       </w:pPr>
-      <w:bookmarkStart w:id="73" w:name="_Toc242916020"/>
+      <w:bookmarkStart w:id="76" w:name="_Toc243082424"/>
       <w:r>
         <w:rPr>
           <w:b w:val="0"/>
@@ -25987,7 +27283,7 @@
           <w:color w:val="000000"/>
           <w:sz w:val="20"/>
         </w:rPr>
-        <w:t>16</w:t>
+        <w:t>17</w:t>
       </w:r>
       <w:r>
         <w:rPr>
@@ -26031,7 +27327,7 @@
         </w:rPr>
         <w:t xml:space="preserve"> fora da amostra nos 12 escopos: média entre dobras e intervalo entre dobras.</w:t>
       </w:r>
-      <w:bookmarkEnd w:id="73"/>
+      <w:bookmarkEnd w:id="76"/>
     </w:p>
     <w:tbl>
       <w:tblPr>
@@ -26340,13 +27636,7 @@
               <w:rPr>
                 <w:sz w:val="16"/>
               </w:rPr>
-              <w:t>+0,0002</w:t>
-            </w:r>
-            <w:r>
-              <w:rPr>
-                <w:sz w:val="16"/>
-              </w:rPr>
-              <w:t xml:space="preserve"> [−0,0007; +0,0006]</w:t>
+              <w:t>+0,0002 [−0,0007; +0,0006]</w:t>
             </w:r>
           </w:p>
         </w:tc>
@@ -26942,7 +28232,13 @@
               <w:rPr>
                 <w:sz w:val="16"/>
               </w:rPr>
-              <w:t>+0,0039 [−0,0001; +0,0073]</w:t>
+              <w:t>+0,0039 [−0,0001; +0,</w:t>
+            </w:r>
+            <w:r>
+              <w:rPr>
+                <w:sz w:val="16"/>
+              </w:rPr>
+              <w:t>0073]</w:t>
             </w:r>
           </w:p>
         </w:tc>
@@ -27220,13 +28516,7 @@
               <w:rPr>
                 <w:sz w:val="16"/>
               </w:rPr>
-              <w:t>+0,0019 [−0,0040; +0,0059</w:t>
-            </w:r>
-            <w:r>
-              <w:rPr>
-                <w:sz w:val="16"/>
-              </w:rPr>
-              <w:t>]</w:t>
+              <w:t>+0,0019 [−0,0040; +0,0059]</w:t>
             </w:r>
           </w:p>
         </w:tc>
@@ -27374,7 +28664,13 @@
               <w:rPr>
                 <w:sz w:val="16"/>
               </w:rPr>
-              <w:t>+0,0006 [−0,0009; +0,0014]</w:t>
+              <w:t>+0,0006 [−0,000</w:t>
+            </w:r>
+            <w:r>
+              <w:rPr>
+                <w:sz w:val="16"/>
+              </w:rPr>
+              <w:t>9; +0,0014]</w:t>
             </w:r>
           </w:p>
         </w:tc>
@@ -27634,13 +28930,7 @@
               <w:rPr>
                 <w:sz w:val="16"/>
               </w:rPr>
-              <w:t>+0,0003 [−0,0004</w:t>
-            </w:r>
-            <w:r>
-              <w:rPr>
-                <w:sz w:val="16"/>
-              </w:rPr>
-              <w:t>; +0,0007]</w:t>
+              <w:t>+0,0003 [−0,0004; +0,0007]</w:t>
             </w:r>
           </w:p>
         </w:tc>
@@ -28098,31 +29388,31 @@
       </w:rPr>
     </w:lvl>
   </w:abstractNum>
-  <w:num w:numId="1" w16cid:durableId="1963996285">
+  <w:num w:numId="1" w16cid:durableId="143398777">
     <w:abstractNumId w:val="8"/>
   </w:num>
-  <w:num w:numId="2" w16cid:durableId="272131408">
+  <w:num w:numId="2" w16cid:durableId="814680589">
     <w:abstractNumId w:val="6"/>
   </w:num>
-  <w:num w:numId="3" w16cid:durableId="502162333">
+  <w:num w:numId="3" w16cid:durableId="1690567420">
     <w:abstractNumId w:val="5"/>
   </w:num>
-  <w:num w:numId="4" w16cid:durableId="1102527666">
+  <w:num w:numId="4" w16cid:durableId="1324041843">
     <w:abstractNumId w:val="4"/>
   </w:num>
-  <w:num w:numId="5" w16cid:durableId="16083261">
+  <w:num w:numId="5" w16cid:durableId="267665611">
     <w:abstractNumId w:val="7"/>
   </w:num>
-  <w:num w:numId="6" w16cid:durableId="87318172">
+  <w:num w:numId="6" w16cid:durableId="1128665790">
     <w:abstractNumId w:val="3"/>
   </w:num>
-  <w:num w:numId="7" w16cid:durableId="737286565">
+  <w:num w:numId="7" w16cid:durableId="138308643">
     <w:abstractNumId w:val="2"/>
   </w:num>
-  <w:num w:numId="8" w16cid:durableId="1142498077">
+  <w:num w:numId="8" w16cid:durableId="253369330">
     <w:abstractNumId w:val="1"/>
   </w:num>
-  <w:num w:numId="9" w16cid:durableId="1572733061">
+  <w:num w:numId="9" w16cid:durableId="1207722297">
     <w:abstractNumId w:val="0"/>
   </w:num>
 </w:numbering>
@@ -39546,14 +40836,14 @@
     <w:next w:val="Normal"/>
     <w:uiPriority w:val="99"/>
     <w:unhideWhenUsed/>
-    <w:rsid w:val="006518DE"/>
+    <w:rsid w:val="005F462B"/>
   </w:style>
   <w:style w:type="character" w:styleId="Hyperlink">
     <w:name w:val="Hyperlink"/>
     <w:basedOn w:val="Fontepargpadro"/>
     <w:uiPriority w:val="99"/>
     <w:unhideWhenUsed/>
-    <w:rsid w:val="006518DE"/>
+    <w:rsid w:val="005F462B"/>
     <w:rPr>
       <w:color w:val="0000FF" w:themeColor="hyperlink"/>
       <w:u w:val="single"/>
@@ -39566,7 +40856,7 @@
     <w:autoRedefine/>
     <w:uiPriority w:val="39"/>
     <w:unhideWhenUsed/>
-    <w:rsid w:val="006518DE"/>
+    <w:rsid w:val="005F462B"/>
     <w:pPr>
       <w:spacing w:after="100"/>
     </w:pPr>
@@ -39578,7 +40868,7 @@
     <w:autoRedefine/>
     <w:uiPriority w:val="39"/>
     <w:unhideWhenUsed/>
-    <w:rsid w:val="006518DE"/>
+    <w:rsid w:val="005F462B"/>
     <w:pPr>
       <w:spacing w:after="100"/>
       <w:ind w:left="240"/>

--- a/redacao/UCP/saida/Raphael_Eiras-Decomposicao_por_aspecto_do_sentimento_em_avaliacoes_do_airbnb_rj-ucp_2026-UCP.docx
+++ b/redacao/UCP/saida/Raphael_Eiras-Decomposicao_por_aspecto_do_sentimento_em_avaliacoes_do_airbnb_rj-ucp_2026-UCP.docx
@@ -504,7 +504,7 @@
       <w:r>
         <w:fldChar w:fldCharType="separate"/>
       </w:r>
-      <w:hyperlink w:anchor="_Toc243082397" w:history="1">
+      <w:hyperlink w:anchor="_Toc243083402" w:history="1">
         <w:r>
           <w:rPr>
             <w:rStyle w:val="Hyperlink"/>
@@ -531,7 +531,7 @@
             <w:noProof/>
             <w:webHidden/>
           </w:rPr>
-          <w:instrText xml:space="preserve"> PAGEREF _Toc243082397 \h </w:instrText>
+          <w:instrText xml:space="preserve"> PAGEREF _Toc243083402 \h </w:instrText>
         </w:r>
         <w:r>
           <w:rPr>
@@ -577,7 +577,7 @@
           <w14:ligatures w14:val="standardContextual"/>
         </w:rPr>
       </w:pPr>
-      <w:hyperlink w:anchor="_Toc243082398" w:history="1">
+      <w:hyperlink w:anchor="_Toc243083403" w:history="1">
         <w:r>
           <w:rPr>
             <w:rStyle w:val="Hyperlink"/>
@@ -627,7 +627,7 @@
             <w:noProof/>
             <w:webHidden/>
           </w:rPr>
-          <w:instrText xml:space="preserve"> PAGEREF _Toc243082398 \h </w:instrText>
+          <w:instrText xml:space="preserve"> PAGEREF _Toc243083403 \h </w:instrText>
         </w:r>
         <w:r>
           <w:rPr>
@@ -673,7 +673,7 @@
           <w14:ligatures w14:val="standardContextual"/>
         </w:rPr>
       </w:pPr>
-      <w:hyperlink w:anchor="_Toc243082399" w:history="1">
+      <w:hyperlink w:anchor="_Toc243083404" w:history="1">
         <w:r>
           <w:rPr>
             <w:rStyle w:val="Hyperlink"/>
@@ -700,7 +700,7 @@
             <w:noProof/>
             <w:webHidden/>
           </w:rPr>
-          <w:instrText xml:space="preserve"> PAGEREF _Toc243082399 \h </w:instrText>
+          <w:instrText xml:space="preserve"> PAGEREF _Toc243083404 \h </w:instrText>
         </w:r>
         <w:r>
           <w:rPr>
@@ -746,7 +746,7 @@
           <w14:ligatures w14:val="standardContextual"/>
         </w:rPr>
       </w:pPr>
-      <w:hyperlink w:anchor="_Toc243082400" w:history="1">
+      <w:hyperlink w:anchor="_Toc243083405" w:history="1">
         <w:r>
           <w:rPr>
             <w:rStyle w:val="Hyperlink"/>
@@ -773,7 +773,7 @@
             <w:noProof/>
             <w:webHidden/>
           </w:rPr>
-          <w:instrText xml:space="preserve"> PAGEREF _Toc243082400 \h </w:instrText>
+          <w:instrText xml:space="preserve"> PAGEREF _Toc243083405 \h </w:instrText>
         </w:r>
         <w:r>
           <w:rPr>
@@ -819,7 +819,7 @@
           <w14:ligatures w14:val="standardContextual"/>
         </w:rPr>
       </w:pPr>
-      <w:hyperlink w:anchor="_Toc243082401" w:history="1">
+      <w:hyperlink w:anchor="_Toc243083406" w:history="1">
         <w:r>
           <w:rPr>
             <w:rStyle w:val="Hyperlink"/>
@@ -846,7 +846,7 @@
             <w:noProof/>
             <w:webHidden/>
           </w:rPr>
-          <w:instrText xml:space="preserve"> PAGEREF _Toc243082401 \h </w:instrText>
+          <w:instrText xml:space="preserve"> PAGEREF _Toc243083406 \h </w:instrText>
         </w:r>
         <w:r>
           <w:rPr>
@@ -892,7 +892,7 @@
           <w14:ligatures w14:val="standardContextual"/>
         </w:rPr>
       </w:pPr>
-      <w:hyperlink w:anchor="_Toc243082402" w:history="1">
+      <w:hyperlink w:anchor="_Toc243083407" w:history="1">
         <w:r>
           <w:rPr>
             <w:rStyle w:val="Hyperlink"/>
@@ -919,7 +919,7 @@
             <w:noProof/>
             <w:webHidden/>
           </w:rPr>
-          <w:instrText xml:space="preserve"> PAGEREF _Toc243082402 \h </w:instrText>
+          <w:instrText xml:space="preserve"> PAGEREF _Toc243083407 \h </w:instrText>
         </w:r>
         <w:r>
           <w:rPr>
@@ -965,7 +965,7 @@
           <w14:ligatures w14:val="standardContextual"/>
         </w:rPr>
       </w:pPr>
-      <w:hyperlink w:anchor="_Toc243082403" w:history="1">
+      <w:hyperlink w:anchor="_Toc243083408" w:history="1">
         <w:r>
           <w:rPr>
             <w:rStyle w:val="Hyperlink"/>
@@ -992,7 +992,7 @@
             <w:noProof/>
             <w:webHidden/>
           </w:rPr>
-          <w:instrText xml:space="preserve"> PAGEREF _Toc243082403 \h </w:instrText>
+          <w:instrText xml:space="preserve"> PAGEREF _Toc243083408 \h </w:instrText>
         </w:r>
         <w:r>
           <w:rPr>
@@ -1038,7 +1038,7 @@
           <w14:ligatures w14:val="standardContextual"/>
         </w:rPr>
       </w:pPr>
-      <w:hyperlink w:anchor="_Toc243082404" w:history="1">
+      <w:hyperlink w:anchor="_Toc243083409" w:history="1">
         <w:r>
           <w:rPr>
             <w:rStyle w:val="Hyperlink"/>
@@ -1065,7 +1065,7 @@
             <w:noProof/>
             <w:webHidden/>
           </w:rPr>
-          <w:instrText xml:space="preserve"> PAGEREF _Toc243082404 \h </w:instrText>
+          <w:instrText xml:space="preserve"> PAGEREF _Toc243083409 \h </w:instrText>
         </w:r>
         <w:r>
           <w:rPr>
@@ -1111,7 +1111,7 @@
           <w14:ligatures w14:val="standardContextual"/>
         </w:rPr>
       </w:pPr>
-      <w:hyperlink w:anchor="_Toc243082405" w:history="1">
+      <w:hyperlink w:anchor="_Toc243083410" w:history="1">
         <w:r>
           <w:rPr>
             <w:rStyle w:val="Hyperlink"/>
@@ -1138,7 +1138,7 @@
             <w:noProof/>
             <w:webHidden/>
           </w:rPr>
-          <w:instrText xml:space="preserve"> PAGEREF _Toc243082405 \h </w:instrText>
+          <w:instrText xml:space="preserve"> PAGEREF _Toc243083410 \h </w:instrText>
         </w:r>
         <w:r>
           <w:rPr>
@@ -1184,7 +1184,7 @@
           <w14:ligatures w14:val="standardContextual"/>
         </w:rPr>
       </w:pPr>
-      <w:hyperlink w:anchor="_Toc243082406" w:history="1">
+      <w:hyperlink w:anchor="_Toc243083411" w:history="1">
         <w:r>
           <w:rPr>
             <w:rStyle w:val="Hyperlink"/>
@@ -1211,7 +1211,7 @@
             <w:noProof/>
             <w:webHidden/>
           </w:rPr>
-          <w:instrText xml:space="preserve"> PAGEREF _Toc243082406 \h </w:instrText>
+          <w:instrText xml:space="preserve"> PAGEREF _Toc243083411 \h </w:instrText>
         </w:r>
         <w:r>
           <w:rPr>
@@ -1257,7 +1257,7 @@
           <w14:ligatures w14:val="standardContextual"/>
         </w:rPr>
       </w:pPr>
-      <w:hyperlink w:anchor="_Toc243082407" w:history="1">
+      <w:hyperlink w:anchor="_Toc243083412" w:history="1">
         <w:r>
           <w:rPr>
             <w:rStyle w:val="Hyperlink"/>
@@ -1284,7 +1284,7 @@
             <w:noProof/>
             <w:webHidden/>
           </w:rPr>
-          <w:instrText xml:space="preserve"> PAGEREF _Toc243082407 \h </w:instrText>
+          <w:instrText xml:space="preserve"> PAGEREF _Toc243083412 \h </w:instrText>
         </w:r>
         <w:r>
           <w:rPr>
@@ -1361,7 +1361,7 @@
       <w:r>
         <w:fldChar w:fldCharType="separate"/>
       </w:r>
-      <w:hyperlink w:anchor="_Toc243082408" w:history="1">
+      <w:hyperlink w:anchor="_Toc243083413" w:history="1">
         <w:r>
           <w:rPr>
             <w:rStyle w:val="Hyperlink"/>
@@ -1388,7 +1388,7 @@
             <w:noProof/>
             <w:webHidden/>
           </w:rPr>
-          <w:instrText xml:space="preserve"> PAGEREF _Toc243082408 \h </w:instrText>
+          <w:instrText xml:space="preserve"> PAGEREF _Toc243083413 \h </w:instrText>
         </w:r>
         <w:r>
           <w:rPr>
@@ -1434,7 +1434,7 @@
           <w14:ligatures w14:val="standardContextual"/>
         </w:rPr>
       </w:pPr>
-      <w:hyperlink w:anchor="_Toc243082409" w:history="1">
+      <w:hyperlink w:anchor="_Toc243083414" w:history="1">
         <w:r>
           <w:rPr>
             <w:rStyle w:val="Hyperlink"/>
@@ -1461,7 +1461,7 @@
             <w:noProof/>
             <w:webHidden/>
           </w:rPr>
-          <w:instrText xml:space="preserve"> PAGEREF _Toc243082409 \h </w:instrText>
+          <w:instrText xml:space="preserve"> PAGEREF _Toc243083414 \h </w:instrText>
         </w:r>
         <w:r>
           <w:rPr>
@@ -1507,7 +1507,7 @@
           <w14:ligatures w14:val="standardContextual"/>
         </w:rPr>
       </w:pPr>
-      <w:hyperlink w:anchor="_Toc243082410" w:history="1">
+      <w:hyperlink w:anchor="_Toc243083415" w:history="1">
         <w:r>
           <w:rPr>
             <w:rStyle w:val="Hyperlink"/>
@@ -1534,7 +1534,7 @@
             <w:noProof/>
             <w:webHidden/>
           </w:rPr>
-          <w:instrText xml:space="preserve"> PAGEREF _Toc243082410 \h </w:instrText>
+          <w:instrText xml:space="preserve"> PAGEREF _Toc243083415 \h </w:instrText>
         </w:r>
         <w:r>
           <w:rPr>
@@ -1580,7 +1580,7 @@
           <w14:ligatures w14:val="standardContextual"/>
         </w:rPr>
       </w:pPr>
-      <w:hyperlink w:anchor="_Toc243082411" w:history="1">
+      <w:hyperlink w:anchor="_Toc243083416" w:history="1">
         <w:r>
           <w:rPr>
             <w:rStyle w:val="Hyperlink"/>
@@ -1607,7 +1607,7 @@
             <w:noProof/>
             <w:webHidden/>
           </w:rPr>
-          <w:instrText xml:space="preserve"> PAGEREF _Toc243082411 \h </w:instrText>
+          <w:instrText xml:space="preserve"> PAGEREF _Toc243083416 \h </w:instrText>
         </w:r>
         <w:r>
           <w:rPr>
@@ -1653,7 +1653,7 @@
           <w14:ligatures w14:val="standardContextual"/>
         </w:rPr>
       </w:pPr>
-      <w:hyperlink w:anchor="_Toc243082412" w:history="1">
+      <w:hyperlink w:anchor="_Toc243083417" w:history="1">
         <w:r>
           <w:rPr>
             <w:rStyle w:val="Hyperlink"/>
@@ -1703,7 +1703,7 @@
             <w:noProof/>
             <w:webHidden/>
           </w:rPr>
-          <w:instrText xml:space="preserve"> PAGEREF _Toc243082412 \h </w:instrText>
+          <w:instrText xml:space="preserve"> PAGEREF _Toc243083417 \h </w:instrText>
         </w:r>
         <w:r>
           <w:rPr>
@@ -1749,7 +1749,7 @@
           <w14:ligatures w14:val="standardContextual"/>
         </w:rPr>
       </w:pPr>
-      <w:hyperlink w:anchor="_Toc243082413" w:history="1">
+      <w:hyperlink w:anchor="_Toc243083418" w:history="1">
         <w:r>
           <w:rPr>
             <w:rStyle w:val="Hyperlink"/>
@@ -1776,7 +1776,7 @@
             <w:noProof/>
             <w:webHidden/>
           </w:rPr>
-          <w:instrText xml:space="preserve"> PAGEREF _Toc243082413 \h </w:instrText>
+          <w:instrText xml:space="preserve"> PAGEREF _Toc243083418 \h </w:instrText>
         </w:r>
         <w:r>
           <w:rPr>
@@ -1822,7 +1822,7 @@
           <w14:ligatures w14:val="standardContextual"/>
         </w:rPr>
       </w:pPr>
-      <w:hyperlink w:anchor="_Toc243082414" w:history="1">
+      <w:hyperlink w:anchor="_Toc243083419" w:history="1">
         <w:r>
           <w:rPr>
             <w:rStyle w:val="Hyperlink"/>
@@ -1872,7 +1872,7 @@
             <w:noProof/>
             <w:webHidden/>
           </w:rPr>
-          <w:instrText xml:space="preserve"> PAGEREF _Toc243082414 \h </w:instrText>
+          <w:instrText xml:space="preserve"> PAGEREF _Toc243083419 \h </w:instrText>
         </w:r>
         <w:r>
           <w:rPr>
@@ -1918,7 +1918,7 @@
           <w14:ligatures w14:val="standardContextual"/>
         </w:rPr>
       </w:pPr>
-      <w:hyperlink w:anchor="_Toc243082415" w:history="1">
+      <w:hyperlink w:anchor="_Toc243083420" w:history="1">
         <w:r>
           <w:rPr>
             <w:rStyle w:val="Hyperlink"/>
@@ -1945,7 +1945,7 @@
             <w:noProof/>
             <w:webHidden/>
           </w:rPr>
-          <w:instrText xml:space="preserve"> PAGEREF _Toc243082415 \h </w:instrText>
+          <w:instrText xml:space="preserve"> PAGEREF _Toc243083420 \h </w:instrText>
         </w:r>
         <w:r>
           <w:rPr>
@@ -1991,7 +1991,7 @@
           <w14:ligatures w14:val="standardContextual"/>
         </w:rPr>
       </w:pPr>
-      <w:hyperlink w:anchor="_Toc243082416" w:history="1">
+      <w:hyperlink w:anchor="_Toc243083421" w:history="1">
         <w:r>
           <w:rPr>
             <w:rStyle w:val="Hyperlink"/>
@@ -2041,7 +2041,7 @@
             <w:noProof/>
             <w:webHidden/>
           </w:rPr>
-          <w:instrText xml:space="preserve"> PAGEREF _Toc243082416 \h </w:instrText>
+          <w:instrText xml:space="preserve"> PAGEREF _Toc243083421 \h </w:instrText>
         </w:r>
         <w:r>
           <w:rPr>
@@ -2087,7 +2087,7 @@
           <w14:ligatures w14:val="standardContextual"/>
         </w:rPr>
       </w:pPr>
-      <w:hyperlink w:anchor="_Toc243082417" w:history="1">
+      <w:hyperlink w:anchor="_Toc243083422" w:history="1">
         <w:r>
           <w:rPr>
             <w:rStyle w:val="Hyperlink"/>
@@ -2114,7 +2114,7 @@
             <w:noProof/>
             <w:webHidden/>
           </w:rPr>
-          <w:instrText xml:space="preserve"> PAGEREF _Toc243082417 \h </w:instrText>
+          <w:instrText xml:space="preserve"> PAGEREF _Toc243083422 \h </w:instrText>
         </w:r>
         <w:r>
           <w:rPr>
@@ -2160,7 +2160,7 @@
           <w14:ligatures w14:val="standardContextual"/>
         </w:rPr>
       </w:pPr>
-      <w:hyperlink w:anchor="_Toc243082418" w:history="1">
+      <w:hyperlink w:anchor="_Toc243083423" w:history="1">
         <w:r>
           <w:rPr>
             <w:rStyle w:val="Hyperlink"/>
@@ -2187,7 +2187,7 @@
             <w:noProof/>
             <w:webHidden/>
           </w:rPr>
-          <w:instrText xml:space="preserve"> PAGEREF _Toc243082418 \h </w:instrText>
+          <w:instrText xml:space="preserve"> PAGEREF _Toc243083423 \h </w:instrText>
         </w:r>
         <w:r>
           <w:rPr>
@@ -2233,7 +2233,7 @@
           <w14:ligatures w14:val="standardContextual"/>
         </w:rPr>
       </w:pPr>
-      <w:hyperlink w:anchor="_Toc243082419" w:history="1">
+      <w:hyperlink w:anchor="_Toc243083424" w:history="1">
         <w:r>
           <w:rPr>
             <w:rStyle w:val="Hyperlink"/>
@@ -2260,7 +2260,7 @@
             <w:noProof/>
             <w:webHidden/>
           </w:rPr>
-          <w:instrText xml:space="preserve"> PAGEREF _Toc243082419 \h </w:instrText>
+          <w:instrText xml:space="preserve"> PAGEREF _Toc243083424 \h </w:instrText>
         </w:r>
         <w:r>
           <w:rPr>
@@ -2306,7 +2306,7 @@
           <w14:ligatures w14:val="standardContextual"/>
         </w:rPr>
       </w:pPr>
-      <w:hyperlink w:anchor="_Toc243082420" w:history="1">
+      <w:hyperlink w:anchor="_Toc243083425" w:history="1">
         <w:r>
           <w:rPr>
             <w:rStyle w:val="Hyperlink"/>
@@ -2356,7 +2356,7 @@
             <w:noProof/>
             <w:webHidden/>
           </w:rPr>
-          <w:instrText xml:space="preserve"> PAGEREF _Toc243082420 \h </w:instrText>
+          <w:instrText xml:space="preserve"> PAGEREF _Toc243083425 \h </w:instrText>
         </w:r>
         <w:r>
           <w:rPr>
@@ -2402,7 +2402,7 @@
           <w14:ligatures w14:val="standardContextual"/>
         </w:rPr>
       </w:pPr>
-      <w:hyperlink w:anchor="_Toc243082421" w:history="1">
+      <w:hyperlink w:anchor="_Toc243083426" w:history="1">
         <w:r>
           <w:rPr>
             <w:rStyle w:val="Hyperlink"/>
@@ -2429,7 +2429,7 @@
             <w:noProof/>
             <w:webHidden/>
           </w:rPr>
-          <w:instrText xml:space="preserve"> PAGEREF _Toc243082421 \h </w:instrText>
+          <w:instrText xml:space="preserve"> PAGEREF _Toc243083426 \h </w:instrText>
         </w:r>
         <w:r>
           <w:rPr>
@@ -2475,7 +2475,7 @@
           <w14:ligatures w14:val="standardContextual"/>
         </w:rPr>
       </w:pPr>
-      <w:hyperlink w:anchor="_Toc243082422" w:history="1">
+      <w:hyperlink w:anchor="_Toc243083427" w:history="1">
         <w:r>
           <w:rPr>
             <w:rStyle w:val="Hyperlink"/>
@@ -2502,7 +2502,7 @@
             <w:noProof/>
             <w:webHidden/>
           </w:rPr>
-          <w:instrText xml:space="preserve"> PAGEREF _Toc243082422 \h </w:instrText>
+          <w:instrText xml:space="preserve"> PAGEREF _Toc243083427 \h </w:instrText>
         </w:r>
         <w:r>
           <w:rPr>
@@ -2548,7 +2548,7 @@
           <w14:ligatures w14:val="standardContextual"/>
         </w:rPr>
       </w:pPr>
-      <w:hyperlink w:anchor="_Toc243082423" w:history="1">
+      <w:hyperlink w:anchor="_Toc243083428" w:history="1">
         <w:r>
           <w:rPr>
             <w:rStyle w:val="Hyperlink"/>
@@ -2575,7 +2575,7 @@
             <w:noProof/>
             <w:webHidden/>
           </w:rPr>
-          <w:instrText xml:space="preserve"> PAGEREF _Toc243082423 \h </w:instrText>
+          <w:instrText xml:space="preserve"> PAGEREF _Toc243083428 \h </w:instrText>
         </w:r>
         <w:r>
           <w:rPr>
@@ -2621,7 +2621,7 @@
           <w14:ligatures w14:val="standardContextual"/>
         </w:rPr>
       </w:pPr>
-      <w:hyperlink w:anchor="_Toc243082424" w:history="1">
+      <w:hyperlink w:anchor="_Toc243083429" w:history="1">
         <w:r>
           <w:rPr>
             <w:rStyle w:val="Hyperlink"/>
@@ -2671,7 +2671,7 @@
             <w:noProof/>
             <w:webHidden/>
           </w:rPr>
-          <w:instrText xml:space="preserve"> PAGEREF _Toc243082424 \h </w:instrText>
+          <w:instrText xml:space="preserve"> PAGEREF _Toc243083429 \h </w:instrText>
         </w:r>
         <w:r>
           <w:rPr>
@@ -3225,7 +3225,7 @@
       <w:r>
         <w:fldChar w:fldCharType="separate"/>
       </w:r>
-      <w:hyperlink w:anchor="_Toc243082348" w:history="1">
+      <w:hyperlink w:anchor="_Toc243083353" w:history="1">
         <w:r>
           <w:rPr>
             <w:rStyle w:val="Hyperlink"/>
@@ -3252,7 +3252,7 @@
             <w:noProof/>
             <w:webHidden/>
           </w:rPr>
-          <w:instrText xml:space="preserve"> PAGEREF _Toc243082348 \h </w:instrText>
+          <w:instrText xml:space="preserve"> PAGEREF _Toc243083353 \h </w:instrText>
         </w:r>
         <w:r>
           <w:rPr>
@@ -3298,7 +3298,7 @@
           <w14:ligatures w14:val="standardContextual"/>
         </w:rPr>
       </w:pPr>
-      <w:hyperlink w:anchor="_Toc243082349" w:history="1">
+      <w:hyperlink w:anchor="_Toc243083354" w:history="1">
         <w:r>
           <w:rPr>
             <w:rStyle w:val="Hyperlink"/>
@@ -3325,7 +3325,7 @@
             <w:noProof/>
             <w:webHidden/>
           </w:rPr>
-          <w:instrText xml:space="preserve"> PAGEREF _Toc243082349 \h </w:instrText>
+          <w:instrText xml:space="preserve"> PAGEREF _Toc243083354 \h </w:instrText>
         </w:r>
         <w:r>
           <w:rPr>
@@ -3371,7 +3371,7 @@
           <w14:ligatures w14:val="standardContextual"/>
         </w:rPr>
       </w:pPr>
-      <w:hyperlink w:anchor="_Toc243082350" w:history="1">
+      <w:hyperlink w:anchor="_Toc243083355" w:history="1">
         <w:r>
           <w:rPr>
             <w:rStyle w:val="Hyperlink"/>
@@ -3398,7 +3398,7 @@
             <w:noProof/>
             <w:webHidden/>
           </w:rPr>
-          <w:instrText xml:space="preserve"> PAGEREF _Toc243082350 \h </w:instrText>
+          <w:instrText xml:space="preserve"> PAGEREF _Toc243083355 \h </w:instrText>
         </w:r>
         <w:r>
           <w:rPr>
@@ -3444,7 +3444,7 @@
           <w14:ligatures w14:val="standardContextual"/>
         </w:rPr>
       </w:pPr>
-      <w:hyperlink w:anchor="_Toc243082351" w:history="1">
+      <w:hyperlink w:anchor="_Toc243083356" w:history="1">
         <w:r>
           <w:rPr>
             <w:rStyle w:val="Hyperlink"/>
@@ -3471,7 +3471,7 @@
             <w:noProof/>
             <w:webHidden/>
           </w:rPr>
-          <w:instrText xml:space="preserve"> PAGEREF _Toc243082351 \h </w:instrText>
+          <w:instrText xml:space="preserve"> PAGEREF _Toc243083356 \h </w:instrText>
         </w:r>
         <w:r>
           <w:rPr>
@@ -3517,7 +3517,7 @@
           <w14:ligatures w14:val="standardContextual"/>
         </w:rPr>
       </w:pPr>
-      <w:hyperlink w:anchor="_Toc243082352" w:history="1">
+      <w:hyperlink w:anchor="_Toc243083357" w:history="1">
         <w:r>
           <w:rPr>
             <w:rStyle w:val="Hyperlink"/>
@@ -3544,7 +3544,7 @@
             <w:noProof/>
             <w:webHidden/>
           </w:rPr>
-          <w:instrText xml:space="preserve"> PAGEREF _Toc243082352 \h </w:instrText>
+          <w:instrText xml:space="preserve"> PAGEREF _Toc243083357 \h </w:instrText>
         </w:r>
         <w:r>
           <w:rPr>
@@ -3590,7 +3590,7 @@
           <w14:ligatures w14:val="standardContextual"/>
         </w:rPr>
       </w:pPr>
-      <w:hyperlink w:anchor="_Toc243082353" w:history="1">
+      <w:hyperlink w:anchor="_Toc243083358" w:history="1">
         <w:r>
           <w:rPr>
             <w:rStyle w:val="Hyperlink"/>
@@ -3617,7 +3617,7 @@
             <w:noProof/>
             <w:webHidden/>
           </w:rPr>
-          <w:instrText xml:space="preserve"> PAGEREF _Toc243082353 \h </w:instrText>
+          <w:instrText xml:space="preserve"> PAGEREF _Toc243083358 \h </w:instrText>
         </w:r>
         <w:r>
           <w:rPr>
@@ -3663,7 +3663,7 @@
           <w14:ligatures w14:val="standardContextual"/>
         </w:rPr>
       </w:pPr>
-      <w:hyperlink w:anchor="_Toc243082354" w:history="1">
+      <w:hyperlink w:anchor="_Toc243083359" w:history="1">
         <w:r>
           <w:rPr>
             <w:rStyle w:val="Hyperlink"/>
@@ -3690,7 +3690,7 @@
             <w:noProof/>
             <w:webHidden/>
           </w:rPr>
-          <w:instrText xml:space="preserve"> PAGEREF _Toc243082354 \h </w:instrText>
+          <w:instrText xml:space="preserve"> PAGEREF _Toc243083359 \h </w:instrText>
         </w:r>
         <w:r>
           <w:rPr>
@@ -3736,7 +3736,7 @@
           <w14:ligatures w14:val="standardContextual"/>
         </w:rPr>
       </w:pPr>
-      <w:hyperlink w:anchor="_Toc243082355" w:history="1">
+      <w:hyperlink w:anchor="_Toc243083360" w:history="1">
         <w:r>
           <w:rPr>
             <w:rStyle w:val="Hyperlink"/>
@@ -3763,7 +3763,7 @@
             <w:noProof/>
             <w:webHidden/>
           </w:rPr>
-          <w:instrText xml:space="preserve"> PAGEREF _Toc243082355 \h </w:instrText>
+          <w:instrText xml:space="preserve"> PAGEREF _Toc243083360 \h </w:instrText>
         </w:r>
         <w:r>
           <w:rPr>
@@ -3809,7 +3809,7 @@
           <w14:ligatures w14:val="standardContextual"/>
         </w:rPr>
       </w:pPr>
-      <w:hyperlink w:anchor="_Toc243082356" w:history="1">
+      <w:hyperlink w:anchor="_Toc243083361" w:history="1">
         <w:r>
           <w:rPr>
             <w:rStyle w:val="Hyperlink"/>
@@ -3836,7 +3836,7 @@
             <w:noProof/>
             <w:webHidden/>
           </w:rPr>
-          <w:instrText xml:space="preserve"> PAGEREF _Toc243082356 \h </w:instrText>
+          <w:instrText xml:space="preserve"> PAGEREF _Toc243083361 \h </w:instrText>
         </w:r>
         <w:r>
           <w:rPr>
@@ -3882,7 +3882,7 @@
           <w14:ligatures w14:val="standardContextual"/>
         </w:rPr>
       </w:pPr>
-      <w:hyperlink w:anchor="_Toc243082357" w:history="1">
+      <w:hyperlink w:anchor="_Toc243083362" w:history="1">
         <w:r>
           <w:rPr>
             <w:rStyle w:val="Hyperlink"/>
@@ -3909,7 +3909,7 @@
             <w:noProof/>
             <w:webHidden/>
           </w:rPr>
-          <w:instrText xml:space="preserve"> PAGEREF _Toc243082357 \h </w:instrText>
+          <w:instrText xml:space="preserve"> PAGEREF _Toc243083362 \h </w:instrText>
         </w:r>
         <w:r>
           <w:rPr>
@@ -3955,7 +3955,7 @@
           <w14:ligatures w14:val="standardContextual"/>
         </w:rPr>
       </w:pPr>
-      <w:hyperlink w:anchor="_Toc243082358" w:history="1">
+      <w:hyperlink w:anchor="_Toc243083363" w:history="1">
         <w:r>
           <w:rPr>
             <w:rStyle w:val="Hyperlink"/>
@@ -3982,7 +3982,7 @@
             <w:noProof/>
             <w:webHidden/>
           </w:rPr>
-          <w:instrText xml:space="preserve"> PAGEREF _Toc243082358 \h </w:instrText>
+          <w:instrText xml:space="preserve"> PAGEREF _Toc243083363 \h </w:instrText>
         </w:r>
         <w:r>
           <w:rPr>
@@ -4028,7 +4028,7 @@
           <w14:ligatures w14:val="standardContextual"/>
         </w:rPr>
       </w:pPr>
-      <w:hyperlink w:anchor="_Toc243082359" w:history="1">
+      <w:hyperlink w:anchor="_Toc243083364" w:history="1">
         <w:r>
           <w:rPr>
             <w:rStyle w:val="Hyperlink"/>
@@ -4055,7 +4055,7 @@
             <w:noProof/>
             <w:webHidden/>
           </w:rPr>
-          <w:instrText xml:space="preserve"> PAGEREF _Toc243082359 \h </w:instrText>
+          <w:instrText xml:space="preserve"> PAGEREF _Toc243083364 \h </w:instrText>
         </w:r>
         <w:r>
           <w:rPr>
@@ -4101,7 +4101,7 @@
           <w14:ligatures w14:val="standardContextual"/>
         </w:rPr>
       </w:pPr>
-      <w:hyperlink w:anchor="_Toc243082360" w:history="1">
+      <w:hyperlink w:anchor="_Toc243083365" w:history="1">
         <w:r>
           <w:rPr>
             <w:rStyle w:val="Hyperlink"/>
@@ -4128,7 +4128,7 @@
             <w:noProof/>
             <w:webHidden/>
           </w:rPr>
-          <w:instrText xml:space="preserve"> PAGEREF _Toc243082360 \h </w:instrText>
+          <w:instrText xml:space="preserve"> PAGEREF _Toc243083365 \h </w:instrText>
         </w:r>
         <w:r>
           <w:rPr>
@@ -4174,7 +4174,7 @@
           <w14:ligatures w14:val="standardContextual"/>
         </w:rPr>
       </w:pPr>
-      <w:hyperlink w:anchor="_Toc243082361" w:history="1">
+      <w:hyperlink w:anchor="_Toc243083366" w:history="1">
         <w:r>
           <w:rPr>
             <w:rStyle w:val="Hyperlink"/>
@@ -4201,7 +4201,7 @@
             <w:noProof/>
             <w:webHidden/>
           </w:rPr>
-          <w:instrText xml:space="preserve"> PAGEREF _Toc243082361 \h </w:instrText>
+          <w:instrText xml:space="preserve"> PAGEREF _Toc243083366 \h </w:instrText>
         </w:r>
         <w:r>
           <w:rPr>
@@ -4247,7 +4247,7 @@
           <w14:ligatures w14:val="standardContextual"/>
         </w:rPr>
       </w:pPr>
-      <w:hyperlink w:anchor="_Toc243082362" w:history="1">
+      <w:hyperlink w:anchor="_Toc243083367" w:history="1">
         <w:r>
           <w:rPr>
             <w:rStyle w:val="Hyperlink"/>
@@ -4274,7 +4274,7 @@
             <w:noProof/>
             <w:webHidden/>
           </w:rPr>
-          <w:instrText xml:space="preserve"> PAGEREF _Toc243082362 \h </w:instrText>
+          <w:instrText xml:space="preserve"> PAGEREF _Toc243083367 \h </w:instrText>
         </w:r>
         <w:r>
           <w:rPr>
@@ -4320,7 +4320,7 @@
           <w14:ligatures w14:val="standardContextual"/>
         </w:rPr>
       </w:pPr>
-      <w:hyperlink w:anchor="_Toc243082363" w:history="1">
+      <w:hyperlink w:anchor="_Toc243083368" w:history="1">
         <w:r>
           <w:rPr>
             <w:rStyle w:val="Hyperlink"/>
@@ -4347,7 +4347,7 @@
             <w:noProof/>
             <w:webHidden/>
           </w:rPr>
-          <w:instrText xml:space="preserve"> PAGEREF _Toc243082363 \h </w:instrText>
+          <w:instrText xml:space="preserve"> PAGEREF _Toc243083368 \h </w:instrText>
         </w:r>
         <w:r>
           <w:rPr>
@@ -4393,7 +4393,7 @@
           <w14:ligatures w14:val="standardContextual"/>
         </w:rPr>
       </w:pPr>
-      <w:hyperlink w:anchor="_Toc243082364" w:history="1">
+      <w:hyperlink w:anchor="_Toc243083369" w:history="1">
         <w:r>
           <w:rPr>
             <w:rStyle w:val="Hyperlink"/>
@@ -4420,7 +4420,7 @@
             <w:noProof/>
             <w:webHidden/>
           </w:rPr>
-          <w:instrText xml:space="preserve"> PAGEREF _Toc243082364 \h </w:instrText>
+          <w:instrText xml:space="preserve"> PAGEREF _Toc243083369 \h </w:instrText>
         </w:r>
         <w:r>
           <w:rPr>
@@ -4466,7 +4466,7 @@
           <w14:ligatures w14:val="standardContextual"/>
         </w:rPr>
       </w:pPr>
-      <w:hyperlink w:anchor="_Toc243082365" w:history="1">
+      <w:hyperlink w:anchor="_Toc243083370" w:history="1">
         <w:r>
           <w:rPr>
             <w:rStyle w:val="Hyperlink"/>
@@ -4493,7 +4493,7 @@
             <w:noProof/>
             <w:webHidden/>
           </w:rPr>
-          <w:instrText xml:space="preserve"> PAGEREF _Toc243082365 \h </w:instrText>
+          <w:instrText xml:space="preserve"> PAGEREF _Toc243083370 \h </w:instrText>
         </w:r>
         <w:r>
           <w:rPr>
@@ -4539,7 +4539,7 @@
           <w14:ligatures w14:val="standardContextual"/>
         </w:rPr>
       </w:pPr>
-      <w:hyperlink w:anchor="_Toc243082366" w:history="1">
+      <w:hyperlink w:anchor="_Toc243083371" w:history="1">
         <w:r>
           <w:rPr>
             <w:rStyle w:val="Hyperlink"/>
@@ -4566,7 +4566,7 @@
             <w:noProof/>
             <w:webHidden/>
           </w:rPr>
-          <w:instrText xml:space="preserve"> PAGEREF _Toc243082366 \h </w:instrText>
+          <w:instrText xml:space="preserve"> PAGEREF _Toc243083371 \h </w:instrText>
         </w:r>
         <w:r>
           <w:rPr>
@@ -4612,7 +4612,7 @@
           <w14:ligatures w14:val="standardContextual"/>
         </w:rPr>
       </w:pPr>
-      <w:hyperlink w:anchor="_Toc243082367" w:history="1">
+      <w:hyperlink w:anchor="_Toc243083372" w:history="1">
         <w:r>
           <w:rPr>
             <w:rStyle w:val="Hyperlink"/>
@@ -4639,7 +4639,7 @@
             <w:noProof/>
             <w:webHidden/>
           </w:rPr>
-          <w:instrText xml:space="preserve"> PAGEREF _Toc243082367 \h </w:instrText>
+          <w:instrText xml:space="preserve"> PAGEREF _Toc243083372 \h </w:instrText>
         </w:r>
         <w:r>
           <w:rPr>
@@ -4685,7 +4685,7 @@
           <w14:ligatures w14:val="standardContextual"/>
         </w:rPr>
       </w:pPr>
-      <w:hyperlink w:anchor="_Toc243082368" w:history="1">
+      <w:hyperlink w:anchor="_Toc243083373" w:history="1">
         <w:r>
           <w:rPr>
             <w:rStyle w:val="Hyperlink"/>
@@ -4712,7 +4712,7 @@
             <w:noProof/>
             <w:webHidden/>
           </w:rPr>
-          <w:instrText xml:space="preserve"> PAGEREF _Toc243082368 \h </w:instrText>
+          <w:instrText xml:space="preserve"> PAGEREF _Toc243083373 \h </w:instrText>
         </w:r>
         <w:r>
           <w:rPr>
@@ -4758,7 +4758,7 @@
           <w14:ligatures w14:val="standardContextual"/>
         </w:rPr>
       </w:pPr>
-      <w:hyperlink w:anchor="_Toc243082369" w:history="1">
+      <w:hyperlink w:anchor="_Toc243083374" w:history="1">
         <w:r>
           <w:rPr>
             <w:rStyle w:val="Hyperlink"/>
@@ -4785,7 +4785,7 @@
             <w:noProof/>
             <w:webHidden/>
           </w:rPr>
-          <w:instrText xml:space="preserve"> PAGEREF _Toc243082369 \h </w:instrText>
+          <w:instrText xml:space="preserve"> PAGEREF _Toc243083374 \h </w:instrText>
         </w:r>
         <w:r>
           <w:rPr>
@@ -4831,7 +4831,7 @@
           <w14:ligatures w14:val="standardContextual"/>
         </w:rPr>
       </w:pPr>
-      <w:hyperlink w:anchor="_Toc243082370" w:history="1">
+      <w:hyperlink w:anchor="_Toc243083375" w:history="1">
         <w:r>
           <w:rPr>
             <w:rStyle w:val="Hyperlink"/>
@@ -4858,7 +4858,7 @@
             <w:noProof/>
             <w:webHidden/>
           </w:rPr>
-          <w:instrText xml:space="preserve"> PAGEREF _Toc243082370 \h </w:instrText>
+          <w:instrText xml:space="preserve"> PAGEREF _Toc243083375 \h </w:instrText>
         </w:r>
         <w:r>
           <w:rPr>
@@ -4904,7 +4904,7 @@
           <w14:ligatures w14:val="standardContextual"/>
         </w:rPr>
       </w:pPr>
-      <w:hyperlink w:anchor="_Toc243082371" w:history="1">
+      <w:hyperlink w:anchor="_Toc243083376" w:history="1">
         <w:r>
           <w:rPr>
             <w:rStyle w:val="Hyperlink"/>
@@ -4931,7 +4931,7 @@
             <w:noProof/>
             <w:webHidden/>
           </w:rPr>
-          <w:instrText xml:space="preserve"> PAGEREF _Toc243082371 \h </w:instrText>
+          <w:instrText xml:space="preserve"> PAGEREF _Toc243083376 \h </w:instrText>
         </w:r>
         <w:r>
           <w:rPr>
@@ -4977,7 +4977,7 @@
           <w14:ligatures w14:val="standardContextual"/>
         </w:rPr>
       </w:pPr>
-      <w:hyperlink w:anchor="_Toc243082372" w:history="1">
+      <w:hyperlink w:anchor="_Toc243083377" w:history="1">
         <w:r>
           <w:rPr>
             <w:rStyle w:val="Hyperlink"/>
@@ -5004,7 +5004,7 @@
             <w:noProof/>
             <w:webHidden/>
           </w:rPr>
-          <w:instrText xml:space="preserve"> PAGEREF _Toc243082372 \h </w:instrText>
+          <w:instrText xml:space="preserve"> PAGEREF _Toc243083377 \h </w:instrText>
         </w:r>
         <w:r>
           <w:rPr>
@@ -5050,7 +5050,7 @@
           <w14:ligatures w14:val="standardContextual"/>
         </w:rPr>
       </w:pPr>
-      <w:hyperlink w:anchor="_Toc243082373" w:history="1">
+      <w:hyperlink w:anchor="_Toc243083378" w:history="1">
         <w:r>
           <w:rPr>
             <w:rStyle w:val="Hyperlink"/>
@@ -5077,7 +5077,7 @@
             <w:noProof/>
             <w:webHidden/>
           </w:rPr>
-          <w:instrText xml:space="preserve"> PAGEREF _Toc243082373 \h </w:instrText>
+          <w:instrText xml:space="preserve"> PAGEREF _Toc243083378 \h </w:instrText>
         </w:r>
         <w:r>
           <w:rPr>
@@ -5123,7 +5123,7 @@
           <w14:ligatures w14:val="standardContextual"/>
         </w:rPr>
       </w:pPr>
-      <w:hyperlink w:anchor="_Toc243082374" w:history="1">
+      <w:hyperlink w:anchor="_Toc243083379" w:history="1">
         <w:r>
           <w:rPr>
             <w:rStyle w:val="Hyperlink"/>
@@ -5150,7 +5150,7 @@
             <w:noProof/>
             <w:webHidden/>
           </w:rPr>
-          <w:instrText xml:space="preserve"> PAGEREF _Toc243082374 \h </w:instrText>
+          <w:instrText xml:space="preserve"> PAGEREF _Toc243083379 \h </w:instrText>
         </w:r>
         <w:r>
           <w:rPr>
@@ -5196,7 +5196,7 @@
           <w14:ligatures w14:val="standardContextual"/>
         </w:rPr>
       </w:pPr>
-      <w:hyperlink w:anchor="_Toc243082375" w:history="1">
+      <w:hyperlink w:anchor="_Toc243083380" w:history="1">
         <w:r>
           <w:rPr>
             <w:rStyle w:val="Hyperlink"/>
@@ -5223,7 +5223,7 @@
             <w:noProof/>
             <w:webHidden/>
           </w:rPr>
-          <w:instrText xml:space="preserve"> PAGEREF _Toc243082375 \h </w:instrText>
+          <w:instrText xml:space="preserve"> PAGEREF _Toc243083380 \h </w:instrText>
         </w:r>
         <w:r>
           <w:rPr>
@@ -5269,7 +5269,7 @@
           <w14:ligatures w14:val="standardContextual"/>
         </w:rPr>
       </w:pPr>
-      <w:hyperlink w:anchor="_Toc243082376" w:history="1">
+      <w:hyperlink w:anchor="_Toc243083381" w:history="1">
         <w:r>
           <w:rPr>
             <w:rStyle w:val="Hyperlink"/>
@@ -5296,7 +5296,7 @@
             <w:noProof/>
             <w:webHidden/>
           </w:rPr>
-          <w:instrText xml:space="preserve"> PAGEREF _Toc243082376 \h </w:instrText>
+          <w:instrText xml:space="preserve"> PAGEREF _Toc243083381 \h </w:instrText>
         </w:r>
         <w:r>
           <w:rPr>
@@ -5342,7 +5342,7 @@
           <w14:ligatures w14:val="standardContextual"/>
         </w:rPr>
       </w:pPr>
-      <w:hyperlink w:anchor="_Toc243082377" w:history="1">
+      <w:hyperlink w:anchor="_Toc243083382" w:history="1">
         <w:r>
           <w:rPr>
             <w:rStyle w:val="Hyperlink"/>
@@ -5369,7 +5369,7 @@
             <w:noProof/>
             <w:webHidden/>
           </w:rPr>
-          <w:instrText xml:space="preserve"> PAGEREF _Toc243082377 \h </w:instrText>
+          <w:instrText xml:space="preserve"> PAGEREF _Toc243083382 \h </w:instrText>
         </w:r>
         <w:r>
           <w:rPr>
@@ -5415,7 +5415,7 @@
           <w14:ligatures w14:val="standardContextual"/>
         </w:rPr>
       </w:pPr>
-      <w:hyperlink w:anchor="_Toc243082378" w:history="1">
+      <w:hyperlink w:anchor="_Toc243083383" w:history="1">
         <w:r>
           <w:rPr>
             <w:rStyle w:val="Hyperlink"/>
@@ -5442,7 +5442,7 @@
             <w:noProof/>
             <w:webHidden/>
           </w:rPr>
-          <w:instrText xml:space="preserve"> PAGEREF _Toc243082378 \h </w:instrText>
+          <w:instrText xml:space="preserve"> PAGEREF _Toc243083383 \h </w:instrText>
         </w:r>
         <w:r>
           <w:rPr>
@@ -5488,7 +5488,7 @@
           <w14:ligatures w14:val="standardContextual"/>
         </w:rPr>
       </w:pPr>
-      <w:hyperlink w:anchor="_Toc243082379" w:history="1">
+      <w:hyperlink w:anchor="_Toc243083384" w:history="1">
         <w:r>
           <w:rPr>
             <w:rStyle w:val="Hyperlink"/>
@@ -5515,7 +5515,7 @@
             <w:noProof/>
             <w:webHidden/>
           </w:rPr>
-          <w:instrText xml:space="preserve"> PAGEREF _Toc243082379 \h </w:instrText>
+          <w:instrText xml:space="preserve"> PAGEREF _Toc243083384 \h </w:instrText>
         </w:r>
         <w:r>
           <w:rPr>
@@ -5561,7 +5561,7 @@
           <w14:ligatures w14:val="standardContextual"/>
         </w:rPr>
       </w:pPr>
-      <w:hyperlink w:anchor="_Toc243082380" w:history="1">
+      <w:hyperlink w:anchor="_Toc243083385" w:history="1">
         <w:r>
           <w:rPr>
             <w:rStyle w:val="Hyperlink"/>
@@ -5588,7 +5588,7 @@
             <w:noProof/>
             <w:webHidden/>
           </w:rPr>
-          <w:instrText xml:space="preserve"> PAGEREF _Toc243082380 \h </w:instrText>
+          <w:instrText xml:space="preserve"> PAGEREF _Toc243083385 \h </w:instrText>
         </w:r>
         <w:r>
           <w:rPr>
@@ -5634,7 +5634,7 @@
           <w14:ligatures w14:val="standardContextual"/>
         </w:rPr>
       </w:pPr>
-      <w:hyperlink w:anchor="_Toc243082381" w:history="1">
+      <w:hyperlink w:anchor="_Toc243083386" w:history="1">
         <w:r>
           <w:rPr>
             <w:rStyle w:val="Hyperlink"/>
@@ -5661,7 +5661,7 @@
             <w:noProof/>
             <w:webHidden/>
           </w:rPr>
-          <w:instrText xml:space="preserve"> PAGEREF _Toc243082381 \h </w:instrText>
+          <w:instrText xml:space="preserve"> PAGEREF _Toc243083386 \h </w:instrText>
         </w:r>
         <w:r>
           <w:rPr>
@@ -5707,7 +5707,7 @@
           <w14:ligatures w14:val="standardContextual"/>
         </w:rPr>
       </w:pPr>
-      <w:hyperlink w:anchor="_Toc243082382" w:history="1">
+      <w:hyperlink w:anchor="_Toc243083387" w:history="1">
         <w:r>
           <w:rPr>
             <w:rStyle w:val="Hyperlink"/>
@@ -5734,7 +5734,7 @@
             <w:noProof/>
             <w:webHidden/>
           </w:rPr>
-          <w:instrText xml:space="preserve"> PAGEREF _Toc243082382 \h </w:instrText>
+          <w:instrText xml:space="preserve"> PAGEREF _Toc243083387 \h </w:instrText>
         </w:r>
         <w:r>
           <w:rPr>
@@ -5780,7 +5780,7 @@
           <w14:ligatures w14:val="standardContextual"/>
         </w:rPr>
       </w:pPr>
-      <w:hyperlink w:anchor="_Toc243082383" w:history="1">
+      <w:hyperlink w:anchor="_Toc243083388" w:history="1">
         <w:r>
           <w:rPr>
             <w:rStyle w:val="Hyperlink"/>
@@ -5807,7 +5807,7 @@
             <w:noProof/>
             <w:webHidden/>
           </w:rPr>
-          <w:instrText xml:space="preserve"> PAGEREF _Toc243082383 \h </w:instrText>
+          <w:instrText xml:space="preserve"> PAGEREF _Toc243083388 \h </w:instrText>
         </w:r>
         <w:r>
           <w:rPr>
@@ -5853,7 +5853,7 @@
           <w14:ligatures w14:val="standardContextual"/>
         </w:rPr>
       </w:pPr>
-      <w:hyperlink w:anchor="_Toc243082384" w:history="1">
+      <w:hyperlink w:anchor="_Toc243083389" w:history="1">
         <w:r>
           <w:rPr>
             <w:rStyle w:val="Hyperlink"/>
@@ -5880,7 +5880,7 @@
             <w:noProof/>
             <w:webHidden/>
           </w:rPr>
-          <w:instrText xml:space="preserve"> PAGEREF _Toc243082384 \h </w:instrText>
+          <w:instrText xml:space="preserve"> PAGEREF _Toc243083389 \h </w:instrText>
         </w:r>
         <w:r>
           <w:rPr>
@@ -5926,7 +5926,7 @@
           <w14:ligatures w14:val="standardContextual"/>
         </w:rPr>
       </w:pPr>
-      <w:hyperlink w:anchor="_Toc243082385" w:history="1">
+      <w:hyperlink w:anchor="_Toc243083390" w:history="1">
         <w:r>
           <w:rPr>
             <w:rStyle w:val="Hyperlink"/>
@@ -5953,7 +5953,7 @@
             <w:noProof/>
             <w:webHidden/>
           </w:rPr>
-          <w:instrText xml:space="preserve"> PAGEREF _Toc243082385 \h </w:instrText>
+          <w:instrText xml:space="preserve"> PAGEREF _Toc243083390 \h </w:instrText>
         </w:r>
         <w:r>
           <w:rPr>
@@ -5999,7 +5999,7 @@
           <w14:ligatures w14:val="standardContextual"/>
         </w:rPr>
       </w:pPr>
-      <w:hyperlink w:anchor="_Toc243082386" w:history="1">
+      <w:hyperlink w:anchor="_Toc243083391" w:history="1">
         <w:r>
           <w:rPr>
             <w:rStyle w:val="Hyperlink"/>
@@ -6026,7 +6026,7 @@
             <w:noProof/>
             <w:webHidden/>
           </w:rPr>
-          <w:instrText xml:space="preserve"> PAGEREF _Toc243082386 \h </w:instrText>
+          <w:instrText xml:space="preserve"> PAGEREF _Toc243083391 \h </w:instrText>
         </w:r>
         <w:r>
           <w:rPr>
@@ -6072,7 +6072,7 @@
           <w14:ligatures w14:val="standardContextual"/>
         </w:rPr>
       </w:pPr>
-      <w:hyperlink w:anchor="_Toc243082387" w:history="1">
+      <w:hyperlink w:anchor="_Toc243083392" w:history="1">
         <w:r>
           <w:rPr>
             <w:rStyle w:val="Hyperlink"/>
@@ -6099,7 +6099,7 @@
             <w:noProof/>
             <w:webHidden/>
           </w:rPr>
-          <w:instrText xml:space="preserve"> PAGEREF _Toc243082387 \h </w:instrText>
+          <w:instrText xml:space="preserve"> PAGEREF _Toc243083392 \h </w:instrText>
         </w:r>
         <w:r>
           <w:rPr>
@@ -6145,7 +6145,7 @@
           <w14:ligatures w14:val="standardContextual"/>
         </w:rPr>
       </w:pPr>
-      <w:hyperlink w:anchor="_Toc243082388" w:history="1">
+      <w:hyperlink w:anchor="_Toc243083393" w:history="1">
         <w:r>
           <w:rPr>
             <w:rStyle w:val="Hyperlink"/>
@@ -6172,7 +6172,7 @@
             <w:noProof/>
             <w:webHidden/>
           </w:rPr>
-          <w:instrText xml:space="preserve"> PAGEREF _Toc243082388 \h </w:instrText>
+          <w:instrText xml:space="preserve"> PAGEREF _Toc243083393 \h </w:instrText>
         </w:r>
         <w:r>
           <w:rPr>
@@ -6218,7 +6218,7 @@
           <w14:ligatures w14:val="standardContextual"/>
         </w:rPr>
       </w:pPr>
-      <w:hyperlink w:anchor="_Toc243082389" w:history="1">
+      <w:hyperlink w:anchor="_Toc243083394" w:history="1">
         <w:r>
           <w:rPr>
             <w:rStyle w:val="Hyperlink"/>
@@ -6245,7 +6245,7 @@
             <w:noProof/>
             <w:webHidden/>
           </w:rPr>
-          <w:instrText xml:space="preserve"> PAGEREF _Toc243082389 \h </w:instrText>
+          <w:instrText xml:space="preserve"> PAGEREF _Toc243083394 \h </w:instrText>
         </w:r>
         <w:r>
           <w:rPr>
@@ -6291,7 +6291,7 @@
           <w14:ligatures w14:val="standardContextual"/>
         </w:rPr>
       </w:pPr>
-      <w:hyperlink w:anchor="_Toc243082390" w:history="1">
+      <w:hyperlink w:anchor="_Toc243083395" w:history="1">
         <w:r>
           <w:rPr>
             <w:rStyle w:val="Hyperlink"/>
@@ -6318,7 +6318,7 @@
             <w:noProof/>
             <w:webHidden/>
           </w:rPr>
-          <w:instrText xml:space="preserve"> PAGEREF _Toc243082390 \h </w:instrText>
+          <w:instrText xml:space="preserve"> PAGEREF _Toc243083395 \h </w:instrText>
         </w:r>
         <w:r>
           <w:rPr>
@@ -6364,7 +6364,7 @@
           <w14:ligatures w14:val="standardContextual"/>
         </w:rPr>
       </w:pPr>
-      <w:hyperlink w:anchor="_Toc243082391" w:history="1">
+      <w:hyperlink w:anchor="_Toc243083396" w:history="1">
         <w:r>
           <w:rPr>
             <w:rStyle w:val="Hyperlink"/>
@@ -6391,7 +6391,7 @@
             <w:noProof/>
             <w:webHidden/>
           </w:rPr>
-          <w:instrText xml:space="preserve"> PAGEREF _Toc243082391 \h </w:instrText>
+          <w:instrText xml:space="preserve"> PAGEREF _Toc243083396 \h </w:instrText>
         </w:r>
         <w:r>
           <w:rPr>
@@ -6437,7 +6437,7 @@
           <w14:ligatures w14:val="standardContextual"/>
         </w:rPr>
       </w:pPr>
-      <w:hyperlink w:anchor="_Toc243082392" w:history="1">
+      <w:hyperlink w:anchor="_Toc243083397" w:history="1">
         <w:r>
           <w:rPr>
             <w:rStyle w:val="Hyperlink"/>
@@ -6464,7 +6464,7 @@
             <w:noProof/>
             <w:webHidden/>
           </w:rPr>
-          <w:instrText xml:space="preserve"> PAGEREF _Toc243082392 \h </w:instrText>
+          <w:instrText xml:space="preserve"> PAGEREF _Toc243083397 \h </w:instrText>
         </w:r>
         <w:r>
           <w:rPr>
@@ -6510,7 +6510,7 @@
           <w14:ligatures w14:val="standardContextual"/>
         </w:rPr>
       </w:pPr>
-      <w:hyperlink w:anchor="_Toc243082393" w:history="1">
+      <w:hyperlink w:anchor="_Toc243083398" w:history="1">
         <w:r>
           <w:rPr>
             <w:rStyle w:val="Hyperlink"/>
@@ -6537,7 +6537,7 @@
             <w:noProof/>
             <w:webHidden/>
           </w:rPr>
-          <w:instrText xml:space="preserve"> PAGEREF _Toc243082393 \h </w:instrText>
+          <w:instrText xml:space="preserve"> PAGEREF _Toc243083398 \h </w:instrText>
         </w:r>
         <w:r>
           <w:rPr>
@@ -6583,7 +6583,7 @@
           <w14:ligatures w14:val="standardContextual"/>
         </w:rPr>
       </w:pPr>
-      <w:hyperlink w:anchor="_Toc243082394" w:history="1">
+      <w:hyperlink w:anchor="_Toc243083399" w:history="1">
         <w:r>
           <w:rPr>
             <w:rStyle w:val="Hyperlink"/>
@@ -6610,7 +6610,7 @@
             <w:noProof/>
             <w:webHidden/>
           </w:rPr>
-          <w:instrText xml:space="preserve"> PAGEREF _Toc243082394 \h </w:instrText>
+          <w:instrText xml:space="preserve"> PAGEREF _Toc243083399 \h </w:instrText>
         </w:r>
         <w:r>
           <w:rPr>
@@ -6656,7 +6656,7 @@
           <w14:ligatures w14:val="standardContextual"/>
         </w:rPr>
       </w:pPr>
-      <w:hyperlink w:anchor="_Toc243082395" w:history="1">
+      <w:hyperlink w:anchor="_Toc243083400" w:history="1">
         <w:r>
           <w:rPr>
             <w:rStyle w:val="Hyperlink"/>
@@ -6683,7 +6683,7 @@
             <w:noProof/>
             <w:webHidden/>
           </w:rPr>
-          <w:instrText xml:space="preserve"> PAGEREF _Toc243082395 \h </w:instrText>
+          <w:instrText xml:space="preserve"> PAGEREF _Toc243083400 \h </w:instrText>
         </w:r>
         <w:r>
           <w:rPr>
@@ -6729,7 +6729,7 @@
           <w14:ligatures w14:val="standardContextual"/>
         </w:rPr>
       </w:pPr>
-      <w:hyperlink w:anchor="_Toc243082396" w:history="1">
+      <w:hyperlink w:anchor="_Toc243083401" w:history="1">
         <w:r>
           <w:rPr>
             <w:rStyle w:val="Hyperlink"/>
@@ -6779,7 +6779,7 @@
             <w:noProof/>
             <w:webHidden/>
           </w:rPr>
-          <w:instrText xml:space="preserve"> PAGEREF _Toc243082396 \h </w:instrText>
+          <w:instrText xml:space="preserve"> PAGEREF _Toc243083401 \h </w:instrText>
         </w:r>
         <w:r>
           <w:rPr>
@@ -6831,7 +6831,7 @@
         <w:pStyle w:val="Ttulo1"/>
         <w:jc w:val="center"/>
       </w:pPr>
-      <w:bookmarkStart w:id="0" w:name="_Toc243082348"/>
+      <w:bookmarkStart w:id="0" w:name="_Toc243083353"/>
       <w:r>
         <w:lastRenderedPageBreak/>
         <w:t>INTRODUÇÃO</w:t>
@@ -6987,7 +6987,7 @@
       <w:pPr>
         <w:pStyle w:val="Ttulo1"/>
       </w:pPr>
-      <w:bookmarkStart w:id="1" w:name="_Toc243082349"/>
+      <w:bookmarkStart w:id="1" w:name="_Toc243083354"/>
       <w:r>
         <w:lastRenderedPageBreak/>
         <w:t>1 REFERENCIAL TEÓRICO</w:t>
@@ -6998,7 +6998,7 @@
       <w:pPr>
         <w:pStyle w:val="Ttulo2"/>
       </w:pPr>
-      <w:bookmarkStart w:id="2" w:name="_Toc243082350"/>
+      <w:bookmarkStart w:id="2" w:name="_Toc243083355"/>
       <w:r>
         <w:t>1.1 FORMAÇÃO DA SATISFAÇÃO E TEORIA DOS TRÊS FATORES</w:t>
       </w:r>
@@ -7033,7 +7033,7 @@
       <w:pPr>
         <w:pStyle w:val="Ttulo2"/>
       </w:pPr>
-      <w:bookmarkStart w:id="3" w:name="_Toc243082351"/>
+      <w:bookmarkStart w:id="3" w:name="_Toc243083356"/>
       <w:r>
         <w:t>1.2 AVALIAÇÕES ONLINE: COMPRESSÃO DAS NOTAS E VIESES DE RELATO</w:t>
       </w:r>
@@ -7069,7 +7069,7 @@
       <w:pPr>
         <w:pStyle w:val="Ttulo2"/>
       </w:pPr>
-      <w:bookmarkStart w:id="4" w:name="_Toc243082352"/>
+      <w:bookmarkStart w:id="4" w:name="_Toc243083357"/>
       <w:r>
         <w:t>1.3 AS AVALIAÇÕES DO AIRBNB E O SEU CONTEÚDO</w:t>
       </w:r>
@@ -7114,7 +7114,7 @@
       <w:pPr>
         <w:pStyle w:val="Ttulo2"/>
       </w:pPr>
-      <w:bookmarkStart w:id="5" w:name="_Toc243082353"/>
+      <w:bookmarkStart w:id="5" w:name="_Toc243083358"/>
       <w:r>
         <w:t>1.4 DETERMINANTES DE PREÇO E DE REPUTAÇÃO</w:t>
       </w:r>
@@ -7138,7 +7138,7 @@
       <w:pPr>
         <w:pStyle w:val="Ttulo2"/>
       </w:pPr>
-      <w:bookmarkStart w:id="6" w:name="_Toc243082354"/>
+      <w:bookmarkStart w:id="6" w:name="_Toc243083359"/>
       <w:r>
         <w:t>1.5 ANÁLISE DE SENTIMENTO POR ASPECTO E MODELOS DE LINGUAGEM</w:t>
       </w:r>
@@ -7178,7 +7178,7 @@
       <w:pPr>
         <w:pStyle w:val="Ttulo2"/>
       </w:pPr>
-      <w:bookmarkStart w:id="7" w:name="_Toc243082355"/>
+      <w:bookmarkStart w:id="7" w:name="_Toc243083360"/>
       <w:r>
         <w:t>1.6 MODELAGEM DE TÓPICOS</w:t>
       </w:r>
@@ -7217,7 +7217,7 @@
       <w:pPr>
         <w:pStyle w:val="Ttulo2"/>
       </w:pPr>
-      <w:bookmarkStart w:id="8" w:name="_Toc243082356"/>
+      <w:bookmarkStart w:id="8" w:name="_Toc243083361"/>
       <w:r>
         <w:t>1.7 VALIDAÇÃO, CONCORDÂNCIA E IMPORTÂNCIA RELATIVA</w:t>
       </w:r>
@@ -7269,7 +7269,7 @@
       <w:pPr>
         <w:pStyle w:val="Ttulo2"/>
       </w:pPr>
-      <w:bookmarkStart w:id="9" w:name="_Toc243082357"/>
+      <w:bookmarkStart w:id="9" w:name="_Toc243083362"/>
       <w:r>
         <w:t>1.8 BUSCA BIBLIOGRÁFICA</w:t>
       </w:r>
@@ -7283,23 +7283,17 @@
         <w:t>A revisão de literatura foi apoiada em busca bibliográfica estruturada nas bases Scopus, Web of Science e Google Acadêmico, realizada entre maio e outubro de 2026. Foram combinados termos em português e inglês relacionados ao Airbnb, às avaliações de hóspedes, à análise de sentimento por aspecto e à modelagem de tópicos. Para investigar a produção sobre o recorte geográfico, realizaram-se consultas específicas com “Airbnb” e “Rio de Janeiro”, posteriormente combinadas com termos de análise textual. Outras c</w:t>
       </w:r>
       <w:r>
-        <w:t xml:space="preserve">onsultas trataram da compressão das notas, da validação da análise por aspecto, da modelagem de tópicos e da teoria dos três fatores. Foram considerados artigos, dissertações e teses </w:t>
-      </w:r>
-      <w:r>
-        <w:rPr>
-          <w:highlight w:val="yellow"/>
-        </w:rPr>
-        <w:t>[PENDENTE: período de publicação considerado]</w:t>
-      </w:r>
-      <w:r>
-        <w:t>, selecionando-se trabalhos pertinentes às perguntas da pesquisa e aos métodos empregados. Excluíram-se duplicatas e estudos sem relação direta com o escopo. A busca foi complementada pelo exame das referências e das citações dos trabalhos selecionados. O Apêndice C lista as principais consultas.</w:t>
+        <w:t>onsultas trataram da compressão das notas, da validação da análise por aspecto, da modelagem de tópicos e da teoria dos três fatores. Foram considerados artigos, dissertações e teses, sem restrição de período de publicação, selecionando-se trabalhos pertinentes às perguntas da pesquisa e aos métodos empregados. Excluíram-se duplicatas e estudos sem relação direta com o escopo. A busca foi complementada pelo exame das referências e das citações dos trabalhos selecionados. O Apêndice C lista as principais con</w:t>
+      </w:r>
+      <w:r>
+        <w:t>sultas.</w:t>
       </w:r>
     </w:p>
     <w:p>
       <w:pPr>
         <w:pStyle w:val="Ttulo2"/>
       </w:pPr>
-      <w:bookmarkStart w:id="10" w:name="_Toc243082358"/>
+      <w:bookmarkStart w:id="10" w:name="_Toc243083363"/>
       <w:r>
         <w:t>1.9 LACUNA</w:t>
       </w:r>
@@ -7328,7 +7322,7 @@
       <w:pPr>
         <w:pStyle w:val="Ttulo1"/>
       </w:pPr>
-      <w:bookmarkStart w:id="11" w:name="_Toc243082359"/>
+      <w:bookmarkStart w:id="11" w:name="_Toc243083364"/>
       <w:r>
         <w:lastRenderedPageBreak/>
         <w:t>2 DADOS E MÉTODO</w:t>
@@ -7349,7 +7343,7 @@
         <w:keepNext/>
         <w:spacing w:before="120" w:after="80"/>
       </w:pPr>
-      <w:bookmarkStart w:id="12" w:name="_Toc243082397"/>
+      <w:bookmarkStart w:id="12" w:name="_Toc243083402"/>
       <w:r>
         <w:rPr>
           <w:b w:val="0"/>
@@ -7420,7 +7414,7 @@
           <w:noProof/>
         </w:rPr>
         <w:drawing>
-          <wp:inline distT="0" distB="0" distL="0" distR="0" wp14:anchorId="06E09104" wp14:editId="7027F08F">
+          <wp:inline distT="0" distB="0" distL="0" distR="0" wp14:anchorId="67C80E38" wp14:editId="00D6620C">
             <wp:extent cx="5299200" cy="3821405"/>
             <wp:effectExtent l="0" t="0" r="0" b="0"/>
             <wp:docPr id="1" name="Picture 1"/>
@@ -7471,7 +7465,7 @@
       <w:pPr>
         <w:pStyle w:val="Ttulo2"/>
       </w:pPr>
-      <w:bookmarkStart w:id="13" w:name="_Toc243082360"/>
+      <w:bookmarkStart w:id="13" w:name="_Toc243083365"/>
       <w:r>
         <w:t>2.1 BASE E RECORTE</w:t>
       </w:r>
@@ -7521,7 +7515,7 @@
       <w:pPr>
         <w:pStyle w:val="Ttulo2"/>
       </w:pPr>
-      <w:bookmarkStart w:id="14" w:name="_Toc243082361"/>
+      <w:bookmarkStart w:id="14" w:name="_Toc243083366"/>
       <w:r>
         <w:t>2.2 ASPECTOS ÉTICOS, AMBIENTE DE EXECUÇÃO E DISPONIBILIDADE</w:t>
       </w:r>
@@ -7633,14 +7627,14 @@
         <w:t>https://github.com/reirasdev/airbnb-reviews-topic-modelling-code</w:t>
       </w:r>
       <w:r>
-        <w:t>), licenciado sob a GNU Affero General Public License v3.0 (AGPLv3).</w:t>
+        <w:t>), licenciado sob a GNU General Public License v3.0 (GPLv3).</w:t>
       </w:r>
     </w:p>
     <w:p>
       <w:pPr>
         <w:pStyle w:val="Ttulo2"/>
       </w:pPr>
-      <w:bookmarkStart w:id="15" w:name="_Toc243082362"/>
+      <w:bookmarkStart w:id="15" w:name="_Toc243083367"/>
       <w:r>
         <w:t>2.3 O QUE A BASE PERMITE MEDIR</w:t>
       </w:r>
@@ -7752,7 +7746,7 @@
       <w:pPr>
         <w:pStyle w:val="Ttulo2"/>
       </w:pPr>
-      <w:bookmarkStart w:id="16" w:name="_Toc243082363"/>
+      <w:bookmarkStart w:id="16" w:name="_Toc243083368"/>
       <w:r>
         <w:t>2.4 MEDIÇÃO DO SENTIMENTO</w:t>
       </w:r>
@@ -7926,7 +7920,7 @@
       <w:pPr>
         <w:pStyle w:val="Ttulo2"/>
       </w:pPr>
-      <w:bookmarkStart w:id="17" w:name="_Toc243082364"/>
+      <w:bookmarkStart w:id="17" w:name="_Toc243083369"/>
       <w:r>
         <w:t>2.5 TÓPICOS E ASPECTOS</w:t>
       </w:r>
@@ -8070,7 +8064,7 @@
       <w:pPr>
         <w:pStyle w:val="Ttulo2"/>
       </w:pPr>
-      <w:bookmarkStart w:id="18" w:name="_Toc243082365"/>
+      <w:bookmarkStart w:id="18" w:name="_Toc243083370"/>
       <w:r>
         <w:t>2.6 PERFIL POR ANÚNCIO</w:t>
       </w:r>
@@ -8090,7 +8084,7 @@
         <w:keepNext/>
         <w:spacing w:before="120" w:after="80"/>
       </w:pPr>
-      <w:bookmarkStart w:id="19" w:name="_Toc243082408"/>
+      <w:bookmarkStart w:id="19" w:name="_Toc243083413"/>
       <w:r>
         <w:rPr>
           <w:b w:val="0"/>
@@ -8924,7 +8918,7 @@
       <w:pPr>
         <w:pStyle w:val="Ttulo2"/>
       </w:pPr>
-      <w:bookmarkStart w:id="20" w:name="_Toc243082366"/>
+      <w:bookmarkStart w:id="20" w:name="_Toc243083371"/>
       <w:r>
         <w:t>2.7 DESENHO ANALÍTICO</w:t>
       </w:r>
@@ -9026,7 +9020,7 @@
       <w:pPr>
         <w:pStyle w:val="Ttulo1"/>
       </w:pPr>
-      <w:bookmarkStart w:id="21" w:name="_Toc243082367"/>
+      <w:bookmarkStart w:id="21" w:name="_Toc243083372"/>
       <w:r>
         <w:lastRenderedPageBreak/>
         <w:t>3 VALIDAÇÃO DA MEDIÇÃO</w:t>
@@ -9048,7 +9042,7 @@
       <w:pPr>
         <w:pStyle w:val="Ttulo2"/>
       </w:pPr>
-      <w:bookmarkStart w:id="22" w:name="_Toc243082368"/>
+      <w:bookmarkStart w:id="22" w:name="_Toc243083373"/>
       <w:r>
         <w:t>3.1 EVIDÊNCIA DIRETA: FRASES ROTULADAS</w:t>
       </w:r>
@@ -9079,7 +9073,7 @@
         <w:keepNext/>
         <w:spacing w:before="120" w:after="80"/>
       </w:pPr>
-      <w:bookmarkStart w:id="23" w:name="_Toc243082409"/>
+      <w:bookmarkStart w:id="23" w:name="_Toc243083414"/>
       <w:r>
         <w:rPr>
           <w:b w:val="0"/>
@@ -9773,7 +9767,7 @@
         <w:keepNext/>
         <w:spacing w:before="120" w:after="80"/>
       </w:pPr>
-      <w:bookmarkStart w:id="24" w:name="_Toc243082410"/>
+      <w:bookmarkStart w:id="24" w:name="_Toc243083415"/>
       <w:r>
         <w:rPr>
           <w:b w:val="0"/>
@@ -10381,7 +10375,7 @@
       <w:pPr>
         <w:pStyle w:val="Ttulo2"/>
       </w:pPr>
-      <w:bookmarkStart w:id="25" w:name="_Toc243082369"/>
+      <w:bookmarkStart w:id="25" w:name="_Toc243083374"/>
       <w:r>
         <w:t>3.2 CONCORDÂNCIA ENTRE OS DOIS MODELOS</w:t>
       </w:r>
@@ -10403,7 +10397,7 @@
       <w:pPr>
         <w:pStyle w:val="Ttulo2"/>
       </w:pPr>
-      <w:bookmarkStart w:id="26" w:name="_Toc243082370"/>
+      <w:bookmarkStart w:id="26" w:name="_Toc243083375"/>
       <w:r>
         <w:t>3.3 REGRA DE ESCOLHA FIXADA DE ANTEMÃO E MODELO PRINCIPAL</w:t>
       </w:r>
@@ -10424,7 +10418,7 @@
       <w:pPr>
         <w:pStyle w:val="Ttulo2"/>
       </w:pPr>
-      <w:bookmarkStart w:id="27" w:name="_Toc243082371"/>
+      <w:bookmarkStart w:id="27" w:name="_Toc243083376"/>
       <w:r>
         <w:t>3.4 VALIDADE DE CONSTRUTO: CONCORDÂNCIA COM AS SUBNOTAS OFICIAIS</w:t>
       </w:r>
@@ -10444,7 +10438,7 @@
         <w:keepNext/>
         <w:spacing w:before="120" w:after="80"/>
       </w:pPr>
-      <w:bookmarkStart w:id="28" w:name="_Toc243082411"/>
+      <w:bookmarkStart w:id="28" w:name="_Toc243083416"/>
       <w:r>
         <w:rPr>
           <w:b w:val="0"/>
@@ -11665,7 +11659,7 @@
       <w:pPr>
         <w:pStyle w:val="Ttulo2"/>
       </w:pPr>
-      <w:bookmarkStart w:id="29" w:name="_Toc243082372"/>
+      <w:bookmarkStart w:id="29" w:name="_Toc243083377"/>
       <w:r>
         <w:t>3.5 CHECAGEM COM UM SEGUNDO MÉTODO DE TÓPICOS E COM UM SEGUNDO ANOTADOR</w:t>
       </w:r>
@@ -11688,7 +11682,7 @@
         <w:keepNext/>
         <w:spacing w:before="120" w:after="80"/>
       </w:pPr>
-      <w:bookmarkStart w:id="30" w:name="_Toc243082412"/>
+      <w:bookmarkStart w:id="30" w:name="_Toc243083417"/>
       <w:r>
         <w:rPr>
           <w:b w:val="0"/>
@@ -12513,7 +12507,7 @@
       <w:pPr>
         <w:pStyle w:val="Ttulo2"/>
       </w:pPr>
-      <w:bookmarkStart w:id="31" w:name="_Toc243082373"/>
+      <w:bookmarkStart w:id="31" w:name="_Toc243083378"/>
       <w:r>
         <w:t>3.6 CLASSIFICAÇÃO DOS ASPECTOS</w:t>
       </w:r>
@@ -12564,7 +12558,7 @@
         <w:keepNext/>
         <w:spacing w:before="120" w:after="80"/>
       </w:pPr>
-      <w:bookmarkStart w:id="32" w:name="_Toc243082413"/>
+      <w:bookmarkStart w:id="32" w:name="_Toc243083418"/>
       <w:r>
         <w:rPr>
           <w:b w:val="0"/>
@@ -14209,7 +14203,7 @@
       <w:pPr>
         <w:pStyle w:val="Ttulo1"/>
       </w:pPr>
-      <w:bookmarkStart w:id="33" w:name="_Toc243082374"/>
+      <w:bookmarkStart w:id="33" w:name="_Toc243083379"/>
       <w:r>
         <w:lastRenderedPageBreak/>
         <w:t>4 O QUE O TEXTO REVELA SOBRE A NOTA</w:t>
@@ -14228,7 +14222,7 @@
       <w:pPr>
         <w:pStyle w:val="Ttulo2"/>
       </w:pPr>
-      <w:bookmarkStart w:id="34" w:name="_Toc243082375"/>
+      <w:bookmarkStart w:id="34" w:name="_Toc243083380"/>
       <w:r>
         <w:t>4.1 IMPORTÂNCIA DOS ASPECTOS</w:t>
       </w:r>
@@ -14278,7 +14272,7 @@
         <w:keepNext/>
         <w:spacing w:before="120" w:after="80"/>
       </w:pPr>
-      <w:bookmarkStart w:id="35" w:name="_Toc243082414"/>
+      <w:bookmarkStart w:id="35" w:name="_Toc243083419"/>
       <w:r>
         <w:rPr>
           <w:b w:val="0"/>
@@ -15271,7 +15265,7 @@
         <w:keepNext/>
         <w:spacing w:before="120" w:after="80"/>
       </w:pPr>
-      <w:bookmarkStart w:id="36" w:name="_Toc243082398"/>
+      <w:bookmarkStart w:id="36" w:name="_Toc243083403"/>
       <w:r>
         <w:rPr>
           <w:b w:val="0"/>
@@ -15369,7 +15363,7 @@
           <w:noProof/>
         </w:rPr>
         <w:drawing>
-          <wp:inline distT="0" distB="0" distL="0" distR="0" wp14:anchorId="4744A14C" wp14:editId="2EECCA7C">
+          <wp:inline distT="0" distB="0" distL="0" distR="0" wp14:anchorId="3B7C28D2" wp14:editId="2536DE8D">
             <wp:extent cx="5472000" cy="3323018"/>
             <wp:effectExtent l="0" t="0" r="0" b="0"/>
             <wp:docPr id="2" name="Picture 2"/>
@@ -15456,7 +15450,7 @@
         <w:keepNext/>
         <w:spacing w:before="120" w:after="80"/>
       </w:pPr>
-      <w:bookmarkStart w:id="37" w:name="_Toc243082415"/>
+      <w:bookmarkStart w:id="37" w:name="_Toc243083420"/>
       <w:r>
         <w:rPr>
           <w:b w:val="0"/>
@@ -16556,7 +16550,7 @@
         <w:keepNext/>
         <w:spacing w:before="120" w:after="80"/>
       </w:pPr>
-      <w:bookmarkStart w:id="38" w:name="_Toc243082416"/>
+      <w:bookmarkStart w:id="38" w:name="_Toc243083421"/>
       <w:r>
         <w:rPr>
           <w:b w:val="0"/>
@@ -17896,7 +17890,7 @@
       <w:pPr>
         <w:pStyle w:val="Ttulo2"/>
       </w:pPr>
-      <w:bookmarkStart w:id="39" w:name="_Toc243082376"/>
+      <w:bookmarkStart w:id="39" w:name="_Toc243083381"/>
       <w:r>
         <w:lastRenderedPageBreak/>
         <w:t>4.2 QUEIXAS E ELOGIOS POR TÓPICO</w:t>
@@ -17929,7 +17923,7 @@
         <w:keepNext/>
         <w:spacing w:before="120" w:after="80"/>
       </w:pPr>
-      <w:bookmarkStart w:id="40" w:name="_Toc243082417"/>
+      <w:bookmarkStart w:id="40" w:name="_Toc243083422"/>
       <w:r>
         <w:rPr>
           <w:b w:val="0"/>
@@ -19159,7 +19153,7 @@
         <w:keepNext/>
         <w:spacing w:before="120" w:after="80"/>
       </w:pPr>
-      <w:bookmarkStart w:id="41" w:name="_Toc243082418"/>
+      <w:bookmarkStart w:id="41" w:name="_Toc243083423"/>
       <w:r>
         <w:rPr>
           <w:b w:val="0"/>
@@ -19884,7 +19878,7 @@
         <w:keepNext/>
         <w:spacing w:before="120" w:after="80"/>
       </w:pPr>
-      <w:bookmarkStart w:id="42" w:name="_Toc243082399"/>
+      <w:bookmarkStart w:id="42" w:name="_Toc243083404"/>
       <w:r>
         <w:rPr>
           <w:b w:val="0"/>
@@ -19955,7 +19949,7 @@
           <w:noProof/>
         </w:rPr>
         <w:drawing>
-          <wp:inline distT="0" distB="0" distL="0" distR="0" wp14:anchorId="4D20C3C6" wp14:editId="7D035CC4">
+          <wp:inline distT="0" distB="0" distL="0" distR="0" wp14:anchorId="4504997E" wp14:editId="5C81618B">
             <wp:extent cx="5472000" cy="5107200"/>
             <wp:effectExtent l="0" t="0" r="0" b="0"/>
             <wp:docPr id="3" name="Picture 3"/>
@@ -20057,7 +20051,7 @@
       <w:pPr>
         <w:pStyle w:val="Ttulo2"/>
       </w:pPr>
-      <w:bookmarkStart w:id="43" w:name="_Toc243082377"/>
+      <w:bookmarkStart w:id="43" w:name="_Toc243083382"/>
       <w:r>
         <w:t>4.3 CUIDADOS DE INTERPRETAÇÃO</w:t>
       </w:r>
@@ -20075,7 +20069,7 @@
       <w:pPr>
         <w:pStyle w:val="Ttulo1"/>
       </w:pPr>
-      <w:bookmarkStart w:id="44" w:name="_Toc243082378"/>
+      <w:bookmarkStart w:id="44" w:name="_Toc243083383"/>
       <w:r>
         <w:lastRenderedPageBreak/>
         <w:t>5 APLICAÇÃO: DIAGNÓSTICO POR ANÚNCIO</w:t>
@@ -20129,7 +20123,7 @@
         <w:keepNext/>
         <w:spacing w:before="120" w:after="80"/>
       </w:pPr>
-      <w:bookmarkStart w:id="45" w:name="_Toc243082400"/>
+      <w:bookmarkStart w:id="45" w:name="_Toc243083405"/>
       <w:r>
         <w:rPr>
           <w:b w:val="0"/>
@@ -20201,7 +20195,7 @@
           <w:noProof/>
         </w:rPr>
         <w:drawing>
-          <wp:inline distT="0" distB="0" distL="0" distR="0" wp14:anchorId="050AC33E" wp14:editId="08F0D4B4">
+          <wp:inline distT="0" distB="0" distL="0" distR="0" wp14:anchorId="6A880B7A" wp14:editId="002D3C70">
             <wp:extent cx="5760000" cy="6926400"/>
             <wp:effectExtent l="0" t="0" r="0" b="0"/>
             <wp:docPr id="4" name="Picture 4"/>
@@ -20252,7 +20246,7 @@
       <w:pPr>
         <w:pStyle w:val="Ttulo2"/>
       </w:pPr>
-      <w:bookmarkStart w:id="46" w:name="_Toc243082379"/>
+      <w:bookmarkStart w:id="46" w:name="_Toc243083384"/>
       <w:r>
         <w:t>5.1 PRODUTO TÉCNICO</w:t>
       </w:r>
@@ -20415,7 +20409,7 @@
         <w:t>https://github.com/reirasdev/airbnb-reviews-topic-modelling-code</w:t>
       </w:r>
       <w:r>
-        <w:t>, licenciado sob a GNU Affero General Public License v3.0 (AGPLv3). Os dados de origem estão sob a licença CC BY 4.0 do Inside Airbnb.</w:t>
+        <w:t>, licenciado sob a GNU General Public License v3.0 (GPLv3).Os dados de origem estão sob a licença CC BY 4.0 do Inside Airbnb.</w:t>
       </w:r>
     </w:p>
     <w:p>
@@ -20443,23 +20437,17 @@
         <w:t>Categoria e critérios da CAPES.</w:t>
       </w:r>
       <w:r>
-        <w:t xml:space="preserve"> Na taxonomia geral de produtos técnicos e tecnológicos da CAPES, a ferramenta se enquadra como software ou aplicativo (programa de computador). </w:t>
-      </w:r>
-      <w:r>
-        <w:rPr>
-          <w:highlight w:val="yellow"/>
-        </w:rPr>
-        <w:t>[PENDENTE: confirmar o enquadramento e o subtipo no documento da Área Interdisciplinar (área 45), à qual o programa pertence.]</w:t>
-      </w:r>
-      <w:r>
-        <w:t xml:space="preserve"> A aderência, critério obrigatório, decorre do vínculo com a área de concentração em Sistemas de Engenharia e com a linha de pesquisa Modelagem Computacional. A demanda é espontânea, pois o produto nasceu do problema descrito na Introdução, sem solicitação externa. A replicabilidade é possível, porque o código é aberto e os dados de origem são públicos. A inovação resulta da combinação de </w:t>
+        <w:t xml:space="preserve"> Na taxonomia geral de produtos técnicos e tecnológicos da CAPES, a ferramenta se enquadra como software ou aplicativo (programa de computador). Esse enquadramento é compatível com a categoria “Software/Aplicativo (Programa de computador)”, prevista na Ficha de Avaliação da Área Interdisciplinar (Área 45) para o quadriênio 2025–2028. O produto consiste em um programa que utiliza as tabelas produzidas pelo estudo para gerar relatórios de diagnóstico por anúncio, destinados ao apoio à gestão de hospedagens. A</w:t>
+      </w:r>
+      <w:r>
+        <w:t xml:space="preserve"> aderência, critério obrigatório, decorre do vínculo com a área de concentração em Sistemas de Engenharia e com a linha de pesquisa Modelagem Computacional. A demanda é espontânea, pois o produto nasceu do problema descrito na </w:t>
       </w:r>
       <w:r>
         <w:lastRenderedPageBreak/>
-        <w:t>métodos já estabelecidos (classificadores de sentimento, modelagem de tópicos e decomposição da importância) em um diagn</w:t>
-      </w:r>
-      <w:r>
-        <w:t>óstico por anúncio. O impacto é potencial.</w:t>
+        <w:t>Introdução, sem solicitação externa. A replicabilidade é possível, porque o código é aberto e os dados de origem são públicos. A inovação resulta da combinação de métodos já estabelecidos (classificadores de sentimento, modelagem de tópicos e decomposição da importância) em um diagnós</w:t>
+      </w:r>
+      <w:r>
+        <w:t>tico por anúncio. O impacto é potencial.</w:t>
       </w:r>
     </w:p>
     <w:p>
@@ -20480,7 +20468,7 @@
       <w:pPr>
         <w:pStyle w:val="Ttulo1"/>
       </w:pPr>
-      <w:bookmarkStart w:id="47" w:name="_Toc243082380"/>
+      <w:bookmarkStart w:id="47" w:name="_Toc243083385"/>
       <w:r>
         <w:lastRenderedPageBreak/>
         <w:t>6 UM ÍNDICE ÚNICO ACRESCENTA ALGO?</w:t>
@@ -20499,7 +20487,7 @@
       <w:pPr>
         <w:pStyle w:val="Ttulo2"/>
       </w:pPr>
-      <w:bookmarkStart w:id="48" w:name="_Toc243082381"/>
+      <w:bookmarkStart w:id="48" w:name="_Toc243083386"/>
       <w:r>
         <w:t>6.1 CONSTRUÇÃO DO ÍNDICE</w:t>
       </w:r>
@@ -20555,7 +20543,7 @@
       <w:pPr>
         <w:pStyle w:val="Ttulo2"/>
       </w:pPr>
-      <w:bookmarkStart w:id="49" w:name="_Toc243082382"/>
+      <w:bookmarkStart w:id="49" w:name="_Toc243083387"/>
       <w:r>
         <w:t>6.2 COMPRESSÃO DA NOTA OFICIAL E REORDENAMENTO</w:t>
       </w:r>
@@ -20575,7 +20563,7 @@
         <w:keepNext/>
         <w:spacing w:before="120" w:after="80"/>
       </w:pPr>
-      <w:bookmarkStart w:id="50" w:name="_Toc243082401"/>
+      <w:bookmarkStart w:id="50" w:name="_Toc243083406"/>
       <w:r>
         <w:rPr>
           <w:b w:val="0"/>
@@ -20655,7 +20643,7 @@
           <w:noProof/>
         </w:rPr>
         <w:drawing>
-          <wp:inline distT="0" distB="0" distL="0" distR="0" wp14:anchorId="1A1CB331" wp14:editId="5A13224F">
+          <wp:inline distT="0" distB="0" distL="0" distR="0" wp14:anchorId="6274447D" wp14:editId="21746B45">
             <wp:extent cx="5472000" cy="2485408"/>
             <wp:effectExtent l="0" t="0" r="0" b="0"/>
             <wp:docPr id="5" name="Picture 5"/>
@@ -20719,7 +20707,7 @@
         <w:keepNext/>
         <w:spacing w:before="120" w:after="80"/>
       </w:pPr>
-      <w:bookmarkStart w:id="51" w:name="_Toc243082419"/>
+      <w:bookmarkStart w:id="51" w:name="_Toc243083424"/>
       <w:r>
         <w:rPr>
           <w:b w:val="0"/>
@@ -21244,7 +21232,7 @@
       <w:pPr>
         <w:pStyle w:val="Ttulo2"/>
       </w:pPr>
-      <w:bookmarkStart w:id="52" w:name="_Toc243082383"/>
+      <w:bookmarkStart w:id="52" w:name="_Toc243083388"/>
       <w:r>
         <w:t>6.3 PODER EXPLICATIVO SOBRE OS ÍNDICES DE VOLUME</w:t>
       </w:r>
@@ -21298,7 +21286,7 @@
         <w:keepNext/>
         <w:spacing w:before="120" w:after="80"/>
       </w:pPr>
-      <w:bookmarkStart w:id="53" w:name="_Toc243082420"/>
+      <w:bookmarkStart w:id="53" w:name="_Toc243083425"/>
       <w:r>
         <w:rPr>
           <w:b w:val="0"/>
@@ -22300,7 +22288,7 @@
       <w:pPr>
         <w:pStyle w:val="Ttulo2"/>
       </w:pPr>
-      <w:bookmarkStart w:id="54" w:name="_Toc243082384"/>
+      <w:bookmarkStart w:id="54" w:name="_Toc243083389"/>
       <w:r>
         <w:lastRenderedPageBreak/>
         <w:t>6.4 MONOTONICIDADE E REORDENAMENTO</w:t>
@@ -22321,7 +22309,7 @@
         <w:keepNext/>
         <w:spacing w:before="120" w:after="80"/>
       </w:pPr>
-      <w:bookmarkStart w:id="55" w:name="_Toc243082421"/>
+      <w:bookmarkStart w:id="55" w:name="_Toc243083426"/>
       <w:r>
         <w:rPr>
           <w:b w:val="0"/>
@@ -23179,7 +23167,7 @@
       <w:pPr>
         <w:pStyle w:val="Ttulo2"/>
       </w:pPr>
-      <w:bookmarkStart w:id="56" w:name="_Toc243082385"/>
+      <w:bookmarkStart w:id="56" w:name="_Toc243083390"/>
       <w:r>
         <w:t>6.5 SENSIBILIDADE</w:t>
       </w:r>
@@ -23223,7 +23211,7 @@
       <w:pPr>
         <w:pStyle w:val="Ttulo2"/>
       </w:pPr>
-      <w:bookmarkStart w:id="57" w:name="_Toc243082386"/>
+      <w:bookmarkStart w:id="57" w:name="_Toc243083391"/>
       <w:r>
         <w:lastRenderedPageBreak/>
         <w:t>6.6 COMO LER O RESULTADO</w:t>
@@ -23245,7 +23233,7 @@
       <w:pPr>
         <w:pStyle w:val="Ttulo1"/>
       </w:pPr>
-      <w:bookmarkStart w:id="58" w:name="_Toc243082387"/>
+      <w:bookmarkStart w:id="58" w:name="_Toc243083392"/>
       <w:r>
         <w:lastRenderedPageBreak/>
         <w:t>7 DISCUSSÃO E LIMITAÇÕES</w:t>
@@ -23256,7 +23244,7 @@
       <w:pPr>
         <w:pStyle w:val="Ttulo2"/>
       </w:pPr>
-      <w:bookmarkStart w:id="59" w:name="_Toc243082388"/>
+      <w:bookmarkStart w:id="59" w:name="_Toc243083393"/>
       <w:r>
         <w:t>7.1 OS RESULTADOS À LUZ DA LITERATURA</w:t>
       </w:r>
@@ -23326,7 +23314,7 @@
       <w:pPr>
         <w:pStyle w:val="Ttulo2"/>
       </w:pPr>
-      <w:bookmarkStart w:id="60" w:name="_Toc243082389"/>
+      <w:bookmarkStart w:id="60" w:name="_Toc243083394"/>
       <w:r>
         <w:t>7.2 IMPLICAÇÕES PARA ANFITRIÕES E EMPRESAS GESTORAS</w:t>
       </w:r>
@@ -23347,7 +23335,7 @@
       <w:pPr>
         <w:pStyle w:val="Ttulo2"/>
       </w:pPr>
-      <w:bookmarkStart w:id="61" w:name="_Toc243082390"/>
+      <w:bookmarkStart w:id="61" w:name="_Toc243083395"/>
       <w:r>
         <w:t>7.3 LIMITAÇÕES</w:t>
       </w:r>
@@ -23432,7 +23420,7 @@
         <w:pStyle w:val="Ttulo1"/>
         <w:jc w:val="center"/>
       </w:pPr>
-      <w:bookmarkStart w:id="62" w:name="_Toc243082391"/>
+      <w:bookmarkStart w:id="62" w:name="_Toc243083396"/>
       <w:r>
         <w:lastRenderedPageBreak/>
         <w:t>CONCLUSÕES</w:t>
@@ -23537,7 +23525,7 @@
         <w:pStyle w:val="Ttulo1"/>
         <w:jc w:val="center"/>
       </w:pPr>
-      <w:bookmarkStart w:id="63" w:name="_Toc243082392"/>
+      <w:bookmarkStart w:id="63" w:name="_Toc243083397"/>
       <w:r>
         <w:lastRenderedPageBreak/>
         <w:t>REFERÊNCIAS</w:t>
@@ -24855,7 +24843,7 @@
         <w:pStyle w:val="Ttulo1"/>
         <w:jc w:val="center"/>
       </w:pPr>
-      <w:bookmarkStart w:id="64" w:name="_Toc243082393"/>
+      <w:bookmarkStart w:id="64" w:name="_Toc243083398"/>
       <w:r>
         <w:lastRenderedPageBreak/>
         <w:t>APÊNDICE A – REGISTRO DATADO DA REGRA DE ESCOLHA DO MODELO PRINCIPAL</w:t>
@@ -24920,7 +24908,7 @@
         <w:keepNext/>
         <w:spacing w:before="120" w:after="80"/>
       </w:pPr>
-      <w:bookmarkStart w:id="65" w:name="_Toc243082422"/>
+      <w:bookmarkStart w:id="65" w:name="_Toc243083427"/>
       <w:r>
         <w:rPr>
           <w:b w:val="0"/>
@@ -25464,7 +25452,7 @@
         <w:pStyle w:val="Ttulo1"/>
         <w:jc w:val="center"/>
       </w:pPr>
-      <w:bookmarkStart w:id="66" w:name="_Toc243082394"/>
+      <w:bookmarkStart w:id="66" w:name="_Toc243083399"/>
       <w:r>
         <w:lastRenderedPageBreak/>
         <w:t>APÊNDICE B – RELATÓRIOS DE DIAGNÓSTICO DOS TRÊS EXEMPLOS</w:t>
@@ -25485,7 +25473,7 @@
         <w:keepNext/>
         <w:spacing w:before="120" w:after="80"/>
       </w:pPr>
-      <w:bookmarkStart w:id="67" w:name="_Toc243082402"/>
+      <w:bookmarkStart w:id="67" w:name="_Toc243083407"/>
       <w:r>
         <w:rPr>
           <w:b w:val="0"/>
@@ -25564,7 +25552,7 @@
           <w:noProof/>
         </w:rPr>
         <w:drawing>
-          <wp:inline distT="0" distB="0" distL="0" distR="0" wp14:anchorId="2B1823CA" wp14:editId="5821D638">
+          <wp:inline distT="0" distB="0" distL="0" distR="0" wp14:anchorId="0A440199" wp14:editId="6DFE01A7">
             <wp:extent cx="5760000" cy="5348160"/>
             <wp:effectExtent l="0" t="0" r="0" b="0"/>
             <wp:docPr id="6" name="Picture 6"/>
@@ -25617,7 +25605,7 @@
         <w:keepNext/>
         <w:spacing w:before="120" w:after="80"/>
       </w:pPr>
-      <w:bookmarkStart w:id="68" w:name="_Toc243082403"/>
+      <w:bookmarkStart w:id="68" w:name="_Toc243083408"/>
       <w:r>
         <w:rPr>
           <w:b w:val="0"/>
@@ -25689,7 +25677,7 @@
           <w:noProof/>
         </w:rPr>
         <w:drawing>
-          <wp:inline distT="0" distB="0" distL="0" distR="0" wp14:anchorId="25241A61" wp14:editId="7514D4A0">
+          <wp:inline distT="0" distB="0" distL="0" distR="0" wp14:anchorId="449250EA" wp14:editId="3C36F48E">
             <wp:extent cx="5760000" cy="4708800"/>
             <wp:effectExtent l="0" t="0" r="0" b="0"/>
             <wp:docPr id="7" name="Picture 7"/>
@@ -25742,7 +25730,7 @@
         <w:keepNext/>
         <w:spacing w:before="120" w:after="80"/>
       </w:pPr>
-      <w:bookmarkStart w:id="69" w:name="_Toc243082404"/>
+      <w:bookmarkStart w:id="69" w:name="_Toc243083409"/>
       <w:r>
         <w:rPr>
           <w:b w:val="0"/>
@@ -25814,7 +25802,7 @@
           <w:noProof/>
         </w:rPr>
         <w:drawing>
-          <wp:inline distT="0" distB="0" distL="0" distR="0" wp14:anchorId="3B2DF2B7" wp14:editId="6CC5223B">
+          <wp:inline distT="0" distB="0" distL="0" distR="0" wp14:anchorId="2350B35F" wp14:editId="69FDF76F">
             <wp:extent cx="5760000" cy="6926400"/>
             <wp:effectExtent l="0" t="0" r="0" b="0"/>
             <wp:docPr id="8" name="Picture 8"/>
@@ -25867,7 +25855,7 @@
         <w:keepNext/>
         <w:spacing w:before="120" w:after="80"/>
       </w:pPr>
-      <w:bookmarkStart w:id="70" w:name="_Toc243082405"/>
+      <w:bookmarkStart w:id="70" w:name="_Toc243083410"/>
       <w:r>
         <w:rPr>
           <w:b w:val="0"/>
@@ -25947,7 +25935,7 @@
           <w:noProof/>
         </w:rPr>
         <w:drawing>
-          <wp:inline distT="0" distB="0" distL="0" distR="0" wp14:anchorId="61BF23C6" wp14:editId="7CCC43F5">
+          <wp:inline distT="0" distB="0" distL="0" distR="0" wp14:anchorId="4F0A58CE" wp14:editId="5AFDBDDC">
             <wp:extent cx="5760000" cy="3729600"/>
             <wp:effectExtent l="0" t="0" r="0" b="0"/>
             <wp:docPr id="9" name="Picture 9"/>
@@ -26000,7 +25988,7 @@
         <w:keepNext/>
         <w:spacing w:before="120" w:after="80"/>
       </w:pPr>
-      <w:bookmarkStart w:id="71" w:name="_Toc243082406"/>
+      <w:bookmarkStart w:id="71" w:name="_Toc243083411"/>
       <w:r>
         <w:rPr>
           <w:b w:val="0"/>
@@ -26072,7 +26060,7 @@
           <w:noProof/>
         </w:rPr>
         <w:drawing>
-          <wp:inline distT="0" distB="0" distL="0" distR="0" wp14:anchorId="435816D3" wp14:editId="25706A34">
+          <wp:inline distT="0" distB="0" distL="0" distR="0" wp14:anchorId="536997C2" wp14:editId="14EFCA77">
             <wp:extent cx="5760000" cy="5785920"/>
             <wp:effectExtent l="0" t="0" r="0" b="0"/>
             <wp:docPr id="10" name="Picture 10"/>
@@ -26125,7 +26113,7 @@
         <w:keepNext/>
         <w:spacing w:before="120" w:after="80"/>
       </w:pPr>
-      <w:bookmarkStart w:id="72" w:name="_Toc243082407"/>
+      <w:bookmarkStart w:id="72" w:name="_Toc243083412"/>
       <w:r>
         <w:rPr>
           <w:b w:val="0"/>
@@ -26197,7 +26185,7 @@
           <w:noProof/>
         </w:rPr>
         <w:drawing>
-          <wp:inline distT="0" distB="0" distL="0" distR="0" wp14:anchorId="64A726A7" wp14:editId="7B82C5BB">
+          <wp:inline distT="0" distB="0" distL="0" distR="0" wp14:anchorId="4E36FAAA" wp14:editId="2E3B37E1">
             <wp:extent cx="5760000" cy="3729600"/>
             <wp:effectExtent l="0" t="0" r="0" b="0"/>
             <wp:docPr id="11" name="Picture 11"/>
@@ -26249,7 +26237,7 @@
         <w:pStyle w:val="Ttulo1"/>
         <w:jc w:val="center"/>
       </w:pPr>
-      <w:bookmarkStart w:id="73" w:name="_Toc243082395"/>
+      <w:bookmarkStart w:id="73" w:name="_Toc243083400"/>
       <w:r>
         <w:lastRenderedPageBreak/>
         <w:t>APÊNDICE C – ESTRATÉGIAS DE BUSCA BIBLIOGRÁFICA</w:t>
@@ -26270,7 +26258,7 @@
         <w:keepNext/>
         <w:spacing w:before="120" w:after="80"/>
       </w:pPr>
-      <w:bookmarkStart w:id="74" w:name="_Toc243082423"/>
+      <w:bookmarkStart w:id="74" w:name="_Toc243083428"/>
       <w:r>
         <w:rPr>
           <w:b w:val="0"/>
@@ -27207,7 +27195,7 @@
         <w:pStyle w:val="Ttulo1"/>
         <w:jc w:val="center"/>
       </w:pPr>
-      <w:bookmarkStart w:id="75" w:name="_Toc243082396"/>
+      <w:bookmarkStart w:id="75" w:name="_Toc243083401"/>
       <w:r>
         <w:lastRenderedPageBreak/>
         <w:t xml:space="preserve">APÊNDICE D – GANHO DE </w:t>
@@ -27243,7 +27231,7 @@
         <w:keepNext/>
         <w:spacing w:before="120" w:after="80"/>
       </w:pPr>
-      <w:bookmarkStart w:id="76" w:name="_Toc243082424"/>
+      <w:bookmarkStart w:id="76" w:name="_Toc243083429"/>
       <w:r>
         <w:rPr>
           <w:b w:val="0"/>
@@ -29388,31 +29376,31 @@
       </w:rPr>
     </w:lvl>
   </w:abstractNum>
-  <w:num w:numId="1" w16cid:durableId="143398777">
+  <w:num w:numId="1" w16cid:durableId="2061590716">
     <w:abstractNumId w:val="8"/>
   </w:num>
-  <w:num w:numId="2" w16cid:durableId="814680589">
+  <w:num w:numId="2" w16cid:durableId="1632634619">
     <w:abstractNumId w:val="6"/>
   </w:num>
-  <w:num w:numId="3" w16cid:durableId="1690567420">
+  <w:num w:numId="3" w16cid:durableId="2041583033">
     <w:abstractNumId w:val="5"/>
   </w:num>
-  <w:num w:numId="4" w16cid:durableId="1324041843">
+  <w:num w:numId="4" w16cid:durableId="244413309">
     <w:abstractNumId w:val="4"/>
   </w:num>
-  <w:num w:numId="5" w16cid:durableId="267665611">
+  <w:num w:numId="5" w16cid:durableId="1488471170">
     <w:abstractNumId w:val="7"/>
   </w:num>
-  <w:num w:numId="6" w16cid:durableId="1128665790">
+  <w:num w:numId="6" w16cid:durableId="1079711288">
     <w:abstractNumId w:val="3"/>
   </w:num>
-  <w:num w:numId="7" w16cid:durableId="138308643">
+  <w:num w:numId="7" w16cid:durableId="278806398">
     <w:abstractNumId w:val="2"/>
   </w:num>
-  <w:num w:numId="8" w16cid:durableId="253369330">
+  <w:num w:numId="8" w16cid:durableId="1365986081">
     <w:abstractNumId w:val="1"/>
   </w:num>
-  <w:num w:numId="9" w16cid:durableId="1207722297">
+  <w:num w:numId="9" w16cid:durableId="1241256449">
     <w:abstractNumId w:val="0"/>
   </w:num>
 </w:numbering>
@@ -40836,14 +40824,14 @@
     <w:next w:val="Normal"/>
     <w:uiPriority w:val="99"/>
     <w:unhideWhenUsed/>
-    <w:rsid w:val="005F462B"/>
+    <w:rsid w:val="00324579"/>
   </w:style>
   <w:style w:type="character" w:styleId="Hyperlink">
     <w:name w:val="Hyperlink"/>
     <w:basedOn w:val="Fontepargpadro"/>
     <w:uiPriority w:val="99"/>
     <w:unhideWhenUsed/>
-    <w:rsid w:val="005F462B"/>
+    <w:rsid w:val="00324579"/>
     <w:rPr>
       <w:color w:val="0000FF" w:themeColor="hyperlink"/>
       <w:u w:val="single"/>
@@ -40856,7 +40844,7 @@
     <w:autoRedefine/>
     <w:uiPriority w:val="39"/>
     <w:unhideWhenUsed/>
-    <w:rsid w:val="005F462B"/>
+    <w:rsid w:val="00324579"/>
     <w:pPr>
       <w:spacing w:after="100"/>
     </w:pPr>
@@ -40868,7 +40856,7 @@
     <w:autoRedefine/>
     <w:uiPriority w:val="39"/>
     <w:unhideWhenUsed/>
-    <w:rsid w:val="005F462B"/>
+    <w:rsid w:val="00324579"/>
     <w:pPr>
       <w:spacing w:after="100"/>
       <w:ind w:left="240"/>

--- a/redacao/UCP/saida/Raphael_Eiras-Decomposicao_por_aspecto_do_sentimento_em_avaliacoes_do_airbnb_rj-ucp_2026-UCP.docx
+++ b/redacao/UCP/saida/Raphael_Eiras-Decomposicao_por_aspecto_do_sentimento_em_avaliacoes_do_airbnb_rj-ucp_2026-UCP.docx
@@ -504,7 +504,7 @@
       <w:r>
         <w:fldChar w:fldCharType="separate"/>
       </w:r>
-      <w:hyperlink w:anchor="_Toc243083402" w:history="1">
+      <w:hyperlink w:anchor="_Toc243083873" w:history="1">
         <w:r>
           <w:rPr>
             <w:rStyle w:val="Hyperlink"/>
@@ -531,7 +531,7 @@
             <w:noProof/>
             <w:webHidden/>
           </w:rPr>
-          <w:instrText xml:space="preserve"> PAGEREF _Toc243083402 \h </w:instrText>
+          <w:instrText xml:space="preserve"> PAGEREF _Toc243083873 \h </w:instrText>
         </w:r>
         <w:r>
           <w:rPr>
@@ -577,7 +577,7 @@
           <w14:ligatures w14:val="standardContextual"/>
         </w:rPr>
       </w:pPr>
-      <w:hyperlink w:anchor="_Toc243083403" w:history="1">
+      <w:hyperlink w:anchor="_Toc243083874" w:history="1">
         <w:r>
           <w:rPr>
             <w:rStyle w:val="Hyperlink"/>
@@ -627,7 +627,7 @@
             <w:noProof/>
             <w:webHidden/>
           </w:rPr>
-          <w:instrText xml:space="preserve"> PAGEREF _Toc243083403 \h </w:instrText>
+          <w:instrText xml:space="preserve"> PAGEREF _Toc243083874 \h </w:instrText>
         </w:r>
         <w:r>
           <w:rPr>
@@ -673,7 +673,7 @@
           <w14:ligatures w14:val="standardContextual"/>
         </w:rPr>
       </w:pPr>
-      <w:hyperlink w:anchor="_Toc243083404" w:history="1">
+      <w:hyperlink w:anchor="_Toc243083875" w:history="1">
         <w:r>
           <w:rPr>
             <w:rStyle w:val="Hyperlink"/>
@@ -700,7 +700,7 @@
             <w:noProof/>
             <w:webHidden/>
           </w:rPr>
-          <w:instrText xml:space="preserve"> PAGEREF _Toc243083404 \h </w:instrText>
+          <w:instrText xml:space="preserve"> PAGEREF _Toc243083875 \h </w:instrText>
         </w:r>
         <w:r>
           <w:rPr>
@@ -746,7 +746,7 @@
           <w14:ligatures w14:val="standardContextual"/>
         </w:rPr>
       </w:pPr>
-      <w:hyperlink w:anchor="_Toc243083405" w:history="1">
+      <w:hyperlink w:anchor="_Toc243083876" w:history="1">
         <w:r>
           <w:rPr>
             <w:rStyle w:val="Hyperlink"/>
@@ -773,7 +773,7 @@
             <w:noProof/>
             <w:webHidden/>
           </w:rPr>
-          <w:instrText xml:space="preserve"> PAGEREF _Toc243083405 \h </w:instrText>
+          <w:instrText xml:space="preserve"> PAGEREF _Toc243083876 \h </w:instrText>
         </w:r>
         <w:r>
           <w:rPr>
@@ -819,7 +819,7 @@
           <w14:ligatures w14:val="standardContextual"/>
         </w:rPr>
       </w:pPr>
-      <w:hyperlink w:anchor="_Toc243083406" w:history="1">
+      <w:hyperlink w:anchor="_Toc243083877" w:history="1">
         <w:r>
           <w:rPr>
             <w:rStyle w:val="Hyperlink"/>
@@ -846,7 +846,7 @@
             <w:noProof/>
             <w:webHidden/>
           </w:rPr>
-          <w:instrText xml:space="preserve"> PAGEREF _Toc243083406 \h </w:instrText>
+          <w:instrText xml:space="preserve"> PAGEREF _Toc243083877 \h </w:instrText>
         </w:r>
         <w:r>
           <w:rPr>
@@ -892,7 +892,7 @@
           <w14:ligatures w14:val="standardContextual"/>
         </w:rPr>
       </w:pPr>
-      <w:hyperlink w:anchor="_Toc243083407" w:history="1">
+      <w:hyperlink w:anchor="_Toc243083878" w:history="1">
         <w:r>
           <w:rPr>
             <w:rStyle w:val="Hyperlink"/>
@@ -919,7 +919,7 @@
             <w:noProof/>
             <w:webHidden/>
           </w:rPr>
-          <w:instrText xml:space="preserve"> PAGEREF _Toc243083407 \h </w:instrText>
+          <w:instrText xml:space="preserve"> PAGEREF _Toc243083878 \h </w:instrText>
         </w:r>
         <w:r>
           <w:rPr>
@@ -965,7 +965,7 @@
           <w14:ligatures w14:val="standardContextual"/>
         </w:rPr>
       </w:pPr>
-      <w:hyperlink w:anchor="_Toc243083408" w:history="1">
+      <w:hyperlink w:anchor="_Toc243083879" w:history="1">
         <w:r>
           <w:rPr>
             <w:rStyle w:val="Hyperlink"/>
@@ -992,7 +992,7 @@
             <w:noProof/>
             <w:webHidden/>
           </w:rPr>
-          <w:instrText xml:space="preserve"> PAGEREF _Toc243083408 \h </w:instrText>
+          <w:instrText xml:space="preserve"> PAGEREF _Toc243083879 \h </w:instrText>
         </w:r>
         <w:r>
           <w:rPr>
@@ -1038,7 +1038,7 @@
           <w14:ligatures w14:val="standardContextual"/>
         </w:rPr>
       </w:pPr>
-      <w:hyperlink w:anchor="_Toc243083409" w:history="1">
+      <w:hyperlink w:anchor="_Toc243083880" w:history="1">
         <w:r>
           <w:rPr>
             <w:rStyle w:val="Hyperlink"/>
@@ -1065,7 +1065,7 @@
             <w:noProof/>
             <w:webHidden/>
           </w:rPr>
-          <w:instrText xml:space="preserve"> PAGEREF _Toc243083409 \h </w:instrText>
+          <w:instrText xml:space="preserve"> PAGEREF _Toc243083880 \h </w:instrText>
         </w:r>
         <w:r>
           <w:rPr>
@@ -1111,7 +1111,7 @@
           <w14:ligatures w14:val="standardContextual"/>
         </w:rPr>
       </w:pPr>
-      <w:hyperlink w:anchor="_Toc243083410" w:history="1">
+      <w:hyperlink w:anchor="_Toc243083881" w:history="1">
         <w:r>
           <w:rPr>
             <w:rStyle w:val="Hyperlink"/>
@@ -1138,7 +1138,7 @@
             <w:noProof/>
             <w:webHidden/>
           </w:rPr>
-          <w:instrText xml:space="preserve"> PAGEREF _Toc243083410 \h </w:instrText>
+          <w:instrText xml:space="preserve"> PAGEREF _Toc243083881 \h </w:instrText>
         </w:r>
         <w:r>
           <w:rPr>
@@ -1184,7 +1184,7 @@
           <w14:ligatures w14:val="standardContextual"/>
         </w:rPr>
       </w:pPr>
-      <w:hyperlink w:anchor="_Toc243083411" w:history="1">
+      <w:hyperlink w:anchor="_Toc243083882" w:history="1">
         <w:r>
           <w:rPr>
             <w:rStyle w:val="Hyperlink"/>
@@ -1211,7 +1211,7 @@
             <w:noProof/>
             <w:webHidden/>
           </w:rPr>
-          <w:instrText xml:space="preserve"> PAGEREF _Toc243083411 \h </w:instrText>
+          <w:instrText xml:space="preserve"> PAGEREF _Toc243083882 \h </w:instrText>
         </w:r>
         <w:r>
           <w:rPr>
@@ -1257,7 +1257,7 @@
           <w14:ligatures w14:val="standardContextual"/>
         </w:rPr>
       </w:pPr>
-      <w:hyperlink w:anchor="_Toc243083412" w:history="1">
+      <w:hyperlink w:anchor="_Toc243083883" w:history="1">
         <w:r>
           <w:rPr>
             <w:rStyle w:val="Hyperlink"/>
@@ -1284,7 +1284,7 @@
             <w:noProof/>
             <w:webHidden/>
           </w:rPr>
-          <w:instrText xml:space="preserve"> PAGEREF _Toc243083412 \h </w:instrText>
+          <w:instrText xml:space="preserve"> PAGEREF _Toc243083883 \h </w:instrText>
         </w:r>
         <w:r>
           <w:rPr>
@@ -1361,7 +1361,7 @@
       <w:r>
         <w:fldChar w:fldCharType="separate"/>
       </w:r>
-      <w:hyperlink w:anchor="_Toc243083413" w:history="1">
+      <w:hyperlink w:anchor="_Toc243083884" w:history="1">
         <w:r>
           <w:rPr>
             <w:rStyle w:val="Hyperlink"/>
@@ -1388,7 +1388,7 @@
             <w:noProof/>
             <w:webHidden/>
           </w:rPr>
-          <w:instrText xml:space="preserve"> PAGEREF _Toc243083413 \h </w:instrText>
+          <w:instrText xml:space="preserve"> PAGEREF _Toc243083884 \h </w:instrText>
         </w:r>
         <w:r>
           <w:rPr>
@@ -1434,7 +1434,7 @@
           <w14:ligatures w14:val="standardContextual"/>
         </w:rPr>
       </w:pPr>
-      <w:hyperlink w:anchor="_Toc243083414" w:history="1">
+      <w:hyperlink w:anchor="_Toc243083885" w:history="1">
         <w:r>
           <w:rPr>
             <w:rStyle w:val="Hyperlink"/>
@@ -1461,7 +1461,7 @@
             <w:noProof/>
             <w:webHidden/>
           </w:rPr>
-          <w:instrText xml:space="preserve"> PAGEREF _Toc243083414 \h </w:instrText>
+          <w:instrText xml:space="preserve"> PAGEREF _Toc243083885 \h </w:instrText>
         </w:r>
         <w:r>
           <w:rPr>
@@ -1507,7 +1507,7 @@
           <w14:ligatures w14:val="standardContextual"/>
         </w:rPr>
       </w:pPr>
-      <w:hyperlink w:anchor="_Toc243083415" w:history="1">
+      <w:hyperlink w:anchor="_Toc243083886" w:history="1">
         <w:r>
           <w:rPr>
             <w:rStyle w:val="Hyperlink"/>
@@ -1534,7 +1534,7 @@
             <w:noProof/>
             <w:webHidden/>
           </w:rPr>
-          <w:instrText xml:space="preserve"> PAGEREF _Toc243083415 \h </w:instrText>
+          <w:instrText xml:space="preserve"> PAGEREF _Toc243083886 \h </w:instrText>
         </w:r>
         <w:r>
           <w:rPr>
@@ -1580,7 +1580,7 @@
           <w14:ligatures w14:val="standardContextual"/>
         </w:rPr>
       </w:pPr>
-      <w:hyperlink w:anchor="_Toc243083416" w:history="1">
+      <w:hyperlink w:anchor="_Toc243083887" w:history="1">
         <w:r>
           <w:rPr>
             <w:rStyle w:val="Hyperlink"/>
@@ -1607,7 +1607,7 @@
             <w:noProof/>
             <w:webHidden/>
           </w:rPr>
-          <w:instrText xml:space="preserve"> PAGEREF _Toc243083416 \h </w:instrText>
+          <w:instrText xml:space="preserve"> PAGEREF _Toc243083887 \h </w:instrText>
         </w:r>
         <w:r>
           <w:rPr>
@@ -1653,7 +1653,7 @@
           <w14:ligatures w14:val="standardContextual"/>
         </w:rPr>
       </w:pPr>
-      <w:hyperlink w:anchor="_Toc243083417" w:history="1">
+      <w:hyperlink w:anchor="_Toc243083888" w:history="1">
         <w:r>
           <w:rPr>
             <w:rStyle w:val="Hyperlink"/>
@@ -1703,7 +1703,7 @@
             <w:noProof/>
             <w:webHidden/>
           </w:rPr>
-          <w:instrText xml:space="preserve"> PAGEREF _Toc243083417 \h </w:instrText>
+          <w:instrText xml:space="preserve"> PAGEREF _Toc243083888 \h </w:instrText>
         </w:r>
         <w:r>
           <w:rPr>
@@ -1749,7 +1749,7 @@
           <w14:ligatures w14:val="standardContextual"/>
         </w:rPr>
       </w:pPr>
-      <w:hyperlink w:anchor="_Toc243083418" w:history="1">
+      <w:hyperlink w:anchor="_Toc243083889" w:history="1">
         <w:r>
           <w:rPr>
             <w:rStyle w:val="Hyperlink"/>
@@ -1776,7 +1776,7 @@
             <w:noProof/>
             <w:webHidden/>
           </w:rPr>
-          <w:instrText xml:space="preserve"> PAGEREF _Toc243083418 \h </w:instrText>
+          <w:instrText xml:space="preserve"> PAGEREF _Toc243083889 \h </w:instrText>
         </w:r>
         <w:r>
           <w:rPr>
@@ -1822,7 +1822,7 @@
           <w14:ligatures w14:val="standardContextual"/>
         </w:rPr>
       </w:pPr>
-      <w:hyperlink w:anchor="_Toc243083419" w:history="1">
+      <w:hyperlink w:anchor="_Toc243083890" w:history="1">
         <w:r>
           <w:rPr>
             <w:rStyle w:val="Hyperlink"/>
@@ -1872,7 +1872,7 @@
             <w:noProof/>
             <w:webHidden/>
           </w:rPr>
-          <w:instrText xml:space="preserve"> PAGEREF _Toc243083419 \h </w:instrText>
+          <w:instrText xml:space="preserve"> PAGEREF _Toc243083890 \h </w:instrText>
         </w:r>
         <w:r>
           <w:rPr>
@@ -1918,7 +1918,7 @@
           <w14:ligatures w14:val="standardContextual"/>
         </w:rPr>
       </w:pPr>
-      <w:hyperlink w:anchor="_Toc243083420" w:history="1">
+      <w:hyperlink w:anchor="_Toc243083891" w:history="1">
         <w:r>
           <w:rPr>
             <w:rStyle w:val="Hyperlink"/>
@@ -1945,7 +1945,7 @@
             <w:noProof/>
             <w:webHidden/>
           </w:rPr>
-          <w:instrText xml:space="preserve"> PAGEREF _Toc243083420 \h </w:instrText>
+          <w:instrText xml:space="preserve"> PAGEREF _Toc243083891 \h </w:instrText>
         </w:r>
         <w:r>
           <w:rPr>
@@ -1991,7 +1991,7 @@
           <w14:ligatures w14:val="standardContextual"/>
         </w:rPr>
       </w:pPr>
-      <w:hyperlink w:anchor="_Toc243083421" w:history="1">
+      <w:hyperlink w:anchor="_Toc243083892" w:history="1">
         <w:r>
           <w:rPr>
             <w:rStyle w:val="Hyperlink"/>
@@ -2041,7 +2041,7 @@
             <w:noProof/>
             <w:webHidden/>
           </w:rPr>
-          <w:instrText xml:space="preserve"> PAGEREF _Toc243083421 \h </w:instrText>
+          <w:instrText xml:space="preserve"> PAGEREF _Toc243083892 \h </w:instrText>
         </w:r>
         <w:r>
           <w:rPr>
@@ -2087,7 +2087,7 @@
           <w14:ligatures w14:val="standardContextual"/>
         </w:rPr>
       </w:pPr>
-      <w:hyperlink w:anchor="_Toc243083422" w:history="1">
+      <w:hyperlink w:anchor="_Toc243083893" w:history="1">
         <w:r>
           <w:rPr>
             <w:rStyle w:val="Hyperlink"/>
@@ -2114,7 +2114,7 @@
             <w:noProof/>
             <w:webHidden/>
           </w:rPr>
-          <w:instrText xml:space="preserve"> PAGEREF _Toc243083422 \h </w:instrText>
+          <w:instrText xml:space="preserve"> PAGEREF _Toc243083893 \h </w:instrText>
         </w:r>
         <w:r>
           <w:rPr>
@@ -2160,7 +2160,7 @@
           <w14:ligatures w14:val="standardContextual"/>
         </w:rPr>
       </w:pPr>
-      <w:hyperlink w:anchor="_Toc243083423" w:history="1">
+      <w:hyperlink w:anchor="_Toc243083894" w:history="1">
         <w:r>
           <w:rPr>
             <w:rStyle w:val="Hyperlink"/>
@@ -2187,7 +2187,7 @@
             <w:noProof/>
             <w:webHidden/>
           </w:rPr>
-          <w:instrText xml:space="preserve"> PAGEREF _Toc243083423 \h </w:instrText>
+          <w:instrText xml:space="preserve"> PAGEREF _Toc243083894 \h </w:instrText>
         </w:r>
         <w:r>
           <w:rPr>
@@ -2233,7 +2233,7 @@
           <w14:ligatures w14:val="standardContextual"/>
         </w:rPr>
       </w:pPr>
-      <w:hyperlink w:anchor="_Toc243083424" w:history="1">
+      <w:hyperlink w:anchor="_Toc243083895" w:history="1">
         <w:r>
           <w:rPr>
             <w:rStyle w:val="Hyperlink"/>
@@ -2260,7 +2260,7 @@
             <w:noProof/>
             <w:webHidden/>
           </w:rPr>
-          <w:instrText xml:space="preserve"> PAGEREF _Toc243083424 \h </w:instrText>
+          <w:instrText xml:space="preserve"> PAGEREF _Toc243083895 \h </w:instrText>
         </w:r>
         <w:r>
           <w:rPr>
@@ -2306,7 +2306,7 @@
           <w14:ligatures w14:val="standardContextual"/>
         </w:rPr>
       </w:pPr>
-      <w:hyperlink w:anchor="_Toc243083425" w:history="1">
+      <w:hyperlink w:anchor="_Toc243083896" w:history="1">
         <w:r>
           <w:rPr>
             <w:rStyle w:val="Hyperlink"/>
@@ -2356,7 +2356,7 @@
             <w:noProof/>
             <w:webHidden/>
           </w:rPr>
-          <w:instrText xml:space="preserve"> PAGEREF _Toc243083425 \h </w:instrText>
+          <w:instrText xml:space="preserve"> PAGEREF _Toc243083896 \h </w:instrText>
         </w:r>
         <w:r>
           <w:rPr>
@@ -2402,7 +2402,7 @@
           <w14:ligatures w14:val="standardContextual"/>
         </w:rPr>
       </w:pPr>
-      <w:hyperlink w:anchor="_Toc243083426" w:history="1">
+      <w:hyperlink w:anchor="_Toc243083897" w:history="1">
         <w:r>
           <w:rPr>
             <w:rStyle w:val="Hyperlink"/>
@@ -2429,7 +2429,7 @@
             <w:noProof/>
             <w:webHidden/>
           </w:rPr>
-          <w:instrText xml:space="preserve"> PAGEREF _Toc243083426 \h </w:instrText>
+          <w:instrText xml:space="preserve"> PAGEREF _Toc243083897 \h </w:instrText>
         </w:r>
         <w:r>
           <w:rPr>
@@ -2475,7 +2475,7 @@
           <w14:ligatures w14:val="standardContextual"/>
         </w:rPr>
       </w:pPr>
-      <w:hyperlink w:anchor="_Toc243083427" w:history="1">
+      <w:hyperlink w:anchor="_Toc243083898" w:history="1">
         <w:r>
           <w:rPr>
             <w:rStyle w:val="Hyperlink"/>
@@ -2502,7 +2502,7 @@
             <w:noProof/>
             <w:webHidden/>
           </w:rPr>
-          <w:instrText xml:space="preserve"> PAGEREF _Toc243083427 \h </w:instrText>
+          <w:instrText xml:space="preserve"> PAGEREF _Toc243083898 \h </w:instrText>
         </w:r>
         <w:r>
           <w:rPr>
@@ -2548,7 +2548,7 @@
           <w14:ligatures w14:val="standardContextual"/>
         </w:rPr>
       </w:pPr>
-      <w:hyperlink w:anchor="_Toc243083428" w:history="1">
+      <w:hyperlink w:anchor="_Toc243083899" w:history="1">
         <w:r>
           <w:rPr>
             <w:rStyle w:val="Hyperlink"/>
@@ -2575,7 +2575,7 @@
             <w:noProof/>
             <w:webHidden/>
           </w:rPr>
-          <w:instrText xml:space="preserve"> PAGEREF _Toc243083428 \h </w:instrText>
+          <w:instrText xml:space="preserve"> PAGEREF _Toc243083899 \h </w:instrText>
         </w:r>
         <w:r>
           <w:rPr>
@@ -2621,7 +2621,7 @@
           <w14:ligatures w14:val="standardContextual"/>
         </w:rPr>
       </w:pPr>
-      <w:hyperlink w:anchor="_Toc243083429" w:history="1">
+      <w:hyperlink w:anchor="_Toc243083900" w:history="1">
         <w:r>
           <w:rPr>
             <w:rStyle w:val="Hyperlink"/>
@@ -2671,7 +2671,7 @@
             <w:noProof/>
             <w:webHidden/>
           </w:rPr>
-          <w:instrText xml:space="preserve"> PAGEREF _Toc243083429 \h </w:instrText>
+          <w:instrText xml:space="preserve"> PAGEREF _Toc243083900 \h </w:instrText>
         </w:r>
         <w:r>
           <w:rPr>
@@ -3225,7 +3225,7 @@
       <w:r>
         <w:fldChar w:fldCharType="separate"/>
       </w:r>
-      <w:hyperlink w:anchor="_Toc243083353" w:history="1">
+      <w:hyperlink w:anchor="_Toc243083824" w:history="1">
         <w:r>
           <w:rPr>
             <w:rStyle w:val="Hyperlink"/>
@@ -3252,7 +3252,7 @@
             <w:noProof/>
             <w:webHidden/>
           </w:rPr>
-          <w:instrText xml:space="preserve"> PAGEREF _Toc243083353 \h </w:instrText>
+          <w:instrText xml:space="preserve"> PAGEREF _Toc243083824 \h </w:instrText>
         </w:r>
         <w:r>
           <w:rPr>
@@ -3298,7 +3298,7 @@
           <w14:ligatures w14:val="standardContextual"/>
         </w:rPr>
       </w:pPr>
-      <w:hyperlink w:anchor="_Toc243083354" w:history="1">
+      <w:hyperlink w:anchor="_Toc243083825" w:history="1">
         <w:r>
           <w:rPr>
             <w:rStyle w:val="Hyperlink"/>
@@ -3325,7 +3325,7 @@
             <w:noProof/>
             <w:webHidden/>
           </w:rPr>
-          <w:instrText xml:space="preserve"> PAGEREF _Toc243083354 \h </w:instrText>
+          <w:instrText xml:space="preserve"> PAGEREF _Toc243083825 \h </w:instrText>
         </w:r>
         <w:r>
           <w:rPr>
@@ -3371,7 +3371,7 @@
           <w14:ligatures w14:val="standardContextual"/>
         </w:rPr>
       </w:pPr>
-      <w:hyperlink w:anchor="_Toc243083355" w:history="1">
+      <w:hyperlink w:anchor="_Toc243083826" w:history="1">
         <w:r>
           <w:rPr>
             <w:rStyle w:val="Hyperlink"/>
@@ -3398,7 +3398,7 @@
             <w:noProof/>
             <w:webHidden/>
           </w:rPr>
-          <w:instrText xml:space="preserve"> PAGEREF _Toc243083355 \h </w:instrText>
+          <w:instrText xml:space="preserve"> PAGEREF _Toc243083826 \h </w:instrText>
         </w:r>
         <w:r>
           <w:rPr>
@@ -3444,7 +3444,7 @@
           <w14:ligatures w14:val="standardContextual"/>
         </w:rPr>
       </w:pPr>
-      <w:hyperlink w:anchor="_Toc243083356" w:history="1">
+      <w:hyperlink w:anchor="_Toc243083827" w:history="1">
         <w:r>
           <w:rPr>
             <w:rStyle w:val="Hyperlink"/>
@@ -3471,7 +3471,7 @@
             <w:noProof/>
             <w:webHidden/>
           </w:rPr>
-          <w:instrText xml:space="preserve"> PAGEREF _Toc243083356 \h </w:instrText>
+          <w:instrText xml:space="preserve"> PAGEREF _Toc243083827 \h </w:instrText>
         </w:r>
         <w:r>
           <w:rPr>
@@ -3517,7 +3517,7 @@
           <w14:ligatures w14:val="standardContextual"/>
         </w:rPr>
       </w:pPr>
-      <w:hyperlink w:anchor="_Toc243083357" w:history="1">
+      <w:hyperlink w:anchor="_Toc243083828" w:history="1">
         <w:r>
           <w:rPr>
             <w:rStyle w:val="Hyperlink"/>
@@ -3544,7 +3544,7 @@
             <w:noProof/>
             <w:webHidden/>
           </w:rPr>
-          <w:instrText xml:space="preserve"> PAGEREF _Toc243083357 \h </w:instrText>
+          <w:instrText xml:space="preserve"> PAGEREF _Toc243083828 \h </w:instrText>
         </w:r>
         <w:r>
           <w:rPr>
@@ -3590,7 +3590,7 @@
           <w14:ligatures w14:val="standardContextual"/>
         </w:rPr>
       </w:pPr>
-      <w:hyperlink w:anchor="_Toc243083358" w:history="1">
+      <w:hyperlink w:anchor="_Toc243083829" w:history="1">
         <w:r>
           <w:rPr>
             <w:rStyle w:val="Hyperlink"/>
@@ -3617,7 +3617,7 @@
             <w:noProof/>
             <w:webHidden/>
           </w:rPr>
-          <w:instrText xml:space="preserve"> PAGEREF _Toc243083358 \h </w:instrText>
+          <w:instrText xml:space="preserve"> PAGEREF _Toc243083829 \h </w:instrText>
         </w:r>
         <w:r>
           <w:rPr>
@@ -3663,7 +3663,7 @@
           <w14:ligatures w14:val="standardContextual"/>
         </w:rPr>
       </w:pPr>
-      <w:hyperlink w:anchor="_Toc243083359" w:history="1">
+      <w:hyperlink w:anchor="_Toc243083830" w:history="1">
         <w:r>
           <w:rPr>
             <w:rStyle w:val="Hyperlink"/>
@@ -3690,7 +3690,7 @@
             <w:noProof/>
             <w:webHidden/>
           </w:rPr>
-          <w:instrText xml:space="preserve"> PAGEREF _Toc243083359 \h </w:instrText>
+          <w:instrText xml:space="preserve"> PAGEREF _Toc243083830 \h </w:instrText>
         </w:r>
         <w:r>
           <w:rPr>
@@ -3736,7 +3736,7 @@
           <w14:ligatures w14:val="standardContextual"/>
         </w:rPr>
       </w:pPr>
-      <w:hyperlink w:anchor="_Toc243083360" w:history="1">
+      <w:hyperlink w:anchor="_Toc243083831" w:history="1">
         <w:r>
           <w:rPr>
             <w:rStyle w:val="Hyperlink"/>
@@ -3763,7 +3763,7 @@
             <w:noProof/>
             <w:webHidden/>
           </w:rPr>
-          <w:instrText xml:space="preserve"> PAGEREF _Toc243083360 \h </w:instrText>
+          <w:instrText xml:space="preserve"> PAGEREF _Toc243083831 \h </w:instrText>
         </w:r>
         <w:r>
           <w:rPr>
@@ -3809,7 +3809,7 @@
           <w14:ligatures w14:val="standardContextual"/>
         </w:rPr>
       </w:pPr>
-      <w:hyperlink w:anchor="_Toc243083361" w:history="1">
+      <w:hyperlink w:anchor="_Toc243083832" w:history="1">
         <w:r>
           <w:rPr>
             <w:rStyle w:val="Hyperlink"/>
@@ -3836,7 +3836,7 @@
             <w:noProof/>
             <w:webHidden/>
           </w:rPr>
-          <w:instrText xml:space="preserve"> PAGEREF _Toc243083361 \h </w:instrText>
+          <w:instrText xml:space="preserve"> PAGEREF _Toc243083832 \h </w:instrText>
         </w:r>
         <w:r>
           <w:rPr>
@@ -3882,7 +3882,7 @@
           <w14:ligatures w14:val="standardContextual"/>
         </w:rPr>
       </w:pPr>
-      <w:hyperlink w:anchor="_Toc243083362" w:history="1">
+      <w:hyperlink w:anchor="_Toc243083833" w:history="1">
         <w:r>
           <w:rPr>
             <w:rStyle w:val="Hyperlink"/>
@@ -3909,7 +3909,7 @@
             <w:noProof/>
             <w:webHidden/>
           </w:rPr>
-          <w:instrText xml:space="preserve"> PAGEREF _Toc243083362 \h </w:instrText>
+          <w:instrText xml:space="preserve"> PAGEREF _Toc243083833 \h </w:instrText>
         </w:r>
         <w:r>
           <w:rPr>
@@ -3955,7 +3955,7 @@
           <w14:ligatures w14:val="standardContextual"/>
         </w:rPr>
       </w:pPr>
-      <w:hyperlink w:anchor="_Toc243083363" w:history="1">
+      <w:hyperlink w:anchor="_Toc243083834" w:history="1">
         <w:r>
           <w:rPr>
             <w:rStyle w:val="Hyperlink"/>
@@ -3982,7 +3982,7 @@
             <w:noProof/>
             <w:webHidden/>
           </w:rPr>
-          <w:instrText xml:space="preserve"> PAGEREF _Toc243083363 \h </w:instrText>
+          <w:instrText xml:space="preserve"> PAGEREF _Toc243083834 \h </w:instrText>
         </w:r>
         <w:r>
           <w:rPr>
@@ -4028,7 +4028,7 @@
           <w14:ligatures w14:val="standardContextual"/>
         </w:rPr>
       </w:pPr>
-      <w:hyperlink w:anchor="_Toc243083364" w:history="1">
+      <w:hyperlink w:anchor="_Toc243083835" w:history="1">
         <w:r>
           <w:rPr>
             <w:rStyle w:val="Hyperlink"/>
@@ -4055,7 +4055,7 @@
             <w:noProof/>
             <w:webHidden/>
           </w:rPr>
-          <w:instrText xml:space="preserve"> PAGEREF _Toc243083364 \h </w:instrText>
+          <w:instrText xml:space="preserve"> PAGEREF _Toc243083835 \h </w:instrText>
         </w:r>
         <w:r>
           <w:rPr>
@@ -4101,7 +4101,7 @@
           <w14:ligatures w14:val="standardContextual"/>
         </w:rPr>
       </w:pPr>
-      <w:hyperlink w:anchor="_Toc243083365" w:history="1">
+      <w:hyperlink w:anchor="_Toc243083836" w:history="1">
         <w:r>
           <w:rPr>
             <w:rStyle w:val="Hyperlink"/>
@@ -4128,7 +4128,7 @@
             <w:noProof/>
             <w:webHidden/>
           </w:rPr>
-          <w:instrText xml:space="preserve"> PAGEREF _Toc243083365 \h </w:instrText>
+          <w:instrText xml:space="preserve"> PAGEREF _Toc243083836 \h </w:instrText>
         </w:r>
         <w:r>
           <w:rPr>
@@ -4174,7 +4174,7 @@
           <w14:ligatures w14:val="standardContextual"/>
         </w:rPr>
       </w:pPr>
-      <w:hyperlink w:anchor="_Toc243083366" w:history="1">
+      <w:hyperlink w:anchor="_Toc243083837" w:history="1">
         <w:r>
           <w:rPr>
             <w:rStyle w:val="Hyperlink"/>
@@ -4201,7 +4201,7 @@
             <w:noProof/>
             <w:webHidden/>
           </w:rPr>
-          <w:instrText xml:space="preserve"> PAGEREF _Toc243083366 \h </w:instrText>
+          <w:instrText xml:space="preserve"> PAGEREF _Toc243083837 \h </w:instrText>
         </w:r>
         <w:r>
           <w:rPr>
@@ -4247,7 +4247,7 @@
           <w14:ligatures w14:val="standardContextual"/>
         </w:rPr>
       </w:pPr>
-      <w:hyperlink w:anchor="_Toc243083367" w:history="1">
+      <w:hyperlink w:anchor="_Toc243083838" w:history="1">
         <w:r>
           <w:rPr>
             <w:rStyle w:val="Hyperlink"/>
@@ -4274,7 +4274,7 @@
             <w:noProof/>
             <w:webHidden/>
           </w:rPr>
-          <w:instrText xml:space="preserve"> PAGEREF _Toc243083367 \h </w:instrText>
+          <w:instrText xml:space="preserve"> PAGEREF _Toc243083838 \h </w:instrText>
         </w:r>
         <w:r>
           <w:rPr>
@@ -4320,7 +4320,7 @@
           <w14:ligatures w14:val="standardContextual"/>
         </w:rPr>
       </w:pPr>
-      <w:hyperlink w:anchor="_Toc243083368" w:history="1">
+      <w:hyperlink w:anchor="_Toc243083839" w:history="1">
         <w:r>
           <w:rPr>
             <w:rStyle w:val="Hyperlink"/>
@@ -4347,7 +4347,7 @@
             <w:noProof/>
             <w:webHidden/>
           </w:rPr>
-          <w:instrText xml:space="preserve"> PAGEREF _Toc243083368 \h </w:instrText>
+          <w:instrText xml:space="preserve"> PAGEREF _Toc243083839 \h </w:instrText>
         </w:r>
         <w:r>
           <w:rPr>
@@ -4393,7 +4393,7 @@
           <w14:ligatures w14:val="standardContextual"/>
         </w:rPr>
       </w:pPr>
-      <w:hyperlink w:anchor="_Toc243083369" w:history="1">
+      <w:hyperlink w:anchor="_Toc243083840" w:history="1">
         <w:r>
           <w:rPr>
             <w:rStyle w:val="Hyperlink"/>
@@ -4420,7 +4420,7 @@
             <w:noProof/>
             <w:webHidden/>
           </w:rPr>
-          <w:instrText xml:space="preserve"> PAGEREF _Toc243083369 \h </w:instrText>
+          <w:instrText xml:space="preserve"> PAGEREF _Toc243083840 \h </w:instrText>
         </w:r>
         <w:r>
           <w:rPr>
@@ -4466,7 +4466,7 @@
           <w14:ligatures w14:val="standardContextual"/>
         </w:rPr>
       </w:pPr>
-      <w:hyperlink w:anchor="_Toc243083370" w:history="1">
+      <w:hyperlink w:anchor="_Toc243083841" w:history="1">
         <w:r>
           <w:rPr>
             <w:rStyle w:val="Hyperlink"/>
@@ -4493,7 +4493,7 @@
             <w:noProof/>
             <w:webHidden/>
           </w:rPr>
-          <w:instrText xml:space="preserve"> PAGEREF _Toc243083370 \h </w:instrText>
+          <w:instrText xml:space="preserve"> PAGEREF _Toc243083841 \h </w:instrText>
         </w:r>
         <w:r>
           <w:rPr>
@@ -4539,7 +4539,7 @@
           <w14:ligatures w14:val="standardContextual"/>
         </w:rPr>
       </w:pPr>
-      <w:hyperlink w:anchor="_Toc243083371" w:history="1">
+      <w:hyperlink w:anchor="_Toc243083842" w:history="1">
         <w:r>
           <w:rPr>
             <w:rStyle w:val="Hyperlink"/>
@@ -4566,7 +4566,7 @@
             <w:noProof/>
             <w:webHidden/>
           </w:rPr>
-          <w:instrText xml:space="preserve"> PAGEREF _Toc243083371 \h </w:instrText>
+          <w:instrText xml:space="preserve"> PAGEREF _Toc243083842 \h </w:instrText>
         </w:r>
         <w:r>
           <w:rPr>
@@ -4612,7 +4612,7 @@
           <w14:ligatures w14:val="standardContextual"/>
         </w:rPr>
       </w:pPr>
-      <w:hyperlink w:anchor="_Toc243083372" w:history="1">
+      <w:hyperlink w:anchor="_Toc243083843" w:history="1">
         <w:r>
           <w:rPr>
             <w:rStyle w:val="Hyperlink"/>
@@ -4639,7 +4639,7 @@
             <w:noProof/>
             <w:webHidden/>
           </w:rPr>
-          <w:instrText xml:space="preserve"> PAGEREF _Toc243083372 \h </w:instrText>
+          <w:instrText xml:space="preserve"> PAGEREF _Toc243083843 \h </w:instrText>
         </w:r>
         <w:r>
           <w:rPr>
@@ -4685,7 +4685,7 @@
           <w14:ligatures w14:val="standardContextual"/>
         </w:rPr>
       </w:pPr>
-      <w:hyperlink w:anchor="_Toc243083373" w:history="1">
+      <w:hyperlink w:anchor="_Toc243083844" w:history="1">
         <w:r>
           <w:rPr>
             <w:rStyle w:val="Hyperlink"/>
@@ -4712,7 +4712,7 @@
             <w:noProof/>
             <w:webHidden/>
           </w:rPr>
-          <w:instrText xml:space="preserve"> PAGEREF _Toc243083373 \h </w:instrText>
+          <w:instrText xml:space="preserve"> PAGEREF _Toc243083844 \h </w:instrText>
         </w:r>
         <w:r>
           <w:rPr>
@@ -4758,7 +4758,7 @@
           <w14:ligatures w14:val="standardContextual"/>
         </w:rPr>
       </w:pPr>
-      <w:hyperlink w:anchor="_Toc243083374" w:history="1">
+      <w:hyperlink w:anchor="_Toc243083845" w:history="1">
         <w:r>
           <w:rPr>
             <w:rStyle w:val="Hyperlink"/>
@@ -4785,7 +4785,7 @@
             <w:noProof/>
             <w:webHidden/>
           </w:rPr>
-          <w:instrText xml:space="preserve"> PAGEREF _Toc243083374 \h </w:instrText>
+          <w:instrText xml:space="preserve"> PAGEREF _Toc243083845 \h </w:instrText>
         </w:r>
         <w:r>
           <w:rPr>
@@ -4831,7 +4831,7 @@
           <w14:ligatures w14:val="standardContextual"/>
         </w:rPr>
       </w:pPr>
-      <w:hyperlink w:anchor="_Toc243083375" w:history="1">
+      <w:hyperlink w:anchor="_Toc243083846" w:history="1">
         <w:r>
           <w:rPr>
             <w:rStyle w:val="Hyperlink"/>
@@ -4858,7 +4858,7 @@
             <w:noProof/>
             <w:webHidden/>
           </w:rPr>
-          <w:instrText xml:space="preserve"> PAGEREF _Toc243083375 \h </w:instrText>
+          <w:instrText xml:space="preserve"> PAGEREF _Toc243083846 \h </w:instrText>
         </w:r>
         <w:r>
           <w:rPr>
@@ -4904,7 +4904,7 @@
           <w14:ligatures w14:val="standardContextual"/>
         </w:rPr>
       </w:pPr>
-      <w:hyperlink w:anchor="_Toc243083376" w:history="1">
+      <w:hyperlink w:anchor="_Toc243083847" w:history="1">
         <w:r>
           <w:rPr>
             <w:rStyle w:val="Hyperlink"/>
@@ -4931,7 +4931,7 @@
             <w:noProof/>
             <w:webHidden/>
           </w:rPr>
-          <w:instrText xml:space="preserve"> PAGEREF _Toc243083376 \h </w:instrText>
+          <w:instrText xml:space="preserve"> PAGEREF _Toc243083847 \h </w:instrText>
         </w:r>
         <w:r>
           <w:rPr>
@@ -4977,7 +4977,7 @@
           <w14:ligatures w14:val="standardContextual"/>
         </w:rPr>
       </w:pPr>
-      <w:hyperlink w:anchor="_Toc243083377" w:history="1">
+      <w:hyperlink w:anchor="_Toc243083848" w:history="1">
         <w:r>
           <w:rPr>
             <w:rStyle w:val="Hyperlink"/>
@@ -5004,7 +5004,7 @@
             <w:noProof/>
             <w:webHidden/>
           </w:rPr>
-          <w:instrText xml:space="preserve"> PAGEREF _Toc243083377 \h </w:instrText>
+          <w:instrText xml:space="preserve"> PAGEREF _Toc243083848 \h </w:instrText>
         </w:r>
         <w:r>
           <w:rPr>
@@ -5050,7 +5050,7 @@
           <w14:ligatures w14:val="standardContextual"/>
         </w:rPr>
       </w:pPr>
-      <w:hyperlink w:anchor="_Toc243083378" w:history="1">
+      <w:hyperlink w:anchor="_Toc243083849" w:history="1">
         <w:r>
           <w:rPr>
             <w:rStyle w:val="Hyperlink"/>
@@ -5077,7 +5077,7 @@
             <w:noProof/>
             <w:webHidden/>
           </w:rPr>
-          <w:instrText xml:space="preserve"> PAGEREF _Toc243083378 \h </w:instrText>
+          <w:instrText xml:space="preserve"> PAGEREF _Toc243083849 \h </w:instrText>
         </w:r>
         <w:r>
           <w:rPr>
@@ -5123,7 +5123,7 @@
           <w14:ligatures w14:val="standardContextual"/>
         </w:rPr>
       </w:pPr>
-      <w:hyperlink w:anchor="_Toc243083379" w:history="1">
+      <w:hyperlink w:anchor="_Toc243083850" w:history="1">
         <w:r>
           <w:rPr>
             <w:rStyle w:val="Hyperlink"/>
@@ -5150,7 +5150,7 @@
             <w:noProof/>
             <w:webHidden/>
           </w:rPr>
-          <w:instrText xml:space="preserve"> PAGEREF _Toc243083379 \h </w:instrText>
+          <w:instrText xml:space="preserve"> PAGEREF _Toc243083850 \h </w:instrText>
         </w:r>
         <w:r>
           <w:rPr>
@@ -5196,7 +5196,7 @@
           <w14:ligatures w14:val="standardContextual"/>
         </w:rPr>
       </w:pPr>
-      <w:hyperlink w:anchor="_Toc243083380" w:history="1">
+      <w:hyperlink w:anchor="_Toc243083851" w:history="1">
         <w:r>
           <w:rPr>
             <w:rStyle w:val="Hyperlink"/>
@@ -5223,7 +5223,7 @@
             <w:noProof/>
             <w:webHidden/>
           </w:rPr>
-          <w:instrText xml:space="preserve"> PAGEREF _Toc243083380 \h </w:instrText>
+          <w:instrText xml:space="preserve"> PAGEREF _Toc243083851 \h </w:instrText>
         </w:r>
         <w:r>
           <w:rPr>
@@ -5269,7 +5269,7 @@
           <w14:ligatures w14:val="standardContextual"/>
         </w:rPr>
       </w:pPr>
-      <w:hyperlink w:anchor="_Toc243083381" w:history="1">
+      <w:hyperlink w:anchor="_Toc243083852" w:history="1">
         <w:r>
           <w:rPr>
             <w:rStyle w:val="Hyperlink"/>
@@ -5296,7 +5296,7 @@
             <w:noProof/>
             <w:webHidden/>
           </w:rPr>
-          <w:instrText xml:space="preserve"> PAGEREF _Toc243083381 \h </w:instrText>
+          <w:instrText xml:space="preserve"> PAGEREF _Toc243083852 \h </w:instrText>
         </w:r>
         <w:r>
           <w:rPr>
@@ -5342,7 +5342,7 @@
           <w14:ligatures w14:val="standardContextual"/>
         </w:rPr>
       </w:pPr>
-      <w:hyperlink w:anchor="_Toc243083382" w:history="1">
+      <w:hyperlink w:anchor="_Toc243083853" w:history="1">
         <w:r>
           <w:rPr>
             <w:rStyle w:val="Hyperlink"/>
@@ -5369,7 +5369,7 @@
             <w:noProof/>
             <w:webHidden/>
           </w:rPr>
-          <w:instrText xml:space="preserve"> PAGEREF _Toc243083382 \h </w:instrText>
+          <w:instrText xml:space="preserve"> PAGEREF _Toc243083853 \h </w:instrText>
         </w:r>
         <w:r>
           <w:rPr>
@@ -5415,7 +5415,7 @@
           <w14:ligatures w14:val="standardContextual"/>
         </w:rPr>
       </w:pPr>
-      <w:hyperlink w:anchor="_Toc243083383" w:history="1">
+      <w:hyperlink w:anchor="_Toc243083854" w:history="1">
         <w:r>
           <w:rPr>
             <w:rStyle w:val="Hyperlink"/>
@@ -5442,7 +5442,7 @@
             <w:noProof/>
             <w:webHidden/>
           </w:rPr>
-          <w:instrText xml:space="preserve"> PAGEREF _Toc243083383 \h </w:instrText>
+          <w:instrText xml:space="preserve"> PAGEREF _Toc243083854 \h </w:instrText>
         </w:r>
         <w:r>
           <w:rPr>
@@ -5488,7 +5488,7 @@
           <w14:ligatures w14:val="standardContextual"/>
         </w:rPr>
       </w:pPr>
-      <w:hyperlink w:anchor="_Toc243083384" w:history="1">
+      <w:hyperlink w:anchor="_Toc243083855" w:history="1">
         <w:r>
           <w:rPr>
             <w:rStyle w:val="Hyperlink"/>
@@ -5515,7 +5515,7 @@
             <w:noProof/>
             <w:webHidden/>
           </w:rPr>
-          <w:instrText xml:space="preserve"> PAGEREF _Toc243083384 \h </w:instrText>
+          <w:instrText xml:space="preserve"> PAGEREF _Toc243083855 \h </w:instrText>
         </w:r>
         <w:r>
           <w:rPr>
@@ -5561,7 +5561,7 @@
           <w14:ligatures w14:val="standardContextual"/>
         </w:rPr>
       </w:pPr>
-      <w:hyperlink w:anchor="_Toc243083385" w:history="1">
+      <w:hyperlink w:anchor="_Toc243083856" w:history="1">
         <w:r>
           <w:rPr>
             <w:rStyle w:val="Hyperlink"/>
@@ -5588,7 +5588,7 @@
             <w:noProof/>
             <w:webHidden/>
           </w:rPr>
-          <w:instrText xml:space="preserve"> PAGEREF _Toc243083385 \h </w:instrText>
+          <w:instrText xml:space="preserve"> PAGEREF _Toc243083856 \h </w:instrText>
         </w:r>
         <w:r>
           <w:rPr>
@@ -5634,7 +5634,7 @@
           <w14:ligatures w14:val="standardContextual"/>
         </w:rPr>
       </w:pPr>
-      <w:hyperlink w:anchor="_Toc243083386" w:history="1">
+      <w:hyperlink w:anchor="_Toc243083857" w:history="1">
         <w:r>
           <w:rPr>
             <w:rStyle w:val="Hyperlink"/>
@@ -5661,7 +5661,7 @@
             <w:noProof/>
             <w:webHidden/>
           </w:rPr>
-          <w:instrText xml:space="preserve"> PAGEREF _Toc243083386 \h </w:instrText>
+          <w:instrText xml:space="preserve"> PAGEREF _Toc243083857 \h </w:instrText>
         </w:r>
         <w:r>
           <w:rPr>
@@ -5707,7 +5707,7 @@
           <w14:ligatures w14:val="standardContextual"/>
         </w:rPr>
       </w:pPr>
-      <w:hyperlink w:anchor="_Toc243083387" w:history="1">
+      <w:hyperlink w:anchor="_Toc243083858" w:history="1">
         <w:r>
           <w:rPr>
             <w:rStyle w:val="Hyperlink"/>
@@ -5734,7 +5734,7 @@
             <w:noProof/>
             <w:webHidden/>
           </w:rPr>
-          <w:instrText xml:space="preserve"> PAGEREF _Toc243083387 \h </w:instrText>
+          <w:instrText xml:space="preserve"> PAGEREF _Toc243083858 \h </w:instrText>
         </w:r>
         <w:r>
           <w:rPr>
@@ -5780,7 +5780,7 @@
           <w14:ligatures w14:val="standardContextual"/>
         </w:rPr>
       </w:pPr>
-      <w:hyperlink w:anchor="_Toc243083388" w:history="1">
+      <w:hyperlink w:anchor="_Toc243083859" w:history="1">
         <w:r>
           <w:rPr>
             <w:rStyle w:val="Hyperlink"/>
@@ -5807,7 +5807,7 @@
             <w:noProof/>
             <w:webHidden/>
           </w:rPr>
-          <w:instrText xml:space="preserve"> PAGEREF _Toc243083388 \h </w:instrText>
+          <w:instrText xml:space="preserve"> PAGEREF _Toc243083859 \h </w:instrText>
         </w:r>
         <w:r>
           <w:rPr>
@@ -5853,7 +5853,7 @@
           <w14:ligatures w14:val="standardContextual"/>
         </w:rPr>
       </w:pPr>
-      <w:hyperlink w:anchor="_Toc243083389" w:history="1">
+      <w:hyperlink w:anchor="_Toc243083860" w:history="1">
         <w:r>
           <w:rPr>
             <w:rStyle w:val="Hyperlink"/>
@@ -5880,7 +5880,7 @@
             <w:noProof/>
             <w:webHidden/>
           </w:rPr>
-          <w:instrText xml:space="preserve"> PAGEREF _Toc243083389 \h </w:instrText>
+          <w:instrText xml:space="preserve"> PAGEREF _Toc243083860 \h </w:instrText>
         </w:r>
         <w:r>
           <w:rPr>
@@ -5926,7 +5926,7 @@
           <w14:ligatures w14:val="standardContextual"/>
         </w:rPr>
       </w:pPr>
-      <w:hyperlink w:anchor="_Toc243083390" w:history="1">
+      <w:hyperlink w:anchor="_Toc243083861" w:history="1">
         <w:r>
           <w:rPr>
             <w:rStyle w:val="Hyperlink"/>
@@ -5953,7 +5953,7 @@
             <w:noProof/>
             <w:webHidden/>
           </w:rPr>
-          <w:instrText xml:space="preserve"> PAGEREF _Toc243083390 \h </w:instrText>
+          <w:instrText xml:space="preserve"> PAGEREF _Toc243083861 \h </w:instrText>
         </w:r>
         <w:r>
           <w:rPr>
@@ -5999,7 +5999,7 @@
           <w14:ligatures w14:val="standardContextual"/>
         </w:rPr>
       </w:pPr>
-      <w:hyperlink w:anchor="_Toc243083391" w:history="1">
+      <w:hyperlink w:anchor="_Toc243083862" w:history="1">
         <w:r>
           <w:rPr>
             <w:rStyle w:val="Hyperlink"/>
@@ -6026,7 +6026,7 @@
             <w:noProof/>
             <w:webHidden/>
           </w:rPr>
-          <w:instrText xml:space="preserve"> PAGEREF _Toc243083391 \h </w:instrText>
+          <w:instrText xml:space="preserve"> PAGEREF _Toc243083862 \h </w:instrText>
         </w:r>
         <w:r>
           <w:rPr>
@@ -6072,7 +6072,7 @@
           <w14:ligatures w14:val="standardContextual"/>
         </w:rPr>
       </w:pPr>
-      <w:hyperlink w:anchor="_Toc243083392" w:history="1">
+      <w:hyperlink w:anchor="_Toc243083863" w:history="1">
         <w:r>
           <w:rPr>
             <w:rStyle w:val="Hyperlink"/>
@@ -6099,7 +6099,7 @@
             <w:noProof/>
             <w:webHidden/>
           </w:rPr>
-          <w:instrText xml:space="preserve"> PAGEREF _Toc243083392 \h </w:instrText>
+          <w:instrText xml:space="preserve"> PAGEREF _Toc243083863 \h </w:instrText>
         </w:r>
         <w:r>
           <w:rPr>
@@ -6145,7 +6145,7 @@
           <w14:ligatures w14:val="standardContextual"/>
         </w:rPr>
       </w:pPr>
-      <w:hyperlink w:anchor="_Toc243083393" w:history="1">
+      <w:hyperlink w:anchor="_Toc243083864" w:history="1">
         <w:r>
           <w:rPr>
             <w:rStyle w:val="Hyperlink"/>
@@ -6172,7 +6172,7 @@
             <w:noProof/>
             <w:webHidden/>
           </w:rPr>
-          <w:instrText xml:space="preserve"> PAGEREF _Toc243083393 \h </w:instrText>
+          <w:instrText xml:space="preserve"> PAGEREF _Toc243083864 \h </w:instrText>
         </w:r>
         <w:r>
           <w:rPr>
@@ -6218,7 +6218,7 @@
           <w14:ligatures w14:val="standardContextual"/>
         </w:rPr>
       </w:pPr>
-      <w:hyperlink w:anchor="_Toc243083394" w:history="1">
+      <w:hyperlink w:anchor="_Toc243083865" w:history="1">
         <w:r>
           <w:rPr>
             <w:rStyle w:val="Hyperlink"/>
@@ -6245,7 +6245,7 @@
             <w:noProof/>
             <w:webHidden/>
           </w:rPr>
-          <w:instrText xml:space="preserve"> PAGEREF _Toc243083394 \h </w:instrText>
+          <w:instrText xml:space="preserve"> PAGEREF _Toc243083865 \h </w:instrText>
         </w:r>
         <w:r>
           <w:rPr>
@@ -6291,7 +6291,7 @@
           <w14:ligatures w14:val="standardContextual"/>
         </w:rPr>
       </w:pPr>
-      <w:hyperlink w:anchor="_Toc243083395" w:history="1">
+      <w:hyperlink w:anchor="_Toc243083866" w:history="1">
         <w:r>
           <w:rPr>
             <w:rStyle w:val="Hyperlink"/>
@@ -6318,7 +6318,7 @@
             <w:noProof/>
             <w:webHidden/>
           </w:rPr>
-          <w:instrText xml:space="preserve"> PAGEREF _Toc243083395 \h </w:instrText>
+          <w:instrText xml:space="preserve"> PAGEREF _Toc243083866 \h </w:instrText>
         </w:r>
         <w:r>
           <w:rPr>
@@ -6364,7 +6364,7 @@
           <w14:ligatures w14:val="standardContextual"/>
         </w:rPr>
       </w:pPr>
-      <w:hyperlink w:anchor="_Toc243083396" w:history="1">
+      <w:hyperlink w:anchor="_Toc243083867" w:history="1">
         <w:r>
           <w:rPr>
             <w:rStyle w:val="Hyperlink"/>
@@ -6391,7 +6391,7 @@
             <w:noProof/>
             <w:webHidden/>
           </w:rPr>
-          <w:instrText xml:space="preserve"> PAGEREF _Toc243083396 \h </w:instrText>
+          <w:instrText xml:space="preserve"> PAGEREF _Toc243083867 \h </w:instrText>
         </w:r>
         <w:r>
           <w:rPr>
@@ -6437,7 +6437,7 @@
           <w14:ligatures w14:val="standardContextual"/>
         </w:rPr>
       </w:pPr>
-      <w:hyperlink w:anchor="_Toc243083397" w:history="1">
+      <w:hyperlink w:anchor="_Toc243083868" w:history="1">
         <w:r>
           <w:rPr>
             <w:rStyle w:val="Hyperlink"/>
@@ -6464,7 +6464,7 @@
             <w:noProof/>
             <w:webHidden/>
           </w:rPr>
-          <w:instrText xml:space="preserve"> PAGEREF _Toc243083397 \h </w:instrText>
+          <w:instrText xml:space="preserve"> PAGEREF _Toc243083868 \h </w:instrText>
         </w:r>
         <w:r>
           <w:rPr>
@@ -6510,7 +6510,7 @@
           <w14:ligatures w14:val="standardContextual"/>
         </w:rPr>
       </w:pPr>
-      <w:hyperlink w:anchor="_Toc243083398" w:history="1">
+      <w:hyperlink w:anchor="_Toc243083869" w:history="1">
         <w:r>
           <w:rPr>
             <w:rStyle w:val="Hyperlink"/>
@@ -6537,7 +6537,7 @@
             <w:noProof/>
             <w:webHidden/>
           </w:rPr>
-          <w:instrText xml:space="preserve"> PAGEREF _Toc243083398 \h </w:instrText>
+          <w:instrText xml:space="preserve"> PAGEREF _Toc243083869 \h </w:instrText>
         </w:r>
         <w:r>
           <w:rPr>
@@ -6583,7 +6583,7 @@
           <w14:ligatures w14:val="standardContextual"/>
         </w:rPr>
       </w:pPr>
-      <w:hyperlink w:anchor="_Toc243083399" w:history="1">
+      <w:hyperlink w:anchor="_Toc243083870" w:history="1">
         <w:r>
           <w:rPr>
             <w:rStyle w:val="Hyperlink"/>
@@ -6610,7 +6610,7 @@
             <w:noProof/>
             <w:webHidden/>
           </w:rPr>
-          <w:instrText xml:space="preserve"> PAGEREF _Toc243083399 \h </w:instrText>
+          <w:instrText xml:space="preserve"> PAGEREF _Toc243083870 \h </w:instrText>
         </w:r>
         <w:r>
           <w:rPr>
@@ -6656,7 +6656,7 @@
           <w14:ligatures w14:val="standardContextual"/>
         </w:rPr>
       </w:pPr>
-      <w:hyperlink w:anchor="_Toc243083400" w:history="1">
+      <w:hyperlink w:anchor="_Toc243083871" w:history="1">
         <w:r>
           <w:rPr>
             <w:rStyle w:val="Hyperlink"/>
@@ -6683,7 +6683,7 @@
             <w:noProof/>
             <w:webHidden/>
           </w:rPr>
-          <w:instrText xml:space="preserve"> PAGEREF _Toc243083400 \h </w:instrText>
+          <w:instrText xml:space="preserve"> PAGEREF _Toc243083871 \h </w:instrText>
         </w:r>
         <w:r>
           <w:rPr>
@@ -6729,7 +6729,7 @@
           <w14:ligatures w14:val="standardContextual"/>
         </w:rPr>
       </w:pPr>
-      <w:hyperlink w:anchor="_Toc243083401" w:history="1">
+      <w:hyperlink w:anchor="_Toc243083872" w:history="1">
         <w:r>
           <w:rPr>
             <w:rStyle w:val="Hyperlink"/>
@@ -6779,7 +6779,7 @@
             <w:noProof/>
             <w:webHidden/>
           </w:rPr>
-          <w:instrText xml:space="preserve"> PAGEREF _Toc243083401 \h </w:instrText>
+          <w:instrText xml:space="preserve"> PAGEREF _Toc243083872 \h </w:instrText>
         </w:r>
         <w:r>
           <w:rPr>
@@ -6831,7 +6831,7 @@
         <w:pStyle w:val="Ttulo1"/>
         <w:jc w:val="center"/>
       </w:pPr>
-      <w:bookmarkStart w:id="0" w:name="_Toc243083353"/>
+      <w:bookmarkStart w:id="0" w:name="_Toc243083824"/>
       <w:r>
         <w:lastRenderedPageBreak/>
         <w:t>INTRODUÇÃO</w:t>
@@ -6987,7 +6987,7 @@
       <w:pPr>
         <w:pStyle w:val="Ttulo1"/>
       </w:pPr>
-      <w:bookmarkStart w:id="1" w:name="_Toc243083354"/>
+      <w:bookmarkStart w:id="1" w:name="_Toc243083825"/>
       <w:r>
         <w:lastRenderedPageBreak/>
         <w:t>1 REFERENCIAL TEÓRICO</w:t>
@@ -6998,7 +6998,7 @@
       <w:pPr>
         <w:pStyle w:val="Ttulo2"/>
       </w:pPr>
-      <w:bookmarkStart w:id="2" w:name="_Toc243083355"/>
+      <w:bookmarkStart w:id="2" w:name="_Toc243083826"/>
       <w:r>
         <w:t>1.1 FORMAÇÃO DA SATISFAÇÃO E TEORIA DOS TRÊS FATORES</w:t>
       </w:r>
@@ -7033,7 +7033,7 @@
       <w:pPr>
         <w:pStyle w:val="Ttulo2"/>
       </w:pPr>
-      <w:bookmarkStart w:id="3" w:name="_Toc243083356"/>
+      <w:bookmarkStart w:id="3" w:name="_Toc243083827"/>
       <w:r>
         <w:t>1.2 AVALIAÇÕES ONLINE: COMPRESSÃO DAS NOTAS E VIESES DE RELATO</w:t>
       </w:r>
@@ -7069,7 +7069,7 @@
       <w:pPr>
         <w:pStyle w:val="Ttulo2"/>
       </w:pPr>
-      <w:bookmarkStart w:id="4" w:name="_Toc243083357"/>
+      <w:bookmarkStart w:id="4" w:name="_Toc243083828"/>
       <w:r>
         <w:t>1.3 AS AVALIAÇÕES DO AIRBNB E O SEU CONTEÚDO</w:t>
       </w:r>
@@ -7114,7 +7114,7 @@
       <w:pPr>
         <w:pStyle w:val="Ttulo2"/>
       </w:pPr>
-      <w:bookmarkStart w:id="5" w:name="_Toc243083358"/>
+      <w:bookmarkStart w:id="5" w:name="_Toc243083829"/>
       <w:r>
         <w:t>1.4 DETERMINANTES DE PREÇO E DE REPUTAÇÃO</w:t>
       </w:r>
@@ -7138,7 +7138,7 @@
       <w:pPr>
         <w:pStyle w:val="Ttulo2"/>
       </w:pPr>
-      <w:bookmarkStart w:id="6" w:name="_Toc243083359"/>
+      <w:bookmarkStart w:id="6" w:name="_Toc243083830"/>
       <w:r>
         <w:t>1.5 ANÁLISE DE SENTIMENTO POR ASPECTO E MODELOS DE LINGUAGEM</w:t>
       </w:r>
@@ -7178,7 +7178,7 @@
       <w:pPr>
         <w:pStyle w:val="Ttulo2"/>
       </w:pPr>
-      <w:bookmarkStart w:id="7" w:name="_Toc243083360"/>
+      <w:bookmarkStart w:id="7" w:name="_Toc243083831"/>
       <w:r>
         <w:t>1.6 MODELAGEM DE TÓPICOS</w:t>
       </w:r>
@@ -7217,7 +7217,7 @@
       <w:pPr>
         <w:pStyle w:val="Ttulo2"/>
       </w:pPr>
-      <w:bookmarkStart w:id="8" w:name="_Toc243083361"/>
+      <w:bookmarkStart w:id="8" w:name="_Toc243083832"/>
       <w:r>
         <w:t>1.7 VALIDAÇÃO, CONCORDÂNCIA E IMPORTÂNCIA RELATIVA</w:t>
       </w:r>
@@ -7269,7 +7269,7 @@
       <w:pPr>
         <w:pStyle w:val="Ttulo2"/>
       </w:pPr>
-      <w:bookmarkStart w:id="9" w:name="_Toc243083362"/>
+      <w:bookmarkStart w:id="9" w:name="_Toc243083833"/>
       <w:r>
         <w:t>1.8 BUSCA BIBLIOGRÁFICA</w:t>
       </w:r>
@@ -7293,7 +7293,7 @@
       <w:pPr>
         <w:pStyle w:val="Ttulo2"/>
       </w:pPr>
-      <w:bookmarkStart w:id="10" w:name="_Toc243083363"/>
+      <w:bookmarkStart w:id="10" w:name="_Toc243083834"/>
       <w:r>
         <w:t>1.9 LACUNA</w:t>
       </w:r>
@@ -7322,7 +7322,7 @@
       <w:pPr>
         <w:pStyle w:val="Ttulo1"/>
       </w:pPr>
-      <w:bookmarkStart w:id="11" w:name="_Toc243083364"/>
+      <w:bookmarkStart w:id="11" w:name="_Toc243083835"/>
       <w:r>
         <w:lastRenderedPageBreak/>
         <w:t>2 DADOS E MÉTODO</w:t>
@@ -7343,7 +7343,7 @@
         <w:keepNext/>
         <w:spacing w:before="120" w:after="80"/>
       </w:pPr>
-      <w:bookmarkStart w:id="12" w:name="_Toc243083402"/>
+      <w:bookmarkStart w:id="12" w:name="_Toc243083873"/>
       <w:r>
         <w:rPr>
           <w:b w:val="0"/>
@@ -7414,7 +7414,7 @@
           <w:noProof/>
         </w:rPr>
         <w:drawing>
-          <wp:inline distT="0" distB="0" distL="0" distR="0" wp14:anchorId="67C80E38" wp14:editId="00D6620C">
+          <wp:inline distT="0" distB="0" distL="0" distR="0" wp14:anchorId="0BB03658" wp14:editId="02217FCD">
             <wp:extent cx="5299200" cy="3821405"/>
             <wp:effectExtent l="0" t="0" r="0" b="0"/>
             <wp:docPr id="1" name="Picture 1"/>
@@ -7465,7 +7465,7 @@
       <w:pPr>
         <w:pStyle w:val="Ttulo2"/>
       </w:pPr>
-      <w:bookmarkStart w:id="13" w:name="_Toc243083365"/>
+      <w:bookmarkStart w:id="13" w:name="_Toc243083836"/>
       <w:r>
         <w:t>2.1 BASE E RECORTE</w:t>
       </w:r>
@@ -7515,7 +7515,7 @@
       <w:pPr>
         <w:pStyle w:val="Ttulo2"/>
       </w:pPr>
-      <w:bookmarkStart w:id="14" w:name="_Toc243083366"/>
+      <w:bookmarkStart w:id="14" w:name="_Toc243083837"/>
       <w:r>
         <w:t>2.2 ASPECTOS ÉTICOS, AMBIENTE DE EXECUÇÃO E DISPONIBILIDADE</w:t>
       </w:r>
@@ -7634,7 +7634,7 @@
       <w:pPr>
         <w:pStyle w:val="Ttulo2"/>
       </w:pPr>
-      <w:bookmarkStart w:id="15" w:name="_Toc243083367"/>
+      <w:bookmarkStart w:id="15" w:name="_Toc243083838"/>
       <w:r>
         <w:t>2.3 O QUE A BASE PERMITE MEDIR</w:t>
       </w:r>
@@ -7746,7 +7746,7 @@
       <w:pPr>
         <w:pStyle w:val="Ttulo2"/>
       </w:pPr>
-      <w:bookmarkStart w:id="16" w:name="_Toc243083368"/>
+      <w:bookmarkStart w:id="16" w:name="_Toc243083839"/>
       <w:r>
         <w:t>2.4 MEDIÇÃO DO SENTIMENTO</w:t>
       </w:r>
@@ -7920,7 +7920,7 @@
       <w:pPr>
         <w:pStyle w:val="Ttulo2"/>
       </w:pPr>
-      <w:bookmarkStart w:id="17" w:name="_Toc243083369"/>
+      <w:bookmarkStart w:id="17" w:name="_Toc243083840"/>
       <w:r>
         <w:t>2.5 TÓPICOS E ASPECTOS</w:t>
       </w:r>
@@ -8064,7 +8064,7 @@
       <w:pPr>
         <w:pStyle w:val="Ttulo2"/>
       </w:pPr>
-      <w:bookmarkStart w:id="18" w:name="_Toc243083370"/>
+      <w:bookmarkStart w:id="18" w:name="_Toc243083841"/>
       <w:r>
         <w:t>2.6 PERFIL POR ANÚNCIO</w:t>
       </w:r>
@@ -8084,7 +8084,7 @@
         <w:keepNext/>
         <w:spacing w:before="120" w:after="80"/>
       </w:pPr>
-      <w:bookmarkStart w:id="19" w:name="_Toc243083413"/>
+      <w:bookmarkStart w:id="19" w:name="_Toc243083884"/>
       <w:r>
         <w:rPr>
           <w:b w:val="0"/>
@@ -8918,7 +8918,7 @@
       <w:pPr>
         <w:pStyle w:val="Ttulo2"/>
       </w:pPr>
-      <w:bookmarkStart w:id="20" w:name="_Toc243083371"/>
+      <w:bookmarkStart w:id="20" w:name="_Toc243083842"/>
       <w:r>
         <w:t>2.7 DESENHO ANALÍTICO</w:t>
       </w:r>
@@ -9020,7 +9020,7 @@
       <w:pPr>
         <w:pStyle w:val="Ttulo1"/>
       </w:pPr>
-      <w:bookmarkStart w:id="21" w:name="_Toc243083372"/>
+      <w:bookmarkStart w:id="21" w:name="_Toc243083843"/>
       <w:r>
         <w:lastRenderedPageBreak/>
         <w:t>3 VALIDAÇÃO DA MEDIÇÃO</w:t>
@@ -9042,7 +9042,7 @@
       <w:pPr>
         <w:pStyle w:val="Ttulo2"/>
       </w:pPr>
-      <w:bookmarkStart w:id="22" w:name="_Toc243083373"/>
+      <w:bookmarkStart w:id="22" w:name="_Toc243083844"/>
       <w:r>
         <w:t>3.1 EVIDÊNCIA DIRETA: FRASES ROTULADAS</w:t>
       </w:r>
@@ -9073,7 +9073,7 @@
         <w:keepNext/>
         <w:spacing w:before="120" w:after="80"/>
       </w:pPr>
-      <w:bookmarkStart w:id="23" w:name="_Toc243083414"/>
+      <w:bookmarkStart w:id="23" w:name="_Toc243083885"/>
       <w:r>
         <w:rPr>
           <w:b w:val="0"/>
@@ -9767,7 +9767,7 @@
         <w:keepNext/>
         <w:spacing w:before="120" w:after="80"/>
       </w:pPr>
-      <w:bookmarkStart w:id="24" w:name="_Toc243083415"/>
+      <w:bookmarkStart w:id="24" w:name="_Toc243083886"/>
       <w:r>
         <w:rPr>
           <w:b w:val="0"/>
@@ -10375,7 +10375,7 @@
       <w:pPr>
         <w:pStyle w:val="Ttulo2"/>
       </w:pPr>
-      <w:bookmarkStart w:id="25" w:name="_Toc243083374"/>
+      <w:bookmarkStart w:id="25" w:name="_Toc243083845"/>
       <w:r>
         <w:t>3.2 CONCORDÂNCIA ENTRE OS DOIS MODELOS</w:t>
       </w:r>
@@ -10397,7 +10397,7 @@
       <w:pPr>
         <w:pStyle w:val="Ttulo2"/>
       </w:pPr>
-      <w:bookmarkStart w:id="26" w:name="_Toc243083375"/>
+      <w:bookmarkStart w:id="26" w:name="_Toc243083846"/>
       <w:r>
         <w:t>3.3 REGRA DE ESCOLHA FIXADA DE ANTEMÃO E MODELO PRINCIPAL</w:t>
       </w:r>
@@ -10418,7 +10418,7 @@
       <w:pPr>
         <w:pStyle w:val="Ttulo2"/>
       </w:pPr>
-      <w:bookmarkStart w:id="27" w:name="_Toc243083376"/>
+      <w:bookmarkStart w:id="27" w:name="_Toc243083847"/>
       <w:r>
         <w:t>3.4 VALIDADE DE CONSTRUTO: CONCORDÂNCIA COM AS SUBNOTAS OFICIAIS</w:t>
       </w:r>
@@ -10438,7 +10438,7 @@
         <w:keepNext/>
         <w:spacing w:before="120" w:after="80"/>
       </w:pPr>
-      <w:bookmarkStart w:id="28" w:name="_Toc243083416"/>
+      <w:bookmarkStart w:id="28" w:name="_Toc243083887"/>
       <w:r>
         <w:rPr>
           <w:b w:val="0"/>
@@ -11659,7 +11659,7 @@
       <w:pPr>
         <w:pStyle w:val="Ttulo2"/>
       </w:pPr>
-      <w:bookmarkStart w:id="29" w:name="_Toc243083377"/>
+      <w:bookmarkStart w:id="29" w:name="_Toc243083848"/>
       <w:r>
         <w:t>3.5 CHECAGEM COM UM SEGUNDO MÉTODO DE TÓPICOS E COM UM SEGUNDO ANOTADOR</w:t>
       </w:r>
@@ -11682,7 +11682,7 @@
         <w:keepNext/>
         <w:spacing w:before="120" w:after="80"/>
       </w:pPr>
-      <w:bookmarkStart w:id="30" w:name="_Toc243083417"/>
+      <w:bookmarkStart w:id="30" w:name="_Toc243083888"/>
       <w:r>
         <w:rPr>
           <w:b w:val="0"/>
@@ -12507,7 +12507,7 @@
       <w:pPr>
         <w:pStyle w:val="Ttulo2"/>
       </w:pPr>
-      <w:bookmarkStart w:id="31" w:name="_Toc243083378"/>
+      <w:bookmarkStart w:id="31" w:name="_Toc243083849"/>
       <w:r>
         <w:t>3.6 CLASSIFICAÇÃO DOS ASPECTOS</w:t>
       </w:r>
@@ -12558,7 +12558,7 @@
         <w:keepNext/>
         <w:spacing w:before="120" w:after="80"/>
       </w:pPr>
-      <w:bookmarkStart w:id="32" w:name="_Toc243083418"/>
+      <w:bookmarkStart w:id="32" w:name="_Toc243083889"/>
       <w:r>
         <w:rPr>
           <w:b w:val="0"/>
@@ -14203,7 +14203,7 @@
       <w:pPr>
         <w:pStyle w:val="Ttulo1"/>
       </w:pPr>
-      <w:bookmarkStart w:id="33" w:name="_Toc243083379"/>
+      <w:bookmarkStart w:id="33" w:name="_Toc243083850"/>
       <w:r>
         <w:lastRenderedPageBreak/>
         <w:t>4 O QUE O TEXTO REVELA SOBRE A NOTA</w:t>
@@ -14222,7 +14222,7 @@
       <w:pPr>
         <w:pStyle w:val="Ttulo2"/>
       </w:pPr>
-      <w:bookmarkStart w:id="34" w:name="_Toc243083380"/>
+      <w:bookmarkStart w:id="34" w:name="_Toc243083851"/>
       <w:r>
         <w:t>4.1 IMPORTÂNCIA DOS ASPECTOS</w:t>
       </w:r>
@@ -14272,7 +14272,7 @@
         <w:keepNext/>
         <w:spacing w:before="120" w:after="80"/>
       </w:pPr>
-      <w:bookmarkStart w:id="35" w:name="_Toc243083419"/>
+      <w:bookmarkStart w:id="35" w:name="_Toc243083890"/>
       <w:r>
         <w:rPr>
           <w:b w:val="0"/>
@@ -15265,7 +15265,7 @@
         <w:keepNext/>
         <w:spacing w:before="120" w:after="80"/>
       </w:pPr>
-      <w:bookmarkStart w:id="36" w:name="_Toc243083403"/>
+      <w:bookmarkStart w:id="36" w:name="_Toc243083874"/>
       <w:r>
         <w:rPr>
           <w:b w:val="0"/>
@@ -15363,7 +15363,7 @@
           <w:noProof/>
         </w:rPr>
         <w:drawing>
-          <wp:inline distT="0" distB="0" distL="0" distR="0" wp14:anchorId="3B7C28D2" wp14:editId="2536DE8D">
+          <wp:inline distT="0" distB="0" distL="0" distR="0" wp14:anchorId="5A3086EE" wp14:editId="12B53FCB">
             <wp:extent cx="5472000" cy="3323018"/>
             <wp:effectExtent l="0" t="0" r="0" b="0"/>
             <wp:docPr id="2" name="Picture 2"/>
@@ -15450,7 +15450,7 @@
         <w:keepNext/>
         <w:spacing w:before="120" w:after="80"/>
       </w:pPr>
-      <w:bookmarkStart w:id="37" w:name="_Toc243083420"/>
+      <w:bookmarkStart w:id="37" w:name="_Toc243083891"/>
       <w:r>
         <w:rPr>
           <w:b w:val="0"/>
@@ -16550,7 +16550,7 @@
         <w:keepNext/>
         <w:spacing w:before="120" w:after="80"/>
       </w:pPr>
-      <w:bookmarkStart w:id="38" w:name="_Toc243083421"/>
+      <w:bookmarkStart w:id="38" w:name="_Toc243083892"/>
       <w:r>
         <w:rPr>
           <w:b w:val="0"/>
@@ -17890,7 +17890,7 @@
       <w:pPr>
         <w:pStyle w:val="Ttulo2"/>
       </w:pPr>
-      <w:bookmarkStart w:id="39" w:name="_Toc243083381"/>
+      <w:bookmarkStart w:id="39" w:name="_Toc243083852"/>
       <w:r>
         <w:lastRenderedPageBreak/>
         <w:t>4.2 QUEIXAS E ELOGIOS POR TÓPICO</w:t>
@@ -17923,7 +17923,7 @@
         <w:keepNext/>
         <w:spacing w:before="120" w:after="80"/>
       </w:pPr>
-      <w:bookmarkStart w:id="40" w:name="_Toc243083422"/>
+      <w:bookmarkStart w:id="40" w:name="_Toc243083893"/>
       <w:r>
         <w:rPr>
           <w:b w:val="0"/>
@@ -19153,7 +19153,7 @@
         <w:keepNext/>
         <w:spacing w:before="120" w:after="80"/>
       </w:pPr>
-      <w:bookmarkStart w:id="41" w:name="_Toc243083423"/>
+      <w:bookmarkStart w:id="41" w:name="_Toc243083894"/>
       <w:r>
         <w:rPr>
           <w:b w:val="0"/>
@@ -19878,7 +19878,7 @@
         <w:keepNext/>
         <w:spacing w:before="120" w:after="80"/>
       </w:pPr>
-      <w:bookmarkStart w:id="42" w:name="_Toc243083404"/>
+      <w:bookmarkStart w:id="42" w:name="_Toc243083875"/>
       <w:r>
         <w:rPr>
           <w:b w:val="0"/>
@@ -19949,7 +19949,7 @@
           <w:noProof/>
         </w:rPr>
         <w:drawing>
-          <wp:inline distT="0" distB="0" distL="0" distR="0" wp14:anchorId="4504997E" wp14:editId="5C81618B">
+          <wp:inline distT="0" distB="0" distL="0" distR="0" wp14:anchorId="4E5D055E" wp14:editId="61A3D0F2">
             <wp:extent cx="5472000" cy="5107200"/>
             <wp:effectExtent l="0" t="0" r="0" b="0"/>
             <wp:docPr id="3" name="Picture 3"/>
@@ -20051,7 +20051,7 @@
       <w:pPr>
         <w:pStyle w:val="Ttulo2"/>
       </w:pPr>
-      <w:bookmarkStart w:id="43" w:name="_Toc243083382"/>
+      <w:bookmarkStart w:id="43" w:name="_Toc243083853"/>
       <w:r>
         <w:t>4.3 CUIDADOS DE INTERPRETAÇÃO</w:t>
       </w:r>
@@ -20069,7 +20069,7 @@
       <w:pPr>
         <w:pStyle w:val="Ttulo1"/>
       </w:pPr>
-      <w:bookmarkStart w:id="44" w:name="_Toc243083383"/>
+      <w:bookmarkStart w:id="44" w:name="_Toc243083854"/>
       <w:r>
         <w:lastRenderedPageBreak/>
         <w:t>5 APLICAÇÃO: DIAGNÓSTICO POR ANÚNCIO</w:t>
@@ -20123,7 +20123,7 @@
         <w:keepNext/>
         <w:spacing w:before="120" w:after="80"/>
       </w:pPr>
-      <w:bookmarkStart w:id="45" w:name="_Toc243083405"/>
+      <w:bookmarkStart w:id="45" w:name="_Toc243083876"/>
       <w:r>
         <w:rPr>
           <w:b w:val="0"/>
@@ -20195,7 +20195,7 @@
           <w:noProof/>
         </w:rPr>
         <w:drawing>
-          <wp:inline distT="0" distB="0" distL="0" distR="0" wp14:anchorId="6A880B7A" wp14:editId="002D3C70">
+          <wp:inline distT="0" distB="0" distL="0" distR="0" wp14:anchorId="6493C009" wp14:editId="133AF73C">
             <wp:extent cx="5760000" cy="6926400"/>
             <wp:effectExtent l="0" t="0" r="0" b="0"/>
             <wp:docPr id="4" name="Picture 4"/>
@@ -20246,7 +20246,7 @@
       <w:pPr>
         <w:pStyle w:val="Ttulo2"/>
       </w:pPr>
-      <w:bookmarkStart w:id="46" w:name="_Toc243083384"/>
+      <w:bookmarkStart w:id="46" w:name="_Toc243083855"/>
       <w:r>
         <w:t>5.1 PRODUTO TÉCNICO</w:t>
       </w:r>
@@ -20437,17 +20437,23 @@
         <w:t>Categoria e critérios da CAPES.</w:t>
       </w:r>
       <w:r>
-        <w:t xml:space="preserve"> Na taxonomia geral de produtos técnicos e tecnológicos da CAPES, a ferramenta se enquadra como software ou aplicativo (programa de computador). Esse enquadramento é compatível com a categoria “Software/Aplicativo (Programa de computador)”, prevista na Ficha de Avaliação da Área Interdisciplinar (Área 45) para o quadriênio 2025–2028. O produto consiste em um programa que utiliza as tabelas produzidas pelo estudo para gerar relatórios de diagnóstico por anúncio, destinados ao apoio à gestão de hospedagens. A</w:t>
-      </w:r>
-      <w:r>
-        <w:t xml:space="preserve"> aderência, critério obrigatório, decorre do vínculo com a área de concentração em Sistemas de Engenharia e com a linha de pesquisa Modelagem Computacional. A demanda é espontânea, pois o produto nasceu do problema descrito na </w:t>
+        <w:t xml:space="preserve"> Na taxonomia geral de produtos técnicos e tecnológicos da CAPES </w:t>
+      </w:r>
+      <w:r>
+        <w:t>(CAPES, 2019)</w:t>
+      </w:r>
+      <w:r>
+        <w:t>, a ferramenta se enquadra como software ou aplicativo (programa de computador). Esse enquadramento corresponde à categoria “Software/Aplicativo (Programa de computador)”, que o relatório do grupo de trabalho define como um conjunto de instruções a serem usadas por um computador para obter um determinado resultado, e que consta na Ficha de Avaliação da Área Interdisciplinar (Área 45) para o quadriênio 2025–2028. O produto consiste em um programa que utiliza as tabelas produzidas pelo estudo para gerar relat</w:t>
+      </w:r>
+      <w:r>
+        <w:t xml:space="preserve">órios de diagnóstico por anúncio, destinados ao apoio à gestão de hospedagens. A aderência, critério obrigatório, decorre do vínculo com a área de </w:t>
       </w:r>
       <w:r>
         <w:lastRenderedPageBreak/>
-        <w:t>Introdução, sem solicitação externa. A replicabilidade é possível, porque o código é aberto e os dados de origem são públicos. A inovação resulta da combinação de métodos já estabelecidos (classificadores de sentimento, modelagem de tópicos e decomposição da importância) em um diagnós</w:t>
-      </w:r>
-      <w:r>
-        <w:t>tico por anúncio. O impacto é potencial.</w:t>
+        <w:t xml:space="preserve">concentração em Sistemas de Engenharia e com a linha de pesquisa Modelagem Computacional. A demanda é espontânea, pois o produto nasceu do problema descrito na Introdução, sem solicitação externa. A replicabilidade é possível, porque o código é aberto e os dados de origem são públicos. A inovação resulta da combinação de métodos já estabelecidos (classificadores </w:t>
+      </w:r>
+      <w:r>
+        <w:t>de sentimento, modelagem de tópicos e decomposição da importância) em um diagnóstico por anúncio. O impacto é potencial.</w:t>
       </w:r>
     </w:p>
     <w:p>
@@ -20468,7 +20474,7 @@
       <w:pPr>
         <w:pStyle w:val="Ttulo1"/>
       </w:pPr>
-      <w:bookmarkStart w:id="47" w:name="_Toc243083385"/>
+      <w:bookmarkStart w:id="47" w:name="_Toc243083856"/>
       <w:r>
         <w:lastRenderedPageBreak/>
         <w:t>6 UM ÍNDICE ÚNICO ACRESCENTA ALGO?</w:t>
@@ -20487,7 +20493,7 @@
       <w:pPr>
         <w:pStyle w:val="Ttulo2"/>
       </w:pPr>
-      <w:bookmarkStart w:id="48" w:name="_Toc243083386"/>
+      <w:bookmarkStart w:id="48" w:name="_Toc243083857"/>
       <w:r>
         <w:t>6.1 CONSTRUÇÃO DO ÍNDICE</w:t>
       </w:r>
@@ -20543,7 +20549,7 @@
       <w:pPr>
         <w:pStyle w:val="Ttulo2"/>
       </w:pPr>
-      <w:bookmarkStart w:id="49" w:name="_Toc243083387"/>
+      <w:bookmarkStart w:id="49" w:name="_Toc243083858"/>
       <w:r>
         <w:t>6.2 COMPRESSÃO DA NOTA OFICIAL E REORDENAMENTO</w:t>
       </w:r>
@@ -20563,7 +20569,7 @@
         <w:keepNext/>
         <w:spacing w:before="120" w:after="80"/>
       </w:pPr>
-      <w:bookmarkStart w:id="50" w:name="_Toc243083406"/>
+      <w:bookmarkStart w:id="50" w:name="_Toc243083877"/>
       <w:r>
         <w:rPr>
           <w:b w:val="0"/>
@@ -20643,7 +20649,7 @@
           <w:noProof/>
         </w:rPr>
         <w:drawing>
-          <wp:inline distT="0" distB="0" distL="0" distR="0" wp14:anchorId="6274447D" wp14:editId="21746B45">
+          <wp:inline distT="0" distB="0" distL="0" distR="0" wp14:anchorId="582B63BB" wp14:editId="139DD9D9">
             <wp:extent cx="5472000" cy="2485408"/>
             <wp:effectExtent l="0" t="0" r="0" b="0"/>
             <wp:docPr id="5" name="Picture 5"/>
@@ -20707,7 +20713,7 @@
         <w:keepNext/>
         <w:spacing w:before="120" w:after="80"/>
       </w:pPr>
-      <w:bookmarkStart w:id="51" w:name="_Toc243083424"/>
+      <w:bookmarkStart w:id="51" w:name="_Toc243083895"/>
       <w:r>
         <w:rPr>
           <w:b w:val="0"/>
@@ -21232,7 +21238,7 @@
       <w:pPr>
         <w:pStyle w:val="Ttulo2"/>
       </w:pPr>
-      <w:bookmarkStart w:id="52" w:name="_Toc243083388"/>
+      <w:bookmarkStart w:id="52" w:name="_Toc243083859"/>
       <w:r>
         <w:t>6.3 PODER EXPLICATIVO SOBRE OS ÍNDICES DE VOLUME</w:t>
       </w:r>
@@ -21286,7 +21292,7 @@
         <w:keepNext/>
         <w:spacing w:before="120" w:after="80"/>
       </w:pPr>
-      <w:bookmarkStart w:id="53" w:name="_Toc243083425"/>
+      <w:bookmarkStart w:id="53" w:name="_Toc243083896"/>
       <w:r>
         <w:rPr>
           <w:b w:val="0"/>
@@ -22288,7 +22294,7 @@
       <w:pPr>
         <w:pStyle w:val="Ttulo2"/>
       </w:pPr>
-      <w:bookmarkStart w:id="54" w:name="_Toc243083389"/>
+      <w:bookmarkStart w:id="54" w:name="_Toc243083860"/>
       <w:r>
         <w:lastRenderedPageBreak/>
         <w:t>6.4 MONOTONICIDADE E REORDENAMENTO</w:t>
@@ -22309,7 +22315,7 @@
         <w:keepNext/>
         <w:spacing w:before="120" w:after="80"/>
       </w:pPr>
-      <w:bookmarkStart w:id="55" w:name="_Toc243083426"/>
+      <w:bookmarkStart w:id="55" w:name="_Toc243083897"/>
       <w:r>
         <w:rPr>
           <w:b w:val="0"/>
@@ -23167,7 +23173,7 @@
       <w:pPr>
         <w:pStyle w:val="Ttulo2"/>
       </w:pPr>
-      <w:bookmarkStart w:id="56" w:name="_Toc243083390"/>
+      <w:bookmarkStart w:id="56" w:name="_Toc243083861"/>
       <w:r>
         <w:t>6.5 SENSIBILIDADE</w:t>
       </w:r>
@@ -23211,7 +23217,7 @@
       <w:pPr>
         <w:pStyle w:val="Ttulo2"/>
       </w:pPr>
-      <w:bookmarkStart w:id="57" w:name="_Toc243083391"/>
+      <w:bookmarkStart w:id="57" w:name="_Toc243083862"/>
       <w:r>
         <w:lastRenderedPageBreak/>
         <w:t>6.6 COMO LER O RESULTADO</w:t>
@@ -23233,7 +23239,7 @@
       <w:pPr>
         <w:pStyle w:val="Ttulo1"/>
       </w:pPr>
-      <w:bookmarkStart w:id="58" w:name="_Toc243083392"/>
+      <w:bookmarkStart w:id="58" w:name="_Toc243083863"/>
       <w:r>
         <w:lastRenderedPageBreak/>
         <w:t>7 DISCUSSÃO E LIMITAÇÕES</w:t>
@@ -23244,7 +23250,7 @@
       <w:pPr>
         <w:pStyle w:val="Ttulo2"/>
       </w:pPr>
-      <w:bookmarkStart w:id="59" w:name="_Toc243083393"/>
+      <w:bookmarkStart w:id="59" w:name="_Toc243083864"/>
       <w:r>
         <w:t>7.1 OS RESULTADOS À LUZ DA LITERATURA</w:t>
       </w:r>
@@ -23314,7 +23320,7 @@
       <w:pPr>
         <w:pStyle w:val="Ttulo2"/>
       </w:pPr>
-      <w:bookmarkStart w:id="60" w:name="_Toc243083394"/>
+      <w:bookmarkStart w:id="60" w:name="_Toc243083865"/>
       <w:r>
         <w:t>7.2 IMPLICAÇÕES PARA ANFITRIÕES E EMPRESAS GESTORAS</w:t>
       </w:r>
@@ -23335,7 +23341,7 @@
       <w:pPr>
         <w:pStyle w:val="Ttulo2"/>
       </w:pPr>
-      <w:bookmarkStart w:id="61" w:name="_Toc243083395"/>
+      <w:bookmarkStart w:id="61" w:name="_Toc243083866"/>
       <w:r>
         <w:t>7.3 LIMITAÇÕES</w:t>
       </w:r>
@@ -23420,7 +23426,7 @@
         <w:pStyle w:val="Ttulo1"/>
         <w:jc w:val="center"/>
       </w:pPr>
-      <w:bookmarkStart w:id="62" w:name="_Toc243083396"/>
+      <w:bookmarkStart w:id="62" w:name="_Toc243083867"/>
       <w:r>
         <w:lastRenderedPageBreak/>
         <w:t>CONCLUSÕES</w:t>
@@ -23525,7 +23531,7 @@
         <w:pStyle w:val="Ttulo1"/>
         <w:jc w:val="center"/>
       </w:pPr>
-      <w:bookmarkStart w:id="63" w:name="_Toc243083397"/>
+      <w:bookmarkStart w:id="63" w:name="_Toc243083868"/>
       <w:r>
         <w:lastRenderedPageBreak/>
         <w:t>REFERÊNCIAS</w:t>
@@ -23663,6 +23669,23 @@
         <w:pStyle w:val="Referncia"/>
       </w:pPr>
       <w:r>
+        <w:t xml:space="preserve">CAPES. </w:t>
+      </w:r>
+      <w:r>
+        <w:rPr>
+          <w:b/>
+        </w:rPr>
+        <w:t>Produção técnica: relatório de grupo de trabalho</w:t>
+      </w:r>
+      <w:r>
+        <w:t>. Brasília: CAPES, 2019.</w:t>
+      </w:r>
+    </w:p>
+    <w:p>
+      <w:pPr>
+        <w:pStyle w:val="Referncia"/>
+      </w:pPr>
+      <w:r>
         <w:t xml:space="preserve">CARDIFF NLP. </w:t>
       </w:r>
       <w:r>
@@ -23706,10 +23729,7 @@
         <w:pStyle w:val="Referncia"/>
       </w:pPr>
       <w:r>
-        <w:t>CHENG, Mingming; JIN, Xin.</w:t>
-      </w:r>
-      <w:r>
-        <w:t xml:space="preserve"> What do Airbnb users care about? An analysis of online review comments. </w:t>
+        <w:t xml:space="preserve">CHENG, Mingming; JIN, Xin. What do Airbnb users care about? An analysis of online review comments. </w:t>
       </w:r>
       <w:r>
         <w:rPr>
@@ -23925,7 +23945,10 @@
         <w:pStyle w:val="Referncia"/>
       </w:pPr>
       <w:r>
-        <w:t xml:space="preserve">EFRON, Bradley; MORRIS, Carl. Data Analysis Using Stein's Estimator and its Generalizations. </w:t>
+        <w:t>EFRON, Bradley; MORRIS, Carl.</w:t>
+      </w:r>
+      <w:r>
+        <w:t xml:space="preserve"> Data Analysis Using Stein's Estimator and its Generalizations. </w:t>
       </w:r>
       <w:r>
         <w:rPr>
@@ -23976,10 +23999,7 @@
         <w:pStyle w:val="Referncia"/>
       </w:pPr>
       <w:r>
-        <w:t>FRADKIN, Andrey; GREWAL, Elena; HOLTZ, David.</w:t>
-      </w:r>
-      <w:r>
-        <w:t xml:space="preserve"> Reciprocity and Unveiling in Two-Sided Reputation Systems: Evidence from an Experiment on Airbnb. </w:t>
+        <w:t xml:space="preserve">FRADKIN, Andrey; GREWAL, Elena; HOLTZ, David. Reciprocity and Unveiling in Two-Sided Reputation Systems: Evidence from an Experiment on Airbnb. </w:t>
       </w:r>
       <w:r>
         <w:rPr>
@@ -24022,10 +24042,10 @@
         <w:pStyle w:val="Referncia"/>
       </w:pPr>
       <w:r>
-        <w:t>FÜLLER, Johann; MATZLER, Kurt.</w:t>
-      </w:r>
-      <w:r>
-        <w:t xml:space="preserve"> Customer delight and market segmentation: an application of the three-factor theory of customer satisfaction on life style groups. </w:t>
+        <w:t>FÜLLER, Johann; MATZLER, Kurt</w:t>
+      </w:r>
+      <w:r>
+        <w:t xml:space="preserve">. Customer delight and market segmentation: an application of the three-factor theory of customer satisfaction on life style groups. </w:t>
       </w:r>
       <w:r>
         <w:rPr>
@@ -24843,7 +24863,7 @@
         <w:pStyle w:val="Ttulo1"/>
         <w:jc w:val="center"/>
       </w:pPr>
-      <w:bookmarkStart w:id="64" w:name="_Toc243083398"/>
+      <w:bookmarkStart w:id="64" w:name="_Toc243083869"/>
       <w:r>
         <w:lastRenderedPageBreak/>
         <w:t>APÊNDICE A – REGISTRO DATADO DA REGRA DE ESCOLHA DO MODELO PRINCIPAL</w:t>
@@ -24908,7 +24928,7 @@
         <w:keepNext/>
         <w:spacing w:before="120" w:after="80"/>
       </w:pPr>
-      <w:bookmarkStart w:id="65" w:name="_Toc243083427"/>
+      <w:bookmarkStart w:id="65" w:name="_Toc243083898"/>
       <w:r>
         <w:rPr>
           <w:b w:val="0"/>
@@ -25452,7 +25472,7 @@
         <w:pStyle w:val="Ttulo1"/>
         <w:jc w:val="center"/>
       </w:pPr>
-      <w:bookmarkStart w:id="66" w:name="_Toc243083399"/>
+      <w:bookmarkStart w:id="66" w:name="_Toc243083870"/>
       <w:r>
         <w:lastRenderedPageBreak/>
         <w:t>APÊNDICE B – RELATÓRIOS DE DIAGNÓSTICO DOS TRÊS EXEMPLOS</w:t>
@@ -25473,7 +25493,7 @@
         <w:keepNext/>
         <w:spacing w:before="120" w:after="80"/>
       </w:pPr>
-      <w:bookmarkStart w:id="67" w:name="_Toc243083407"/>
+      <w:bookmarkStart w:id="67" w:name="_Toc243083878"/>
       <w:r>
         <w:rPr>
           <w:b w:val="0"/>
@@ -25552,7 +25572,7 @@
           <w:noProof/>
         </w:rPr>
         <w:drawing>
-          <wp:inline distT="0" distB="0" distL="0" distR="0" wp14:anchorId="0A440199" wp14:editId="6DFE01A7">
+          <wp:inline distT="0" distB="0" distL="0" distR="0" wp14:anchorId="29BB164D" wp14:editId="095351DB">
             <wp:extent cx="5760000" cy="5348160"/>
             <wp:effectExtent l="0" t="0" r="0" b="0"/>
             <wp:docPr id="6" name="Picture 6"/>
@@ -25605,7 +25625,7 @@
         <w:keepNext/>
         <w:spacing w:before="120" w:after="80"/>
       </w:pPr>
-      <w:bookmarkStart w:id="68" w:name="_Toc243083408"/>
+      <w:bookmarkStart w:id="68" w:name="_Toc243083879"/>
       <w:r>
         <w:rPr>
           <w:b w:val="0"/>
@@ -25677,7 +25697,7 @@
           <w:noProof/>
         </w:rPr>
         <w:drawing>
-          <wp:inline distT="0" distB="0" distL="0" distR="0" wp14:anchorId="449250EA" wp14:editId="3C36F48E">
+          <wp:inline distT="0" distB="0" distL="0" distR="0" wp14:anchorId="5C77F5C8" wp14:editId="011CCE7B">
             <wp:extent cx="5760000" cy="4708800"/>
             <wp:effectExtent l="0" t="0" r="0" b="0"/>
             <wp:docPr id="7" name="Picture 7"/>
@@ -25730,7 +25750,7 @@
         <w:keepNext/>
         <w:spacing w:before="120" w:after="80"/>
       </w:pPr>
-      <w:bookmarkStart w:id="69" w:name="_Toc243083409"/>
+      <w:bookmarkStart w:id="69" w:name="_Toc243083880"/>
       <w:r>
         <w:rPr>
           <w:b w:val="0"/>
@@ -25802,7 +25822,7 @@
           <w:noProof/>
         </w:rPr>
         <w:drawing>
-          <wp:inline distT="0" distB="0" distL="0" distR="0" wp14:anchorId="2350B35F" wp14:editId="69FDF76F">
+          <wp:inline distT="0" distB="0" distL="0" distR="0" wp14:anchorId="4929E979" wp14:editId="67EEA7EA">
             <wp:extent cx="5760000" cy="6926400"/>
             <wp:effectExtent l="0" t="0" r="0" b="0"/>
             <wp:docPr id="8" name="Picture 8"/>
@@ -25855,7 +25875,7 @@
         <w:keepNext/>
         <w:spacing w:before="120" w:after="80"/>
       </w:pPr>
-      <w:bookmarkStart w:id="70" w:name="_Toc243083410"/>
+      <w:bookmarkStart w:id="70" w:name="_Toc243083881"/>
       <w:r>
         <w:rPr>
           <w:b w:val="0"/>
@@ -25935,7 +25955,7 @@
           <w:noProof/>
         </w:rPr>
         <w:drawing>
-          <wp:inline distT="0" distB="0" distL="0" distR="0" wp14:anchorId="4F0A58CE" wp14:editId="5AFDBDDC">
+          <wp:inline distT="0" distB="0" distL="0" distR="0" wp14:anchorId="49ACA2F6" wp14:editId="7EF480DE">
             <wp:extent cx="5760000" cy="3729600"/>
             <wp:effectExtent l="0" t="0" r="0" b="0"/>
             <wp:docPr id="9" name="Picture 9"/>
@@ -25988,7 +26008,7 @@
         <w:keepNext/>
         <w:spacing w:before="120" w:after="80"/>
       </w:pPr>
-      <w:bookmarkStart w:id="71" w:name="_Toc243083411"/>
+      <w:bookmarkStart w:id="71" w:name="_Toc243083882"/>
       <w:r>
         <w:rPr>
           <w:b w:val="0"/>
@@ -26060,7 +26080,7 @@
           <w:noProof/>
         </w:rPr>
         <w:drawing>
-          <wp:inline distT="0" distB="0" distL="0" distR="0" wp14:anchorId="536997C2" wp14:editId="14EFCA77">
+          <wp:inline distT="0" distB="0" distL="0" distR="0" wp14:anchorId="0500CC1F" wp14:editId="0AA38453">
             <wp:extent cx="5760000" cy="5785920"/>
             <wp:effectExtent l="0" t="0" r="0" b="0"/>
             <wp:docPr id="10" name="Picture 10"/>
@@ -26113,7 +26133,7 @@
         <w:keepNext/>
         <w:spacing w:before="120" w:after="80"/>
       </w:pPr>
-      <w:bookmarkStart w:id="72" w:name="_Toc243083412"/>
+      <w:bookmarkStart w:id="72" w:name="_Toc243083883"/>
       <w:r>
         <w:rPr>
           <w:b w:val="0"/>
@@ -26185,7 +26205,7 @@
           <w:noProof/>
         </w:rPr>
         <w:drawing>
-          <wp:inline distT="0" distB="0" distL="0" distR="0" wp14:anchorId="4E36FAAA" wp14:editId="2E3B37E1">
+          <wp:inline distT="0" distB="0" distL="0" distR="0" wp14:anchorId="3E182D6F" wp14:editId="4093C787">
             <wp:extent cx="5760000" cy="3729600"/>
             <wp:effectExtent l="0" t="0" r="0" b="0"/>
             <wp:docPr id="11" name="Picture 11"/>
@@ -26237,7 +26257,7 @@
         <w:pStyle w:val="Ttulo1"/>
         <w:jc w:val="center"/>
       </w:pPr>
-      <w:bookmarkStart w:id="73" w:name="_Toc243083400"/>
+      <w:bookmarkStart w:id="73" w:name="_Toc243083871"/>
       <w:r>
         <w:lastRenderedPageBreak/>
         <w:t>APÊNDICE C – ESTRATÉGIAS DE BUSCA BIBLIOGRÁFICA</w:t>
@@ -26258,7 +26278,7 @@
         <w:keepNext/>
         <w:spacing w:before="120" w:after="80"/>
       </w:pPr>
-      <w:bookmarkStart w:id="74" w:name="_Toc243083428"/>
+      <w:bookmarkStart w:id="74" w:name="_Toc243083899"/>
       <w:r>
         <w:rPr>
           <w:b w:val="0"/>
@@ -27195,7 +27215,7 @@
         <w:pStyle w:val="Ttulo1"/>
         <w:jc w:val="center"/>
       </w:pPr>
-      <w:bookmarkStart w:id="75" w:name="_Toc243083401"/>
+      <w:bookmarkStart w:id="75" w:name="_Toc243083872"/>
       <w:r>
         <w:lastRenderedPageBreak/>
         <w:t xml:space="preserve">APÊNDICE D – GANHO DE </w:t>
@@ -27231,7 +27251,7 @@
         <w:keepNext/>
         <w:spacing w:before="120" w:after="80"/>
       </w:pPr>
-      <w:bookmarkStart w:id="76" w:name="_Toc243083429"/>
+      <w:bookmarkStart w:id="76" w:name="_Toc243083900"/>
       <w:r>
         <w:rPr>
           <w:b w:val="0"/>
@@ -29376,31 +29396,31 @@
       </w:rPr>
     </w:lvl>
   </w:abstractNum>
-  <w:num w:numId="1" w16cid:durableId="2061590716">
+  <w:num w:numId="1" w16cid:durableId="1717967800">
     <w:abstractNumId w:val="8"/>
   </w:num>
-  <w:num w:numId="2" w16cid:durableId="1632634619">
+  <w:num w:numId="2" w16cid:durableId="1298148737">
     <w:abstractNumId w:val="6"/>
   </w:num>
-  <w:num w:numId="3" w16cid:durableId="2041583033">
+  <w:num w:numId="3" w16cid:durableId="1814443041">
     <w:abstractNumId w:val="5"/>
   </w:num>
-  <w:num w:numId="4" w16cid:durableId="244413309">
+  <w:num w:numId="4" w16cid:durableId="1434981959">
     <w:abstractNumId w:val="4"/>
   </w:num>
-  <w:num w:numId="5" w16cid:durableId="1488471170">
+  <w:num w:numId="5" w16cid:durableId="954024363">
     <w:abstractNumId w:val="7"/>
   </w:num>
-  <w:num w:numId="6" w16cid:durableId="1079711288">
+  <w:num w:numId="6" w16cid:durableId="136651707">
     <w:abstractNumId w:val="3"/>
   </w:num>
-  <w:num w:numId="7" w16cid:durableId="278806398">
+  <w:num w:numId="7" w16cid:durableId="968587418">
     <w:abstractNumId w:val="2"/>
   </w:num>
-  <w:num w:numId="8" w16cid:durableId="1365986081">
+  <w:num w:numId="8" w16cid:durableId="1615284553">
     <w:abstractNumId w:val="1"/>
   </w:num>
-  <w:num w:numId="9" w16cid:durableId="1241256449">
+  <w:num w:numId="9" w16cid:durableId="246233656">
     <w:abstractNumId w:val="0"/>
   </w:num>
 </w:numbering>
@@ -40824,14 +40844,14 @@
     <w:next w:val="Normal"/>
     <w:uiPriority w:val="99"/>
     <w:unhideWhenUsed/>
-    <w:rsid w:val="00324579"/>
+    <w:rsid w:val="00DF5DF4"/>
   </w:style>
   <w:style w:type="character" w:styleId="Hyperlink">
     <w:name w:val="Hyperlink"/>
     <w:basedOn w:val="Fontepargpadro"/>
     <w:uiPriority w:val="99"/>
     <w:unhideWhenUsed/>
-    <w:rsid w:val="00324579"/>
+    <w:rsid w:val="00DF5DF4"/>
     <w:rPr>
       <w:color w:val="0000FF" w:themeColor="hyperlink"/>
       <w:u w:val="single"/>
@@ -40844,7 +40864,7 @@
     <w:autoRedefine/>
     <w:uiPriority w:val="39"/>
     <w:unhideWhenUsed/>
-    <w:rsid w:val="00324579"/>
+    <w:rsid w:val="00DF5DF4"/>
     <w:pPr>
       <w:spacing w:after="100"/>
     </w:pPr>
@@ -40856,7 +40876,7 @@
     <w:autoRedefine/>
     <w:uiPriority w:val="39"/>
     <w:unhideWhenUsed/>
-    <w:rsid w:val="00324579"/>
+    <w:rsid w:val="00DF5DF4"/>
     <w:pPr>
       <w:spacing w:after="100"/>
       <w:ind w:left="240"/>
